--- a/docs/IDB201_Academic_Emphasis_Brief.docx
+++ b/docs/IDB201_Academic_Emphasis_Brief.docx
@@ -756,7 +756,7 @@
                 <w:sz w:val="18"/>
                 <w:szCs w:val="18"/>
               </w:rPr>
-              <w:t xml:space="preserve">9 CLOs; </w:t>
+              <w:t xml:space="preserve">8 CLOs (one per row of the template); </w:t>
             </w:r>
             <w:r>
               <w:rPr>
@@ -766,14 +766,14 @@
                 <w:szCs w:val="18"/>
                 <w:shd w:fill="FFE699" w:color="auto" w:val="clear"/>
               </w:rPr>
-              <w:t xml:space="preserve">6 of 9 at the Analyze level or above</w:t>
-            </w:r>
-            <w:r>
-              <w:rPr>
-                <w:sz w:val="18"/>
-                <w:szCs w:val="18"/>
-              </w:rPr>
-              <w:t xml:space="preserve"> (Bloom)</w:t>
+              <w:t xml:space="preserve">6 of 8 at the Analyze level or above</w:t>
+            </w:r>
+            <w:r>
+              <w:rPr>
+                <w:sz w:val="18"/>
+                <w:szCs w:val="18"/>
+              </w:rPr>
+              <w:t xml:space="preserve"> (Bloom); CLO8 is a dedicated research outcome</w:t>
             </w:r>
           </w:p>
         </w:tc>
@@ -3105,7 +3105,7 @@
                 <w:sz w:val="18"/>
                 <w:szCs w:val="18"/>
               </w:rPr>
-              <w:t xml:space="preserve">CLO3</w:t>
+              <w:t xml:space="preserve">CLO2</w:t>
             </w:r>
           </w:p>
         </w:tc>
@@ -3263,7 +3263,7 @@
                 <w:sz w:val="18"/>
                 <w:szCs w:val="18"/>
               </w:rPr>
-              <w:t xml:space="preserve">CLO4</w:t>
+              <w:t xml:space="preserve">CLO3</w:t>
             </w:r>
           </w:p>
         </w:tc>
@@ -3421,7 +3421,7 @@
                 <w:sz w:val="18"/>
                 <w:szCs w:val="18"/>
               </w:rPr>
-              <w:t xml:space="preserve">CLO5</w:t>
+              <w:t xml:space="preserve">CLO4</w:t>
             </w:r>
           </w:p>
         </w:tc>
@@ -3579,7 +3579,7 @@
                 <w:sz w:val="18"/>
                 <w:szCs w:val="18"/>
               </w:rPr>
-              <w:t xml:space="preserve">CLO5</w:t>
+              <w:t xml:space="preserve">CLO4</w:t>
             </w:r>
           </w:p>
         </w:tc>
@@ -3744,7 +3744,7 @@
                 <w:sz w:val="18"/>
                 <w:szCs w:val="18"/>
               </w:rPr>
-              <w:t xml:space="preserve">CLO5</w:t>
+              <w:t xml:space="preserve">CLO4</w:t>
             </w:r>
           </w:p>
         </w:tc>
@@ -3902,7 +3902,7 @@
                 <w:sz w:val="18"/>
                 <w:szCs w:val="18"/>
               </w:rPr>
-              <w:t xml:space="preserve">CLO6</w:t>
+              <w:t xml:space="preserve">CLO5</w:t>
             </w:r>
           </w:p>
         </w:tc>
@@ -4060,7 +4060,7 @@
                 <w:sz w:val="18"/>
                 <w:szCs w:val="18"/>
               </w:rPr>
-              <w:t xml:space="preserve">CLO7</w:t>
+              <w:t xml:space="preserve">CLO6</w:t>
             </w:r>
           </w:p>
         </w:tc>
@@ -4218,7 +4218,7 @@
                 <w:sz w:val="18"/>
                 <w:szCs w:val="18"/>
               </w:rPr>
-              <w:t xml:space="preserve">CLO8</w:t>
+              <w:t xml:space="preserve">CLO7</w:t>
             </w:r>
           </w:p>
         </w:tc>
@@ -5018,7 +5018,7 @@
         <w:pStyle w:val="Heading1"/>
       </w:pPr>
       <w:r>
-        <w:t xml:space="preserve">4. Course learning outcomes</w:t>
+        <w:t xml:space="preserve">4. Course learning outcomes (CLOs)</w:t>
       </w:r>
     </w:p>
     <w:p>
@@ -5026,7 +5026,47 @@
         <w:spacing w:after="120"/>
       </w:pPr>
       <w:r>
-        <w:t xml:space="preserve">Nine CLOs are proposed. Six of them are at the </w:t>
+        <w:t xml:space="preserve">Eight CLOs are proposed, one for each CLO row of the university template. They were derived from four sources: the </w:t>
+      </w:r>
+      <w:r>
+        <w:rPr>
+          <w:b/>
+          <w:bCs/>
+        </w:rPr>
+        <w:t xml:space="preserve">official course description</w:t>
+      </w:r>
+      <w:r>
+        <w:t xml:space="preserve"> (Appendix 2(d)), the </w:t>
+      </w:r>
+      <w:r>
+        <w:rPr>
+          <w:b/>
+          <w:bCs/>
+        </w:rPr>
+        <w:t xml:space="preserve">two textbooks</w:t>
+      </w:r>
+      <w:r>
+        <w:t xml:space="preserve">, the </w:t>
+      </w:r>
+      <w:r>
+        <w:rPr>
+          <w:b/>
+          <w:bCs/>
+        </w:rPr>
+        <w:t xml:space="preserve">courses of the 9-semester BCS_AD program that build on IDB201</w:t>
+      </w:r>
+      <w:r>
+        <w:t xml:space="preserve">, and the </w:t>
+      </w:r>
+      <w:r>
+        <w:rPr>
+          <w:b/>
+          <w:bCs/>
+        </w:rPr>
+        <w:t xml:space="preserve">academic orientation</w:t>
+      </w:r>
+      <w:r>
+        <w:t xml:space="preserve"> of the honors classes. Six of the eight are at the </w:t>
       </w:r>
       <w:r>
         <w:rPr>
@@ -5036,7 +5076,15 @@
         <w:t xml:space="preserve">Analyze level or above</w:t>
       </w:r>
       <w:r>
-        <w:t xml:space="preserve">, and CLO9 is a dedicated research outcome. Shaded rows are the outcomes that express the academic orientation most directly.</w:t>
+        <w:t xml:space="preserve">, and CLO8 is a dedicated research outcome.</w:t>
+      </w:r>
+    </w:p>
+    <w:p>
+      <w:pPr>
+        <w:pStyle w:val="Heading2"/>
+      </w:pPr>
+      <w:r>
+        <w:t xml:space="preserve">4.1 CLO statements</w:t>
       </w:r>
     </w:p>
     <w:tbl>
@@ -5052,8 +5100,9 @@
         </w:tblBorders>
       </w:tblPr>
       <w:tblGrid>
-        <w:gridCol w:w="900"/>
-        <w:gridCol w:w="6726"/>
+        <w:gridCol w:w="800"/>
+        <w:gridCol w:w="5626"/>
+        <w:gridCol w:w="1200"/>
         <w:gridCol w:w="1400"/>
       </w:tblGrid>
       <w:tr>
@@ -5062,7 +5111,7 @@
         </w:trPr>
         <w:tc>
           <w:tcPr>
-            <w:tcW w:type="dxa" w:w="900"/>
+            <w:tcW w:type="dxa" w:w="800"/>
             <w:tcBorders>
               <w:top w:val="single" w:color="A6A6A6" w:sz="4"/>
               <w:left w:val="single" w:color="A6A6A6" w:sz="4"/>
@@ -5095,7 +5144,7 @@
         </w:tc>
         <w:tc>
           <w:tcPr>
-            <w:tcW w:type="dxa" w:w="6726"/>
+            <w:tcW w:type="dxa" w:w="5626"/>
             <w:tcBorders>
               <w:top w:val="single" w:color="A6A6A6" w:sz="4"/>
               <w:left w:val="single" w:color="A6A6A6" w:sz="4"/>
@@ -5128,7 +5177,7 @@
         </w:tc>
         <w:tc>
           <w:tcPr>
-            <w:tcW w:type="dxa" w:w="1400"/>
+            <w:tcW w:type="dxa" w:w="1200"/>
             <w:tcBorders>
               <w:top w:val="single" w:color="A6A6A6" w:sz="4"/>
               <w:left w:val="single" w:color="A6A6A6" w:sz="4"/>
@@ -5159,11 +5208,44 @@
             </w:r>
           </w:p>
         </w:tc>
+        <w:tc>
+          <w:tcPr>
+            <w:tcW w:type="dxa" w:w="1400"/>
+            <w:tcBorders>
+              <w:top w:val="single" w:color="A6A6A6" w:sz="4"/>
+              <w:left w:val="single" w:color="A6A6A6" w:sz="4"/>
+              <w:bottom w:val="single" w:color="A6A6A6" w:sz="4"/>
+              <w:right w:val="single" w:color="A6A6A6" w:sz="4"/>
+            </w:tcBorders>
+            <w:shd w:fill="1F4E79" w:color="auto" w:val="clear"/>
+            <w:tcMar>
+              <w:top w:type="dxa" w:w="60"/>
+              <w:left w:type="dxa" w:w="100"/>
+              <w:bottom w:type="dxa" w:w="60"/>
+              <w:right w:type="dxa" w:w="100"/>
+            </w:tcMar>
+          </w:tcPr>
+          <w:p>
+            <w:pPr>
+              <w:spacing w:after="40"/>
+            </w:pPr>
+            <w:r>
+              <w:rPr>
+                <w:b/>
+                <w:bCs/>
+                <w:color w:val="FFFFFF"/>
+                <w:sz w:val="18"/>
+                <w:szCs w:val="18"/>
+              </w:rPr>
+              <w:t xml:space="preserve">Chapters</w:t>
+            </w:r>
+          </w:p>
+        </w:tc>
       </w:tr>
       <w:tr>
         <w:tc>
           <w:tcPr>
-            <w:tcW w:type="dxa" w:w="900"/>
+            <w:tcW w:type="dxa" w:w="800"/>
             <w:tcBorders>
               <w:top w:val="single" w:color="A6A6A6" w:sz="4"/>
               <w:left w:val="single" w:color="A6A6A6" w:sz="4"/>
@@ -5192,30 +5274,59 @@
         </w:tc>
         <w:tc>
           <w:tcPr>
-            <w:tcW w:type="dxa" w:w="6726"/>
-            <w:tcBorders>
-              <w:top w:val="single" w:color="A6A6A6" w:sz="4"/>
-              <w:left w:val="single" w:color="A6A6A6" w:sz="4"/>
-              <w:bottom w:val="single" w:color="A6A6A6" w:sz="4"/>
-              <w:right w:val="single" w:color="A6A6A6" w:sz="4"/>
-            </w:tcBorders>
-            <w:tcMar>
-              <w:top w:type="dxa" w:w="60"/>
-              <w:left w:type="dxa" w:w="100"/>
-              <w:bottom w:type="dxa" w:w="60"/>
-              <w:right w:type="dxa" w:w="100"/>
-            </w:tcMar>
-          </w:tcPr>
-          <w:p>
-            <w:pPr>
-              <w:spacing w:after="40"/>
-            </w:pPr>
-            <w:r>
-              <w:rPr>
-                <w:sz w:val="18"/>
-                <w:szCs w:val="18"/>
-              </w:rPr>
-              <w:t xml:space="preserve">Explain the fundamental concepts of database systems and trace how they arose from the research literature.</w:t>
+            <w:tcW w:type="dxa" w:w="5626"/>
+            <w:tcBorders>
+              <w:top w:val="single" w:color="A6A6A6" w:sz="4"/>
+              <w:left w:val="single" w:color="A6A6A6" w:sz="4"/>
+              <w:bottom w:val="single" w:color="A6A6A6" w:sz="4"/>
+              <w:right w:val="single" w:color="A6A6A6" w:sz="4"/>
+            </w:tcBorders>
+            <w:tcMar>
+              <w:top w:type="dxa" w:w="60"/>
+              <w:left w:type="dxa" w:w="100"/>
+              <w:bottom w:type="dxa" w:w="60"/>
+              <w:right w:type="dxa" w:w="100"/>
+            </w:tcMar>
+          </w:tcPr>
+          <w:p>
+            <w:pPr>
+              <w:spacing w:after="40"/>
+            </w:pPr>
+            <w:r>
+              <w:rPr>
+                <w:sz w:val="18"/>
+                <w:szCs w:val="18"/>
+              </w:rPr>
+              <w:t xml:space="preserve">Explain the fundamental concepts of database systems (data models, schemas and instances, the three-schema architecture, data independence, DBMS components) and relate them to the research contributions that introduced them.</w:t>
+            </w:r>
+          </w:p>
+        </w:tc>
+        <w:tc>
+          <w:tcPr>
+            <w:tcW w:type="dxa" w:w="1200"/>
+            <w:tcBorders>
+              <w:top w:val="single" w:color="A6A6A6" w:sz="4"/>
+              <w:left w:val="single" w:color="A6A6A6" w:sz="4"/>
+              <w:bottom w:val="single" w:color="A6A6A6" w:sz="4"/>
+              <w:right w:val="single" w:color="A6A6A6" w:sz="4"/>
+            </w:tcBorders>
+            <w:tcMar>
+              <w:top w:type="dxa" w:w="60"/>
+              <w:left w:type="dxa" w:w="100"/>
+              <w:bottom w:type="dxa" w:w="60"/>
+              <w:right w:type="dxa" w:w="100"/>
+            </w:tcMar>
+          </w:tcPr>
+          <w:p>
+            <w:pPr>
+              <w:spacing w:after="40"/>
+            </w:pPr>
+            <w:r>
+              <w:rPr>
+                <w:sz w:val="18"/>
+                <w:szCs w:val="18"/>
+              </w:rPr>
+              <w:t xml:space="preserve">Understand</w:t>
             </w:r>
           </w:p>
         </w:tc>
@@ -5244,7 +5355,7 @@
                 <w:sz w:val="18"/>
                 <w:szCs w:val="18"/>
               </w:rPr>
-              <w:t xml:space="preserve">Understand</w:t>
+              <w:t xml:space="preserve">1</w:t>
             </w:r>
           </w:p>
         </w:tc>
@@ -5252,13 +5363,14 @@
       <w:tr>
         <w:tc>
           <w:tcPr>
-            <w:tcW w:type="dxa" w:w="900"/>
-            <w:tcBorders>
-              <w:top w:val="single" w:color="A6A6A6" w:sz="4"/>
-              <w:left w:val="single" w:color="A6A6A6" w:sz="4"/>
-              <w:bottom w:val="single" w:color="A6A6A6" w:sz="4"/>
-              <w:right w:val="single" w:color="A6A6A6" w:sz="4"/>
-            </w:tcBorders>
+            <w:tcW w:type="dxa" w:w="800"/>
+            <w:tcBorders>
+              <w:top w:val="single" w:color="A6A6A6" w:sz="4"/>
+              <w:left w:val="single" w:color="A6A6A6" w:sz="4"/>
+              <w:bottom w:val="single" w:color="A6A6A6" w:sz="4"/>
+              <w:right w:val="single" w:color="A6A6A6" w:sz="4"/>
+            </w:tcBorders>
+            <w:shd w:fill="FFF2CC" w:color="auto" w:val="clear"/>
             <w:tcMar>
               <w:top w:type="dxa" w:w="60"/>
               <w:left w:type="dxa" w:w="100"/>
@@ -5281,30 +5393,61 @@
         </w:tc>
         <w:tc>
           <w:tcPr>
-            <w:tcW w:type="dxa" w:w="6726"/>
-            <w:tcBorders>
-              <w:top w:val="single" w:color="A6A6A6" w:sz="4"/>
-              <w:left w:val="single" w:color="A6A6A6" w:sz="4"/>
-              <w:bottom w:val="single" w:color="A6A6A6" w:sz="4"/>
-              <w:right w:val="single" w:color="A6A6A6" w:sz="4"/>
-            </w:tcBorders>
-            <w:tcMar>
-              <w:top w:type="dxa" w:w="60"/>
-              <w:left w:type="dxa" w:w="100"/>
-              <w:bottom w:type="dxa" w:w="60"/>
-              <w:right w:type="dxa" w:w="100"/>
-            </w:tcMar>
-          </w:tcPr>
-          <w:p>
-            <w:pPr>
-              <w:spacing w:after="40"/>
-            </w:pPr>
-            <w:r>
-              <w:rPr>
-                <w:sz w:val="18"/>
-                <w:szCs w:val="18"/>
-              </w:rPr>
-              <w:t xml:space="preserve">Design ER models, compare design alternatives, and identify constraints the ER model cannot express.</w:t>
+            <w:tcW w:type="dxa" w:w="5626"/>
+            <w:tcBorders>
+              <w:top w:val="single" w:color="A6A6A6" w:sz="4"/>
+              <w:left w:val="single" w:color="A6A6A6" w:sz="4"/>
+              <w:bottom w:val="single" w:color="A6A6A6" w:sz="4"/>
+              <w:right w:val="single" w:color="A6A6A6" w:sz="4"/>
+            </w:tcBorders>
+            <w:shd w:fill="FFF2CC" w:color="auto" w:val="clear"/>
+            <w:tcMar>
+              <w:top w:type="dxa" w:w="60"/>
+              <w:left w:type="dxa" w:w="100"/>
+              <w:bottom w:type="dxa" w:w="60"/>
+              <w:right w:type="dxa" w:w="100"/>
+            </w:tcMar>
+          </w:tcPr>
+          <w:p>
+            <w:pPr>
+              <w:spacing w:after="40"/>
+            </w:pPr>
+            <w:r>
+              <w:rPr>
+                <w:sz w:val="18"/>
+                <w:szCs w:val="18"/>
+              </w:rPr>
+              <w:t xml:space="preserve">Design a database from requirements: build an Entity-Relationship model, justify design alternatives, and map it to a relational schema whose keys and integrity constraints are specified precisely, including as logical statements.</w:t>
+            </w:r>
+          </w:p>
+        </w:tc>
+        <w:tc>
+          <w:tcPr>
+            <w:tcW w:type="dxa" w:w="1200"/>
+            <w:tcBorders>
+              <w:top w:val="single" w:color="A6A6A6" w:sz="4"/>
+              <w:left w:val="single" w:color="A6A6A6" w:sz="4"/>
+              <w:bottom w:val="single" w:color="A6A6A6" w:sz="4"/>
+              <w:right w:val="single" w:color="A6A6A6" w:sz="4"/>
+            </w:tcBorders>
+            <w:shd w:fill="FFF2CC" w:color="auto" w:val="clear"/>
+            <w:tcMar>
+              <w:top w:type="dxa" w:w="60"/>
+              <w:left w:type="dxa" w:w="100"/>
+              <w:bottom w:type="dxa" w:w="60"/>
+              <w:right w:type="dxa" w:w="100"/>
+            </w:tcMar>
+          </w:tcPr>
+          <w:p>
+            <w:pPr>
+              <w:spacing w:after="40"/>
+            </w:pPr>
+            <w:r>
+              <w:rPr>
+                <w:sz w:val="18"/>
+                <w:szCs w:val="18"/>
+              </w:rPr>
+              <w:t xml:space="preserve">Create</w:t>
             </w:r>
           </w:p>
         </w:tc>
@@ -5317,23 +5460,24 @@
               <w:bottom w:val="single" w:color="A6A6A6" w:sz="4"/>
               <w:right w:val="single" w:color="A6A6A6" w:sz="4"/>
             </w:tcBorders>
-            <w:tcMar>
-              <w:top w:type="dxa" w:w="60"/>
-              <w:left w:type="dxa" w:w="100"/>
-              <w:bottom w:type="dxa" w:w="60"/>
-              <w:right w:type="dxa" w:w="100"/>
-            </w:tcMar>
-          </w:tcPr>
-          <w:p>
-            <w:pPr>
-              <w:spacing w:after="40"/>
-            </w:pPr>
-            <w:r>
-              <w:rPr>
-                <w:sz w:val="18"/>
-                <w:szCs w:val="18"/>
-              </w:rPr>
-              <w:t xml:space="preserve">Create</w:t>
+            <w:shd w:fill="FFF2CC" w:color="auto" w:val="clear"/>
+            <w:tcMar>
+              <w:top w:type="dxa" w:w="60"/>
+              <w:left w:type="dxa" w:w="100"/>
+              <w:bottom w:type="dxa" w:w="60"/>
+              <w:right w:type="dxa" w:w="100"/>
+            </w:tcMar>
+          </w:tcPr>
+          <w:p>
+            <w:pPr>
+              <w:spacing w:after="40"/>
+            </w:pPr>
+            <w:r>
+              <w:rPr>
+                <w:sz w:val="18"/>
+                <w:szCs w:val="18"/>
+              </w:rPr>
+              <w:t xml:space="preserve">2, 3, 5</w:t>
             </w:r>
           </w:p>
         </w:tc>
@@ -5341,13 +5485,14 @@
       <w:tr>
         <w:tc>
           <w:tcPr>
-            <w:tcW w:type="dxa" w:w="900"/>
-            <w:tcBorders>
-              <w:top w:val="single" w:color="A6A6A6" w:sz="4"/>
-              <w:left w:val="single" w:color="A6A6A6" w:sz="4"/>
-              <w:bottom w:val="single" w:color="A6A6A6" w:sz="4"/>
-              <w:right w:val="single" w:color="A6A6A6" w:sz="4"/>
-            </w:tcBorders>
+            <w:tcW w:type="dxa" w:w="800"/>
+            <w:tcBorders>
+              <w:top w:val="single" w:color="A6A6A6" w:sz="4"/>
+              <w:left w:val="single" w:color="A6A6A6" w:sz="4"/>
+              <w:bottom w:val="single" w:color="A6A6A6" w:sz="4"/>
+              <w:right w:val="single" w:color="A6A6A6" w:sz="4"/>
+            </w:tcBorders>
+            <w:shd w:fill="FFF2CC" w:color="auto" w:val="clear"/>
             <w:tcMar>
               <w:top w:type="dxa" w:w="60"/>
               <w:left w:type="dxa" w:w="100"/>
@@ -5370,30 +5515,61 @@
         </w:tc>
         <w:tc>
           <w:tcPr>
-            <w:tcW w:type="dxa" w:w="6726"/>
-            <w:tcBorders>
-              <w:top w:val="single" w:color="A6A6A6" w:sz="4"/>
-              <w:left w:val="single" w:color="A6A6A6" w:sz="4"/>
-              <w:bottom w:val="single" w:color="A6A6A6" w:sz="4"/>
-              <w:right w:val="single" w:color="A6A6A6" w:sz="4"/>
-            </w:tcBorders>
-            <w:tcMar>
-              <w:top w:type="dxa" w:w="60"/>
-              <w:left w:type="dxa" w:w="100"/>
-              <w:bottom w:type="dxa" w:w="60"/>
-              <w:right w:type="dxa" w:w="100"/>
-            </w:tcMar>
-          </w:tcPr>
-          <w:p>
-            <w:pPr>
-              <w:spacing w:after="40"/>
-            </w:pPr>
-            <w:r>
-              <w:rPr>
-                <w:sz w:val="18"/>
-                <w:szCs w:val="18"/>
-              </w:rPr>
-              <w:t xml:space="preserve">Map ER models to relational schemas and state keys, foreign keys and other constraints precisely, including as logical statements.</w:t>
+            <w:tcW w:type="dxa" w:w="5626"/>
+            <w:tcBorders>
+              <w:top w:val="single" w:color="A6A6A6" w:sz="4"/>
+              <w:left w:val="single" w:color="A6A6A6" w:sz="4"/>
+              <w:bottom w:val="single" w:color="A6A6A6" w:sz="4"/>
+              <w:right w:val="single" w:color="A6A6A6" w:sz="4"/>
+            </w:tcBorders>
+            <w:shd w:fill="FFF2CC" w:color="auto" w:val="clear"/>
+            <w:tcMar>
+              <w:top w:type="dxa" w:w="60"/>
+              <w:left w:type="dxa" w:w="100"/>
+              <w:bottom w:type="dxa" w:w="60"/>
+              <w:right w:type="dxa" w:w="100"/>
+            </w:tcMar>
+          </w:tcPr>
+          <w:p>
+            <w:pPr>
+              <w:spacing w:after="40"/>
+            </w:pPr>
+            <w:r>
+              <w:rPr>
+                <w:sz w:val="18"/>
+                <w:szCs w:val="18"/>
+              </w:rPr>
+              <w:t xml:space="preserve">Formulate queries in relational algebra and relational calculus, prove simple equivalences between expressions, and explain the limits of their expressive power.</w:t>
+            </w:r>
+          </w:p>
+        </w:tc>
+        <w:tc>
+          <w:tcPr>
+            <w:tcW w:type="dxa" w:w="1200"/>
+            <w:tcBorders>
+              <w:top w:val="single" w:color="A6A6A6" w:sz="4"/>
+              <w:left w:val="single" w:color="A6A6A6" w:sz="4"/>
+              <w:bottom w:val="single" w:color="A6A6A6" w:sz="4"/>
+              <w:right w:val="single" w:color="A6A6A6" w:sz="4"/>
+            </w:tcBorders>
+            <w:shd w:fill="FFF2CC" w:color="auto" w:val="clear"/>
+            <w:tcMar>
+              <w:top w:type="dxa" w:w="60"/>
+              <w:left w:type="dxa" w:w="100"/>
+              <w:bottom w:type="dxa" w:w="60"/>
+              <w:right w:type="dxa" w:w="100"/>
+            </w:tcMar>
+          </w:tcPr>
+          <w:p>
+            <w:pPr>
+              <w:spacing w:after="40"/>
+            </w:pPr>
+            <w:r>
+              <w:rPr>
+                <w:sz w:val="18"/>
+                <w:szCs w:val="18"/>
+              </w:rPr>
+              <w:t xml:space="preserve">Analyze</w:t>
             </w:r>
           </w:p>
         </w:tc>
@@ -5406,23 +5582,24 @@
               <w:bottom w:val="single" w:color="A6A6A6" w:sz="4"/>
               <w:right w:val="single" w:color="A6A6A6" w:sz="4"/>
             </w:tcBorders>
-            <w:tcMar>
-              <w:top w:type="dxa" w:w="60"/>
-              <w:left w:type="dxa" w:w="100"/>
-              <w:bottom w:type="dxa" w:w="60"/>
-              <w:right w:type="dxa" w:w="100"/>
-            </w:tcMar>
-          </w:tcPr>
-          <w:p>
-            <w:pPr>
-              <w:spacing w:after="40"/>
-            </w:pPr>
-            <w:r>
-              <w:rPr>
-                <w:sz w:val="18"/>
-                <w:szCs w:val="18"/>
-              </w:rPr>
-              <w:t xml:space="preserve">Apply</w:t>
+            <w:shd w:fill="FFF2CC" w:color="auto" w:val="clear"/>
+            <w:tcMar>
+              <w:top w:type="dxa" w:w="60"/>
+              <w:left w:type="dxa" w:w="100"/>
+              <w:bottom w:type="dxa" w:w="60"/>
+              <w:right w:type="dxa" w:w="100"/>
+            </w:tcMar>
+          </w:tcPr>
+          <w:p>
+            <w:pPr>
+              <w:spacing w:after="40"/>
+            </w:pPr>
+            <w:r>
+              <w:rPr>
+                <w:sz w:val="18"/>
+                <w:szCs w:val="18"/>
+              </w:rPr>
+              <w:t xml:space="preserve">4, 6</w:t>
             </w:r>
           </w:p>
         </w:tc>
@@ -5430,14 +5607,13 @@
       <w:tr>
         <w:tc>
           <w:tcPr>
-            <w:tcW w:type="dxa" w:w="900"/>
-            <w:tcBorders>
-              <w:top w:val="single" w:color="A6A6A6" w:sz="4"/>
-              <w:left w:val="single" w:color="A6A6A6" w:sz="4"/>
-              <w:bottom w:val="single" w:color="A6A6A6" w:sz="4"/>
-              <w:right w:val="single" w:color="A6A6A6" w:sz="4"/>
-            </w:tcBorders>
-            <w:shd w:fill="FFF2CC" w:color="auto" w:val="clear"/>
+            <w:tcW w:type="dxa" w:w="800"/>
+            <w:tcBorders>
+              <w:top w:val="single" w:color="A6A6A6" w:sz="4"/>
+              <w:left w:val="single" w:color="A6A6A6" w:sz="4"/>
+              <w:bottom w:val="single" w:color="A6A6A6" w:sz="4"/>
+              <w:right w:val="single" w:color="A6A6A6" w:sz="4"/>
+            </w:tcBorders>
             <w:tcMar>
               <w:top w:type="dxa" w:w="60"/>
               <w:left w:type="dxa" w:w="100"/>
@@ -5460,31 +5636,59 @@
         </w:tc>
         <w:tc>
           <w:tcPr>
-            <w:tcW w:type="dxa" w:w="6726"/>
-            <w:tcBorders>
-              <w:top w:val="single" w:color="A6A6A6" w:sz="4"/>
-              <w:left w:val="single" w:color="A6A6A6" w:sz="4"/>
-              <w:bottom w:val="single" w:color="A6A6A6" w:sz="4"/>
-              <w:right w:val="single" w:color="A6A6A6" w:sz="4"/>
-            </w:tcBorders>
-            <w:shd w:fill="FFF2CC" w:color="auto" w:val="clear"/>
-            <w:tcMar>
-              <w:top w:type="dxa" w:w="60"/>
-              <w:left w:type="dxa" w:w="100"/>
-              <w:bottom w:type="dxa" w:w="60"/>
-              <w:right w:type="dxa" w:w="100"/>
-            </w:tcMar>
-          </w:tcPr>
-          <w:p>
-            <w:pPr>
-              <w:spacing w:after="40"/>
-            </w:pPr>
-            <w:r>
-              <w:rPr>
-                <w:sz w:val="18"/>
-                <w:szCs w:val="18"/>
-              </w:rPr>
-              <w:t xml:space="preserve">Express queries in relational algebra and relational calculus, prove simple equivalences, and reason about expressive power.</w:t>
+            <w:tcW w:type="dxa" w:w="5626"/>
+            <w:tcBorders>
+              <w:top w:val="single" w:color="A6A6A6" w:sz="4"/>
+              <w:left w:val="single" w:color="A6A6A6" w:sz="4"/>
+              <w:bottom w:val="single" w:color="A6A6A6" w:sz="4"/>
+              <w:right w:val="single" w:color="A6A6A6" w:sz="4"/>
+            </w:tcBorders>
+            <w:tcMar>
+              <w:top w:type="dxa" w:w="60"/>
+              <w:left w:type="dxa" w:w="100"/>
+              <w:bottom w:type="dxa" w:w="60"/>
+              <w:right w:type="dxa" w:w="100"/>
+            </w:tcMar>
+          </w:tcPr>
+          <w:p>
+            <w:pPr>
+              <w:spacing w:after="40"/>
+            </w:pPr>
+            <w:r>
+              <w:rPr>
+                <w:sz w:val="18"/>
+                <w:szCs w:val="18"/>
+              </w:rPr>
+              <w:t xml:space="preserve">Use SQL to define, populate, modify and query relational databases (joins, aggregation, subqueries, views, access from Python) and explain query results through SQL semantics (bag semantics, three-valued logic).</w:t>
+            </w:r>
+          </w:p>
+        </w:tc>
+        <w:tc>
+          <w:tcPr>
+            <w:tcW w:type="dxa" w:w="1200"/>
+            <w:tcBorders>
+              <w:top w:val="single" w:color="A6A6A6" w:sz="4"/>
+              <w:left w:val="single" w:color="A6A6A6" w:sz="4"/>
+              <w:bottom w:val="single" w:color="A6A6A6" w:sz="4"/>
+              <w:right w:val="single" w:color="A6A6A6" w:sz="4"/>
+            </w:tcBorders>
+            <w:tcMar>
+              <w:top w:type="dxa" w:w="60"/>
+              <w:left w:type="dxa" w:w="100"/>
+              <w:bottom w:type="dxa" w:w="60"/>
+              <w:right w:type="dxa" w:w="100"/>
+            </w:tcMar>
+          </w:tcPr>
+          <w:p>
+            <w:pPr>
+              <w:spacing w:after="40"/>
+            </w:pPr>
+            <w:r>
+              <w:rPr>
+                <w:sz w:val="18"/>
+                <w:szCs w:val="18"/>
+              </w:rPr>
+              <w:t xml:space="preserve">Apply</w:t>
             </w:r>
           </w:p>
         </w:tc>
@@ -5497,24 +5701,23 @@
               <w:bottom w:val="single" w:color="A6A6A6" w:sz="4"/>
               <w:right w:val="single" w:color="A6A6A6" w:sz="4"/>
             </w:tcBorders>
-            <w:shd w:fill="FFF2CC" w:color="auto" w:val="clear"/>
-            <w:tcMar>
-              <w:top w:type="dxa" w:w="60"/>
-              <w:left w:type="dxa" w:w="100"/>
-              <w:bottom w:type="dxa" w:w="60"/>
-              <w:right w:type="dxa" w:w="100"/>
-            </w:tcMar>
-          </w:tcPr>
-          <w:p>
-            <w:pPr>
-              <w:spacing w:after="40"/>
-            </w:pPr>
-            <w:r>
-              <w:rPr>
-                <w:sz w:val="18"/>
-                <w:szCs w:val="18"/>
-              </w:rPr>
-              <w:t xml:space="preserve">Analyze</w:t>
+            <w:tcMar>
+              <w:top w:type="dxa" w:w="60"/>
+              <w:left w:type="dxa" w:w="100"/>
+              <w:bottom w:type="dxa" w:w="60"/>
+              <w:right w:type="dxa" w:w="100"/>
+            </w:tcMar>
+          </w:tcPr>
+          <w:p>
+            <w:pPr>
+              <w:spacing w:after="40"/>
+            </w:pPr>
+            <w:r>
+              <w:rPr>
+                <w:sz w:val="18"/>
+                <w:szCs w:val="18"/>
+              </w:rPr>
+              <w:t xml:space="preserve">5, 6, 7</w:t>
             </w:r>
           </w:p>
         </w:tc>
@@ -5522,13 +5725,14 @@
       <w:tr>
         <w:tc>
           <w:tcPr>
-            <w:tcW w:type="dxa" w:w="900"/>
-            <w:tcBorders>
-              <w:top w:val="single" w:color="A6A6A6" w:sz="4"/>
-              <w:left w:val="single" w:color="A6A6A6" w:sz="4"/>
-              <w:bottom w:val="single" w:color="A6A6A6" w:sz="4"/>
-              <w:right w:val="single" w:color="A6A6A6" w:sz="4"/>
-            </w:tcBorders>
+            <w:tcW w:type="dxa" w:w="800"/>
+            <w:tcBorders>
+              <w:top w:val="single" w:color="A6A6A6" w:sz="4"/>
+              <w:left w:val="single" w:color="A6A6A6" w:sz="4"/>
+              <w:bottom w:val="single" w:color="A6A6A6" w:sz="4"/>
+              <w:right w:val="single" w:color="A6A6A6" w:sz="4"/>
+            </w:tcBorders>
+            <w:shd w:fill="FFF2CC" w:color="auto" w:val="clear"/>
             <w:tcMar>
               <w:top w:type="dxa" w:w="60"/>
               <w:left w:type="dxa" w:w="100"/>
@@ -5551,30 +5755,61 @@
         </w:tc>
         <w:tc>
           <w:tcPr>
-            <w:tcW w:type="dxa" w:w="6726"/>
-            <w:tcBorders>
-              <w:top w:val="single" w:color="A6A6A6" w:sz="4"/>
-              <w:left w:val="single" w:color="A6A6A6" w:sz="4"/>
-              <w:bottom w:val="single" w:color="A6A6A6" w:sz="4"/>
-              <w:right w:val="single" w:color="A6A6A6" w:sz="4"/>
-            </w:tcBorders>
-            <w:tcMar>
-              <w:top w:type="dxa" w:w="60"/>
-              <w:left w:type="dxa" w:w="100"/>
-              <w:bottom w:type="dxa" w:w="60"/>
-              <w:right w:type="dxa" w:w="100"/>
-            </w:tcMar>
-          </w:tcPr>
-          <w:p>
-            <w:pPr>
-              <w:spacing w:after="40"/>
-            </w:pPr>
-            <w:r>
-              <w:rPr>
-                <w:sz w:val="18"/>
-                <w:szCs w:val="18"/>
-              </w:rPr>
-              <w:t xml:space="preserve">Write SQL to define, modify and query databases and explain its semantics (bags, three-valued logic) by translation to algebra.</w:t>
+            <w:tcW w:type="dxa" w:w="5626"/>
+            <w:tcBorders>
+              <w:top w:val="single" w:color="A6A6A6" w:sz="4"/>
+              <w:left w:val="single" w:color="A6A6A6" w:sz="4"/>
+              <w:bottom w:val="single" w:color="A6A6A6" w:sz="4"/>
+              <w:right w:val="single" w:color="A6A6A6" w:sz="4"/>
+            </w:tcBorders>
+            <w:shd w:fill="FFF2CC" w:color="auto" w:val="clear"/>
+            <w:tcMar>
+              <w:top w:type="dxa" w:w="60"/>
+              <w:left w:type="dxa" w:w="100"/>
+              <w:bottom w:type="dxa" w:w="60"/>
+              <w:right w:type="dxa" w:w="100"/>
+            </w:tcMar>
+          </w:tcPr>
+          <w:p>
+            <w:pPr>
+              <w:spacing w:after="40"/>
+            </w:pPr>
+            <w:r>
+              <w:rPr>
+                <w:sz w:val="18"/>
+                <w:szCs w:val="18"/>
+              </w:rPr>
+              <w:t xml:space="preserve">Analyze and improve relational schemas with functional dependency theory: compute closures, candidate keys and minimal covers, prove basic properties, decompose to 3NF/BCNF with lossless-join and dependency-preservation guarantees, and implement these algorithms in Python.</w:t>
+            </w:r>
+          </w:p>
+        </w:tc>
+        <w:tc>
+          <w:tcPr>
+            <w:tcW w:type="dxa" w:w="1200"/>
+            <w:tcBorders>
+              <w:top w:val="single" w:color="A6A6A6" w:sz="4"/>
+              <w:left w:val="single" w:color="A6A6A6" w:sz="4"/>
+              <w:bottom w:val="single" w:color="A6A6A6" w:sz="4"/>
+              <w:right w:val="single" w:color="A6A6A6" w:sz="4"/>
+            </w:tcBorders>
+            <w:shd w:fill="FFF2CC" w:color="auto" w:val="clear"/>
+            <w:tcMar>
+              <w:top w:type="dxa" w:w="60"/>
+              <w:left w:type="dxa" w:w="100"/>
+              <w:bottom w:type="dxa" w:w="60"/>
+              <w:right w:type="dxa" w:w="100"/>
+            </w:tcMar>
+          </w:tcPr>
+          <w:p>
+            <w:pPr>
+              <w:spacing w:after="40"/>
+            </w:pPr>
+            <w:r>
+              <w:rPr>
+                <w:sz w:val="18"/>
+                <w:szCs w:val="18"/>
+              </w:rPr>
+              <w:t xml:space="preserve">Analyze</w:t>
             </w:r>
           </w:p>
         </w:tc>
@@ -5587,23 +5822,24 @@
               <w:bottom w:val="single" w:color="A6A6A6" w:sz="4"/>
               <w:right w:val="single" w:color="A6A6A6" w:sz="4"/>
             </w:tcBorders>
-            <w:tcMar>
-              <w:top w:type="dxa" w:w="60"/>
-              <w:left w:type="dxa" w:w="100"/>
-              <w:bottom w:type="dxa" w:w="60"/>
-              <w:right w:type="dxa" w:w="100"/>
-            </w:tcMar>
-          </w:tcPr>
-          <w:p>
-            <w:pPr>
-              <w:spacing w:after="40"/>
-            </w:pPr>
-            <w:r>
-              <w:rPr>
-                <w:sz w:val="18"/>
-                <w:szCs w:val="18"/>
-              </w:rPr>
-              <w:t xml:space="preserve">Apply</w:t>
+            <w:shd w:fill="FFF2CC" w:color="auto" w:val="clear"/>
+            <w:tcMar>
+              <w:top w:type="dxa" w:w="60"/>
+              <w:left w:type="dxa" w:w="100"/>
+              <w:bottom w:type="dxa" w:w="60"/>
+              <w:right w:type="dxa" w:w="100"/>
+            </w:tcMar>
+          </w:tcPr>
+          <w:p>
+            <w:pPr>
+              <w:spacing w:after="40"/>
+            </w:pPr>
+            <w:r>
+              <w:rPr>
+                <w:sz w:val="18"/>
+                <w:szCs w:val="18"/>
+              </w:rPr>
+              <w:t xml:space="preserve">8</w:t>
             </w:r>
           </w:p>
         </w:tc>
@@ -5611,7 +5847,7 @@
       <w:tr>
         <w:tc>
           <w:tcPr>
-            <w:tcW w:type="dxa" w:w="900"/>
+            <w:tcW w:type="dxa" w:w="800"/>
             <w:tcBorders>
               <w:top w:val="single" w:color="A6A6A6" w:sz="4"/>
               <w:left w:val="single" w:color="A6A6A6" w:sz="4"/>
@@ -5641,7 +5877,7 @@
         </w:tc>
         <w:tc>
           <w:tcPr>
-            <w:tcW w:type="dxa" w:w="6726"/>
+            <w:tcW w:type="dxa" w:w="5626"/>
             <w:tcBorders>
               <w:top w:val="single" w:color="A6A6A6" w:sz="4"/>
               <w:left w:val="single" w:color="A6A6A6" w:sz="4"/>
@@ -5665,7 +5901,37 @@
                 <w:sz w:val="18"/>
                 <w:szCs w:val="18"/>
               </w:rPr>
-              <w:t xml:space="preserve">Apply functional dependency theory: closures, keys, minimal covers, proofs, 3NF/BCNF, lossless-join and dependency preservation; implement the algorithms in Python.</w:t>
+              <w:t xml:space="preserve">Evaluate physical design and query execution choices (storage organization, indexes, join algorithms, execution plans) using I/O cost models and controlled experiments.</w:t>
+            </w:r>
+          </w:p>
+        </w:tc>
+        <w:tc>
+          <w:tcPr>
+            <w:tcW w:type="dxa" w:w="1200"/>
+            <w:tcBorders>
+              <w:top w:val="single" w:color="A6A6A6" w:sz="4"/>
+              <w:left w:val="single" w:color="A6A6A6" w:sz="4"/>
+              <w:bottom w:val="single" w:color="A6A6A6" w:sz="4"/>
+              <w:right w:val="single" w:color="A6A6A6" w:sz="4"/>
+            </w:tcBorders>
+            <w:shd w:fill="FFF2CC" w:color="auto" w:val="clear"/>
+            <w:tcMar>
+              <w:top w:type="dxa" w:w="60"/>
+              <w:left w:type="dxa" w:w="100"/>
+              <w:bottom w:type="dxa" w:w="60"/>
+              <w:right w:type="dxa" w:w="100"/>
+            </w:tcMar>
+          </w:tcPr>
+          <w:p>
+            <w:pPr>
+              <w:spacing w:after="40"/>
+            </w:pPr>
+            <w:r>
+              <w:rPr>
+                <w:sz w:val="18"/>
+                <w:szCs w:val="18"/>
+              </w:rPr>
+              <w:t xml:space="preserve">Evaluate</w:t>
             </w:r>
           </w:p>
         </w:tc>
@@ -5695,7 +5961,7 @@
                 <w:sz w:val="18"/>
                 <w:szCs w:val="18"/>
               </w:rPr>
-              <w:t xml:space="preserve">Analyze</w:t>
+              <w:t xml:space="preserve">9</w:t>
             </w:r>
           </w:p>
         </w:tc>
@@ -5703,7 +5969,7 @@
       <w:tr>
         <w:tc>
           <w:tcPr>
-            <w:tcW w:type="dxa" w:w="900"/>
+            <w:tcW w:type="dxa" w:w="800"/>
             <w:tcBorders>
               <w:top w:val="single" w:color="A6A6A6" w:sz="4"/>
               <w:left w:val="single" w:color="A6A6A6" w:sz="4"/>
@@ -5733,7 +5999,7 @@
         </w:tc>
         <w:tc>
           <w:tcPr>
-            <w:tcW w:type="dxa" w:w="6726"/>
+            <w:tcW w:type="dxa" w:w="5626"/>
             <w:tcBorders>
               <w:top w:val="single" w:color="A6A6A6" w:sz="4"/>
               <w:left w:val="single" w:color="A6A6A6" w:sz="4"/>
@@ -5757,7 +6023,37 @@
                 <w:sz w:val="18"/>
                 <w:szCs w:val="18"/>
               </w:rPr>
-              <w:t xml:space="preserve">Analyze storage, indexing, query processing and optimization with I/O cost models, and evaluate index and plan choices experimentally.</w:t>
+              <w:t xml:space="preserve">Analyze concurrent executions for conflict serializability and recoverability, and justify concurrency-control and recovery mechanisms (two-phase locking, isolation levels, write-ahead logging).</w:t>
+            </w:r>
+          </w:p>
+        </w:tc>
+        <w:tc>
+          <w:tcPr>
+            <w:tcW w:type="dxa" w:w="1200"/>
+            <w:tcBorders>
+              <w:top w:val="single" w:color="A6A6A6" w:sz="4"/>
+              <w:left w:val="single" w:color="A6A6A6" w:sz="4"/>
+              <w:bottom w:val="single" w:color="A6A6A6" w:sz="4"/>
+              <w:right w:val="single" w:color="A6A6A6" w:sz="4"/>
+            </w:tcBorders>
+            <w:shd w:fill="FFF2CC" w:color="auto" w:val="clear"/>
+            <w:tcMar>
+              <w:top w:type="dxa" w:w="60"/>
+              <w:left w:type="dxa" w:w="100"/>
+              <w:bottom w:type="dxa" w:w="60"/>
+              <w:right w:type="dxa" w:w="100"/>
+            </w:tcMar>
+          </w:tcPr>
+          <w:p>
+            <w:pPr>
+              <w:spacing w:after="40"/>
+            </w:pPr>
+            <w:r>
+              <w:rPr>
+                <w:sz w:val="18"/>
+                <w:szCs w:val="18"/>
+              </w:rPr>
+              <w:t xml:space="preserve">Analyze</w:t>
             </w:r>
           </w:p>
         </w:tc>
@@ -5787,7 +6083,7 @@
                 <w:sz w:val="18"/>
                 <w:szCs w:val="18"/>
               </w:rPr>
-              <w:t xml:space="preserve">Evaluate</w:t>
+              <w:t xml:space="preserve">10</w:t>
             </w:r>
           </w:p>
         </w:tc>
@@ -5795,7 +6091,7 @@
       <w:tr>
         <w:tc>
           <w:tcPr>
-            <w:tcW w:type="dxa" w:w="900"/>
+            <w:tcW w:type="dxa" w:w="800"/>
             <w:tcBorders>
               <w:top w:val="single" w:color="A6A6A6" w:sz="4"/>
               <w:left w:val="single" w:color="A6A6A6" w:sz="4"/>
@@ -5825,7 +6121,7 @@
         </w:tc>
         <w:tc>
           <w:tcPr>
-            <w:tcW w:type="dxa" w:w="6726"/>
+            <w:tcW w:type="dxa" w:w="5626"/>
             <w:tcBorders>
               <w:top w:val="single" w:color="A6A6A6" w:sz="4"/>
               <w:left w:val="single" w:color="A6A6A6" w:sz="4"/>
@@ -5849,7 +6145,37 @@
                 <w:sz w:val="18"/>
                 <w:szCs w:val="18"/>
               </w:rPr>
-              <w:t xml:space="preserve">Analyze schedules for serializability and recoverability, explain locking, isolation and recovery, and justify the correctness of 2PL.</w:t>
+              <w:t xml:space="preserve">Conduct a small, reproducible research study on a database topic: review primary literature, formulate a research question or hypothesis, design and carry out an experiment or implementation, and report the results in an academic paper and presentation.</w:t>
+            </w:r>
+          </w:p>
+        </w:tc>
+        <w:tc>
+          <w:tcPr>
+            <w:tcW w:type="dxa" w:w="1200"/>
+            <w:tcBorders>
+              <w:top w:val="single" w:color="A6A6A6" w:sz="4"/>
+              <w:left w:val="single" w:color="A6A6A6" w:sz="4"/>
+              <w:bottom w:val="single" w:color="A6A6A6" w:sz="4"/>
+              <w:right w:val="single" w:color="A6A6A6" w:sz="4"/>
+            </w:tcBorders>
+            <w:shd w:fill="FFF2CC" w:color="auto" w:val="clear"/>
+            <w:tcMar>
+              <w:top w:type="dxa" w:w="60"/>
+              <w:left w:type="dxa" w:w="100"/>
+              <w:bottom w:type="dxa" w:w="60"/>
+              <w:right w:type="dxa" w:w="100"/>
+            </w:tcMar>
+          </w:tcPr>
+          <w:p>
+            <w:pPr>
+              <w:spacing w:after="40"/>
+            </w:pPr>
+            <w:r>
+              <w:rPr>
+                <w:sz w:val="18"/>
+                <w:szCs w:val="18"/>
+              </w:rPr>
+              <w:t xml:space="preserve">Create</w:t>
             </w:r>
           </w:p>
         </w:tc>
@@ -5879,7 +6205,261 @@
                 <w:sz w:val="18"/>
                 <w:szCs w:val="18"/>
               </w:rPr>
-              <w:t xml:space="preserve">Analyze</w:t>
+              <w:t xml:space="preserve">Research Corners; Assignments 1–2</w:t>
+            </w:r>
+          </w:p>
+        </w:tc>
+      </w:tr>
+    </w:tbl>
+    <w:p>
+      <w:pPr>
+        <w:spacing w:after="120"/>
+      </w:pPr>
+    </w:p>
+    <w:p>
+      <w:pPr>
+        <w:pStyle w:val="Heading2"/>
+      </w:pPr>
+      <w:r>
+        <w:t xml:space="preserve">4.2 How the CLOs were derived</w:t>
+      </w:r>
+    </w:p>
+    <w:p>
+      <w:pPr>
+        <w:pStyle w:val="ListParagraph"/>
+        <w:numPr>
+          <w:ilvl w:val="0"/>
+          <w:numId w:val="3"/>
+        </w:numPr>
+        <w:spacing w:after="60"/>
+      </w:pPr>
+      <w:r>
+        <w:rPr>
+          <w:b/>
+          <w:bCs/>
+        </w:rPr>
+        <w:t xml:space="preserve">Official course description.</w:t>
+      </w:r>
+      <w:r>
+        <w:t xml:space="preserve"> Its three outcome statements are covered directly: "design normalized database schemas" → CLO2 and CLO5; "query databases proficiently using SQL" → CLO4; "understand the internal mechanisms of storage and transaction control" → CLO6 and CLO7.</w:t>
+      </w:r>
+    </w:p>
+    <w:p>
+      <w:pPr>
+        <w:pStyle w:val="ListParagraph"/>
+        <w:numPr>
+          <w:ilvl w:val="0"/>
+          <w:numId w:val="3"/>
+        </w:numPr>
+        <w:spacing w:after="60"/>
+      </w:pPr>
+      <w:r>
+        <w:rPr>
+          <w:b/>
+          <w:bCs/>
+        </w:rPr>
+        <w:t xml:space="preserve">Textbooks.</w:t>
+      </w:r>
+      <w:r>
+        <w:t xml:space="preserve"> The CLOs follow the main knowledge units shared by Silberschatz et al. (2020) and Ramakrishnan &amp; Gehrke (2003): foundations, design, formal query languages, SQL, dependency theory, storage and query processing, and transactions.</w:t>
+      </w:r>
+    </w:p>
+    <w:p>
+      <w:pPr>
+        <w:pStyle w:val="ListParagraph"/>
+        <w:numPr>
+          <w:ilvl w:val="0"/>
+          <w:numId w:val="3"/>
+        </w:numPr>
+        <w:spacing w:after="60"/>
+      </w:pPr>
+      <w:r>
+        <w:rPr>
+          <w:b/>
+          <w:bCs/>
+        </w:rPr>
+        <w:t xml:space="preserve">The 9-semester program.</w:t>
+      </w:r>
+      <w:r>
+        <w:t xml:space="preserve"> Each CLO prepares for named later courses (§4.4). IDB201 is the entry point of the program skill set "Data Handling, Databases and Data Mining".</w:t>
+      </w:r>
+    </w:p>
+    <w:p>
+      <w:pPr>
+        <w:pStyle w:val="ListParagraph"/>
+        <w:numPr>
+          <w:ilvl w:val="0"/>
+          <w:numId w:val="3"/>
+        </w:numPr>
+        <w:spacing w:after="60"/>
+      </w:pPr>
+      <w:r>
+        <w:rPr>
+          <w:b/>
+          <w:bCs/>
+        </w:rPr>
+        <w:t xml:space="preserve">Academic orientation.</w:t>
+      </w:r>
+      <w:r>
+        <w:t xml:space="preserve"> </w:t>
+      </w:r>
+      <w:r>
+        <w:rPr>
+          <w:b/>
+          <w:bCs/>
+          <w:shd w:fill="FFE699" w:color="auto" w:val="clear"/>
+        </w:rPr>
+        <w:t xml:space="preserve">Formal reasoning (CLO3), proofs and algorithm implementation (CLO5), experimental evaluation (CLO6), correctness arguments (CLO7) and a full research cycle (CLO8)</w:t>
+      </w:r>
+      <w:r>
+        <w:t xml:space="preserve"> raise the level above a standard, application-oriented course.</w:t>
+      </w:r>
+    </w:p>
+    <w:p>
+      <w:pPr>
+        <w:pStyle w:val="ListParagraph"/>
+        <w:numPr>
+          <w:ilvl w:val="0"/>
+          <w:numId w:val="3"/>
+        </w:numPr>
+        <w:spacing w:after="60"/>
+      </w:pPr>
+      <w:r>
+        <w:rPr>
+          <w:b/>
+          <w:bCs/>
+        </w:rPr>
+        <w:t xml:space="preserve">Writing rules.</w:t>
+      </w:r>
+      <w:r>
+        <w:t xml:space="preserve"> Each CLO starts with one measurable action verb at the stated Bloom level, names observable evidence, and is assessed by at least two graded components (§4.6).</w:t>
+      </w:r>
+    </w:p>
+    <w:p>
+      <w:pPr>
+        <w:pStyle w:val="Heading2"/>
+      </w:pPr>
+      <w:r>
+        <w:t xml:space="preserve">4.3 Bloom's taxonomy distribution</w:t>
+      </w:r>
+    </w:p>
+    <w:tbl>
+      <w:tblPr>
+        <w:tblW w:type="dxa" w:w="9026"/>
+        <w:tblBorders>
+          <w:top w:val="single" w:color="auto" w:sz="4"/>
+          <w:left w:val="single" w:color="auto" w:sz="4"/>
+          <w:bottom w:val="single" w:color="auto" w:sz="4"/>
+          <w:right w:val="single" w:color="auto" w:sz="4"/>
+          <w:insideH w:val="single" w:color="auto" w:sz="4"/>
+          <w:insideV w:val="single" w:color="auto" w:sz="4"/>
+        </w:tblBorders>
+      </w:tblPr>
+      <w:tblGrid>
+        <w:gridCol w:w="2600"/>
+        <w:gridCol w:w="4626"/>
+        <w:gridCol w:w="1800"/>
+      </w:tblGrid>
+      <w:tr>
+        <w:trPr>
+          <w:tblHeader/>
+        </w:trPr>
+        <w:tc>
+          <w:tcPr>
+            <w:tcW w:type="dxa" w:w="2600"/>
+            <w:tcBorders>
+              <w:top w:val="single" w:color="A6A6A6" w:sz="4"/>
+              <w:left w:val="single" w:color="A6A6A6" w:sz="4"/>
+              <w:bottom w:val="single" w:color="A6A6A6" w:sz="4"/>
+              <w:right w:val="single" w:color="A6A6A6" w:sz="4"/>
+            </w:tcBorders>
+            <w:shd w:fill="1F4E79" w:color="auto" w:val="clear"/>
+            <w:tcMar>
+              <w:top w:type="dxa" w:w="60"/>
+              <w:left w:type="dxa" w:w="100"/>
+              <w:bottom w:type="dxa" w:w="60"/>
+              <w:right w:type="dxa" w:w="100"/>
+            </w:tcMar>
+          </w:tcPr>
+          <w:p>
+            <w:pPr>
+              <w:spacing w:after="40"/>
+            </w:pPr>
+            <w:r>
+              <w:rPr>
+                <w:b/>
+                <w:bCs/>
+                <w:color w:val="FFFFFF"/>
+                <w:sz w:val="18"/>
+                <w:szCs w:val="18"/>
+              </w:rPr>
+              <w:t xml:space="preserve">Bloom level</w:t>
+            </w:r>
+          </w:p>
+        </w:tc>
+        <w:tc>
+          <w:tcPr>
+            <w:tcW w:type="dxa" w:w="4626"/>
+            <w:tcBorders>
+              <w:top w:val="single" w:color="A6A6A6" w:sz="4"/>
+              <w:left w:val="single" w:color="A6A6A6" w:sz="4"/>
+              <w:bottom w:val="single" w:color="A6A6A6" w:sz="4"/>
+              <w:right w:val="single" w:color="A6A6A6" w:sz="4"/>
+            </w:tcBorders>
+            <w:shd w:fill="1F4E79" w:color="auto" w:val="clear"/>
+            <w:tcMar>
+              <w:top w:type="dxa" w:w="60"/>
+              <w:left w:type="dxa" w:w="100"/>
+              <w:bottom w:type="dxa" w:w="60"/>
+              <w:right w:type="dxa" w:w="100"/>
+            </w:tcMar>
+          </w:tcPr>
+          <w:p>
+            <w:pPr>
+              <w:spacing w:after="40"/>
+            </w:pPr>
+            <w:r>
+              <w:rPr>
+                <w:b/>
+                <w:bCs/>
+                <w:color w:val="FFFFFF"/>
+                <w:sz w:val="18"/>
+                <w:szCs w:val="18"/>
+              </w:rPr>
+              <w:t xml:space="preserve">CLOs</w:t>
+            </w:r>
+          </w:p>
+        </w:tc>
+        <w:tc>
+          <w:tcPr>
+            <w:tcW w:type="dxa" w:w="1800"/>
+            <w:tcBorders>
+              <w:top w:val="single" w:color="A6A6A6" w:sz="4"/>
+              <w:left w:val="single" w:color="A6A6A6" w:sz="4"/>
+              <w:bottom w:val="single" w:color="A6A6A6" w:sz="4"/>
+              <w:right w:val="single" w:color="A6A6A6" w:sz="4"/>
+            </w:tcBorders>
+            <w:shd w:fill="1F4E79" w:color="auto" w:val="clear"/>
+            <w:tcMar>
+              <w:top w:type="dxa" w:w="60"/>
+              <w:left w:type="dxa" w:w="100"/>
+              <w:bottom w:type="dxa" w:w="60"/>
+              <w:right w:type="dxa" w:w="100"/>
+            </w:tcMar>
+          </w:tcPr>
+          <w:p>
+            <w:pPr>
+              <w:spacing w:after="40"/>
+            </w:pPr>
+            <w:r>
+              <w:rPr>
+                <w:b/>
+                <w:bCs/>
+                <w:color w:val="FFFFFF"/>
+                <w:sz w:val="18"/>
+                <w:szCs w:val="18"/>
+              </w:rPr>
+              <w:t xml:space="preserve">Count</w:t>
             </w:r>
           </w:p>
         </w:tc>
@@ -5887,7 +6467,274 @@
       <w:tr>
         <w:tc>
           <w:tcPr>
-            <w:tcW w:type="dxa" w:w="900"/>
+            <w:tcW w:type="dxa" w:w="2600"/>
+            <w:tcBorders>
+              <w:top w:val="single" w:color="A6A6A6" w:sz="4"/>
+              <w:left w:val="single" w:color="A6A6A6" w:sz="4"/>
+              <w:bottom w:val="single" w:color="A6A6A6" w:sz="4"/>
+              <w:right w:val="single" w:color="A6A6A6" w:sz="4"/>
+            </w:tcBorders>
+            <w:tcMar>
+              <w:top w:type="dxa" w:w="60"/>
+              <w:left w:type="dxa" w:w="100"/>
+              <w:bottom w:type="dxa" w:w="60"/>
+              <w:right w:type="dxa" w:w="100"/>
+            </w:tcMar>
+          </w:tcPr>
+          <w:p>
+            <w:pPr>
+              <w:spacing w:after="40"/>
+            </w:pPr>
+            <w:r>
+              <w:rPr>
+                <w:sz w:val="18"/>
+                <w:szCs w:val="18"/>
+              </w:rPr>
+              <w:t xml:space="preserve">Remember</w:t>
+            </w:r>
+          </w:p>
+        </w:tc>
+        <w:tc>
+          <w:tcPr>
+            <w:tcW w:type="dxa" w:w="4626"/>
+            <w:tcBorders>
+              <w:top w:val="single" w:color="A6A6A6" w:sz="4"/>
+              <w:left w:val="single" w:color="A6A6A6" w:sz="4"/>
+              <w:bottom w:val="single" w:color="A6A6A6" w:sz="4"/>
+              <w:right w:val="single" w:color="A6A6A6" w:sz="4"/>
+            </w:tcBorders>
+            <w:tcMar>
+              <w:top w:type="dxa" w:w="60"/>
+              <w:left w:type="dxa" w:w="100"/>
+              <w:bottom w:type="dxa" w:w="60"/>
+              <w:right w:type="dxa" w:w="100"/>
+            </w:tcMar>
+          </w:tcPr>
+          <w:p>
+            <w:pPr>
+              <w:spacing w:after="40"/>
+            </w:pPr>
+            <w:r>
+              <w:rPr>
+                <w:sz w:val="18"/>
+                <w:szCs w:val="18"/>
+              </w:rPr>
+              <w:t xml:space="preserve">–</w:t>
+            </w:r>
+          </w:p>
+        </w:tc>
+        <w:tc>
+          <w:tcPr>
+            <w:tcW w:type="dxa" w:w="1800"/>
+            <w:tcBorders>
+              <w:top w:val="single" w:color="A6A6A6" w:sz="4"/>
+              <w:left w:val="single" w:color="A6A6A6" w:sz="4"/>
+              <w:bottom w:val="single" w:color="A6A6A6" w:sz="4"/>
+              <w:right w:val="single" w:color="A6A6A6" w:sz="4"/>
+            </w:tcBorders>
+            <w:tcMar>
+              <w:top w:type="dxa" w:w="60"/>
+              <w:left w:type="dxa" w:w="100"/>
+              <w:bottom w:type="dxa" w:w="60"/>
+              <w:right w:type="dxa" w:w="100"/>
+            </w:tcMar>
+          </w:tcPr>
+          <w:p>
+            <w:pPr>
+              <w:spacing w:after="40"/>
+            </w:pPr>
+            <w:r>
+              <w:rPr>
+                <w:sz w:val="18"/>
+                <w:szCs w:val="18"/>
+              </w:rPr>
+              <w:t xml:space="preserve">0</w:t>
+            </w:r>
+          </w:p>
+        </w:tc>
+      </w:tr>
+      <w:tr>
+        <w:tc>
+          <w:tcPr>
+            <w:tcW w:type="dxa" w:w="2600"/>
+            <w:tcBorders>
+              <w:top w:val="single" w:color="A6A6A6" w:sz="4"/>
+              <w:left w:val="single" w:color="A6A6A6" w:sz="4"/>
+              <w:bottom w:val="single" w:color="A6A6A6" w:sz="4"/>
+              <w:right w:val="single" w:color="A6A6A6" w:sz="4"/>
+            </w:tcBorders>
+            <w:tcMar>
+              <w:top w:type="dxa" w:w="60"/>
+              <w:left w:type="dxa" w:w="100"/>
+              <w:bottom w:type="dxa" w:w="60"/>
+              <w:right w:type="dxa" w:w="100"/>
+            </w:tcMar>
+          </w:tcPr>
+          <w:p>
+            <w:pPr>
+              <w:spacing w:after="40"/>
+            </w:pPr>
+            <w:r>
+              <w:rPr>
+                <w:sz w:val="18"/>
+                <w:szCs w:val="18"/>
+              </w:rPr>
+              <w:t xml:space="preserve">Understand</w:t>
+            </w:r>
+          </w:p>
+        </w:tc>
+        <w:tc>
+          <w:tcPr>
+            <w:tcW w:type="dxa" w:w="4626"/>
+            <w:tcBorders>
+              <w:top w:val="single" w:color="A6A6A6" w:sz="4"/>
+              <w:left w:val="single" w:color="A6A6A6" w:sz="4"/>
+              <w:bottom w:val="single" w:color="A6A6A6" w:sz="4"/>
+              <w:right w:val="single" w:color="A6A6A6" w:sz="4"/>
+            </w:tcBorders>
+            <w:tcMar>
+              <w:top w:type="dxa" w:w="60"/>
+              <w:left w:type="dxa" w:w="100"/>
+              <w:bottom w:type="dxa" w:w="60"/>
+              <w:right w:type="dxa" w:w="100"/>
+            </w:tcMar>
+          </w:tcPr>
+          <w:p>
+            <w:pPr>
+              <w:spacing w:after="40"/>
+            </w:pPr>
+            <w:r>
+              <w:rPr>
+                <w:sz w:val="18"/>
+                <w:szCs w:val="18"/>
+              </w:rPr>
+              <w:t xml:space="preserve">CLO1</w:t>
+            </w:r>
+          </w:p>
+        </w:tc>
+        <w:tc>
+          <w:tcPr>
+            <w:tcW w:type="dxa" w:w="1800"/>
+            <w:tcBorders>
+              <w:top w:val="single" w:color="A6A6A6" w:sz="4"/>
+              <w:left w:val="single" w:color="A6A6A6" w:sz="4"/>
+              <w:bottom w:val="single" w:color="A6A6A6" w:sz="4"/>
+              <w:right w:val="single" w:color="A6A6A6" w:sz="4"/>
+            </w:tcBorders>
+            <w:tcMar>
+              <w:top w:type="dxa" w:w="60"/>
+              <w:left w:type="dxa" w:w="100"/>
+              <w:bottom w:type="dxa" w:w="60"/>
+              <w:right w:type="dxa" w:w="100"/>
+            </w:tcMar>
+          </w:tcPr>
+          <w:p>
+            <w:pPr>
+              <w:spacing w:after="40"/>
+            </w:pPr>
+            <w:r>
+              <w:rPr>
+                <w:sz w:val="18"/>
+                <w:szCs w:val="18"/>
+              </w:rPr>
+              <w:t xml:space="preserve">1</w:t>
+            </w:r>
+          </w:p>
+        </w:tc>
+      </w:tr>
+      <w:tr>
+        <w:tc>
+          <w:tcPr>
+            <w:tcW w:type="dxa" w:w="2600"/>
+            <w:tcBorders>
+              <w:top w:val="single" w:color="A6A6A6" w:sz="4"/>
+              <w:left w:val="single" w:color="A6A6A6" w:sz="4"/>
+              <w:bottom w:val="single" w:color="A6A6A6" w:sz="4"/>
+              <w:right w:val="single" w:color="A6A6A6" w:sz="4"/>
+            </w:tcBorders>
+            <w:tcMar>
+              <w:top w:type="dxa" w:w="60"/>
+              <w:left w:type="dxa" w:w="100"/>
+              <w:bottom w:type="dxa" w:w="60"/>
+              <w:right w:type="dxa" w:w="100"/>
+            </w:tcMar>
+          </w:tcPr>
+          <w:p>
+            <w:pPr>
+              <w:spacing w:after="40"/>
+            </w:pPr>
+            <w:r>
+              <w:rPr>
+                <w:sz w:val="18"/>
+                <w:szCs w:val="18"/>
+              </w:rPr>
+              <w:t xml:space="preserve">Apply</w:t>
+            </w:r>
+          </w:p>
+        </w:tc>
+        <w:tc>
+          <w:tcPr>
+            <w:tcW w:type="dxa" w:w="4626"/>
+            <w:tcBorders>
+              <w:top w:val="single" w:color="A6A6A6" w:sz="4"/>
+              <w:left w:val="single" w:color="A6A6A6" w:sz="4"/>
+              <w:bottom w:val="single" w:color="A6A6A6" w:sz="4"/>
+              <w:right w:val="single" w:color="A6A6A6" w:sz="4"/>
+            </w:tcBorders>
+            <w:tcMar>
+              <w:top w:type="dxa" w:w="60"/>
+              <w:left w:type="dxa" w:w="100"/>
+              <w:bottom w:type="dxa" w:w="60"/>
+              <w:right w:type="dxa" w:w="100"/>
+            </w:tcMar>
+          </w:tcPr>
+          <w:p>
+            <w:pPr>
+              <w:spacing w:after="40"/>
+            </w:pPr>
+            <w:r>
+              <w:rPr>
+                <w:sz w:val="18"/>
+                <w:szCs w:val="18"/>
+              </w:rPr>
+              <w:t xml:space="preserve">CLO4</w:t>
+            </w:r>
+          </w:p>
+        </w:tc>
+        <w:tc>
+          <w:tcPr>
+            <w:tcW w:type="dxa" w:w="1800"/>
+            <w:tcBorders>
+              <w:top w:val="single" w:color="A6A6A6" w:sz="4"/>
+              <w:left w:val="single" w:color="A6A6A6" w:sz="4"/>
+              <w:bottom w:val="single" w:color="A6A6A6" w:sz="4"/>
+              <w:right w:val="single" w:color="A6A6A6" w:sz="4"/>
+            </w:tcBorders>
+            <w:tcMar>
+              <w:top w:type="dxa" w:w="60"/>
+              <w:left w:type="dxa" w:w="100"/>
+              <w:bottom w:type="dxa" w:w="60"/>
+              <w:right w:type="dxa" w:w="100"/>
+            </w:tcMar>
+          </w:tcPr>
+          <w:p>
+            <w:pPr>
+              <w:spacing w:after="40"/>
+            </w:pPr>
+            <w:r>
+              <w:rPr>
+                <w:sz w:val="18"/>
+                <w:szCs w:val="18"/>
+              </w:rPr>
+              <w:t xml:space="preserve">1</w:t>
+            </w:r>
+          </w:p>
+        </w:tc>
+      </w:tr>
+      <w:tr>
+        <w:tc>
+          <w:tcPr>
+            <w:tcW w:type="dxa" w:w="2600"/>
             <w:tcBorders>
               <w:top w:val="single" w:color="A6A6A6" w:sz="4"/>
               <w:left w:val="single" w:color="A6A6A6" w:sz="4"/>
@@ -5908,16 +6755,19 @@
             </w:pPr>
             <w:r>
               <w:rPr>
-                <w:sz w:val="18"/>
-                <w:szCs w:val="18"/>
-              </w:rPr>
-              <w:t xml:space="preserve">CLO9</w:t>
-            </w:r>
-          </w:p>
-        </w:tc>
-        <w:tc>
-          <w:tcPr>
-            <w:tcW w:type="dxa" w:w="6726"/>
+                <w:b/>
+                <w:bCs/>
+                <w:sz w:val="18"/>
+                <w:szCs w:val="18"/>
+                <w:shd w:fill="FFE699" w:color="auto" w:val="clear"/>
+              </w:rPr>
+              <w:t xml:space="preserve">Analyze</w:t>
+            </w:r>
+          </w:p>
+        </w:tc>
+        <w:tc>
+          <w:tcPr>
+            <w:tcW w:type="dxa" w:w="4626"/>
             <w:tcBorders>
               <w:top w:val="single" w:color="A6A6A6" w:sz="4"/>
               <w:left w:val="single" w:color="A6A6A6" w:sz="4"/>
@@ -5941,13 +6791,13 @@
                 <w:sz w:val="18"/>
                 <w:szCs w:val="18"/>
               </w:rPr>
-              <w:t xml:space="preserve">Conduct a small research study: read primary literature, formulate a question, design a reproducible experiment or implementation, and report it academically.</w:t>
-            </w:r>
-          </w:p>
-        </w:tc>
-        <w:tc>
-          <w:tcPr>
-            <w:tcW w:type="dxa" w:w="1400"/>
+              <w:t xml:space="preserve">CLO3, CLO5, CLO7</w:t>
+            </w:r>
+          </w:p>
+        </w:tc>
+        <w:tc>
+          <w:tcPr>
+            <w:tcW w:type="dxa" w:w="1800"/>
             <w:tcBorders>
               <w:top w:val="single" w:color="A6A6A6" w:sz="4"/>
               <w:left w:val="single" w:color="A6A6A6" w:sz="4"/>
@@ -5971,12 +6821,4657 @@
                 <w:sz w:val="18"/>
                 <w:szCs w:val="18"/>
               </w:rPr>
+              <w:t xml:space="preserve">3</w:t>
+            </w:r>
+          </w:p>
+        </w:tc>
+      </w:tr>
+      <w:tr>
+        <w:tc>
+          <w:tcPr>
+            <w:tcW w:type="dxa" w:w="2600"/>
+            <w:tcBorders>
+              <w:top w:val="single" w:color="A6A6A6" w:sz="4"/>
+              <w:left w:val="single" w:color="A6A6A6" w:sz="4"/>
+              <w:bottom w:val="single" w:color="A6A6A6" w:sz="4"/>
+              <w:right w:val="single" w:color="A6A6A6" w:sz="4"/>
+            </w:tcBorders>
+            <w:shd w:fill="FFF2CC" w:color="auto" w:val="clear"/>
+            <w:tcMar>
+              <w:top w:type="dxa" w:w="60"/>
+              <w:left w:type="dxa" w:w="100"/>
+              <w:bottom w:type="dxa" w:w="60"/>
+              <w:right w:type="dxa" w:w="100"/>
+            </w:tcMar>
+          </w:tcPr>
+          <w:p>
+            <w:pPr>
+              <w:spacing w:after="40"/>
+            </w:pPr>
+            <w:r>
+              <w:rPr>
+                <w:b/>
+                <w:bCs/>
+                <w:sz w:val="18"/>
+                <w:szCs w:val="18"/>
+                <w:shd w:fill="FFE699" w:color="auto" w:val="clear"/>
+              </w:rPr>
+              <w:t xml:space="preserve">Evaluate</w:t>
+            </w:r>
+          </w:p>
+        </w:tc>
+        <w:tc>
+          <w:tcPr>
+            <w:tcW w:type="dxa" w:w="4626"/>
+            <w:tcBorders>
+              <w:top w:val="single" w:color="A6A6A6" w:sz="4"/>
+              <w:left w:val="single" w:color="A6A6A6" w:sz="4"/>
+              <w:bottom w:val="single" w:color="A6A6A6" w:sz="4"/>
+              <w:right w:val="single" w:color="A6A6A6" w:sz="4"/>
+            </w:tcBorders>
+            <w:shd w:fill="FFF2CC" w:color="auto" w:val="clear"/>
+            <w:tcMar>
+              <w:top w:type="dxa" w:w="60"/>
+              <w:left w:type="dxa" w:w="100"/>
+              <w:bottom w:type="dxa" w:w="60"/>
+              <w:right w:type="dxa" w:w="100"/>
+            </w:tcMar>
+          </w:tcPr>
+          <w:p>
+            <w:pPr>
+              <w:spacing w:after="40"/>
+            </w:pPr>
+            <w:r>
+              <w:rPr>
+                <w:sz w:val="18"/>
+                <w:szCs w:val="18"/>
+              </w:rPr>
+              <w:t xml:space="preserve">CLO6</w:t>
+            </w:r>
+          </w:p>
+        </w:tc>
+        <w:tc>
+          <w:tcPr>
+            <w:tcW w:type="dxa" w:w="1800"/>
+            <w:tcBorders>
+              <w:top w:val="single" w:color="A6A6A6" w:sz="4"/>
+              <w:left w:val="single" w:color="A6A6A6" w:sz="4"/>
+              <w:bottom w:val="single" w:color="A6A6A6" w:sz="4"/>
+              <w:right w:val="single" w:color="A6A6A6" w:sz="4"/>
+            </w:tcBorders>
+            <w:shd w:fill="FFF2CC" w:color="auto" w:val="clear"/>
+            <w:tcMar>
+              <w:top w:type="dxa" w:w="60"/>
+              <w:left w:type="dxa" w:w="100"/>
+              <w:bottom w:type="dxa" w:w="60"/>
+              <w:right w:type="dxa" w:w="100"/>
+            </w:tcMar>
+          </w:tcPr>
+          <w:p>
+            <w:pPr>
+              <w:spacing w:after="40"/>
+            </w:pPr>
+            <w:r>
+              <w:rPr>
+                <w:sz w:val="18"/>
+                <w:szCs w:val="18"/>
+              </w:rPr>
+              <w:t xml:space="preserve">1</w:t>
+            </w:r>
+          </w:p>
+        </w:tc>
+      </w:tr>
+      <w:tr>
+        <w:tc>
+          <w:tcPr>
+            <w:tcW w:type="dxa" w:w="2600"/>
+            <w:tcBorders>
+              <w:top w:val="single" w:color="A6A6A6" w:sz="4"/>
+              <w:left w:val="single" w:color="A6A6A6" w:sz="4"/>
+              <w:bottom w:val="single" w:color="A6A6A6" w:sz="4"/>
+              <w:right w:val="single" w:color="A6A6A6" w:sz="4"/>
+            </w:tcBorders>
+            <w:shd w:fill="FFF2CC" w:color="auto" w:val="clear"/>
+            <w:tcMar>
+              <w:top w:type="dxa" w:w="60"/>
+              <w:left w:type="dxa" w:w="100"/>
+              <w:bottom w:type="dxa" w:w="60"/>
+              <w:right w:type="dxa" w:w="100"/>
+            </w:tcMar>
+          </w:tcPr>
+          <w:p>
+            <w:pPr>
+              <w:spacing w:after="40"/>
+            </w:pPr>
+            <w:r>
+              <w:rPr>
+                <w:b/>
+                <w:bCs/>
+                <w:sz w:val="18"/>
+                <w:szCs w:val="18"/>
+                <w:shd w:fill="FFE699" w:color="auto" w:val="clear"/>
+              </w:rPr>
               <w:t xml:space="preserve">Create</w:t>
+            </w:r>
+          </w:p>
+        </w:tc>
+        <w:tc>
+          <w:tcPr>
+            <w:tcW w:type="dxa" w:w="4626"/>
+            <w:tcBorders>
+              <w:top w:val="single" w:color="A6A6A6" w:sz="4"/>
+              <w:left w:val="single" w:color="A6A6A6" w:sz="4"/>
+              <w:bottom w:val="single" w:color="A6A6A6" w:sz="4"/>
+              <w:right w:val="single" w:color="A6A6A6" w:sz="4"/>
+            </w:tcBorders>
+            <w:shd w:fill="FFF2CC" w:color="auto" w:val="clear"/>
+            <w:tcMar>
+              <w:top w:type="dxa" w:w="60"/>
+              <w:left w:type="dxa" w:w="100"/>
+              <w:bottom w:type="dxa" w:w="60"/>
+              <w:right w:type="dxa" w:w="100"/>
+            </w:tcMar>
+          </w:tcPr>
+          <w:p>
+            <w:pPr>
+              <w:spacing w:after="40"/>
+            </w:pPr>
+            <w:r>
+              <w:rPr>
+                <w:sz w:val="18"/>
+                <w:szCs w:val="18"/>
+              </w:rPr>
+              <w:t xml:space="preserve">CLO2, CLO8</w:t>
+            </w:r>
+          </w:p>
+        </w:tc>
+        <w:tc>
+          <w:tcPr>
+            <w:tcW w:type="dxa" w:w="1800"/>
+            <w:tcBorders>
+              <w:top w:val="single" w:color="A6A6A6" w:sz="4"/>
+              <w:left w:val="single" w:color="A6A6A6" w:sz="4"/>
+              <w:bottom w:val="single" w:color="A6A6A6" w:sz="4"/>
+              <w:right w:val="single" w:color="A6A6A6" w:sz="4"/>
+            </w:tcBorders>
+            <w:shd w:fill="FFF2CC" w:color="auto" w:val="clear"/>
+            <w:tcMar>
+              <w:top w:type="dxa" w:w="60"/>
+              <w:left w:type="dxa" w:w="100"/>
+              <w:bottom w:type="dxa" w:w="60"/>
+              <w:right w:type="dxa" w:w="100"/>
+            </w:tcMar>
+          </w:tcPr>
+          <w:p>
+            <w:pPr>
+              <w:spacing w:after="40"/>
+            </w:pPr>
+            <w:r>
+              <w:rPr>
+                <w:sz w:val="18"/>
+                <w:szCs w:val="18"/>
+              </w:rPr>
+              <w:t xml:space="preserve">2</w:t>
+            </w:r>
+          </w:p>
+        </w:tc>
+      </w:tr>
+      <w:tr>
+        <w:tc>
+          <w:tcPr>
+            <w:tcW w:type="dxa" w:w="2600"/>
+            <w:tcBorders>
+              <w:top w:val="single" w:color="A6A6A6" w:sz="4"/>
+              <w:left w:val="single" w:color="A6A6A6" w:sz="4"/>
+              <w:bottom w:val="single" w:color="A6A6A6" w:sz="4"/>
+              <w:right w:val="single" w:color="A6A6A6" w:sz="4"/>
+            </w:tcBorders>
+            <w:tcMar>
+              <w:top w:type="dxa" w:w="60"/>
+              <w:left w:type="dxa" w:w="100"/>
+              <w:bottom w:type="dxa" w:w="60"/>
+              <w:right w:type="dxa" w:w="100"/>
+            </w:tcMar>
+          </w:tcPr>
+          <w:p>
+            <w:pPr>
+              <w:spacing w:after="40"/>
+            </w:pPr>
+            <w:r>
+              <w:rPr>
+                <w:b/>
+                <w:bCs/>
+                <w:sz w:val="18"/>
+                <w:szCs w:val="18"/>
+              </w:rPr>
+              <w:t xml:space="preserve">Analyze or above</w:t>
+            </w:r>
+          </w:p>
+        </w:tc>
+        <w:tc>
+          <w:tcPr>
+            <w:tcW w:type="dxa" w:w="4626"/>
+            <w:tcBorders>
+              <w:top w:val="single" w:color="A6A6A6" w:sz="4"/>
+              <w:left w:val="single" w:color="A6A6A6" w:sz="4"/>
+              <w:bottom w:val="single" w:color="A6A6A6" w:sz="4"/>
+              <w:right w:val="single" w:color="A6A6A6" w:sz="4"/>
+            </w:tcBorders>
+            <w:tcMar>
+              <w:top w:type="dxa" w:w="60"/>
+              <w:left w:type="dxa" w:w="100"/>
+              <w:bottom w:type="dxa" w:w="60"/>
+              <w:right w:type="dxa" w:w="100"/>
+            </w:tcMar>
+          </w:tcPr>
+          <w:p>
+            <w:pPr>
+              <w:spacing w:after="40"/>
+            </w:pPr>
+          </w:p>
+        </w:tc>
+        <w:tc>
+          <w:tcPr>
+            <w:tcW w:type="dxa" w:w="1800"/>
+            <w:tcBorders>
+              <w:top w:val="single" w:color="A6A6A6" w:sz="4"/>
+              <w:left w:val="single" w:color="A6A6A6" w:sz="4"/>
+              <w:bottom w:val="single" w:color="A6A6A6" w:sz="4"/>
+              <w:right w:val="single" w:color="A6A6A6" w:sz="4"/>
+            </w:tcBorders>
+            <w:tcMar>
+              <w:top w:type="dxa" w:w="60"/>
+              <w:left w:type="dxa" w:w="100"/>
+              <w:bottom w:type="dxa" w:w="60"/>
+              <w:right w:type="dxa" w:w="100"/>
+            </w:tcMar>
+          </w:tcPr>
+          <w:p>
+            <w:pPr>
+              <w:spacing w:after="40"/>
+            </w:pPr>
+            <w:r>
+              <w:rPr>
+                <w:b/>
+                <w:bCs/>
+                <w:sz w:val="18"/>
+                <w:szCs w:val="18"/>
+              </w:rPr>
+              <w:t xml:space="preserve">6 of 8 (75%)</w:t>
             </w:r>
           </w:p>
         </w:tc>
       </w:tr>
     </w:tbl>
+    <w:p>
+      <w:pPr>
+        <w:spacing w:after="120"/>
+      </w:pPr>
+    </w:p>
+    <w:p>
+      <w:pPr>
+        <w:pStyle w:val="Heading2"/>
+      </w:pPr>
+      <w:r>
+        <w:t xml:space="preserve">4.4 Alignment with the 9-semester program</w:t>
+      </w:r>
+    </w:p>
+    <w:p>
+      <w:pPr>
+        <w:spacing w:after="120"/>
+      </w:pPr>
+      <w:r>
+        <w:t xml:space="preserve">The table shows the later BCS_AD courses each CLO prepares for (semester in brackets; combo courses marked *) and the program skill set it contributes to (Appendix 2(e)).</w:t>
+      </w:r>
+    </w:p>
+    <w:tbl>
+      <w:tblPr>
+        <w:tblW w:type="dxa" w:w="9026"/>
+        <w:tblBorders>
+          <w:top w:val="single" w:color="auto" w:sz="4"/>
+          <w:left w:val="single" w:color="auto" w:sz="4"/>
+          <w:bottom w:val="single" w:color="auto" w:sz="4"/>
+          <w:right w:val="single" w:color="auto" w:sz="4"/>
+          <w:insideH w:val="single" w:color="auto" w:sz="4"/>
+          <w:insideV w:val="single" w:color="auto" w:sz="4"/>
+        </w:tblBorders>
+      </w:tblPr>
+      <w:tblGrid>
+        <w:gridCol w:w="800"/>
+        <w:gridCol w:w="5226"/>
+        <w:gridCol w:w="3000"/>
+      </w:tblGrid>
+      <w:tr>
+        <w:trPr>
+          <w:tblHeader/>
+        </w:trPr>
+        <w:tc>
+          <w:tcPr>
+            <w:tcW w:type="dxa" w:w="800"/>
+            <w:tcBorders>
+              <w:top w:val="single" w:color="A6A6A6" w:sz="4"/>
+              <w:left w:val="single" w:color="A6A6A6" w:sz="4"/>
+              <w:bottom w:val="single" w:color="A6A6A6" w:sz="4"/>
+              <w:right w:val="single" w:color="A6A6A6" w:sz="4"/>
+            </w:tcBorders>
+            <w:shd w:fill="1F4E79" w:color="auto" w:val="clear"/>
+            <w:tcMar>
+              <w:top w:type="dxa" w:w="60"/>
+              <w:left w:type="dxa" w:w="100"/>
+              <w:bottom w:type="dxa" w:w="60"/>
+              <w:right w:type="dxa" w:w="100"/>
+            </w:tcMar>
+          </w:tcPr>
+          <w:p>
+            <w:pPr>
+              <w:spacing w:after="40"/>
+            </w:pPr>
+            <w:r>
+              <w:rPr>
+                <w:b/>
+                <w:bCs/>
+                <w:color w:val="FFFFFF"/>
+                <w:sz w:val="18"/>
+                <w:szCs w:val="18"/>
+              </w:rPr>
+              <w:t xml:space="preserve">CLO</w:t>
+            </w:r>
+          </w:p>
+        </w:tc>
+        <w:tc>
+          <w:tcPr>
+            <w:tcW w:type="dxa" w:w="5226"/>
+            <w:tcBorders>
+              <w:top w:val="single" w:color="A6A6A6" w:sz="4"/>
+              <w:left w:val="single" w:color="A6A6A6" w:sz="4"/>
+              <w:bottom w:val="single" w:color="A6A6A6" w:sz="4"/>
+              <w:right w:val="single" w:color="A6A6A6" w:sz="4"/>
+            </w:tcBorders>
+            <w:shd w:fill="1F4E79" w:color="auto" w:val="clear"/>
+            <w:tcMar>
+              <w:top w:type="dxa" w:w="60"/>
+              <w:left w:type="dxa" w:w="100"/>
+              <w:bottom w:type="dxa" w:w="60"/>
+              <w:right w:type="dxa" w:w="100"/>
+            </w:tcMar>
+          </w:tcPr>
+          <w:p>
+            <w:pPr>
+              <w:spacing w:after="40"/>
+            </w:pPr>
+            <w:r>
+              <w:rPr>
+                <w:b/>
+                <w:bCs/>
+                <w:color w:val="FFFFFF"/>
+                <w:sz w:val="18"/>
+                <w:szCs w:val="18"/>
+              </w:rPr>
+              <w:t xml:space="preserve">Prepares for (course, semester)</w:t>
+            </w:r>
+          </w:p>
+        </w:tc>
+        <w:tc>
+          <w:tcPr>
+            <w:tcW w:type="dxa" w:w="3000"/>
+            <w:tcBorders>
+              <w:top w:val="single" w:color="A6A6A6" w:sz="4"/>
+              <w:left w:val="single" w:color="A6A6A6" w:sz="4"/>
+              <w:bottom w:val="single" w:color="A6A6A6" w:sz="4"/>
+              <w:right w:val="single" w:color="A6A6A6" w:sz="4"/>
+            </w:tcBorders>
+            <w:shd w:fill="1F4E79" w:color="auto" w:val="clear"/>
+            <w:tcMar>
+              <w:top w:type="dxa" w:w="60"/>
+              <w:left w:type="dxa" w:w="100"/>
+              <w:bottom w:type="dxa" w:w="60"/>
+              <w:right w:type="dxa" w:w="100"/>
+            </w:tcMar>
+          </w:tcPr>
+          <w:p>
+            <w:pPr>
+              <w:spacing w:after="40"/>
+            </w:pPr>
+            <w:r>
+              <w:rPr>
+                <w:b/>
+                <w:bCs/>
+                <w:color w:val="FFFFFF"/>
+                <w:sz w:val="18"/>
+                <w:szCs w:val="18"/>
+              </w:rPr>
+              <w:t xml:space="preserve">Program skill set</w:t>
+            </w:r>
+          </w:p>
+        </w:tc>
+      </w:tr>
+      <w:tr>
+        <w:tc>
+          <w:tcPr>
+            <w:tcW w:type="dxa" w:w="800"/>
+            <w:tcBorders>
+              <w:top w:val="single" w:color="A6A6A6" w:sz="4"/>
+              <w:left w:val="single" w:color="A6A6A6" w:sz="4"/>
+              <w:bottom w:val="single" w:color="A6A6A6" w:sz="4"/>
+              <w:right w:val="single" w:color="A6A6A6" w:sz="4"/>
+            </w:tcBorders>
+            <w:tcMar>
+              <w:top w:type="dxa" w:w="60"/>
+              <w:left w:type="dxa" w:w="100"/>
+              <w:bottom w:type="dxa" w:w="60"/>
+              <w:right w:type="dxa" w:w="100"/>
+            </w:tcMar>
+          </w:tcPr>
+          <w:p>
+            <w:pPr>
+              <w:spacing w:after="40"/>
+            </w:pPr>
+            <w:r>
+              <w:rPr>
+                <w:sz w:val="18"/>
+                <w:szCs w:val="18"/>
+              </w:rPr>
+              <w:t xml:space="preserve">CLO1</w:t>
+            </w:r>
+          </w:p>
+        </w:tc>
+        <w:tc>
+          <w:tcPr>
+            <w:tcW w:type="dxa" w:w="5226"/>
+            <w:tcBorders>
+              <w:top w:val="single" w:color="A6A6A6" w:sz="4"/>
+              <w:left w:val="single" w:color="A6A6A6" w:sz="4"/>
+              <w:bottom w:val="single" w:color="A6A6A6" w:sz="4"/>
+              <w:right w:val="single" w:color="A6A6A6" w:sz="4"/>
+            </w:tcBorders>
+            <w:tcMar>
+              <w:top w:type="dxa" w:w="60"/>
+              <w:left w:type="dxa" w:w="100"/>
+              <w:bottom w:type="dxa" w:w="60"/>
+              <w:right w:type="dxa" w:w="100"/>
+            </w:tcMar>
+          </w:tcPr>
+          <w:p>
+            <w:pPr>
+              <w:spacing w:after="40"/>
+            </w:pPr>
+            <w:r>
+              <w:rPr>
+                <w:sz w:val="18"/>
+                <w:szCs w:val="18"/>
+              </w:rPr>
+              <w:t xml:space="preserve">DSI201 Data Science (S3); MLO401 Machine Learning Operations (S8); BDI302c Big Data* (S8)</w:t>
+            </w:r>
+          </w:p>
+        </w:tc>
+        <w:tc>
+          <w:tcPr>
+            <w:tcW w:type="dxa" w:w="3000"/>
+            <w:tcBorders>
+              <w:top w:val="single" w:color="A6A6A6" w:sz="4"/>
+              <w:left w:val="single" w:color="A6A6A6" w:sz="4"/>
+              <w:bottom w:val="single" w:color="A6A6A6" w:sz="4"/>
+              <w:right w:val="single" w:color="A6A6A6" w:sz="4"/>
+            </w:tcBorders>
+            <w:tcMar>
+              <w:top w:type="dxa" w:w="60"/>
+              <w:left w:type="dxa" w:w="100"/>
+              <w:bottom w:type="dxa" w:w="60"/>
+              <w:right w:type="dxa" w:w="100"/>
+            </w:tcMar>
+          </w:tcPr>
+          <w:p>
+            <w:pPr>
+              <w:spacing w:after="40"/>
+            </w:pPr>
+            <w:r>
+              <w:rPr>
+                <w:sz w:val="18"/>
+                <w:szCs w:val="18"/>
+              </w:rPr>
+              <w:t xml:space="preserve">Data Handling, Databases and Data Mining</w:t>
+            </w:r>
+          </w:p>
+        </w:tc>
+      </w:tr>
+      <w:tr>
+        <w:tc>
+          <w:tcPr>
+            <w:tcW w:type="dxa" w:w="800"/>
+            <w:tcBorders>
+              <w:top w:val="single" w:color="A6A6A6" w:sz="4"/>
+              <w:left w:val="single" w:color="A6A6A6" w:sz="4"/>
+              <w:bottom w:val="single" w:color="A6A6A6" w:sz="4"/>
+              <w:right w:val="single" w:color="A6A6A6" w:sz="4"/>
+            </w:tcBorders>
+            <w:tcMar>
+              <w:top w:type="dxa" w:w="60"/>
+              <w:left w:type="dxa" w:w="100"/>
+              <w:bottom w:type="dxa" w:w="60"/>
+              <w:right w:type="dxa" w:w="100"/>
+            </w:tcMar>
+          </w:tcPr>
+          <w:p>
+            <w:pPr>
+              <w:spacing w:after="40"/>
+            </w:pPr>
+            <w:r>
+              <w:rPr>
+                <w:sz w:val="18"/>
+                <w:szCs w:val="18"/>
+              </w:rPr>
+              <w:t xml:space="preserve">CLO2</w:t>
+            </w:r>
+          </w:p>
+        </w:tc>
+        <w:tc>
+          <w:tcPr>
+            <w:tcW w:type="dxa" w:w="5226"/>
+            <w:tcBorders>
+              <w:top w:val="single" w:color="A6A6A6" w:sz="4"/>
+              <w:left w:val="single" w:color="A6A6A6" w:sz="4"/>
+              <w:bottom w:val="single" w:color="A6A6A6" w:sz="4"/>
+              <w:right w:val="single" w:color="A6A6A6" w:sz="4"/>
+            </w:tcBorders>
+            <w:tcMar>
+              <w:top w:type="dxa" w:w="60"/>
+              <w:left w:type="dxa" w:w="100"/>
+              <w:bottom w:type="dxa" w:w="60"/>
+              <w:right w:type="dxa" w:w="100"/>
+            </w:tcMar>
+          </w:tcPr>
+          <w:p>
+            <w:pPr>
+              <w:spacing w:after="40"/>
+            </w:pPr>
+            <w:r>
+              <w:rPr>
+                <w:sz w:val="18"/>
+                <w:szCs w:val="18"/>
+              </w:rPr>
+              <w:t xml:space="preserve">DAM321 Data Mining Project (S5); OJT202 On-the-Job Training (S6); EXE101/EXE201 Experiential Entrepreneurship (S7–S8); ADP490 Capstone Project (S9)</w:t>
+            </w:r>
+          </w:p>
+        </w:tc>
+        <w:tc>
+          <w:tcPr>
+            <w:tcW w:type="dxa" w:w="3000"/>
+            <w:tcBorders>
+              <w:top w:val="single" w:color="A6A6A6" w:sz="4"/>
+              <w:left w:val="single" w:color="A6A6A6" w:sz="4"/>
+              <w:bottom w:val="single" w:color="A6A6A6" w:sz="4"/>
+              <w:right w:val="single" w:color="A6A6A6" w:sz="4"/>
+            </w:tcBorders>
+            <w:tcMar>
+              <w:top w:type="dxa" w:w="60"/>
+              <w:left w:type="dxa" w:w="100"/>
+              <w:bottom w:type="dxa" w:w="60"/>
+              <w:right w:type="dxa" w:w="100"/>
+            </w:tcMar>
+          </w:tcPr>
+          <w:p>
+            <w:pPr>
+              <w:spacing w:after="40"/>
+            </w:pPr>
+            <w:r>
+              <w:rPr>
+                <w:sz w:val="18"/>
+                <w:szCs w:val="18"/>
+              </w:rPr>
+              <w:t xml:space="preserve">Data Handling, Databases and Data Mining; Data Engineering, Security, Privacy and AI Governance</w:t>
+            </w:r>
+          </w:p>
+        </w:tc>
+      </w:tr>
+      <w:tr>
+        <w:tc>
+          <w:tcPr>
+            <w:tcW w:type="dxa" w:w="800"/>
+            <w:tcBorders>
+              <w:top w:val="single" w:color="A6A6A6" w:sz="4"/>
+              <w:left w:val="single" w:color="A6A6A6" w:sz="4"/>
+              <w:bottom w:val="single" w:color="A6A6A6" w:sz="4"/>
+              <w:right w:val="single" w:color="A6A6A6" w:sz="4"/>
+            </w:tcBorders>
+            <w:tcMar>
+              <w:top w:type="dxa" w:w="60"/>
+              <w:left w:type="dxa" w:w="100"/>
+              <w:bottom w:type="dxa" w:w="60"/>
+              <w:right w:type="dxa" w:w="100"/>
+            </w:tcMar>
+          </w:tcPr>
+          <w:p>
+            <w:pPr>
+              <w:spacing w:after="40"/>
+            </w:pPr>
+            <w:r>
+              <w:rPr>
+                <w:sz w:val="18"/>
+                <w:szCs w:val="18"/>
+              </w:rPr>
+              <w:t xml:space="preserve">CLO3</w:t>
+            </w:r>
+          </w:p>
+        </w:tc>
+        <w:tc>
+          <w:tcPr>
+            <w:tcW w:type="dxa" w:w="5226"/>
+            <w:tcBorders>
+              <w:top w:val="single" w:color="A6A6A6" w:sz="4"/>
+              <w:left w:val="single" w:color="A6A6A6" w:sz="4"/>
+              <w:bottom w:val="single" w:color="A6A6A6" w:sz="4"/>
+              <w:right w:val="single" w:color="A6A6A6" w:sz="4"/>
+            </w:tcBorders>
+            <w:tcMar>
+              <w:top w:type="dxa" w:w="60"/>
+              <w:left w:type="dxa" w:w="100"/>
+              <w:bottom w:type="dxa" w:w="60"/>
+              <w:right w:type="dxa" w:w="100"/>
+            </w:tcMar>
+          </w:tcPr>
+          <w:p>
+            <w:pPr>
+              <w:spacing w:after="40"/>
+            </w:pPr>
+            <w:r>
+              <w:rPr>
+                <w:sz w:val="18"/>
+                <w:szCs w:val="18"/>
+              </w:rPr>
+              <w:t xml:space="preserve">Reinforces MAD102 Discrete Mathematics (S1, same semester); CSD203 Data Structures and Algorithms (S2); BDI302c Big Data* (S8), where Spark and Hive operators are relational-algebra operators</w:t>
+            </w:r>
+          </w:p>
+        </w:tc>
+        <w:tc>
+          <w:tcPr>
+            <w:tcW w:type="dxa" w:w="3000"/>
+            <w:tcBorders>
+              <w:top w:val="single" w:color="A6A6A6" w:sz="4"/>
+              <w:left w:val="single" w:color="A6A6A6" w:sz="4"/>
+              <w:bottom w:val="single" w:color="A6A6A6" w:sz="4"/>
+              <w:right w:val="single" w:color="A6A6A6" w:sz="4"/>
+            </w:tcBorders>
+            <w:tcMar>
+              <w:top w:type="dxa" w:w="60"/>
+              <w:left w:type="dxa" w:w="100"/>
+              <w:bottom w:type="dxa" w:w="60"/>
+              <w:right w:type="dxa" w:w="100"/>
+            </w:tcMar>
+          </w:tcPr>
+          <w:p>
+            <w:pPr>
+              <w:spacing w:after="40"/>
+            </w:pPr>
+            <w:r>
+              <w:rPr>
+                <w:sz w:val="18"/>
+                <w:szCs w:val="18"/>
+              </w:rPr>
+              <w:t xml:space="preserve">Programming, Algorithms and Data Structures</w:t>
+            </w:r>
+          </w:p>
+        </w:tc>
+      </w:tr>
+      <w:tr>
+        <w:tc>
+          <w:tcPr>
+            <w:tcW w:type="dxa" w:w="800"/>
+            <w:tcBorders>
+              <w:top w:val="single" w:color="A6A6A6" w:sz="4"/>
+              <w:left w:val="single" w:color="A6A6A6" w:sz="4"/>
+              <w:bottom w:val="single" w:color="A6A6A6" w:sz="4"/>
+              <w:right w:val="single" w:color="A6A6A6" w:sz="4"/>
+            </w:tcBorders>
+            <w:tcMar>
+              <w:top w:type="dxa" w:w="60"/>
+              <w:left w:type="dxa" w:w="100"/>
+              <w:bottom w:type="dxa" w:w="60"/>
+              <w:right w:type="dxa" w:w="100"/>
+            </w:tcMar>
+          </w:tcPr>
+          <w:p>
+            <w:pPr>
+              <w:spacing w:after="40"/>
+            </w:pPr>
+            <w:r>
+              <w:rPr>
+                <w:sz w:val="18"/>
+                <w:szCs w:val="18"/>
+              </w:rPr>
+              <w:t xml:space="preserve">CLO4</w:t>
+            </w:r>
+          </w:p>
+        </w:tc>
+        <w:tc>
+          <w:tcPr>
+            <w:tcW w:type="dxa" w:w="5226"/>
+            <w:tcBorders>
+              <w:top w:val="single" w:color="A6A6A6" w:sz="4"/>
+              <w:left w:val="single" w:color="A6A6A6" w:sz="4"/>
+              <w:bottom w:val="single" w:color="A6A6A6" w:sz="4"/>
+              <w:right w:val="single" w:color="A6A6A6" w:sz="4"/>
+            </w:tcBorders>
+            <w:tcMar>
+              <w:top w:type="dxa" w:w="60"/>
+              <w:left w:type="dxa" w:w="100"/>
+              <w:bottom w:type="dxa" w:w="60"/>
+              <w:right w:type="dxa" w:w="100"/>
+            </w:tcMar>
+          </w:tcPr>
+          <w:p>
+            <w:pPr>
+              <w:spacing w:after="40"/>
+            </w:pPr>
+            <w:r>
+              <w:rPr>
+                <w:sz w:val="18"/>
+                <w:szCs w:val="18"/>
+              </w:rPr>
+              <w:t xml:space="preserve">DSI201 Data Science (S3); DAM311 Data Mining (S4); DVI301 Data Visualization* (S5); OJT202 (S6); AMA401 Advanced Methods for Data Analysis (S7); MLO401 (S8)</w:t>
+            </w:r>
+          </w:p>
+        </w:tc>
+        <w:tc>
+          <w:tcPr>
+            <w:tcW w:type="dxa" w:w="3000"/>
+            <w:tcBorders>
+              <w:top w:val="single" w:color="A6A6A6" w:sz="4"/>
+              <w:left w:val="single" w:color="A6A6A6" w:sz="4"/>
+              <w:bottom w:val="single" w:color="A6A6A6" w:sz="4"/>
+              <w:right w:val="single" w:color="A6A6A6" w:sz="4"/>
+            </w:tcBorders>
+            <w:tcMar>
+              <w:top w:type="dxa" w:w="60"/>
+              <w:left w:type="dxa" w:w="100"/>
+              <w:bottom w:type="dxa" w:w="60"/>
+              <w:right w:type="dxa" w:w="100"/>
+            </w:tcMar>
+          </w:tcPr>
+          <w:p>
+            <w:pPr>
+              <w:spacing w:after="40"/>
+            </w:pPr>
+            <w:r>
+              <w:rPr>
+                <w:sz w:val="18"/>
+                <w:szCs w:val="18"/>
+              </w:rPr>
+              <w:t xml:space="preserve">Data Handling, Databases and Data Mining</w:t>
+            </w:r>
+          </w:p>
+        </w:tc>
+      </w:tr>
+      <w:tr>
+        <w:tc>
+          <w:tcPr>
+            <w:tcW w:type="dxa" w:w="800"/>
+            <w:tcBorders>
+              <w:top w:val="single" w:color="A6A6A6" w:sz="4"/>
+              <w:left w:val="single" w:color="A6A6A6" w:sz="4"/>
+              <w:bottom w:val="single" w:color="A6A6A6" w:sz="4"/>
+              <w:right w:val="single" w:color="A6A6A6" w:sz="4"/>
+            </w:tcBorders>
+            <w:tcMar>
+              <w:top w:type="dxa" w:w="60"/>
+              <w:left w:type="dxa" w:w="100"/>
+              <w:bottom w:type="dxa" w:w="60"/>
+              <w:right w:type="dxa" w:w="100"/>
+            </w:tcMar>
+          </w:tcPr>
+          <w:p>
+            <w:pPr>
+              <w:spacing w:after="40"/>
+            </w:pPr>
+            <w:r>
+              <w:rPr>
+                <w:sz w:val="18"/>
+                <w:szCs w:val="18"/>
+              </w:rPr>
+              <w:t xml:space="preserve">CLO5</w:t>
+            </w:r>
+          </w:p>
+        </w:tc>
+        <w:tc>
+          <w:tcPr>
+            <w:tcW w:type="dxa" w:w="5226"/>
+            <w:tcBorders>
+              <w:top w:val="single" w:color="A6A6A6" w:sz="4"/>
+              <w:left w:val="single" w:color="A6A6A6" w:sz="4"/>
+              <w:bottom w:val="single" w:color="A6A6A6" w:sz="4"/>
+              <w:right w:val="single" w:color="A6A6A6" w:sz="4"/>
+            </w:tcBorders>
+            <w:tcMar>
+              <w:top w:type="dxa" w:w="60"/>
+              <w:left w:type="dxa" w:w="100"/>
+              <w:bottom w:type="dxa" w:w="60"/>
+              <w:right w:type="dxa" w:w="100"/>
+            </w:tcMar>
+          </w:tcPr>
+          <w:p>
+            <w:pPr>
+              <w:spacing w:after="40"/>
+            </w:pPr>
+            <w:r>
+              <w:rPr>
+                <w:sz w:val="18"/>
+                <w:szCs w:val="18"/>
+              </w:rPr>
+              <w:t xml:space="preserve">DSI201 data cleaning (S3); DAM311 pattern discovery (S4); DPY391 Data Security and Privacy (S5): data minimization and privacy by design</w:t>
+            </w:r>
+          </w:p>
+        </w:tc>
+        <w:tc>
+          <w:tcPr>
+            <w:tcW w:type="dxa" w:w="3000"/>
+            <w:tcBorders>
+              <w:top w:val="single" w:color="A6A6A6" w:sz="4"/>
+              <w:left w:val="single" w:color="A6A6A6" w:sz="4"/>
+              <w:bottom w:val="single" w:color="A6A6A6" w:sz="4"/>
+              <w:right w:val="single" w:color="A6A6A6" w:sz="4"/>
+            </w:tcBorders>
+            <w:tcMar>
+              <w:top w:type="dxa" w:w="60"/>
+              <w:left w:type="dxa" w:w="100"/>
+              <w:bottom w:type="dxa" w:w="60"/>
+              <w:right w:type="dxa" w:w="100"/>
+            </w:tcMar>
+          </w:tcPr>
+          <w:p>
+            <w:pPr>
+              <w:spacing w:after="40"/>
+            </w:pPr>
+            <w:r>
+              <w:rPr>
+                <w:sz w:val="18"/>
+                <w:szCs w:val="18"/>
+              </w:rPr>
+              <w:t xml:space="preserve">Data Handling, Databases and Data Mining; Data Engineering, Security, Privacy and AI Governance</w:t>
+            </w:r>
+          </w:p>
+        </w:tc>
+      </w:tr>
+      <w:tr>
+        <w:tc>
+          <w:tcPr>
+            <w:tcW w:type="dxa" w:w="800"/>
+            <w:tcBorders>
+              <w:top w:val="single" w:color="A6A6A6" w:sz="4"/>
+              <w:left w:val="single" w:color="A6A6A6" w:sz="4"/>
+              <w:bottom w:val="single" w:color="A6A6A6" w:sz="4"/>
+              <w:right w:val="single" w:color="A6A6A6" w:sz="4"/>
+            </w:tcBorders>
+            <w:tcMar>
+              <w:top w:type="dxa" w:w="60"/>
+              <w:left w:type="dxa" w:w="100"/>
+              <w:bottom w:type="dxa" w:w="60"/>
+              <w:right w:type="dxa" w:w="100"/>
+            </w:tcMar>
+          </w:tcPr>
+          <w:p>
+            <w:pPr>
+              <w:spacing w:after="40"/>
+            </w:pPr>
+            <w:r>
+              <w:rPr>
+                <w:sz w:val="18"/>
+                <w:szCs w:val="18"/>
+              </w:rPr>
+              <w:t xml:space="preserve">CLO6</w:t>
+            </w:r>
+          </w:p>
+        </w:tc>
+        <w:tc>
+          <w:tcPr>
+            <w:tcW w:type="dxa" w:w="5226"/>
+            <w:tcBorders>
+              <w:top w:val="single" w:color="A6A6A6" w:sz="4"/>
+              <w:left w:val="single" w:color="A6A6A6" w:sz="4"/>
+              <w:bottom w:val="single" w:color="A6A6A6" w:sz="4"/>
+              <w:right w:val="single" w:color="A6A6A6" w:sz="4"/>
+            </w:tcBorders>
+            <w:tcMar>
+              <w:top w:type="dxa" w:w="60"/>
+              <w:left w:type="dxa" w:w="100"/>
+              <w:bottom w:type="dxa" w:w="60"/>
+              <w:right w:type="dxa" w:w="100"/>
+            </w:tcMar>
+          </w:tcPr>
+          <w:p>
+            <w:pPr>
+              <w:spacing w:after="40"/>
+            </w:pPr>
+            <w:r>
+              <w:rPr>
+                <w:sz w:val="18"/>
+                <w:szCs w:val="18"/>
+              </w:rPr>
+              <w:t xml:space="preserve">CSD203 trees, hashing and algorithm analysis (S2); MLD301 Machine Learning with Large Datasets* (S7): memory and disk trade-offs; BDI302c Big Data* (S8)</w:t>
+            </w:r>
+          </w:p>
+        </w:tc>
+        <w:tc>
+          <w:tcPr>
+            <w:tcW w:type="dxa" w:w="3000"/>
+            <w:tcBorders>
+              <w:top w:val="single" w:color="A6A6A6" w:sz="4"/>
+              <w:left w:val="single" w:color="A6A6A6" w:sz="4"/>
+              <w:bottom w:val="single" w:color="A6A6A6" w:sz="4"/>
+              <w:right w:val="single" w:color="A6A6A6" w:sz="4"/>
+            </w:tcBorders>
+            <w:tcMar>
+              <w:top w:type="dxa" w:w="60"/>
+              <w:left w:type="dxa" w:w="100"/>
+              <w:bottom w:type="dxa" w:w="60"/>
+              <w:right w:type="dxa" w:w="100"/>
+            </w:tcMar>
+          </w:tcPr>
+          <w:p>
+            <w:pPr>
+              <w:spacing w:after="40"/>
+            </w:pPr>
+            <w:r>
+              <w:rPr>
+                <w:sz w:val="18"/>
+                <w:szCs w:val="18"/>
+              </w:rPr>
+              <w:t xml:space="preserve">Programming, Algorithms and Data Structures; Data Handling, Databases and Data Mining</w:t>
+            </w:r>
+          </w:p>
+        </w:tc>
+      </w:tr>
+      <w:tr>
+        <w:tc>
+          <w:tcPr>
+            <w:tcW w:type="dxa" w:w="800"/>
+            <w:tcBorders>
+              <w:top w:val="single" w:color="A6A6A6" w:sz="4"/>
+              <w:left w:val="single" w:color="A6A6A6" w:sz="4"/>
+              <w:bottom w:val="single" w:color="A6A6A6" w:sz="4"/>
+              <w:right w:val="single" w:color="A6A6A6" w:sz="4"/>
+            </w:tcBorders>
+            <w:tcMar>
+              <w:top w:type="dxa" w:w="60"/>
+              <w:left w:type="dxa" w:w="100"/>
+              <w:bottom w:type="dxa" w:w="60"/>
+              <w:right w:type="dxa" w:w="100"/>
+            </w:tcMar>
+          </w:tcPr>
+          <w:p>
+            <w:pPr>
+              <w:spacing w:after="40"/>
+            </w:pPr>
+            <w:r>
+              <w:rPr>
+                <w:sz w:val="18"/>
+                <w:szCs w:val="18"/>
+              </w:rPr>
+              <w:t xml:space="preserve">CLO7</w:t>
+            </w:r>
+          </w:p>
+        </w:tc>
+        <w:tc>
+          <w:tcPr>
+            <w:tcW w:type="dxa" w:w="5226"/>
+            <w:tcBorders>
+              <w:top w:val="single" w:color="A6A6A6" w:sz="4"/>
+              <w:left w:val="single" w:color="A6A6A6" w:sz="4"/>
+              <w:bottom w:val="single" w:color="A6A6A6" w:sz="4"/>
+              <w:right w:val="single" w:color="A6A6A6" w:sz="4"/>
+            </w:tcBorders>
+            <w:tcMar>
+              <w:top w:type="dxa" w:w="60"/>
+              <w:left w:type="dxa" w:w="100"/>
+              <w:bottom w:type="dxa" w:w="60"/>
+              <w:right w:type="dxa" w:w="100"/>
+            </w:tcMar>
+          </w:tcPr>
+          <w:p>
+            <w:pPr>
+              <w:spacing w:after="40"/>
+            </w:pPr>
+            <w:r>
+              <w:rPr>
+                <w:sz w:val="18"/>
+                <w:szCs w:val="18"/>
+              </w:rPr>
+              <w:t xml:space="preserve">DPY391 Data Security and Privacy (S5): integrity and availability; OJT202 (S6); MLO401 (S8): reliable data pipelines</w:t>
+            </w:r>
+          </w:p>
+        </w:tc>
+        <w:tc>
+          <w:tcPr>
+            <w:tcW w:type="dxa" w:w="3000"/>
+            <w:tcBorders>
+              <w:top w:val="single" w:color="A6A6A6" w:sz="4"/>
+              <w:left w:val="single" w:color="A6A6A6" w:sz="4"/>
+              <w:bottom w:val="single" w:color="A6A6A6" w:sz="4"/>
+              <w:right w:val="single" w:color="A6A6A6" w:sz="4"/>
+            </w:tcBorders>
+            <w:tcMar>
+              <w:top w:type="dxa" w:w="60"/>
+              <w:left w:type="dxa" w:w="100"/>
+              <w:bottom w:type="dxa" w:w="60"/>
+              <w:right w:type="dxa" w:w="100"/>
+            </w:tcMar>
+          </w:tcPr>
+          <w:p>
+            <w:pPr>
+              <w:spacing w:after="40"/>
+            </w:pPr>
+            <w:r>
+              <w:rPr>
+                <w:sz w:val="18"/>
+                <w:szCs w:val="18"/>
+              </w:rPr>
+              <w:t xml:space="preserve">Data Engineering, Security, Privacy and AI Governance</w:t>
+            </w:r>
+          </w:p>
+        </w:tc>
+      </w:tr>
+      <w:tr>
+        <w:tc>
+          <w:tcPr>
+            <w:tcW w:type="dxa" w:w="800"/>
+            <w:tcBorders>
+              <w:top w:val="single" w:color="A6A6A6" w:sz="4"/>
+              <w:left w:val="single" w:color="A6A6A6" w:sz="4"/>
+              <w:bottom w:val="single" w:color="A6A6A6" w:sz="4"/>
+              <w:right w:val="single" w:color="A6A6A6" w:sz="4"/>
+            </w:tcBorders>
+            <w:tcMar>
+              <w:top w:type="dxa" w:w="60"/>
+              <w:left w:type="dxa" w:w="100"/>
+              <w:bottom w:type="dxa" w:w="60"/>
+              <w:right w:type="dxa" w:w="100"/>
+            </w:tcMar>
+          </w:tcPr>
+          <w:p>
+            <w:pPr>
+              <w:spacing w:after="40"/>
+            </w:pPr>
+            <w:r>
+              <w:rPr>
+                <w:sz w:val="18"/>
+                <w:szCs w:val="18"/>
+              </w:rPr>
+              <w:t xml:space="preserve">CLO8</w:t>
+            </w:r>
+          </w:p>
+        </w:tc>
+        <w:tc>
+          <w:tcPr>
+            <w:tcW w:type="dxa" w:w="5226"/>
+            <w:tcBorders>
+              <w:top w:val="single" w:color="A6A6A6" w:sz="4"/>
+              <w:left w:val="single" w:color="A6A6A6" w:sz="4"/>
+              <w:bottom w:val="single" w:color="A6A6A6" w:sz="4"/>
+              <w:right w:val="single" w:color="A6A6A6" w:sz="4"/>
+            </w:tcBorders>
+            <w:tcMar>
+              <w:top w:type="dxa" w:w="60"/>
+              <w:left w:type="dxa" w:w="100"/>
+              <w:bottom w:type="dxa" w:w="60"/>
+              <w:right w:type="dxa" w:w="100"/>
+            </w:tcMar>
+          </w:tcPr>
+          <w:p>
+            <w:pPr>
+              <w:spacing w:after="40"/>
+            </w:pPr>
+            <w:r>
+              <w:rPr>
+                <w:sz w:val="18"/>
+                <w:szCs w:val="18"/>
+              </w:rPr>
+              <w:t xml:space="preserve">ENW493c Research Methods and Academic Writing (S5); DAM321 Data Mining Project (S5); AMA401 analytical reports (S7); ADP490 Capstone Project or EXE402 (S9)</w:t>
+            </w:r>
+          </w:p>
+        </w:tc>
+        <w:tc>
+          <w:tcPr>
+            <w:tcW w:type="dxa" w:w="3000"/>
+            <w:tcBorders>
+              <w:top w:val="single" w:color="A6A6A6" w:sz="4"/>
+              <w:left w:val="single" w:color="A6A6A6" w:sz="4"/>
+              <w:bottom w:val="single" w:color="A6A6A6" w:sz="4"/>
+              <w:right w:val="single" w:color="A6A6A6" w:sz="4"/>
+            </w:tcBorders>
+            <w:tcMar>
+              <w:top w:type="dxa" w:w="60"/>
+              <w:left w:type="dxa" w:w="100"/>
+              <w:bottom w:type="dxa" w:w="60"/>
+              <w:right w:type="dxa" w:w="100"/>
+            </w:tcMar>
+          </w:tcPr>
+          <w:p>
+            <w:pPr>
+              <w:spacing w:after="40"/>
+            </w:pPr>
+            <w:r>
+              <w:rPr>
+                <w:sz w:val="18"/>
+                <w:szCs w:val="18"/>
+              </w:rPr>
+              <w:t xml:space="preserve">Soft skills: Academic, Scientific Thinking, Critical Thinking, Communication</w:t>
+            </w:r>
+          </w:p>
+        </w:tc>
+      </w:tr>
+    </w:tbl>
+    <w:p>
+      <w:pPr>
+        <w:spacing w:after="120"/>
+      </w:pPr>
+    </w:p>
+    <w:p>
+      <w:pPr>
+        <w:pStyle w:val="Heading2"/>
+      </w:pPr>
+      <w:r>
+        <w:t xml:space="preserve">4.5 Coverage in the schedule</w:t>
+      </w:r>
+    </w:p>
+    <w:tbl>
+      <w:tblPr>
+        <w:tblW w:type="dxa" w:w="9026"/>
+        <w:tblBorders>
+          <w:top w:val="single" w:color="auto" w:sz="4"/>
+          <w:left w:val="single" w:color="auto" w:sz="4"/>
+          <w:bottom w:val="single" w:color="auto" w:sz="4"/>
+          <w:right w:val="single" w:color="auto" w:sz="4"/>
+          <w:insideH w:val="single" w:color="auto" w:sz="4"/>
+          <w:insideV w:val="single" w:color="auto" w:sz="4"/>
+        </w:tblBorders>
+      </w:tblPr>
+      <w:tblGrid>
+        <w:gridCol w:w="800"/>
+        <w:gridCol w:w="3700"/>
+        <w:gridCol w:w="4526"/>
+      </w:tblGrid>
+      <w:tr>
+        <w:trPr>
+          <w:tblHeader/>
+        </w:trPr>
+        <w:tc>
+          <w:tcPr>
+            <w:tcW w:type="dxa" w:w="800"/>
+            <w:tcBorders>
+              <w:top w:val="single" w:color="A6A6A6" w:sz="4"/>
+              <w:left w:val="single" w:color="A6A6A6" w:sz="4"/>
+              <w:bottom w:val="single" w:color="A6A6A6" w:sz="4"/>
+              <w:right w:val="single" w:color="A6A6A6" w:sz="4"/>
+            </w:tcBorders>
+            <w:shd w:fill="1F4E79" w:color="auto" w:val="clear"/>
+            <w:tcMar>
+              <w:top w:type="dxa" w:w="60"/>
+              <w:left w:type="dxa" w:w="100"/>
+              <w:bottom w:type="dxa" w:w="60"/>
+              <w:right w:type="dxa" w:w="100"/>
+            </w:tcMar>
+          </w:tcPr>
+          <w:p>
+            <w:pPr>
+              <w:spacing w:after="40"/>
+            </w:pPr>
+            <w:r>
+              <w:rPr>
+                <w:b/>
+                <w:bCs/>
+                <w:color w:val="FFFFFF"/>
+                <w:sz w:val="18"/>
+                <w:szCs w:val="18"/>
+              </w:rPr>
+              <w:t xml:space="preserve">CLO</w:t>
+            </w:r>
+          </w:p>
+        </w:tc>
+        <w:tc>
+          <w:tcPr>
+            <w:tcW w:type="dxa" w:w="3700"/>
+            <w:tcBorders>
+              <w:top w:val="single" w:color="A6A6A6" w:sz="4"/>
+              <w:left w:val="single" w:color="A6A6A6" w:sz="4"/>
+              <w:bottom w:val="single" w:color="A6A6A6" w:sz="4"/>
+              <w:right w:val="single" w:color="A6A6A6" w:sz="4"/>
+            </w:tcBorders>
+            <w:shd w:fill="1F4E79" w:color="auto" w:val="clear"/>
+            <w:tcMar>
+              <w:top w:type="dxa" w:w="60"/>
+              <w:left w:type="dxa" w:w="100"/>
+              <w:bottom w:type="dxa" w:w="60"/>
+              <w:right w:type="dxa" w:w="100"/>
+            </w:tcMar>
+          </w:tcPr>
+          <w:p>
+            <w:pPr>
+              <w:spacing w:after="40"/>
+            </w:pPr>
+            <w:r>
+              <w:rPr>
+                <w:b/>
+                <w:bCs/>
+                <w:color w:val="FFFFFF"/>
+                <w:sz w:val="18"/>
+                <w:szCs w:val="18"/>
+              </w:rPr>
+              <w:t xml:space="preserve">Chapters</w:t>
+            </w:r>
+          </w:p>
+        </w:tc>
+        <w:tc>
+          <w:tcPr>
+            <w:tcW w:type="dxa" w:w="4526"/>
+            <w:tcBorders>
+              <w:top w:val="single" w:color="A6A6A6" w:sz="4"/>
+              <w:left w:val="single" w:color="A6A6A6" w:sz="4"/>
+              <w:bottom w:val="single" w:color="A6A6A6" w:sz="4"/>
+              <w:right w:val="single" w:color="A6A6A6" w:sz="4"/>
+            </w:tcBorders>
+            <w:shd w:fill="1F4E79" w:color="auto" w:val="clear"/>
+            <w:tcMar>
+              <w:top w:type="dxa" w:w="60"/>
+              <w:left w:type="dxa" w:w="100"/>
+              <w:bottom w:type="dxa" w:w="60"/>
+              <w:right w:type="dxa" w:w="100"/>
+            </w:tcMar>
+          </w:tcPr>
+          <w:p>
+            <w:pPr>
+              <w:spacing w:after="40"/>
+            </w:pPr>
+            <w:r>
+              <w:rPr>
+                <w:b/>
+                <w:bCs/>
+                <w:color w:val="FFFFFF"/>
+                <w:sz w:val="18"/>
+                <w:szCs w:val="18"/>
+              </w:rPr>
+              <w:t xml:space="preserve">Sessions (of 60)</w:t>
+            </w:r>
+          </w:p>
+        </w:tc>
+      </w:tr>
+      <w:tr>
+        <w:tc>
+          <w:tcPr>
+            <w:tcW w:type="dxa" w:w="800"/>
+            <w:tcBorders>
+              <w:top w:val="single" w:color="A6A6A6" w:sz="4"/>
+              <w:left w:val="single" w:color="A6A6A6" w:sz="4"/>
+              <w:bottom w:val="single" w:color="A6A6A6" w:sz="4"/>
+              <w:right w:val="single" w:color="A6A6A6" w:sz="4"/>
+            </w:tcBorders>
+            <w:tcMar>
+              <w:top w:type="dxa" w:w="60"/>
+              <w:left w:type="dxa" w:w="100"/>
+              <w:bottom w:type="dxa" w:w="60"/>
+              <w:right w:type="dxa" w:w="100"/>
+            </w:tcMar>
+          </w:tcPr>
+          <w:p>
+            <w:pPr>
+              <w:spacing w:after="40"/>
+            </w:pPr>
+            <w:r>
+              <w:rPr>
+                <w:sz w:val="18"/>
+                <w:szCs w:val="18"/>
+              </w:rPr>
+              <w:t xml:space="preserve">CLO1</w:t>
+            </w:r>
+          </w:p>
+        </w:tc>
+        <w:tc>
+          <w:tcPr>
+            <w:tcW w:type="dxa" w:w="3700"/>
+            <w:tcBorders>
+              <w:top w:val="single" w:color="A6A6A6" w:sz="4"/>
+              <w:left w:val="single" w:color="A6A6A6" w:sz="4"/>
+              <w:bottom w:val="single" w:color="A6A6A6" w:sz="4"/>
+              <w:right w:val="single" w:color="A6A6A6" w:sz="4"/>
+            </w:tcBorders>
+            <w:tcMar>
+              <w:top w:type="dxa" w:w="60"/>
+              <w:left w:type="dxa" w:w="100"/>
+              <w:bottom w:type="dxa" w:w="60"/>
+              <w:right w:type="dxa" w:w="100"/>
+            </w:tcMar>
+          </w:tcPr>
+          <w:p>
+            <w:pPr>
+              <w:spacing w:after="40"/>
+            </w:pPr>
+            <w:r>
+              <w:rPr>
+                <w:sz w:val="18"/>
+                <w:szCs w:val="18"/>
+              </w:rPr>
+              <w:t xml:space="preserve">1</w:t>
+            </w:r>
+          </w:p>
+        </w:tc>
+        <w:tc>
+          <w:tcPr>
+            <w:tcW w:type="dxa" w:w="4526"/>
+            <w:tcBorders>
+              <w:top w:val="single" w:color="A6A6A6" w:sz="4"/>
+              <w:left w:val="single" w:color="A6A6A6" w:sz="4"/>
+              <w:bottom w:val="single" w:color="A6A6A6" w:sz="4"/>
+              <w:right w:val="single" w:color="A6A6A6" w:sz="4"/>
+            </w:tcBorders>
+            <w:tcMar>
+              <w:top w:type="dxa" w:w="60"/>
+              <w:left w:type="dxa" w:w="100"/>
+              <w:bottom w:type="dxa" w:w="60"/>
+              <w:right w:type="dxa" w:w="100"/>
+            </w:tcMar>
+          </w:tcPr>
+          <w:p>
+            <w:pPr>
+              <w:spacing w:after="40"/>
+            </w:pPr>
+            <w:r>
+              <w:rPr>
+                <w:sz w:val="18"/>
+                <w:szCs w:val="18"/>
+              </w:rPr>
+              <w:t xml:space="preserve">1–3; reviewed in 19 and 60</w:t>
+            </w:r>
+          </w:p>
+        </w:tc>
+      </w:tr>
+      <w:tr>
+        <w:tc>
+          <w:tcPr>
+            <w:tcW w:type="dxa" w:w="800"/>
+            <w:tcBorders>
+              <w:top w:val="single" w:color="A6A6A6" w:sz="4"/>
+              <w:left w:val="single" w:color="A6A6A6" w:sz="4"/>
+              <w:bottom w:val="single" w:color="A6A6A6" w:sz="4"/>
+              <w:right w:val="single" w:color="A6A6A6" w:sz="4"/>
+            </w:tcBorders>
+            <w:tcMar>
+              <w:top w:type="dxa" w:w="60"/>
+              <w:left w:type="dxa" w:w="100"/>
+              <w:bottom w:type="dxa" w:w="60"/>
+              <w:right w:type="dxa" w:w="100"/>
+            </w:tcMar>
+          </w:tcPr>
+          <w:p>
+            <w:pPr>
+              <w:spacing w:after="40"/>
+            </w:pPr>
+            <w:r>
+              <w:rPr>
+                <w:sz w:val="18"/>
+                <w:szCs w:val="18"/>
+              </w:rPr>
+              <w:t xml:space="preserve">CLO2</w:t>
+            </w:r>
+          </w:p>
+        </w:tc>
+        <w:tc>
+          <w:tcPr>
+            <w:tcW w:type="dxa" w:w="3700"/>
+            <w:tcBorders>
+              <w:top w:val="single" w:color="A6A6A6" w:sz="4"/>
+              <w:left w:val="single" w:color="A6A6A6" w:sz="4"/>
+              <w:bottom w:val="single" w:color="A6A6A6" w:sz="4"/>
+              <w:right w:val="single" w:color="A6A6A6" w:sz="4"/>
+            </w:tcBorders>
+            <w:tcMar>
+              <w:top w:type="dxa" w:w="60"/>
+              <w:left w:type="dxa" w:w="100"/>
+              <w:bottom w:type="dxa" w:w="60"/>
+              <w:right w:type="dxa" w:w="100"/>
+            </w:tcMar>
+          </w:tcPr>
+          <w:p>
+            <w:pPr>
+              <w:spacing w:after="40"/>
+            </w:pPr>
+            <w:r>
+              <w:rPr>
+                <w:sz w:val="18"/>
+                <w:szCs w:val="18"/>
+              </w:rPr>
+              <w:t xml:space="preserve">2, 3 (and constraints in 5)</w:t>
+            </w:r>
+          </w:p>
+        </w:tc>
+        <w:tc>
+          <w:tcPr>
+            <w:tcW w:type="dxa" w:w="4526"/>
+            <w:tcBorders>
+              <w:top w:val="single" w:color="A6A6A6" w:sz="4"/>
+              <w:left w:val="single" w:color="A6A6A6" w:sz="4"/>
+              <w:bottom w:val="single" w:color="A6A6A6" w:sz="4"/>
+              <w:right w:val="single" w:color="A6A6A6" w:sz="4"/>
+            </w:tcBorders>
+            <w:tcMar>
+              <w:top w:type="dxa" w:w="60"/>
+              <w:left w:type="dxa" w:w="100"/>
+              <w:bottom w:type="dxa" w:w="60"/>
+              <w:right w:type="dxa" w:w="100"/>
+            </w:tcMar>
+          </w:tcPr>
+          <w:p>
+            <w:pPr>
+              <w:spacing w:after="40"/>
+            </w:pPr>
+            <w:r>
+              <w:rPr>
+                <w:sz w:val="18"/>
+                <w:szCs w:val="18"/>
+              </w:rPr>
+              <w:t xml:space="preserve">4–13, 23–24; Assignment 1 defense in 38</w:t>
+            </w:r>
+          </w:p>
+        </w:tc>
+      </w:tr>
+      <w:tr>
+        <w:tc>
+          <w:tcPr>
+            <w:tcW w:type="dxa" w:w="800"/>
+            <w:tcBorders>
+              <w:top w:val="single" w:color="A6A6A6" w:sz="4"/>
+              <w:left w:val="single" w:color="A6A6A6" w:sz="4"/>
+              <w:bottom w:val="single" w:color="A6A6A6" w:sz="4"/>
+              <w:right w:val="single" w:color="A6A6A6" w:sz="4"/>
+            </w:tcBorders>
+            <w:tcMar>
+              <w:top w:type="dxa" w:w="60"/>
+              <w:left w:type="dxa" w:w="100"/>
+              <w:bottom w:type="dxa" w:w="60"/>
+              <w:right w:type="dxa" w:w="100"/>
+            </w:tcMar>
+          </w:tcPr>
+          <w:p>
+            <w:pPr>
+              <w:spacing w:after="40"/>
+            </w:pPr>
+            <w:r>
+              <w:rPr>
+                <w:sz w:val="18"/>
+                <w:szCs w:val="18"/>
+              </w:rPr>
+              <w:t xml:space="preserve">CLO3</w:t>
+            </w:r>
+          </w:p>
+        </w:tc>
+        <w:tc>
+          <w:tcPr>
+            <w:tcW w:type="dxa" w:w="3700"/>
+            <w:tcBorders>
+              <w:top w:val="single" w:color="A6A6A6" w:sz="4"/>
+              <w:left w:val="single" w:color="A6A6A6" w:sz="4"/>
+              <w:bottom w:val="single" w:color="A6A6A6" w:sz="4"/>
+              <w:right w:val="single" w:color="A6A6A6" w:sz="4"/>
+            </w:tcBorders>
+            <w:tcMar>
+              <w:top w:type="dxa" w:w="60"/>
+              <w:left w:type="dxa" w:w="100"/>
+              <w:bottom w:type="dxa" w:w="60"/>
+              <w:right w:type="dxa" w:w="100"/>
+            </w:tcMar>
+          </w:tcPr>
+          <w:p>
+            <w:pPr>
+              <w:spacing w:after="40"/>
+            </w:pPr>
+            <w:r>
+              <w:rPr>
+                <w:sz w:val="18"/>
+                <w:szCs w:val="18"/>
+              </w:rPr>
+              <w:t xml:space="preserve">4 (and SQL semantics in 6)</w:t>
+            </w:r>
+          </w:p>
+        </w:tc>
+        <w:tc>
+          <w:tcPr>
+            <w:tcW w:type="dxa" w:w="4526"/>
+            <w:tcBorders>
+              <w:top w:val="single" w:color="A6A6A6" w:sz="4"/>
+              <w:left w:val="single" w:color="A6A6A6" w:sz="4"/>
+              <w:bottom w:val="single" w:color="A6A6A6" w:sz="4"/>
+              <w:right w:val="single" w:color="A6A6A6" w:sz="4"/>
+            </w:tcBorders>
+            <w:tcMar>
+              <w:top w:type="dxa" w:w="60"/>
+              <w:left w:type="dxa" w:w="100"/>
+              <w:bottom w:type="dxa" w:w="60"/>
+              <w:right w:type="dxa" w:w="100"/>
+            </w:tcMar>
+          </w:tcPr>
+          <w:p>
+            <w:pPr>
+              <w:spacing w:after="40"/>
+            </w:pPr>
+            <w:r>
+              <w:rPr>
+                <w:sz w:val="18"/>
+                <w:szCs w:val="18"/>
+              </w:rPr>
+              <w:t xml:space="preserve">14–19, 33; Assignment 1 defense in 38</w:t>
+            </w:r>
+          </w:p>
+        </w:tc>
+      </w:tr>
+      <w:tr>
+        <w:tc>
+          <w:tcPr>
+            <w:tcW w:type="dxa" w:w="800"/>
+            <w:tcBorders>
+              <w:top w:val="single" w:color="A6A6A6" w:sz="4"/>
+              <w:left w:val="single" w:color="A6A6A6" w:sz="4"/>
+              <w:bottom w:val="single" w:color="A6A6A6" w:sz="4"/>
+              <w:right w:val="single" w:color="A6A6A6" w:sz="4"/>
+            </w:tcBorders>
+            <w:tcMar>
+              <w:top w:type="dxa" w:w="60"/>
+              <w:left w:type="dxa" w:w="100"/>
+              <w:bottom w:type="dxa" w:w="60"/>
+              <w:right w:type="dxa" w:w="100"/>
+            </w:tcMar>
+          </w:tcPr>
+          <w:p>
+            <w:pPr>
+              <w:spacing w:after="40"/>
+            </w:pPr>
+            <w:r>
+              <w:rPr>
+                <w:sz w:val="18"/>
+                <w:szCs w:val="18"/>
+              </w:rPr>
+              <w:t xml:space="preserve">CLO4</w:t>
+            </w:r>
+          </w:p>
+        </w:tc>
+        <w:tc>
+          <w:tcPr>
+            <w:tcW w:type="dxa" w:w="3700"/>
+            <w:tcBorders>
+              <w:top w:val="single" w:color="A6A6A6" w:sz="4"/>
+              <w:left w:val="single" w:color="A6A6A6" w:sz="4"/>
+              <w:bottom w:val="single" w:color="A6A6A6" w:sz="4"/>
+              <w:right w:val="single" w:color="A6A6A6" w:sz="4"/>
+            </w:tcBorders>
+            <w:tcMar>
+              <w:top w:type="dxa" w:w="60"/>
+              <w:left w:type="dxa" w:w="100"/>
+              <w:bottom w:type="dxa" w:w="60"/>
+              <w:right w:type="dxa" w:w="100"/>
+            </w:tcMar>
+          </w:tcPr>
+          <w:p>
+            <w:pPr>
+              <w:spacing w:after="40"/>
+            </w:pPr>
+            <w:r>
+              <w:rPr>
+                <w:sz w:val="18"/>
+                <w:szCs w:val="18"/>
+              </w:rPr>
+              <w:t xml:space="preserve">5, 6, 7</w:t>
+            </w:r>
+          </w:p>
+        </w:tc>
+        <w:tc>
+          <w:tcPr>
+            <w:tcW w:type="dxa" w:w="4526"/>
+            <w:tcBorders>
+              <w:top w:val="single" w:color="A6A6A6" w:sz="4"/>
+              <w:left w:val="single" w:color="A6A6A6" w:sz="4"/>
+              <w:bottom w:val="single" w:color="A6A6A6" w:sz="4"/>
+              <w:right w:val="single" w:color="A6A6A6" w:sz="4"/>
+            </w:tcBorders>
+            <w:tcMar>
+              <w:top w:type="dxa" w:w="60"/>
+              <w:left w:type="dxa" w:w="100"/>
+              <w:bottom w:type="dxa" w:w="60"/>
+              <w:right w:type="dxa" w:w="100"/>
+            </w:tcMar>
+          </w:tcPr>
+          <w:p>
+            <w:pPr>
+              <w:spacing w:after="40"/>
+            </w:pPr>
+            <w:r>
+              <w:rPr>
+                <w:sz w:val="18"/>
+                <w:szCs w:val="18"/>
+              </w:rPr>
+              <w:t xml:space="preserve">20–37, 46</w:t>
+            </w:r>
+          </w:p>
+        </w:tc>
+      </w:tr>
+      <w:tr>
+        <w:tc>
+          <w:tcPr>
+            <w:tcW w:type="dxa" w:w="800"/>
+            <w:tcBorders>
+              <w:top w:val="single" w:color="A6A6A6" w:sz="4"/>
+              <w:left w:val="single" w:color="A6A6A6" w:sz="4"/>
+              <w:bottom w:val="single" w:color="A6A6A6" w:sz="4"/>
+              <w:right w:val="single" w:color="A6A6A6" w:sz="4"/>
+            </w:tcBorders>
+            <w:tcMar>
+              <w:top w:type="dxa" w:w="60"/>
+              <w:left w:type="dxa" w:w="100"/>
+              <w:bottom w:type="dxa" w:w="60"/>
+              <w:right w:type="dxa" w:w="100"/>
+            </w:tcMar>
+          </w:tcPr>
+          <w:p>
+            <w:pPr>
+              <w:spacing w:after="40"/>
+            </w:pPr>
+            <w:r>
+              <w:rPr>
+                <w:sz w:val="18"/>
+                <w:szCs w:val="18"/>
+              </w:rPr>
+              <w:t xml:space="preserve">CLO5</w:t>
+            </w:r>
+          </w:p>
+        </w:tc>
+        <w:tc>
+          <w:tcPr>
+            <w:tcW w:type="dxa" w:w="3700"/>
+            <w:tcBorders>
+              <w:top w:val="single" w:color="A6A6A6" w:sz="4"/>
+              <w:left w:val="single" w:color="A6A6A6" w:sz="4"/>
+              <w:bottom w:val="single" w:color="A6A6A6" w:sz="4"/>
+              <w:right w:val="single" w:color="A6A6A6" w:sz="4"/>
+            </w:tcBorders>
+            <w:tcMar>
+              <w:top w:type="dxa" w:w="60"/>
+              <w:left w:type="dxa" w:w="100"/>
+              <w:bottom w:type="dxa" w:w="60"/>
+              <w:right w:type="dxa" w:w="100"/>
+            </w:tcMar>
+          </w:tcPr>
+          <w:p>
+            <w:pPr>
+              <w:spacing w:after="40"/>
+            </w:pPr>
+            <w:r>
+              <w:rPr>
+                <w:sz w:val="18"/>
+                <w:szCs w:val="18"/>
+              </w:rPr>
+              <w:t xml:space="preserve">8</w:t>
+            </w:r>
+          </w:p>
+        </w:tc>
+        <w:tc>
+          <w:tcPr>
+            <w:tcW w:type="dxa" w:w="4526"/>
+            <w:tcBorders>
+              <w:top w:val="single" w:color="A6A6A6" w:sz="4"/>
+              <w:left w:val="single" w:color="A6A6A6" w:sz="4"/>
+              <w:bottom w:val="single" w:color="A6A6A6" w:sz="4"/>
+              <w:right w:val="single" w:color="A6A6A6" w:sz="4"/>
+            </w:tcBorders>
+            <w:tcMar>
+              <w:top w:type="dxa" w:w="60"/>
+              <w:left w:type="dxa" w:w="100"/>
+              <w:bottom w:type="dxa" w:w="60"/>
+              <w:right w:type="dxa" w:w="100"/>
+            </w:tcMar>
+          </w:tcPr>
+          <w:p>
+            <w:pPr>
+              <w:spacing w:after="40"/>
+            </w:pPr>
+            <w:r>
+              <w:rPr>
+                <w:sz w:val="18"/>
+                <w:szCs w:val="18"/>
+              </w:rPr>
+              <w:t xml:space="preserve">39–46</w:t>
+            </w:r>
+          </w:p>
+        </w:tc>
+      </w:tr>
+      <w:tr>
+        <w:tc>
+          <w:tcPr>
+            <w:tcW w:type="dxa" w:w="800"/>
+            <w:tcBorders>
+              <w:top w:val="single" w:color="A6A6A6" w:sz="4"/>
+              <w:left w:val="single" w:color="A6A6A6" w:sz="4"/>
+              <w:bottom w:val="single" w:color="A6A6A6" w:sz="4"/>
+              <w:right w:val="single" w:color="A6A6A6" w:sz="4"/>
+            </w:tcBorders>
+            <w:tcMar>
+              <w:top w:type="dxa" w:w="60"/>
+              <w:left w:type="dxa" w:w="100"/>
+              <w:bottom w:type="dxa" w:w="60"/>
+              <w:right w:type="dxa" w:w="100"/>
+            </w:tcMar>
+          </w:tcPr>
+          <w:p>
+            <w:pPr>
+              <w:spacing w:after="40"/>
+            </w:pPr>
+            <w:r>
+              <w:rPr>
+                <w:sz w:val="18"/>
+                <w:szCs w:val="18"/>
+              </w:rPr>
+              <w:t xml:space="preserve">CLO6</w:t>
+            </w:r>
+          </w:p>
+        </w:tc>
+        <w:tc>
+          <w:tcPr>
+            <w:tcW w:type="dxa" w:w="3700"/>
+            <w:tcBorders>
+              <w:top w:val="single" w:color="A6A6A6" w:sz="4"/>
+              <w:left w:val="single" w:color="A6A6A6" w:sz="4"/>
+              <w:bottom w:val="single" w:color="A6A6A6" w:sz="4"/>
+              <w:right w:val="single" w:color="A6A6A6" w:sz="4"/>
+            </w:tcBorders>
+            <w:tcMar>
+              <w:top w:type="dxa" w:w="60"/>
+              <w:left w:type="dxa" w:w="100"/>
+              <w:bottom w:type="dxa" w:w="60"/>
+              <w:right w:type="dxa" w:w="100"/>
+            </w:tcMar>
+          </w:tcPr>
+          <w:p>
+            <w:pPr>
+              <w:spacing w:after="40"/>
+            </w:pPr>
+            <w:r>
+              <w:rPr>
+                <w:sz w:val="18"/>
+                <w:szCs w:val="18"/>
+              </w:rPr>
+              <w:t xml:space="preserve">9</w:t>
+            </w:r>
+          </w:p>
+        </w:tc>
+        <w:tc>
+          <w:tcPr>
+            <w:tcW w:type="dxa" w:w="4526"/>
+            <w:tcBorders>
+              <w:top w:val="single" w:color="A6A6A6" w:sz="4"/>
+              <w:left w:val="single" w:color="A6A6A6" w:sz="4"/>
+              <w:bottom w:val="single" w:color="A6A6A6" w:sz="4"/>
+              <w:right w:val="single" w:color="A6A6A6" w:sz="4"/>
+            </w:tcBorders>
+            <w:tcMar>
+              <w:top w:type="dxa" w:w="60"/>
+              <w:left w:type="dxa" w:w="100"/>
+              <w:bottom w:type="dxa" w:w="60"/>
+              <w:right w:type="dxa" w:w="100"/>
+            </w:tcMar>
+          </w:tcPr>
+          <w:p>
+            <w:pPr>
+              <w:spacing w:after="40"/>
+            </w:pPr>
+            <w:r>
+              <w:rPr>
+                <w:sz w:val="18"/>
+                <w:szCs w:val="18"/>
+              </w:rPr>
+              <w:t xml:space="preserve">47–51; Assignment 2 in 58–59</w:t>
+            </w:r>
+          </w:p>
+        </w:tc>
+      </w:tr>
+      <w:tr>
+        <w:tc>
+          <w:tcPr>
+            <w:tcW w:type="dxa" w:w="800"/>
+            <w:tcBorders>
+              <w:top w:val="single" w:color="A6A6A6" w:sz="4"/>
+              <w:left w:val="single" w:color="A6A6A6" w:sz="4"/>
+              <w:bottom w:val="single" w:color="A6A6A6" w:sz="4"/>
+              <w:right w:val="single" w:color="A6A6A6" w:sz="4"/>
+            </w:tcBorders>
+            <w:tcMar>
+              <w:top w:type="dxa" w:w="60"/>
+              <w:left w:type="dxa" w:w="100"/>
+              <w:bottom w:type="dxa" w:w="60"/>
+              <w:right w:type="dxa" w:w="100"/>
+            </w:tcMar>
+          </w:tcPr>
+          <w:p>
+            <w:pPr>
+              <w:spacing w:after="40"/>
+            </w:pPr>
+            <w:r>
+              <w:rPr>
+                <w:sz w:val="18"/>
+                <w:szCs w:val="18"/>
+              </w:rPr>
+              <w:t xml:space="preserve">CLO7</w:t>
+            </w:r>
+          </w:p>
+        </w:tc>
+        <w:tc>
+          <w:tcPr>
+            <w:tcW w:type="dxa" w:w="3700"/>
+            <w:tcBorders>
+              <w:top w:val="single" w:color="A6A6A6" w:sz="4"/>
+              <w:left w:val="single" w:color="A6A6A6" w:sz="4"/>
+              <w:bottom w:val="single" w:color="A6A6A6" w:sz="4"/>
+              <w:right w:val="single" w:color="A6A6A6" w:sz="4"/>
+            </w:tcBorders>
+            <w:tcMar>
+              <w:top w:type="dxa" w:w="60"/>
+              <w:left w:type="dxa" w:w="100"/>
+              <w:bottom w:type="dxa" w:w="60"/>
+              <w:right w:type="dxa" w:w="100"/>
+            </w:tcMar>
+          </w:tcPr>
+          <w:p>
+            <w:pPr>
+              <w:spacing w:after="40"/>
+            </w:pPr>
+            <w:r>
+              <w:rPr>
+                <w:sz w:val="18"/>
+                <w:szCs w:val="18"/>
+              </w:rPr>
+              <w:t xml:space="preserve">10</w:t>
+            </w:r>
+          </w:p>
+        </w:tc>
+        <w:tc>
+          <w:tcPr>
+            <w:tcW w:type="dxa" w:w="4526"/>
+            <w:tcBorders>
+              <w:top w:val="single" w:color="A6A6A6" w:sz="4"/>
+              <w:left w:val="single" w:color="A6A6A6" w:sz="4"/>
+              <w:bottom w:val="single" w:color="A6A6A6" w:sz="4"/>
+              <w:right w:val="single" w:color="A6A6A6" w:sz="4"/>
+            </w:tcBorders>
+            <w:tcMar>
+              <w:top w:type="dxa" w:w="60"/>
+              <w:left w:type="dxa" w:w="100"/>
+              <w:bottom w:type="dxa" w:w="60"/>
+              <w:right w:type="dxa" w:w="100"/>
+            </w:tcMar>
+          </w:tcPr>
+          <w:p>
+            <w:pPr>
+              <w:spacing w:after="40"/>
+            </w:pPr>
+            <w:r>
+              <w:rPr>
+                <w:sz w:val="18"/>
+                <w:szCs w:val="18"/>
+              </w:rPr>
+              <w:t xml:space="preserve">52–56; Assignment 2 in 58–59</w:t>
+            </w:r>
+          </w:p>
+        </w:tc>
+      </w:tr>
+      <w:tr>
+        <w:tc>
+          <w:tcPr>
+            <w:tcW w:type="dxa" w:w="800"/>
+            <w:tcBorders>
+              <w:top w:val="single" w:color="A6A6A6" w:sz="4"/>
+              <w:left w:val="single" w:color="A6A6A6" w:sz="4"/>
+              <w:bottom w:val="single" w:color="A6A6A6" w:sz="4"/>
+              <w:right w:val="single" w:color="A6A6A6" w:sz="4"/>
+            </w:tcBorders>
+            <w:tcMar>
+              <w:top w:type="dxa" w:w="60"/>
+              <w:left w:type="dxa" w:w="100"/>
+              <w:bottom w:type="dxa" w:w="60"/>
+              <w:right w:type="dxa" w:w="100"/>
+            </w:tcMar>
+          </w:tcPr>
+          <w:p>
+            <w:pPr>
+              <w:spacing w:after="40"/>
+            </w:pPr>
+            <w:r>
+              <w:rPr>
+                <w:sz w:val="18"/>
+                <w:szCs w:val="18"/>
+              </w:rPr>
+              <w:t xml:space="preserve">CLO8</w:t>
+            </w:r>
+          </w:p>
+        </w:tc>
+        <w:tc>
+          <w:tcPr>
+            <w:tcW w:type="dxa" w:w="3700"/>
+            <w:tcBorders>
+              <w:top w:val="single" w:color="A6A6A6" w:sz="4"/>
+              <w:left w:val="single" w:color="A6A6A6" w:sz="4"/>
+              <w:bottom w:val="single" w:color="A6A6A6" w:sz="4"/>
+              <w:right w:val="single" w:color="A6A6A6" w:sz="4"/>
+            </w:tcBorders>
+            <w:tcMar>
+              <w:top w:type="dxa" w:w="60"/>
+              <w:left w:type="dxa" w:w="100"/>
+              <w:bottom w:type="dxa" w:w="60"/>
+              <w:right w:type="dxa" w:w="100"/>
+            </w:tcMar>
+          </w:tcPr>
+          <w:p>
+            <w:pPr>
+              <w:spacing w:after="40"/>
+            </w:pPr>
+            <w:r>
+              <w:rPr>
+                <w:sz w:val="18"/>
+                <w:szCs w:val="18"/>
+              </w:rPr>
+              <w:t xml:space="preserve">Research Corner in every chapter; Assignments 1–2</w:t>
+            </w:r>
+          </w:p>
+        </w:tc>
+        <w:tc>
+          <w:tcPr>
+            <w:tcW w:type="dxa" w:w="4526"/>
+            <w:tcBorders>
+              <w:top w:val="single" w:color="A6A6A6" w:sz="4"/>
+              <w:left w:val="single" w:color="A6A6A6" w:sz="4"/>
+              <w:bottom w:val="single" w:color="A6A6A6" w:sz="4"/>
+              <w:right w:val="single" w:color="A6A6A6" w:sz="4"/>
+            </w:tcBorders>
+            <w:tcMar>
+              <w:top w:type="dxa" w:w="60"/>
+              <w:left w:type="dxa" w:w="100"/>
+              <w:bottom w:type="dxa" w:w="60"/>
+              <w:right w:type="dxa" w:w="100"/>
+            </w:tcMar>
+          </w:tcPr>
+          <w:p>
+            <w:pPr>
+              <w:spacing w:after="40"/>
+            </w:pPr>
+            <w:r>
+              <w:rPr>
+                <w:sz w:val="18"/>
+                <w:szCs w:val="18"/>
+              </w:rPr>
+              <w:t xml:space="preserve">38, 51, 57–60, plus the Investigate part of every lab</w:t>
+            </w:r>
+          </w:p>
+        </w:tc>
+      </w:tr>
+    </w:tbl>
+    <w:p>
+      <w:pPr>
+        <w:spacing w:after="120"/>
+      </w:pPr>
+    </w:p>
+    <w:p>
+      <w:pPr>
+        <w:pStyle w:val="Heading2"/>
+      </w:pPr>
+      <w:r>
+        <w:t xml:space="preserve">4.6 CLO – assessment matrix</w:t>
+      </w:r>
+    </w:p>
+    <w:p>
+      <w:pPr>
+        <w:spacing w:after="120"/>
+      </w:pPr>
+      <w:r>
+        <w:t xml:space="preserve">Every CLO is assessed by at least two components, and every component assesses at least one CLO.</w:t>
+      </w:r>
+    </w:p>
+    <w:tbl>
+      <w:tblPr>
+        <w:tblW w:type="dxa" w:w="9026"/>
+        <w:tblBorders>
+          <w:top w:val="single" w:color="auto" w:sz="4"/>
+          <w:left w:val="single" w:color="auto" w:sz="4"/>
+          <w:bottom w:val="single" w:color="auto" w:sz="4"/>
+          <w:right w:val="single" w:color="auto" w:sz="4"/>
+          <w:insideH w:val="single" w:color="auto" w:sz="4"/>
+          <w:insideV w:val="single" w:color="auto" w:sz="4"/>
+        </w:tblBorders>
+      </w:tblPr>
+      <w:tblGrid>
+        <w:gridCol w:w="1026"/>
+        <w:gridCol w:w="1100"/>
+        <w:gridCol w:w="1100"/>
+        <w:gridCol w:w="1100"/>
+        <w:gridCol w:w="1200"/>
+        <w:gridCol w:w="1200"/>
+        <w:gridCol w:w="1100"/>
+        <w:gridCol w:w="1200"/>
+      </w:tblGrid>
+      <w:tr>
+        <w:trPr>
+          <w:tblHeader/>
+        </w:trPr>
+        <w:tc>
+          <w:tcPr>
+            <w:tcW w:type="dxa" w:w="1026"/>
+            <w:tcBorders>
+              <w:top w:val="single" w:color="A6A6A6" w:sz="4"/>
+              <w:left w:val="single" w:color="A6A6A6" w:sz="4"/>
+              <w:bottom w:val="single" w:color="A6A6A6" w:sz="4"/>
+              <w:right w:val="single" w:color="A6A6A6" w:sz="4"/>
+            </w:tcBorders>
+            <w:shd w:fill="1F4E79" w:color="auto" w:val="clear"/>
+            <w:tcMar>
+              <w:top w:type="dxa" w:w="60"/>
+              <w:left w:type="dxa" w:w="100"/>
+              <w:bottom w:type="dxa" w:w="60"/>
+              <w:right w:type="dxa" w:w="100"/>
+            </w:tcMar>
+          </w:tcPr>
+          <w:p>
+            <w:pPr>
+              <w:spacing w:after="40"/>
+            </w:pPr>
+            <w:r>
+              <w:rPr>
+                <w:b/>
+                <w:bCs/>
+                <w:color w:val="FFFFFF"/>
+                <w:sz w:val="18"/>
+                <w:szCs w:val="18"/>
+              </w:rPr>
+              <w:t xml:space="preserve">CLO</w:t>
+            </w:r>
+          </w:p>
+        </w:tc>
+        <w:tc>
+          <w:tcPr>
+            <w:tcW w:type="dxa" w:w="1100"/>
+            <w:tcBorders>
+              <w:top w:val="single" w:color="A6A6A6" w:sz="4"/>
+              <w:left w:val="single" w:color="A6A6A6" w:sz="4"/>
+              <w:bottom w:val="single" w:color="A6A6A6" w:sz="4"/>
+              <w:right w:val="single" w:color="A6A6A6" w:sz="4"/>
+            </w:tcBorders>
+            <w:shd w:fill="1F4E79" w:color="auto" w:val="clear"/>
+            <w:tcMar>
+              <w:top w:type="dxa" w:w="60"/>
+              <w:left w:type="dxa" w:w="100"/>
+              <w:bottom w:type="dxa" w:w="60"/>
+              <w:right w:type="dxa" w:w="100"/>
+            </w:tcMar>
+          </w:tcPr>
+          <w:p>
+            <w:pPr>
+              <w:spacing w:after="40"/>
+            </w:pPr>
+            <w:r>
+              <w:rPr>
+                <w:b/>
+                <w:bCs/>
+                <w:color w:val="FFFFFF"/>
+                <w:sz w:val="18"/>
+                <w:szCs w:val="18"/>
+              </w:rPr>
+              <w:t xml:space="preserve">Labs 10%</w:t>
+            </w:r>
+          </w:p>
+        </w:tc>
+        <w:tc>
+          <w:tcPr>
+            <w:tcW w:type="dxa" w:w="1100"/>
+            <w:tcBorders>
+              <w:top w:val="single" w:color="A6A6A6" w:sz="4"/>
+              <w:left w:val="single" w:color="A6A6A6" w:sz="4"/>
+              <w:bottom w:val="single" w:color="A6A6A6" w:sz="4"/>
+              <w:right w:val="single" w:color="A6A6A6" w:sz="4"/>
+            </w:tcBorders>
+            <w:shd w:fill="1F4E79" w:color="auto" w:val="clear"/>
+            <w:tcMar>
+              <w:top w:type="dxa" w:w="60"/>
+              <w:left w:type="dxa" w:w="100"/>
+              <w:bottom w:type="dxa" w:w="60"/>
+              <w:right w:type="dxa" w:w="100"/>
+            </w:tcMar>
+          </w:tcPr>
+          <w:p>
+            <w:pPr>
+              <w:spacing w:after="40"/>
+            </w:pPr>
+            <w:r>
+              <w:rPr>
+                <w:b/>
+                <w:bCs/>
+                <w:color w:val="FFFFFF"/>
+                <w:sz w:val="18"/>
+                <w:szCs w:val="18"/>
+              </w:rPr>
+              <w:t xml:space="preserve">PT1 10%</w:t>
+            </w:r>
+          </w:p>
+        </w:tc>
+        <w:tc>
+          <w:tcPr>
+            <w:tcW w:type="dxa" w:w="1100"/>
+            <w:tcBorders>
+              <w:top w:val="single" w:color="A6A6A6" w:sz="4"/>
+              <w:left w:val="single" w:color="A6A6A6" w:sz="4"/>
+              <w:bottom w:val="single" w:color="A6A6A6" w:sz="4"/>
+              <w:right w:val="single" w:color="A6A6A6" w:sz="4"/>
+            </w:tcBorders>
+            <w:shd w:fill="1F4E79" w:color="auto" w:val="clear"/>
+            <w:tcMar>
+              <w:top w:type="dxa" w:w="60"/>
+              <w:left w:type="dxa" w:w="100"/>
+              <w:bottom w:type="dxa" w:w="60"/>
+              <w:right w:type="dxa" w:w="100"/>
+            </w:tcMar>
+          </w:tcPr>
+          <w:p>
+            <w:pPr>
+              <w:spacing w:after="40"/>
+            </w:pPr>
+            <w:r>
+              <w:rPr>
+                <w:b/>
+                <w:bCs/>
+                <w:color w:val="FFFFFF"/>
+                <w:sz w:val="18"/>
+                <w:szCs w:val="18"/>
+              </w:rPr>
+              <w:t xml:space="preserve">PT2 10%</w:t>
+            </w:r>
+          </w:p>
+        </w:tc>
+        <w:tc>
+          <w:tcPr>
+            <w:tcW w:type="dxa" w:w="1200"/>
+            <w:tcBorders>
+              <w:top w:val="single" w:color="A6A6A6" w:sz="4"/>
+              <w:left w:val="single" w:color="A6A6A6" w:sz="4"/>
+              <w:bottom w:val="single" w:color="A6A6A6" w:sz="4"/>
+              <w:right w:val="single" w:color="A6A6A6" w:sz="4"/>
+            </w:tcBorders>
+            <w:shd w:fill="1F4E79" w:color="auto" w:val="clear"/>
+            <w:tcMar>
+              <w:top w:type="dxa" w:w="60"/>
+              <w:left w:type="dxa" w:w="100"/>
+              <w:bottom w:type="dxa" w:w="60"/>
+              <w:right w:type="dxa" w:w="100"/>
+            </w:tcMar>
+          </w:tcPr>
+          <w:p>
+            <w:pPr>
+              <w:spacing w:after="40"/>
+            </w:pPr>
+            <w:r>
+              <w:rPr>
+                <w:b/>
+                <w:bCs/>
+                <w:color w:val="FFFFFF"/>
+                <w:sz w:val="18"/>
+                <w:szCs w:val="18"/>
+              </w:rPr>
+              <w:t xml:space="preserve">Asm 1 10%</w:t>
+            </w:r>
+          </w:p>
+        </w:tc>
+        <w:tc>
+          <w:tcPr>
+            <w:tcW w:type="dxa" w:w="1200"/>
+            <w:tcBorders>
+              <w:top w:val="single" w:color="A6A6A6" w:sz="4"/>
+              <w:left w:val="single" w:color="A6A6A6" w:sz="4"/>
+              <w:bottom w:val="single" w:color="A6A6A6" w:sz="4"/>
+              <w:right w:val="single" w:color="A6A6A6" w:sz="4"/>
+            </w:tcBorders>
+            <w:shd w:fill="1F4E79" w:color="auto" w:val="clear"/>
+            <w:tcMar>
+              <w:top w:type="dxa" w:w="60"/>
+              <w:left w:type="dxa" w:w="100"/>
+              <w:bottom w:type="dxa" w:w="60"/>
+              <w:right w:type="dxa" w:w="100"/>
+            </w:tcMar>
+          </w:tcPr>
+          <w:p>
+            <w:pPr>
+              <w:spacing w:after="40"/>
+            </w:pPr>
+            <w:r>
+              <w:rPr>
+                <w:b/>
+                <w:bCs/>
+                <w:color w:val="FFFFFF"/>
+                <w:sz w:val="18"/>
+                <w:szCs w:val="18"/>
+              </w:rPr>
+              <w:t xml:space="preserve">Asm 2 20%</w:t>
+            </w:r>
+          </w:p>
+        </w:tc>
+        <w:tc>
+          <w:tcPr>
+            <w:tcW w:type="dxa" w:w="1100"/>
+            <w:tcBorders>
+              <w:top w:val="single" w:color="A6A6A6" w:sz="4"/>
+              <w:left w:val="single" w:color="A6A6A6" w:sz="4"/>
+              <w:bottom w:val="single" w:color="A6A6A6" w:sz="4"/>
+              <w:right w:val="single" w:color="A6A6A6" w:sz="4"/>
+            </w:tcBorders>
+            <w:shd w:fill="1F4E79" w:color="auto" w:val="clear"/>
+            <w:tcMar>
+              <w:top w:type="dxa" w:w="60"/>
+              <w:left w:type="dxa" w:w="100"/>
+              <w:bottom w:type="dxa" w:w="60"/>
+              <w:right w:type="dxa" w:w="100"/>
+            </w:tcMar>
+          </w:tcPr>
+          <w:p>
+            <w:pPr>
+              <w:spacing w:after="40"/>
+            </w:pPr>
+            <w:r>
+              <w:rPr>
+                <w:b/>
+                <w:bCs/>
+                <w:color w:val="FFFFFF"/>
+                <w:sz w:val="18"/>
+                <w:szCs w:val="18"/>
+              </w:rPr>
+              <w:t xml:space="preserve">PE 10%</w:t>
+            </w:r>
+          </w:p>
+        </w:tc>
+        <w:tc>
+          <w:tcPr>
+            <w:tcW w:type="dxa" w:w="1200"/>
+            <w:tcBorders>
+              <w:top w:val="single" w:color="A6A6A6" w:sz="4"/>
+              <w:left w:val="single" w:color="A6A6A6" w:sz="4"/>
+              <w:bottom w:val="single" w:color="A6A6A6" w:sz="4"/>
+              <w:right w:val="single" w:color="A6A6A6" w:sz="4"/>
+            </w:tcBorders>
+            <w:shd w:fill="1F4E79" w:color="auto" w:val="clear"/>
+            <w:tcMar>
+              <w:top w:type="dxa" w:w="60"/>
+              <w:left w:type="dxa" w:w="100"/>
+              <w:bottom w:type="dxa" w:w="60"/>
+              <w:right w:type="dxa" w:w="100"/>
+            </w:tcMar>
+          </w:tcPr>
+          <w:p>
+            <w:pPr>
+              <w:spacing w:after="40"/>
+            </w:pPr>
+            <w:r>
+              <w:rPr>
+                <w:b/>
+                <w:bCs/>
+                <w:color w:val="FFFFFF"/>
+                <w:sz w:val="18"/>
+                <w:szCs w:val="18"/>
+              </w:rPr>
+              <w:t xml:space="preserve">FE 30%</w:t>
+            </w:r>
+          </w:p>
+        </w:tc>
+      </w:tr>
+      <w:tr>
+        <w:tc>
+          <w:tcPr>
+            <w:tcW w:type="dxa" w:w="1026"/>
+            <w:tcBorders>
+              <w:top w:val="single" w:color="A6A6A6" w:sz="4"/>
+              <w:left w:val="single" w:color="A6A6A6" w:sz="4"/>
+              <w:bottom w:val="single" w:color="A6A6A6" w:sz="4"/>
+              <w:right w:val="single" w:color="A6A6A6" w:sz="4"/>
+            </w:tcBorders>
+            <w:tcMar>
+              <w:top w:type="dxa" w:w="60"/>
+              <w:left w:type="dxa" w:w="100"/>
+              <w:bottom w:type="dxa" w:w="60"/>
+              <w:right w:type="dxa" w:w="100"/>
+            </w:tcMar>
+          </w:tcPr>
+          <w:p>
+            <w:pPr>
+              <w:spacing w:after="40"/>
+            </w:pPr>
+            <w:r>
+              <w:rPr>
+                <w:sz w:val="18"/>
+                <w:szCs w:val="18"/>
+              </w:rPr>
+              <w:t xml:space="preserve">CLO1</w:t>
+            </w:r>
+          </w:p>
+        </w:tc>
+        <w:tc>
+          <w:tcPr>
+            <w:tcW w:type="dxa" w:w="1100"/>
+            <w:tcBorders>
+              <w:top w:val="single" w:color="A6A6A6" w:sz="4"/>
+              <w:left w:val="single" w:color="A6A6A6" w:sz="4"/>
+              <w:bottom w:val="single" w:color="A6A6A6" w:sz="4"/>
+              <w:right w:val="single" w:color="A6A6A6" w:sz="4"/>
+            </w:tcBorders>
+            <w:tcMar>
+              <w:top w:type="dxa" w:w="60"/>
+              <w:left w:type="dxa" w:w="100"/>
+              <w:bottom w:type="dxa" w:w="60"/>
+              <w:right w:type="dxa" w:w="100"/>
+            </w:tcMar>
+          </w:tcPr>
+          <w:p>
+            <w:pPr>
+              <w:spacing w:after="40"/>
+            </w:pPr>
+          </w:p>
+        </w:tc>
+        <w:tc>
+          <w:tcPr>
+            <w:tcW w:type="dxa" w:w="1100"/>
+            <w:tcBorders>
+              <w:top w:val="single" w:color="A6A6A6" w:sz="4"/>
+              <w:left w:val="single" w:color="A6A6A6" w:sz="4"/>
+              <w:bottom w:val="single" w:color="A6A6A6" w:sz="4"/>
+              <w:right w:val="single" w:color="A6A6A6" w:sz="4"/>
+            </w:tcBorders>
+            <w:tcMar>
+              <w:top w:type="dxa" w:w="60"/>
+              <w:left w:type="dxa" w:w="100"/>
+              <w:bottom w:type="dxa" w:w="60"/>
+              <w:right w:type="dxa" w:w="100"/>
+            </w:tcMar>
+          </w:tcPr>
+          <w:p>
+            <w:pPr>
+              <w:spacing w:after="40"/>
+            </w:pPr>
+            <w:r>
+              <w:rPr>
+                <w:sz w:val="18"/>
+                <w:szCs w:val="18"/>
+              </w:rPr>
+              <w:t xml:space="preserve">✓</w:t>
+            </w:r>
+          </w:p>
+        </w:tc>
+        <w:tc>
+          <w:tcPr>
+            <w:tcW w:type="dxa" w:w="1100"/>
+            <w:tcBorders>
+              <w:top w:val="single" w:color="A6A6A6" w:sz="4"/>
+              <w:left w:val="single" w:color="A6A6A6" w:sz="4"/>
+              <w:bottom w:val="single" w:color="A6A6A6" w:sz="4"/>
+              <w:right w:val="single" w:color="A6A6A6" w:sz="4"/>
+            </w:tcBorders>
+            <w:tcMar>
+              <w:top w:type="dxa" w:w="60"/>
+              <w:left w:type="dxa" w:w="100"/>
+              <w:bottom w:type="dxa" w:w="60"/>
+              <w:right w:type="dxa" w:w="100"/>
+            </w:tcMar>
+          </w:tcPr>
+          <w:p>
+            <w:pPr>
+              <w:spacing w:after="40"/>
+            </w:pPr>
+          </w:p>
+        </w:tc>
+        <w:tc>
+          <w:tcPr>
+            <w:tcW w:type="dxa" w:w="1200"/>
+            <w:tcBorders>
+              <w:top w:val="single" w:color="A6A6A6" w:sz="4"/>
+              <w:left w:val="single" w:color="A6A6A6" w:sz="4"/>
+              <w:bottom w:val="single" w:color="A6A6A6" w:sz="4"/>
+              <w:right w:val="single" w:color="A6A6A6" w:sz="4"/>
+            </w:tcBorders>
+            <w:tcMar>
+              <w:top w:type="dxa" w:w="60"/>
+              <w:left w:type="dxa" w:w="100"/>
+              <w:bottom w:type="dxa" w:w="60"/>
+              <w:right w:type="dxa" w:w="100"/>
+            </w:tcMar>
+          </w:tcPr>
+          <w:p>
+            <w:pPr>
+              <w:spacing w:after="40"/>
+            </w:pPr>
+          </w:p>
+        </w:tc>
+        <w:tc>
+          <w:tcPr>
+            <w:tcW w:type="dxa" w:w="1200"/>
+            <w:tcBorders>
+              <w:top w:val="single" w:color="A6A6A6" w:sz="4"/>
+              <w:left w:val="single" w:color="A6A6A6" w:sz="4"/>
+              <w:bottom w:val="single" w:color="A6A6A6" w:sz="4"/>
+              <w:right w:val="single" w:color="A6A6A6" w:sz="4"/>
+            </w:tcBorders>
+            <w:tcMar>
+              <w:top w:type="dxa" w:w="60"/>
+              <w:left w:type="dxa" w:w="100"/>
+              <w:bottom w:type="dxa" w:w="60"/>
+              <w:right w:type="dxa" w:w="100"/>
+            </w:tcMar>
+          </w:tcPr>
+          <w:p>
+            <w:pPr>
+              <w:spacing w:after="40"/>
+            </w:pPr>
+          </w:p>
+        </w:tc>
+        <w:tc>
+          <w:tcPr>
+            <w:tcW w:type="dxa" w:w="1100"/>
+            <w:tcBorders>
+              <w:top w:val="single" w:color="A6A6A6" w:sz="4"/>
+              <w:left w:val="single" w:color="A6A6A6" w:sz="4"/>
+              <w:bottom w:val="single" w:color="A6A6A6" w:sz="4"/>
+              <w:right w:val="single" w:color="A6A6A6" w:sz="4"/>
+            </w:tcBorders>
+            <w:tcMar>
+              <w:top w:type="dxa" w:w="60"/>
+              <w:left w:type="dxa" w:w="100"/>
+              <w:bottom w:type="dxa" w:w="60"/>
+              <w:right w:type="dxa" w:w="100"/>
+            </w:tcMar>
+          </w:tcPr>
+          <w:p>
+            <w:pPr>
+              <w:spacing w:after="40"/>
+            </w:pPr>
+          </w:p>
+        </w:tc>
+        <w:tc>
+          <w:tcPr>
+            <w:tcW w:type="dxa" w:w="1200"/>
+            <w:tcBorders>
+              <w:top w:val="single" w:color="A6A6A6" w:sz="4"/>
+              <w:left w:val="single" w:color="A6A6A6" w:sz="4"/>
+              <w:bottom w:val="single" w:color="A6A6A6" w:sz="4"/>
+              <w:right w:val="single" w:color="A6A6A6" w:sz="4"/>
+            </w:tcBorders>
+            <w:tcMar>
+              <w:top w:type="dxa" w:w="60"/>
+              <w:left w:type="dxa" w:w="100"/>
+              <w:bottom w:type="dxa" w:w="60"/>
+              <w:right w:type="dxa" w:w="100"/>
+            </w:tcMar>
+          </w:tcPr>
+          <w:p>
+            <w:pPr>
+              <w:spacing w:after="40"/>
+            </w:pPr>
+            <w:r>
+              <w:rPr>
+                <w:sz w:val="18"/>
+                <w:szCs w:val="18"/>
+              </w:rPr>
+              <w:t xml:space="preserve">✓</w:t>
+            </w:r>
+          </w:p>
+        </w:tc>
+      </w:tr>
+      <w:tr>
+        <w:tc>
+          <w:tcPr>
+            <w:tcW w:type="dxa" w:w="1026"/>
+            <w:tcBorders>
+              <w:top w:val="single" w:color="A6A6A6" w:sz="4"/>
+              <w:left w:val="single" w:color="A6A6A6" w:sz="4"/>
+              <w:bottom w:val="single" w:color="A6A6A6" w:sz="4"/>
+              <w:right w:val="single" w:color="A6A6A6" w:sz="4"/>
+            </w:tcBorders>
+            <w:tcMar>
+              <w:top w:type="dxa" w:w="60"/>
+              <w:left w:type="dxa" w:w="100"/>
+              <w:bottom w:type="dxa" w:w="60"/>
+              <w:right w:type="dxa" w:w="100"/>
+            </w:tcMar>
+          </w:tcPr>
+          <w:p>
+            <w:pPr>
+              <w:spacing w:after="40"/>
+            </w:pPr>
+            <w:r>
+              <w:rPr>
+                <w:sz w:val="18"/>
+                <w:szCs w:val="18"/>
+              </w:rPr>
+              <w:t xml:space="preserve">CLO2</w:t>
+            </w:r>
+          </w:p>
+        </w:tc>
+        <w:tc>
+          <w:tcPr>
+            <w:tcW w:type="dxa" w:w="1100"/>
+            <w:tcBorders>
+              <w:top w:val="single" w:color="A6A6A6" w:sz="4"/>
+              <w:left w:val="single" w:color="A6A6A6" w:sz="4"/>
+              <w:bottom w:val="single" w:color="A6A6A6" w:sz="4"/>
+              <w:right w:val="single" w:color="A6A6A6" w:sz="4"/>
+            </w:tcBorders>
+            <w:tcMar>
+              <w:top w:type="dxa" w:w="60"/>
+              <w:left w:type="dxa" w:w="100"/>
+              <w:bottom w:type="dxa" w:w="60"/>
+              <w:right w:type="dxa" w:w="100"/>
+            </w:tcMar>
+          </w:tcPr>
+          <w:p>
+            <w:pPr>
+              <w:spacing w:after="40"/>
+            </w:pPr>
+            <w:r>
+              <w:rPr>
+                <w:sz w:val="18"/>
+                <w:szCs w:val="18"/>
+              </w:rPr>
+              <w:t xml:space="preserve">✓</w:t>
+            </w:r>
+          </w:p>
+        </w:tc>
+        <w:tc>
+          <w:tcPr>
+            <w:tcW w:type="dxa" w:w="1100"/>
+            <w:tcBorders>
+              <w:top w:val="single" w:color="A6A6A6" w:sz="4"/>
+              <w:left w:val="single" w:color="A6A6A6" w:sz="4"/>
+              <w:bottom w:val="single" w:color="A6A6A6" w:sz="4"/>
+              <w:right w:val="single" w:color="A6A6A6" w:sz="4"/>
+            </w:tcBorders>
+            <w:tcMar>
+              <w:top w:type="dxa" w:w="60"/>
+              <w:left w:type="dxa" w:w="100"/>
+              <w:bottom w:type="dxa" w:w="60"/>
+              <w:right w:type="dxa" w:w="100"/>
+            </w:tcMar>
+          </w:tcPr>
+          <w:p>
+            <w:pPr>
+              <w:spacing w:after="40"/>
+            </w:pPr>
+            <w:r>
+              <w:rPr>
+                <w:sz w:val="18"/>
+                <w:szCs w:val="18"/>
+              </w:rPr>
+              <w:t xml:space="preserve">✓</w:t>
+            </w:r>
+          </w:p>
+        </w:tc>
+        <w:tc>
+          <w:tcPr>
+            <w:tcW w:type="dxa" w:w="1100"/>
+            <w:tcBorders>
+              <w:top w:val="single" w:color="A6A6A6" w:sz="4"/>
+              <w:left w:val="single" w:color="A6A6A6" w:sz="4"/>
+              <w:bottom w:val="single" w:color="A6A6A6" w:sz="4"/>
+              <w:right w:val="single" w:color="A6A6A6" w:sz="4"/>
+            </w:tcBorders>
+            <w:tcMar>
+              <w:top w:type="dxa" w:w="60"/>
+              <w:left w:type="dxa" w:w="100"/>
+              <w:bottom w:type="dxa" w:w="60"/>
+              <w:right w:type="dxa" w:w="100"/>
+            </w:tcMar>
+          </w:tcPr>
+          <w:p>
+            <w:pPr>
+              <w:spacing w:after="40"/>
+            </w:pPr>
+          </w:p>
+        </w:tc>
+        <w:tc>
+          <w:tcPr>
+            <w:tcW w:type="dxa" w:w="1200"/>
+            <w:tcBorders>
+              <w:top w:val="single" w:color="A6A6A6" w:sz="4"/>
+              <w:left w:val="single" w:color="A6A6A6" w:sz="4"/>
+              <w:bottom w:val="single" w:color="A6A6A6" w:sz="4"/>
+              <w:right w:val="single" w:color="A6A6A6" w:sz="4"/>
+            </w:tcBorders>
+            <w:tcMar>
+              <w:top w:type="dxa" w:w="60"/>
+              <w:left w:type="dxa" w:w="100"/>
+              <w:bottom w:type="dxa" w:w="60"/>
+              <w:right w:type="dxa" w:w="100"/>
+            </w:tcMar>
+          </w:tcPr>
+          <w:p>
+            <w:pPr>
+              <w:spacing w:after="40"/>
+            </w:pPr>
+            <w:r>
+              <w:rPr>
+                <w:sz w:val="18"/>
+                <w:szCs w:val="18"/>
+              </w:rPr>
+              <w:t xml:space="preserve">✓</w:t>
+            </w:r>
+          </w:p>
+        </w:tc>
+        <w:tc>
+          <w:tcPr>
+            <w:tcW w:type="dxa" w:w="1200"/>
+            <w:tcBorders>
+              <w:top w:val="single" w:color="A6A6A6" w:sz="4"/>
+              <w:left w:val="single" w:color="A6A6A6" w:sz="4"/>
+              <w:bottom w:val="single" w:color="A6A6A6" w:sz="4"/>
+              <w:right w:val="single" w:color="A6A6A6" w:sz="4"/>
+            </w:tcBorders>
+            <w:tcMar>
+              <w:top w:type="dxa" w:w="60"/>
+              <w:left w:type="dxa" w:w="100"/>
+              <w:bottom w:type="dxa" w:w="60"/>
+              <w:right w:type="dxa" w:w="100"/>
+            </w:tcMar>
+          </w:tcPr>
+          <w:p>
+            <w:pPr>
+              <w:spacing w:after="40"/>
+            </w:pPr>
+          </w:p>
+        </w:tc>
+        <w:tc>
+          <w:tcPr>
+            <w:tcW w:type="dxa" w:w="1100"/>
+            <w:tcBorders>
+              <w:top w:val="single" w:color="A6A6A6" w:sz="4"/>
+              <w:left w:val="single" w:color="A6A6A6" w:sz="4"/>
+              <w:bottom w:val="single" w:color="A6A6A6" w:sz="4"/>
+              <w:right w:val="single" w:color="A6A6A6" w:sz="4"/>
+            </w:tcBorders>
+            <w:tcMar>
+              <w:top w:type="dxa" w:w="60"/>
+              <w:left w:type="dxa" w:w="100"/>
+              <w:bottom w:type="dxa" w:w="60"/>
+              <w:right w:type="dxa" w:w="100"/>
+            </w:tcMar>
+          </w:tcPr>
+          <w:p>
+            <w:pPr>
+              <w:spacing w:after="40"/>
+            </w:pPr>
+          </w:p>
+        </w:tc>
+        <w:tc>
+          <w:tcPr>
+            <w:tcW w:type="dxa" w:w="1200"/>
+            <w:tcBorders>
+              <w:top w:val="single" w:color="A6A6A6" w:sz="4"/>
+              <w:left w:val="single" w:color="A6A6A6" w:sz="4"/>
+              <w:bottom w:val="single" w:color="A6A6A6" w:sz="4"/>
+              <w:right w:val="single" w:color="A6A6A6" w:sz="4"/>
+            </w:tcBorders>
+            <w:tcMar>
+              <w:top w:type="dxa" w:w="60"/>
+              <w:left w:type="dxa" w:w="100"/>
+              <w:bottom w:type="dxa" w:w="60"/>
+              <w:right w:type="dxa" w:w="100"/>
+            </w:tcMar>
+          </w:tcPr>
+          <w:p>
+            <w:pPr>
+              <w:spacing w:after="40"/>
+            </w:pPr>
+            <w:r>
+              <w:rPr>
+                <w:sz w:val="18"/>
+                <w:szCs w:val="18"/>
+              </w:rPr>
+              <w:t xml:space="preserve">✓</w:t>
+            </w:r>
+          </w:p>
+        </w:tc>
+      </w:tr>
+      <w:tr>
+        <w:tc>
+          <w:tcPr>
+            <w:tcW w:type="dxa" w:w="1026"/>
+            <w:tcBorders>
+              <w:top w:val="single" w:color="A6A6A6" w:sz="4"/>
+              <w:left w:val="single" w:color="A6A6A6" w:sz="4"/>
+              <w:bottom w:val="single" w:color="A6A6A6" w:sz="4"/>
+              <w:right w:val="single" w:color="A6A6A6" w:sz="4"/>
+            </w:tcBorders>
+            <w:tcMar>
+              <w:top w:type="dxa" w:w="60"/>
+              <w:left w:type="dxa" w:w="100"/>
+              <w:bottom w:type="dxa" w:w="60"/>
+              <w:right w:type="dxa" w:w="100"/>
+            </w:tcMar>
+          </w:tcPr>
+          <w:p>
+            <w:pPr>
+              <w:spacing w:after="40"/>
+            </w:pPr>
+            <w:r>
+              <w:rPr>
+                <w:sz w:val="18"/>
+                <w:szCs w:val="18"/>
+              </w:rPr>
+              <w:t xml:space="preserve">CLO3</w:t>
+            </w:r>
+          </w:p>
+        </w:tc>
+        <w:tc>
+          <w:tcPr>
+            <w:tcW w:type="dxa" w:w="1100"/>
+            <w:tcBorders>
+              <w:top w:val="single" w:color="A6A6A6" w:sz="4"/>
+              <w:left w:val="single" w:color="A6A6A6" w:sz="4"/>
+              <w:bottom w:val="single" w:color="A6A6A6" w:sz="4"/>
+              <w:right w:val="single" w:color="A6A6A6" w:sz="4"/>
+            </w:tcBorders>
+            <w:tcMar>
+              <w:top w:type="dxa" w:w="60"/>
+              <w:left w:type="dxa" w:w="100"/>
+              <w:bottom w:type="dxa" w:w="60"/>
+              <w:right w:type="dxa" w:w="100"/>
+            </w:tcMar>
+          </w:tcPr>
+          <w:p>
+            <w:pPr>
+              <w:spacing w:after="40"/>
+            </w:pPr>
+            <w:r>
+              <w:rPr>
+                <w:sz w:val="18"/>
+                <w:szCs w:val="18"/>
+              </w:rPr>
+              <w:t xml:space="preserve">✓</w:t>
+            </w:r>
+          </w:p>
+        </w:tc>
+        <w:tc>
+          <w:tcPr>
+            <w:tcW w:type="dxa" w:w="1100"/>
+            <w:tcBorders>
+              <w:top w:val="single" w:color="A6A6A6" w:sz="4"/>
+              <w:left w:val="single" w:color="A6A6A6" w:sz="4"/>
+              <w:bottom w:val="single" w:color="A6A6A6" w:sz="4"/>
+              <w:right w:val="single" w:color="A6A6A6" w:sz="4"/>
+            </w:tcBorders>
+            <w:tcMar>
+              <w:top w:type="dxa" w:w="60"/>
+              <w:left w:type="dxa" w:w="100"/>
+              <w:bottom w:type="dxa" w:w="60"/>
+              <w:right w:type="dxa" w:w="100"/>
+            </w:tcMar>
+          </w:tcPr>
+          <w:p>
+            <w:pPr>
+              <w:spacing w:after="40"/>
+            </w:pPr>
+            <w:r>
+              <w:rPr>
+                <w:sz w:val="18"/>
+                <w:szCs w:val="18"/>
+              </w:rPr>
+              <w:t xml:space="preserve">✓</w:t>
+            </w:r>
+          </w:p>
+        </w:tc>
+        <w:tc>
+          <w:tcPr>
+            <w:tcW w:type="dxa" w:w="1100"/>
+            <w:tcBorders>
+              <w:top w:val="single" w:color="A6A6A6" w:sz="4"/>
+              <w:left w:val="single" w:color="A6A6A6" w:sz="4"/>
+              <w:bottom w:val="single" w:color="A6A6A6" w:sz="4"/>
+              <w:right w:val="single" w:color="A6A6A6" w:sz="4"/>
+            </w:tcBorders>
+            <w:tcMar>
+              <w:top w:type="dxa" w:w="60"/>
+              <w:left w:type="dxa" w:w="100"/>
+              <w:bottom w:type="dxa" w:w="60"/>
+              <w:right w:type="dxa" w:w="100"/>
+            </w:tcMar>
+          </w:tcPr>
+          <w:p>
+            <w:pPr>
+              <w:spacing w:after="40"/>
+            </w:pPr>
+          </w:p>
+        </w:tc>
+        <w:tc>
+          <w:tcPr>
+            <w:tcW w:type="dxa" w:w="1200"/>
+            <w:tcBorders>
+              <w:top w:val="single" w:color="A6A6A6" w:sz="4"/>
+              <w:left w:val="single" w:color="A6A6A6" w:sz="4"/>
+              <w:bottom w:val="single" w:color="A6A6A6" w:sz="4"/>
+              <w:right w:val="single" w:color="A6A6A6" w:sz="4"/>
+            </w:tcBorders>
+            <w:tcMar>
+              <w:top w:type="dxa" w:w="60"/>
+              <w:left w:type="dxa" w:w="100"/>
+              <w:bottom w:type="dxa" w:w="60"/>
+              <w:right w:type="dxa" w:w="100"/>
+            </w:tcMar>
+          </w:tcPr>
+          <w:p>
+            <w:pPr>
+              <w:spacing w:after="40"/>
+            </w:pPr>
+            <w:r>
+              <w:rPr>
+                <w:sz w:val="18"/>
+                <w:szCs w:val="18"/>
+              </w:rPr>
+              <w:t xml:space="preserve">✓</w:t>
+            </w:r>
+          </w:p>
+        </w:tc>
+        <w:tc>
+          <w:tcPr>
+            <w:tcW w:type="dxa" w:w="1200"/>
+            <w:tcBorders>
+              <w:top w:val="single" w:color="A6A6A6" w:sz="4"/>
+              <w:left w:val="single" w:color="A6A6A6" w:sz="4"/>
+              <w:bottom w:val="single" w:color="A6A6A6" w:sz="4"/>
+              <w:right w:val="single" w:color="A6A6A6" w:sz="4"/>
+            </w:tcBorders>
+            <w:tcMar>
+              <w:top w:type="dxa" w:w="60"/>
+              <w:left w:type="dxa" w:w="100"/>
+              <w:bottom w:type="dxa" w:w="60"/>
+              <w:right w:type="dxa" w:w="100"/>
+            </w:tcMar>
+          </w:tcPr>
+          <w:p>
+            <w:pPr>
+              <w:spacing w:after="40"/>
+            </w:pPr>
+          </w:p>
+        </w:tc>
+        <w:tc>
+          <w:tcPr>
+            <w:tcW w:type="dxa" w:w="1100"/>
+            <w:tcBorders>
+              <w:top w:val="single" w:color="A6A6A6" w:sz="4"/>
+              <w:left w:val="single" w:color="A6A6A6" w:sz="4"/>
+              <w:bottom w:val="single" w:color="A6A6A6" w:sz="4"/>
+              <w:right w:val="single" w:color="A6A6A6" w:sz="4"/>
+            </w:tcBorders>
+            <w:tcMar>
+              <w:top w:type="dxa" w:w="60"/>
+              <w:left w:type="dxa" w:w="100"/>
+              <w:bottom w:type="dxa" w:w="60"/>
+              <w:right w:type="dxa" w:w="100"/>
+            </w:tcMar>
+          </w:tcPr>
+          <w:p>
+            <w:pPr>
+              <w:spacing w:after="40"/>
+            </w:pPr>
+          </w:p>
+        </w:tc>
+        <w:tc>
+          <w:tcPr>
+            <w:tcW w:type="dxa" w:w="1200"/>
+            <w:tcBorders>
+              <w:top w:val="single" w:color="A6A6A6" w:sz="4"/>
+              <w:left w:val="single" w:color="A6A6A6" w:sz="4"/>
+              <w:bottom w:val="single" w:color="A6A6A6" w:sz="4"/>
+              <w:right w:val="single" w:color="A6A6A6" w:sz="4"/>
+            </w:tcBorders>
+            <w:tcMar>
+              <w:top w:type="dxa" w:w="60"/>
+              <w:left w:type="dxa" w:w="100"/>
+              <w:bottom w:type="dxa" w:w="60"/>
+              <w:right w:type="dxa" w:w="100"/>
+            </w:tcMar>
+          </w:tcPr>
+          <w:p>
+            <w:pPr>
+              <w:spacing w:after="40"/>
+            </w:pPr>
+            <w:r>
+              <w:rPr>
+                <w:sz w:val="18"/>
+                <w:szCs w:val="18"/>
+              </w:rPr>
+              <w:t xml:space="preserve">✓</w:t>
+            </w:r>
+          </w:p>
+        </w:tc>
+      </w:tr>
+      <w:tr>
+        <w:tc>
+          <w:tcPr>
+            <w:tcW w:type="dxa" w:w="1026"/>
+            <w:tcBorders>
+              <w:top w:val="single" w:color="A6A6A6" w:sz="4"/>
+              <w:left w:val="single" w:color="A6A6A6" w:sz="4"/>
+              <w:bottom w:val="single" w:color="A6A6A6" w:sz="4"/>
+              <w:right w:val="single" w:color="A6A6A6" w:sz="4"/>
+            </w:tcBorders>
+            <w:tcMar>
+              <w:top w:type="dxa" w:w="60"/>
+              <w:left w:type="dxa" w:w="100"/>
+              <w:bottom w:type="dxa" w:w="60"/>
+              <w:right w:type="dxa" w:w="100"/>
+            </w:tcMar>
+          </w:tcPr>
+          <w:p>
+            <w:pPr>
+              <w:spacing w:after="40"/>
+            </w:pPr>
+            <w:r>
+              <w:rPr>
+                <w:sz w:val="18"/>
+                <w:szCs w:val="18"/>
+              </w:rPr>
+              <w:t xml:space="preserve">CLO4</w:t>
+            </w:r>
+          </w:p>
+        </w:tc>
+        <w:tc>
+          <w:tcPr>
+            <w:tcW w:type="dxa" w:w="1100"/>
+            <w:tcBorders>
+              <w:top w:val="single" w:color="A6A6A6" w:sz="4"/>
+              <w:left w:val="single" w:color="A6A6A6" w:sz="4"/>
+              <w:bottom w:val="single" w:color="A6A6A6" w:sz="4"/>
+              <w:right w:val="single" w:color="A6A6A6" w:sz="4"/>
+            </w:tcBorders>
+            <w:tcMar>
+              <w:top w:type="dxa" w:w="60"/>
+              <w:left w:type="dxa" w:w="100"/>
+              <w:bottom w:type="dxa" w:w="60"/>
+              <w:right w:type="dxa" w:w="100"/>
+            </w:tcMar>
+          </w:tcPr>
+          <w:p>
+            <w:pPr>
+              <w:spacing w:after="40"/>
+            </w:pPr>
+            <w:r>
+              <w:rPr>
+                <w:sz w:val="18"/>
+                <w:szCs w:val="18"/>
+              </w:rPr>
+              <w:t xml:space="preserve">✓</w:t>
+            </w:r>
+          </w:p>
+        </w:tc>
+        <w:tc>
+          <w:tcPr>
+            <w:tcW w:type="dxa" w:w="1100"/>
+            <w:tcBorders>
+              <w:top w:val="single" w:color="A6A6A6" w:sz="4"/>
+              <w:left w:val="single" w:color="A6A6A6" w:sz="4"/>
+              <w:bottom w:val="single" w:color="A6A6A6" w:sz="4"/>
+              <w:right w:val="single" w:color="A6A6A6" w:sz="4"/>
+            </w:tcBorders>
+            <w:tcMar>
+              <w:top w:type="dxa" w:w="60"/>
+              <w:left w:type="dxa" w:w="100"/>
+              <w:bottom w:type="dxa" w:w="60"/>
+              <w:right w:type="dxa" w:w="100"/>
+            </w:tcMar>
+          </w:tcPr>
+          <w:p>
+            <w:pPr>
+              <w:spacing w:after="40"/>
+            </w:pPr>
+          </w:p>
+        </w:tc>
+        <w:tc>
+          <w:tcPr>
+            <w:tcW w:type="dxa" w:w="1100"/>
+            <w:tcBorders>
+              <w:top w:val="single" w:color="A6A6A6" w:sz="4"/>
+              <w:left w:val="single" w:color="A6A6A6" w:sz="4"/>
+              <w:bottom w:val="single" w:color="A6A6A6" w:sz="4"/>
+              <w:right w:val="single" w:color="A6A6A6" w:sz="4"/>
+            </w:tcBorders>
+            <w:tcMar>
+              <w:top w:type="dxa" w:w="60"/>
+              <w:left w:type="dxa" w:w="100"/>
+              <w:bottom w:type="dxa" w:w="60"/>
+              <w:right w:type="dxa" w:w="100"/>
+            </w:tcMar>
+          </w:tcPr>
+          <w:p>
+            <w:pPr>
+              <w:spacing w:after="40"/>
+            </w:pPr>
+            <w:r>
+              <w:rPr>
+                <w:sz w:val="18"/>
+                <w:szCs w:val="18"/>
+              </w:rPr>
+              <w:t xml:space="preserve">✓</w:t>
+            </w:r>
+          </w:p>
+        </w:tc>
+        <w:tc>
+          <w:tcPr>
+            <w:tcW w:type="dxa" w:w="1200"/>
+            <w:tcBorders>
+              <w:top w:val="single" w:color="A6A6A6" w:sz="4"/>
+              <w:left w:val="single" w:color="A6A6A6" w:sz="4"/>
+              <w:bottom w:val="single" w:color="A6A6A6" w:sz="4"/>
+              <w:right w:val="single" w:color="A6A6A6" w:sz="4"/>
+            </w:tcBorders>
+            <w:tcMar>
+              <w:top w:type="dxa" w:w="60"/>
+              <w:left w:type="dxa" w:w="100"/>
+              <w:bottom w:type="dxa" w:w="60"/>
+              <w:right w:type="dxa" w:w="100"/>
+            </w:tcMar>
+          </w:tcPr>
+          <w:p>
+            <w:pPr>
+              <w:spacing w:after="40"/>
+            </w:pPr>
+          </w:p>
+        </w:tc>
+        <w:tc>
+          <w:tcPr>
+            <w:tcW w:type="dxa" w:w="1200"/>
+            <w:tcBorders>
+              <w:top w:val="single" w:color="A6A6A6" w:sz="4"/>
+              <w:left w:val="single" w:color="A6A6A6" w:sz="4"/>
+              <w:bottom w:val="single" w:color="A6A6A6" w:sz="4"/>
+              <w:right w:val="single" w:color="A6A6A6" w:sz="4"/>
+            </w:tcBorders>
+            <w:tcMar>
+              <w:top w:type="dxa" w:w="60"/>
+              <w:left w:type="dxa" w:w="100"/>
+              <w:bottom w:type="dxa" w:w="60"/>
+              <w:right w:type="dxa" w:w="100"/>
+            </w:tcMar>
+          </w:tcPr>
+          <w:p>
+            <w:pPr>
+              <w:spacing w:after="40"/>
+            </w:pPr>
+          </w:p>
+        </w:tc>
+        <w:tc>
+          <w:tcPr>
+            <w:tcW w:type="dxa" w:w="1100"/>
+            <w:tcBorders>
+              <w:top w:val="single" w:color="A6A6A6" w:sz="4"/>
+              <w:left w:val="single" w:color="A6A6A6" w:sz="4"/>
+              <w:bottom w:val="single" w:color="A6A6A6" w:sz="4"/>
+              <w:right w:val="single" w:color="A6A6A6" w:sz="4"/>
+            </w:tcBorders>
+            <w:tcMar>
+              <w:top w:type="dxa" w:w="60"/>
+              <w:left w:type="dxa" w:w="100"/>
+              <w:bottom w:type="dxa" w:w="60"/>
+              <w:right w:type="dxa" w:w="100"/>
+            </w:tcMar>
+          </w:tcPr>
+          <w:p>
+            <w:pPr>
+              <w:spacing w:after="40"/>
+            </w:pPr>
+            <w:r>
+              <w:rPr>
+                <w:sz w:val="18"/>
+                <w:szCs w:val="18"/>
+              </w:rPr>
+              <w:t xml:space="preserve">✓</w:t>
+            </w:r>
+          </w:p>
+        </w:tc>
+        <w:tc>
+          <w:tcPr>
+            <w:tcW w:type="dxa" w:w="1200"/>
+            <w:tcBorders>
+              <w:top w:val="single" w:color="A6A6A6" w:sz="4"/>
+              <w:left w:val="single" w:color="A6A6A6" w:sz="4"/>
+              <w:bottom w:val="single" w:color="A6A6A6" w:sz="4"/>
+              <w:right w:val="single" w:color="A6A6A6" w:sz="4"/>
+            </w:tcBorders>
+            <w:tcMar>
+              <w:top w:type="dxa" w:w="60"/>
+              <w:left w:type="dxa" w:w="100"/>
+              <w:bottom w:type="dxa" w:w="60"/>
+              <w:right w:type="dxa" w:w="100"/>
+            </w:tcMar>
+          </w:tcPr>
+          <w:p>
+            <w:pPr>
+              <w:spacing w:after="40"/>
+            </w:pPr>
+            <w:r>
+              <w:rPr>
+                <w:sz w:val="18"/>
+                <w:szCs w:val="18"/>
+              </w:rPr>
+              <w:t xml:space="preserve">✓</w:t>
+            </w:r>
+          </w:p>
+        </w:tc>
+      </w:tr>
+      <w:tr>
+        <w:tc>
+          <w:tcPr>
+            <w:tcW w:type="dxa" w:w="1026"/>
+            <w:tcBorders>
+              <w:top w:val="single" w:color="A6A6A6" w:sz="4"/>
+              <w:left w:val="single" w:color="A6A6A6" w:sz="4"/>
+              <w:bottom w:val="single" w:color="A6A6A6" w:sz="4"/>
+              <w:right w:val="single" w:color="A6A6A6" w:sz="4"/>
+            </w:tcBorders>
+            <w:tcMar>
+              <w:top w:type="dxa" w:w="60"/>
+              <w:left w:type="dxa" w:w="100"/>
+              <w:bottom w:type="dxa" w:w="60"/>
+              <w:right w:type="dxa" w:w="100"/>
+            </w:tcMar>
+          </w:tcPr>
+          <w:p>
+            <w:pPr>
+              <w:spacing w:after="40"/>
+            </w:pPr>
+            <w:r>
+              <w:rPr>
+                <w:sz w:val="18"/>
+                <w:szCs w:val="18"/>
+              </w:rPr>
+              <w:t xml:space="preserve">CLO5</w:t>
+            </w:r>
+          </w:p>
+        </w:tc>
+        <w:tc>
+          <w:tcPr>
+            <w:tcW w:type="dxa" w:w="1100"/>
+            <w:tcBorders>
+              <w:top w:val="single" w:color="A6A6A6" w:sz="4"/>
+              <w:left w:val="single" w:color="A6A6A6" w:sz="4"/>
+              <w:bottom w:val="single" w:color="A6A6A6" w:sz="4"/>
+              <w:right w:val="single" w:color="A6A6A6" w:sz="4"/>
+            </w:tcBorders>
+            <w:tcMar>
+              <w:top w:type="dxa" w:w="60"/>
+              <w:left w:type="dxa" w:w="100"/>
+              <w:bottom w:type="dxa" w:w="60"/>
+              <w:right w:type="dxa" w:w="100"/>
+            </w:tcMar>
+          </w:tcPr>
+          <w:p>
+            <w:pPr>
+              <w:spacing w:after="40"/>
+            </w:pPr>
+            <w:r>
+              <w:rPr>
+                <w:sz w:val="18"/>
+                <w:szCs w:val="18"/>
+              </w:rPr>
+              <w:t xml:space="preserve">✓</w:t>
+            </w:r>
+          </w:p>
+        </w:tc>
+        <w:tc>
+          <w:tcPr>
+            <w:tcW w:type="dxa" w:w="1100"/>
+            <w:tcBorders>
+              <w:top w:val="single" w:color="A6A6A6" w:sz="4"/>
+              <w:left w:val="single" w:color="A6A6A6" w:sz="4"/>
+              <w:bottom w:val="single" w:color="A6A6A6" w:sz="4"/>
+              <w:right w:val="single" w:color="A6A6A6" w:sz="4"/>
+            </w:tcBorders>
+            <w:tcMar>
+              <w:top w:type="dxa" w:w="60"/>
+              <w:left w:type="dxa" w:w="100"/>
+              <w:bottom w:type="dxa" w:w="60"/>
+              <w:right w:type="dxa" w:w="100"/>
+            </w:tcMar>
+          </w:tcPr>
+          <w:p>
+            <w:pPr>
+              <w:spacing w:after="40"/>
+            </w:pPr>
+          </w:p>
+        </w:tc>
+        <w:tc>
+          <w:tcPr>
+            <w:tcW w:type="dxa" w:w="1100"/>
+            <w:tcBorders>
+              <w:top w:val="single" w:color="A6A6A6" w:sz="4"/>
+              <w:left w:val="single" w:color="A6A6A6" w:sz="4"/>
+              <w:bottom w:val="single" w:color="A6A6A6" w:sz="4"/>
+              <w:right w:val="single" w:color="A6A6A6" w:sz="4"/>
+            </w:tcBorders>
+            <w:tcMar>
+              <w:top w:type="dxa" w:w="60"/>
+              <w:left w:type="dxa" w:w="100"/>
+              <w:bottom w:type="dxa" w:w="60"/>
+              <w:right w:type="dxa" w:w="100"/>
+            </w:tcMar>
+          </w:tcPr>
+          <w:p>
+            <w:pPr>
+              <w:spacing w:after="40"/>
+            </w:pPr>
+            <w:r>
+              <w:rPr>
+                <w:sz w:val="18"/>
+                <w:szCs w:val="18"/>
+              </w:rPr>
+              <w:t xml:space="preserve">✓</w:t>
+            </w:r>
+          </w:p>
+        </w:tc>
+        <w:tc>
+          <w:tcPr>
+            <w:tcW w:type="dxa" w:w="1200"/>
+            <w:tcBorders>
+              <w:top w:val="single" w:color="A6A6A6" w:sz="4"/>
+              <w:left w:val="single" w:color="A6A6A6" w:sz="4"/>
+              <w:bottom w:val="single" w:color="A6A6A6" w:sz="4"/>
+              <w:right w:val="single" w:color="A6A6A6" w:sz="4"/>
+            </w:tcBorders>
+            <w:tcMar>
+              <w:top w:type="dxa" w:w="60"/>
+              <w:left w:type="dxa" w:w="100"/>
+              <w:bottom w:type="dxa" w:w="60"/>
+              <w:right w:type="dxa" w:w="100"/>
+            </w:tcMar>
+          </w:tcPr>
+          <w:p>
+            <w:pPr>
+              <w:spacing w:after="40"/>
+            </w:pPr>
+          </w:p>
+        </w:tc>
+        <w:tc>
+          <w:tcPr>
+            <w:tcW w:type="dxa" w:w="1200"/>
+            <w:tcBorders>
+              <w:top w:val="single" w:color="A6A6A6" w:sz="4"/>
+              <w:left w:val="single" w:color="A6A6A6" w:sz="4"/>
+              <w:bottom w:val="single" w:color="A6A6A6" w:sz="4"/>
+              <w:right w:val="single" w:color="A6A6A6" w:sz="4"/>
+            </w:tcBorders>
+            <w:tcMar>
+              <w:top w:type="dxa" w:w="60"/>
+              <w:left w:type="dxa" w:w="100"/>
+              <w:bottom w:type="dxa" w:w="60"/>
+              <w:right w:type="dxa" w:w="100"/>
+            </w:tcMar>
+          </w:tcPr>
+          <w:p>
+            <w:pPr>
+              <w:spacing w:after="40"/>
+            </w:pPr>
+            <w:r>
+              <w:rPr>
+                <w:sz w:val="18"/>
+                <w:szCs w:val="18"/>
+              </w:rPr>
+              <w:t xml:space="preserve">✓</w:t>
+            </w:r>
+          </w:p>
+        </w:tc>
+        <w:tc>
+          <w:tcPr>
+            <w:tcW w:type="dxa" w:w="1100"/>
+            <w:tcBorders>
+              <w:top w:val="single" w:color="A6A6A6" w:sz="4"/>
+              <w:left w:val="single" w:color="A6A6A6" w:sz="4"/>
+              <w:bottom w:val="single" w:color="A6A6A6" w:sz="4"/>
+              <w:right w:val="single" w:color="A6A6A6" w:sz="4"/>
+            </w:tcBorders>
+            <w:tcMar>
+              <w:top w:type="dxa" w:w="60"/>
+              <w:left w:type="dxa" w:w="100"/>
+              <w:bottom w:type="dxa" w:w="60"/>
+              <w:right w:type="dxa" w:w="100"/>
+            </w:tcMar>
+          </w:tcPr>
+          <w:p>
+            <w:pPr>
+              <w:spacing w:after="40"/>
+            </w:pPr>
+          </w:p>
+        </w:tc>
+        <w:tc>
+          <w:tcPr>
+            <w:tcW w:type="dxa" w:w="1200"/>
+            <w:tcBorders>
+              <w:top w:val="single" w:color="A6A6A6" w:sz="4"/>
+              <w:left w:val="single" w:color="A6A6A6" w:sz="4"/>
+              <w:bottom w:val="single" w:color="A6A6A6" w:sz="4"/>
+              <w:right w:val="single" w:color="A6A6A6" w:sz="4"/>
+            </w:tcBorders>
+            <w:tcMar>
+              <w:top w:type="dxa" w:w="60"/>
+              <w:left w:type="dxa" w:w="100"/>
+              <w:bottom w:type="dxa" w:w="60"/>
+              <w:right w:type="dxa" w:w="100"/>
+            </w:tcMar>
+          </w:tcPr>
+          <w:p>
+            <w:pPr>
+              <w:spacing w:after="40"/>
+            </w:pPr>
+            <w:r>
+              <w:rPr>
+                <w:sz w:val="18"/>
+                <w:szCs w:val="18"/>
+              </w:rPr>
+              <w:t xml:space="preserve">✓</w:t>
+            </w:r>
+          </w:p>
+        </w:tc>
+      </w:tr>
+      <w:tr>
+        <w:tc>
+          <w:tcPr>
+            <w:tcW w:type="dxa" w:w="1026"/>
+            <w:tcBorders>
+              <w:top w:val="single" w:color="A6A6A6" w:sz="4"/>
+              <w:left w:val="single" w:color="A6A6A6" w:sz="4"/>
+              <w:bottom w:val="single" w:color="A6A6A6" w:sz="4"/>
+              <w:right w:val="single" w:color="A6A6A6" w:sz="4"/>
+            </w:tcBorders>
+            <w:tcMar>
+              <w:top w:type="dxa" w:w="60"/>
+              <w:left w:type="dxa" w:w="100"/>
+              <w:bottom w:type="dxa" w:w="60"/>
+              <w:right w:type="dxa" w:w="100"/>
+            </w:tcMar>
+          </w:tcPr>
+          <w:p>
+            <w:pPr>
+              <w:spacing w:after="40"/>
+            </w:pPr>
+            <w:r>
+              <w:rPr>
+                <w:sz w:val="18"/>
+                <w:szCs w:val="18"/>
+              </w:rPr>
+              <w:t xml:space="preserve">CLO6</w:t>
+            </w:r>
+          </w:p>
+        </w:tc>
+        <w:tc>
+          <w:tcPr>
+            <w:tcW w:type="dxa" w:w="1100"/>
+            <w:tcBorders>
+              <w:top w:val="single" w:color="A6A6A6" w:sz="4"/>
+              <w:left w:val="single" w:color="A6A6A6" w:sz="4"/>
+              <w:bottom w:val="single" w:color="A6A6A6" w:sz="4"/>
+              <w:right w:val="single" w:color="A6A6A6" w:sz="4"/>
+            </w:tcBorders>
+            <w:tcMar>
+              <w:top w:type="dxa" w:w="60"/>
+              <w:left w:type="dxa" w:w="100"/>
+              <w:bottom w:type="dxa" w:w="60"/>
+              <w:right w:type="dxa" w:w="100"/>
+            </w:tcMar>
+          </w:tcPr>
+          <w:p>
+            <w:pPr>
+              <w:spacing w:after="40"/>
+            </w:pPr>
+            <w:r>
+              <w:rPr>
+                <w:sz w:val="18"/>
+                <w:szCs w:val="18"/>
+              </w:rPr>
+              <w:t xml:space="preserve">✓</w:t>
+            </w:r>
+          </w:p>
+        </w:tc>
+        <w:tc>
+          <w:tcPr>
+            <w:tcW w:type="dxa" w:w="1100"/>
+            <w:tcBorders>
+              <w:top w:val="single" w:color="A6A6A6" w:sz="4"/>
+              <w:left w:val="single" w:color="A6A6A6" w:sz="4"/>
+              <w:bottom w:val="single" w:color="A6A6A6" w:sz="4"/>
+              <w:right w:val="single" w:color="A6A6A6" w:sz="4"/>
+            </w:tcBorders>
+            <w:tcMar>
+              <w:top w:type="dxa" w:w="60"/>
+              <w:left w:type="dxa" w:w="100"/>
+              <w:bottom w:type="dxa" w:w="60"/>
+              <w:right w:type="dxa" w:w="100"/>
+            </w:tcMar>
+          </w:tcPr>
+          <w:p>
+            <w:pPr>
+              <w:spacing w:after="40"/>
+            </w:pPr>
+          </w:p>
+        </w:tc>
+        <w:tc>
+          <w:tcPr>
+            <w:tcW w:type="dxa" w:w="1100"/>
+            <w:tcBorders>
+              <w:top w:val="single" w:color="A6A6A6" w:sz="4"/>
+              <w:left w:val="single" w:color="A6A6A6" w:sz="4"/>
+              <w:bottom w:val="single" w:color="A6A6A6" w:sz="4"/>
+              <w:right w:val="single" w:color="A6A6A6" w:sz="4"/>
+            </w:tcBorders>
+            <w:tcMar>
+              <w:top w:type="dxa" w:w="60"/>
+              <w:left w:type="dxa" w:w="100"/>
+              <w:bottom w:type="dxa" w:w="60"/>
+              <w:right w:type="dxa" w:w="100"/>
+            </w:tcMar>
+          </w:tcPr>
+          <w:p>
+            <w:pPr>
+              <w:spacing w:after="40"/>
+            </w:pPr>
+          </w:p>
+        </w:tc>
+        <w:tc>
+          <w:tcPr>
+            <w:tcW w:type="dxa" w:w="1200"/>
+            <w:tcBorders>
+              <w:top w:val="single" w:color="A6A6A6" w:sz="4"/>
+              <w:left w:val="single" w:color="A6A6A6" w:sz="4"/>
+              <w:bottom w:val="single" w:color="A6A6A6" w:sz="4"/>
+              <w:right w:val="single" w:color="A6A6A6" w:sz="4"/>
+            </w:tcBorders>
+            <w:tcMar>
+              <w:top w:type="dxa" w:w="60"/>
+              <w:left w:type="dxa" w:w="100"/>
+              <w:bottom w:type="dxa" w:w="60"/>
+              <w:right w:type="dxa" w:w="100"/>
+            </w:tcMar>
+          </w:tcPr>
+          <w:p>
+            <w:pPr>
+              <w:spacing w:after="40"/>
+            </w:pPr>
+          </w:p>
+        </w:tc>
+        <w:tc>
+          <w:tcPr>
+            <w:tcW w:type="dxa" w:w="1200"/>
+            <w:tcBorders>
+              <w:top w:val="single" w:color="A6A6A6" w:sz="4"/>
+              <w:left w:val="single" w:color="A6A6A6" w:sz="4"/>
+              <w:bottom w:val="single" w:color="A6A6A6" w:sz="4"/>
+              <w:right w:val="single" w:color="A6A6A6" w:sz="4"/>
+            </w:tcBorders>
+            <w:tcMar>
+              <w:top w:type="dxa" w:w="60"/>
+              <w:left w:type="dxa" w:w="100"/>
+              <w:bottom w:type="dxa" w:w="60"/>
+              <w:right w:type="dxa" w:w="100"/>
+            </w:tcMar>
+          </w:tcPr>
+          <w:p>
+            <w:pPr>
+              <w:spacing w:after="40"/>
+            </w:pPr>
+            <w:r>
+              <w:rPr>
+                <w:sz w:val="18"/>
+                <w:szCs w:val="18"/>
+              </w:rPr>
+              <w:t xml:space="preserve">✓</w:t>
+            </w:r>
+          </w:p>
+        </w:tc>
+        <w:tc>
+          <w:tcPr>
+            <w:tcW w:type="dxa" w:w="1100"/>
+            <w:tcBorders>
+              <w:top w:val="single" w:color="A6A6A6" w:sz="4"/>
+              <w:left w:val="single" w:color="A6A6A6" w:sz="4"/>
+              <w:bottom w:val="single" w:color="A6A6A6" w:sz="4"/>
+              <w:right w:val="single" w:color="A6A6A6" w:sz="4"/>
+            </w:tcBorders>
+            <w:tcMar>
+              <w:top w:type="dxa" w:w="60"/>
+              <w:left w:type="dxa" w:w="100"/>
+              <w:bottom w:type="dxa" w:w="60"/>
+              <w:right w:type="dxa" w:w="100"/>
+            </w:tcMar>
+          </w:tcPr>
+          <w:p>
+            <w:pPr>
+              <w:spacing w:after="40"/>
+            </w:pPr>
+          </w:p>
+        </w:tc>
+        <w:tc>
+          <w:tcPr>
+            <w:tcW w:type="dxa" w:w="1200"/>
+            <w:tcBorders>
+              <w:top w:val="single" w:color="A6A6A6" w:sz="4"/>
+              <w:left w:val="single" w:color="A6A6A6" w:sz="4"/>
+              <w:bottom w:val="single" w:color="A6A6A6" w:sz="4"/>
+              <w:right w:val="single" w:color="A6A6A6" w:sz="4"/>
+            </w:tcBorders>
+            <w:tcMar>
+              <w:top w:type="dxa" w:w="60"/>
+              <w:left w:type="dxa" w:w="100"/>
+              <w:bottom w:type="dxa" w:w="60"/>
+              <w:right w:type="dxa" w:w="100"/>
+            </w:tcMar>
+          </w:tcPr>
+          <w:p>
+            <w:pPr>
+              <w:spacing w:after="40"/>
+            </w:pPr>
+            <w:r>
+              <w:rPr>
+                <w:sz w:val="18"/>
+                <w:szCs w:val="18"/>
+              </w:rPr>
+              <w:t xml:space="preserve">✓</w:t>
+            </w:r>
+          </w:p>
+        </w:tc>
+      </w:tr>
+      <w:tr>
+        <w:tc>
+          <w:tcPr>
+            <w:tcW w:type="dxa" w:w="1026"/>
+            <w:tcBorders>
+              <w:top w:val="single" w:color="A6A6A6" w:sz="4"/>
+              <w:left w:val="single" w:color="A6A6A6" w:sz="4"/>
+              <w:bottom w:val="single" w:color="A6A6A6" w:sz="4"/>
+              <w:right w:val="single" w:color="A6A6A6" w:sz="4"/>
+            </w:tcBorders>
+            <w:tcMar>
+              <w:top w:type="dxa" w:w="60"/>
+              <w:left w:type="dxa" w:w="100"/>
+              <w:bottom w:type="dxa" w:w="60"/>
+              <w:right w:type="dxa" w:w="100"/>
+            </w:tcMar>
+          </w:tcPr>
+          <w:p>
+            <w:pPr>
+              <w:spacing w:after="40"/>
+            </w:pPr>
+            <w:r>
+              <w:rPr>
+                <w:sz w:val="18"/>
+                <w:szCs w:val="18"/>
+              </w:rPr>
+              <w:t xml:space="preserve">CLO7</w:t>
+            </w:r>
+          </w:p>
+        </w:tc>
+        <w:tc>
+          <w:tcPr>
+            <w:tcW w:type="dxa" w:w="1100"/>
+            <w:tcBorders>
+              <w:top w:val="single" w:color="A6A6A6" w:sz="4"/>
+              <w:left w:val="single" w:color="A6A6A6" w:sz="4"/>
+              <w:bottom w:val="single" w:color="A6A6A6" w:sz="4"/>
+              <w:right w:val="single" w:color="A6A6A6" w:sz="4"/>
+            </w:tcBorders>
+            <w:tcMar>
+              <w:top w:type="dxa" w:w="60"/>
+              <w:left w:type="dxa" w:w="100"/>
+              <w:bottom w:type="dxa" w:w="60"/>
+              <w:right w:type="dxa" w:w="100"/>
+            </w:tcMar>
+          </w:tcPr>
+          <w:p>
+            <w:pPr>
+              <w:spacing w:after="40"/>
+            </w:pPr>
+            <w:r>
+              <w:rPr>
+                <w:sz w:val="18"/>
+                <w:szCs w:val="18"/>
+              </w:rPr>
+              <w:t xml:space="preserve">✓</w:t>
+            </w:r>
+          </w:p>
+        </w:tc>
+        <w:tc>
+          <w:tcPr>
+            <w:tcW w:type="dxa" w:w="1100"/>
+            <w:tcBorders>
+              <w:top w:val="single" w:color="A6A6A6" w:sz="4"/>
+              <w:left w:val="single" w:color="A6A6A6" w:sz="4"/>
+              <w:bottom w:val="single" w:color="A6A6A6" w:sz="4"/>
+              <w:right w:val="single" w:color="A6A6A6" w:sz="4"/>
+            </w:tcBorders>
+            <w:tcMar>
+              <w:top w:type="dxa" w:w="60"/>
+              <w:left w:type="dxa" w:w="100"/>
+              <w:bottom w:type="dxa" w:w="60"/>
+              <w:right w:type="dxa" w:w="100"/>
+            </w:tcMar>
+          </w:tcPr>
+          <w:p>
+            <w:pPr>
+              <w:spacing w:after="40"/>
+            </w:pPr>
+          </w:p>
+        </w:tc>
+        <w:tc>
+          <w:tcPr>
+            <w:tcW w:type="dxa" w:w="1100"/>
+            <w:tcBorders>
+              <w:top w:val="single" w:color="A6A6A6" w:sz="4"/>
+              <w:left w:val="single" w:color="A6A6A6" w:sz="4"/>
+              <w:bottom w:val="single" w:color="A6A6A6" w:sz="4"/>
+              <w:right w:val="single" w:color="A6A6A6" w:sz="4"/>
+            </w:tcBorders>
+            <w:tcMar>
+              <w:top w:type="dxa" w:w="60"/>
+              <w:left w:type="dxa" w:w="100"/>
+              <w:bottom w:type="dxa" w:w="60"/>
+              <w:right w:type="dxa" w:w="100"/>
+            </w:tcMar>
+          </w:tcPr>
+          <w:p>
+            <w:pPr>
+              <w:spacing w:after="40"/>
+            </w:pPr>
+          </w:p>
+        </w:tc>
+        <w:tc>
+          <w:tcPr>
+            <w:tcW w:type="dxa" w:w="1200"/>
+            <w:tcBorders>
+              <w:top w:val="single" w:color="A6A6A6" w:sz="4"/>
+              <w:left w:val="single" w:color="A6A6A6" w:sz="4"/>
+              <w:bottom w:val="single" w:color="A6A6A6" w:sz="4"/>
+              <w:right w:val="single" w:color="A6A6A6" w:sz="4"/>
+            </w:tcBorders>
+            <w:tcMar>
+              <w:top w:type="dxa" w:w="60"/>
+              <w:left w:type="dxa" w:w="100"/>
+              <w:bottom w:type="dxa" w:w="60"/>
+              <w:right w:type="dxa" w:w="100"/>
+            </w:tcMar>
+          </w:tcPr>
+          <w:p>
+            <w:pPr>
+              <w:spacing w:after="40"/>
+            </w:pPr>
+          </w:p>
+        </w:tc>
+        <w:tc>
+          <w:tcPr>
+            <w:tcW w:type="dxa" w:w="1200"/>
+            <w:tcBorders>
+              <w:top w:val="single" w:color="A6A6A6" w:sz="4"/>
+              <w:left w:val="single" w:color="A6A6A6" w:sz="4"/>
+              <w:bottom w:val="single" w:color="A6A6A6" w:sz="4"/>
+              <w:right w:val="single" w:color="A6A6A6" w:sz="4"/>
+            </w:tcBorders>
+            <w:tcMar>
+              <w:top w:type="dxa" w:w="60"/>
+              <w:left w:type="dxa" w:w="100"/>
+              <w:bottom w:type="dxa" w:w="60"/>
+              <w:right w:type="dxa" w:w="100"/>
+            </w:tcMar>
+          </w:tcPr>
+          <w:p>
+            <w:pPr>
+              <w:spacing w:after="40"/>
+            </w:pPr>
+            <w:r>
+              <w:rPr>
+                <w:sz w:val="18"/>
+                <w:szCs w:val="18"/>
+              </w:rPr>
+              <w:t xml:space="preserve">✓</w:t>
+            </w:r>
+          </w:p>
+        </w:tc>
+        <w:tc>
+          <w:tcPr>
+            <w:tcW w:type="dxa" w:w="1100"/>
+            <w:tcBorders>
+              <w:top w:val="single" w:color="A6A6A6" w:sz="4"/>
+              <w:left w:val="single" w:color="A6A6A6" w:sz="4"/>
+              <w:bottom w:val="single" w:color="A6A6A6" w:sz="4"/>
+              <w:right w:val="single" w:color="A6A6A6" w:sz="4"/>
+            </w:tcBorders>
+            <w:tcMar>
+              <w:top w:type="dxa" w:w="60"/>
+              <w:left w:type="dxa" w:w="100"/>
+              <w:bottom w:type="dxa" w:w="60"/>
+              <w:right w:type="dxa" w:w="100"/>
+            </w:tcMar>
+          </w:tcPr>
+          <w:p>
+            <w:pPr>
+              <w:spacing w:after="40"/>
+            </w:pPr>
+          </w:p>
+        </w:tc>
+        <w:tc>
+          <w:tcPr>
+            <w:tcW w:type="dxa" w:w="1200"/>
+            <w:tcBorders>
+              <w:top w:val="single" w:color="A6A6A6" w:sz="4"/>
+              <w:left w:val="single" w:color="A6A6A6" w:sz="4"/>
+              <w:bottom w:val="single" w:color="A6A6A6" w:sz="4"/>
+              <w:right w:val="single" w:color="A6A6A6" w:sz="4"/>
+            </w:tcBorders>
+            <w:tcMar>
+              <w:top w:type="dxa" w:w="60"/>
+              <w:left w:type="dxa" w:w="100"/>
+              <w:bottom w:type="dxa" w:w="60"/>
+              <w:right w:type="dxa" w:w="100"/>
+            </w:tcMar>
+          </w:tcPr>
+          <w:p>
+            <w:pPr>
+              <w:spacing w:after="40"/>
+            </w:pPr>
+            <w:r>
+              <w:rPr>
+                <w:sz w:val="18"/>
+                <w:szCs w:val="18"/>
+              </w:rPr>
+              <w:t xml:space="preserve">✓</w:t>
+            </w:r>
+          </w:p>
+        </w:tc>
+      </w:tr>
+      <w:tr>
+        <w:tc>
+          <w:tcPr>
+            <w:tcW w:type="dxa" w:w="1026"/>
+            <w:tcBorders>
+              <w:top w:val="single" w:color="A6A6A6" w:sz="4"/>
+              <w:left w:val="single" w:color="A6A6A6" w:sz="4"/>
+              <w:bottom w:val="single" w:color="A6A6A6" w:sz="4"/>
+              <w:right w:val="single" w:color="A6A6A6" w:sz="4"/>
+            </w:tcBorders>
+            <w:tcMar>
+              <w:top w:type="dxa" w:w="60"/>
+              <w:left w:type="dxa" w:w="100"/>
+              <w:bottom w:type="dxa" w:w="60"/>
+              <w:right w:type="dxa" w:w="100"/>
+            </w:tcMar>
+          </w:tcPr>
+          <w:p>
+            <w:pPr>
+              <w:spacing w:after="40"/>
+            </w:pPr>
+            <w:r>
+              <w:rPr>
+                <w:sz w:val="18"/>
+                <w:szCs w:val="18"/>
+              </w:rPr>
+              <w:t xml:space="preserve">CLO8</w:t>
+            </w:r>
+          </w:p>
+        </w:tc>
+        <w:tc>
+          <w:tcPr>
+            <w:tcW w:type="dxa" w:w="1100"/>
+            <w:tcBorders>
+              <w:top w:val="single" w:color="A6A6A6" w:sz="4"/>
+              <w:left w:val="single" w:color="A6A6A6" w:sz="4"/>
+              <w:bottom w:val="single" w:color="A6A6A6" w:sz="4"/>
+              <w:right w:val="single" w:color="A6A6A6" w:sz="4"/>
+            </w:tcBorders>
+            <w:tcMar>
+              <w:top w:type="dxa" w:w="60"/>
+              <w:left w:type="dxa" w:w="100"/>
+              <w:bottom w:type="dxa" w:w="60"/>
+              <w:right w:type="dxa" w:w="100"/>
+            </w:tcMar>
+          </w:tcPr>
+          <w:p>
+            <w:pPr>
+              <w:spacing w:after="40"/>
+            </w:pPr>
+            <w:r>
+              <w:rPr>
+                <w:sz w:val="18"/>
+                <w:szCs w:val="18"/>
+              </w:rPr>
+              <w:t xml:space="preserve">✓</w:t>
+            </w:r>
+          </w:p>
+        </w:tc>
+        <w:tc>
+          <w:tcPr>
+            <w:tcW w:type="dxa" w:w="1100"/>
+            <w:tcBorders>
+              <w:top w:val="single" w:color="A6A6A6" w:sz="4"/>
+              <w:left w:val="single" w:color="A6A6A6" w:sz="4"/>
+              <w:bottom w:val="single" w:color="A6A6A6" w:sz="4"/>
+              <w:right w:val="single" w:color="A6A6A6" w:sz="4"/>
+            </w:tcBorders>
+            <w:tcMar>
+              <w:top w:type="dxa" w:w="60"/>
+              <w:left w:type="dxa" w:w="100"/>
+              <w:bottom w:type="dxa" w:w="60"/>
+              <w:right w:type="dxa" w:w="100"/>
+            </w:tcMar>
+          </w:tcPr>
+          <w:p>
+            <w:pPr>
+              <w:spacing w:after="40"/>
+            </w:pPr>
+          </w:p>
+        </w:tc>
+        <w:tc>
+          <w:tcPr>
+            <w:tcW w:type="dxa" w:w="1100"/>
+            <w:tcBorders>
+              <w:top w:val="single" w:color="A6A6A6" w:sz="4"/>
+              <w:left w:val="single" w:color="A6A6A6" w:sz="4"/>
+              <w:bottom w:val="single" w:color="A6A6A6" w:sz="4"/>
+              <w:right w:val="single" w:color="A6A6A6" w:sz="4"/>
+            </w:tcBorders>
+            <w:tcMar>
+              <w:top w:type="dxa" w:w="60"/>
+              <w:left w:type="dxa" w:w="100"/>
+              <w:bottom w:type="dxa" w:w="60"/>
+              <w:right w:type="dxa" w:w="100"/>
+            </w:tcMar>
+          </w:tcPr>
+          <w:p>
+            <w:pPr>
+              <w:spacing w:after="40"/>
+            </w:pPr>
+          </w:p>
+        </w:tc>
+        <w:tc>
+          <w:tcPr>
+            <w:tcW w:type="dxa" w:w="1200"/>
+            <w:tcBorders>
+              <w:top w:val="single" w:color="A6A6A6" w:sz="4"/>
+              <w:left w:val="single" w:color="A6A6A6" w:sz="4"/>
+              <w:bottom w:val="single" w:color="A6A6A6" w:sz="4"/>
+              <w:right w:val="single" w:color="A6A6A6" w:sz="4"/>
+            </w:tcBorders>
+            <w:tcMar>
+              <w:top w:type="dxa" w:w="60"/>
+              <w:left w:type="dxa" w:w="100"/>
+              <w:bottom w:type="dxa" w:w="60"/>
+              <w:right w:type="dxa" w:w="100"/>
+            </w:tcMar>
+          </w:tcPr>
+          <w:p>
+            <w:pPr>
+              <w:spacing w:after="40"/>
+            </w:pPr>
+            <w:r>
+              <w:rPr>
+                <w:sz w:val="18"/>
+                <w:szCs w:val="18"/>
+              </w:rPr>
+              <w:t xml:space="preserve">✓</w:t>
+            </w:r>
+          </w:p>
+        </w:tc>
+        <w:tc>
+          <w:tcPr>
+            <w:tcW w:type="dxa" w:w="1200"/>
+            <w:tcBorders>
+              <w:top w:val="single" w:color="A6A6A6" w:sz="4"/>
+              <w:left w:val="single" w:color="A6A6A6" w:sz="4"/>
+              <w:bottom w:val="single" w:color="A6A6A6" w:sz="4"/>
+              <w:right w:val="single" w:color="A6A6A6" w:sz="4"/>
+            </w:tcBorders>
+            <w:tcMar>
+              <w:top w:type="dxa" w:w="60"/>
+              <w:left w:type="dxa" w:w="100"/>
+              <w:bottom w:type="dxa" w:w="60"/>
+              <w:right w:type="dxa" w:w="100"/>
+            </w:tcMar>
+          </w:tcPr>
+          <w:p>
+            <w:pPr>
+              <w:spacing w:after="40"/>
+            </w:pPr>
+            <w:r>
+              <w:rPr>
+                <w:sz w:val="18"/>
+                <w:szCs w:val="18"/>
+              </w:rPr>
+              <w:t xml:space="preserve">✓</w:t>
+            </w:r>
+          </w:p>
+        </w:tc>
+        <w:tc>
+          <w:tcPr>
+            <w:tcW w:type="dxa" w:w="1100"/>
+            <w:tcBorders>
+              <w:top w:val="single" w:color="A6A6A6" w:sz="4"/>
+              <w:left w:val="single" w:color="A6A6A6" w:sz="4"/>
+              <w:bottom w:val="single" w:color="A6A6A6" w:sz="4"/>
+              <w:right w:val="single" w:color="A6A6A6" w:sz="4"/>
+            </w:tcBorders>
+            <w:tcMar>
+              <w:top w:type="dxa" w:w="60"/>
+              <w:left w:type="dxa" w:w="100"/>
+              <w:bottom w:type="dxa" w:w="60"/>
+              <w:right w:type="dxa" w:w="100"/>
+            </w:tcMar>
+          </w:tcPr>
+          <w:p>
+            <w:pPr>
+              <w:spacing w:after="40"/>
+            </w:pPr>
+          </w:p>
+        </w:tc>
+        <w:tc>
+          <w:tcPr>
+            <w:tcW w:type="dxa" w:w="1200"/>
+            <w:tcBorders>
+              <w:top w:val="single" w:color="A6A6A6" w:sz="4"/>
+              <w:left w:val="single" w:color="A6A6A6" w:sz="4"/>
+              <w:bottom w:val="single" w:color="A6A6A6" w:sz="4"/>
+              <w:right w:val="single" w:color="A6A6A6" w:sz="4"/>
+            </w:tcBorders>
+            <w:tcMar>
+              <w:top w:type="dxa" w:w="60"/>
+              <w:left w:type="dxa" w:w="100"/>
+              <w:bottom w:type="dxa" w:w="60"/>
+              <w:right w:type="dxa" w:w="100"/>
+            </w:tcMar>
+          </w:tcPr>
+          <w:p>
+            <w:pPr>
+              <w:spacing w:after="40"/>
+            </w:pPr>
+          </w:p>
+        </w:tc>
+      </w:tr>
+    </w:tbl>
+    <w:p>
+      <w:pPr>
+        <w:spacing w:after="120"/>
+      </w:pPr>
+    </w:p>
+    <w:p>
+      <w:pPr>
+        <w:pStyle w:val="Heading2"/>
+      </w:pPr>
+      <w:r>
+        <w:t xml:space="preserve">4.7 Preparing the CLO–PLO mapping</w:t>
+      </w:r>
+    </w:p>
+    <w:p>
+      <w:pPr>
+        <w:spacing w:after="120"/>
+      </w:pPr>
+      <w:r>
+        <w:t xml:space="preserve">The BCS_AD PLO list has not been received yet, so the mapping matrix in the syllabus is left blank. Most Computer Science PLO sets include the outcome areas below. This preliminary view is meant to speed up the final mapping, and will be replaced by the official PLO numbers.</w:t>
+      </w:r>
+    </w:p>
+    <w:tbl>
+      <w:tblPr>
+        <w:tblW w:type="dxa" w:w="9026"/>
+        <w:tblBorders>
+          <w:top w:val="single" w:color="auto" w:sz="4"/>
+          <w:left w:val="single" w:color="auto" w:sz="4"/>
+          <w:bottom w:val="single" w:color="auto" w:sz="4"/>
+          <w:right w:val="single" w:color="auto" w:sz="4"/>
+          <w:insideH w:val="single" w:color="auto" w:sz="4"/>
+          <w:insideV w:val="single" w:color="auto" w:sz="4"/>
+        </w:tblBorders>
+      </w:tblPr>
+      <w:tblGrid>
+        <w:gridCol w:w="3800"/>
+        <w:gridCol w:w="3026"/>
+        <w:gridCol w:w="2200"/>
+      </w:tblGrid>
+      <w:tr>
+        <w:trPr>
+          <w:tblHeader/>
+        </w:trPr>
+        <w:tc>
+          <w:tcPr>
+            <w:tcW w:type="dxa" w:w="3800"/>
+            <w:tcBorders>
+              <w:top w:val="single" w:color="A6A6A6" w:sz="4"/>
+              <w:left w:val="single" w:color="A6A6A6" w:sz="4"/>
+              <w:bottom w:val="single" w:color="A6A6A6" w:sz="4"/>
+              <w:right w:val="single" w:color="A6A6A6" w:sz="4"/>
+            </w:tcBorders>
+            <w:shd w:fill="1F4E79" w:color="auto" w:val="clear"/>
+            <w:tcMar>
+              <w:top w:type="dxa" w:w="60"/>
+              <w:left w:type="dxa" w:w="100"/>
+              <w:bottom w:type="dxa" w:w="60"/>
+              <w:right w:type="dxa" w:w="100"/>
+            </w:tcMar>
+          </w:tcPr>
+          <w:p>
+            <w:pPr>
+              <w:spacing w:after="40"/>
+            </w:pPr>
+            <w:r>
+              <w:rPr>
+                <w:b/>
+                <w:bCs/>
+                <w:color w:val="FFFFFF"/>
+                <w:sz w:val="18"/>
+                <w:szCs w:val="18"/>
+              </w:rPr>
+              <w:t xml:space="preserve">Typical PLO area</w:t>
+            </w:r>
+          </w:p>
+        </w:tc>
+        <w:tc>
+          <w:tcPr>
+            <w:tcW w:type="dxa" w:w="3026"/>
+            <w:tcBorders>
+              <w:top w:val="single" w:color="A6A6A6" w:sz="4"/>
+              <w:left w:val="single" w:color="A6A6A6" w:sz="4"/>
+              <w:bottom w:val="single" w:color="A6A6A6" w:sz="4"/>
+              <w:right w:val="single" w:color="A6A6A6" w:sz="4"/>
+            </w:tcBorders>
+            <w:shd w:fill="1F4E79" w:color="auto" w:val="clear"/>
+            <w:tcMar>
+              <w:top w:type="dxa" w:w="60"/>
+              <w:left w:type="dxa" w:w="100"/>
+              <w:bottom w:type="dxa" w:w="60"/>
+              <w:right w:type="dxa" w:w="100"/>
+            </w:tcMar>
+          </w:tcPr>
+          <w:p>
+            <w:pPr>
+              <w:spacing w:after="40"/>
+            </w:pPr>
+            <w:r>
+              <w:rPr>
+                <w:b/>
+                <w:bCs/>
+                <w:color w:val="FFFFFF"/>
+                <w:sz w:val="18"/>
+                <w:szCs w:val="18"/>
+              </w:rPr>
+              <w:t xml:space="preserve">Likely CLOs</w:t>
+            </w:r>
+          </w:p>
+        </w:tc>
+        <w:tc>
+          <w:tcPr>
+            <w:tcW w:type="dxa" w:w="2200"/>
+            <w:tcBorders>
+              <w:top w:val="single" w:color="A6A6A6" w:sz="4"/>
+              <w:left w:val="single" w:color="A6A6A6" w:sz="4"/>
+              <w:bottom w:val="single" w:color="A6A6A6" w:sz="4"/>
+              <w:right w:val="single" w:color="A6A6A6" w:sz="4"/>
+            </w:tcBorders>
+            <w:shd w:fill="1F4E79" w:color="auto" w:val="clear"/>
+            <w:tcMar>
+              <w:top w:type="dxa" w:w="60"/>
+              <w:left w:type="dxa" w:w="100"/>
+              <w:bottom w:type="dxa" w:w="60"/>
+              <w:right w:type="dxa" w:w="100"/>
+            </w:tcMar>
+          </w:tcPr>
+          <w:p>
+            <w:pPr>
+              <w:spacing w:after="40"/>
+            </w:pPr>
+            <w:r>
+              <w:rPr>
+                <w:b/>
+                <w:bCs/>
+                <w:color w:val="FFFFFF"/>
+                <w:sz w:val="18"/>
+                <w:szCs w:val="18"/>
+              </w:rPr>
+              <w:t xml:space="preserve">Expected level</w:t>
+            </w:r>
+          </w:p>
+        </w:tc>
+      </w:tr>
+      <w:tr>
+        <w:tc>
+          <w:tcPr>
+            <w:tcW w:type="dxa" w:w="3800"/>
+            <w:tcBorders>
+              <w:top w:val="single" w:color="A6A6A6" w:sz="4"/>
+              <w:left w:val="single" w:color="A6A6A6" w:sz="4"/>
+              <w:bottom w:val="single" w:color="A6A6A6" w:sz="4"/>
+              <w:right w:val="single" w:color="A6A6A6" w:sz="4"/>
+            </w:tcBorders>
+            <w:tcMar>
+              <w:top w:type="dxa" w:w="60"/>
+              <w:left w:type="dxa" w:w="100"/>
+              <w:bottom w:type="dxa" w:w="60"/>
+              <w:right w:type="dxa" w:w="100"/>
+            </w:tcMar>
+          </w:tcPr>
+          <w:p>
+            <w:pPr>
+              <w:spacing w:after="40"/>
+            </w:pPr>
+            <w:r>
+              <w:rPr>
+                <w:sz w:val="18"/>
+                <w:szCs w:val="18"/>
+              </w:rPr>
+              <w:t xml:space="preserve">Mathematical and computing foundations</w:t>
+            </w:r>
+          </w:p>
+        </w:tc>
+        <w:tc>
+          <w:tcPr>
+            <w:tcW w:type="dxa" w:w="3026"/>
+            <w:tcBorders>
+              <w:top w:val="single" w:color="A6A6A6" w:sz="4"/>
+              <w:left w:val="single" w:color="A6A6A6" w:sz="4"/>
+              <w:bottom w:val="single" w:color="A6A6A6" w:sz="4"/>
+              <w:right w:val="single" w:color="A6A6A6" w:sz="4"/>
+            </w:tcBorders>
+            <w:tcMar>
+              <w:top w:type="dxa" w:w="60"/>
+              <w:left w:type="dxa" w:w="100"/>
+              <w:bottom w:type="dxa" w:w="60"/>
+              <w:right w:type="dxa" w:w="100"/>
+            </w:tcMar>
+          </w:tcPr>
+          <w:p>
+            <w:pPr>
+              <w:spacing w:after="40"/>
+            </w:pPr>
+            <w:r>
+              <w:rPr>
+                <w:sz w:val="18"/>
+                <w:szCs w:val="18"/>
+              </w:rPr>
+              <w:t xml:space="preserve">CLO1, CLO3, CLO5</w:t>
+            </w:r>
+          </w:p>
+        </w:tc>
+        <w:tc>
+          <w:tcPr>
+            <w:tcW w:type="dxa" w:w="2200"/>
+            <w:tcBorders>
+              <w:top w:val="single" w:color="A6A6A6" w:sz="4"/>
+              <w:left w:val="single" w:color="A6A6A6" w:sz="4"/>
+              <w:bottom w:val="single" w:color="A6A6A6" w:sz="4"/>
+              <w:right w:val="single" w:color="A6A6A6" w:sz="4"/>
+            </w:tcBorders>
+            <w:tcMar>
+              <w:top w:type="dxa" w:w="60"/>
+              <w:left w:type="dxa" w:w="100"/>
+              <w:bottom w:type="dxa" w:w="60"/>
+              <w:right w:type="dxa" w:w="100"/>
+            </w:tcMar>
+          </w:tcPr>
+          <w:p>
+            <w:pPr>
+              <w:spacing w:after="40"/>
+            </w:pPr>
+            <w:r>
+              <w:rPr>
+                <w:sz w:val="18"/>
+                <w:szCs w:val="18"/>
+              </w:rPr>
+              <w:t xml:space="preserve">I – R</w:t>
+            </w:r>
+          </w:p>
+        </w:tc>
+      </w:tr>
+      <w:tr>
+        <w:tc>
+          <w:tcPr>
+            <w:tcW w:type="dxa" w:w="3800"/>
+            <w:tcBorders>
+              <w:top w:val="single" w:color="A6A6A6" w:sz="4"/>
+              <w:left w:val="single" w:color="A6A6A6" w:sz="4"/>
+              <w:bottom w:val="single" w:color="A6A6A6" w:sz="4"/>
+              <w:right w:val="single" w:color="A6A6A6" w:sz="4"/>
+            </w:tcBorders>
+            <w:tcMar>
+              <w:top w:type="dxa" w:w="60"/>
+              <w:left w:type="dxa" w:w="100"/>
+              <w:bottom w:type="dxa" w:w="60"/>
+              <w:right w:type="dxa" w:w="100"/>
+            </w:tcMar>
+          </w:tcPr>
+          <w:p>
+            <w:pPr>
+              <w:spacing w:after="40"/>
+            </w:pPr>
+            <w:r>
+              <w:rPr>
+                <w:sz w:val="18"/>
+                <w:szCs w:val="18"/>
+              </w:rPr>
+              <w:t xml:space="preserve">Problem analysis and solution design</w:t>
+            </w:r>
+          </w:p>
+        </w:tc>
+        <w:tc>
+          <w:tcPr>
+            <w:tcW w:type="dxa" w:w="3026"/>
+            <w:tcBorders>
+              <w:top w:val="single" w:color="A6A6A6" w:sz="4"/>
+              <w:left w:val="single" w:color="A6A6A6" w:sz="4"/>
+              <w:bottom w:val="single" w:color="A6A6A6" w:sz="4"/>
+              <w:right w:val="single" w:color="A6A6A6" w:sz="4"/>
+            </w:tcBorders>
+            <w:tcMar>
+              <w:top w:type="dxa" w:w="60"/>
+              <w:left w:type="dxa" w:w="100"/>
+              <w:bottom w:type="dxa" w:w="60"/>
+              <w:right w:type="dxa" w:w="100"/>
+            </w:tcMar>
+          </w:tcPr>
+          <w:p>
+            <w:pPr>
+              <w:spacing w:after="40"/>
+            </w:pPr>
+            <w:r>
+              <w:rPr>
+                <w:sz w:val="18"/>
+                <w:szCs w:val="18"/>
+              </w:rPr>
+              <w:t xml:space="preserve">CLO2, CLO5, CLO6</w:t>
+            </w:r>
+          </w:p>
+        </w:tc>
+        <w:tc>
+          <w:tcPr>
+            <w:tcW w:type="dxa" w:w="2200"/>
+            <w:tcBorders>
+              <w:top w:val="single" w:color="A6A6A6" w:sz="4"/>
+              <w:left w:val="single" w:color="A6A6A6" w:sz="4"/>
+              <w:bottom w:val="single" w:color="A6A6A6" w:sz="4"/>
+              <w:right w:val="single" w:color="A6A6A6" w:sz="4"/>
+            </w:tcBorders>
+            <w:tcMar>
+              <w:top w:type="dxa" w:w="60"/>
+              <w:left w:type="dxa" w:w="100"/>
+              <w:bottom w:type="dxa" w:w="60"/>
+              <w:right w:type="dxa" w:w="100"/>
+            </w:tcMar>
+          </w:tcPr>
+          <w:p>
+            <w:pPr>
+              <w:spacing w:after="40"/>
+            </w:pPr>
+            <w:r>
+              <w:rPr>
+                <w:sz w:val="18"/>
+                <w:szCs w:val="18"/>
+              </w:rPr>
+              <w:t xml:space="preserve">I – R</w:t>
+            </w:r>
+          </w:p>
+        </w:tc>
+      </w:tr>
+      <w:tr>
+        <w:tc>
+          <w:tcPr>
+            <w:tcW w:type="dxa" w:w="3800"/>
+            <w:tcBorders>
+              <w:top w:val="single" w:color="A6A6A6" w:sz="4"/>
+              <w:left w:val="single" w:color="A6A6A6" w:sz="4"/>
+              <w:bottom w:val="single" w:color="A6A6A6" w:sz="4"/>
+              <w:right w:val="single" w:color="A6A6A6" w:sz="4"/>
+            </w:tcBorders>
+            <w:tcMar>
+              <w:top w:type="dxa" w:w="60"/>
+              <w:left w:type="dxa" w:w="100"/>
+              <w:bottom w:type="dxa" w:w="60"/>
+              <w:right w:type="dxa" w:w="100"/>
+            </w:tcMar>
+          </w:tcPr>
+          <w:p>
+            <w:pPr>
+              <w:spacing w:after="40"/>
+            </w:pPr>
+            <w:r>
+              <w:rPr>
+                <w:sz w:val="18"/>
+                <w:szCs w:val="18"/>
+              </w:rPr>
+              <w:t xml:space="preserve">Use of modern tools and techniques</w:t>
+            </w:r>
+          </w:p>
+        </w:tc>
+        <w:tc>
+          <w:tcPr>
+            <w:tcW w:type="dxa" w:w="3026"/>
+            <w:tcBorders>
+              <w:top w:val="single" w:color="A6A6A6" w:sz="4"/>
+              <w:left w:val="single" w:color="A6A6A6" w:sz="4"/>
+              <w:bottom w:val="single" w:color="A6A6A6" w:sz="4"/>
+              <w:right w:val="single" w:color="A6A6A6" w:sz="4"/>
+            </w:tcBorders>
+            <w:tcMar>
+              <w:top w:type="dxa" w:w="60"/>
+              <w:left w:type="dxa" w:w="100"/>
+              <w:bottom w:type="dxa" w:w="60"/>
+              <w:right w:type="dxa" w:w="100"/>
+            </w:tcMar>
+          </w:tcPr>
+          <w:p>
+            <w:pPr>
+              <w:spacing w:after="40"/>
+            </w:pPr>
+            <w:r>
+              <w:rPr>
+                <w:sz w:val="18"/>
+                <w:szCs w:val="18"/>
+              </w:rPr>
+              <w:t xml:space="preserve">CLO4, CLO6</w:t>
+            </w:r>
+          </w:p>
+        </w:tc>
+        <w:tc>
+          <w:tcPr>
+            <w:tcW w:type="dxa" w:w="2200"/>
+            <w:tcBorders>
+              <w:top w:val="single" w:color="A6A6A6" w:sz="4"/>
+              <w:left w:val="single" w:color="A6A6A6" w:sz="4"/>
+              <w:bottom w:val="single" w:color="A6A6A6" w:sz="4"/>
+              <w:right w:val="single" w:color="A6A6A6" w:sz="4"/>
+            </w:tcBorders>
+            <w:tcMar>
+              <w:top w:type="dxa" w:w="60"/>
+              <w:left w:type="dxa" w:w="100"/>
+              <w:bottom w:type="dxa" w:w="60"/>
+              <w:right w:type="dxa" w:w="100"/>
+            </w:tcMar>
+          </w:tcPr>
+          <w:p>
+            <w:pPr>
+              <w:spacing w:after="40"/>
+            </w:pPr>
+            <w:r>
+              <w:rPr>
+                <w:sz w:val="18"/>
+                <w:szCs w:val="18"/>
+              </w:rPr>
+              <w:t xml:space="preserve">I</w:t>
+            </w:r>
+          </w:p>
+        </w:tc>
+      </w:tr>
+      <w:tr>
+        <w:tc>
+          <w:tcPr>
+            <w:tcW w:type="dxa" w:w="3800"/>
+            <w:tcBorders>
+              <w:top w:val="single" w:color="A6A6A6" w:sz="4"/>
+              <w:left w:val="single" w:color="A6A6A6" w:sz="4"/>
+              <w:bottom w:val="single" w:color="A6A6A6" w:sz="4"/>
+              <w:right w:val="single" w:color="A6A6A6" w:sz="4"/>
+            </w:tcBorders>
+            <w:tcMar>
+              <w:top w:type="dxa" w:w="60"/>
+              <w:left w:type="dxa" w:w="100"/>
+              <w:bottom w:type="dxa" w:w="60"/>
+              <w:right w:type="dxa" w:w="100"/>
+            </w:tcMar>
+          </w:tcPr>
+          <w:p>
+            <w:pPr>
+              <w:spacing w:after="40"/>
+            </w:pPr>
+            <w:r>
+              <w:rPr>
+                <w:sz w:val="18"/>
+                <w:szCs w:val="18"/>
+              </w:rPr>
+              <w:t xml:space="preserve">Research, critical and scientific thinking; lifelong learning</w:t>
+            </w:r>
+          </w:p>
+        </w:tc>
+        <w:tc>
+          <w:tcPr>
+            <w:tcW w:type="dxa" w:w="3026"/>
+            <w:tcBorders>
+              <w:top w:val="single" w:color="A6A6A6" w:sz="4"/>
+              <w:left w:val="single" w:color="A6A6A6" w:sz="4"/>
+              <w:bottom w:val="single" w:color="A6A6A6" w:sz="4"/>
+              <w:right w:val="single" w:color="A6A6A6" w:sz="4"/>
+            </w:tcBorders>
+            <w:tcMar>
+              <w:top w:type="dxa" w:w="60"/>
+              <w:left w:type="dxa" w:w="100"/>
+              <w:bottom w:type="dxa" w:w="60"/>
+              <w:right w:type="dxa" w:w="100"/>
+            </w:tcMar>
+          </w:tcPr>
+          <w:p>
+            <w:pPr>
+              <w:spacing w:after="40"/>
+            </w:pPr>
+            <w:r>
+              <w:rPr>
+                <w:sz w:val="18"/>
+                <w:szCs w:val="18"/>
+              </w:rPr>
+              <w:t xml:space="preserve">CLO3, CLO5, CLO8</w:t>
+            </w:r>
+          </w:p>
+        </w:tc>
+        <w:tc>
+          <w:tcPr>
+            <w:tcW w:type="dxa" w:w="2200"/>
+            <w:tcBorders>
+              <w:top w:val="single" w:color="A6A6A6" w:sz="4"/>
+              <w:left w:val="single" w:color="A6A6A6" w:sz="4"/>
+              <w:bottom w:val="single" w:color="A6A6A6" w:sz="4"/>
+              <w:right w:val="single" w:color="A6A6A6" w:sz="4"/>
+            </w:tcBorders>
+            <w:tcMar>
+              <w:top w:type="dxa" w:w="60"/>
+              <w:left w:type="dxa" w:w="100"/>
+              <w:bottom w:type="dxa" w:w="60"/>
+              <w:right w:type="dxa" w:w="100"/>
+            </w:tcMar>
+          </w:tcPr>
+          <w:p>
+            <w:pPr>
+              <w:spacing w:after="40"/>
+            </w:pPr>
+            <w:r>
+              <w:rPr>
+                <w:sz w:val="18"/>
+                <w:szCs w:val="18"/>
+              </w:rPr>
+              <w:t xml:space="preserve">I</w:t>
+            </w:r>
+          </w:p>
+        </w:tc>
+      </w:tr>
+      <w:tr>
+        <w:tc>
+          <w:tcPr>
+            <w:tcW w:type="dxa" w:w="3800"/>
+            <w:tcBorders>
+              <w:top w:val="single" w:color="A6A6A6" w:sz="4"/>
+              <w:left w:val="single" w:color="A6A6A6" w:sz="4"/>
+              <w:bottom w:val="single" w:color="A6A6A6" w:sz="4"/>
+              <w:right w:val="single" w:color="A6A6A6" w:sz="4"/>
+            </w:tcBorders>
+            <w:tcMar>
+              <w:top w:type="dxa" w:w="60"/>
+              <w:left w:type="dxa" w:w="100"/>
+              <w:bottom w:type="dxa" w:w="60"/>
+              <w:right w:type="dxa" w:w="100"/>
+            </w:tcMar>
+          </w:tcPr>
+          <w:p>
+            <w:pPr>
+              <w:spacing w:after="40"/>
+            </w:pPr>
+            <w:r>
+              <w:rPr>
+                <w:sz w:val="18"/>
+                <w:szCs w:val="18"/>
+              </w:rPr>
+              <w:t xml:space="preserve">Written and oral communication</w:t>
+            </w:r>
+          </w:p>
+        </w:tc>
+        <w:tc>
+          <w:tcPr>
+            <w:tcW w:type="dxa" w:w="3026"/>
+            <w:tcBorders>
+              <w:top w:val="single" w:color="A6A6A6" w:sz="4"/>
+              <w:left w:val="single" w:color="A6A6A6" w:sz="4"/>
+              <w:bottom w:val="single" w:color="A6A6A6" w:sz="4"/>
+              <w:right w:val="single" w:color="A6A6A6" w:sz="4"/>
+            </w:tcBorders>
+            <w:tcMar>
+              <w:top w:type="dxa" w:w="60"/>
+              <w:left w:type="dxa" w:w="100"/>
+              <w:bottom w:type="dxa" w:w="60"/>
+              <w:right w:type="dxa" w:w="100"/>
+            </w:tcMar>
+          </w:tcPr>
+          <w:p>
+            <w:pPr>
+              <w:spacing w:after="40"/>
+            </w:pPr>
+            <w:r>
+              <w:rPr>
+                <w:sz w:val="18"/>
+                <w:szCs w:val="18"/>
+              </w:rPr>
+              <w:t xml:space="preserve">CLO8</w:t>
+            </w:r>
+          </w:p>
+        </w:tc>
+        <w:tc>
+          <w:tcPr>
+            <w:tcW w:type="dxa" w:w="2200"/>
+            <w:tcBorders>
+              <w:top w:val="single" w:color="A6A6A6" w:sz="4"/>
+              <w:left w:val="single" w:color="A6A6A6" w:sz="4"/>
+              <w:bottom w:val="single" w:color="A6A6A6" w:sz="4"/>
+              <w:right w:val="single" w:color="A6A6A6" w:sz="4"/>
+            </w:tcBorders>
+            <w:tcMar>
+              <w:top w:type="dxa" w:w="60"/>
+              <w:left w:type="dxa" w:w="100"/>
+              <w:bottom w:type="dxa" w:w="60"/>
+              <w:right w:type="dxa" w:w="100"/>
+            </w:tcMar>
+          </w:tcPr>
+          <w:p>
+            <w:pPr>
+              <w:spacing w:after="40"/>
+            </w:pPr>
+            <w:r>
+              <w:rPr>
+                <w:sz w:val="18"/>
+                <w:szCs w:val="18"/>
+              </w:rPr>
+              <w:t xml:space="preserve">I</w:t>
+            </w:r>
+          </w:p>
+        </w:tc>
+      </w:tr>
+      <w:tr>
+        <w:tc>
+          <w:tcPr>
+            <w:tcW w:type="dxa" w:w="3800"/>
+            <w:tcBorders>
+              <w:top w:val="single" w:color="A6A6A6" w:sz="4"/>
+              <w:left w:val="single" w:color="A6A6A6" w:sz="4"/>
+              <w:bottom w:val="single" w:color="A6A6A6" w:sz="4"/>
+              <w:right w:val="single" w:color="A6A6A6" w:sz="4"/>
+            </w:tcBorders>
+            <w:tcMar>
+              <w:top w:type="dxa" w:w="60"/>
+              <w:left w:type="dxa" w:w="100"/>
+              <w:bottom w:type="dxa" w:w="60"/>
+              <w:right w:type="dxa" w:w="100"/>
+            </w:tcMar>
+          </w:tcPr>
+          <w:p>
+            <w:pPr>
+              <w:spacing w:after="40"/>
+            </w:pPr>
+            <w:r>
+              <w:rPr>
+                <w:sz w:val="18"/>
+                <w:szCs w:val="18"/>
+              </w:rPr>
+              <w:t xml:space="preserve">Teamwork</w:t>
+            </w:r>
+          </w:p>
+        </w:tc>
+        <w:tc>
+          <w:tcPr>
+            <w:tcW w:type="dxa" w:w="3026"/>
+            <w:tcBorders>
+              <w:top w:val="single" w:color="A6A6A6" w:sz="4"/>
+              <w:left w:val="single" w:color="A6A6A6" w:sz="4"/>
+              <w:bottom w:val="single" w:color="A6A6A6" w:sz="4"/>
+              <w:right w:val="single" w:color="A6A6A6" w:sz="4"/>
+            </w:tcBorders>
+            <w:tcMar>
+              <w:top w:type="dxa" w:w="60"/>
+              <w:left w:type="dxa" w:w="100"/>
+              <w:bottom w:type="dxa" w:w="60"/>
+              <w:right w:type="dxa" w:w="100"/>
+            </w:tcMar>
+          </w:tcPr>
+          <w:p>
+            <w:pPr>
+              <w:spacing w:after="40"/>
+            </w:pPr>
+            <w:r>
+              <w:rPr>
+                <w:sz w:val="18"/>
+                <w:szCs w:val="18"/>
+              </w:rPr>
+              <w:t xml:space="preserve">CLO8 (Assignment 2 is a group project)</w:t>
+            </w:r>
+          </w:p>
+        </w:tc>
+        <w:tc>
+          <w:tcPr>
+            <w:tcW w:type="dxa" w:w="2200"/>
+            <w:tcBorders>
+              <w:top w:val="single" w:color="A6A6A6" w:sz="4"/>
+              <w:left w:val="single" w:color="A6A6A6" w:sz="4"/>
+              <w:bottom w:val="single" w:color="A6A6A6" w:sz="4"/>
+              <w:right w:val="single" w:color="A6A6A6" w:sz="4"/>
+            </w:tcBorders>
+            <w:tcMar>
+              <w:top w:type="dxa" w:w="60"/>
+              <w:left w:type="dxa" w:w="100"/>
+              <w:bottom w:type="dxa" w:w="60"/>
+              <w:right w:type="dxa" w:w="100"/>
+            </w:tcMar>
+          </w:tcPr>
+          <w:p>
+            <w:pPr>
+              <w:spacing w:after="40"/>
+            </w:pPr>
+            <w:r>
+              <w:rPr>
+                <w:sz w:val="18"/>
+                <w:szCs w:val="18"/>
+              </w:rPr>
+              <w:t xml:space="preserve">I</w:t>
+            </w:r>
+          </w:p>
+        </w:tc>
+      </w:tr>
+    </w:tbl>
+    <w:p>
+      <w:pPr>
+        <w:spacing w:after="120"/>
+      </w:pPr>
+      <w:r>
+        <w:t xml:space="preserve">I = Introduce, R = Reinforce, M = Master. As a semester-1 course, IDB201 mostly introduces program outcomes. It reinforces them only where it builds on MAD102, which students take in the same semester.</w:t>
+      </w:r>
+    </w:p>
     <w:p>
       <w:pPr>
         <w:pStyle w:val="Heading1"/>
@@ -6474,7 +11969,7 @@
                 <w:sz w:val="18"/>
                 <w:szCs w:val="18"/>
               </w:rPr>
-              <w:t xml:space="preserve">CLO1–CLO4</w:t>
+              <w:t xml:space="preserve">CLO1–CLO3</w:t>
             </w:r>
           </w:p>
         </w:tc>
@@ -6621,7 +12116,7 @@
                 <w:sz w:val="18"/>
                 <w:szCs w:val="18"/>
               </w:rPr>
-              <w:t xml:space="preserve">CLO5–CLO6</w:t>
+              <w:t xml:space="preserve">CLO4–CLO5</w:t>
             </w:r>
           </w:p>
         </w:tc>
@@ -6768,7 +12263,7 @@
                 <w:sz w:val="18"/>
                 <w:szCs w:val="18"/>
               </w:rPr>
-              <w:t xml:space="preserve">CLO2–CLO4, CLO9</w:t>
+              <w:t xml:space="preserve">CLO2, CLO3, CLO8</w:t>
             </w:r>
           </w:p>
         </w:tc>
@@ -6918,7 +12413,7 @@
                 <w:sz w:val="18"/>
                 <w:szCs w:val="18"/>
               </w:rPr>
-              <w:t xml:space="preserve">CLO6–CLO9</w:t>
+              <w:t xml:space="preserve">CLO5–CLO8</w:t>
             </w:r>
           </w:p>
         </w:tc>
@@ -7068,7 +12563,7 @@
                 <w:sz w:val="18"/>
                 <w:szCs w:val="18"/>
               </w:rPr>
-              <w:t xml:space="preserve">CLO5</w:t>
+              <w:t xml:space="preserve">CLO4</w:t>
             </w:r>
           </w:p>
         </w:tc>
@@ -7225,7 +12720,7 @@
                 <w:sz w:val="18"/>
                 <w:szCs w:val="18"/>
               </w:rPr>
-              <w:t xml:space="preserve">CLO1–CLO8</w:t>
+              <w:t xml:space="preserve">CLO1–CLO7</w:t>
             </w:r>
           </w:p>
         </w:tc>
@@ -8963,7 +14458,7 @@
                 <w:sz w:val="18"/>
                 <w:szCs w:val="18"/>
               </w:rPr>
-              <w:t xml:space="preserve">2, 3, 8 (CLO2, CLO3, CLO6)</w:t>
+              <w:t xml:space="preserve">2, 3, 8 (CLO2, CLO5)</w:t>
             </w:r>
           </w:p>
         </w:tc>
@@ -9052,7 +14547,7 @@
                 <w:sz w:val="18"/>
                 <w:szCs w:val="18"/>
               </w:rPr>
-              <w:t xml:space="preserve">5–7 (CLO5)</w:t>
+              <w:t xml:space="preserve">5–7 (CLO4)</w:t>
             </w:r>
           </w:p>
         </w:tc>
@@ -9141,7 +14636,7 @@
                 <w:sz w:val="18"/>
                 <w:szCs w:val="18"/>
               </w:rPr>
-              <w:t xml:space="preserve">9, 10 (CLO7, CLO8)</w:t>
+              <w:t xml:space="preserve">9, 10 (CLO6, CLO7)</w:t>
             </w:r>
           </w:p>
         </w:tc>
@@ -9697,6 +15192,90 @@
           <w:bCs/>
           <w:color w:val="1F4E79"/>
         </w:rPr>
+        <w:t xml:space="preserve">Q: Why 8 CLOs?</w:t>
+      </w:r>
+    </w:p>
+    <w:p>
+      <w:pPr>
+        <w:spacing w:after="120"/>
+      </w:pPr>
+      <w:r>
+        <w:t xml:space="preserve">A: The template provides 8 CLO rows. Eight outcomes cover every knowledge unit of the official description, each is assessed by at least two components, and the number is manageable for a 3-credit course.</w:t>
+      </w:r>
+    </w:p>
+    <w:p>
+      <w:pPr>
+        <w:spacing w:after="60" w:before="120"/>
+      </w:pPr>
+      <w:r>
+        <w:rPr>
+          <w:b/>
+          <w:bCs/>
+          <w:color w:val="1F4E79"/>
+        </w:rPr>
+        <w:t xml:space="preserve">Q: Is a research outcome (CLO8) realistic in semester 1?</w:t>
+      </w:r>
+    </w:p>
+    <w:p>
+      <w:pPr>
+        <w:spacing w:after="120"/>
+      </w:pPr>
+      <w:r>
+        <w:t xml:space="preserve">A: Yes, at a small scale. Assignment 1 gives the experimental design, and only Assignment 2 asks students to design their own study. CLO8 introduces research skills that ENW493c (S5) and the capstone (S9) develop further.</w:t>
+      </w:r>
+    </w:p>
+    <w:p>
+      <w:pPr>
+        <w:spacing w:after="60" w:before="120"/>
+      </w:pPr>
+      <w:r>
+        <w:rPr>
+          <w:b/>
+          <w:bCs/>
+          <w:color w:val="1F4E79"/>
+        </w:rPr>
+        <w:t xml:space="preserve">Q: Why are ER design and mapping one CLO (CLO2)?</w:t>
+      </w:r>
+    </w:p>
+    <w:p>
+      <w:pPr>
+        <w:spacing w:after="120"/>
+      </w:pPr>
+      <w:r>
+        <w:t xml:space="preserve">A: They form one design process, from requirements to a relational schema, and they are assessed together in Assignment 1 and Progress test 1.</w:t>
+      </w:r>
+    </w:p>
+    <w:p>
+      <w:pPr>
+        <w:spacing w:after="60" w:before="120"/>
+      </w:pPr>
+      <w:r>
+        <w:rPr>
+          <w:b/>
+          <w:bCs/>
+          <w:color w:val="1F4E79"/>
+        </w:rPr>
+        <w:t xml:space="preserve">Q: Why is CLO6 at the Evaluate level?</w:t>
+      </w:r>
+    </w:p>
+    <w:p>
+      <w:pPr>
+        <w:spacing w:after="120"/>
+      </w:pPr>
+      <w:r>
+        <w:t xml:space="preserve">A: Students compare indexing and plan alternatives using measured evidence and cost models, then justify a choice. That is evaluation, not only application.</w:t>
+      </w:r>
+    </w:p>
+    <w:p>
+      <w:pPr>
+        <w:spacing w:after="60" w:before="120"/>
+      </w:pPr>
+      <w:r>
+        <w:rPr>
+          <w:b/>
+          <w:bCs/>
+          <w:color w:val="1F4E79"/>
+        </w:rPr>
         <w:t xml:space="preserve">Q: Are the readings accessible?</w:t>
       </w:r>
     </w:p>
@@ -9733,7 +15312,7 @@
         <w:t xml:space="preserve">CLO–PLO mapping:</w:t>
       </w:r>
       <w:r>
-        <w:t xml:space="preserve"> the BCS_AD PLO list is needed to complete the mapping matrix in the syllabus template.</w:t>
+        <w:t xml:space="preserve"> the BCS_AD PLO list is needed to complete the mapping matrix in the syllabus template; a preliminary view is given in §4.7.</w:t>
       </w:r>
     </w:p>
     <w:p>

--- a/docs/IDB201_Academic_Emphasis_Brief.docx
+++ b/docs/IDB201_Academic_Emphasis_Brief.docx
@@ -804,6 +804,83 @@
                 <w:sz w:val="18"/>
                 <w:szCs w:val="18"/>
               </w:rPr>
+              <w:t xml:space="preserve">PLO contribution</w:t>
+            </w:r>
+          </w:p>
+        </w:tc>
+        <w:tc>
+          <w:tcPr>
+            <w:tcW w:type="dxa" w:w="6726"/>
+            <w:tcBorders>
+              <w:top w:val="single" w:color="A6A6A6" w:sz="4"/>
+              <w:left w:val="single" w:color="A6A6A6" w:sz="4"/>
+              <w:bottom w:val="single" w:color="A6A6A6" w:sz="4"/>
+              <w:right w:val="single" w:color="A6A6A6" w:sz="4"/>
+            </w:tcBorders>
+            <w:tcMar>
+              <w:top w:type="dxa" w:w="60"/>
+              <w:left w:type="dxa" w:w="100"/>
+              <w:bottom w:type="dxa" w:w="60"/>
+              <w:right w:type="dxa" w:w="100"/>
+            </w:tcMar>
+          </w:tcPr>
+          <w:p>
+            <w:pPr>
+              <w:spacing w:after="40"/>
+            </w:pPr>
+            <w:r>
+              <w:rPr>
+                <w:sz w:val="18"/>
+                <w:szCs w:val="18"/>
+              </w:rPr>
+              <w:t xml:space="preserve">PLO2, PLO5, PLO7, PLO8, PLO9, PLO10, PLO11 (7 of the 13 BCS_AD PLOs; </w:t>
+            </w:r>
+            <w:r>
+              <w:rPr>
+                <w:b/>
+                <w:bCs/>
+                <w:sz w:val="18"/>
+                <w:szCs w:val="18"/>
+                <w:shd w:fill="FFE699" w:color="auto" w:val="clear"/>
+              </w:rPr>
+              <w:t xml:space="preserve">PLO5 research and critical thinking is supported by 5 CLOs</w:t>
+            </w:r>
+            <w:r>
+              <w:rPr>
+                <w:sz w:val="18"/>
+                <w:szCs w:val="18"/>
+              </w:rPr>
+              <w:t xml:space="preserve">)</w:t>
+            </w:r>
+          </w:p>
+        </w:tc>
+      </w:tr>
+      <w:tr>
+        <w:tc>
+          <w:tcPr>
+            <w:tcW w:type="dxa" w:w="2300"/>
+            <w:tcBorders>
+              <w:top w:val="single" w:color="A6A6A6" w:sz="4"/>
+              <w:left w:val="single" w:color="A6A6A6" w:sz="4"/>
+              <w:bottom w:val="single" w:color="A6A6A6" w:sz="4"/>
+              <w:right w:val="single" w:color="A6A6A6" w:sz="4"/>
+            </w:tcBorders>
+            <w:tcMar>
+              <w:top w:type="dxa" w:w="60"/>
+              <w:left w:type="dxa" w:w="100"/>
+              <w:bottom w:type="dxa" w:w="60"/>
+              <w:right w:type="dxa" w:w="100"/>
+            </w:tcMar>
+          </w:tcPr>
+          <w:p>
+            <w:pPr>
+              <w:spacing w:after="40"/>
+            </w:pPr>
+            <w:r>
+              <w:rPr>
+                <w:sz w:val="18"/>
+                <w:szCs w:val="18"/>
+              </w:rPr>
               <w:t xml:space="preserve">Assessment</w:t>
             </w:r>
           </w:p>
@@ -10797,7 +10874,7 @@
         <w:pStyle w:val="Heading2"/>
       </w:pPr>
       <w:r>
-        <w:t xml:space="preserve">4.7 Preparing the CLO–PLO mapping</w:t>
+        <w:t xml:space="preserve">4.7 CLO – PLO mapping (BCS_AD, 13 PLOs)</w:t>
       </w:r>
     </w:p>
     <w:p>
@@ -10805,7 +10882,7 @@
         <w:spacing w:after="120"/>
       </w:pPr>
       <w:r>
-        <w:t xml:space="preserve">The BCS_AD PLO list has not been received yet, so the mapping matrix in the syllabus is left blank. Most Computer Science PLO sets include the outcome areas below. This preliminary view is meant to speed up the final mapping, and will be replaced by the official PLO numbers.</w:t>
+        <w:t xml:space="preserve">The mapping uses the 13 PLOs of the BCS_AD program. The PLO summaries below are English renderings of the official Vietnamese wording, which remains the reference text.</w:t>
       </w:r>
     </w:p>
     <w:tbl>
@@ -10821,8 +10898,3086 @@
         </w:tblBorders>
       </w:tblPr>
       <w:tblGrid>
-        <w:gridCol w:w="3800"/>
-        <w:gridCol w:w="3026"/>
+        <w:gridCol w:w="1100"/>
+        <w:gridCol w:w="7926"/>
+      </w:tblGrid>
+      <w:tr>
+        <w:trPr>
+          <w:tblHeader/>
+        </w:trPr>
+        <w:tc>
+          <w:tcPr>
+            <w:tcW w:type="dxa" w:w="1100"/>
+            <w:tcBorders>
+              <w:top w:val="single" w:color="A6A6A6" w:sz="4"/>
+              <w:left w:val="single" w:color="A6A6A6" w:sz="4"/>
+              <w:bottom w:val="single" w:color="A6A6A6" w:sz="4"/>
+              <w:right w:val="single" w:color="A6A6A6" w:sz="4"/>
+            </w:tcBorders>
+            <w:shd w:fill="1F4E79" w:color="auto" w:val="clear"/>
+            <w:tcMar>
+              <w:top w:type="dxa" w:w="60"/>
+              <w:left w:type="dxa" w:w="100"/>
+              <w:bottom w:type="dxa" w:w="60"/>
+              <w:right w:type="dxa" w:w="100"/>
+            </w:tcMar>
+          </w:tcPr>
+          <w:p>
+            <w:pPr>
+              <w:spacing w:after="40"/>
+            </w:pPr>
+            <w:r>
+              <w:rPr>
+                <w:b/>
+                <w:bCs/>
+                <w:color w:val="FFFFFF"/>
+                <w:sz w:val="18"/>
+                <w:szCs w:val="18"/>
+              </w:rPr>
+              <w:t xml:space="preserve">PLO</w:t>
+            </w:r>
+          </w:p>
+        </w:tc>
+        <w:tc>
+          <w:tcPr>
+            <w:tcW w:type="dxa" w:w="7926"/>
+            <w:tcBorders>
+              <w:top w:val="single" w:color="A6A6A6" w:sz="4"/>
+              <w:left w:val="single" w:color="A6A6A6" w:sz="4"/>
+              <w:bottom w:val="single" w:color="A6A6A6" w:sz="4"/>
+              <w:right w:val="single" w:color="A6A6A6" w:sz="4"/>
+            </w:tcBorders>
+            <w:shd w:fill="1F4E79" w:color="auto" w:val="clear"/>
+            <w:tcMar>
+              <w:top w:type="dxa" w:w="60"/>
+              <w:left w:type="dxa" w:w="100"/>
+              <w:bottom w:type="dxa" w:w="60"/>
+              <w:right w:type="dxa" w:w="100"/>
+            </w:tcMar>
+          </w:tcPr>
+          <w:p>
+            <w:pPr>
+              <w:spacing w:after="40"/>
+            </w:pPr>
+            <w:r>
+              <w:rPr>
+                <w:b/>
+                <w:bCs/>
+                <w:color w:val="FFFFFF"/>
+                <w:sz w:val="18"/>
+                <w:szCs w:val="18"/>
+              </w:rPr>
+              <w:t xml:space="preserve">Summary</w:t>
+            </w:r>
+          </w:p>
+        </w:tc>
+      </w:tr>
+      <w:tr>
+        <w:tc>
+          <w:tcPr>
+            <w:tcW w:type="dxa" w:w="1100"/>
+            <w:tcBorders>
+              <w:top w:val="single" w:color="A6A6A6" w:sz="4"/>
+              <w:left w:val="single" w:color="A6A6A6" w:sz="4"/>
+              <w:bottom w:val="single" w:color="A6A6A6" w:sz="4"/>
+              <w:right w:val="single" w:color="A6A6A6" w:sz="4"/>
+            </w:tcBorders>
+            <w:tcMar>
+              <w:top w:type="dxa" w:w="60"/>
+              <w:left w:type="dxa" w:w="100"/>
+              <w:bottom w:type="dxa" w:w="60"/>
+              <w:right w:type="dxa" w:w="100"/>
+            </w:tcMar>
+          </w:tcPr>
+          <w:p>
+            <w:pPr>
+              <w:spacing w:after="40"/>
+            </w:pPr>
+            <w:r>
+              <w:rPr>
+                <w:sz w:val="18"/>
+                <w:szCs w:val="18"/>
+              </w:rPr>
+              <w:t xml:space="preserve">PLO1</w:t>
+            </w:r>
+          </w:p>
+        </w:tc>
+        <w:tc>
+          <w:tcPr>
+            <w:tcW w:type="dxa" w:w="7926"/>
+            <w:tcBorders>
+              <w:top w:val="single" w:color="A6A6A6" w:sz="4"/>
+              <w:left w:val="single" w:color="A6A6A6" w:sz="4"/>
+              <w:bottom w:val="single" w:color="A6A6A6" w:sz="4"/>
+              <w:right w:val="single" w:color="A6A6A6" w:sz="4"/>
+            </w:tcBorders>
+            <w:tcMar>
+              <w:top w:type="dxa" w:w="60"/>
+              <w:left w:type="dxa" w:w="100"/>
+              <w:bottom w:type="dxa" w:w="60"/>
+              <w:right w:type="dxa" w:w="100"/>
+            </w:tcMar>
+          </w:tcPr>
+          <w:p>
+            <w:pPr>
+              <w:spacing w:after="40"/>
+            </w:pPr>
+            <w:r>
+              <w:rPr>
+                <w:sz w:val="18"/>
+                <w:szCs w:val="18"/>
+              </w:rPr>
+              <w:t xml:space="preserve">Social sciences, politics and law, security and defence, sustainable development; scientific worldview and methodology</w:t>
+            </w:r>
+          </w:p>
+        </w:tc>
+      </w:tr>
+      <w:tr>
+        <w:tc>
+          <w:tcPr>
+            <w:tcW w:type="dxa" w:w="1100"/>
+            <w:tcBorders>
+              <w:top w:val="single" w:color="A6A6A6" w:sz="4"/>
+              <w:left w:val="single" w:color="A6A6A6" w:sz="4"/>
+              <w:bottom w:val="single" w:color="A6A6A6" w:sz="4"/>
+              <w:right w:val="single" w:color="A6A6A6" w:sz="4"/>
+            </w:tcBorders>
+            <w:tcMar>
+              <w:top w:type="dxa" w:w="60"/>
+              <w:left w:type="dxa" w:w="100"/>
+              <w:bottom w:type="dxa" w:w="60"/>
+              <w:right w:type="dxa" w:w="100"/>
+            </w:tcMar>
+          </w:tcPr>
+          <w:p>
+            <w:pPr>
+              <w:spacing w:after="40"/>
+            </w:pPr>
+            <w:r>
+              <w:rPr>
+                <w:b/>
+                <w:bCs/>
+                <w:sz w:val="18"/>
+                <w:szCs w:val="18"/>
+                <w:shd w:fill="FFE699" w:color="auto" w:val="clear"/>
+              </w:rPr>
+              <w:t xml:space="preserve">PLO2</w:t>
+            </w:r>
+          </w:p>
+        </w:tc>
+        <w:tc>
+          <w:tcPr>
+            <w:tcW w:type="dxa" w:w="7926"/>
+            <w:tcBorders>
+              <w:top w:val="single" w:color="A6A6A6" w:sz="4"/>
+              <w:left w:val="single" w:color="A6A6A6" w:sz="4"/>
+              <w:bottom w:val="single" w:color="A6A6A6" w:sz="4"/>
+              <w:right w:val="single" w:color="A6A6A6" w:sz="4"/>
+            </w:tcBorders>
+            <w:tcMar>
+              <w:top w:type="dxa" w:w="60"/>
+              <w:left w:type="dxa" w:w="100"/>
+              <w:bottom w:type="dxa" w:w="60"/>
+              <w:right w:type="dxa" w:w="100"/>
+            </w:tcMar>
+          </w:tcPr>
+          <w:p>
+            <w:pPr>
+              <w:spacing w:after="40"/>
+            </w:pPr>
+            <w:r>
+              <w:rPr>
+                <w:sz w:val="18"/>
+                <w:szCs w:val="18"/>
+              </w:rPr>
+              <w:t xml:space="preserve">Foundations of science, mathematics, probability and statistics, and common development tools in CS, AI and DS</w:t>
+            </w:r>
+          </w:p>
+        </w:tc>
+      </w:tr>
+      <w:tr>
+        <w:tc>
+          <w:tcPr>
+            <w:tcW w:type="dxa" w:w="1100"/>
+            <w:tcBorders>
+              <w:top w:val="single" w:color="A6A6A6" w:sz="4"/>
+              <w:left w:val="single" w:color="A6A6A6" w:sz="4"/>
+              <w:bottom w:val="single" w:color="A6A6A6" w:sz="4"/>
+              <w:right w:val="single" w:color="A6A6A6" w:sz="4"/>
+            </w:tcBorders>
+            <w:tcMar>
+              <w:top w:type="dxa" w:w="60"/>
+              <w:left w:type="dxa" w:w="100"/>
+              <w:bottom w:type="dxa" w:w="60"/>
+              <w:right w:type="dxa" w:w="100"/>
+            </w:tcMar>
+          </w:tcPr>
+          <w:p>
+            <w:pPr>
+              <w:spacing w:after="40"/>
+            </w:pPr>
+            <w:r>
+              <w:rPr>
+                <w:sz w:val="18"/>
+                <w:szCs w:val="18"/>
+              </w:rPr>
+              <w:t xml:space="preserve">PLO3</w:t>
+            </w:r>
+          </w:p>
+        </w:tc>
+        <w:tc>
+          <w:tcPr>
+            <w:tcW w:type="dxa" w:w="7926"/>
+            <w:tcBorders>
+              <w:top w:val="single" w:color="A6A6A6" w:sz="4"/>
+              <w:left w:val="single" w:color="A6A6A6" w:sz="4"/>
+              <w:bottom w:val="single" w:color="A6A6A6" w:sz="4"/>
+              <w:right w:val="single" w:color="A6A6A6" w:sz="4"/>
+            </w:tcBorders>
+            <w:tcMar>
+              <w:top w:type="dxa" w:w="60"/>
+              <w:left w:type="dxa" w:w="100"/>
+              <w:bottom w:type="dxa" w:w="60"/>
+              <w:right w:type="dxa" w:w="100"/>
+            </w:tcMar>
+          </w:tcPr>
+          <w:p>
+            <w:pPr>
+              <w:spacing w:after="40"/>
+            </w:pPr>
+            <w:r>
+              <w:rPr>
+                <w:sz w:val="18"/>
+                <w:szCs w:val="18"/>
+              </w:rPr>
+              <w:t xml:space="preserve">Apply core AI and DS technologies (machine learning, deep learning, big data) to design, build and deploy intelligent systems</w:t>
+            </w:r>
+          </w:p>
+        </w:tc>
+      </w:tr>
+      <w:tr>
+        <w:tc>
+          <w:tcPr>
+            <w:tcW w:type="dxa" w:w="1100"/>
+            <w:tcBorders>
+              <w:top w:val="single" w:color="A6A6A6" w:sz="4"/>
+              <w:left w:val="single" w:color="A6A6A6" w:sz="4"/>
+              <w:bottom w:val="single" w:color="A6A6A6" w:sz="4"/>
+              <w:right w:val="single" w:color="A6A6A6" w:sz="4"/>
+            </w:tcBorders>
+            <w:tcMar>
+              <w:top w:type="dxa" w:w="60"/>
+              <w:left w:type="dxa" w:w="100"/>
+              <w:bottom w:type="dxa" w:w="60"/>
+              <w:right w:type="dxa" w:w="100"/>
+            </w:tcMar>
+          </w:tcPr>
+          <w:p>
+            <w:pPr>
+              <w:spacing w:after="40"/>
+            </w:pPr>
+            <w:r>
+              <w:rPr>
+                <w:sz w:val="18"/>
+                <w:szCs w:val="18"/>
+              </w:rPr>
+              <w:t xml:space="preserve">PLO4</w:t>
+            </w:r>
+          </w:p>
+        </w:tc>
+        <w:tc>
+          <w:tcPr>
+            <w:tcW w:type="dxa" w:w="7926"/>
+            <w:tcBorders>
+              <w:top w:val="single" w:color="A6A6A6" w:sz="4"/>
+              <w:left w:val="single" w:color="A6A6A6" w:sz="4"/>
+              <w:bottom w:val="single" w:color="A6A6A6" w:sz="4"/>
+              <w:right w:val="single" w:color="A6A6A6" w:sz="4"/>
+            </w:tcBorders>
+            <w:tcMar>
+              <w:top w:type="dxa" w:w="60"/>
+              <w:left w:type="dxa" w:w="100"/>
+              <w:bottom w:type="dxa" w:w="60"/>
+              <w:right w:type="dxa" w:w="100"/>
+            </w:tcMar>
+          </w:tcPr>
+          <w:p>
+            <w:pPr>
+              <w:spacing w:after="40"/>
+            </w:pPr>
+            <w:r>
+              <w:rPr>
+                <w:sz w:val="18"/>
+                <w:szCs w:val="18"/>
+              </w:rPr>
+              <w:t xml:space="preserve">Basic planning, organizing, executing and monitoring of professional work</w:t>
+            </w:r>
+          </w:p>
+        </w:tc>
+      </w:tr>
+      <w:tr>
+        <w:tc>
+          <w:tcPr>
+            <w:tcW w:type="dxa" w:w="1100"/>
+            <w:tcBorders>
+              <w:top w:val="single" w:color="A6A6A6" w:sz="4"/>
+              <w:left w:val="single" w:color="A6A6A6" w:sz="4"/>
+              <w:bottom w:val="single" w:color="A6A6A6" w:sz="4"/>
+              <w:right w:val="single" w:color="A6A6A6" w:sz="4"/>
+            </w:tcBorders>
+            <w:tcMar>
+              <w:top w:type="dxa" w:w="60"/>
+              <w:left w:type="dxa" w:w="100"/>
+              <w:bottom w:type="dxa" w:w="60"/>
+              <w:right w:type="dxa" w:w="100"/>
+            </w:tcMar>
+          </w:tcPr>
+          <w:p>
+            <w:pPr>
+              <w:spacing w:after="40"/>
+            </w:pPr>
+            <w:r>
+              <w:rPr>
+                <w:b/>
+                <w:bCs/>
+                <w:sz w:val="18"/>
+                <w:szCs w:val="18"/>
+                <w:shd w:fill="FFE699" w:color="auto" w:val="clear"/>
+              </w:rPr>
+              <w:t xml:space="preserve">PLO5</w:t>
+            </w:r>
+          </w:p>
+        </w:tc>
+        <w:tc>
+          <w:tcPr>
+            <w:tcW w:type="dxa" w:w="7926"/>
+            <w:tcBorders>
+              <w:top w:val="single" w:color="A6A6A6" w:sz="4"/>
+              <w:left w:val="single" w:color="A6A6A6" w:sz="4"/>
+              <w:bottom w:val="single" w:color="A6A6A6" w:sz="4"/>
+              <w:right w:val="single" w:color="A6A6A6" w:sz="4"/>
+            </w:tcBorders>
+            <w:tcMar>
+              <w:top w:type="dxa" w:w="60"/>
+              <w:left w:type="dxa" w:w="100"/>
+              <w:bottom w:type="dxa" w:w="60"/>
+              <w:right w:type="dxa" w:w="100"/>
+            </w:tcMar>
+          </w:tcPr>
+          <w:p>
+            <w:pPr>
+              <w:spacing w:after="40"/>
+            </w:pPr>
+            <w:r>
+              <w:rPr>
+                <w:sz w:val="18"/>
+                <w:szCs w:val="18"/>
+              </w:rPr>
+              <w:t xml:space="preserve">Innovation and entrepreneurship; start-up, research or application projects; creativity, research, analysis, critical thinking and problem solving</w:t>
+            </w:r>
+          </w:p>
+        </w:tc>
+      </w:tr>
+      <w:tr>
+        <w:tc>
+          <w:tcPr>
+            <w:tcW w:type="dxa" w:w="1100"/>
+            <w:tcBorders>
+              <w:top w:val="single" w:color="A6A6A6" w:sz="4"/>
+              <w:left w:val="single" w:color="A6A6A6" w:sz="4"/>
+              <w:bottom w:val="single" w:color="A6A6A6" w:sz="4"/>
+              <w:right w:val="single" w:color="A6A6A6" w:sz="4"/>
+            </w:tcBorders>
+            <w:tcMar>
+              <w:top w:type="dxa" w:w="60"/>
+              <w:left w:type="dxa" w:w="100"/>
+              <w:bottom w:type="dxa" w:w="60"/>
+              <w:right w:type="dxa" w:w="100"/>
+            </w:tcMar>
+          </w:tcPr>
+          <w:p>
+            <w:pPr>
+              <w:spacing w:after="40"/>
+            </w:pPr>
+            <w:r>
+              <w:rPr>
+                <w:sz w:val="18"/>
+                <w:szCs w:val="18"/>
+              </w:rPr>
+              <w:t xml:space="preserve">PLO6</w:t>
+            </w:r>
+          </w:p>
+        </w:tc>
+        <w:tc>
+          <w:tcPr>
+            <w:tcW w:type="dxa" w:w="7926"/>
+            <w:tcBorders>
+              <w:top w:val="single" w:color="A6A6A6" w:sz="4"/>
+              <w:left w:val="single" w:color="A6A6A6" w:sz="4"/>
+              <w:bottom w:val="single" w:color="A6A6A6" w:sz="4"/>
+              <w:right w:val="single" w:color="A6A6A6" w:sz="4"/>
+            </w:tcBorders>
+            <w:tcMar>
+              <w:top w:type="dxa" w:w="60"/>
+              <w:left w:type="dxa" w:w="100"/>
+              <w:bottom w:type="dxa" w:w="60"/>
+              <w:right w:type="dxa" w:w="100"/>
+            </w:tcMar>
+          </w:tcPr>
+          <w:p>
+            <w:pPr>
+              <w:spacing w:after="40"/>
+            </w:pPr>
+            <w:r>
+              <w:rPr>
+                <w:sz w:val="18"/>
+                <w:szCs w:val="18"/>
+              </w:rPr>
+              <w:t xml:space="preserve">English at level 4 (Vietnam's 6-level framework) and basic Japanese</w:t>
+            </w:r>
+          </w:p>
+        </w:tc>
+      </w:tr>
+      <w:tr>
+        <w:tc>
+          <w:tcPr>
+            <w:tcW w:type="dxa" w:w="1100"/>
+            <w:tcBorders>
+              <w:top w:val="single" w:color="A6A6A6" w:sz="4"/>
+              <w:left w:val="single" w:color="A6A6A6" w:sz="4"/>
+              <w:bottom w:val="single" w:color="A6A6A6" w:sz="4"/>
+              <w:right w:val="single" w:color="A6A6A6" w:sz="4"/>
+            </w:tcBorders>
+            <w:tcMar>
+              <w:top w:type="dxa" w:w="60"/>
+              <w:left w:type="dxa" w:w="100"/>
+              <w:bottom w:type="dxa" w:w="60"/>
+              <w:right w:type="dxa" w:w="100"/>
+            </w:tcMar>
+          </w:tcPr>
+          <w:p>
+            <w:pPr>
+              <w:spacing w:after="40"/>
+            </w:pPr>
+            <w:r>
+              <w:rPr>
+                <w:b/>
+                <w:bCs/>
+                <w:sz w:val="18"/>
+                <w:szCs w:val="18"/>
+                <w:shd w:fill="FFE699" w:color="auto" w:val="clear"/>
+              </w:rPr>
+              <w:t xml:space="preserve">PLO7</w:t>
+            </w:r>
+          </w:p>
+        </w:tc>
+        <w:tc>
+          <w:tcPr>
+            <w:tcW w:type="dxa" w:w="7926"/>
+            <w:tcBorders>
+              <w:top w:val="single" w:color="A6A6A6" w:sz="4"/>
+              <w:left w:val="single" w:color="A6A6A6" w:sz="4"/>
+              <w:bottom w:val="single" w:color="A6A6A6" w:sz="4"/>
+              <w:right w:val="single" w:color="A6A6A6" w:sz="4"/>
+            </w:tcBorders>
+            <w:tcMar>
+              <w:top w:type="dxa" w:w="60"/>
+              <w:left w:type="dxa" w:w="100"/>
+              <w:bottom w:type="dxa" w:w="60"/>
+              <w:right w:type="dxa" w:w="100"/>
+            </w:tcMar>
+          </w:tcPr>
+          <w:p>
+            <w:pPr>
+              <w:spacing w:after="40"/>
+            </w:pPr>
+            <w:r>
+              <w:rPr>
+                <w:sz w:val="18"/>
+                <w:szCs w:val="18"/>
+              </w:rPr>
+              <w:t xml:space="preserve">Communication and presentation of problems, analyses and solutions</w:t>
+            </w:r>
+          </w:p>
+        </w:tc>
+      </w:tr>
+      <w:tr>
+        <w:tc>
+          <w:tcPr>
+            <w:tcW w:type="dxa" w:w="1100"/>
+            <w:tcBorders>
+              <w:top w:val="single" w:color="A6A6A6" w:sz="4"/>
+              <w:left w:val="single" w:color="A6A6A6" w:sz="4"/>
+              <w:bottom w:val="single" w:color="A6A6A6" w:sz="4"/>
+              <w:right w:val="single" w:color="A6A6A6" w:sz="4"/>
+            </w:tcBorders>
+            <w:tcMar>
+              <w:top w:type="dxa" w:w="60"/>
+              <w:left w:type="dxa" w:w="100"/>
+              <w:bottom w:type="dxa" w:w="60"/>
+              <w:right w:type="dxa" w:w="100"/>
+            </w:tcMar>
+          </w:tcPr>
+          <w:p>
+            <w:pPr>
+              <w:spacing w:after="40"/>
+            </w:pPr>
+            <w:r>
+              <w:rPr>
+                <w:b/>
+                <w:bCs/>
+                <w:sz w:val="18"/>
+                <w:szCs w:val="18"/>
+                <w:shd w:fill="FFE699" w:color="auto" w:val="clear"/>
+              </w:rPr>
+              <w:t xml:space="preserve">PLO8</w:t>
+            </w:r>
+          </w:p>
+        </w:tc>
+        <w:tc>
+          <w:tcPr>
+            <w:tcW w:type="dxa" w:w="7926"/>
+            <w:tcBorders>
+              <w:top w:val="single" w:color="A6A6A6" w:sz="4"/>
+              <w:left w:val="single" w:color="A6A6A6" w:sz="4"/>
+              <w:bottom w:val="single" w:color="A6A6A6" w:sz="4"/>
+              <w:right w:val="single" w:color="A6A6A6" w:sz="4"/>
+            </w:tcBorders>
+            <w:tcMar>
+              <w:top w:type="dxa" w:w="60"/>
+              <w:left w:type="dxa" w:w="100"/>
+              <w:bottom w:type="dxa" w:w="60"/>
+              <w:right w:type="dxa" w:w="100"/>
+            </w:tcMar>
+          </w:tcPr>
+          <w:p>
+            <w:pPr>
+              <w:spacing w:after="40"/>
+            </w:pPr>
+            <w:r>
+              <w:rPr>
+                <w:sz w:val="18"/>
+                <w:szCs w:val="18"/>
+              </w:rPr>
+              <w:t xml:space="preserve">Proficient programming and effective use of tools, libraries and platforms</w:t>
+            </w:r>
+          </w:p>
+        </w:tc>
+      </w:tr>
+      <w:tr>
+        <w:tc>
+          <w:tcPr>
+            <w:tcW w:type="dxa" w:w="1100"/>
+            <w:tcBorders>
+              <w:top w:val="single" w:color="A6A6A6" w:sz="4"/>
+              <w:left w:val="single" w:color="A6A6A6" w:sz="4"/>
+              <w:bottom w:val="single" w:color="A6A6A6" w:sz="4"/>
+              <w:right w:val="single" w:color="A6A6A6" w:sz="4"/>
+            </w:tcBorders>
+            <w:tcMar>
+              <w:top w:type="dxa" w:w="60"/>
+              <w:left w:type="dxa" w:w="100"/>
+              <w:bottom w:type="dxa" w:w="60"/>
+              <w:right w:type="dxa" w:w="100"/>
+            </w:tcMar>
+          </w:tcPr>
+          <w:p>
+            <w:pPr>
+              <w:spacing w:after="40"/>
+            </w:pPr>
+            <w:r>
+              <w:rPr>
+                <w:b/>
+                <w:bCs/>
+                <w:sz w:val="18"/>
+                <w:szCs w:val="18"/>
+                <w:shd w:fill="FFE699" w:color="auto" w:val="clear"/>
+              </w:rPr>
+              <w:t xml:space="preserve">PLO9</w:t>
+            </w:r>
+          </w:p>
+        </w:tc>
+        <w:tc>
+          <w:tcPr>
+            <w:tcW w:type="dxa" w:w="7926"/>
+            <w:tcBorders>
+              <w:top w:val="single" w:color="A6A6A6" w:sz="4"/>
+              <w:left w:val="single" w:color="A6A6A6" w:sz="4"/>
+              <w:bottom w:val="single" w:color="A6A6A6" w:sz="4"/>
+              <w:right w:val="single" w:color="A6A6A6" w:sz="4"/>
+            </w:tcBorders>
+            <w:tcMar>
+              <w:top w:type="dxa" w:w="60"/>
+              <w:left w:type="dxa" w:w="100"/>
+              <w:bottom w:type="dxa" w:w="60"/>
+              <w:right w:type="dxa" w:w="100"/>
+            </w:tcMar>
+          </w:tcPr>
+          <w:p>
+            <w:pPr>
+              <w:spacing w:after="40"/>
+            </w:pPr>
+            <w:r>
+              <w:rPr>
+                <w:sz w:val="18"/>
+                <w:szCs w:val="18"/>
+              </w:rPr>
+              <w:t xml:space="preserve">Keep up with, exploit and apply advanced tools, techniques and technologies</w:t>
+            </w:r>
+          </w:p>
+        </w:tc>
+      </w:tr>
+      <w:tr>
+        <w:tc>
+          <w:tcPr>
+            <w:tcW w:type="dxa" w:w="1100"/>
+            <w:tcBorders>
+              <w:top w:val="single" w:color="A6A6A6" w:sz="4"/>
+              <w:left w:val="single" w:color="A6A6A6" w:sz="4"/>
+              <w:bottom w:val="single" w:color="A6A6A6" w:sz="4"/>
+              <w:right w:val="single" w:color="A6A6A6" w:sz="4"/>
+            </w:tcBorders>
+            <w:tcMar>
+              <w:top w:type="dxa" w:w="60"/>
+              <w:left w:type="dxa" w:w="100"/>
+              <w:bottom w:type="dxa" w:w="60"/>
+              <w:right w:type="dxa" w:w="100"/>
+            </w:tcMar>
+          </w:tcPr>
+          <w:p>
+            <w:pPr>
+              <w:spacing w:after="40"/>
+            </w:pPr>
+            <w:r>
+              <w:rPr>
+                <w:b/>
+                <w:bCs/>
+                <w:sz w:val="18"/>
+                <w:szCs w:val="18"/>
+                <w:shd w:fill="FFE699" w:color="auto" w:val="clear"/>
+              </w:rPr>
+              <w:t xml:space="preserve">PLO10</w:t>
+            </w:r>
+          </w:p>
+        </w:tc>
+        <w:tc>
+          <w:tcPr>
+            <w:tcW w:type="dxa" w:w="7926"/>
+            <w:tcBorders>
+              <w:top w:val="single" w:color="A6A6A6" w:sz="4"/>
+              <w:left w:val="single" w:color="A6A6A6" w:sz="4"/>
+              <w:bottom w:val="single" w:color="A6A6A6" w:sz="4"/>
+              <w:right w:val="single" w:color="A6A6A6" w:sz="4"/>
+            </w:tcBorders>
+            <w:tcMar>
+              <w:top w:type="dxa" w:w="60"/>
+              <w:left w:type="dxa" w:w="100"/>
+              <w:bottom w:type="dxa" w:w="60"/>
+              <w:right w:type="dxa" w:w="100"/>
+            </w:tcMar>
+          </w:tcPr>
+          <w:p>
+            <w:pPr>
+              <w:spacing w:after="40"/>
+            </w:pPr>
+            <w:r>
+              <w:rPr>
+                <w:sz w:val="18"/>
+                <w:szCs w:val="18"/>
+              </w:rPr>
+              <w:t xml:space="preserve">Independent work and teamwork; responsibility; self-learning and lifelong learning</w:t>
+            </w:r>
+          </w:p>
+        </w:tc>
+      </w:tr>
+      <w:tr>
+        <w:tc>
+          <w:tcPr>
+            <w:tcW w:type="dxa" w:w="1100"/>
+            <w:tcBorders>
+              <w:top w:val="single" w:color="A6A6A6" w:sz="4"/>
+              <w:left w:val="single" w:color="A6A6A6" w:sz="4"/>
+              <w:bottom w:val="single" w:color="A6A6A6" w:sz="4"/>
+              <w:right w:val="single" w:color="A6A6A6" w:sz="4"/>
+            </w:tcBorders>
+            <w:tcMar>
+              <w:top w:type="dxa" w:w="60"/>
+              <w:left w:type="dxa" w:w="100"/>
+              <w:bottom w:type="dxa" w:w="60"/>
+              <w:right w:type="dxa" w:w="100"/>
+            </w:tcMar>
+          </w:tcPr>
+          <w:p>
+            <w:pPr>
+              <w:spacing w:after="40"/>
+            </w:pPr>
+            <w:r>
+              <w:rPr>
+                <w:b/>
+                <w:bCs/>
+                <w:sz w:val="18"/>
+                <w:szCs w:val="18"/>
+                <w:shd w:fill="FFE699" w:color="auto" w:val="clear"/>
+              </w:rPr>
+              <w:t xml:space="preserve">PLO11</w:t>
+            </w:r>
+          </w:p>
+        </w:tc>
+        <w:tc>
+          <w:tcPr>
+            <w:tcW w:type="dxa" w:w="7926"/>
+            <w:tcBorders>
+              <w:top w:val="single" w:color="A6A6A6" w:sz="4"/>
+              <w:left w:val="single" w:color="A6A6A6" w:sz="4"/>
+              <w:bottom w:val="single" w:color="A6A6A6" w:sz="4"/>
+              <w:right w:val="single" w:color="A6A6A6" w:sz="4"/>
+            </w:tcBorders>
+            <w:tcMar>
+              <w:top w:type="dxa" w:w="60"/>
+              <w:left w:type="dxa" w:w="100"/>
+              <w:bottom w:type="dxa" w:w="60"/>
+              <w:right w:type="dxa" w:w="100"/>
+            </w:tcMar>
+          </w:tcPr>
+          <w:p>
+            <w:pPr>
+              <w:spacing w:after="40"/>
+            </w:pPr>
+            <w:r>
+              <w:rPr>
+                <w:sz w:val="18"/>
+                <w:szCs w:val="18"/>
+              </w:rPr>
+              <w:t xml:space="preserve">Professional conduct, ethics, social responsibility, and integrity in research and development</w:t>
+            </w:r>
+          </w:p>
+        </w:tc>
+      </w:tr>
+      <w:tr>
+        <w:tc>
+          <w:tcPr>
+            <w:tcW w:type="dxa" w:w="1100"/>
+            <w:tcBorders>
+              <w:top w:val="single" w:color="A6A6A6" w:sz="4"/>
+              <w:left w:val="single" w:color="A6A6A6" w:sz="4"/>
+              <w:bottom w:val="single" w:color="A6A6A6" w:sz="4"/>
+              <w:right w:val="single" w:color="A6A6A6" w:sz="4"/>
+            </w:tcBorders>
+            <w:tcMar>
+              <w:top w:type="dxa" w:w="60"/>
+              <w:left w:type="dxa" w:w="100"/>
+              <w:bottom w:type="dxa" w:w="60"/>
+              <w:right w:type="dxa" w:w="100"/>
+            </w:tcMar>
+          </w:tcPr>
+          <w:p>
+            <w:pPr>
+              <w:spacing w:after="40"/>
+            </w:pPr>
+            <w:r>
+              <w:rPr>
+                <w:sz w:val="18"/>
+                <w:szCs w:val="18"/>
+              </w:rPr>
+              <w:t xml:space="preserve">PLO12</w:t>
+            </w:r>
+          </w:p>
+        </w:tc>
+        <w:tc>
+          <w:tcPr>
+            <w:tcW w:type="dxa" w:w="7926"/>
+            <w:tcBorders>
+              <w:top w:val="single" w:color="A6A6A6" w:sz="4"/>
+              <w:left w:val="single" w:color="A6A6A6" w:sz="4"/>
+              <w:bottom w:val="single" w:color="A6A6A6" w:sz="4"/>
+              <w:right w:val="single" w:color="A6A6A6" w:sz="4"/>
+            </w:tcBorders>
+            <w:tcMar>
+              <w:top w:type="dxa" w:w="60"/>
+              <w:left w:type="dxa" w:w="100"/>
+              <w:bottom w:type="dxa" w:w="60"/>
+              <w:right w:type="dxa" w:w="100"/>
+            </w:tcMar>
+          </w:tcPr>
+          <w:p>
+            <w:pPr>
+              <w:spacing w:after="40"/>
+            </w:pPr>
+            <w:r>
+              <w:rPr>
+                <w:sz w:val="18"/>
+                <w:szCs w:val="18"/>
+              </w:rPr>
+              <w:t xml:space="preserve">Physical and mental strength, national identity, confidence in international settings</w:t>
+            </w:r>
+          </w:p>
+        </w:tc>
+      </w:tr>
+      <w:tr>
+        <w:tc>
+          <w:tcPr>
+            <w:tcW w:type="dxa" w:w="1100"/>
+            <w:tcBorders>
+              <w:top w:val="single" w:color="A6A6A6" w:sz="4"/>
+              <w:left w:val="single" w:color="A6A6A6" w:sz="4"/>
+              <w:bottom w:val="single" w:color="A6A6A6" w:sz="4"/>
+              <w:right w:val="single" w:color="A6A6A6" w:sz="4"/>
+            </w:tcBorders>
+            <w:tcMar>
+              <w:top w:type="dxa" w:w="60"/>
+              <w:left w:type="dxa" w:w="100"/>
+              <w:bottom w:type="dxa" w:w="60"/>
+              <w:right w:type="dxa" w:w="100"/>
+            </w:tcMar>
+          </w:tcPr>
+          <w:p>
+            <w:pPr>
+              <w:spacing w:after="40"/>
+            </w:pPr>
+            <w:r>
+              <w:rPr>
+                <w:sz w:val="18"/>
+                <w:szCs w:val="18"/>
+              </w:rPr>
+              <w:t xml:space="preserve">PLO13</w:t>
+            </w:r>
+          </w:p>
+        </w:tc>
+        <w:tc>
+          <w:tcPr>
+            <w:tcW w:type="dxa" w:w="7926"/>
+            <w:tcBorders>
+              <w:top w:val="single" w:color="A6A6A6" w:sz="4"/>
+              <w:left w:val="single" w:color="A6A6A6" w:sz="4"/>
+              <w:bottom w:val="single" w:color="A6A6A6" w:sz="4"/>
+              <w:right w:val="single" w:color="A6A6A6" w:sz="4"/>
+            </w:tcBorders>
+            <w:tcMar>
+              <w:top w:type="dxa" w:w="60"/>
+              <w:left w:type="dxa" w:w="100"/>
+              <w:bottom w:type="dxa" w:w="60"/>
+              <w:right w:type="dxa" w:w="100"/>
+            </w:tcMar>
+          </w:tcPr>
+          <w:p>
+            <w:pPr>
+              <w:spacing w:after="40"/>
+            </w:pPr>
+            <w:r>
+              <w:rPr>
+                <w:sz w:val="18"/>
+                <w:szCs w:val="18"/>
+              </w:rPr>
+              <w:t xml:space="preserve">Plan, coordinate and manage the resources of AI and DS projects</w:t>
+            </w:r>
+          </w:p>
+        </w:tc>
+      </w:tr>
+    </w:tbl>
+    <w:p>
+      <w:pPr>
+        <w:spacing w:after="120"/>
+      </w:pPr>
+    </w:p>
+    <w:p>
+      <w:pPr>
+        <w:spacing w:after="120"/>
+      </w:pPr>
+      <w:r>
+        <w:rPr>
+          <w:b/>
+          <w:bCs/>
+        </w:rPr>
+        <w:t xml:space="preserve">Mapping matrix</w:t>
+      </w:r>
+      <w:r>
+        <w:t xml:space="preserve"> (✓ = the CLO contributes to the PLO; highlighted PLOs above are the ones IDB201 contributes to):</w:t>
+      </w:r>
+    </w:p>
+    <w:tbl>
+      <w:tblPr>
+        <w:tblW w:type="dxa" w:w="9026"/>
+        <w:tblBorders>
+          <w:top w:val="single" w:color="auto" w:sz="4"/>
+          <w:left w:val="single" w:color="auto" w:sz="4"/>
+          <w:bottom w:val="single" w:color="auto" w:sz="4"/>
+          <w:right w:val="single" w:color="auto" w:sz="4"/>
+          <w:insideH w:val="single" w:color="auto" w:sz="4"/>
+          <w:insideV w:val="single" w:color="auto" w:sz="4"/>
+        </w:tblBorders>
+      </w:tblPr>
+      <w:tblGrid>
+        <w:gridCol w:w="1426"/>
+        <w:gridCol w:w="1100"/>
+        <w:gridCol w:w="1100"/>
+        <w:gridCol w:w="1050"/>
+        <w:gridCol w:w="1050"/>
+        <w:gridCol w:w="1050"/>
+        <w:gridCol w:w="1100"/>
+        <w:gridCol w:w="1150"/>
+      </w:tblGrid>
+      <w:tr>
+        <w:trPr>
+          <w:tblHeader/>
+        </w:trPr>
+        <w:tc>
+          <w:tcPr>
+            <w:tcW w:type="dxa" w:w="1426"/>
+            <w:tcBorders>
+              <w:top w:val="single" w:color="A6A6A6" w:sz="4"/>
+              <w:left w:val="single" w:color="A6A6A6" w:sz="4"/>
+              <w:bottom w:val="single" w:color="A6A6A6" w:sz="4"/>
+              <w:right w:val="single" w:color="A6A6A6" w:sz="4"/>
+            </w:tcBorders>
+            <w:shd w:fill="1F4E79" w:color="auto" w:val="clear"/>
+            <w:tcMar>
+              <w:top w:type="dxa" w:w="60"/>
+              <w:left w:type="dxa" w:w="100"/>
+              <w:bottom w:type="dxa" w:w="60"/>
+              <w:right w:type="dxa" w:w="100"/>
+            </w:tcMar>
+          </w:tcPr>
+          <w:p>
+            <w:pPr>
+              <w:spacing w:after="40"/>
+            </w:pPr>
+            <w:r>
+              <w:rPr>
+                <w:b/>
+                <w:bCs/>
+                <w:color w:val="FFFFFF"/>
+                <w:sz w:val="18"/>
+                <w:szCs w:val="18"/>
+              </w:rPr>
+              <w:t xml:space="preserve">CLO</w:t>
+            </w:r>
+          </w:p>
+        </w:tc>
+        <w:tc>
+          <w:tcPr>
+            <w:tcW w:type="dxa" w:w="1100"/>
+            <w:tcBorders>
+              <w:top w:val="single" w:color="A6A6A6" w:sz="4"/>
+              <w:left w:val="single" w:color="A6A6A6" w:sz="4"/>
+              <w:bottom w:val="single" w:color="A6A6A6" w:sz="4"/>
+              <w:right w:val="single" w:color="A6A6A6" w:sz="4"/>
+            </w:tcBorders>
+            <w:shd w:fill="1F4E79" w:color="auto" w:val="clear"/>
+            <w:tcMar>
+              <w:top w:type="dxa" w:w="60"/>
+              <w:left w:type="dxa" w:w="100"/>
+              <w:bottom w:type="dxa" w:w="60"/>
+              <w:right w:type="dxa" w:w="100"/>
+            </w:tcMar>
+          </w:tcPr>
+          <w:p>
+            <w:pPr>
+              <w:spacing w:after="40"/>
+            </w:pPr>
+            <w:r>
+              <w:rPr>
+                <w:b/>
+                <w:bCs/>
+                <w:color w:val="FFFFFF"/>
+                <w:sz w:val="18"/>
+                <w:szCs w:val="18"/>
+              </w:rPr>
+              <w:t xml:space="preserve">PLO2</w:t>
+            </w:r>
+          </w:p>
+        </w:tc>
+        <w:tc>
+          <w:tcPr>
+            <w:tcW w:type="dxa" w:w="1100"/>
+            <w:tcBorders>
+              <w:top w:val="single" w:color="A6A6A6" w:sz="4"/>
+              <w:left w:val="single" w:color="A6A6A6" w:sz="4"/>
+              <w:bottom w:val="single" w:color="A6A6A6" w:sz="4"/>
+              <w:right w:val="single" w:color="A6A6A6" w:sz="4"/>
+            </w:tcBorders>
+            <w:shd w:fill="1F4E79" w:color="auto" w:val="clear"/>
+            <w:tcMar>
+              <w:top w:type="dxa" w:w="60"/>
+              <w:left w:type="dxa" w:w="100"/>
+              <w:bottom w:type="dxa" w:w="60"/>
+              <w:right w:type="dxa" w:w="100"/>
+            </w:tcMar>
+          </w:tcPr>
+          <w:p>
+            <w:pPr>
+              <w:spacing w:after="40"/>
+            </w:pPr>
+            <w:r>
+              <w:rPr>
+                <w:b/>
+                <w:bCs/>
+                <w:color w:val="FFFFFF"/>
+                <w:sz w:val="18"/>
+                <w:szCs w:val="18"/>
+              </w:rPr>
+              <w:t xml:space="preserve">PLO5</w:t>
+            </w:r>
+          </w:p>
+        </w:tc>
+        <w:tc>
+          <w:tcPr>
+            <w:tcW w:type="dxa" w:w="1050"/>
+            <w:tcBorders>
+              <w:top w:val="single" w:color="A6A6A6" w:sz="4"/>
+              <w:left w:val="single" w:color="A6A6A6" w:sz="4"/>
+              <w:bottom w:val="single" w:color="A6A6A6" w:sz="4"/>
+              <w:right w:val="single" w:color="A6A6A6" w:sz="4"/>
+            </w:tcBorders>
+            <w:shd w:fill="1F4E79" w:color="auto" w:val="clear"/>
+            <w:tcMar>
+              <w:top w:type="dxa" w:w="60"/>
+              <w:left w:type="dxa" w:w="100"/>
+              <w:bottom w:type="dxa" w:w="60"/>
+              <w:right w:type="dxa" w:w="100"/>
+            </w:tcMar>
+          </w:tcPr>
+          <w:p>
+            <w:pPr>
+              <w:spacing w:after="40"/>
+            </w:pPr>
+            <w:r>
+              <w:rPr>
+                <w:b/>
+                <w:bCs/>
+                <w:color w:val="FFFFFF"/>
+                <w:sz w:val="18"/>
+                <w:szCs w:val="18"/>
+              </w:rPr>
+              <w:t xml:space="preserve">PLO7</w:t>
+            </w:r>
+          </w:p>
+        </w:tc>
+        <w:tc>
+          <w:tcPr>
+            <w:tcW w:type="dxa" w:w="1050"/>
+            <w:tcBorders>
+              <w:top w:val="single" w:color="A6A6A6" w:sz="4"/>
+              <w:left w:val="single" w:color="A6A6A6" w:sz="4"/>
+              <w:bottom w:val="single" w:color="A6A6A6" w:sz="4"/>
+              <w:right w:val="single" w:color="A6A6A6" w:sz="4"/>
+            </w:tcBorders>
+            <w:shd w:fill="1F4E79" w:color="auto" w:val="clear"/>
+            <w:tcMar>
+              <w:top w:type="dxa" w:w="60"/>
+              <w:left w:type="dxa" w:w="100"/>
+              <w:bottom w:type="dxa" w:w="60"/>
+              <w:right w:type="dxa" w:w="100"/>
+            </w:tcMar>
+          </w:tcPr>
+          <w:p>
+            <w:pPr>
+              <w:spacing w:after="40"/>
+            </w:pPr>
+            <w:r>
+              <w:rPr>
+                <w:b/>
+                <w:bCs/>
+                <w:color w:val="FFFFFF"/>
+                <w:sz w:val="18"/>
+                <w:szCs w:val="18"/>
+              </w:rPr>
+              <w:t xml:space="preserve">PLO8</w:t>
+            </w:r>
+          </w:p>
+        </w:tc>
+        <w:tc>
+          <w:tcPr>
+            <w:tcW w:type="dxa" w:w="1050"/>
+            <w:tcBorders>
+              <w:top w:val="single" w:color="A6A6A6" w:sz="4"/>
+              <w:left w:val="single" w:color="A6A6A6" w:sz="4"/>
+              <w:bottom w:val="single" w:color="A6A6A6" w:sz="4"/>
+              <w:right w:val="single" w:color="A6A6A6" w:sz="4"/>
+            </w:tcBorders>
+            <w:shd w:fill="1F4E79" w:color="auto" w:val="clear"/>
+            <w:tcMar>
+              <w:top w:type="dxa" w:w="60"/>
+              <w:left w:type="dxa" w:w="100"/>
+              <w:bottom w:type="dxa" w:w="60"/>
+              <w:right w:type="dxa" w:w="100"/>
+            </w:tcMar>
+          </w:tcPr>
+          <w:p>
+            <w:pPr>
+              <w:spacing w:after="40"/>
+            </w:pPr>
+            <w:r>
+              <w:rPr>
+                <w:b/>
+                <w:bCs/>
+                <w:color w:val="FFFFFF"/>
+                <w:sz w:val="18"/>
+                <w:szCs w:val="18"/>
+              </w:rPr>
+              <w:t xml:space="preserve">PLO9</w:t>
+            </w:r>
+          </w:p>
+        </w:tc>
+        <w:tc>
+          <w:tcPr>
+            <w:tcW w:type="dxa" w:w="1100"/>
+            <w:tcBorders>
+              <w:top w:val="single" w:color="A6A6A6" w:sz="4"/>
+              <w:left w:val="single" w:color="A6A6A6" w:sz="4"/>
+              <w:bottom w:val="single" w:color="A6A6A6" w:sz="4"/>
+              <w:right w:val="single" w:color="A6A6A6" w:sz="4"/>
+            </w:tcBorders>
+            <w:shd w:fill="1F4E79" w:color="auto" w:val="clear"/>
+            <w:tcMar>
+              <w:top w:type="dxa" w:w="60"/>
+              <w:left w:type="dxa" w:w="100"/>
+              <w:bottom w:type="dxa" w:w="60"/>
+              <w:right w:type="dxa" w:w="100"/>
+            </w:tcMar>
+          </w:tcPr>
+          <w:p>
+            <w:pPr>
+              <w:spacing w:after="40"/>
+            </w:pPr>
+            <w:r>
+              <w:rPr>
+                <w:b/>
+                <w:bCs/>
+                <w:color w:val="FFFFFF"/>
+                <w:sz w:val="18"/>
+                <w:szCs w:val="18"/>
+              </w:rPr>
+              <w:t xml:space="preserve">PLO10</w:t>
+            </w:r>
+          </w:p>
+        </w:tc>
+        <w:tc>
+          <w:tcPr>
+            <w:tcW w:type="dxa" w:w="1150"/>
+            <w:tcBorders>
+              <w:top w:val="single" w:color="A6A6A6" w:sz="4"/>
+              <w:left w:val="single" w:color="A6A6A6" w:sz="4"/>
+              <w:bottom w:val="single" w:color="A6A6A6" w:sz="4"/>
+              <w:right w:val="single" w:color="A6A6A6" w:sz="4"/>
+            </w:tcBorders>
+            <w:shd w:fill="1F4E79" w:color="auto" w:val="clear"/>
+            <w:tcMar>
+              <w:top w:type="dxa" w:w="60"/>
+              <w:left w:type="dxa" w:w="100"/>
+              <w:bottom w:type="dxa" w:w="60"/>
+              <w:right w:type="dxa" w:w="100"/>
+            </w:tcMar>
+          </w:tcPr>
+          <w:p>
+            <w:pPr>
+              <w:spacing w:after="40"/>
+            </w:pPr>
+            <w:r>
+              <w:rPr>
+                <w:b/>
+                <w:bCs/>
+                <w:color w:val="FFFFFF"/>
+                <w:sz w:val="18"/>
+                <w:szCs w:val="18"/>
+              </w:rPr>
+              <w:t xml:space="preserve">PLO11</w:t>
+            </w:r>
+          </w:p>
+        </w:tc>
+      </w:tr>
+      <w:tr>
+        <w:tc>
+          <w:tcPr>
+            <w:tcW w:type="dxa" w:w="1426"/>
+            <w:tcBorders>
+              <w:top w:val="single" w:color="A6A6A6" w:sz="4"/>
+              <w:left w:val="single" w:color="A6A6A6" w:sz="4"/>
+              <w:bottom w:val="single" w:color="A6A6A6" w:sz="4"/>
+              <w:right w:val="single" w:color="A6A6A6" w:sz="4"/>
+            </w:tcBorders>
+            <w:tcMar>
+              <w:top w:type="dxa" w:w="60"/>
+              <w:left w:type="dxa" w:w="100"/>
+              <w:bottom w:type="dxa" w:w="60"/>
+              <w:right w:type="dxa" w:w="100"/>
+            </w:tcMar>
+          </w:tcPr>
+          <w:p>
+            <w:pPr>
+              <w:spacing w:after="40"/>
+            </w:pPr>
+            <w:r>
+              <w:rPr>
+                <w:sz w:val="18"/>
+                <w:szCs w:val="18"/>
+              </w:rPr>
+              <w:t xml:space="preserve">CLO1</w:t>
+            </w:r>
+          </w:p>
+        </w:tc>
+        <w:tc>
+          <w:tcPr>
+            <w:tcW w:type="dxa" w:w="1100"/>
+            <w:tcBorders>
+              <w:top w:val="single" w:color="A6A6A6" w:sz="4"/>
+              <w:left w:val="single" w:color="A6A6A6" w:sz="4"/>
+              <w:bottom w:val="single" w:color="A6A6A6" w:sz="4"/>
+              <w:right w:val="single" w:color="A6A6A6" w:sz="4"/>
+            </w:tcBorders>
+            <w:tcMar>
+              <w:top w:type="dxa" w:w="60"/>
+              <w:left w:type="dxa" w:w="100"/>
+              <w:bottom w:type="dxa" w:w="60"/>
+              <w:right w:type="dxa" w:w="100"/>
+            </w:tcMar>
+          </w:tcPr>
+          <w:p>
+            <w:pPr>
+              <w:spacing w:after="40"/>
+            </w:pPr>
+            <w:r>
+              <w:rPr>
+                <w:sz w:val="18"/>
+                <w:szCs w:val="18"/>
+              </w:rPr>
+              <w:t xml:space="preserve">✓</w:t>
+            </w:r>
+          </w:p>
+        </w:tc>
+        <w:tc>
+          <w:tcPr>
+            <w:tcW w:type="dxa" w:w="1100"/>
+            <w:tcBorders>
+              <w:top w:val="single" w:color="A6A6A6" w:sz="4"/>
+              <w:left w:val="single" w:color="A6A6A6" w:sz="4"/>
+              <w:bottom w:val="single" w:color="A6A6A6" w:sz="4"/>
+              <w:right w:val="single" w:color="A6A6A6" w:sz="4"/>
+            </w:tcBorders>
+            <w:tcMar>
+              <w:top w:type="dxa" w:w="60"/>
+              <w:left w:type="dxa" w:w="100"/>
+              <w:bottom w:type="dxa" w:w="60"/>
+              <w:right w:type="dxa" w:w="100"/>
+            </w:tcMar>
+          </w:tcPr>
+          <w:p>
+            <w:pPr>
+              <w:spacing w:after="40"/>
+            </w:pPr>
+          </w:p>
+        </w:tc>
+        <w:tc>
+          <w:tcPr>
+            <w:tcW w:type="dxa" w:w="1050"/>
+            <w:tcBorders>
+              <w:top w:val="single" w:color="A6A6A6" w:sz="4"/>
+              <w:left w:val="single" w:color="A6A6A6" w:sz="4"/>
+              <w:bottom w:val="single" w:color="A6A6A6" w:sz="4"/>
+              <w:right w:val="single" w:color="A6A6A6" w:sz="4"/>
+            </w:tcBorders>
+            <w:tcMar>
+              <w:top w:type="dxa" w:w="60"/>
+              <w:left w:type="dxa" w:w="100"/>
+              <w:bottom w:type="dxa" w:w="60"/>
+              <w:right w:type="dxa" w:w="100"/>
+            </w:tcMar>
+          </w:tcPr>
+          <w:p>
+            <w:pPr>
+              <w:spacing w:after="40"/>
+            </w:pPr>
+          </w:p>
+        </w:tc>
+        <w:tc>
+          <w:tcPr>
+            <w:tcW w:type="dxa" w:w="1050"/>
+            <w:tcBorders>
+              <w:top w:val="single" w:color="A6A6A6" w:sz="4"/>
+              <w:left w:val="single" w:color="A6A6A6" w:sz="4"/>
+              <w:bottom w:val="single" w:color="A6A6A6" w:sz="4"/>
+              <w:right w:val="single" w:color="A6A6A6" w:sz="4"/>
+            </w:tcBorders>
+            <w:tcMar>
+              <w:top w:type="dxa" w:w="60"/>
+              <w:left w:type="dxa" w:w="100"/>
+              <w:bottom w:type="dxa" w:w="60"/>
+              <w:right w:type="dxa" w:w="100"/>
+            </w:tcMar>
+          </w:tcPr>
+          <w:p>
+            <w:pPr>
+              <w:spacing w:after="40"/>
+            </w:pPr>
+          </w:p>
+        </w:tc>
+        <w:tc>
+          <w:tcPr>
+            <w:tcW w:type="dxa" w:w="1050"/>
+            <w:tcBorders>
+              <w:top w:val="single" w:color="A6A6A6" w:sz="4"/>
+              <w:left w:val="single" w:color="A6A6A6" w:sz="4"/>
+              <w:bottom w:val="single" w:color="A6A6A6" w:sz="4"/>
+              <w:right w:val="single" w:color="A6A6A6" w:sz="4"/>
+            </w:tcBorders>
+            <w:tcMar>
+              <w:top w:type="dxa" w:w="60"/>
+              <w:left w:type="dxa" w:w="100"/>
+              <w:bottom w:type="dxa" w:w="60"/>
+              <w:right w:type="dxa" w:w="100"/>
+            </w:tcMar>
+          </w:tcPr>
+          <w:p>
+            <w:pPr>
+              <w:spacing w:after="40"/>
+            </w:pPr>
+          </w:p>
+        </w:tc>
+        <w:tc>
+          <w:tcPr>
+            <w:tcW w:type="dxa" w:w="1100"/>
+            <w:tcBorders>
+              <w:top w:val="single" w:color="A6A6A6" w:sz="4"/>
+              <w:left w:val="single" w:color="A6A6A6" w:sz="4"/>
+              <w:bottom w:val="single" w:color="A6A6A6" w:sz="4"/>
+              <w:right w:val="single" w:color="A6A6A6" w:sz="4"/>
+            </w:tcBorders>
+            <w:tcMar>
+              <w:top w:type="dxa" w:w="60"/>
+              <w:left w:type="dxa" w:w="100"/>
+              <w:bottom w:type="dxa" w:w="60"/>
+              <w:right w:type="dxa" w:w="100"/>
+            </w:tcMar>
+          </w:tcPr>
+          <w:p>
+            <w:pPr>
+              <w:spacing w:after="40"/>
+            </w:pPr>
+          </w:p>
+        </w:tc>
+        <w:tc>
+          <w:tcPr>
+            <w:tcW w:type="dxa" w:w="1150"/>
+            <w:tcBorders>
+              <w:top w:val="single" w:color="A6A6A6" w:sz="4"/>
+              <w:left w:val="single" w:color="A6A6A6" w:sz="4"/>
+              <w:bottom w:val="single" w:color="A6A6A6" w:sz="4"/>
+              <w:right w:val="single" w:color="A6A6A6" w:sz="4"/>
+            </w:tcBorders>
+            <w:tcMar>
+              <w:top w:type="dxa" w:w="60"/>
+              <w:left w:type="dxa" w:w="100"/>
+              <w:bottom w:type="dxa" w:w="60"/>
+              <w:right w:type="dxa" w:w="100"/>
+            </w:tcMar>
+          </w:tcPr>
+          <w:p>
+            <w:pPr>
+              <w:spacing w:after="40"/>
+            </w:pPr>
+          </w:p>
+        </w:tc>
+      </w:tr>
+      <w:tr>
+        <w:tc>
+          <w:tcPr>
+            <w:tcW w:type="dxa" w:w="1426"/>
+            <w:tcBorders>
+              <w:top w:val="single" w:color="A6A6A6" w:sz="4"/>
+              <w:left w:val="single" w:color="A6A6A6" w:sz="4"/>
+              <w:bottom w:val="single" w:color="A6A6A6" w:sz="4"/>
+              <w:right w:val="single" w:color="A6A6A6" w:sz="4"/>
+            </w:tcBorders>
+            <w:tcMar>
+              <w:top w:type="dxa" w:w="60"/>
+              <w:left w:type="dxa" w:w="100"/>
+              <w:bottom w:type="dxa" w:w="60"/>
+              <w:right w:type="dxa" w:w="100"/>
+            </w:tcMar>
+          </w:tcPr>
+          <w:p>
+            <w:pPr>
+              <w:spacing w:after="40"/>
+            </w:pPr>
+            <w:r>
+              <w:rPr>
+                <w:sz w:val="18"/>
+                <w:szCs w:val="18"/>
+              </w:rPr>
+              <w:t xml:space="preserve">CLO2</w:t>
+            </w:r>
+          </w:p>
+        </w:tc>
+        <w:tc>
+          <w:tcPr>
+            <w:tcW w:type="dxa" w:w="1100"/>
+            <w:tcBorders>
+              <w:top w:val="single" w:color="A6A6A6" w:sz="4"/>
+              <w:left w:val="single" w:color="A6A6A6" w:sz="4"/>
+              <w:bottom w:val="single" w:color="A6A6A6" w:sz="4"/>
+              <w:right w:val="single" w:color="A6A6A6" w:sz="4"/>
+            </w:tcBorders>
+            <w:tcMar>
+              <w:top w:type="dxa" w:w="60"/>
+              <w:left w:type="dxa" w:w="100"/>
+              <w:bottom w:type="dxa" w:w="60"/>
+              <w:right w:type="dxa" w:w="100"/>
+            </w:tcMar>
+          </w:tcPr>
+          <w:p>
+            <w:pPr>
+              <w:spacing w:after="40"/>
+            </w:pPr>
+            <w:r>
+              <w:rPr>
+                <w:sz w:val="18"/>
+                <w:szCs w:val="18"/>
+              </w:rPr>
+              <w:t xml:space="preserve">✓</w:t>
+            </w:r>
+          </w:p>
+        </w:tc>
+        <w:tc>
+          <w:tcPr>
+            <w:tcW w:type="dxa" w:w="1100"/>
+            <w:tcBorders>
+              <w:top w:val="single" w:color="A6A6A6" w:sz="4"/>
+              <w:left w:val="single" w:color="A6A6A6" w:sz="4"/>
+              <w:bottom w:val="single" w:color="A6A6A6" w:sz="4"/>
+              <w:right w:val="single" w:color="A6A6A6" w:sz="4"/>
+            </w:tcBorders>
+            <w:tcMar>
+              <w:top w:type="dxa" w:w="60"/>
+              <w:left w:type="dxa" w:w="100"/>
+              <w:bottom w:type="dxa" w:w="60"/>
+              <w:right w:type="dxa" w:w="100"/>
+            </w:tcMar>
+          </w:tcPr>
+          <w:p>
+            <w:pPr>
+              <w:spacing w:after="40"/>
+            </w:pPr>
+            <w:r>
+              <w:rPr>
+                <w:sz w:val="18"/>
+                <w:szCs w:val="18"/>
+              </w:rPr>
+              <w:t xml:space="preserve">✓</w:t>
+            </w:r>
+          </w:p>
+        </w:tc>
+        <w:tc>
+          <w:tcPr>
+            <w:tcW w:type="dxa" w:w="1050"/>
+            <w:tcBorders>
+              <w:top w:val="single" w:color="A6A6A6" w:sz="4"/>
+              <w:left w:val="single" w:color="A6A6A6" w:sz="4"/>
+              <w:bottom w:val="single" w:color="A6A6A6" w:sz="4"/>
+              <w:right w:val="single" w:color="A6A6A6" w:sz="4"/>
+            </w:tcBorders>
+            <w:tcMar>
+              <w:top w:type="dxa" w:w="60"/>
+              <w:left w:type="dxa" w:w="100"/>
+              <w:bottom w:type="dxa" w:w="60"/>
+              <w:right w:type="dxa" w:w="100"/>
+            </w:tcMar>
+          </w:tcPr>
+          <w:p>
+            <w:pPr>
+              <w:spacing w:after="40"/>
+            </w:pPr>
+          </w:p>
+        </w:tc>
+        <w:tc>
+          <w:tcPr>
+            <w:tcW w:type="dxa" w:w="1050"/>
+            <w:tcBorders>
+              <w:top w:val="single" w:color="A6A6A6" w:sz="4"/>
+              <w:left w:val="single" w:color="A6A6A6" w:sz="4"/>
+              <w:bottom w:val="single" w:color="A6A6A6" w:sz="4"/>
+              <w:right w:val="single" w:color="A6A6A6" w:sz="4"/>
+            </w:tcBorders>
+            <w:tcMar>
+              <w:top w:type="dxa" w:w="60"/>
+              <w:left w:type="dxa" w:w="100"/>
+              <w:bottom w:type="dxa" w:w="60"/>
+              <w:right w:type="dxa" w:w="100"/>
+            </w:tcMar>
+          </w:tcPr>
+          <w:p>
+            <w:pPr>
+              <w:spacing w:after="40"/>
+            </w:pPr>
+          </w:p>
+        </w:tc>
+        <w:tc>
+          <w:tcPr>
+            <w:tcW w:type="dxa" w:w="1050"/>
+            <w:tcBorders>
+              <w:top w:val="single" w:color="A6A6A6" w:sz="4"/>
+              <w:left w:val="single" w:color="A6A6A6" w:sz="4"/>
+              <w:bottom w:val="single" w:color="A6A6A6" w:sz="4"/>
+              <w:right w:val="single" w:color="A6A6A6" w:sz="4"/>
+            </w:tcBorders>
+            <w:tcMar>
+              <w:top w:type="dxa" w:w="60"/>
+              <w:left w:type="dxa" w:w="100"/>
+              <w:bottom w:type="dxa" w:w="60"/>
+              <w:right w:type="dxa" w:w="100"/>
+            </w:tcMar>
+          </w:tcPr>
+          <w:p>
+            <w:pPr>
+              <w:spacing w:after="40"/>
+            </w:pPr>
+          </w:p>
+        </w:tc>
+        <w:tc>
+          <w:tcPr>
+            <w:tcW w:type="dxa" w:w="1100"/>
+            <w:tcBorders>
+              <w:top w:val="single" w:color="A6A6A6" w:sz="4"/>
+              <w:left w:val="single" w:color="A6A6A6" w:sz="4"/>
+              <w:bottom w:val="single" w:color="A6A6A6" w:sz="4"/>
+              <w:right w:val="single" w:color="A6A6A6" w:sz="4"/>
+            </w:tcBorders>
+            <w:tcMar>
+              <w:top w:type="dxa" w:w="60"/>
+              <w:left w:type="dxa" w:w="100"/>
+              <w:bottom w:type="dxa" w:w="60"/>
+              <w:right w:type="dxa" w:w="100"/>
+            </w:tcMar>
+          </w:tcPr>
+          <w:p>
+            <w:pPr>
+              <w:spacing w:after="40"/>
+            </w:pPr>
+          </w:p>
+        </w:tc>
+        <w:tc>
+          <w:tcPr>
+            <w:tcW w:type="dxa" w:w="1150"/>
+            <w:tcBorders>
+              <w:top w:val="single" w:color="A6A6A6" w:sz="4"/>
+              <w:left w:val="single" w:color="A6A6A6" w:sz="4"/>
+              <w:bottom w:val="single" w:color="A6A6A6" w:sz="4"/>
+              <w:right w:val="single" w:color="A6A6A6" w:sz="4"/>
+            </w:tcBorders>
+            <w:tcMar>
+              <w:top w:type="dxa" w:w="60"/>
+              <w:left w:type="dxa" w:w="100"/>
+              <w:bottom w:type="dxa" w:w="60"/>
+              <w:right w:type="dxa" w:w="100"/>
+            </w:tcMar>
+          </w:tcPr>
+          <w:p>
+            <w:pPr>
+              <w:spacing w:after="40"/>
+            </w:pPr>
+          </w:p>
+        </w:tc>
+      </w:tr>
+      <w:tr>
+        <w:tc>
+          <w:tcPr>
+            <w:tcW w:type="dxa" w:w="1426"/>
+            <w:tcBorders>
+              <w:top w:val="single" w:color="A6A6A6" w:sz="4"/>
+              <w:left w:val="single" w:color="A6A6A6" w:sz="4"/>
+              <w:bottom w:val="single" w:color="A6A6A6" w:sz="4"/>
+              <w:right w:val="single" w:color="A6A6A6" w:sz="4"/>
+            </w:tcBorders>
+            <w:tcMar>
+              <w:top w:type="dxa" w:w="60"/>
+              <w:left w:type="dxa" w:w="100"/>
+              <w:bottom w:type="dxa" w:w="60"/>
+              <w:right w:type="dxa" w:w="100"/>
+            </w:tcMar>
+          </w:tcPr>
+          <w:p>
+            <w:pPr>
+              <w:spacing w:after="40"/>
+            </w:pPr>
+            <w:r>
+              <w:rPr>
+                <w:sz w:val="18"/>
+                <w:szCs w:val="18"/>
+              </w:rPr>
+              <w:t xml:space="preserve">CLO3</w:t>
+            </w:r>
+          </w:p>
+        </w:tc>
+        <w:tc>
+          <w:tcPr>
+            <w:tcW w:type="dxa" w:w="1100"/>
+            <w:tcBorders>
+              <w:top w:val="single" w:color="A6A6A6" w:sz="4"/>
+              <w:left w:val="single" w:color="A6A6A6" w:sz="4"/>
+              <w:bottom w:val="single" w:color="A6A6A6" w:sz="4"/>
+              <w:right w:val="single" w:color="A6A6A6" w:sz="4"/>
+            </w:tcBorders>
+            <w:tcMar>
+              <w:top w:type="dxa" w:w="60"/>
+              <w:left w:type="dxa" w:w="100"/>
+              <w:bottom w:type="dxa" w:w="60"/>
+              <w:right w:type="dxa" w:w="100"/>
+            </w:tcMar>
+          </w:tcPr>
+          <w:p>
+            <w:pPr>
+              <w:spacing w:after="40"/>
+            </w:pPr>
+            <w:r>
+              <w:rPr>
+                <w:sz w:val="18"/>
+                <w:szCs w:val="18"/>
+              </w:rPr>
+              <w:t xml:space="preserve">✓</w:t>
+            </w:r>
+          </w:p>
+        </w:tc>
+        <w:tc>
+          <w:tcPr>
+            <w:tcW w:type="dxa" w:w="1100"/>
+            <w:tcBorders>
+              <w:top w:val="single" w:color="A6A6A6" w:sz="4"/>
+              <w:left w:val="single" w:color="A6A6A6" w:sz="4"/>
+              <w:bottom w:val="single" w:color="A6A6A6" w:sz="4"/>
+              <w:right w:val="single" w:color="A6A6A6" w:sz="4"/>
+            </w:tcBorders>
+            <w:tcMar>
+              <w:top w:type="dxa" w:w="60"/>
+              <w:left w:type="dxa" w:w="100"/>
+              <w:bottom w:type="dxa" w:w="60"/>
+              <w:right w:type="dxa" w:w="100"/>
+            </w:tcMar>
+          </w:tcPr>
+          <w:p>
+            <w:pPr>
+              <w:spacing w:after="40"/>
+            </w:pPr>
+            <w:r>
+              <w:rPr>
+                <w:sz w:val="18"/>
+                <w:szCs w:val="18"/>
+              </w:rPr>
+              <w:t xml:space="preserve">✓</w:t>
+            </w:r>
+          </w:p>
+        </w:tc>
+        <w:tc>
+          <w:tcPr>
+            <w:tcW w:type="dxa" w:w="1050"/>
+            <w:tcBorders>
+              <w:top w:val="single" w:color="A6A6A6" w:sz="4"/>
+              <w:left w:val="single" w:color="A6A6A6" w:sz="4"/>
+              <w:bottom w:val="single" w:color="A6A6A6" w:sz="4"/>
+              <w:right w:val="single" w:color="A6A6A6" w:sz="4"/>
+            </w:tcBorders>
+            <w:tcMar>
+              <w:top w:type="dxa" w:w="60"/>
+              <w:left w:type="dxa" w:w="100"/>
+              <w:bottom w:type="dxa" w:w="60"/>
+              <w:right w:type="dxa" w:w="100"/>
+            </w:tcMar>
+          </w:tcPr>
+          <w:p>
+            <w:pPr>
+              <w:spacing w:after="40"/>
+            </w:pPr>
+          </w:p>
+        </w:tc>
+        <w:tc>
+          <w:tcPr>
+            <w:tcW w:type="dxa" w:w="1050"/>
+            <w:tcBorders>
+              <w:top w:val="single" w:color="A6A6A6" w:sz="4"/>
+              <w:left w:val="single" w:color="A6A6A6" w:sz="4"/>
+              <w:bottom w:val="single" w:color="A6A6A6" w:sz="4"/>
+              <w:right w:val="single" w:color="A6A6A6" w:sz="4"/>
+            </w:tcBorders>
+            <w:tcMar>
+              <w:top w:type="dxa" w:w="60"/>
+              <w:left w:type="dxa" w:w="100"/>
+              <w:bottom w:type="dxa" w:w="60"/>
+              <w:right w:type="dxa" w:w="100"/>
+            </w:tcMar>
+          </w:tcPr>
+          <w:p>
+            <w:pPr>
+              <w:spacing w:after="40"/>
+            </w:pPr>
+          </w:p>
+        </w:tc>
+        <w:tc>
+          <w:tcPr>
+            <w:tcW w:type="dxa" w:w="1050"/>
+            <w:tcBorders>
+              <w:top w:val="single" w:color="A6A6A6" w:sz="4"/>
+              <w:left w:val="single" w:color="A6A6A6" w:sz="4"/>
+              <w:bottom w:val="single" w:color="A6A6A6" w:sz="4"/>
+              <w:right w:val="single" w:color="A6A6A6" w:sz="4"/>
+            </w:tcBorders>
+            <w:tcMar>
+              <w:top w:type="dxa" w:w="60"/>
+              <w:left w:type="dxa" w:w="100"/>
+              <w:bottom w:type="dxa" w:w="60"/>
+              <w:right w:type="dxa" w:w="100"/>
+            </w:tcMar>
+          </w:tcPr>
+          <w:p>
+            <w:pPr>
+              <w:spacing w:after="40"/>
+            </w:pPr>
+          </w:p>
+        </w:tc>
+        <w:tc>
+          <w:tcPr>
+            <w:tcW w:type="dxa" w:w="1100"/>
+            <w:tcBorders>
+              <w:top w:val="single" w:color="A6A6A6" w:sz="4"/>
+              <w:left w:val="single" w:color="A6A6A6" w:sz="4"/>
+              <w:bottom w:val="single" w:color="A6A6A6" w:sz="4"/>
+              <w:right w:val="single" w:color="A6A6A6" w:sz="4"/>
+            </w:tcBorders>
+            <w:tcMar>
+              <w:top w:type="dxa" w:w="60"/>
+              <w:left w:type="dxa" w:w="100"/>
+              <w:bottom w:type="dxa" w:w="60"/>
+              <w:right w:type="dxa" w:w="100"/>
+            </w:tcMar>
+          </w:tcPr>
+          <w:p>
+            <w:pPr>
+              <w:spacing w:after="40"/>
+            </w:pPr>
+          </w:p>
+        </w:tc>
+        <w:tc>
+          <w:tcPr>
+            <w:tcW w:type="dxa" w:w="1150"/>
+            <w:tcBorders>
+              <w:top w:val="single" w:color="A6A6A6" w:sz="4"/>
+              <w:left w:val="single" w:color="A6A6A6" w:sz="4"/>
+              <w:bottom w:val="single" w:color="A6A6A6" w:sz="4"/>
+              <w:right w:val="single" w:color="A6A6A6" w:sz="4"/>
+            </w:tcBorders>
+            <w:tcMar>
+              <w:top w:type="dxa" w:w="60"/>
+              <w:left w:type="dxa" w:w="100"/>
+              <w:bottom w:type="dxa" w:w="60"/>
+              <w:right w:type="dxa" w:w="100"/>
+            </w:tcMar>
+          </w:tcPr>
+          <w:p>
+            <w:pPr>
+              <w:spacing w:after="40"/>
+            </w:pPr>
+          </w:p>
+        </w:tc>
+      </w:tr>
+      <w:tr>
+        <w:tc>
+          <w:tcPr>
+            <w:tcW w:type="dxa" w:w="1426"/>
+            <w:tcBorders>
+              <w:top w:val="single" w:color="A6A6A6" w:sz="4"/>
+              <w:left w:val="single" w:color="A6A6A6" w:sz="4"/>
+              <w:bottom w:val="single" w:color="A6A6A6" w:sz="4"/>
+              <w:right w:val="single" w:color="A6A6A6" w:sz="4"/>
+            </w:tcBorders>
+            <w:tcMar>
+              <w:top w:type="dxa" w:w="60"/>
+              <w:left w:type="dxa" w:w="100"/>
+              <w:bottom w:type="dxa" w:w="60"/>
+              <w:right w:type="dxa" w:w="100"/>
+            </w:tcMar>
+          </w:tcPr>
+          <w:p>
+            <w:pPr>
+              <w:spacing w:after="40"/>
+            </w:pPr>
+            <w:r>
+              <w:rPr>
+                <w:sz w:val="18"/>
+                <w:szCs w:val="18"/>
+              </w:rPr>
+              <w:t xml:space="preserve">CLO4</w:t>
+            </w:r>
+          </w:p>
+        </w:tc>
+        <w:tc>
+          <w:tcPr>
+            <w:tcW w:type="dxa" w:w="1100"/>
+            <w:tcBorders>
+              <w:top w:val="single" w:color="A6A6A6" w:sz="4"/>
+              <w:left w:val="single" w:color="A6A6A6" w:sz="4"/>
+              <w:bottom w:val="single" w:color="A6A6A6" w:sz="4"/>
+              <w:right w:val="single" w:color="A6A6A6" w:sz="4"/>
+            </w:tcBorders>
+            <w:tcMar>
+              <w:top w:type="dxa" w:w="60"/>
+              <w:left w:type="dxa" w:w="100"/>
+              <w:bottom w:type="dxa" w:w="60"/>
+              <w:right w:type="dxa" w:w="100"/>
+            </w:tcMar>
+          </w:tcPr>
+          <w:p>
+            <w:pPr>
+              <w:spacing w:after="40"/>
+            </w:pPr>
+            <w:r>
+              <w:rPr>
+                <w:sz w:val="18"/>
+                <w:szCs w:val="18"/>
+              </w:rPr>
+              <w:t xml:space="preserve">✓</w:t>
+            </w:r>
+          </w:p>
+        </w:tc>
+        <w:tc>
+          <w:tcPr>
+            <w:tcW w:type="dxa" w:w="1100"/>
+            <w:tcBorders>
+              <w:top w:val="single" w:color="A6A6A6" w:sz="4"/>
+              <w:left w:val="single" w:color="A6A6A6" w:sz="4"/>
+              <w:bottom w:val="single" w:color="A6A6A6" w:sz="4"/>
+              <w:right w:val="single" w:color="A6A6A6" w:sz="4"/>
+            </w:tcBorders>
+            <w:tcMar>
+              <w:top w:type="dxa" w:w="60"/>
+              <w:left w:type="dxa" w:w="100"/>
+              <w:bottom w:type="dxa" w:w="60"/>
+              <w:right w:type="dxa" w:w="100"/>
+            </w:tcMar>
+          </w:tcPr>
+          <w:p>
+            <w:pPr>
+              <w:spacing w:after="40"/>
+            </w:pPr>
+          </w:p>
+        </w:tc>
+        <w:tc>
+          <w:tcPr>
+            <w:tcW w:type="dxa" w:w="1050"/>
+            <w:tcBorders>
+              <w:top w:val="single" w:color="A6A6A6" w:sz="4"/>
+              <w:left w:val="single" w:color="A6A6A6" w:sz="4"/>
+              <w:bottom w:val="single" w:color="A6A6A6" w:sz="4"/>
+              <w:right w:val="single" w:color="A6A6A6" w:sz="4"/>
+            </w:tcBorders>
+            <w:tcMar>
+              <w:top w:type="dxa" w:w="60"/>
+              <w:left w:type="dxa" w:w="100"/>
+              <w:bottom w:type="dxa" w:w="60"/>
+              <w:right w:type="dxa" w:w="100"/>
+            </w:tcMar>
+          </w:tcPr>
+          <w:p>
+            <w:pPr>
+              <w:spacing w:after="40"/>
+            </w:pPr>
+          </w:p>
+        </w:tc>
+        <w:tc>
+          <w:tcPr>
+            <w:tcW w:type="dxa" w:w="1050"/>
+            <w:tcBorders>
+              <w:top w:val="single" w:color="A6A6A6" w:sz="4"/>
+              <w:left w:val="single" w:color="A6A6A6" w:sz="4"/>
+              <w:bottom w:val="single" w:color="A6A6A6" w:sz="4"/>
+              <w:right w:val="single" w:color="A6A6A6" w:sz="4"/>
+            </w:tcBorders>
+            <w:tcMar>
+              <w:top w:type="dxa" w:w="60"/>
+              <w:left w:type="dxa" w:w="100"/>
+              <w:bottom w:type="dxa" w:w="60"/>
+              <w:right w:type="dxa" w:w="100"/>
+            </w:tcMar>
+          </w:tcPr>
+          <w:p>
+            <w:pPr>
+              <w:spacing w:after="40"/>
+            </w:pPr>
+            <w:r>
+              <w:rPr>
+                <w:sz w:val="18"/>
+                <w:szCs w:val="18"/>
+              </w:rPr>
+              <w:t xml:space="preserve">✓</w:t>
+            </w:r>
+          </w:p>
+        </w:tc>
+        <w:tc>
+          <w:tcPr>
+            <w:tcW w:type="dxa" w:w="1050"/>
+            <w:tcBorders>
+              <w:top w:val="single" w:color="A6A6A6" w:sz="4"/>
+              <w:left w:val="single" w:color="A6A6A6" w:sz="4"/>
+              <w:bottom w:val="single" w:color="A6A6A6" w:sz="4"/>
+              <w:right w:val="single" w:color="A6A6A6" w:sz="4"/>
+            </w:tcBorders>
+            <w:tcMar>
+              <w:top w:type="dxa" w:w="60"/>
+              <w:left w:type="dxa" w:w="100"/>
+              <w:bottom w:type="dxa" w:w="60"/>
+              <w:right w:type="dxa" w:w="100"/>
+            </w:tcMar>
+          </w:tcPr>
+          <w:p>
+            <w:pPr>
+              <w:spacing w:after="40"/>
+            </w:pPr>
+          </w:p>
+        </w:tc>
+        <w:tc>
+          <w:tcPr>
+            <w:tcW w:type="dxa" w:w="1100"/>
+            <w:tcBorders>
+              <w:top w:val="single" w:color="A6A6A6" w:sz="4"/>
+              <w:left w:val="single" w:color="A6A6A6" w:sz="4"/>
+              <w:bottom w:val="single" w:color="A6A6A6" w:sz="4"/>
+              <w:right w:val="single" w:color="A6A6A6" w:sz="4"/>
+            </w:tcBorders>
+            <w:tcMar>
+              <w:top w:type="dxa" w:w="60"/>
+              <w:left w:type="dxa" w:w="100"/>
+              <w:bottom w:type="dxa" w:w="60"/>
+              <w:right w:type="dxa" w:w="100"/>
+            </w:tcMar>
+          </w:tcPr>
+          <w:p>
+            <w:pPr>
+              <w:spacing w:after="40"/>
+            </w:pPr>
+          </w:p>
+        </w:tc>
+        <w:tc>
+          <w:tcPr>
+            <w:tcW w:type="dxa" w:w="1150"/>
+            <w:tcBorders>
+              <w:top w:val="single" w:color="A6A6A6" w:sz="4"/>
+              <w:left w:val="single" w:color="A6A6A6" w:sz="4"/>
+              <w:bottom w:val="single" w:color="A6A6A6" w:sz="4"/>
+              <w:right w:val="single" w:color="A6A6A6" w:sz="4"/>
+            </w:tcBorders>
+            <w:tcMar>
+              <w:top w:type="dxa" w:w="60"/>
+              <w:left w:type="dxa" w:w="100"/>
+              <w:bottom w:type="dxa" w:w="60"/>
+              <w:right w:type="dxa" w:w="100"/>
+            </w:tcMar>
+          </w:tcPr>
+          <w:p>
+            <w:pPr>
+              <w:spacing w:after="40"/>
+            </w:pPr>
+          </w:p>
+        </w:tc>
+      </w:tr>
+      <w:tr>
+        <w:tc>
+          <w:tcPr>
+            <w:tcW w:type="dxa" w:w="1426"/>
+            <w:tcBorders>
+              <w:top w:val="single" w:color="A6A6A6" w:sz="4"/>
+              <w:left w:val="single" w:color="A6A6A6" w:sz="4"/>
+              <w:bottom w:val="single" w:color="A6A6A6" w:sz="4"/>
+              <w:right w:val="single" w:color="A6A6A6" w:sz="4"/>
+            </w:tcBorders>
+            <w:tcMar>
+              <w:top w:type="dxa" w:w="60"/>
+              <w:left w:type="dxa" w:w="100"/>
+              <w:bottom w:type="dxa" w:w="60"/>
+              <w:right w:type="dxa" w:w="100"/>
+            </w:tcMar>
+          </w:tcPr>
+          <w:p>
+            <w:pPr>
+              <w:spacing w:after="40"/>
+            </w:pPr>
+            <w:r>
+              <w:rPr>
+                <w:sz w:val="18"/>
+                <w:szCs w:val="18"/>
+              </w:rPr>
+              <w:t xml:space="preserve">CLO5</w:t>
+            </w:r>
+          </w:p>
+        </w:tc>
+        <w:tc>
+          <w:tcPr>
+            <w:tcW w:type="dxa" w:w="1100"/>
+            <w:tcBorders>
+              <w:top w:val="single" w:color="A6A6A6" w:sz="4"/>
+              <w:left w:val="single" w:color="A6A6A6" w:sz="4"/>
+              <w:bottom w:val="single" w:color="A6A6A6" w:sz="4"/>
+              <w:right w:val="single" w:color="A6A6A6" w:sz="4"/>
+            </w:tcBorders>
+            <w:tcMar>
+              <w:top w:type="dxa" w:w="60"/>
+              <w:left w:type="dxa" w:w="100"/>
+              <w:bottom w:type="dxa" w:w="60"/>
+              <w:right w:type="dxa" w:w="100"/>
+            </w:tcMar>
+          </w:tcPr>
+          <w:p>
+            <w:pPr>
+              <w:spacing w:after="40"/>
+            </w:pPr>
+            <w:r>
+              <w:rPr>
+                <w:sz w:val="18"/>
+                <w:szCs w:val="18"/>
+              </w:rPr>
+              <w:t xml:space="preserve">✓</w:t>
+            </w:r>
+          </w:p>
+        </w:tc>
+        <w:tc>
+          <w:tcPr>
+            <w:tcW w:type="dxa" w:w="1100"/>
+            <w:tcBorders>
+              <w:top w:val="single" w:color="A6A6A6" w:sz="4"/>
+              <w:left w:val="single" w:color="A6A6A6" w:sz="4"/>
+              <w:bottom w:val="single" w:color="A6A6A6" w:sz="4"/>
+              <w:right w:val="single" w:color="A6A6A6" w:sz="4"/>
+            </w:tcBorders>
+            <w:tcMar>
+              <w:top w:type="dxa" w:w="60"/>
+              <w:left w:type="dxa" w:w="100"/>
+              <w:bottom w:type="dxa" w:w="60"/>
+              <w:right w:type="dxa" w:w="100"/>
+            </w:tcMar>
+          </w:tcPr>
+          <w:p>
+            <w:pPr>
+              <w:spacing w:after="40"/>
+            </w:pPr>
+            <w:r>
+              <w:rPr>
+                <w:sz w:val="18"/>
+                <w:szCs w:val="18"/>
+              </w:rPr>
+              <w:t xml:space="preserve">✓</w:t>
+            </w:r>
+          </w:p>
+        </w:tc>
+        <w:tc>
+          <w:tcPr>
+            <w:tcW w:type="dxa" w:w="1050"/>
+            <w:tcBorders>
+              <w:top w:val="single" w:color="A6A6A6" w:sz="4"/>
+              <w:left w:val="single" w:color="A6A6A6" w:sz="4"/>
+              <w:bottom w:val="single" w:color="A6A6A6" w:sz="4"/>
+              <w:right w:val="single" w:color="A6A6A6" w:sz="4"/>
+            </w:tcBorders>
+            <w:tcMar>
+              <w:top w:type="dxa" w:w="60"/>
+              <w:left w:type="dxa" w:w="100"/>
+              <w:bottom w:type="dxa" w:w="60"/>
+              <w:right w:type="dxa" w:w="100"/>
+            </w:tcMar>
+          </w:tcPr>
+          <w:p>
+            <w:pPr>
+              <w:spacing w:after="40"/>
+            </w:pPr>
+          </w:p>
+        </w:tc>
+        <w:tc>
+          <w:tcPr>
+            <w:tcW w:type="dxa" w:w="1050"/>
+            <w:tcBorders>
+              <w:top w:val="single" w:color="A6A6A6" w:sz="4"/>
+              <w:left w:val="single" w:color="A6A6A6" w:sz="4"/>
+              <w:bottom w:val="single" w:color="A6A6A6" w:sz="4"/>
+              <w:right w:val="single" w:color="A6A6A6" w:sz="4"/>
+            </w:tcBorders>
+            <w:tcMar>
+              <w:top w:type="dxa" w:w="60"/>
+              <w:left w:type="dxa" w:w="100"/>
+              <w:bottom w:type="dxa" w:w="60"/>
+              <w:right w:type="dxa" w:w="100"/>
+            </w:tcMar>
+          </w:tcPr>
+          <w:p>
+            <w:pPr>
+              <w:spacing w:after="40"/>
+            </w:pPr>
+            <w:r>
+              <w:rPr>
+                <w:sz w:val="18"/>
+                <w:szCs w:val="18"/>
+              </w:rPr>
+              <w:t xml:space="preserve">✓</w:t>
+            </w:r>
+          </w:p>
+        </w:tc>
+        <w:tc>
+          <w:tcPr>
+            <w:tcW w:type="dxa" w:w="1050"/>
+            <w:tcBorders>
+              <w:top w:val="single" w:color="A6A6A6" w:sz="4"/>
+              <w:left w:val="single" w:color="A6A6A6" w:sz="4"/>
+              <w:bottom w:val="single" w:color="A6A6A6" w:sz="4"/>
+              <w:right w:val="single" w:color="A6A6A6" w:sz="4"/>
+            </w:tcBorders>
+            <w:tcMar>
+              <w:top w:type="dxa" w:w="60"/>
+              <w:left w:type="dxa" w:w="100"/>
+              <w:bottom w:type="dxa" w:w="60"/>
+              <w:right w:type="dxa" w:w="100"/>
+            </w:tcMar>
+          </w:tcPr>
+          <w:p>
+            <w:pPr>
+              <w:spacing w:after="40"/>
+            </w:pPr>
+          </w:p>
+        </w:tc>
+        <w:tc>
+          <w:tcPr>
+            <w:tcW w:type="dxa" w:w="1100"/>
+            <w:tcBorders>
+              <w:top w:val="single" w:color="A6A6A6" w:sz="4"/>
+              <w:left w:val="single" w:color="A6A6A6" w:sz="4"/>
+              <w:bottom w:val="single" w:color="A6A6A6" w:sz="4"/>
+              <w:right w:val="single" w:color="A6A6A6" w:sz="4"/>
+            </w:tcBorders>
+            <w:tcMar>
+              <w:top w:type="dxa" w:w="60"/>
+              <w:left w:type="dxa" w:w="100"/>
+              <w:bottom w:type="dxa" w:w="60"/>
+              <w:right w:type="dxa" w:w="100"/>
+            </w:tcMar>
+          </w:tcPr>
+          <w:p>
+            <w:pPr>
+              <w:spacing w:after="40"/>
+            </w:pPr>
+          </w:p>
+        </w:tc>
+        <w:tc>
+          <w:tcPr>
+            <w:tcW w:type="dxa" w:w="1150"/>
+            <w:tcBorders>
+              <w:top w:val="single" w:color="A6A6A6" w:sz="4"/>
+              <w:left w:val="single" w:color="A6A6A6" w:sz="4"/>
+              <w:bottom w:val="single" w:color="A6A6A6" w:sz="4"/>
+              <w:right w:val="single" w:color="A6A6A6" w:sz="4"/>
+            </w:tcBorders>
+            <w:tcMar>
+              <w:top w:type="dxa" w:w="60"/>
+              <w:left w:type="dxa" w:w="100"/>
+              <w:bottom w:type="dxa" w:w="60"/>
+              <w:right w:type="dxa" w:w="100"/>
+            </w:tcMar>
+          </w:tcPr>
+          <w:p>
+            <w:pPr>
+              <w:spacing w:after="40"/>
+            </w:pPr>
+          </w:p>
+        </w:tc>
+      </w:tr>
+      <w:tr>
+        <w:tc>
+          <w:tcPr>
+            <w:tcW w:type="dxa" w:w="1426"/>
+            <w:tcBorders>
+              <w:top w:val="single" w:color="A6A6A6" w:sz="4"/>
+              <w:left w:val="single" w:color="A6A6A6" w:sz="4"/>
+              <w:bottom w:val="single" w:color="A6A6A6" w:sz="4"/>
+              <w:right w:val="single" w:color="A6A6A6" w:sz="4"/>
+            </w:tcBorders>
+            <w:tcMar>
+              <w:top w:type="dxa" w:w="60"/>
+              <w:left w:type="dxa" w:w="100"/>
+              <w:bottom w:type="dxa" w:w="60"/>
+              <w:right w:type="dxa" w:w="100"/>
+            </w:tcMar>
+          </w:tcPr>
+          <w:p>
+            <w:pPr>
+              <w:spacing w:after="40"/>
+            </w:pPr>
+            <w:r>
+              <w:rPr>
+                <w:sz w:val="18"/>
+                <w:szCs w:val="18"/>
+              </w:rPr>
+              <w:t xml:space="preserve">CLO6</w:t>
+            </w:r>
+          </w:p>
+        </w:tc>
+        <w:tc>
+          <w:tcPr>
+            <w:tcW w:type="dxa" w:w="1100"/>
+            <w:tcBorders>
+              <w:top w:val="single" w:color="A6A6A6" w:sz="4"/>
+              <w:left w:val="single" w:color="A6A6A6" w:sz="4"/>
+              <w:bottom w:val="single" w:color="A6A6A6" w:sz="4"/>
+              <w:right w:val="single" w:color="A6A6A6" w:sz="4"/>
+            </w:tcBorders>
+            <w:tcMar>
+              <w:top w:type="dxa" w:w="60"/>
+              <w:left w:type="dxa" w:w="100"/>
+              <w:bottom w:type="dxa" w:w="60"/>
+              <w:right w:type="dxa" w:w="100"/>
+            </w:tcMar>
+          </w:tcPr>
+          <w:p>
+            <w:pPr>
+              <w:spacing w:after="40"/>
+            </w:pPr>
+            <w:r>
+              <w:rPr>
+                <w:sz w:val="18"/>
+                <w:szCs w:val="18"/>
+              </w:rPr>
+              <w:t xml:space="preserve">✓</w:t>
+            </w:r>
+          </w:p>
+        </w:tc>
+        <w:tc>
+          <w:tcPr>
+            <w:tcW w:type="dxa" w:w="1100"/>
+            <w:tcBorders>
+              <w:top w:val="single" w:color="A6A6A6" w:sz="4"/>
+              <w:left w:val="single" w:color="A6A6A6" w:sz="4"/>
+              <w:bottom w:val="single" w:color="A6A6A6" w:sz="4"/>
+              <w:right w:val="single" w:color="A6A6A6" w:sz="4"/>
+            </w:tcBorders>
+            <w:tcMar>
+              <w:top w:type="dxa" w:w="60"/>
+              <w:left w:type="dxa" w:w="100"/>
+              <w:bottom w:type="dxa" w:w="60"/>
+              <w:right w:type="dxa" w:w="100"/>
+            </w:tcMar>
+          </w:tcPr>
+          <w:p>
+            <w:pPr>
+              <w:spacing w:after="40"/>
+            </w:pPr>
+            <w:r>
+              <w:rPr>
+                <w:sz w:val="18"/>
+                <w:szCs w:val="18"/>
+              </w:rPr>
+              <w:t xml:space="preserve">✓</w:t>
+            </w:r>
+          </w:p>
+        </w:tc>
+        <w:tc>
+          <w:tcPr>
+            <w:tcW w:type="dxa" w:w="1050"/>
+            <w:tcBorders>
+              <w:top w:val="single" w:color="A6A6A6" w:sz="4"/>
+              <w:left w:val="single" w:color="A6A6A6" w:sz="4"/>
+              <w:bottom w:val="single" w:color="A6A6A6" w:sz="4"/>
+              <w:right w:val="single" w:color="A6A6A6" w:sz="4"/>
+            </w:tcBorders>
+            <w:tcMar>
+              <w:top w:type="dxa" w:w="60"/>
+              <w:left w:type="dxa" w:w="100"/>
+              <w:bottom w:type="dxa" w:w="60"/>
+              <w:right w:type="dxa" w:w="100"/>
+            </w:tcMar>
+          </w:tcPr>
+          <w:p>
+            <w:pPr>
+              <w:spacing w:after="40"/>
+            </w:pPr>
+          </w:p>
+        </w:tc>
+        <w:tc>
+          <w:tcPr>
+            <w:tcW w:type="dxa" w:w="1050"/>
+            <w:tcBorders>
+              <w:top w:val="single" w:color="A6A6A6" w:sz="4"/>
+              <w:left w:val="single" w:color="A6A6A6" w:sz="4"/>
+              <w:bottom w:val="single" w:color="A6A6A6" w:sz="4"/>
+              <w:right w:val="single" w:color="A6A6A6" w:sz="4"/>
+            </w:tcBorders>
+            <w:tcMar>
+              <w:top w:type="dxa" w:w="60"/>
+              <w:left w:type="dxa" w:w="100"/>
+              <w:bottom w:type="dxa" w:w="60"/>
+              <w:right w:type="dxa" w:w="100"/>
+            </w:tcMar>
+          </w:tcPr>
+          <w:p>
+            <w:pPr>
+              <w:spacing w:after="40"/>
+            </w:pPr>
+          </w:p>
+        </w:tc>
+        <w:tc>
+          <w:tcPr>
+            <w:tcW w:type="dxa" w:w="1050"/>
+            <w:tcBorders>
+              <w:top w:val="single" w:color="A6A6A6" w:sz="4"/>
+              <w:left w:val="single" w:color="A6A6A6" w:sz="4"/>
+              <w:bottom w:val="single" w:color="A6A6A6" w:sz="4"/>
+              <w:right w:val="single" w:color="A6A6A6" w:sz="4"/>
+            </w:tcBorders>
+            <w:tcMar>
+              <w:top w:type="dxa" w:w="60"/>
+              <w:left w:type="dxa" w:w="100"/>
+              <w:bottom w:type="dxa" w:w="60"/>
+              <w:right w:type="dxa" w:w="100"/>
+            </w:tcMar>
+          </w:tcPr>
+          <w:p>
+            <w:pPr>
+              <w:spacing w:after="40"/>
+            </w:pPr>
+            <w:r>
+              <w:rPr>
+                <w:sz w:val="18"/>
+                <w:szCs w:val="18"/>
+              </w:rPr>
+              <w:t xml:space="preserve">✓</w:t>
+            </w:r>
+          </w:p>
+        </w:tc>
+        <w:tc>
+          <w:tcPr>
+            <w:tcW w:type="dxa" w:w="1100"/>
+            <w:tcBorders>
+              <w:top w:val="single" w:color="A6A6A6" w:sz="4"/>
+              <w:left w:val="single" w:color="A6A6A6" w:sz="4"/>
+              <w:bottom w:val="single" w:color="A6A6A6" w:sz="4"/>
+              <w:right w:val="single" w:color="A6A6A6" w:sz="4"/>
+            </w:tcBorders>
+            <w:tcMar>
+              <w:top w:type="dxa" w:w="60"/>
+              <w:left w:type="dxa" w:w="100"/>
+              <w:bottom w:type="dxa" w:w="60"/>
+              <w:right w:type="dxa" w:w="100"/>
+            </w:tcMar>
+          </w:tcPr>
+          <w:p>
+            <w:pPr>
+              <w:spacing w:after="40"/>
+            </w:pPr>
+          </w:p>
+        </w:tc>
+        <w:tc>
+          <w:tcPr>
+            <w:tcW w:type="dxa" w:w="1150"/>
+            <w:tcBorders>
+              <w:top w:val="single" w:color="A6A6A6" w:sz="4"/>
+              <w:left w:val="single" w:color="A6A6A6" w:sz="4"/>
+              <w:bottom w:val="single" w:color="A6A6A6" w:sz="4"/>
+              <w:right w:val="single" w:color="A6A6A6" w:sz="4"/>
+            </w:tcBorders>
+            <w:tcMar>
+              <w:top w:type="dxa" w:w="60"/>
+              <w:left w:type="dxa" w:w="100"/>
+              <w:bottom w:type="dxa" w:w="60"/>
+              <w:right w:type="dxa" w:w="100"/>
+            </w:tcMar>
+          </w:tcPr>
+          <w:p>
+            <w:pPr>
+              <w:spacing w:after="40"/>
+            </w:pPr>
+          </w:p>
+        </w:tc>
+      </w:tr>
+      <w:tr>
+        <w:tc>
+          <w:tcPr>
+            <w:tcW w:type="dxa" w:w="1426"/>
+            <w:tcBorders>
+              <w:top w:val="single" w:color="A6A6A6" w:sz="4"/>
+              <w:left w:val="single" w:color="A6A6A6" w:sz="4"/>
+              <w:bottom w:val="single" w:color="A6A6A6" w:sz="4"/>
+              <w:right w:val="single" w:color="A6A6A6" w:sz="4"/>
+            </w:tcBorders>
+            <w:tcMar>
+              <w:top w:type="dxa" w:w="60"/>
+              <w:left w:type="dxa" w:w="100"/>
+              <w:bottom w:type="dxa" w:w="60"/>
+              <w:right w:type="dxa" w:w="100"/>
+            </w:tcMar>
+          </w:tcPr>
+          <w:p>
+            <w:pPr>
+              <w:spacing w:after="40"/>
+            </w:pPr>
+            <w:r>
+              <w:rPr>
+                <w:sz w:val="18"/>
+                <w:szCs w:val="18"/>
+              </w:rPr>
+              <w:t xml:space="preserve">CLO7</w:t>
+            </w:r>
+          </w:p>
+        </w:tc>
+        <w:tc>
+          <w:tcPr>
+            <w:tcW w:type="dxa" w:w="1100"/>
+            <w:tcBorders>
+              <w:top w:val="single" w:color="A6A6A6" w:sz="4"/>
+              <w:left w:val="single" w:color="A6A6A6" w:sz="4"/>
+              <w:bottom w:val="single" w:color="A6A6A6" w:sz="4"/>
+              <w:right w:val="single" w:color="A6A6A6" w:sz="4"/>
+            </w:tcBorders>
+            <w:tcMar>
+              <w:top w:type="dxa" w:w="60"/>
+              <w:left w:type="dxa" w:w="100"/>
+              <w:bottom w:type="dxa" w:w="60"/>
+              <w:right w:type="dxa" w:w="100"/>
+            </w:tcMar>
+          </w:tcPr>
+          <w:p>
+            <w:pPr>
+              <w:spacing w:after="40"/>
+            </w:pPr>
+            <w:r>
+              <w:rPr>
+                <w:sz w:val="18"/>
+                <w:szCs w:val="18"/>
+              </w:rPr>
+              <w:t xml:space="preserve">✓</w:t>
+            </w:r>
+          </w:p>
+        </w:tc>
+        <w:tc>
+          <w:tcPr>
+            <w:tcW w:type="dxa" w:w="1100"/>
+            <w:tcBorders>
+              <w:top w:val="single" w:color="A6A6A6" w:sz="4"/>
+              <w:left w:val="single" w:color="A6A6A6" w:sz="4"/>
+              <w:bottom w:val="single" w:color="A6A6A6" w:sz="4"/>
+              <w:right w:val="single" w:color="A6A6A6" w:sz="4"/>
+            </w:tcBorders>
+            <w:tcMar>
+              <w:top w:type="dxa" w:w="60"/>
+              <w:left w:type="dxa" w:w="100"/>
+              <w:bottom w:type="dxa" w:w="60"/>
+              <w:right w:type="dxa" w:w="100"/>
+            </w:tcMar>
+          </w:tcPr>
+          <w:p>
+            <w:pPr>
+              <w:spacing w:after="40"/>
+            </w:pPr>
+          </w:p>
+        </w:tc>
+        <w:tc>
+          <w:tcPr>
+            <w:tcW w:type="dxa" w:w="1050"/>
+            <w:tcBorders>
+              <w:top w:val="single" w:color="A6A6A6" w:sz="4"/>
+              <w:left w:val="single" w:color="A6A6A6" w:sz="4"/>
+              <w:bottom w:val="single" w:color="A6A6A6" w:sz="4"/>
+              <w:right w:val="single" w:color="A6A6A6" w:sz="4"/>
+            </w:tcBorders>
+            <w:tcMar>
+              <w:top w:type="dxa" w:w="60"/>
+              <w:left w:type="dxa" w:w="100"/>
+              <w:bottom w:type="dxa" w:w="60"/>
+              <w:right w:type="dxa" w:w="100"/>
+            </w:tcMar>
+          </w:tcPr>
+          <w:p>
+            <w:pPr>
+              <w:spacing w:after="40"/>
+            </w:pPr>
+          </w:p>
+        </w:tc>
+        <w:tc>
+          <w:tcPr>
+            <w:tcW w:type="dxa" w:w="1050"/>
+            <w:tcBorders>
+              <w:top w:val="single" w:color="A6A6A6" w:sz="4"/>
+              <w:left w:val="single" w:color="A6A6A6" w:sz="4"/>
+              <w:bottom w:val="single" w:color="A6A6A6" w:sz="4"/>
+              <w:right w:val="single" w:color="A6A6A6" w:sz="4"/>
+            </w:tcBorders>
+            <w:tcMar>
+              <w:top w:type="dxa" w:w="60"/>
+              <w:left w:type="dxa" w:w="100"/>
+              <w:bottom w:type="dxa" w:w="60"/>
+              <w:right w:type="dxa" w:w="100"/>
+            </w:tcMar>
+          </w:tcPr>
+          <w:p>
+            <w:pPr>
+              <w:spacing w:after="40"/>
+            </w:pPr>
+          </w:p>
+        </w:tc>
+        <w:tc>
+          <w:tcPr>
+            <w:tcW w:type="dxa" w:w="1050"/>
+            <w:tcBorders>
+              <w:top w:val="single" w:color="A6A6A6" w:sz="4"/>
+              <w:left w:val="single" w:color="A6A6A6" w:sz="4"/>
+              <w:bottom w:val="single" w:color="A6A6A6" w:sz="4"/>
+              <w:right w:val="single" w:color="A6A6A6" w:sz="4"/>
+            </w:tcBorders>
+            <w:tcMar>
+              <w:top w:type="dxa" w:w="60"/>
+              <w:left w:type="dxa" w:w="100"/>
+              <w:bottom w:type="dxa" w:w="60"/>
+              <w:right w:type="dxa" w:w="100"/>
+            </w:tcMar>
+          </w:tcPr>
+          <w:p>
+            <w:pPr>
+              <w:spacing w:after="40"/>
+            </w:pPr>
+          </w:p>
+        </w:tc>
+        <w:tc>
+          <w:tcPr>
+            <w:tcW w:type="dxa" w:w="1100"/>
+            <w:tcBorders>
+              <w:top w:val="single" w:color="A6A6A6" w:sz="4"/>
+              <w:left w:val="single" w:color="A6A6A6" w:sz="4"/>
+              <w:bottom w:val="single" w:color="A6A6A6" w:sz="4"/>
+              <w:right w:val="single" w:color="A6A6A6" w:sz="4"/>
+            </w:tcBorders>
+            <w:tcMar>
+              <w:top w:type="dxa" w:w="60"/>
+              <w:left w:type="dxa" w:w="100"/>
+              <w:bottom w:type="dxa" w:w="60"/>
+              <w:right w:type="dxa" w:w="100"/>
+            </w:tcMar>
+          </w:tcPr>
+          <w:p>
+            <w:pPr>
+              <w:spacing w:after="40"/>
+            </w:pPr>
+          </w:p>
+        </w:tc>
+        <w:tc>
+          <w:tcPr>
+            <w:tcW w:type="dxa" w:w="1150"/>
+            <w:tcBorders>
+              <w:top w:val="single" w:color="A6A6A6" w:sz="4"/>
+              <w:left w:val="single" w:color="A6A6A6" w:sz="4"/>
+              <w:bottom w:val="single" w:color="A6A6A6" w:sz="4"/>
+              <w:right w:val="single" w:color="A6A6A6" w:sz="4"/>
+            </w:tcBorders>
+            <w:tcMar>
+              <w:top w:type="dxa" w:w="60"/>
+              <w:left w:type="dxa" w:w="100"/>
+              <w:bottom w:type="dxa" w:w="60"/>
+              <w:right w:type="dxa" w:w="100"/>
+            </w:tcMar>
+          </w:tcPr>
+          <w:p>
+            <w:pPr>
+              <w:spacing w:after="40"/>
+            </w:pPr>
+          </w:p>
+        </w:tc>
+      </w:tr>
+      <w:tr>
+        <w:tc>
+          <w:tcPr>
+            <w:tcW w:type="dxa" w:w="1426"/>
+            <w:tcBorders>
+              <w:top w:val="single" w:color="A6A6A6" w:sz="4"/>
+              <w:left w:val="single" w:color="A6A6A6" w:sz="4"/>
+              <w:bottom w:val="single" w:color="A6A6A6" w:sz="4"/>
+              <w:right w:val="single" w:color="A6A6A6" w:sz="4"/>
+            </w:tcBorders>
+            <w:tcMar>
+              <w:top w:type="dxa" w:w="60"/>
+              <w:left w:type="dxa" w:w="100"/>
+              <w:bottom w:type="dxa" w:w="60"/>
+              <w:right w:type="dxa" w:w="100"/>
+            </w:tcMar>
+          </w:tcPr>
+          <w:p>
+            <w:pPr>
+              <w:spacing w:after="40"/>
+            </w:pPr>
+            <w:r>
+              <w:rPr>
+                <w:sz w:val="18"/>
+                <w:szCs w:val="18"/>
+              </w:rPr>
+              <w:t xml:space="preserve">CLO8</w:t>
+            </w:r>
+          </w:p>
+        </w:tc>
+        <w:tc>
+          <w:tcPr>
+            <w:tcW w:type="dxa" w:w="1100"/>
+            <w:tcBorders>
+              <w:top w:val="single" w:color="A6A6A6" w:sz="4"/>
+              <w:left w:val="single" w:color="A6A6A6" w:sz="4"/>
+              <w:bottom w:val="single" w:color="A6A6A6" w:sz="4"/>
+              <w:right w:val="single" w:color="A6A6A6" w:sz="4"/>
+            </w:tcBorders>
+            <w:tcMar>
+              <w:top w:type="dxa" w:w="60"/>
+              <w:left w:type="dxa" w:w="100"/>
+              <w:bottom w:type="dxa" w:w="60"/>
+              <w:right w:type="dxa" w:w="100"/>
+            </w:tcMar>
+          </w:tcPr>
+          <w:p>
+            <w:pPr>
+              <w:spacing w:after="40"/>
+            </w:pPr>
+          </w:p>
+        </w:tc>
+        <w:tc>
+          <w:tcPr>
+            <w:tcW w:type="dxa" w:w="1100"/>
+            <w:tcBorders>
+              <w:top w:val="single" w:color="A6A6A6" w:sz="4"/>
+              <w:left w:val="single" w:color="A6A6A6" w:sz="4"/>
+              <w:bottom w:val="single" w:color="A6A6A6" w:sz="4"/>
+              <w:right w:val="single" w:color="A6A6A6" w:sz="4"/>
+            </w:tcBorders>
+            <w:tcMar>
+              <w:top w:type="dxa" w:w="60"/>
+              <w:left w:type="dxa" w:w="100"/>
+              <w:bottom w:type="dxa" w:w="60"/>
+              <w:right w:type="dxa" w:w="100"/>
+            </w:tcMar>
+          </w:tcPr>
+          <w:p>
+            <w:pPr>
+              <w:spacing w:after="40"/>
+            </w:pPr>
+            <w:r>
+              <w:rPr>
+                <w:sz w:val="18"/>
+                <w:szCs w:val="18"/>
+              </w:rPr>
+              <w:t xml:space="preserve">✓</w:t>
+            </w:r>
+          </w:p>
+        </w:tc>
+        <w:tc>
+          <w:tcPr>
+            <w:tcW w:type="dxa" w:w="1050"/>
+            <w:tcBorders>
+              <w:top w:val="single" w:color="A6A6A6" w:sz="4"/>
+              <w:left w:val="single" w:color="A6A6A6" w:sz="4"/>
+              <w:bottom w:val="single" w:color="A6A6A6" w:sz="4"/>
+              <w:right w:val="single" w:color="A6A6A6" w:sz="4"/>
+            </w:tcBorders>
+            <w:tcMar>
+              <w:top w:type="dxa" w:w="60"/>
+              <w:left w:type="dxa" w:w="100"/>
+              <w:bottom w:type="dxa" w:w="60"/>
+              <w:right w:type="dxa" w:w="100"/>
+            </w:tcMar>
+          </w:tcPr>
+          <w:p>
+            <w:pPr>
+              <w:spacing w:after="40"/>
+            </w:pPr>
+            <w:r>
+              <w:rPr>
+                <w:sz w:val="18"/>
+                <w:szCs w:val="18"/>
+              </w:rPr>
+              <w:t xml:space="preserve">✓</w:t>
+            </w:r>
+          </w:p>
+        </w:tc>
+        <w:tc>
+          <w:tcPr>
+            <w:tcW w:type="dxa" w:w="1050"/>
+            <w:tcBorders>
+              <w:top w:val="single" w:color="A6A6A6" w:sz="4"/>
+              <w:left w:val="single" w:color="A6A6A6" w:sz="4"/>
+              <w:bottom w:val="single" w:color="A6A6A6" w:sz="4"/>
+              <w:right w:val="single" w:color="A6A6A6" w:sz="4"/>
+            </w:tcBorders>
+            <w:tcMar>
+              <w:top w:type="dxa" w:w="60"/>
+              <w:left w:type="dxa" w:w="100"/>
+              <w:bottom w:type="dxa" w:w="60"/>
+              <w:right w:type="dxa" w:w="100"/>
+            </w:tcMar>
+          </w:tcPr>
+          <w:p>
+            <w:pPr>
+              <w:spacing w:after="40"/>
+            </w:pPr>
+          </w:p>
+        </w:tc>
+        <w:tc>
+          <w:tcPr>
+            <w:tcW w:type="dxa" w:w="1050"/>
+            <w:tcBorders>
+              <w:top w:val="single" w:color="A6A6A6" w:sz="4"/>
+              <w:left w:val="single" w:color="A6A6A6" w:sz="4"/>
+              <w:bottom w:val="single" w:color="A6A6A6" w:sz="4"/>
+              <w:right w:val="single" w:color="A6A6A6" w:sz="4"/>
+            </w:tcBorders>
+            <w:tcMar>
+              <w:top w:type="dxa" w:w="60"/>
+              <w:left w:type="dxa" w:w="100"/>
+              <w:bottom w:type="dxa" w:w="60"/>
+              <w:right w:type="dxa" w:w="100"/>
+            </w:tcMar>
+          </w:tcPr>
+          <w:p>
+            <w:pPr>
+              <w:spacing w:after="40"/>
+            </w:pPr>
+          </w:p>
+        </w:tc>
+        <w:tc>
+          <w:tcPr>
+            <w:tcW w:type="dxa" w:w="1100"/>
+            <w:tcBorders>
+              <w:top w:val="single" w:color="A6A6A6" w:sz="4"/>
+              <w:left w:val="single" w:color="A6A6A6" w:sz="4"/>
+              <w:bottom w:val="single" w:color="A6A6A6" w:sz="4"/>
+              <w:right w:val="single" w:color="A6A6A6" w:sz="4"/>
+            </w:tcBorders>
+            <w:tcMar>
+              <w:top w:type="dxa" w:w="60"/>
+              <w:left w:type="dxa" w:w="100"/>
+              <w:bottom w:type="dxa" w:w="60"/>
+              <w:right w:type="dxa" w:w="100"/>
+            </w:tcMar>
+          </w:tcPr>
+          <w:p>
+            <w:pPr>
+              <w:spacing w:after="40"/>
+            </w:pPr>
+            <w:r>
+              <w:rPr>
+                <w:sz w:val="18"/>
+                <w:szCs w:val="18"/>
+              </w:rPr>
+              <w:t xml:space="preserve">✓</w:t>
+            </w:r>
+          </w:p>
+        </w:tc>
+        <w:tc>
+          <w:tcPr>
+            <w:tcW w:type="dxa" w:w="1150"/>
+            <w:tcBorders>
+              <w:top w:val="single" w:color="A6A6A6" w:sz="4"/>
+              <w:left w:val="single" w:color="A6A6A6" w:sz="4"/>
+              <w:bottom w:val="single" w:color="A6A6A6" w:sz="4"/>
+              <w:right w:val="single" w:color="A6A6A6" w:sz="4"/>
+            </w:tcBorders>
+            <w:tcMar>
+              <w:top w:type="dxa" w:w="60"/>
+              <w:left w:type="dxa" w:w="100"/>
+              <w:bottom w:type="dxa" w:w="60"/>
+              <w:right w:type="dxa" w:w="100"/>
+            </w:tcMar>
+          </w:tcPr>
+          <w:p>
+            <w:pPr>
+              <w:spacing w:after="40"/>
+            </w:pPr>
+            <w:r>
+              <w:rPr>
+                <w:sz w:val="18"/>
+                <w:szCs w:val="18"/>
+              </w:rPr>
+              <w:t xml:space="preserve">✓</w:t>
+            </w:r>
+          </w:p>
+        </w:tc>
+      </w:tr>
+      <w:tr>
+        <w:tc>
+          <w:tcPr>
+            <w:tcW w:type="dxa" w:w="1426"/>
+            <w:tcBorders>
+              <w:top w:val="single" w:color="A6A6A6" w:sz="4"/>
+              <w:left w:val="single" w:color="A6A6A6" w:sz="4"/>
+              <w:bottom w:val="single" w:color="A6A6A6" w:sz="4"/>
+              <w:right w:val="single" w:color="A6A6A6" w:sz="4"/>
+            </w:tcBorders>
+            <w:tcMar>
+              <w:top w:type="dxa" w:w="60"/>
+              <w:left w:type="dxa" w:w="100"/>
+              <w:bottom w:type="dxa" w:w="60"/>
+              <w:right w:type="dxa" w:w="100"/>
+            </w:tcMar>
+          </w:tcPr>
+          <w:p>
+            <w:pPr>
+              <w:spacing w:after="40"/>
+            </w:pPr>
+            <w:r>
+              <w:rPr>
+                <w:b/>
+                <w:bCs/>
+                <w:sz w:val="18"/>
+                <w:szCs w:val="18"/>
+              </w:rPr>
+              <w:t xml:space="preserve">CLOs</w:t>
+            </w:r>
+          </w:p>
+        </w:tc>
+        <w:tc>
+          <w:tcPr>
+            <w:tcW w:type="dxa" w:w="1100"/>
+            <w:tcBorders>
+              <w:top w:val="single" w:color="A6A6A6" w:sz="4"/>
+              <w:left w:val="single" w:color="A6A6A6" w:sz="4"/>
+              <w:bottom w:val="single" w:color="A6A6A6" w:sz="4"/>
+              <w:right w:val="single" w:color="A6A6A6" w:sz="4"/>
+            </w:tcBorders>
+            <w:tcMar>
+              <w:top w:type="dxa" w:w="60"/>
+              <w:left w:type="dxa" w:w="100"/>
+              <w:bottom w:type="dxa" w:w="60"/>
+              <w:right w:type="dxa" w:w="100"/>
+            </w:tcMar>
+          </w:tcPr>
+          <w:p>
+            <w:pPr>
+              <w:spacing w:after="40"/>
+            </w:pPr>
+            <w:r>
+              <w:rPr>
+                <w:b/>
+                <w:bCs/>
+                <w:sz w:val="18"/>
+                <w:szCs w:val="18"/>
+              </w:rPr>
+              <w:t xml:space="preserve">7</w:t>
+            </w:r>
+          </w:p>
+        </w:tc>
+        <w:tc>
+          <w:tcPr>
+            <w:tcW w:type="dxa" w:w="1100"/>
+            <w:tcBorders>
+              <w:top w:val="single" w:color="A6A6A6" w:sz="4"/>
+              <w:left w:val="single" w:color="A6A6A6" w:sz="4"/>
+              <w:bottom w:val="single" w:color="A6A6A6" w:sz="4"/>
+              <w:right w:val="single" w:color="A6A6A6" w:sz="4"/>
+            </w:tcBorders>
+            <w:tcMar>
+              <w:top w:type="dxa" w:w="60"/>
+              <w:left w:type="dxa" w:w="100"/>
+              <w:bottom w:type="dxa" w:w="60"/>
+              <w:right w:type="dxa" w:w="100"/>
+            </w:tcMar>
+          </w:tcPr>
+          <w:p>
+            <w:pPr>
+              <w:spacing w:after="40"/>
+            </w:pPr>
+            <w:r>
+              <w:rPr>
+                <w:b/>
+                <w:bCs/>
+                <w:sz w:val="18"/>
+                <w:szCs w:val="18"/>
+              </w:rPr>
+              <w:t xml:space="preserve">5</w:t>
+            </w:r>
+          </w:p>
+        </w:tc>
+        <w:tc>
+          <w:tcPr>
+            <w:tcW w:type="dxa" w:w="1050"/>
+            <w:tcBorders>
+              <w:top w:val="single" w:color="A6A6A6" w:sz="4"/>
+              <w:left w:val="single" w:color="A6A6A6" w:sz="4"/>
+              <w:bottom w:val="single" w:color="A6A6A6" w:sz="4"/>
+              <w:right w:val="single" w:color="A6A6A6" w:sz="4"/>
+            </w:tcBorders>
+            <w:tcMar>
+              <w:top w:type="dxa" w:w="60"/>
+              <w:left w:type="dxa" w:w="100"/>
+              <w:bottom w:type="dxa" w:w="60"/>
+              <w:right w:type="dxa" w:w="100"/>
+            </w:tcMar>
+          </w:tcPr>
+          <w:p>
+            <w:pPr>
+              <w:spacing w:after="40"/>
+            </w:pPr>
+            <w:r>
+              <w:rPr>
+                <w:b/>
+                <w:bCs/>
+                <w:sz w:val="18"/>
+                <w:szCs w:val="18"/>
+              </w:rPr>
+              <w:t xml:space="preserve">1</w:t>
+            </w:r>
+          </w:p>
+        </w:tc>
+        <w:tc>
+          <w:tcPr>
+            <w:tcW w:type="dxa" w:w="1050"/>
+            <w:tcBorders>
+              <w:top w:val="single" w:color="A6A6A6" w:sz="4"/>
+              <w:left w:val="single" w:color="A6A6A6" w:sz="4"/>
+              <w:bottom w:val="single" w:color="A6A6A6" w:sz="4"/>
+              <w:right w:val="single" w:color="A6A6A6" w:sz="4"/>
+            </w:tcBorders>
+            <w:tcMar>
+              <w:top w:type="dxa" w:w="60"/>
+              <w:left w:type="dxa" w:w="100"/>
+              <w:bottom w:type="dxa" w:w="60"/>
+              <w:right w:type="dxa" w:w="100"/>
+            </w:tcMar>
+          </w:tcPr>
+          <w:p>
+            <w:pPr>
+              <w:spacing w:after="40"/>
+            </w:pPr>
+            <w:r>
+              <w:rPr>
+                <w:b/>
+                <w:bCs/>
+                <w:sz w:val="18"/>
+                <w:szCs w:val="18"/>
+              </w:rPr>
+              <w:t xml:space="preserve">2</w:t>
+            </w:r>
+          </w:p>
+        </w:tc>
+        <w:tc>
+          <w:tcPr>
+            <w:tcW w:type="dxa" w:w="1050"/>
+            <w:tcBorders>
+              <w:top w:val="single" w:color="A6A6A6" w:sz="4"/>
+              <w:left w:val="single" w:color="A6A6A6" w:sz="4"/>
+              <w:bottom w:val="single" w:color="A6A6A6" w:sz="4"/>
+              <w:right w:val="single" w:color="A6A6A6" w:sz="4"/>
+            </w:tcBorders>
+            <w:tcMar>
+              <w:top w:type="dxa" w:w="60"/>
+              <w:left w:type="dxa" w:w="100"/>
+              <w:bottom w:type="dxa" w:w="60"/>
+              <w:right w:type="dxa" w:w="100"/>
+            </w:tcMar>
+          </w:tcPr>
+          <w:p>
+            <w:pPr>
+              <w:spacing w:after="40"/>
+            </w:pPr>
+            <w:r>
+              <w:rPr>
+                <w:b/>
+                <w:bCs/>
+                <w:sz w:val="18"/>
+                <w:szCs w:val="18"/>
+              </w:rPr>
+              <w:t xml:space="preserve">1</w:t>
+            </w:r>
+          </w:p>
+        </w:tc>
+        <w:tc>
+          <w:tcPr>
+            <w:tcW w:type="dxa" w:w="1100"/>
+            <w:tcBorders>
+              <w:top w:val="single" w:color="A6A6A6" w:sz="4"/>
+              <w:left w:val="single" w:color="A6A6A6" w:sz="4"/>
+              <w:bottom w:val="single" w:color="A6A6A6" w:sz="4"/>
+              <w:right w:val="single" w:color="A6A6A6" w:sz="4"/>
+            </w:tcBorders>
+            <w:tcMar>
+              <w:top w:type="dxa" w:w="60"/>
+              <w:left w:type="dxa" w:w="100"/>
+              <w:bottom w:type="dxa" w:w="60"/>
+              <w:right w:type="dxa" w:w="100"/>
+            </w:tcMar>
+          </w:tcPr>
+          <w:p>
+            <w:pPr>
+              <w:spacing w:after="40"/>
+            </w:pPr>
+            <w:r>
+              <w:rPr>
+                <w:b/>
+                <w:bCs/>
+                <w:sz w:val="18"/>
+                <w:szCs w:val="18"/>
+              </w:rPr>
+              <w:t xml:space="preserve">1</w:t>
+            </w:r>
+          </w:p>
+        </w:tc>
+        <w:tc>
+          <w:tcPr>
+            <w:tcW w:type="dxa" w:w="1150"/>
+            <w:tcBorders>
+              <w:top w:val="single" w:color="A6A6A6" w:sz="4"/>
+              <w:left w:val="single" w:color="A6A6A6" w:sz="4"/>
+              <w:bottom w:val="single" w:color="A6A6A6" w:sz="4"/>
+              <w:right w:val="single" w:color="A6A6A6" w:sz="4"/>
+            </w:tcBorders>
+            <w:tcMar>
+              <w:top w:type="dxa" w:w="60"/>
+              <w:left w:type="dxa" w:w="100"/>
+              <w:bottom w:type="dxa" w:w="60"/>
+              <w:right w:type="dxa" w:w="100"/>
+            </w:tcMar>
+          </w:tcPr>
+          <w:p>
+            <w:pPr>
+              <w:spacing w:after="40"/>
+            </w:pPr>
+            <w:r>
+              <w:rPr>
+                <w:b/>
+                <w:bCs/>
+                <w:sz w:val="18"/>
+                <w:szCs w:val="18"/>
+              </w:rPr>
+              <w:t xml:space="preserve">1</w:t>
+            </w:r>
+          </w:p>
+        </w:tc>
+      </w:tr>
+    </w:tbl>
+    <w:p>
+      <w:pPr>
+        <w:spacing w:after="120"/>
+      </w:pPr>
+    </w:p>
+    <w:p>
+      <w:pPr>
+        <w:spacing w:after="120"/>
+      </w:pPr>
+      <w:r>
+        <w:t xml:space="preserve">PLO1, PLO3, PLO4, PLO6, PLO12 and PLO13 are not mapped. The columns for them are empty in the syllabus template.</w:t>
+      </w:r>
+    </w:p>
+    <w:p>
+      <w:pPr>
+        <w:pStyle w:val="Heading2"/>
+      </w:pPr>
+      <w:r>
+        <w:t xml:space="preserve">4.8 Rationale for each link</w:t>
+      </w:r>
+    </w:p>
+    <w:tbl>
+      <w:tblPr>
+        <w:tblW w:type="dxa" w:w="9026"/>
+        <w:tblBorders>
+          <w:top w:val="single" w:color="auto" w:sz="4"/>
+          <w:left w:val="single" w:color="auto" w:sz="4"/>
+          <w:bottom w:val="single" w:color="auto" w:sz="4"/>
+          <w:right w:val="single" w:color="auto" w:sz="4"/>
+          <w:insideH w:val="single" w:color="auto" w:sz="4"/>
+          <w:insideV w:val="single" w:color="auto" w:sz="4"/>
+        </w:tblBorders>
+      </w:tblPr>
+      <w:tblGrid>
+        <w:gridCol w:w="2000"/>
+        <w:gridCol w:w="4826"/>
         <w:gridCol w:w="2200"/>
       </w:tblGrid>
       <w:tr>
@@ -10831,7 +13986,7 @@
         </w:trPr>
         <w:tc>
           <w:tcPr>
-            <w:tcW w:type="dxa" w:w="3800"/>
+            <w:tcW w:type="dxa" w:w="2000"/>
             <w:tcBorders>
               <w:top w:val="single" w:color="A6A6A6" w:sz="4"/>
               <w:left w:val="single" w:color="A6A6A6" w:sz="4"/>
@@ -10858,13 +14013,13 @@
                 <w:sz w:val="18"/>
                 <w:szCs w:val="18"/>
               </w:rPr>
-              <w:t xml:space="preserve">Typical PLO area</w:t>
-            </w:r>
-          </w:p>
-        </w:tc>
-        <w:tc>
-          <w:tcPr>
-            <w:tcW w:type="dxa" w:w="3026"/>
+              <w:t xml:space="preserve">Link</w:t>
+            </w:r>
+          </w:p>
+        </w:tc>
+        <w:tc>
+          <w:tcPr>
+            <w:tcW w:type="dxa" w:w="4826"/>
             <w:tcBorders>
               <w:top w:val="single" w:color="A6A6A6" w:sz="4"/>
               <w:left w:val="single" w:color="A6A6A6" w:sz="4"/>
@@ -10891,7 +14046,7 @@
                 <w:sz w:val="18"/>
                 <w:szCs w:val="18"/>
               </w:rPr>
-              <w:t xml:space="preserve">Likely CLOs</w:t>
+              <w:t xml:space="preserve">Why</w:t>
             </w:r>
           </w:p>
         </w:tc>
@@ -10924,7 +14079,7 @@
                 <w:sz w:val="18"/>
                 <w:szCs w:val="18"/>
               </w:rPr>
-              <w:t xml:space="preserve">Expected level</w:t>
+              <w:t xml:space="preserve">Evidence</w:t>
             </w:r>
           </w:p>
         </w:tc>
@@ -10932,59 +14087,59 @@
       <w:tr>
         <w:tc>
           <w:tcPr>
-            <w:tcW w:type="dxa" w:w="3800"/>
-            <w:tcBorders>
-              <w:top w:val="single" w:color="A6A6A6" w:sz="4"/>
-              <w:left w:val="single" w:color="A6A6A6" w:sz="4"/>
-              <w:bottom w:val="single" w:color="A6A6A6" w:sz="4"/>
-              <w:right w:val="single" w:color="A6A6A6" w:sz="4"/>
-            </w:tcBorders>
-            <w:tcMar>
-              <w:top w:type="dxa" w:w="60"/>
-              <w:left w:type="dxa" w:w="100"/>
-              <w:bottom w:type="dxa" w:w="60"/>
-              <w:right w:type="dxa" w:w="100"/>
-            </w:tcMar>
-          </w:tcPr>
-          <w:p>
-            <w:pPr>
-              <w:spacing w:after="40"/>
-            </w:pPr>
-            <w:r>
-              <w:rPr>
-                <w:sz w:val="18"/>
-                <w:szCs w:val="18"/>
-              </w:rPr>
-              <w:t xml:space="preserve">Mathematical and computing foundations</w:t>
-            </w:r>
-          </w:p>
-        </w:tc>
-        <w:tc>
-          <w:tcPr>
-            <w:tcW w:type="dxa" w:w="3026"/>
-            <w:tcBorders>
-              <w:top w:val="single" w:color="A6A6A6" w:sz="4"/>
-              <w:left w:val="single" w:color="A6A6A6" w:sz="4"/>
-              <w:bottom w:val="single" w:color="A6A6A6" w:sz="4"/>
-              <w:right w:val="single" w:color="A6A6A6" w:sz="4"/>
-            </w:tcBorders>
-            <w:tcMar>
-              <w:top w:type="dxa" w:w="60"/>
-              <w:left w:type="dxa" w:w="100"/>
-              <w:bottom w:type="dxa" w:w="60"/>
-              <w:right w:type="dxa" w:w="100"/>
-            </w:tcMar>
-          </w:tcPr>
-          <w:p>
-            <w:pPr>
-              <w:spacing w:after="40"/>
-            </w:pPr>
-            <w:r>
-              <w:rPr>
-                <w:sz w:val="18"/>
-                <w:szCs w:val="18"/>
-              </w:rPr>
-              <w:t xml:space="preserve">CLO1, CLO3, CLO5</w:t>
+            <w:tcW w:type="dxa" w:w="2000"/>
+            <w:tcBorders>
+              <w:top w:val="single" w:color="A6A6A6" w:sz="4"/>
+              <w:left w:val="single" w:color="A6A6A6" w:sz="4"/>
+              <w:bottom w:val="single" w:color="A6A6A6" w:sz="4"/>
+              <w:right w:val="single" w:color="A6A6A6" w:sz="4"/>
+            </w:tcBorders>
+            <w:tcMar>
+              <w:top w:type="dxa" w:w="60"/>
+              <w:left w:type="dxa" w:w="100"/>
+              <w:bottom w:type="dxa" w:w="60"/>
+              <w:right w:type="dxa" w:w="100"/>
+            </w:tcMar>
+          </w:tcPr>
+          <w:p>
+            <w:pPr>
+              <w:spacing w:after="40"/>
+            </w:pPr>
+            <w:r>
+              <w:rPr>
+                <w:sz w:val="18"/>
+                <w:szCs w:val="18"/>
+              </w:rPr>
+              <w:t xml:space="preserve">CLO1–CLO7 → PLO2</w:t>
+            </w:r>
+          </w:p>
+        </w:tc>
+        <w:tc>
+          <w:tcPr>
+            <w:tcW w:type="dxa" w:w="4826"/>
+            <w:tcBorders>
+              <w:top w:val="single" w:color="A6A6A6" w:sz="4"/>
+              <w:left w:val="single" w:color="A6A6A6" w:sz="4"/>
+              <w:bottom w:val="single" w:color="A6A6A6" w:sz="4"/>
+              <w:right w:val="single" w:color="A6A6A6" w:sz="4"/>
+            </w:tcBorders>
+            <w:tcMar>
+              <w:top w:type="dxa" w:w="60"/>
+              <w:left w:type="dxa" w:w="100"/>
+              <w:bottom w:type="dxa" w:w="60"/>
+              <w:right w:type="dxa" w:w="100"/>
+            </w:tcMar>
+          </w:tcPr>
+          <w:p>
+            <w:pPr>
+              <w:spacing w:after="40"/>
+            </w:pPr>
+            <w:r>
+              <w:rPr>
+                <w:sz w:val="18"/>
+                <w:szCs w:val="18"/>
+              </w:rPr>
+              <w:t xml:space="preserve">IDB201 is a foundation course: it gives the data-management knowledge (relational model, SQL, normalization, storage, transactions) and the standard tool (SQL/DBMS) that later AI and DS courses build on.</w:t>
             </w:r>
           </w:p>
         </w:tc>
@@ -11013,7 +14168,7 @@
                 <w:sz w:val="18"/>
                 <w:szCs w:val="18"/>
               </w:rPr>
-              <w:t xml:space="preserve">I – R</w:t>
+              <w:t xml:space="preserve">Progress tests, final exam, practical exam</w:t>
             </w:r>
           </w:p>
         </w:tc>
@@ -11021,59 +14176,69 @@
       <w:tr>
         <w:tc>
           <w:tcPr>
-            <w:tcW w:type="dxa" w:w="3800"/>
-            <w:tcBorders>
-              <w:top w:val="single" w:color="A6A6A6" w:sz="4"/>
-              <w:left w:val="single" w:color="A6A6A6" w:sz="4"/>
-              <w:bottom w:val="single" w:color="A6A6A6" w:sz="4"/>
-              <w:right w:val="single" w:color="A6A6A6" w:sz="4"/>
-            </w:tcBorders>
-            <w:tcMar>
-              <w:top w:type="dxa" w:w="60"/>
-              <w:left w:type="dxa" w:w="100"/>
-              <w:bottom w:type="dxa" w:w="60"/>
-              <w:right w:type="dxa" w:w="100"/>
-            </w:tcMar>
-          </w:tcPr>
-          <w:p>
-            <w:pPr>
-              <w:spacing w:after="40"/>
-            </w:pPr>
-            <w:r>
-              <w:rPr>
-                <w:sz w:val="18"/>
-                <w:szCs w:val="18"/>
-              </w:rPr>
-              <w:t xml:space="preserve">Problem analysis and solution design</w:t>
-            </w:r>
-          </w:p>
-        </w:tc>
-        <w:tc>
-          <w:tcPr>
-            <w:tcW w:type="dxa" w:w="3026"/>
-            <w:tcBorders>
-              <w:top w:val="single" w:color="A6A6A6" w:sz="4"/>
-              <w:left w:val="single" w:color="A6A6A6" w:sz="4"/>
-              <w:bottom w:val="single" w:color="A6A6A6" w:sz="4"/>
-              <w:right w:val="single" w:color="A6A6A6" w:sz="4"/>
-            </w:tcBorders>
-            <w:tcMar>
-              <w:top w:type="dxa" w:w="60"/>
-              <w:left w:type="dxa" w:w="100"/>
-              <w:bottom w:type="dxa" w:w="60"/>
-              <w:right w:type="dxa" w:w="100"/>
-            </w:tcMar>
-          </w:tcPr>
-          <w:p>
-            <w:pPr>
-              <w:spacing w:after="40"/>
-            </w:pPr>
-            <w:r>
-              <w:rPr>
-                <w:sz w:val="18"/>
-                <w:szCs w:val="18"/>
-              </w:rPr>
-              <w:t xml:space="preserve">CLO2, CLO5, CLO6</w:t>
+            <w:tcW w:type="dxa" w:w="2000"/>
+            <w:tcBorders>
+              <w:top w:val="single" w:color="A6A6A6" w:sz="4"/>
+              <w:left w:val="single" w:color="A6A6A6" w:sz="4"/>
+              <w:bottom w:val="single" w:color="A6A6A6" w:sz="4"/>
+              <w:right w:val="single" w:color="A6A6A6" w:sz="4"/>
+            </w:tcBorders>
+            <w:tcMar>
+              <w:top w:type="dxa" w:w="60"/>
+              <w:left w:type="dxa" w:w="100"/>
+              <w:bottom w:type="dxa" w:w="60"/>
+              <w:right w:type="dxa" w:w="100"/>
+            </w:tcMar>
+          </w:tcPr>
+          <w:p>
+            <w:pPr>
+              <w:spacing w:after="40"/>
+            </w:pPr>
+            <w:r>
+              <w:rPr>
+                <w:sz w:val="18"/>
+                <w:szCs w:val="18"/>
+              </w:rPr>
+              <w:t xml:space="preserve">CLO2, CLO3, CLO5, CLO6 → PLO5</w:t>
+            </w:r>
+          </w:p>
+        </w:tc>
+        <w:tc>
+          <w:tcPr>
+            <w:tcW w:type="dxa" w:w="4826"/>
+            <w:tcBorders>
+              <w:top w:val="single" w:color="A6A6A6" w:sz="4"/>
+              <w:left w:val="single" w:color="A6A6A6" w:sz="4"/>
+              <w:bottom w:val="single" w:color="A6A6A6" w:sz="4"/>
+              <w:right w:val="single" w:color="A6A6A6" w:sz="4"/>
+            </w:tcBorders>
+            <w:tcMar>
+              <w:top w:type="dxa" w:w="60"/>
+              <w:left w:type="dxa" w:w="100"/>
+              <w:bottom w:type="dxa" w:w="60"/>
+              <w:right w:type="dxa" w:w="100"/>
+            </w:tcMar>
+          </w:tcPr>
+          <w:p>
+            <w:pPr>
+              <w:spacing w:after="40"/>
+            </w:pPr>
+            <w:r>
+              <w:rPr>
+                <w:b/>
+                <w:bCs/>
+                <w:sz w:val="18"/>
+                <w:szCs w:val="18"/>
+                <w:shd w:fill="FFE699" w:color="auto" w:val="clear"/>
+              </w:rPr>
+              <w:t xml:space="preserve">The academic orientation</w:t>
+            </w:r>
+            <w:r>
+              <w:rPr>
+                <w:sz w:val="18"/>
+                <w:szCs w:val="18"/>
+              </w:rPr>
+              <w:t xml:space="preserve">: students analyze requirements and justify designs (CLO2), prove equivalences (CLO3), prove and apply dependency theory (CLO5), and form hypotheses and test them experimentally (CLO6).</w:t>
             </w:r>
           </w:p>
         </w:tc>
@@ -11102,7 +14267,7 @@
                 <w:sz w:val="18"/>
                 <w:szCs w:val="18"/>
               </w:rPr>
-              <w:t xml:space="preserve">I – R</w:t>
+              <w:t xml:space="preserve">Written reasoning items, Assignment 1, Investigate parts of the labs</w:t>
             </w:r>
           </w:p>
         </w:tc>
@@ -11110,59 +14275,59 @@
       <w:tr>
         <w:tc>
           <w:tcPr>
-            <w:tcW w:type="dxa" w:w="3800"/>
-            <w:tcBorders>
-              <w:top w:val="single" w:color="A6A6A6" w:sz="4"/>
-              <w:left w:val="single" w:color="A6A6A6" w:sz="4"/>
-              <w:bottom w:val="single" w:color="A6A6A6" w:sz="4"/>
-              <w:right w:val="single" w:color="A6A6A6" w:sz="4"/>
-            </w:tcBorders>
-            <w:tcMar>
-              <w:top w:type="dxa" w:w="60"/>
-              <w:left w:type="dxa" w:w="100"/>
-              <w:bottom w:type="dxa" w:w="60"/>
-              <w:right w:type="dxa" w:w="100"/>
-            </w:tcMar>
-          </w:tcPr>
-          <w:p>
-            <w:pPr>
-              <w:spacing w:after="40"/>
-            </w:pPr>
-            <w:r>
-              <w:rPr>
-                <w:sz w:val="18"/>
-                <w:szCs w:val="18"/>
-              </w:rPr>
-              <w:t xml:space="preserve">Use of modern tools and techniques</w:t>
-            </w:r>
-          </w:p>
-        </w:tc>
-        <w:tc>
-          <w:tcPr>
-            <w:tcW w:type="dxa" w:w="3026"/>
-            <w:tcBorders>
-              <w:top w:val="single" w:color="A6A6A6" w:sz="4"/>
-              <w:left w:val="single" w:color="A6A6A6" w:sz="4"/>
-              <w:bottom w:val="single" w:color="A6A6A6" w:sz="4"/>
-              <w:right w:val="single" w:color="A6A6A6" w:sz="4"/>
-            </w:tcBorders>
-            <w:tcMar>
-              <w:top w:type="dxa" w:w="60"/>
-              <w:left w:type="dxa" w:w="100"/>
-              <w:bottom w:type="dxa" w:w="60"/>
-              <w:right w:type="dxa" w:w="100"/>
-            </w:tcMar>
-          </w:tcPr>
-          <w:p>
-            <w:pPr>
-              <w:spacing w:after="40"/>
-            </w:pPr>
-            <w:r>
-              <w:rPr>
-                <w:sz w:val="18"/>
-                <w:szCs w:val="18"/>
-              </w:rPr>
-              <w:t xml:space="preserve">CLO4, CLO6</w:t>
+            <w:tcW w:type="dxa" w:w="2000"/>
+            <w:tcBorders>
+              <w:top w:val="single" w:color="A6A6A6" w:sz="4"/>
+              <w:left w:val="single" w:color="A6A6A6" w:sz="4"/>
+              <w:bottom w:val="single" w:color="A6A6A6" w:sz="4"/>
+              <w:right w:val="single" w:color="A6A6A6" w:sz="4"/>
+            </w:tcBorders>
+            <w:tcMar>
+              <w:top w:type="dxa" w:w="60"/>
+              <w:left w:type="dxa" w:w="100"/>
+              <w:bottom w:type="dxa" w:w="60"/>
+              <w:right w:type="dxa" w:w="100"/>
+            </w:tcMar>
+          </w:tcPr>
+          <w:p>
+            <w:pPr>
+              <w:spacing w:after="40"/>
+            </w:pPr>
+            <w:r>
+              <w:rPr>
+                <w:sz w:val="18"/>
+                <w:szCs w:val="18"/>
+              </w:rPr>
+              <w:t xml:space="preserve">CLO8 → PLO5</w:t>
+            </w:r>
+          </w:p>
+        </w:tc>
+        <w:tc>
+          <w:tcPr>
+            <w:tcW w:type="dxa" w:w="4826"/>
+            <w:tcBorders>
+              <w:top w:val="single" w:color="A6A6A6" w:sz="4"/>
+              <w:left w:val="single" w:color="A6A6A6" w:sz="4"/>
+              <w:bottom w:val="single" w:color="A6A6A6" w:sz="4"/>
+              <w:right w:val="single" w:color="A6A6A6" w:sz="4"/>
+            </w:tcBorders>
+            <w:tcMar>
+              <w:top w:type="dxa" w:w="60"/>
+              <w:left w:type="dxa" w:w="100"/>
+              <w:bottom w:type="dxa" w:w="60"/>
+              <w:right w:type="dxa" w:w="100"/>
+            </w:tcMar>
+          </w:tcPr>
+          <w:p>
+            <w:pPr>
+              <w:spacing w:after="40"/>
+            </w:pPr>
+            <w:r>
+              <w:rPr>
+                <w:sz w:val="18"/>
+                <w:szCs w:val="18"/>
+              </w:rPr>
+              <w:t xml:space="preserve">A complete, small research project: literature, question, method, results.</w:t>
             </w:r>
           </w:p>
         </w:tc>
@@ -11191,7 +14356,7 @@
                 <w:sz w:val="18"/>
                 <w:szCs w:val="18"/>
               </w:rPr>
-              <w:t xml:space="preserve">I</w:t>
+              <w:t xml:space="preserve">Assignment 2 paper</w:t>
             </w:r>
           </w:p>
         </w:tc>
@@ -11199,59 +14364,59 @@
       <w:tr>
         <w:tc>
           <w:tcPr>
-            <w:tcW w:type="dxa" w:w="3800"/>
-            <w:tcBorders>
-              <w:top w:val="single" w:color="A6A6A6" w:sz="4"/>
-              <w:left w:val="single" w:color="A6A6A6" w:sz="4"/>
-              <w:bottom w:val="single" w:color="A6A6A6" w:sz="4"/>
-              <w:right w:val="single" w:color="A6A6A6" w:sz="4"/>
-            </w:tcBorders>
-            <w:tcMar>
-              <w:top w:type="dxa" w:w="60"/>
-              <w:left w:type="dxa" w:w="100"/>
-              <w:bottom w:type="dxa" w:w="60"/>
-              <w:right w:type="dxa" w:w="100"/>
-            </w:tcMar>
-          </w:tcPr>
-          <w:p>
-            <w:pPr>
-              <w:spacing w:after="40"/>
-            </w:pPr>
-            <w:r>
-              <w:rPr>
-                <w:sz w:val="18"/>
-                <w:szCs w:val="18"/>
-              </w:rPr>
-              <w:t xml:space="preserve">Research, critical and scientific thinking; lifelong learning</w:t>
-            </w:r>
-          </w:p>
-        </w:tc>
-        <w:tc>
-          <w:tcPr>
-            <w:tcW w:type="dxa" w:w="3026"/>
-            <w:tcBorders>
-              <w:top w:val="single" w:color="A6A6A6" w:sz="4"/>
-              <w:left w:val="single" w:color="A6A6A6" w:sz="4"/>
-              <w:bottom w:val="single" w:color="A6A6A6" w:sz="4"/>
-              <w:right w:val="single" w:color="A6A6A6" w:sz="4"/>
-            </w:tcBorders>
-            <w:tcMar>
-              <w:top w:type="dxa" w:w="60"/>
-              <w:left w:type="dxa" w:w="100"/>
-              <w:bottom w:type="dxa" w:w="60"/>
-              <w:right w:type="dxa" w:w="100"/>
-            </w:tcMar>
-          </w:tcPr>
-          <w:p>
-            <w:pPr>
-              <w:spacing w:after="40"/>
-            </w:pPr>
-            <w:r>
-              <w:rPr>
-                <w:sz w:val="18"/>
-                <w:szCs w:val="18"/>
-              </w:rPr>
-              <w:t xml:space="preserve">CLO3, CLO5, CLO8</w:t>
+            <w:tcW w:type="dxa" w:w="2000"/>
+            <w:tcBorders>
+              <w:top w:val="single" w:color="A6A6A6" w:sz="4"/>
+              <w:left w:val="single" w:color="A6A6A6" w:sz="4"/>
+              <w:bottom w:val="single" w:color="A6A6A6" w:sz="4"/>
+              <w:right w:val="single" w:color="A6A6A6" w:sz="4"/>
+            </w:tcBorders>
+            <w:tcMar>
+              <w:top w:type="dxa" w:w="60"/>
+              <w:left w:type="dxa" w:w="100"/>
+              <w:bottom w:type="dxa" w:w="60"/>
+              <w:right w:type="dxa" w:w="100"/>
+            </w:tcMar>
+          </w:tcPr>
+          <w:p>
+            <w:pPr>
+              <w:spacing w:after="40"/>
+            </w:pPr>
+            <w:r>
+              <w:rPr>
+                <w:sz w:val="18"/>
+                <w:szCs w:val="18"/>
+              </w:rPr>
+              <w:t xml:space="preserve">CLO4, CLO5 → PLO8</w:t>
+            </w:r>
+          </w:p>
+        </w:tc>
+        <w:tc>
+          <w:tcPr>
+            <w:tcW w:type="dxa" w:w="4826"/>
+            <w:tcBorders>
+              <w:top w:val="single" w:color="A6A6A6" w:sz="4"/>
+              <w:left w:val="single" w:color="A6A6A6" w:sz="4"/>
+              <w:bottom w:val="single" w:color="A6A6A6" w:sz="4"/>
+              <w:right w:val="single" w:color="A6A6A6" w:sz="4"/>
+            </w:tcBorders>
+            <w:tcMar>
+              <w:top w:type="dxa" w:w="60"/>
+              <w:left w:type="dxa" w:w="100"/>
+              <w:bottom w:type="dxa" w:w="60"/>
+              <w:right w:type="dxa" w:w="100"/>
+            </w:tcMar>
+          </w:tcPr>
+          <w:p>
+            <w:pPr>
+              <w:spacing w:after="40"/>
+            </w:pPr>
+            <w:r>
+              <w:rPr>
+                <w:sz w:val="18"/>
+                <w:szCs w:val="18"/>
+              </w:rPr>
+              <w:t xml:space="preserve">Proficient use of SQL and of a DBMS; Python access to databases (CLO4) and Python implementations of FD algorithms (CLO5).</w:t>
             </w:r>
           </w:p>
         </w:tc>
@@ -11280,7 +14445,7 @@
                 <w:sz w:val="18"/>
                 <w:szCs w:val="18"/>
               </w:rPr>
-              <w:t xml:space="preserve">I</w:t>
+              <w:t xml:space="preserve">Labs 4–7, practical exam, unit-tested Python tasks</w:t>
             </w:r>
           </w:p>
         </w:tc>
@@ -11288,59 +14453,59 @@
       <w:tr>
         <w:tc>
           <w:tcPr>
-            <w:tcW w:type="dxa" w:w="3800"/>
-            <w:tcBorders>
-              <w:top w:val="single" w:color="A6A6A6" w:sz="4"/>
-              <w:left w:val="single" w:color="A6A6A6" w:sz="4"/>
-              <w:bottom w:val="single" w:color="A6A6A6" w:sz="4"/>
-              <w:right w:val="single" w:color="A6A6A6" w:sz="4"/>
-            </w:tcBorders>
-            <w:tcMar>
-              <w:top w:type="dxa" w:w="60"/>
-              <w:left w:type="dxa" w:w="100"/>
-              <w:bottom w:type="dxa" w:w="60"/>
-              <w:right w:type="dxa" w:w="100"/>
-            </w:tcMar>
-          </w:tcPr>
-          <w:p>
-            <w:pPr>
-              <w:spacing w:after="40"/>
-            </w:pPr>
-            <w:r>
-              <w:rPr>
-                <w:sz w:val="18"/>
-                <w:szCs w:val="18"/>
-              </w:rPr>
-              <w:t xml:space="preserve">Written and oral communication</w:t>
-            </w:r>
-          </w:p>
-        </w:tc>
-        <w:tc>
-          <w:tcPr>
-            <w:tcW w:type="dxa" w:w="3026"/>
-            <w:tcBorders>
-              <w:top w:val="single" w:color="A6A6A6" w:sz="4"/>
-              <w:left w:val="single" w:color="A6A6A6" w:sz="4"/>
-              <w:bottom w:val="single" w:color="A6A6A6" w:sz="4"/>
-              <w:right w:val="single" w:color="A6A6A6" w:sz="4"/>
-            </w:tcBorders>
-            <w:tcMar>
-              <w:top w:type="dxa" w:w="60"/>
-              <w:left w:type="dxa" w:w="100"/>
-              <w:bottom w:type="dxa" w:w="60"/>
-              <w:right w:type="dxa" w:w="100"/>
-            </w:tcMar>
-          </w:tcPr>
-          <w:p>
-            <w:pPr>
-              <w:spacing w:after="40"/>
-            </w:pPr>
-            <w:r>
-              <w:rPr>
-                <w:sz w:val="18"/>
-                <w:szCs w:val="18"/>
-              </w:rPr>
-              <w:t xml:space="preserve">CLO8</w:t>
+            <w:tcW w:type="dxa" w:w="2000"/>
+            <w:tcBorders>
+              <w:top w:val="single" w:color="A6A6A6" w:sz="4"/>
+              <w:left w:val="single" w:color="A6A6A6" w:sz="4"/>
+              <w:bottom w:val="single" w:color="A6A6A6" w:sz="4"/>
+              <w:right w:val="single" w:color="A6A6A6" w:sz="4"/>
+            </w:tcBorders>
+            <w:tcMar>
+              <w:top w:type="dxa" w:w="60"/>
+              <w:left w:type="dxa" w:w="100"/>
+              <w:bottom w:type="dxa" w:w="60"/>
+              <w:right w:type="dxa" w:w="100"/>
+            </w:tcMar>
+          </w:tcPr>
+          <w:p>
+            <w:pPr>
+              <w:spacing w:after="40"/>
+            </w:pPr>
+            <w:r>
+              <w:rPr>
+                <w:sz w:val="18"/>
+                <w:szCs w:val="18"/>
+              </w:rPr>
+              <w:t xml:space="preserve">CLO6 → PLO9</w:t>
+            </w:r>
+          </w:p>
+        </w:tc>
+        <w:tc>
+          <w:tcPr>
+            <w:tcW w:type="dxa" w:w="4826"/>
+            <w:tcBorders>
+              <w:top w:val="single" w:color="A6A6A6" w:sz="4"/>
+              <w:left w:val="single" w:color="A6A6A6" w:sz="4"/>
+              <w:bottom w:val="single" w:color="A6A6A6" w:sz="4"/>
+              <w:right w:val="single" w:color="A6A6A6" w:sz="4"/>
+            </w:tcBorders>
+            <w:tcMar>
+              <w:top w:type="dxa" w:w="60"/>
+              <w:left w:type="dxa" w:w="100"/>
+              <w:bottom w:type="dxa" w:w="60"/>
+              <w:right w:type="dxa" w:w="100"/>
+            </w:tcMar>
+          </w:tcPr>
+          <w:p>
+            <w:pPr>
+              <w:spacing w:after="40"/>
+            </w:pPr>
+            <w:r>
+              <w:rPr>
+                <w:sz w:val="18"/>
+                <w:szCs w:val="18"/>
+              </w:rPr>
+              <w:t xml:space="preserve">Students apply and evaluate modern techniques (indexing, cost-based optimization) and read recent research such as learned indexes (Kraska et al., 2018).</w:t>
             </w:r>
           </w:p>
         </w:tc>
@@ -11369,7 +14534,7 @@
                 <w:sz w:val="18"/>
                 <w:szCs w:val="18"/>
               </w:rPr>
-              <w:t xml:space="preserve">I</w:t>
+              <w:t xml:space="preserve">Lab 8, Assignment 2</w:t>
             </w:r>
           </w:p>
         </w:tc>
@@ -11377,59 +14542,59 @@
       <w:tr>
         <w:tc>
           <w:tcPr>
-            <w:tcW w:type="dxa" w:w="3800"/>
-            <w:tcBorders>
-              <w:top w:val="single" w:color="A6A6A6" w:sz="4"/>
-              <w:left w:val="single" w:color="A6A6A6" w:sz="4"/>
-              <w:bottom w:val="single" w:color="A6A6A6" w:sz="4"/>
-              <w:right w:val="single" w:color="A6A6A6" w:sz="4"/>
-            </w:tcBorders>
-            <w:tcMar>
-              <w:top w:type="dxa" w:w="60"/>
-              <w:left w:type="dxa" w:w="100"/>
-              <w:bottom w:type="dxa" w:w="60"/>
-              <w:right w:type="dxa" w:w="100"/>
-            </w:tcMar>
-          </w:tcPr>
-          <w:p>
-            <w:pPr>
-              <w:spacing w:after="40"/>
-            </w:pPr>
-            <w:r>
-              <w:rPr>
-                <w:sz w:val="18"/>
-                <w:szCs w:val="18"/>
-              </w:rPr>
-              <w:t xml:space="preserve">Teamwork</w:t>
-            </w:r>
-          </w:p>
-        </w:tc>
-        <w:tc>
-          <w:tcPr>
-            <w:tcW w:type="dxa" w:w="3026"/>
-            <w:tcBorders>
-              <w:top w:val="single" w:color="A6A6A6" w:sz="4"/>
-              <w:left w:val="single" w:color="A6A6A6" w:sz="4"/>
-              <w:bottom w:val="single" w:color="A6A6A6" w:sz="4"/>
-              <w:right w:val="single" w:color="A6A6A6" w:sz="4"/>
-            </w:tcBorders>
-            <w:tcMar>
-              <w:top w:type="dxa" w:w="60"/>
-              <w:left w:type="dxa" w:w="100"/>
-              <w:bottom w:type="dxa" w:w="60"/>
-              <w:right w:type="dxa" w:w="100"/>
-            </w:tcMar>
-          </w:tcPr>
-          <w:p>
-            <w:pPr>
-              <w:spacing w:after="40"/>
-            </w:pPr>
-            <w:r>
-              <w:rPr>
-                <w:sz w:val="18"/>
-                <w:szCs w:val="18"/>
-              </w:rPr>
-              <w:t xml:space="preserve">CLO8 (Assignment 2 is a group project)</w:t>
+            <w:tcW w:type="dxa" w:w="2000"/>
+            <w:tcBorders>
+              <w:top w:val="single" w:color="A6A6A6" w:sz="4"/>
+              <w:left w:val="single" w:color="A6A6A6" w:sz="4"/>
+              <w:bottom w:val="single" w:color="A6A6A6" w:sz="4"/>
+              <w:right w:val="single" w:color="A6A6A6" w:sz="4"/>
+            </w:tcBorders>
+            <w:tcMar>
+              <w:top w:type="dxa" w:w="60"/>
+              <w:left w:type="dxa" w:w="100"/>
+              <w:bottom w:type="dxa" w:w="60"/>
+              <w:right w:type="dxa" w:w="100"/>
+            </w:tcMar>
+          </w:tcPr>
+          <w:p>
+            <w:pPr>
+              <w:spacing w:after="40"/>
+            </w:pPr>
+            <w:r>
+              <w:rPr>
+                <w:sz w:val="18"/>
+                <w:szCs w:val="18"/>
+              </w:rPr>
+              <w:t xml:space="preserve">CLO8 → PLO7</w:t>
+            </w:r>
+          </w:p>
+        </w:tc>
+        <w:tc>
+          <w:tcPr>
+            <w:tcW w:type="dxa" w:w="4826"/>
+            <w:tcBorders>
+              <w:top w:val="single" w:color="A6A6A6" w:sz="4"/>
+              <w:left w:val="single" w:color="A6A6A6" w:sz="4"/>
+              <w:bottom w:val="single" w:color="A6A6A6" w:sz="4"/>
+              <w:right w:val="single" w:color="A6A6A6" w:sz="4"/>
+            </w:tcBorders>
+            <w:tcMar>
+              <w:top w:type="dxa" w:w="60"/>
+              <w:left w:type="dxa" w:w="100"/>
+              <w:bottom w:type="dxa" w:w="60"/>
+              <w:right w:type="dxa" w:w="100"/>
+            </w:tcMar>
+          </w:tcPr>
+          <w:p>
+            <w:pPr>
+              <w:spacing w:after="40"/>
+            </w:pPr>
+            <w:r>
+              <w:rPr>
+                <w:sz w:val="18"/>
+                <w:szCs w:val="18"/>
+              </w:rPr>
+              <w:t xml:space="preserve">Research results are communicated as an IEEE-style paper and a 15-minute presentation with Q&amp;A.</w:t>
             </w:r>
           </w:p>
         </w:tc>
@@ -11458,7 +14623,586 @@
                 <w:sz w:val="18"/>
                 <w:szCs w:val="18"/>
               </w:rPr>
-              <w:t xml:space="preserve">I</w:t>
+              <w:t xml:space="preserve">Assignment 2 paper and presentation; Assignment 1 oral defense</w:t>
+            </w:r>
+          </w:p>
+        </w:tc>
+      </w:tr>
+      <w:tr>
+        <w:tc>
+          <w:tcPr>
+            <w:tcW w:type="dxa" w:w="2000"/>
+            <w:tcBorders>
+              <w:top w:val="single" w:color="A6A6A6" w:sz="4"/>
+              <w:left w:val="single" w:color="A6A6A6" w:sz="4"/>
+              <w:bottom w:val="single" w:color="A6A6A6" w:sz="4"/>
+              <w:right w:val="single" w:color="A6A6A6" w:sz="4"/>
+            </w:tcBorders>
+            <w:tcMar>
+              <w:top w:type="dxa" w:w="60"/>
+              <w:left w:type="dxa" w:w="100"/>
+              <w:bottom w:type="dxa" w:w="60"/>
+              <w:right w:type="dxa" w:w="100"/>
+            </w:tcMar>
+          </w:tcPr>
+          <w:p>
+            <w:pPr>
+              <w:spacing w:after="40"/>
+            </w:pPr>
+            <w:r>
+              <w:rPr>
+                <w:sz w:val="18"/>
+                <w:szCs w:val="18"/>
+              </w:rPr>
+              <w:t xml:space="preserve">CLO8 → PLO10</w:t>
+            </w:r>
+          </w:p>
+        </w:tc>
+        <w:tc>
+          <w:tcPr>
+            <w:tcW w:type="dxa" w:w="4826"/>
+            <w:tcBorders>
+              <w:top w:val="single" w:color="A6A6A6" w:sz="4"/>
+              <w:left w:val="single" w:color="A6A6A6" w:sz="4"/>
+              <w:bottom w:val="single" w:color="A6A6A6" w:sz="4"/>
+              <w:right w:val="single" w:color="A6A6A6" w:sz="4"/>
+            </w:tcBorders>
+            <w:tcMar>
+              <w:top w:type="dxa" w:w="60"/>
+              <w:left w:type="dxa" w:w="100"/>
+              <w:bottom w:type="dxa" w:w="60"/>
+              <w:right w:type="dxa" w:w="100"/>
+            </w:tcMar>
+          </w:tcPr>
+          <w:p>
+            <w:pPr>
+              <w:spacing w:after="40"/>
+            </w:pPr>
+            <w:r>
+              <w:rPr>
+                <w:sz w:val="18"/>
+                <w:szCs w:val="18"/>
+              </w:rPr>
+              <w:t xml:space="preserve">Individual work (Assignment 1) and group work with contribution logs and peer evaluation (Assignment 2); self-study of primary literature.</w:t>
+            </w:r>
+          </w:p>
+        </w:tc>
+        <w:tc>
+          <w:tcPr>
+            <w:tcW w:type="dxa" w:w="2200"/>
+            <w:tcBorders>
+              <w:top w:val="single" w:color="A6A6A6" w:sz="4"/>
+              <w:left w:val="single" w:color="A6A6A6" w:sz="4"/>
+              <w:bottom w:val="single" w:color="A6A6A6" w:sz="4"/>
+              <w:right w:val="single" w:color="A6A6A6" w:sz="4"/>
+            </w:tcBorders>
+            <w:tcMar>
+              <w:top w:type="dxa" w:w="60"/>
+              <w:left w:type="dxa" w:w="100"/>
+              <w:bottom w:type="dxa" w:w="60"/>
+              <w:right w:type="dxa" w:w="100"/>
+            </w:tcMar>
+          </w:tcPr>
+          <w:p>
+            <w:pPr>
+              <w:spacing w:after="40"/>
+            </w:pPr>
+            <w:r>
+              <w:rPr>
+                <w:sz w:val="18"/>
+                <w:szCs w:val="18"/>
+              </w:rPr>
+              <w:t xml:space="preserve">Assignment 1, Assignment 2 peer evaluation</w:t>
+            </w:r>
+          </w:p>
+        </w:tc>
+      </w:tr>
+      <w:tr>
+        <w:tc>
+          <w:tcPr>
+            <w:tcW w:type="dxa" w:w="2000"/>
+            <w:tcBorders>
+              <w:top w:val="single" w:color="A6A6A6" w:sz="4"/>
+              <w:left w:val="single" w:color="A6A6A6" w:sz="4"/>
+              <w:bottom w:val="single" w:color="A6A6A6" w:sz="4"/>
+              <w:right w:val="single" w:color="A6A6A6" w:sz="4"/>
+            </w:tcBorders>
+            <w:tcMar>
+              <w:top w:type="dxa" w:w="60"/>
+              <w:left w:type="dxa" w:w="100"/>
+              <w:bottom w:type="dxa" w:w="60"/>
+              <w:right w:type="dxa" w:w="100"/>
+            </w:tcMar>
+          </w:tcPr>
+          <w:p>
+            <w:pPr>
+              <w:spacing w:after="40"/>
+            </w:pPr>
+            <w:r>
+              <w:rPr>
+                <w:sz w:val="18"/>
+                <w:szCs w:val="18"/>
+              </w:rPr>
+              <w:t xml:space="preserve">CLO8 → PLO11</w:t>
+            </w:r>
+          </w:p>
+        </w:tc>
+        <w:tc>
+          <w:tcPr>
+            <w:tcW w:type="dxa" w:w="4826"/>
+            <w:tcBorders>
+              <w:top w:val="single" w:color="A6A6A6" w:sz="4"/>
+              <w:left w:val="single" w:color="A6A6A6" w:sz="4"/>
+              <w:bottom w:val="single" w:color="A6A6A6" w:sz="4"/>
+              <w:right w:val="single" w:color="A6A6A6" w:sz="4"/>
+            </w:tcBorders>
+            <w:tcMar>
+              <w:top w:type="dxa" w:w="60"/>
+              <w:left w:type="dxa" w:w="100"/>
+              <w:bottom w:type="dxa" w:w="60"/>
+              <w:right w:type="dxa" w:w="100"/>
+            </w:tcMar>
+          </w:tcPr>
+          <w:p>
+            <w:pPr>
+              <w:spacing w:after="40"/>
+            </w:pPr>
+            <w:r>
+              <w:rPr>
+                <w:sz w:val="18"/>
+                <w:szCs w:val="18"/>
+              </w:rPr>
+              <w:t xml:space="preserve">Research integrity: reproducible code and data, correct citation, and mandatory disclosure of generative-AI use.</w:t>
+            </w:r>
+          </w:p>
+        </w:tc>
+        <w:tc>
+          <w:tcPr>
+            <w:tcW w:type="dxa" w:w="2200"/>
+            <w:tcBorders>
+              <w:top w:val="single" w:color="A6A6A6" w:sz="4"/>
+              <w:left w:val="single" w:color="A6A6A6" w:sz="4"/>
+              <w:bottom w:val="single" w:color="A6A6A6" w:sz="4"/>
+              <w:right w:val="single" w:color="A6A6A6" w:sz="4"/>
+            </w:tcBorders>
+            <w:tcMar>
+              <w:top w:type="dxa" w:w="60"/>
+              <w:left w:type="dxa" w:w="100"/>
+              <w:bottom w:type="dxa" w:w="60"/>
+              <w:right w:type="dxa" w:w="100"/>
+            </w:tcMar>
+          </w:tcPr>
+          <w:p>
+            <w:pPr>
+              <w:spacing w:after="40"/>
+            </w:pPr>
+            <w:r>
+              <w:rPr>
+                <w:sz w:val="18"/>
+                <w:szCs w:val="18"/>
+              </w:rPr>
+              <w:t xml:space="preserve">Assignment 2 reproducibility criterion (20%)</w:t>
+            </w:r>
+          </w:p>
+        </w:tc>
+      </w:tr>
+    </w:tbl>
+    <w:p>
+      <w:pPr>
+        <w:spacing w:after="120"/>
+      </w:pPr>
+    </w:p>
+    <w:p>
+      <w:pPr>
+        <w:pStyle w:val="Heading2"/>
+      </w:pPr>
+      <w:r>
+        <w:t xml:space="preserve">4.9 PLOs not mapped, and why</w:t>
+      </w:r>
+    </w:p>
+    <w:tbl>
+      <w:tblPr>
+        <w:tblW w:type="dxa" w:w="9026"/>
+        <w:tblBorders>
+          <w:top w:val="single" w:color="auto" w:sz="4"/>
+          <w:left w:val="single" w:color="auto" w:sz="4"/>
+          <w:bottom w:val="single" w:color="auto" w:sz="4"/>
+          <w:right w:val="single" w:color="auto" w:sz="4"/>
+          <w:insideH w:val="single" w:color="auto" w:sz="4"/>
+          <w:insideV w:val="single" w:color="auto" w:sz="4"/>
+        </w:tblBorders>
+      </w:tblPr>
+      <w:tblGrid>
+        <w:gridCol w:w="1500"/>
+        <w:gridCol w:w="7526"/>
+      </w:tblGrid>
+      <w:tr>
+        <w:trPr>
+          <w:tblHeader/>
+        </w:trPr>
+        <w:tc>
+          <w:tcPr>
+            <w:tcW w:type="dxa" w:w="1500"/>
+            <w:tcBorders>
+              <w:top w:val="single" w:color="A6A6A6" w:sz="4"/>
+              <w:left w:val="single" w:color="A6A6A6" w:sz="4"/>
+              <w:bottom w:val="single" w:color="A6A6A6" w:sz="4"/>
+              <w:right w:val="single" w:color="A6A6A6" w:sz="4"/>
+            </w:tcBorders>
+            <w:shd w:fill="1F4E79" w:color="auto" w:val="clear"/>
+            <w:tcMar>
+              <w:top w:type="dxa" w:w="60"/>
+              <w:left w:type="dxa" w:w="100"/>
+              <w:bottom w:type="dxa" w:w="60"/>
+              <w:right w:type="dxa" w:w="100"/>
+            </w:tcMar>
+          </w:tcPr>
+          <w:p>
+            <w:pPr>
+              <w:spacing w:after="40"/>
+            </w:pPr>
+            <w:r>
+              <w:rPr>
+                <w:b/>
+                <w:bCs/>
+                <w:color w:val="FFFFFF"/>
+                <w:sz w:val="18"/>
+                <w:szCs w:val="18"/>
+              </w:rPr>
+              <w:t xml:space="preserve">PLO</w:t>
+            </w:r>
+          </w:p>
+        </w:tc>
+        <w:tc>
+          <w:tcPr>
+            <w:tcW w:type="dxa" w:w="7526"/>
+            <w:tcBorders>
+              <w:top w:val="single" w:color="A6A6A6" w:sz="4"/>
+              <w:left w:val="single" w:color="A6A6A6" w:sz="4"/>
+              <w:bottom w:val="single" w:color="A6A6A6" w:sz="4"/>
+              <w:right w:val="single" w:color="A6A6A6" w:sz="4"/>
+            </w:tcBorders>
+            <w:shd w:fill="1F4E79" w:color="auto" w:val="clear"/>
+            <w:tcMar>
+              <w:top w:type="dxa" w:w="60"/>
+              <w:left w:type="dxa" w:w="100"/>
+              <w:bottom w:type="dxa" w:w="60"/>
+              <w:right w:type="dxa" w:w="100"/>
+            </w:tcMar>
+          </w:tcPr>
+          <w:p>
+            <w:pPr>
+              <w:spacing w:after="40"/>
+            </w:pPr>
+            <w:r>
+              <w:rPr>
+                <w:b/>
+                <w:bCs/>
+                <w:color w:val="FFFFFF"/>
+                <w:sz w:val="18"/>
+                <w:szCs w:val="18"/>
+              </w:rPr>
+              <w:t xml:space="preserve">Reason</w:t>
+            </w:r>
+          </w:p>
+        </w:tc>
+      </w:tr>
+      <w:tr>
+        <w:tc>
+          <w:tcPr>
+            <w:tcW w:type="dxa" w:w="1500"/>
+            <w:tcBorders>
+              <w:top w:val="single" w:color="A6A6A6" w:sz="4"/>
+              <w:left w:val="single" w:color="A6A6A6" w:sz="4"/>
+              <w:bottom w:val="single" w:color="A6A6A6" w:sz="4"/>
+              <w:right w:val="single" w:color="A6A6A6" w:sz="4"/>
+            </w:tcBorders>
+            <w:tcMar>
+              <w:top w:type="dxa" w:w="60"/>
+              <w:left w:type="dxa" w:w="100"/>
+              <w:bottom w:type="dxa" w:w="60"/>
+              <w:right w:type="dxa" w:w="100"/>
+            </w:tcMar>
+          </w:tcPr>
+          <w:p>
+            <w:pPr>
+              <w:spacing w:after="40"/>
+            </w:pPr>
+            <w:r>
+              <w:rPr>
+                <w:sz w:val="18"/>
+                <w:szCs w:val="18"/>
+              </w:rPr>
+              <w:t xml:space="preserve">PLO1</w:t>
+            </w:r>
+          </w:p>
+        </w:tc>
+        <w:tc>
+          <w:tcPr>
+            <w:tcW w:type="dxa" w:w="7526"/>
+            <w:tcBorders>
+              <w:top w:val="single" w:color="A6A6A6" w:sz="4"/>
+              <w:left w:val="single" w:color="A6A6A6" w:sz="4"/>
+              <w:bottom w:val="single" w:color="A6A6A6" w:sz="4"/>
+              <w:right w:val="single" w:color="A6A6A6" w:sz="4"/>
+            </w:tcBorders>
+            <w:tcMar>
+              <w:top w:type="dxa" w:w="60"/>
+              <w:left w:type="dxa" w:w="100"/>
+              <w:bottom w:type="dxa" w:w="60"/>
+              <w:right w:type="dxa" w:w="100"/>
+            </w:tcMar>
+          </w:tcPr>
+          <w:p>
+            <w:pPr>
+              <w:spacing w:after="40"/>
+            </w:pPr>
+            <w:r>
+              <w:rPr>
+                <w:sz w:val="18"/>
+                <w:szCs w:val="18"/>
+              </w:rPr>
+              <w:t xml:space="preserve">Social sciences, politics and defence are covered by the political-theory and national-defence courses.</w:t>
+            </w:r>
+          </w:p>
+        </w:tc>
+      </w:tr>
+      <w:tr>
+        <w:tc>
+          <w:tcPr>
+            <w:tcW w:type="dxa" w:w="1500"/>
+            <w:tcBorders>
+              <w:top w:val="single" w:color="A6A6A6" w:sz="4"/>
+              <w:left w:val="single" w:color="A6A6A6" w:sz="4"/>
+              <w:bottom w:val="single" w:color="A6A6A6" w:sz="4"/>
+              <w:right w:val="single" w:color="A6A6A6" w:sz="4"/>
+            </w:tcBorders>
+            <w:tcMar>
+              <w:top w:type="dxa" w:w="60"/>
+              <w:left w:type="dxa" w:w="100"/>
+              <w:bottom w:type="dxa" w:w="60"/>
+              <w:right w:type="dxa" w:w="100"/>
+            </w:tcMar>
+          </w:tcPr>
+          <w:p>
+            <w:pPr>
+              <w:spacing w:after="40"/>
+            </w:pPr>
+            <w:r>
+              <w:rPr>
+                <w:sz w:val="18"/>
+                <w:szCs w:val="18"/>
+              </w:rPr>
+              <w:t xml:space="preserve">PLO3</w:t>
+            </w:r>
+          </w:p>
+        </w:tc>
+        <w:tc>
+          <w:tcPr>
+            <w:tcW w:type="dxa" w:w="7526"/>
+            <w:tcBorders>
+              <w:top w:val="single" w:color="A6A6A6" w:sz="4"/>
+              <w:left w:val="single" w:color="A6A6A6" w:sz="4"/>
+              <w:bottom w:val="single" w:color="A6A6A6" w:sz="4"/>
+              <w:right w:val="single" w:color="A6A6A6" w:sz="4"/>
+            </w:tcBorders>
+            <w:tcMar>
+              <w:top w:type="dxa" w:w="60"/>
+              <w:left w:type="dxa" w:w="100"/>
+              <w:bottom w:type="dxa" w:w="60"/>
+              <w:right w:type="dxa" w:w="100"/>
+            </w:tcMar>
+          </w:tcPr>
+          <w:p>
+            <w:pPr>
+              <w:spacing w:after="40"/>
+            </w:pPr>
+            <w:r>
+              <w:rPr>
+                <w:sz w:val="18"/>
+                <w:szCs w:val="18"/>
+              </w:rPr>
+              <w:t xml:space="preserve">Applying ML, DL and big data to build intelligent systems is the goal of AIL303m (S3), DPL302m (S4), BDI302c (S8) and the capstone. IDB201 supports PLO3 only indirectly, by providing the data foundation these courses rely on, so it is not claimed.</w:t>
+            </w:r>
+          </w:p>
+        </w:tc>
+      </w:tr>
+      <w:tr>
+        <w:tc>
+          <w:tcPr>
+            <w:tcW w:type="dxa" w:w="1500"/>
+            <w:tcBorders>
+              <w:top w:val="single" w:color="A6A6A6" w:sz="4"/>
+              <w:left w:val="single" w:color="A6A6A6" w:sz="4"/>
+              <w:bottom w:val="single" w:color="A6A6A6" w:sz="4"/>
+              <w:right w:val="single" w:color="A6A6A6" w:sz="4"/>
+            </w:tcBorders>
+            <w:tcMar>
+              <w:top w:type="dxa" w:w="60"/>
+              <w:left w:type="dxa" w:w="100"/>
+              <w:bottom w:type="dxa" w:w="60"/>
+              <w:right w:type="dxa" w:w="100"/>
+            </w:tcMar>
+          </w:tcPr>
+          <w:p>
+            <w:pPr>
+              <w:spacing w:after="40"/>
+            </w:pPr>
+            <w:r>
+              <w:rPr>
+                <w:sz w:val="18"/>
+                <w:szCs w:val="18"/>
+              </w:rPr>
+              <w:t xml:space="preserve">PLO4, PLO13</w:t>
+            </w:r>
+          </w:p>
+        </w:tc>
+        <w:tc>
+          <w:tcPr>
+            <w:tcW w:type="dxa" w:w="7526"/>
+            <w:tcBorders>
+              <w:top w:val="single" w:color="A6A6A6" w:sz="4"/>
+              <w:left w:val="single" w:color="A6A6A6" w:sz="4"/>
+              <w:bottom w:val="single" w:color="A6A6A6" w:sz="4"/>
+              <w:right w:val="single" w:color="A6A6A6" w:sz="4"/>
+            </w:tcBorders>
+            <w:tcMar>
+              <w:top w:type="dxa" w:w="60"/>
+              <w:left w:type="dxa" w:w="100"/>
+              <w:bottom w:type="dxa" w:w="60"/>
+              <w:right w:type="dxa" w:w="100"/>
+            </w:tcMar>
+          </w:tcPr>
+          <w:p>
+            <w:pPr>
+              <w:spacing w:after="40"/>
+            </w:pPr>
+            <w:r>
+              <w:rPr>
+                <w:sz w:val="18"/>
+                <w:szCs w:val="18"/>
+              </w:rPr>
+              <w:t xml:space="preserve">Planning and project management are developed in EXE101/EXE201, MMP301 and the capstone. IDB201 does not assess them.</w:t>
+            </w:r>
+          </w:p>
+        </w:tc>
+      </w:tr>
+      <w:tr>
+        <w:tc>
+          <w:tcPr>
+            <w:tcW w:type="dxa" w:w="1500"/>
+            <w:tcBorders>
+              <w:top w:val="single" w:color="A6A6A6" w:sz="4"/>
+              <w:left w:val="single" w:color="A6A6A6" w:sz="4"/>
+              <w:bottom w:val="single" w:color="A6A6A6" w:sz="4"/>
+              <w:right w:val="single" w:color="A6A6A6" w:sz="4"/>
+            </w:tcBorders>
+            <w:tcMar>
+              <w:top w:type="dxa" w:w="60"/>
+              <w:left w:type="dxa" w:w="100"/>
+              <w:bottom w:type="dxa" w:w="60"/>
+              <w:right w:type="dxa" w:w="100"/>
+            </w:tcMar>
+          </w:tcPr>
+          <w:p>
+            <w:pPr>
+              <w:spacing w:after="40"/>
+            </w:pPr>
+            <w:r>
+              <w:rPr>
+                <w:sz w:val="18"/>
+                <w:szCs w:val="18"/>
+              </w:rPr>
+              <w:t xml:space="preserve">PLO6</w:t>
+            </w:r>
+          </w:p>
+        </w:tc>
+        <w:tc>
+          <w:tcPr>
+            <w:tcW w:type="dxa" w:w="7526"/>
+            <w:tcBorders>
+              <w:top w:val="single" w:color="A6A6A6" w:sz="4"/>
+              <w:left w:val="single" w:color="A6A6A6" w:sz="4"/>
+              <w:bottom w:val="single" w:color="A6A6A6" w:sz="4"/>
+              <w:right w:val="single" w:color="A6A6A6" w:sz="4"/>
+            </w:tcBorders>
+            <w:tcMar>
+              <w:top w:type="dxa" w:w="60"/>
+              <w:left w:type="dxa" w:w="100"/>
+              <w:bottom w:type="dxa" w:w="60"/>
+              <w:right w:type="dxa" w:w="100"/>
+            </w:tcMar>
+          </w:tcPr>
+          <w:p>
+            <w:pPr>
+              <w:spacing w:after="40"/>
+            </w:pPr>
+            <w:r>
+              <w:rPr>
+                <w:sz w:val="18"/>
+                <w:szCs w:val="18"/>
+              </w:rPr>
+              <w:t xml:space="preserve">Language proficiency is assessed in the English and Japanese courses. IDB201 is taught in English with English readings, which supports PLO6 indirectly without assessing it.</w:t>
+            </w:r>
+          </w:p>
+        </w:tc>
+      </w:tr>
+      <w:tr>
+        <w:tc>
+          <w:tcPr>
+            <w:tcW w:type="dxa" w:w="1500"/>
+            <w:tcBorders>
+              <w:top w:val="single" w:color="A6A6A6" w:sz="4"/>
+              <w:left w:val="single" w:color="A6A6A6" w:sz="4"/>
+              <w:bottom w:val="single" w:color="A6A6A6" w:sz="4"/>
+              <w:right w:val="single" w:color="A6A6A6" w:sz="4"/>
+            </w:tcBorders>
+            <w:tcMar>
+              <w:top w:type="dxa" w:w="60"/>
+              <w:left w:type="dxa" w:w="100"/>
+              <w:bottom w:type="dxa" w:w="60"/>
+              <w:right w:type="dxa" w:w="100"/>
+            </w:tcMar>
+          </w:tcPr>
+          <w:p>
+            <w:pPr>
+              <w:spacing w:after="40"/>
+            </w:pPr>
+            <w:r>
+              <w:rPr>
+                <w:sz w:val="18"/>
+                <w:szCs w:val="18"/>
+              </w:rPr>
+              <w:t xml:space="preserve">PLO12</w:t>
+            </w:r>
+          </w:p>
+        </w:tc>
+        <w:tc>
+          <w:tcPr>
+            <w:tcW w:type="dxa" w:w="7526"/>
+            <w:tcBorders>
+              <w:top w:val="single" w:color="A6A6A6" w:sz="4"/>
+              <w:left w:val="single" w:color="A6A6A6" w:sz="4"/>
+              <w:bottom w:val="single" w:color="A6A6A6" w:sz="4"/>
+              <w:right w:val="single" w:color="A6A6A6" w:sz="4"/>
+            </w:tcBorders>
+            <w:tcMar>
+              <w:top w:type="dxa" w:w="60"/>
+              <w:left w:type="dxa" w:w="100"/>
+              <w:bottom w:type="dxa" w:w="60"/>
+              <w:right w:type="dxa" w:w="100"/>
+            </w:tcMar>
+          </w:tcPr>
+          <w:p>
+            <w:pPr>
+              <w:spacing w:after="40"/>
+            </w:pPr>
+            <w:r>
+              <w:rPr>
+                <w:sz w:val="18"/>
+                <w:szCs w:val="18"/>
+              </w:rPr>
+              <w:t xml:space="preserve">Physical education and cultural identity are covered by the PE and traditional-instrument courses.</w:t>
             </w:r>
           </w:p>
         </w:tc>
@@ -11469,7 +15213,7 @@
         <w:spacing w:after="120"/>
       </w:pPr>
       <w:r>
-        <w:t xml:space="preserve">I = Introduce, R = Reinforce, M = Master. As a semester-1 course, IDB201 mostly introduces program outcomes. It reinforces them only where it builds on MAD102, which students take in the same semester.</w:t>
+        <w:t xml:space="preserve">Claiming only the PLOs that IDB201 actually assesses keeps the program-level CLO–PLO matrix credible for accreditation.</w:t>
       </w:r>
     </w:p>
     <w:p>
@@ -15276,6 +19020,48 @@
           <w:bCs/>
           <w:color w:val="1F4E79"/>
         </w:rPr>
+        <w:t xml:space="preserve">Q: Why does IDB201 not claim PLO3 (AI and DS technologies)?</w:t>
+      </w:r>
+    </w:p>
+    <w:p>
+      <w:pPr>
+        <w:spacing w:after="120"/>
+      </w:pPr>
+      <w:r>
+        <w:t xml:space="preserve">A: IDB201 provides the data foundation that PLO3 courses rely on, but it does not teach or assess machine learning, deep learning or big-data systems. Only PLOs that the course actually assesses are claimed (§4.9).</w:t>
+      </w:r>
+    </w:p>
+    <w:p>
+      <w:pPr>
+        <w:spacing w:after="60" w:before="120"/>
+      </w:pPr>
+      <w:r>
+        <w:rPr>
+          <w:b/>
+          <w:bCs/>
+          <w:color w:val="1F4E79"/>
+        </w:rPr>
+        <w:t xml:space="preserve">Q: Why is PLO5 mapped to five CLOs?</w:t>
+      </w:r>
+    </w:p>
+    <w:p>
+      <w:pPr>
+        <w:spacing w:after="120"/>
+      </w:pPr>
+      <w:r>
+        <w:t xml:space="preserve">A: PLO5 includes research, analysis, critical thinking and problem solving, which is exactly what the academic orientation of the honors classes develops. Each link is backed by a graded component (§4.8).</w:t>
+      </w:r>
+    </w:p>
+    <w:p>
+      <w:pPr>
+        <w:spacing w:after="60" w:before="120"/>
+      </w:pPr>
+      <w:r>
+        <w:rPr>
+          <w:b/>
+          <w:bCs/>
+          <w:color w:val="1F4E79"/>
+        </w:rPr>
         <w:t xml:space="preserve">Q: Are the readings accessible?</w:t>
       </w:r>
     </w:p>
@@ -15293,26 +19079,6 @@
       </w:pPr>
       <w:r>
         <w:t xml:space="preserve">10. Items requiring a decision</w:t>
-      </w:r>
-    </w:p>
-    <w:p>
-      <w:pPr>
-        <w:pStyle w:val="ListParagraph"/>
-        <w:numPr>
-          <w:ilvl w:val="0"/>
-          <w:numId w:val="3"/>
-        </w:numPr>
-        <w:spacing w:after="60"/>
-      </w:pPr>
-      <w:r>
-        <w:rPr>
-          <w:b/>
-          <w:bCs/>
-        </w:rPr>
-        <w:t xml:space="preserve">CLO–PLO mapping:</w:t>
-      </w:r>
-      <w:r>
-        <w:t xml:space="preserve"> the BCS_AD PLO list is needed to complete the mapping matrix in the syllabus template; a preliminary view is given in §4.7.</w:t>
       </w:r>
     </w:p>
     <w:p>

--- a/docs/IDB201_Academic_Emphasis_Brief.docx
+++ b/docs/IDB201_Academic_Emphasis_Brief.docx
@@ -70,7 +70,7 @@
           <w:sz w:val="22"/>
           <w:szCs w:val="22"/>
         </w:rPr>
-        <w:t xml:space="preserve">Companion document to IDB201_Syllabus.xlsx</w:t>
+        <w:t xml:space="preserve">Companion document to IDB201_Syllabus.xlsx – DRAFT for council review, not the issued version</w:t>
       </w:r>
     </w:p>
     <w:p>
@@ -19079,26 +19079,6 @@
       </w:pPr>
       <w:r>
         <w:t xml:space="preserve">10. Items requiring a decision</w:t>
-      </w:r>
-    </w:p>
-    <w:p>
-      <w:pPr>
-        <w:pStyle w:val="ListParagraph"/>
-        <w:numPr>
-          <w:ilvl w:val="0"/>
-          <w:numId w:val="3"/>
-        </w:numPr>
-        <w:spacing w:after="60"/>
-      </w:pPr>
-      <w:r>
-        <w:rPr>
-          <w:b/>
-          <w:bCs/>
-        </w:rPr>
-        <w:t xml:space="preserve">Decision number and approval date</w:t>
-      </w:r>
-      <w:r>
-        <w:t xml:space="preserve"> of the syllabus.</w:t>
       </w:r>
     </w:p>
     <w:p>

--- a/docs/IDB201_Academic_Emphasis_Brief.docx
+++ b/docs/IDB201_Academic_Emphasis_Brief.docx
@@ -1714,7 +1714,7 @@
                 <w:sz w:val="18"/>
                 <w:szCs w:val="18"/>
               </w:rPr>
-              <w:t xml:space="preserve">3</w:t>
+              <w:t xml:space="preserve">C2</w:t>
             </w:r>
           </w:p>
         </w:tc>
@@ -1833,7 +1833,7 @@
                 <w:sz w:val="18"/>
                 <w:szCs w:val="18"/>
               </w:rPr>
-              <w:t xml:space="preserve">4</w:t>
+              <w:t xml:space="preserve">C2, C4</w:t>
             </w:r>
           </w:p>
         </w:tc>
@@ -1952,7 +1952,7 @@
                 <w:sz w:val="18"/>
                 <w:szCs w:val="18"/>
               </w:rPr>
-              <w:t xml:space="preserve">6</w:t>
+              <w:t xml:space="preserve">C3</w:t>
             </w:r>
           </w:p>
         </w:tc>
@@ -2071,7 +2071,7 @@
                 <w:sz w:val="18"/>
                 <w:szCs w:val="18"/>
               </w:rPr>
-              <w:t xml:space="preserve">8</w:t>
+              <w:t xml:space="preserve">C6</w:t>
             </w:r>
           </w:p>
         </w:tc>
@@ -2190,7 +2190,7 @@
                 <w:sz w:val="18"/>
                 <w:szCs w:val="18"/>
               </w:rPr>
-              <w:t xml:space="preserve">9</w:t>
+              <w:t xml:space="preserve">C7</w:t>
             </w:r>
           </w:p>
         </w:tc>
@@ -2309,7 +2309,7 @@
                 <w:sz w:val="18"/>
                 <w:szCs w:val="18"/>
               </w:rPr>
-              <w:t xml:space="preserve">9</w:t>
+              <w:t xml:space="preserve">C8</w:t>
             </w:r>
           </w:p>
         </w:tc>
@@ -2428,7 +2428,7 @@
                 <w:sz w:val="18"/>
                 <w:szCs w:val="18"/>
               </w:rPr>
-              <w:t xml:space="preserve">10</w:t>
+              <w:t xml:space="preserve">C9, C10</w:t>
             </w:r>
           </w:p>
         </w:tc>
@@ -2457,14 +2457,14 @@
         <w:spacing w:after="60"/>
       </w:pPr>
       <w:r>
-        <w:t xml:space="preserve">Stored procedures, functions and triggers: moved to an </w:t>
+        <w:t xml:space="preserve">Stored procedures, functions and triggers (DSC §5.2–5.3): </w:t>
       </w:r>
       <w:r>
         <w:rPr>
           <w:b/>
           <w:bCs/>
         </w:rPr>
-        <w:t xml:space="preserve">optional appendix</w:t>
+        <w:t xml:space="preserve">optional reading</w:t>
       </w:r>
       <w:r>
         <w:t xml:space="preserve">, not assessed.</w:t>
@@ -2524,7 +2524,7 @@
         <w:t xml:space="preserve">academic emphasis</w:t>
       </w:r>
       <w:r>
-        <w:t xml:space="preserve"> added beyond a standard course (amber column), the Research Corner reading, and the main CLO. Sessions 57–59 are for Assignment 2 research presentations and session 60 is the course review.</w:t>
+        <w:t xml:space="preserve"> added beyond a standard course (amber column), the Research Corner reading, and the main CLO. The course follows the chapter order of *Database System Concepts* (7th ed.), and every session in the syllabus cites the exact sections and pages. Sessions 55–57 are for Assignment 2, and sessions 58–60 are for review and practical-exam preparation.</w:t>
       </w:r>
     </w:p>
     <w:tbl>
@@ -2742,7 +2742,7 @@
                 <w:sz w:val="18"/>
                 <w:szCs w:val="18"/>
               </w:rPr>
-              <w:t xml:space="preserve">1. Introduction to database systems</w:t>
+              <w:t xml:space="preserve">C1 Introduction (DSC 1)</w:t>
             </w:r>
           </w:p>
         </w:tc>
@@ -2890,7 +2890,7 @@
                 <w:sz w:val="18"/>
                 <w:szCs w:val="18"/>
               </w:rPr>
-              <w:t xml:space="preserve">2. The Entity–Relationship model</w:t>
+              <w:t xml:space="preserve">C2 Relational model and relational algebra (DSC 2; online Ch. 27 self-study)</w:t>
             </w:r>
           </w:p>
         </w:tc>
@@ -2944,13 +2944,6 @@
             <w:pPr>
               <w:spacing w:after="40"/>
             </w:pPr>
-            <w:r>
-              <w:rPr>
-                <w:sz w:val="18"/>
-                <w:szCs w:val="18"/>
-              </w:rPr>
-              <w:t xml:space="preserve">Design alternatives with justification; </w:t>
-            </w:r>
             <w:r>
               <w:rPr>
                 <w:b/>
@@ -2959,14 +2952,14 @@
                 <w:szCs w:val="18"/>
                 <w:shd w:fill="FFE699" w:color="auto" w:val="clear"/>
               </w:rPr>
-              <w:t xml:space="preserve">limits of ER</w:t>
-            </w:r>
-            <w:r>
-              <w:rPr>
-                <w:sz w:val="18"/>
-                <w:szCs w:val="18"/>
-              </w:rPr>
-              <w:t xml:space="preserve"> (constraints it cannot express)</w:t>
+              <w:t xml:space="preserve">Relations as sets; keys and constraints as logic; relational algebra with proofs; relational calculus and Codd's theorem (guided self-study)</w:t>
+            </w:r>
+            <w:r>
+              <w:rPr>
+                <w:sz w:val="18"/>
+                <w:szCs w:val="18"/>
+              </w:rPr>
+              <w:t xml:space="preserve">; Python algebra evaluator</w:t>
             </w:r>
           </w:p>
         </w:tc>
@@ -2995,7 +2988,7 @@
                 <w:sz w:val="18"/>
                 <w:szCs w:val="18"/>
               </w:rPr>
-              <w:t xml:space="preserve">Chen (1976)</w:t>
+              <w:t xml:space="preserve">Codd (1970)</w:t>
             </w:r>
           </w:p>
         </w:tc>
@@ -3024,7 +3017,7 @@
                 <w:sz w:val="18"/>
                 <w:szCs w:val="18"/>
               </w:rPr>
-              <w:t xml:space="preserve">CLO2</w:t>
+              <w:t xml:space="preserve">CLO2, CLO3</w:t>
             </w:r>
           </w:p>
         </w:tc>
@@ -3055,7 +3048,7 @@
                 <w:sz w:val="18"/>
                 <w:szCs w:val="18"/>
               </w:rPr>
-              <w:t xml:space="preserve">3. Relational model and mapping</w:t>
+              <w:t xml:space="preserve">C3 Introduction to SQL (DSC 3)</w:t>
             </w:r>
           </w:p>
         </w:tc>
@@ -3084,7 +3077,7 @@
                 <w:sz w:val="18"/>
                 <w:szCs w:val="18"/>
               </w:rPr>
-              <w:t xml:space="preserve">9–13</w:t>
+              <w:t xml:space="preserve">9–14</w:t>
             </w:r>
           </w:p>
         </w:tc>
@@ -3117,14 +3110,14 @@
                 <w:szCs w:val="18"/>
                 <w:shd w:fill="FFE699" w:color="auto" w:val="clear"/>
               </w:rPr>
-              <w:t xml:space="preserve">Relations as sets; constraints as first-order logic; inclusion dependencies</w:t>
-            </w:r>
-            <w:r>
-              <w:rPr>
-                <w:sz w:val="18"/>
-                <w:szCs w:val="18"/>
-              </w:rPr>
-              <w:t xml:space="preserve">; proof that every relation has a key; Sperner bound on the number of keys</w:t>
+              <w:t xml:space="preserve">Formal semantics of SQL: bag semantics, three-valued logic, translation to algebra</w:t>
+            </w:r>
+            <w:r>
+              <w:rPr>
+                <w:sz w:val="18"/>
+                <w:szCs w:val="18"/>
+              </w:rPr>
+              <w:t xml:space="preserve">; equivalent formulations of one query</w:t>
             </w:r>
           </w:p>
         </w:tc>
@@ -3153,7 +3146,7 @@
                 <w:sz w:val="18"/>
                 <w:szCs w:val="18"/>
               </w:rPr>
-              <w:t xml:space="preserve">Codd (1970)</w:t>
+              <w:t xml:space="preserve">Chamberlin &amp; Boyce (1974)</w:t>
             </w:r>
           </w:p>
         </w:tc>
@@ -3182,7 +3175,7 @@
                 <w:sz w:val="18"/>
                 <w:szCs w:val="18"/>
               </w:rPr>
-              <w:t xml:space="preserve">CLO2</w:t>
+              <w:t xml:space="preserve">CLO3, CLO4</w:t>
             </w:r>
           </w:p>
         </w:tc>
@@ -3213,7 +3206,7 @@
                 <w:sz w:val="18"/>
                 <w:szCs w:val="18"/>
               </w:rPr>
-              <w:t xml:space="preserve">4. Relational algebra</w:t>
+              <w:t xml:space="preserve">C4 Intermediate and advanced SQL (DSC 4, §5.1, §5.4)</w:t>
             </w:r>
           </w:p>
         </w:tc>
@@ -3242,7 +3235,7 @@
                 <w:sz w:val="18"/>
                 <w:szCs w:val="18"/>
               </w:rPr>
-              <w:t xml:space="preserve">14–19</w:t>
+              <w:t xml:space="preserve">15–20</w:t>
             </w:r>
           </w:p>
         </w:tc>
@@ -3267,6 +3260,13 @@
             <w:pPr>
               <w:spacing w:after="40"/>
             </w:pPr>
+            <w:r>
+              <w:rPr>
+                <w:sz w:val="18"/>
+                <w:szCs w:val="18"/>
+              </w:rPr>
+              <w:t xml:space="preserve">Declarative integrity; </w:t>
+            </w:r>
             <w:r>
               <w:rPr>
                 <w:b/>
@@ -3275,14 +3275,14 @@
                 <w:szCs w:val="18"/>
                 <w:shd w:fill="FFE699" w:color="auto" w:val="clear"/>
               </w:rPr>
-              <w:t xml:space="preserve">Relational calculus (TRC/DRC), safety, Codd's theorem; limits of expressive power (transitive closure)</w:t>
-            </w:r>
-            <w:r>
-              <w:rPr>
-                <w:sz w:val="18"/>
-                <w:szCs w:val="18"/>
-              </w:rPr>
-              <w:t xml:space="preserve">; Python algebra evaluator</w:t>
+              <w:t xml:space="preserve">recursive queries and the limits of relational algebra (transitive closure)</w:t>
+            </w:r>
+            <w:r>
+              <w:rPr>
+                <w:sz w:val="18"/>
+                <w:szCs w:val="18"/>
+              </w:rPr>
+              <w:t xml:space="preserve">; SQL injection explained by separating code and data</w:t>
             </w:r>
           </w:p>
         </w:tc>
@@ -3311,7 +3311,7 @@
                 <w:sz w:val="18"/>
                 <w:szCs w:val="18"/>
               </w:rPr>
-              <w:t xml:space="preserve">Codd (1972)</w:t>
+              <w:t xml:space="preserve">–</w:t>
             </w:r>
           </w:p>
         </w:tc>
@@ -3340,7 +3340,7 @@
                 <w:sz w:val="18"/>
                 <w:szCs w:val="18"/>
               </w:rPr>
-              <w:t xml:space="preserve">CLO3</w:t>
+              <w:t xml:space="preserve">CLO2, CLO3, CLO4</w:t>
             </w:r>
           </w:p>
         </w:tc>
@@ -3371,7 +3371,7 @@
                 <w:sz w:val="18"/>
                 <w:szCs w:val="18"/>
               </w:rPr>
-              <w:t xml:space="preserve">5. SQL: data definition</w:t>
+              <w:t xml:space="preserve">C5 Database design with the E-R model (DSC 6)</w:t>
             </w:r>
           </w:p>
         </w:tc>
@@ -3400,7 +3400,7 @@
                 <w:sz w:val="18"/>
                 <w:szCs w:val="18"/>
               </w:rPr>
-              <w:t xml:space="preserve">20–24</w:t>
+              <w:t xml:space="preserve">21–25</w:t>
             </w:r>
           </w:p>
         </w:tc>
@@ -3430,7 +3430,7 @@
                 <w:sz w:val="18"/>
                 <w:szCs w:val="18"/>
               </w:rPr>
-              <w:t xml:space="preserve">Declarative vs. procedural integrity; </w:t>
+              <w:t xml:space="preserve">Design alternatives with justification; </w:t>
             </w:r>
             <w:r>
               <w:rPr>
@@ -3440,7 +3440,14 @@
                 <w:szCs w:val="18"/>
                 <w:shd w:fill="FFE699" w:color="auto" w:val="clear"/>
               </w:rPr>
-              <w:t xml:space="preserve">why assertions are hard to check (incremental maintenance)</w:t>
+              <w:t xml:space="preserve">limits of the E-R model</w:t>
+            </w:r>
+            <w:r>
+              <w:rPr>
+                <w:sz w:val="18"/>
+                <w:szCs w:val="18"/>
+              </w:rPr>
+              <w:t xml:space="preserve"> (constraints it cannot express)</w:t>
             </w:r>
           </w:p>
         </w:tc>
@@ -3469,7 +3476,7 @@
                 <w:sz w:val="18"/>
                 <w:szCs w:val="18"/>
               </w:rPr>
-              <w:t xml:space="preserve">DSC §4.4</w:t>
+              <w:t xml:space="preserve">Chen (1976)</w:t>
             </w:r>
           </w:p>
         </w:tc>
@@ -3498,7 +3505,7 @@
                 <w:sz w:val="18"/>
                 <w:szCs w:val="18"/>
               </w:rPr>
-              <w:t xml:space="preserve">CLO4</w:t>
+              <w:t xml:space="preserve">CLO2</w:t>
             </w:r>
           </w:p>
         </w:tc>
@@ -3529,7 +3536,7 @@
                 <w:sz w:val="18"/>
                 <w:szCs w:val="18"/>
               </w:rPr>
-              <w:t xml:space="preserve">6. SQL: queries</w:t>
+              <w:t xml:space="preserve">C6 Relational database design (DSC 7)</w:t>
             </w:r>
           </w:p>
         </w:tc>
@@ -3558,7 +3565,7 @@
                 <w:sz w:val="18"/>
                 <w:szCs w:val="18"/>
               </w:rPr>
-              <w:t xml:space="preserve">25–33</w:t>
+              <w:t xml:space="preserve">26–34</w:t>
             </w:r>
           </w:p>
         </w:tc>
@@ -3591,14 +3598,14 @@
                 <w:szCs w:val="18"/>
                 <w:shd w:fill="FFE699" w:color="auto" w:val="clear"/>
               </w:rPr>
-              <w:t xml:space="preserve">Formal semantics of SQL: bag semantics, three-valued logic, translation to algebra</w:t>
-            </w:r>
-            <w:r>
-              <w:rPr>
-                <w:sz w:val="18"/>
-                <w:szCs w:val="18"/>
-              </w:rPr>
-              <w:t xml:space="preserve">; proofs of NULL anomalies</w:t>
+              <w:t xml:space="preserve">Functional-dependency theory with proofs (Armstrong's axioms, closure, canonical cover, lossless join); decomposition algorithms; MVDs and 4NF</w:t>
+            </w:r>
+            <w:r>
+              <w:rPr>
+                <w:sz w:val="18"/>
+                <w:szCs w:val="18"/>
+              </w:rPr>
+              <w:t xml:space="preserve">; Python FD toolkit</w:t>
             </w:r>
           </w:p>
         </w:tc>
@@ -3627,7 +3634,7 @@
                 <w:sz w:val="18"/>
                 <w:szCs w:val="18"/>
               </w:rPr>
-              <w:t xml:space="preserve">Chamberlin &amp; Boyce (1974); Guagliardo &amp; Libkin (2017)</w:t>
+              <w:t xml:space="preserve">Kent (1983)</w:t>
             </w:r>
           </w:p>
         </w:tc>
@@ -3656,7 +3663,7 @@
                 <w:sz w:val="18"/>
                 <w:szCs w:val="18"/>
               </w:rPr>
-              <w:t xml:space="preserve">CLO4</w:t>
+              <w:t xml:space="preserve">CLO5</w:t>
             </w:r>
           </w:p>
         </w:tc>
@@ -3687,7 +3694,7 @@
                 <w:sz w:val="18"/>
                 <w:szCs w:val="18"/>
               </w:rPr>
-              <w:t xml:space="preserve">7. Data modification and views</w:t>
+              <w:t xml:space="preserve">C7 Storage and indexing (DSC 12–14)</w:t>
             </w:r>
           </w:p>
         </w:tc>
@@ -3716,7 +3723,7 @@
                 <w:sz w:val="18"/>
                 <w:szCs w:val="18"/>
               </w:rPr>
-              <w:t xml:space="preserve">34–38</w:t>
+              <w:t xml:space="preserve">35–40</w:t>
             </w:r>
           </w:p>
         </w:tc>
@@ -3741,13 +3748,6 @@
             <w:pPr>
               <w:spacing w:after="40"/>
             </w:pPr>
-            <w:r>
-              <w:rPr>
-                <w:sz w:val="18"/>
-                <w:szCs w:val="18"/>
-              </w:rPr>
-              <w:t xml:space="preserve">View expansion; </w:t>
-            </w:r>
             <w:r>
               <w:rPr>
                 <w:b/>
@@ -3756,14 +3756,14 @@
                 <w:szCs w:val="18"/>
                 <w:shd w:fill="FFE699" w:color="auto" w:val="clear"/>
               </w:rPr>
-              <w:t xml:space="preserve">the view-update problem</w:t>
-            </w:r>
-            <w:r>
-              <w:rPr>
-                <w:sz w:val="18"/>
-                <w:szCs w:val="18"/>
-              </w:rPr>
-              <w:t xml:space="preserve">; SQL injection explained by the separation of code and data</w:t>
+              <w:t xml:space="preserve">I/O cost model; B+-tree height analysis; cost of index lookups versus scans; learned indexes</w:t>
+            </w:r>
+            <w:r>
+              <w:rPr>
+                <w:sz w:val="18"/>
+                <w:szCs w:val="18"/>
+              </w:rPr>
+              <w:t xml:space="preserve">; controlled experiments on a large table</w:t>
             </w:r>
           </w:p>
         </w:tc>
@@ -3792,7 +3792,7 @@
                 <w:sz w:val="18"/>
                 <w:szCs w:val="18"/>
               </w:rPr>
-              <w:t xml:space="preserve">Bancilhon &amp; Spyratos (1981)</w:t>
+              <w:t xml:space="preserve">Bayer &amp; McCreight (1972); Kraska et al. (2018)</w:t>
             </w:r>
           </w:p>
         </w:tc>
@@ -3821,7 +3821,7 @@
                 <w:sz w:val="18"/>
                 <w:szCs w:val="18"/>
               </w:rPr>
-              <w:t xml:space="preserve">CLO4</w:t>
+              <w:t xml:space="preserve">CLO6</w:t>
             </w:r>
           </w:p>
         </w:tc>
@@ -3852,7 +3852,7 @@
                 <w:sz w:val="18"/>
                 <w:szCs w:val="18"/>
               </w:rPr>
-              <w:t xml:space="preserve">8. Functional dependencies and normalization</w:t>
+              <w:t xml:space="preserve">C8 Query processing and optimization (DSC 15–16)</w:t>
             </w:r>
           </w:p>
         </w:tc>
@@ -3881,7 +3881,7 @@
                 <w:sz w:val="18"/>
                 <w:szCs w:val="18"/>
               </w:rPr>
-              <w:t xml:space="preserve">39–46</w:t>
+              <w:t xml:space="preserve">41–46</w:t>
             </w:r>
           </w:p>
         </w:tc>
@@ -3914,14 +3914,14 @@
                 <w:szCs w:val="18"/>
                 <w:shd w:fill="FFE699" w:color="auto" w:val="clear"/>
               </w:rPr>
-              <w:t xml:space="preserve">Proofs: soundness and completeness of Armstrong's axioms, correctness of closure, lossless-join test; complexity (primality is NP-complete); MVDs and 4NF</w:t>
-            </w:r>
-            <w:r>
-              <w:rPr>
-                <w:sz w:val="18"/>
-                <w:szCs w:val="18"/>
-              </w:rPr>
-              <w:t xml:space="preserve">; Python FD toolkit</w:t>
+              <w:t xml:space="preserve">Cost of sorting and join algorithms; equivalence rules; dynamic programming for join order</w:t>
+            </w:r>
+            <w:r>
+              <w:rPr>
+                <w:sz w:val="18"/>
+                <w:szCs w:val="18"/>
+              </w:rPr>
+              <w:t xml:space="preserve">; reading execution plans</w:t>
             </w:r>
           </w:p>
         </w:tc>
@@ -3950,7 +3950,7 @@
                 <w:sz w:val="18"/>
                 <w:szCs w:val="18"/>
               </w:rPr>
-              <w:t xml:space="preserve">Kent (1983); Armstrong (1974)</w:t>
+              <w:t xml:space="preserve">Selinger et al. (1979)</w:t>
             </w:r>
           </w:p>
         </w:tc>
@@ -3979,7 +3979,7 @@
                 <w:sz w:val="18"/>
                 <w:szCs w:val="18"/>
               </w:rPr>
-              <w:t xml:space="preserve">CLO5</w:t>
+              <w:t xml:space="preserve">CLO6</w:t>
             </w:r>
           </w:p>
         </w:tc>
@@ -4010,7 +4010,7 @@
                 <w:sz w:val="18"/>
                 <w:szCs w:val="18"/>
               </w:rPr>
-              <w:t xml:space="preserve">9. Storage, indexing and query processing</w:t>
+              <w:t xml:space="preserve">C9 Transactions and concurrency control (DSC 17–18)</w:t>
             </w:r>
           </w:p>
         </w:tc>
@@ -4039,7 +4039,7 @@
                 <w:sz w:val="18"/>
                 <w:szCs w:val="18"/>
               </w:rPr>
-              <w:t xml:space="preserve">47–51</w:t>
+              <w:t xml:space="preserve">47–53</w:t>
             </w:r>
           </w:p>
         </w:tc>
@@ -4072,14 +4072,14 @@
                 <w:szCs w:val="18"/>
                 <w:shd w:fill="FFE699" w:color="auto" w:val="clear"/>
               </w:rPr>
-              <w:t xml:space="preserve">I/O cost model and cost formulas; B+-tree height analysis; System R dynamic programming for join order; cardinality estimation; learned indexes</w:t>
-            </w:r>
-            <w:r>
-              <w:rPr>
-                <w:sz w:val="18"/>
-                <w:szCs w:val="18"/>
-              </w:rPr>
-              <w:t xml:space="preserve">; controlled experiments</w:t>
+              <w:t xml:space="preserve">Conflict serializability and precedence graphs; proof that 2PL is correct; recoverability; snapshot isolation and write skew</w:t>
+            </w:r>
+            <w:r>
+              <w:rPr>
+                <w:sz w:val="18"/>
+                <w:szCs w:val="18"/>
+              </w:rPr>
+              <w:t xml:space="preserve">; Python serializability tester</w:t>
             </w:r>
           </w:p>
         </w:tc>
@@ -4108,7 +4108,7 @@
                 <w:sz w:val="18"/>
                 <w:szCs w:val="18"/>
               </w:rPr>
-              <w:t xml:space="preserve">Selinger et al. (1979); Leis et al. (2015); Kraska et al. (2018)</w:t>
+              <w:t xml:space="preserve">Berenson et al. (1995)</w:t>
             </w:r>
           </w:p>
         </w:tc>
@@ -4137,7 +4137,7 @@
                 <w:sz w:val="18"/>
                 <w:szCs w:val="18"/>
               </w:rPr>
-              <w:t xml:space="preserve">CLO6</w:t>
+              <w:t xml:space="preserve">CLO7</w:t>
             </w:r>
           </w:p>
         </w:tc>
@@ -4168,7 +4168,7 @@
                 <w:sz w:val="18"/>
                 <w:szCs w:val="18"/>
               </w:rPr>
-              <w:t xml:space="preserve">10. Transactions and concurrency</w:t>
+              <w:t xml:space="preserve">C10 Recovery system (DSC 19, mainly self-study)</w:t>
             </w:r>
           </w:p>
         </w:tc>
@@ -4197,7 +4197,7 @@
                 <w:sz w:val="18"/>
                 <w:szCs w:val="18"/>
               </w:rPr>
-              <w:t xml:space="preserve">52–56</w:t>
+              <w:t xml:space="preserve">54</w:t>
             </w:r>
           </w:p>
         </w:tc>
@@ -4222,6 +4222,13 @@
             <w:pPr>
               <w:spacing w:after="40"/>
             </w:pPr>
+            <w:r>
+              <w:rPr>
+                <w:sz w:val="18"/>
+                <w:szCs w:val="18"/>
+              </w:rPr>
+              <w:t xml:space="preserve">Write-ahead logging and the recovery algorithm: </w:t>
+            </w:r>
             <w:r>
               <w:rPr>
                 <w:b/>
@@ -4230,14 +4237,14 @@
                 <w:szCs w:val="18"/>
                 <w:shd w:fill="FFE699" w:color="auto" w:val="clear"/>
               </w:rPr>
-              <w:t xml:space="preserve">Conflict and view serializability (NP-completeness); proof that 2PL is correct; recoverability; snapshot isolation and write skew</w:t>
-            </w:r>
-            <w:r>
-              <w:rPr>
-                <w:sz w:val="18"/>
-                <w:szCs w:val="18"/>
-              </w:rPr>
-              <w:t xml:space="preserve">; Python serializability tester</w:t>
+              <w:t xml:space="preserve">one overview session, the rest guided self-study</w:t>
+            </w:r>
+            <w:r>
+              <w:rPr>
+                <w:sz w:val="18"/>
+                <w:szCs w:val="18"/>
+              </w:rPr>
+              <w:t xml:space="preserve"> because recovery is abstract and hard to reproduce in a lab</w:t>
             </w:r>
           </w:p>
         </w:tc>
@@ -4266,7 +4273,7 @@
                 <w:sz w:val="18"/>
                 <w:szCs w:val="18"/>
               </w:rPr>
-              <w:t xml:space="preserve">Eswaran et al. (1976); Berenson et al. (1995)</w:t>
+              <w:t xml:space="preserve">–</w:t>
             </w:r>
           </w:p>
         </w:tc>
@@ -4337,7 +4344,694 @@
         <w:pStyle w:val="Heading2"/>
       </w:pPr>
       <w:r>
-        <w:t xml:space="preserve">3.2 Links to other courses in the program</w:t>
+        <w:t xml:space="preserve">3.2 In class versus guided self-study</w:t>
+      </w:r>
+    </w:p>
+    <w:p>
+      <w:pPr>
+        <w:spacing w:after="120"/>
+      </w:pPr>
+      <w:r>
+        <w:t xml:space="preserve">Sections that are </w:t>
+      </w:r>
+      <w:r>
+        <w:rPr>
+          <w:b/>
+          <w:bCs/>
+        </w:rPr>
+        <w:t xml:space="preserve">abstract and hard to explore through experiments</w:t>
+      </w:r>
+      <w:r>
+        <w:t xml:space="preserve"> are assigned as guided self-study. Students read them with a worksheet or exercises, and they are assessed in the progress tests and the final exam (about 20% of the final-exam items). Class time goes to topics that benefit from discussion, proof and experiment.</w:t>
+      </w:r>
+    </w:p>
+    <w:tbl>
+      <w:tblPr>
+        <w:tblW w:type="dxa" w:w="9026"/>
+        <w:tblBorders>
+          <w:top w:val="single" w:color="auto" w:sz="4"/>
+          <w:left w:val="single" w:color="auto" w:sz="4"/>
+          <w:bottom w:val="single" w:color="auto" w:sz="4"/>
+          <w:right w:val="single" w:color="auto" w:sz="4"/>
+          <w:insideH w:val="single" w:color="auto" w:sz="4"/>
+          <w:insideV w:val="single" w:color="auto" w:sz="4"/>
+        </w:tblBorders>
+      </w:tblPr>
+      <w:tblGrid>
+        <w:gridCol w:w="1100"/>
+        <w:gridCol w:w="4026"/>
+        <w:gridCol w:w="3900"/>
+      </w:tblGrid>
+      <w:tr>
+        <w:trPr>
+          <w:tblHeader/>
+        </w:trPr>
+        <w:tc>
+          <w:tcPr>
+            <w:tcW w:type="dxa" w:w="1100"/>
+            <w:tcBorders>
+              <w:top w:val="single" w:color="A6A6A6" w:sz="4"/>
+              <w:left w:val="single" w:color="A6A6A6" w:sz="4"/>
+              <w:bottom w:val="single" w:color="A6A6A6" w:sz="4"/>
+              <w:right w:val="single" w:color="A6A6A6" w:sz="4"/>
+            </w:tcBorders>
+            <w:shd w:fill="1F4E79" w:color="auto" w:val="clear"/>
+            <w:tcMar>
+              <w:top w:type="dxa" w:w="60"/>
+              <w:left w:type="dxa" w:w="100"/>
+              <w:bottom w:type="dxa" w:w="60"/>
+              <w:right w:type="dxa" w:w="100"/>
+            </w:tcMar>
+          </w:tcPr>
+          <w:p>
+            <w:pPr>
+              <w:spacing w:after="40"/>
+            </w:pPr>
+            <w:r>
+              <w:rPr>
+                <w:b/>
+                <w:bCs/>
+                <w:color w:val="FFFFFF"/>
+                <w:sz w:val="18"/>
+                <w:szCs w:val="18"/>
+              </w:rPr>
+              <w:t xml:space="preserve">Chapter</w:t>
+            </w:r>
+          </w:p>
+        </w:tc>
+        <w:tc>
+          <w:tcPr>
+            <w:tcW w:type="dxa" w:w="4026"/>
+            <w:tcBorders>
+              <w:top w:val="single" w:color="A6A6A6" w:sz="4"/>
+              <w:left w:val="single" w:color="A6A6A6" w:sz="4"/>
+              <w:bottom w:val="single" w:color="A6A6A6" w:sz="4"/>
+              <w:right w:val="single" w:color="A6A6A6" w:sz="4"/>
+            </w:tcBorders>
+            <w:shd w:fill="1F4E79" w:color="auto" w:val="clear"/>
+            <w:tcMar>
+              <w:top w:type="dxa" w:w="60"/>
+              <w:left w:type="dxa" w:w="100"/>
+              <w:bottom w:type="dxa" w:w="60"/>
+              <w:right w:type="dxa" w:w="100"/>
+            </w:tcMar>
+          </w:tcPr>
+          <w:p>
+            <w:pPr>
+              <w:spacing w:after="40"/>
+            </w:pPr>
+            <w:r>
+              <w:rPr>
+                <w:b/>
+                <w:bCs/>
+                <w:color w:val="FFFFFF"/>
+                <w:sz w:val="18"/>
+                <w:szCs w:val="18"/>
+              </w:rPr>
+              <w:t xml:space="preserve">Guided self-study (DSC)</w:t>
+            </w:r>
+          </w:p>
+        </w:tc>
+        <w:tc>
+          <w:tcPr>
+            <w:tcW w:type="dxa" w:w="3900"/>
+            <w:tcBorders>
+              <w:top w:val="single" w:color="A6A6A6" w:sz="4"/>
+              <w:left w:val="single" w:color="A6A6A6" w:sz="4"/>
+              <w:bottom w:val="single" w:color="A6A6A6" w:sz="4"/>
+              <w:right w:val="single" w:color="A6A6A6" w:sz="4"/>
+            </w:tcBorders>
+            <w:shd w:fill="1F4E79" w:color="auto" w:val="clear"/>
+            <w:tcMar>
+              <w:top w:type="dxa" w:w="60"/>
+              <w:left w:type="dxa" w:w="100"/>
+              <w:bottom w:type="dxa" w:w="60"/>
+              <w:right w:type="dxa" w:w="100"/>
+            </w:tcMar>
+          </w:tcPr>
+          <w:p>
+            <w:pPr>
+              <w:spacing w:after="40"/>
+            </w:pPr>
+            <w:r>
+              <w:rPr>
+                <w:b/>
+                <w:bCs/>
+                <w:color w:val="FFFFFF"/>
+                <w:sz w:val="18"/>
+                <w:szCs w:val="18"/>
+              </w:rPr>
+              <w:t xml:space="preserve">Why</w:t>
+            </w:r>
+          </w:p>
+        </w:tc>
+      </w:tr>
+      <w:tr>
+        <w:tc>
+          <w:tcPr>
+            <w:tcW w:type="dxa" w:w="1100"/>
+            <w:tcBorders>
+              <w:top w:val="single" w:color="A6A6A6" w:sz="4"/>
+              <w:left w:val="single" w:color="A6A6A6" w:sz="4"/>
+              <w:bottom w:val="single" w:color="A6A6A6" w:sz="4"/>
+              <w:right w:val="single" w:color="A6A6A6" w:sz="4"/>
+            </w:tcBorders>
+            <w:tcMar>
+              <w:top w:type="dxa" w:w="60"/>
+              <w:left w:type="dxa" w:w="100"/>
+              <w:bottom w:type="dxa" w:w="60"/>
+              <w:right w:type="dxa" w:w="100"/>
+            </w:tcMar>
+          </w:tcPr>
+          <w:p>
+            <w:pPr>
+              <w:spacing w:after="40"/>
+            </w:pPr>
+            <w:r>
+              <w:rPr>
+                <w:sz w:val="18"/>
+                <w:szCs w:val="18"/>
+              </w:rPr>
+              <w:t xml:space="preserve">C2</w:t>
+            </w:r>
+          </w:p>
+        </w:tc>
+        <w:tc>
+          <w:tcPr>
+            <w:tcW w:type="dxa" w:w="4026"/>
+            <w:tcBorders>
+              <w:top w:val="single" w:color="A6A6A6" w:sz="4"/>
+              <w:left w:val="single" w:color="A6A6A6" w:sz="4"/>
+              <w:bottom w:val="single" w:color="A6A6A6" w:sz="4"/>
+              <w:right w:val="single" w:color="A6A6A6" w:sz="4"/>
+            </w:tcBorders>
+            <w:tcMar>
+              <w:top w:type="dxa" w:w="60"/>
+              <w:left w:type="dxa" w:w="100"/>
+              <w:bottom w:type="dxa" w:w="60"/>
+              <w:right w:type="dxa" w:w="100"/>
+            </w:tcMar>
+          </w:tcPr>
+          <w:p>
+            <w:pPr>
+              <w:spacing w:after="40"/>
+            </w:pPr>
+            <w:r>
+              <w:rPr>
+                <w:sz w:val="18"/>
+                <w:szCs w:val="18"/>
+              </w:rPr>
+              <w:t xml:space="preserve">Online Ch. 27: tuple and domain relational calculus</w:t>
+            </w:r>
+          </w:p>
+        </w:tc>
+        <w:tc>
+          <w:tcPr>
+            <w:tcW w:type="dxa" w:w="3900"/>
+            <w:tcBorders>
+              <w:top w:val="single" w:color="A6A6A6" w:sz="4"/>
+              <w:left w:val="single" w:color="A6A6A6" w:sz="4"/>
+              <w:bottom w:val="single" w:color="A6A6A6" w:sz="4"/>
+              <w:right w:val="single" w:color="A6A6A6" w:sz="4"/>
+            </w:tcBorders>
+            <w:tcMar>
+              <w:top w:type="dxa" w:w="60"/>
+              <w:left w:type="dxa" w:w="100"/>
+              <w:bottom w:type="dxa" w:w="60"/>
+              <w:right w:type="dxa" w:w="100"/>
+            </w:tcMar>
+          </w:tcPr>
+          <w:p>
+            <w:pPr>
+              <w:spacing w:after="40"/>
+            </w:pPr>
+            <w:r>
+              <w:rPr>
+                <w:sz w:val="18"/>
+                <w:szCs w:val="18"/>
+              </w:rPr>
+              <w:t xml:space="preserve">Purely formal; learned best by working through a worksheet, reviewed in session 8</w:t>
+            </w:r>
+          </w:p>
+        </w:tc>
+      </w:tr>
+      <w:tr>
+        <w:tc>
+          <w:tcPr>
+            <w:tcW w:type="dxa" w:w="1100"/>
+            <w:tcBorders>
+              <w:top w:val="single" w:color="A6A6A6" w:sz="4"/>
+              <w:left w:val="single" w:color="A6A6A6" w:sz="4"/>
+              <w:bottom w:val="single" w:color="A6A6A6" w:sz="4"/>
+              <w:right w:val="single" w:color="A6A6A6" w:sz="4"/>
+            </w:tcBorders>
+            <w:tcMar>
+              <w:top w:type="dxa" w:w="60"/>
+              <w:left w:type="dxa" w:w="100"/>
+              <w:bottom w:type="dxa" w:w="60"/>
+              <w:right w:type="dxa" w:w="100"/>
+            </w:tcMar>
+          </w:tcPr>
+          <w:p>
+            <w:pPr>
+              <w:spacing w:after="40"/>
+            </w:pPr>
+            <w:r>
+              <w:rPr>
+                <w:sz w:val="18"/>
+                <w:szCs w:val="18"/>
+              </w:rPr>
+              <w:t xml:space="preserve">C4</w:t>
+            </w:r>
+          </w:p>
+        </w:tc>
+        <w:tc>
+          <w:tcPr>
+            <w:tcW w:type="dxa" w:w="4026"/>
+            <w:tcBorders>
+              <w:top w:val="single" w:color="A6A6A6" w:sz="4"/>
+              <w:left w:val="single" w:color="A6A6A6" w:sz="4"/>
+              <w:bottom w:val="single" w:color="A6A6A6" w:sz="4"/>
+              <w:right w:val="single" w:color="A6A6A6" w:sz="4"/>
+            </w:tcBorders>
+            <w:tcMar>
+              <w:top w:type="dxa" w:w="60"/>
+              <w:left w:type="dxa" w:w="100"/>
+              <w:bottom w:type="dxa" w:w="60"/>
+              <w:right w:type="dxa" w:w="100"/>
+            </w:tcMar>
+          </w:tcPr>
+          <w:p>
+            <w:pPr>
+              <w:spacing w:after="40"/>
+            </w:pPr>
+            <w:r>
+              <w:rPr>
+                <w:sz w:val="18"/>
+                <w:szCs w:val="18"/>
+              </w:rPr>
+              <w:t xml:space="preserve">§4.7 Authorization; §5.5 Advanced aggregation; §9.8 Application security</w:t>
+            </w:r>
+          </w:p>
+        </w:tc>
+        <w:tc>
+          <w:tcPr>
+            <w:tcW w:type="dxa" w:w="3900"/>
+            <w:tcBorders>
+              <w:top w:val="single" w:color="A6A6A6" w:sz="4"/>
+              <w:left w:val="single" w:color="A6A6A6" w:sz="4"/>
+              <w:bottom w:val="single" w:color="A6A6A6" w:sz="4"/>
+              <w:right w:val="single" w:color="A6A6A6" w:sz="4"/>
+            </w:tcBorders>
+            <w:tcMar>
+              <w:top w:type="dxa" w:w="60"/>
+              <w:left w:type="dxa" w:w="100"/>
+              <w:bottom w:type="dxa" w:w="60"/>
+              <w:right w:type="dxa" w:w="100"/>
+            </w:tcMar>
+          </w:tcPr>
+          <w:p>
+            <w:pPr>
+              <w:spacing w:after="40"/>
+            </w:pPr>
+            <w:r>
+              <w:rPr>
+                <w:sz w:val="18"/>
+                <w:szCs w:val="18"/>
+              </w:rPr>
+              <w:t xml:space="preserve">Descriptive or syntax-oriented</w:t>
+            </w:r>
+          </w:p>
+        </w:tc>
+      </w:tr>
+      <w:tr>
+        <w:tc>
+          <w:tcPr>
+            <w:tcW w:type="dxa" w:w="1100"/>
+            <w:tcBorders>
+              <w:top w:val="single" w:color="A6A6A6" w:sz="4"/>
+              <w:left w:val="single" w:color="A6A6A6" w:sz="4"/>
+              <w:bottom w:val="single" w:color="A6A6A6" w:sz="4"/>
+              <w:right w:val="single" w:color="A6A6A6" w:sz="4"/>
+            </w:tcBorders>
+            <w:tcMar>
+              <w:top w:type="dxa" w:w="60"/>
+              <w:left w:type="dxa" w:w="100"/>
+              <w:bottom w:type="dxa" w:w="60"/>
+              <w:right w:type="dxa" w:w="100"/>
+            </w:tcMar>
+          </w:tcPr>
+          <w:p>
+            <w:pPr>
+              <w:spacing w:after="40"/>
+            </w:pPr>
+            <w:r>
+              <w:rPr>
+                <w:sz w:val="18"/>
+                <w:szCs w:val="18"/>
+              </w:rPr>
+              <w:t xml:space="preserve">C5–C6</w:t>
+            </w:r>
+          </w:p>
+        </w:tc>
+        <w:tc>
+          <w:tcPr>
+            <w:tcW w:type="dxa" w:w="4026"/>
+            <w:tcBorders>
+              <w:top w:val="single" w:color="A6A6A6" w:sz="4"/>
+              <w:left w:val="single" w:color="A6A6A6" w:sz="4"/>
+              <w:bottom w:val="single" w:color="A6A6A6" w:sz="4"/>
+              <w:right w:val="single" w:color="A6A6A6" w:sz="4"/>
+            </w:tcBorders>
+            <w:tcMar>
+              <w:top w:type="dxa" w:w="60"/>
+              <w:left w:type="dxa" w:w="100"/>
+              <w:bottom w:type="dxa" w:w="60"/>
+              <w:right w:type="dxa" w:w="100"/>
+            </w:tcMar>
+          </w:tcPr>
+          <w:p>
+            <w:pPr>
+              <w:spacing w:after="40"/>
+            </w:pPr>
+            <w:r>
+              <w:rPr>
+                <w:sz w:val="18"/>
+                <w:szCs w:val="18"/>
+              </w:rPr>
+              <w:t xml:space="preserve">§6.8, §6.10–6.11; §7.7, §7.9</w:t>
+            </w:r>
+          </w:p>
+        </w:tc>
+        <w:tc>
+          <w:tcPr>
+            <w:tcW w:type="dxa" w:w="3900"/>
+            <w:tcBorders>
+              <w:top w:val="single" w:color="A6A6A6" w:sz="4"/>
+              <w:left w:val="single" w:color="A6A6A6" w:sz="4"/>
+              <w:bottom w:val="single" w:color="A6A6A6" w:sz="4"/>
+              <w:right w:val="single" w:color="A6A6A6" w:sz="4"/>
+            </w:tcBorders>
+            <w:tcMar>
+              <w:top w:type="dxa" w:w="60"/>
+              <w:left w:type="dxa" w:w="100"/>
+              <w:bottom w:type="dxa" w:w="60"/>
+              <w:right w:type="dxa" w:w="100"/>
+            </w:tcMar>
+          </w:tcPr>
+          <w:p>
+            <w:pPr>
+              <w:spacing w:after="40"/>
+            </w:pPr>
+            <w:r>
+              <w:rPr>
+                <w:sz w:val="18"/>
+                <w:szCs w:val="18"/>
+              </w:rPr>
+              <w:t xml:space="preserve">Extensions and notations; more normal forms</w:t>
+            </w:r>
+          </w:p>
+        </w:tc>
+      </w:tr>
+      <w:tr>
+        <w:tc>
+          <w:tcPr>
+            <w:tcW w:type="dxa" w:w="1100"/>
+            <w:tcBorders>
+              <w:top w:val="single" w:color="A6A6A6" w:sz="4"/>
+              <w:left w:val="single" w:color="A6A6A6" w:sz="4"/>
+              <w:bottom w:val="single" w:color="A6A6A6" w:sz="4"/>
+              <w:right w:val="single" w:color="A6A6A6" w:sz="4"/>
+            </w:tcBorders>
+            <w:tcMar>
+              <w:top w:type="dxa" w:w="60"/>
+              <w:left w:type="dxa" w:w="100"/>
+              <w:bottom w:type="dxa" w:w="60"/>
+              <w:right w:type="dxa" w:w="100"/>
+            </w:tcMar>
+          </w:tcPr>
+          <w:p>
+            <w:pPr>
+              <w:spacing w:after="40"/>
+            </w:pPr>
+            <w:r>
+              <w:rPr>
+                <w:sz w:val="18"/>
+                <w:szCs w:val="18"/>
+              </w:rPr>
+              <w:t xml:space="preserve">C7–C8</w:t>
+            </w:r>
+          </w:p>
+        </w:tc>
+        <w:tc>
+          <w:tcPr>
+            <w:tcW w:type="dxa" w:w="4026"/>
+            <w:tcBorders>
+              <w:top w:val="single" w:color="A6A6A6" w:sz="4"/>
+              <w:left w:val="single" w:color="A6A6A6" w:sz="4"/>
+              <w:bottom w:val="single" w:color="A6A6A6" w:sz="4"/>
+              <w:right w:val="single" w:color="A6A6A6" w:sz="4"/>
+            </w:tcBorders>
+            <w:tcMar>
+              <w:top w:type="dxa" w:w="60"/>
+              <w:left w:type="dxa" w:w="100"/>
+              <w:bottom w:type="dxa" w:w="60"/>
+              <w:right w:type="dxa" w:w="100"/>
+            </w:tcMar>
+          </w:tcPr>
+          <w:p>
+            <w:pPr>
+              <w:spacing w:after="40"/>
+            </w:pPr>
+            <w:r>
+              <w:rPr>
+                <w:sz w:val="18"/>
+                <w:szCs w:val="18"/>
+              </w:rPr>
+              <w:t xml:space="preserve">§12.1, §12.6, §13.4, §14.4; §15.6–15.7; §16.3</w:t>
+            </w:r>
+          </w:p>
+        </w:tc>
+        <w:tc>
+          <w:tcPr>
+            <w:tcW w:type="dxa" w:w="3900"/>
+            <w:tcBorders>
+              <w:top w:val="single" w:color="A6A6A6" w:sz="4"/>
+              <w:left w:val="single" w:color="A6A6A6" w:sz="4"/>
+              <w:bottom w:val="single" w:color="A6A6A6" w:sz="4"/>
+              <w:right w:val="single" w:color="A6A6A6" w:sz="4"/>
+            </w:tcBorders>
+            <w:tcMar>
+              <w:top w:type="dxa" w:w="60"/>
+              <w:left w:type="dxa" w:w="100"/>
+              <w:bottom w:type="dxa" w:w="60"/>
+              <w:right w:type="dxa" w:w="100"/>
+            </w:tcMar>
+          </w:tcPr>
+          <w:p>
+            <w:pPr>
+              <w:spacing w:after="40"/>
+            </w:pPr>
+            <w:r>
+              <w:rPr>
+                <w:sz w:val="18"/>
+                <w:szCs w:val="18"/>
+              </w:rPr>
+              <w:t xml:space="preserve">Hardware background (with ICS102); statistics estimation is abstract and hard to observe directly</w:t>
+            </w:r>
+          </w:p>
+        </w:tc>
+      </w:tr>
+      <w:tr>
+        <w:tc>
+          <w:tcPr>
+            <w:tcW w:type="dxa" w:w="1100"/>
+            <w:tcBorders>
+              <w:top w:val="single" w:color="A6A6A6" w:sz="4"/>
+              <w:left w:val="single" w:color="A6A6A6" w:sz="4"/>
+              <w:bottom w:val="single" w:color="A6A6A6" w:sz="4"/>
+              <w:right w:val="single" w:color="A6A6A6" w:sz="4"/>
+            </w:tcBorders>
+            <w:tcMar>
+              <w:top w:type="dxa" w:w="60"/>
+              <w:left w:type="dxa" w:w="100"/>
+              <w:bottom w:type="dxa" w:w="60"/>
+              <w:right w:type="dxa" w:w="100"/>
+            </w:tcMar>
+          </w:tcPr>
+          <w:p>
+            <w:pPr>
+              <w:spacing w:after="40"/>
+            </w:pPr>
+            <w:r>
+              <w:rPr>
+                <w:sz w:val="18"/>
+                <w:szCs w:val="18"/>
+              </w:rPr>
+              <w:t xml:space="preserve">C9</w:t>
+            </w:r>
+          </w:p>
+        </w:tc>
+        <w:tc>
+          <w:tcPr>
+            <w:tcW w:type="dxa" w:w="4026"/>
+            <w:tcBorders>
+              <w:top w:val="single" w:color="A6A6A6" w:sz="4"/>
+              <w:left w:val="single" w:color="A6A6A6" w:sz="4"/>
+              <w:bottom w:val="single" w:color="A6A6A6" w:sz="4"/>
+              <w:right w:val="single" w:color="A6A6A6" w:sz="4"/>
+            </w:tcBorders>
+            <w:tcMar>
+              <w:top w:type="dxa" w:w="60"/>
+              <w:left w:type="dxa" w:w="100"/>
+              <w:bottom w:type="dxa" w:w="60"/>
+              <w:right w:type="dxa" w:w="100"/>
+            </w:tcMar>
+          </w:tcPr>
+          <w:p>
+            <w:pPr>
+              <w:spacing w:after="40"/>
+            </w:pPr>
+            <w:r>
+              <w:rPr>
+                <w:sz w:val="18"/>
+                <w:szCs w:val="18"/>
+              </w:rPr>
+              <w:t xml:space="preserve">§18.3, §18.5, §18.7, §18.9</w:t>
+            </w:r>
+          </w:p>
+        </w:tc>
+        <w:tc>
+          <w:tcPr>
+            <w:tcW w:type="dxa" w:w="3900"/>
+            <w:tcBorders>
+              <w:top w:val="single" w:color="A6A6A6" w:sz="4"/>
+              <w:left w:val="single" w:color="A6A6A6" w:sz="4"/>
+              <w:bottom w:val="single" w:color="A6A6A6" w:sz="4"/>
+              <w:right w:val="single" w:color="A6A6A6" w:sz="4"/>
+            </w:tcBorders>
+            <w:tcMar>
+              <w:top w:type="dxa" w:w="60"/>
+              <w:left w:type="dxa" w:w="100"/>
+              <w:bottom w:type="dxa" w:w="60"/>
+              <w:right w:type="dxa" w:w="100"/>
+            </w:tcMar>
+          </w:tcPr>
+          <w:p>
+            <w:pPr>
+              <w:spacing w:after="40"/>
+            </w:pPr>
+            <w:r>
+              <w:rPr>
+                <w:sz w:val="18"/>
+                <w:szCs w:val="18"/>
+              </w:rPr>
+              <w:t xml:space="preserve">Alternative protocols, compared with 2PL taught in class</w:t>
+            </w:r>
+          </w:p>
+        </w:tc>
+      </w:tr>
+      <w:tr>
+        <w:tc>
+          <w:tcPr>
+            <w:tcW w:type="dxa" w:w="1100"/>
+            <w:tcBorders>
+              <w:top w:val="single" w:color="A6A6A6" w:sz="4"/>
+              <w:left w:val="single" w:color="A6A6A6" w:sz="4"/>
+              <w:bottom w:val="single" w:color="A6A6A6" w:sz="4"/>
+              <w:right w:val="single" w:color="A6A6A6" w:sz="4"/>
+            </w:tcBorders>
+            <w:tcMar>
+              <w:top w:type="dxa" w:w="60"/>
+              <w:left w:type="dxa" w:w="100"/>
+              <w:bottom w:type="dxa" w:w="60"/>
+              <w:right w:type="dxa" w:w="100"/>
+            </w:tcMar>
+          </w:tcPr>
+          <w:p>
+            <w:pPr>
+              <w:spacing w:after="40"/>
+            </w:pPr>
+            <w:r>
+              <w:rPr>
+                <w:sz w:val="18"/>
+                <w:szCs w:val="18"/>
+              </w:rPr>
+              <w:t xml:space="preserve">C10</w:t>
+            </w:r>
+          </w:p>
+        </w:tc>
+        <w:tc>
+          <w:tcPr>
+            <w:tcW w:type="dxa" w:w="4026"/>
+            <w:tcBorders>
+              <w:top w:val="single" w:color="A6A6A6" w:sz="4"/>
+              <w:left w:val="single" w:color="A6A6A6" w:sz="4"/>
+              <w:bottom w:val="single" w:color="A6A6A6" w:sz="4"/>
+              <w:right w:val="single" w:color="A6A6A6" w:sz="4"/>
+            </w:tcBorders>
+            <w:tcMar>
+              <w:top w:type="dxa" w:w="60"/>
+              <w:left w:type="dxa" w:w="100"/>
+              <w:bottom w:type="dxa" w:w="60"/>
+              <w:right w:type="dxa" w:w="100"/>
+            </w:tcMar>
+          </w:tcPr>
+          <w:p>
+            <w:pPr>
+              <w:spacing w:after="40"/>
+            </w:pPr>
+            <w:r>
+              <w:rPr>
+                <w:sz w:val="18"/>
+                <w:szCs w:val="18"/>
+              </w:rPr>
+              <w:t xml:space="preserve">Ch. 19 except the overview (§19.2, §19.4–19.6)</w:t>
+            </w:r>
+          </w:p>
+        </w:tc>
+        <w:tc>
+          <w:tcPr>
+            <w:tcW w:type="dxa" w:w="3900"/>
+            <w:tcBorders>
+              <w:top w:val="single" w:color="A6A6A6" w:sz="4"/>
+              <w:left w:val="single" w:color="A6A6A6" w:sz="4"/>
+              <w:bottom w:val="single" w:color="A6A6A6" w:sz="4"/>
+              <w:right w:val="single" w:color="A6A6A6" w:sz="4"/>
+            </w:tcBorders>
+            <w:tcMar>
+              <w:top w:type="dxa" w:w="60"/>
+              <w:left w:type="dxa" w:w="100"/>
+              <w:bottom w:type="dxa" w:w="60"/>
+              <w:right w:type="dxa" w:w="100"/>
+            </w:tcMar>
+          </w:tcPr>
+          <w:p>
+            <w:pPr>
+              <w:spacing w:after="40"/>
+            </w:pPr>
+            <w:r>
+              <w:rPr>
+                <w:sz w:val="18"/>
+                <w:szCs w:val="18"/>
+              </w:rPr>
+              <w:t xml:space="preserve">Recovery algorithms are abstract and cannot be reproduced safely in a student lab</w:t>
+            </w:r>
+          </w:p>
+        </w:tc>
+      </w:tr>
+    </w:tbl>
+    <w:p>
+      <w:pPr>
+        <w:spacing w:after="120"/>
+      </w:pPr>
+    </w:p>
+    <w:p>
+      <w:pPr>
+        <w:pStyle w:val="Heading2"/>
+      </w:pPr>
+      <w:r>
+        <w:t xml:space="preserve">3.3 Links to other courses in the program</w:t>
       </w:r>
     </w:p>
     <w:tbl>
@@ -4545,7 +5239,7 @@
                 <w:sz w:val="18"/>
                 <w:szCs w:val="18"/>
               </w:rPr>
-              <w:t xml:space="preserve">Sets, relations, logic and proof techniques → Ch. 3, 4, 8</w:t>
+              <w:t xml:space="preserve">Sets, relations, logic and proof techniques → C2, C6</w:t>
             </w:r>
           </w:p>
         </w:tc>
@@ -4723,7 +5417,7 @@
                 <w:sz w:val="18"/>
                 <w:szCs w:val="18"/>
               </w:rPr>
-              <w:t xml:space="preserve">Memory hierarchy → I/O cost model (Ch. 9)</w:t>
+              <w:t xml:space="preserve">Memory hierarchy → I/O cost model (C7)</w:t>
             </w:r>
           </w:p>
         </w:tc>
@@ -5079,7 +5773,7 @@
                 <w:sz w:val="18"/>
                 <w:szCs w:val="18"/>
               </w:rPr>
-              <w:t xml:space="preserve">Learned indexes and learned query optimization (Ch. 9)</w:t>
+              <w:t xml:space="preserve">Learned indexes and learned query optimization (C7, C8)</w:t>
             </w:r>
           </w:p>
         </w:tc>
@@ -5432,7 +6126,7 @@
                 <w:sz w:val="18"/>
                 <w:szCs w:val="18"/>
               </w:rPr>
-              <w:t xml:space="preserve">1</w:t>
+              <w:t xml:space="preserve">C1</w:t>
             </w:r>
           </w:p>
         </w:tc>
@@ -5554,7 +6248,7 @@
                 <w:sz w:val="18"/>
                 <w:szCs w:val="18"/>
               </w:rPr>
-              <w:t xml:space="preserve">2, 3, 5</w:t>
+              <w:t xml:space="preserve">C2, C4, C5</w:t>
             </w:r>
           </w:p>
         </w:tc>
@@ -5676,7 +6370,7 @@
                 <w:sz w:val="18"/>
                 <w:szCs w:val="18"/>
               </w:rPr>
-              <w:t xml:space="preserve">4, 6</w:t>
+              <w:t xml:space="preserve">C2, C3, C4</w:t>
             </w:r>
           </w:p>
         </w:tc>
@@ -5794,7 +6488,7 @@
                 <w:sz w:val="18"/>
                 <w:szCs w:val="18"/>
               </w:rPr>
-              <w:t xml:space="preserve">5, 6, 7</w:t>
+              <w:t xml:space="preserve">C3, C4</w:t>
             </w:r>
           </w:p>
         </w:tc>
@@ -5916,7 +6610,7 @@
                 <w:sz w:val="18"/>
                 <w:szCs w:val="18"/>
               </w:rPr>
-              <w:t xml:space="preserve">8</w:t>
+              <w:t xml:space="preserve">C6</w:t>
             </w:r>
           </w:p>
         </w:tc>
@@ -6038,7 +6732,7 @@
                 <w:sz w:val="18"/>
                 <w:szCs w:val="18"/>
               </w:rPr>
-              <w:t xml:space="preserve">9</w:t>
+              <w:t xml:space="preserve">C7, C8</w:t>
             </w:r>
           </w:p>
         </w:tc>
@@ -6160,7 +6854,7 @@
                 <w:sz w:val="18"/>
                 <w:szCs w:val="18"/>
               </w:rPr>
-              <w:t xml:space="preserve">10</w:t>
+              <w:t xml:space="preserve">C9, C10</w:t>
             </w:r>
           </w:p>
         </w:tc>
@@ -8224,7 +8918,7 @@
                 <w:sz w:val="18"/>
                 <w:szCs w:val="18"/>
               </w:rPr>
-              <w:t xml:space="preserve">1</w:t>
+              <w:t xml:space="preserve">C1</w:t>
             </w:r>
           </w:p>
         </w:tc>
@@ -8253,7 +8947,7 @@
                 <w:sz w:val="18"/>
                 <w:szCs w:val="18"/>
               </w:rPr>
-              <w:t xml:space="preserve">1–3; reviewed in 19 and 60</w:t>
+              <w:t xml:space="preserve">1–3; Progress test 1 in 20; review in 58</w:t>
             </w:r>
           </w:p>
         </w:tc>
@@ -8313,7 +9007,7 @@
                 <w:sz w:val="18"/>
                 <w:szCs w:val="18"/>
               </w:rPr>
-              <w:t xml:space="preserve">2, 3 (and constraints in 5)</w:t>
+              <w:t xml:space="preserve">C2, C4, C5</w:t>
             </w:r>
           </w:p>
         </w:tc>
@@ -8342,7 +9036,7 @@
                 <w:sz w:val="18"/>
                 <w:szCs w:val="18"/>
               </w:rPr>
-              <w:t xml:space="preserve">4–13, 23–24; Assignment 1 defense in 38</w:t>
+              <w:t xml:space="preserve">4, 16, 19, 21–25; Assignment 1 defense in 33; Progress test 2 in 34</w:t>
             </w:r>
           </w:p>
         </w:tc>
@@ -8402,7 +9096,7 @@
                 <w:sz w:val="18"/>
                 <w:szCs w:val="18"/>
               </w:rPr>
-              <w:t xml:space="preserve">4 (and SQL semantics in 6)</w:t>
+              <w:t xml:space="preserve">C2, C3, C4</w:t>
             </w:r>
           </w:p>
         </w:tc>
@@ -8431,7 +9125,7 @@
                 <w:sz w:val="18"/>
                 <w:szCs w:val="18"/>
               </w:rPr>
-              <w:t xml:space="preserve">14–19, 33; Assignment 1 defense in 38</w:t>
+              <w:t xml:space="preserve">4–8, 12, 14, 17; Assignment 1 defense in 33</w:t>
             </w:r>
           </w:p>
         </w:tc>
@@ -8491,7 +9185,7 @@
                 <w:sz w:val="18"/>
                 <w:szCs w:val="18"/>
               </w:rPr>
-              <w:t xml:space="preserve">5, 6, 7</w:t>
+              <w:t xml:space="preserve">C3, C4</w:t>
             </w:r>
           </w:p>
         </w:tc>
@@ -8520,7 +9214,7 @@
                 <w:sz w:val="18"/>
                 <w:szCs w:val="18"/>
               </w:rPr>
-              <w:t xml:space="preserve">20–37, 46</w:t>
+              <w:t xml:space="preserve">9–19; practical-exam preparation in 60</w:t>
             </w:r>
           </w:p>
         </w:tc>
@@ -8580,7 +9274,7 @@
                 <w:sz w:val="18"/>
                 <w:szCs w:val="18"/>
               </w:rPr>
-              <w:t xml:space="preserve">8</w:t>
+              <w:t xml:space="preserve">C6</w:t>
             </w:r>
           </w:p>
         </w:tc>
@@ -8609,7 +9303,7 @@
                 <w:sz w:val="18"/>
                 <w:szCs w:val="18"/>
               </w:rPr>
-              <w:t xml:space="preserve">39–46</w:t>
+              <w:t xml:space="preserve">26–32; Progress test 2 in 34; Assignment 2 in 56–57</w:t>
             </w:r>
           </w:p>
         </w:tc>
@@ -8669,7 +9363,7 @@
                 <w:sz w:val="18"/>
                 <w:szCs w:val="18"/>
               </w:rPr>
-              <w:t xml:space="preserve">9</w:t>
+              <w:t xml:space="preserve">C7, C8</w:t>
             </w:r>
           </w:p>
         </w:tc>
@@ -8698,7 +9392,7 @@
                 <w:sz w:val="18"/>
                 <w:szCs w:val="18"/>
               </w:rPr>
-              <w:t xml:space="preserve">47–51; Assignment 2 in 58–59</w:t>
+              <w:t xml:space="preserve">35–46; Assignment 2 in 56–57</w:t>
             </w:r>
           </w:p>
         </w:tc>
@@ -8758,7 +9452,7 @@
                 <w:sz w:val="18"/>
                 <w:szCs w:val="18"/>
               </w:rPr>
-              <w:t xml:space="preserve">10</w:t>
+              <w:t xml:space="preserve">C9, C10</w:t>
             </w:r>
           </w:p>
         </w:tc>
@@ -8787,7 +9481,7 @@
                 <w:sz w:val="18"/>
                 <w:szCs w:val="18"/>
               </w:rPr>
-              <w:t xml:space="preserve">52–56; Assignment 2 in 58–59</w:t>
+              <w:t xml:space="preserve">47–54; Assignment 2 in 56–57</w:t>
             </w:r>
           </w:p>
         </w:tc>
@@ -8847,7 +9541,7 @@
                 <w:sz w:val="18"/>
                 <w:szCs w:val="18"/>
               </w:rPr>
-              <w:t xml:space="preserve">Research Corner in every chapter; Assignments 1–2</w:t>
+              <w:t xml:space="preserve">Research Corners; Assignments 1–2</w:t>
             </w:r>
           </w:p>
         </w:tc>
@@ -8876,7 +9570,7 @@
                 <w:sz w:val="18"/>
                 <w:szCs w:val="18"/>
               </w:rPr>
-              <w:t xml:space="preserve">38, 51, 57–60, plus the Investigate part of every lab</w:t>
+              <w:t xml:space="preserve">33, 40, 46, 55–57, plus the Investigate part of every lab</w:t>
             </w:r>
           </w:p>
         </w:tc>
@@ -9501,6 +10195,13 @@
             <w:pPr>
               <w:spacing w:after="40"/>
             </w:pPr>
+            <w:r>
+              <w:rPr>
+                <w:sz w:val="18"/>
+                <w:szCs w:val="18"/>
+              </w:rPr>
+              <w:t xml:space="preserve">✓</w:t>
+            </w:r>
           </w:p>
         </w:tc>
         <w:tc>
@@ -9898,6 +10599,13 @@
             <w:pPr>
               <w:spacing w:after="40"/>
             </w:pPr>
+            <w:r>
+              <w:rPr>
+                <w:sz w:val="18"/>
+                <w:szCs w:val="18"/>
+              </w:rPr>
+              <w:t xml:space="preserve">✓</w:t>
+            </w:r>
           </w:p>
         </w:tc>
         <w:tc>
@@ -9920,13 +10628,6 @@
             <w:pPr>
               <w:spacing w:after="40"/>
             </w:pPr>
-            <w:r>
-              <w:rPr>
-                <w:sz w:val="18"/>
-                <w:szCs w:val="18"/>
-              </w:rPr>
-              <w:t xml:space="preserve">✓</w:t>
-            </w:r>
           </w:p>
         </w:tc>
         <w:tc>
@@ -14445,7 +15146,7 @@
                 <w:sz w:val="18"/>
                 <w:szCs w:val="18"/>
               </w:rPr>
-              <w:t xml:space="preserve">Labs 4–7, practical exam, unit-tested Python tasks</w:t>
+              <w:t xml:space="preserve">Labs 3, 4 and 6, practical exam, unit-tested Python tasks</w:t>
             </w:r>
           </w:p>
         </w:tc>
@@ -14534,7 +15235,7 @@
                 <w:sz w:val="18"/>
                 <w:szCs w:val="18"/>
               </w:rPr>
-              <w:t xml:space="preserve">Lab 8, Assignment 2</w:t>
+              <w:t xml:space="preserve">Labs 7–8, Assignment 2</w:t>
             </w:r>
           </w:p>
         </w:tc>
@@ -15447,7 +16148,7 @@
                 <w:sz w:val="18"/>
                 <w:szCs w:val="18"/>
               </w:rPr>
-              <w:t xml:space="preserve">Research labs (8)</w:t>
+              <w:t xml:space="preserve">Research labs (9)</w:t>
             </w:r>
           </w:p>
         </w:tc>
@@ -15684,7 +16385,7 @@
                 <w:sz w:val="18"/>
                 <w:szCs w:val="18"/>
               </w:rPr>
-              <w:t xml:space="preserve">30': 20 MCQ + 2 written reasoning items (ch. 1–4)</w:t>
+              <w:t xml:space="preserve">30': 20 MCQ + 2 written reasoning items (Chapters 1–4)</w:t>
             </w:r>
           </w:p>
         </w:tc>
@@ -15713,7 +16414,7 @@
                 <w:sz w:val="18"/>
                 <w:szCs w:val="18"/>
               </w:rPr>
-              <w:t xml:space="preserve">CLO1–CLO3</w:t>
+              <w:t xml:space="preserve">CLO1–CLO4</w:t>
             </w:r>
           </w:p>
         </w:tc>
@@ -15831,7 +16532,7 @@
                 <w:sz w:val="18"/>
                 <w:szCs w:val="18"/>
               </w:rPr>
-              <w:t xml:space="preserve">30': 20 MCQ + 2 written reasoning items (ch. 5–8)</w:t>
+              <w:t xml:space="preserve">30': 20 MCQ + 2 written reasoning items (Chapters 5–6)</w:t>
             </w:r>
           </w:p>
         </w:tc>
@@ -15860,7 +16561,7 @@
                 <w:sz w:val="18"/>
                 <w:szCs w:val="18"/>
               </w:rPr>
-              <w:t xml:space="preserve">CLO4–CLO5</w:t>
+              <w:t xml:space="preserve">CLO2, CLO5</w:t>
             </w:r>
           </w:p>
         </w:tc>
@@ -16278,7 +16979,7 @@
                 <w:sz w:val="18"/>
                 <w:szCs w:val="18"/>
               </w:rPr>
-              <w:t xml:space="preserve">60' SQL on computer (ch. 5–7)</w:t>
+              <w:t xml:space="preserve">60' SQL on computer (Chapters 3–5)</w:t>
             </w:r>
           </w:p>
         </w:tc>
@@ -16733,7 +17434,7 @@
         <w:spacing w:after="120"/>
       </w:pPr>
       <w:r>
-        <w:t xml:space="preserve">Each of the 8 labs ends with an </w:t>
+        <w:t xml:space="preserve">Each of the 9 labs ends with an </w:t>
       </w:r>
       <w:r>
         <w:rPr>
@@ -16859,7 +17560,7 @@
                 <w:sz w:val="18"/>
                 <w:szCs w:val="18"/>
               </w:rPr>
-              <w:t xml:space="preserve">Lab 3 – Relational algebra</w:t>
+              <w:t xml:space="preserve">Lab 2 – Relational algebra</w:t>
             </w:r>
           </w:p>
         </w:tc>
@@ -16919,7 +17620,7 @@
                 <w:sz w:val="18"/>
                 <w:szCs w:val="18"/>
               </w:rPr>
-              <w:t xml:space="preserve">Lab 5 – SQL queries</w:t>
+              <w:t xml:space="preserve">Lab 3 – SQL queries</w:t>
             </w:r>
           </w:p>
         </w:tc>
@@ -16979,7 +17680,7 @@
                 <w:sz w:val="18"/>
                 <w:szCs w:val="18"/>
               </w:rPr>
-              <w:t xml:space="preserve">Lab 7 – Normalization</w:t>
+              <w:t xml:space="preserve">Lab 6 – Relational database design</w:t>
             </w:r>
           </w:p>
         </w:tc>
@@ -17008,7 +17709,7 @@
                 <w:sz w:val="18"/>
                 <w:szCs w:val="18"/>
               </w:rPr>
-              <w:t xml:space="preserve">Implement closure, candidate keys, minimal cover, BCNF decomposition and the chase test; measure how the number of keys grows with the number of attributes</w:t>
+              <w:t xml:space="preserve">Implement closure, candidate keys, canonical cover, BCNF decomposition and the lossless-join test; measure how the number of keys grows with the number of attributes</w:t>
             </w:r>
           </w:p>
         </w:tc>
@@ -17039,7 +17740,7 @@
                 <w:sz w:val="18"/>
                 <w:szCs w:val="18"/>
               </w:rPr>
-              <w:t xml:space="preserve">Lab 8 – Indexing and transactions</w:t>
+              <w:t xml:space="preserve">Lab 7 – Indexing</w:t>
             </w:r>
           </w:p>
         </w:tc>
@@ -17068,7 +17769,67 @@
                 <w:sz w:val="18"/>
                 <w:szCs w:val="18"/>
               </w:rPr>
-              <w:t xml:space="preserve">Measure logical reads with and without indexes on a 500,000-row table; reproduce dirty reads, phantoms and deadlocks; implement a precedence-graph serializability tester</w:t>
+              <w:t xml:space="preserve">Measure logical reads with and without indexes on a 500,000-row table; find the selectivity at which an index stops paying off</w:t>
+            </w:r>
+          </w:p>
+        </w:tc>
+      </w:tr>
+      <w:tr>
+        <w:tc>
+          <w:tcPr>
+            <w:tcW w:type="dxa" w:w="2600"/>
+            <w:tcBorders>
+              <w:top w:val="single" w:color="A6A6A6" w:sz="4"/>
+              <w:left w:val="single" w:color="A6A6A6" w:sz="4"/>
+              <w:bottom w:val="single" w:color="A6A6A6" w:sz="4"/>
+              <w:right w:val="single" w:color="A6A6A6" w:sz="4"/>
+            </w:tcBorders>
+            <w:tcMar>
+              <w:top w:type="dxa" w:w="60"/>
+              <w:left w:type="dxa" w:w="100"/>
+              <w:bottom w:type="dxa" w:w="60"/>
+              <w:right w:type="dxa" w:w="100"/>
+            </w:tcMar>
+          </w:tcPr>
+          <w:p>
+            <w:pPr>
+              <w:spacing w:after="40"/>
+            </w:pPr>
+            <w:r>
+              <w:rPr>
+                <w:sz w:val="18"/>
+                <w:szCs w:val="18"/>
+              </w:rPr>
+              <w:t xml:space="preserve">Lab 9 – Concurrency</w:t>
+            </w:r>
+          </w:p>
+        </w:tc>
+        <w:tc>
+          <w:tcPr>
+            <w:tcW w:type="dxa" w:w="6426"/>
+            <w:tcBorders>
+              <w:top w:val="single" w:color="A6A6A6" w:sz="4"/>
+              <w:left w:val="single" w:color="A6A6A6" w:sz="4"/>
+              <w:bottom w:val="single" w:color="A6A6A6" w:sz="4"/>
+              <w:right w:val="single" w:color="A6A6A6" w:sz="4"/>
+            </w:tcBorders>
+            <w:tcMar>
+              <w:top w:type="dxa" w:w="60"/>
+              <w:left w:type="dxa" w:w="100"/>
+              <w:bottom w:type="dxa" w:w="60"/>
+              <w:right w:type="dxa" w:w="100"/>
+            </w:tcMar>
+          </w:tcPr>
+          <w:p>
+            <w:pPr>
+              <w:spacing w:after="40"/>
+            </w:pPr>
+            <w:r>
+              <w:rPr>
+                <w:sz w:val="18"/>
+                <w:szCs w:val="18"/>
+              </w:rPr>
+              <w:t xml:space="preserve">Reproduce dirty reads, phantoms and deadlocks with two sessions; implement a precedence-graph serializability tester</w:t>
             </w:r>
           </w:p>
         </w:tc>
@@ -17253,10 +18014,10 @@
           <w:b/>
           <w:bCs/>
         </w:rPr>
-        <w:t xml:space="preserve">33 constructivist questions</w:t>
+        <w:t xml:space="preserve">30 constructivist questions</w:t>
       </w:r>
       <w:r>
-        <w:t xml:space="preserve">, three for each of 11 key sessions. They are open *why* and *what if* questions, for example:</w:t>
+        <w:t xml:space="preserve">, three for each of 10 key sessions, one per chapter. They are open *why* and *what if* questions, for example:</w:t>
       </w:r>
     </w:p>
     <w:p>
@@ -17490,7 +18251,7 @@
                 <w:sz w:val="18"/>
                 <w:szCs w:val="18"/>
               </w:rPr>
-              <w:t xml:space="preserve">2</w:t>
+              <w:t xml:space="preserve">C5 (DSC 6)</w:t>
             </w:r>
           </w:p>
         </w:tc>
@@ -17519,7 +18280,7 @@
                 <w:sz w:val="18"/>
                 <w:szCs w:val="18"/>
               </w:rPr>
-              <w:t xml:space="preserve">4–8</w:t>
+              <w:t xml:space="preserve">21–25</w:t>
             </w:r>
           </w:p>
         </w:tc>
@@ -17579,7 +18340,7 @@
                 <w:sz w:val="18"/>
                 <w:szCs w:val="18"/>
               </w:rPr>
-              <w:t xml:space="preserve">3</w:t>
+              <w:t xml:space="preserve">C2 (DSC 2)</w:t>
             </w:r>
           </w:p>
         </w:tc>
@@ -17608,7 +18369,7 @@
                 <w:sz w:val="18"/>
                 <w:szCs w:val="18"/>
               </w:rPr>
-              <w:t xml:space="preserve">9–13</w:t>
+              <w:t xml:space="preserve">4</w:t>
             </w:r>
           </w:p>
         </w:tc>
@@ -17668,7 +18429,7 @@
                 <w:sz w:val="18"/>
                 <w:szCs w:val="18"/>
               </w:rPr>
-              <w:t xml:space="preserve">4</w:t>
+              <w:t xml:space="preserve">C2 (DSC 2.5–2.6)</w:t>
             </w:r>
           </w:p>
         </w:tc>
@@ -17697,7 +18458,7 @@
                 <w:sz w:val="18"/>
                 <w:szCs w:val="18"/>
               </w:rPr>
-              <w:t xml:space="preserve">14–18</w:t>
+              <w:t xml:space="preserve">5–8</w:t>
             </w:r>
           </w:p>
         </w:tc>
@@ -17757,7 +18518,7 @@
                 <w:sz w:val="18"/>
                 <w:szCs w:val="18"/>
               </w:rPr>
-              <w:t xml:space="preserve">5, 6, 7</w:t>
+              <w:t xml:space="preserve">C3, C4 (DSC 3, 4, §5.1, §5.4)</w:t>
             </w:r>
           </w:p>
         </w:tc>
@@ -17786,7 +18547,7 @@
                 <w:sz w:val="18"/>
                 <w:szCs w:val="18"/>
               </w:rPr>
-              <w:t xml:space="preserve">20–37</w:t>
+              <w:t xml:space="preserve">9–19</w:t>
             </w:r>
           </w:p>
         </w:tc>
@@ -17846,7 +18607,7 @@
                 <w:sz w:val="18"/>
                 <w:szCs w:val="18"/>
               </w:rPr>
-              <w:t xml:space="preserve">8</w:t>
+              <w:t xml:space="preserve">C6 (DSC 7)</w:t>
             </w:r>
           </w:p>
         </w:tc>
@@ -17875,7 +18636,7 @@
                 <w:sz w:val="18"/>
                 <w:szCs w:val="18"/>
               </w:rPr>
-              <w:t xml:space="preserve">39–45</w:t>
+              <w:t xml:space="preserve">26–32</w:t>
             </w:r>
           </w:p>
         </w:tc>
@@ -17935,7 +18696,7 @@
                 <w:sz w:val="18"/>
                 <w:szCs w:val="18"/>
               </w:rPr>
-              <w:t xml:space="preserve">9</w:t>
+              <w:t xml:space="preserve">C7 (DSC 13–14)</w:t>
             </w:r>
           </w:p>
         </w:tc>
@@ -17964,7 +18725,7 @@
                 <w:sz w:val="18"/>
                 <w:szCs w:val="18"/>
               </w:rPr>
-              <w:t xml:space="preserve">47–51</w:t>
+              <w:t xml:space="preserve">35–40</w:t>
             </w:r>
           </w:p>
         </w:tc>
@@ -18024,7 +18785,7 @@
                 <w:sz w:val="18"/>
                 <w:szCs w:val="18"/>
               </w:rPr>
-              <w:t xml:space="preserve">9</w:t>
+              <w:t xml:space="preserve">C8 (DSC 15–16)</w:t>
             </w:r>
           </w:p>
         </w:tc>
@@ -18053,7 +18814,7 @@
                 <w:sz w:val="18"/>
                 <w:szCs w:val="18"/>
               </w:rPr>
-              <w:t xml:space="preserve">49–51</w:t>
+              <w:t xml:space="preserve">41–46</w:t>
             </w:r>
           </w:p>
         </w:tc>
@@ -18113,7 +18874,7 @@
                 <w:sz w:val="18"/>
                 <w:szCs w:val="18"/>
               </w:rPr>
-              <w:t xml:space="preserve">10</w:t>
+              <w:t xml:space="preserve">C9, C10 (DSC 17–19)</w:t>
             </w:r>
           </w:p>
         </w:tc>
@@ -18142,7 +18903,7 @@
                 <w:sz w:val="18"/>
                 <w:szCs w:val="18"/>
               </w:rPr>
-              <w:t xml:space="preserve">52–56</w:t>
+              <w:t xml:space="preserve">47–54</w:t>
             </w:r>
           </w:p>
         </w:tc>
@@ -18202,7 +18963,7 @@
                 <w:sz w:val="18"/>
                 <w:szCs w:val="18"/>
               </w:rPr>
-              <w:t xml:space="preserve">2, 3, 8 (CLO2, CLO5)</w:t>
+              <w:t xml:space="preserve">C5, C6 (CLO2, CLO5)</w:t>
             </w:r>
           </w:p>
         </w:tc>
@@ -18291,7 +19052,7 @@
                 <w:sz w:val="18"/>
                 <w:szCs w:val="18"/>
               </w:rPr>
-              <w:t xml:space="preserve">5–7 (CLO4)</w:t>
+              <w:t xml:space="preserve">C3, C4 (CLO4)</w:t>
             </w:r>
           </w:p>
         </w:tc>
@@ -18380,7 +19141,7 @@
                 <w:sz w:val="18"/>
                 <w:szCs w:val="18"/>
               </w:rPr>
-              <w:t xml:space="preserve">9, 10 (CLO6, CLO7)</w:t>
+              <w:t xml:space="preserve">C7–C10 (CLO6, CLO7)</w:t>
             </w:r>
           </w:p>
         </w:tc>

--- a/docs/IDB201_Academic_Emphasis_Brief.docx
+++ b/docs/IDB201_Academic_Emphasis_Brief.docx
@@ -275,7 +275,7 @@
         <w:t xml:space="preserve">Research practice</w:t>
       </w:r>
       <w:r>
-        <w:t xml:space="preserve">: every chapter has a Research Corner built around a seminal paper, labs include an Investigate part (hypothesis → experiment → evidence), and the course ends with a mini research project written as a short paper.</w:t>
+        <w:t xml:space="preserve">: for every chapter, students answer one constructivist (why / what-if) question in writing, labs include an Investigate part (hypothesis → experiment → evidence), and the course ends with a mini research project written as a short paper.</w:t>
       </w:r>
     </w:p>
     <w:p>
@@ -657,7 +657,7 @@
                 <w:sz w:val="18"/>
                 <w:szCs w:val="18"/>
               </w:rPr>
-              <w:t xml:space="preserve">Primary literature</w:t>
+              <w:t xml:space="preserve">Constructivist questions</w:t>
             </w:r>
           </w:p>
         </w:tc>
@@ -689,14 +689,14 @@
                 <w:szCs w:val="18"/>
                 <w:shd w:fill="FFE699" w:color="auto" w:val="clear"/>
               </w:rPr>
-              <w:t xml:space="preserve">At least one seminal paper per chapter</w:t>
-            </w:r>
-            <w:r>
-              <w:rPr>
-                <w:sz w:val="18"/>
-                <w:szCs w:val="18"/>
-              </w:rPr>
-              <w:t xml:space="preserve"> (Codd 1970, 1972; Chen 1976; Selinger et al. 1979; Berenson et al. 1995; Kraska et al. 2018; Stonebraker &amp; Pavlo 2024; …)</w:t>
+              <w:t xml:space="preserve">30 questions (3 per chapter)</w:t>
+            </w:r>
+            <w:r>
+              <w:rPr>
+                <w:sz w:val="18"/>
+                <w:szCs w:val="18"/>
+              </w:rPr>
+              <w:t xml:space="preserve">; each student answers one per chapter in 150–200 words, graded as part of the research score</w:t>
             </w:r>
           </w:p>
         </w:tc>
@@ -2524,7 +2524,7 @@
         <w:t xml:space="preserve">academic emphasis</w:t>
       </w:r>
       <w:r>
-        <w:t xml:space="preserve"> added beyond a standard course (amber column), the Research Corner reading, and the main CLO. The course follows the chapter order of *Database System Concepts* (7th ed.), and every session in the syllabus cites the exact sections and pages. Sessions 55–57 are for Assignment 2, and sessions 58–60 are for review and practical-exam preparation.</w:t>
+        <w:t xml:space="preserve"> added beyond a standard course (amber column), the session in which the chapter's constructivist questions are discussed, and the main CLO. The course follows the chapter order of *Database System Concepts* (7th ed.), and every session in the syllabus cites the exact sections and pages. Sessions 55–57 are for Assignment 2, and sessions 58–60 are for review and practical-exam preparation.</w:t>
       </w:r>
     </w:p>
     <w:tbl>
@@ -2678,7 +2678,7 @@
                 <w:sz w:val="18"/>
                 <w:szCs w:val="18"/>
               </w:rPr>
-              <w:t xml:space="preserve">Research Corner</w:t>
+              <w:t xml:space="preserve">CQ discussion</w:t>
             </w:r>
           </w:p>
         </w:tc>
@@ -2830,7 +2830,7 @@
                 <w:sz w:val="18"/>
                 <w:szCs w:val="18"/>
               </w:rPr>
-              <w:t xml:space="preserve">Stonebraker &amp; Pavlo (2024)</w:t>
+              <w:t xml:space="preserve">Session 3</w:t>
             </w:r>
           </w:p>
         </w:tc>
@@ -2988,7 +2988,7 @@
                 <w:sz w:val="18"/>
                 <w:szCs w:val="18"/>
               </w:rPr>
-              <w:t xml:space="preserve">Codd (1970)</w:t>
+              <w:t xml:space="preserve">Session 8</w:t>
             </w:r>
           </w:p>
         </w:tc>
@@ -3146,7 +3146,7 @@
                 <w:sz w:val="18"/>
                 <w:szCs w:val="18"/>
               </w:rPr>
-              <w:t xml:space="preserve">Chamberlin &amp; Boyce (1974)</w:t>
+              <w:t xml:space="preserve">Session 12</w:t>
             </w:r>
           </w:p>
         </w:tc>
@@ -3311,7 +3311,7 @@
                 <w:sz w:val="18"/>
                 <w:szCs w:val="18"/>
               </w:rPr>
-              <w:t xml:space="preserve">–</w:t>
+              <w:t xml:space="preserve">Session 18</w:t>
             </w:r>
           </w:p>
         </w:tc>
@@ -3476,7 +3476,7 @@
                 <w:sz w:val="18"/>
                 <w:szCs w:val="18"/>
               </w:rPr>
-              <w:t xml:space="preserve">Chen (1976)</w:t>
+              <w:t xml:space="preserve">Session 24</w:t>
             </w:r>
           </w:p>
         </w:tc>
@@ -3634,7 +3634,7 @@
                 <w:sz w:val="18"/>
                 <w:szCs w:val="18"/>
               </w:rPr>
-              <w:t xml:space="preserve">Kent (1983)</w:t>
+              <w:t xml:space="preserve">Session 31</w:t>
             </w:r>
           </w:p>
         </w:tc>
@@ -3792,7 +3792,7 @@
                 <w:sz w:val="18"/>
                 <w:szCs w:val="18"/>
               </w:rPr>
-              <w:t xml:space="preserve">Bayer &amp; McCreight (1972); Kraska et al. (2018)</w:t>
+              <w:t xml:space="preserve">Session 39</w:t>
             </w:r>
           </w:p>
         </w:tc>
@@ -3950,7 +3950,7 @@
                 <w:sz w:val="18"/>
                 <w:szCs w:val="18"/>
               </w:rPr>
-              <w:t xml:space="preserve">Selinger et al. (1979)</w:t>
+              <w:t xml:space="preserve">Session 45</w:t>
             </w:r>
           </w:p>
         </w:tc>
@@ -4108,7 +4108,7 @@
                 <w:sz w:val="18"/>
                 <w:szCs w:val="18"/>
               </w:rPr>
-              <w:t xml:space="preserve">Berenson et al. (1995)</w:t>
+              <w:t xml:space="preserve">Session 52</w:t>
             </w:r>
           </w:p>
         </w:tc>
@@ -4273,7 +4273,7 @@
                 <w:sz w:val="18"/>
                 <w:szCs w:val="18"/>
               </w:rPr>
-              <w:t xml:space="preserve">–</w:t>
+              <w:t xml:space="preserve">Session 54</w:t>
             </w:r>
           </w:p>
         </w:tc>
@@ -4318,7 +4318,7 @@
         <w:pStyle w:val="Heading2"/>
       </w:pPr>
       <w:r>
-        <w:t xml:space="preserve">3.1 The Research Corner</w:t>
+        <w:t xml:space="preserve">3.1 Constructivist questions as research practice</w:t>
       </w:r>
     </w:p>
     <w:p>
@@ -4326,17 +4326,17 @@
         <w:spacing w:after="120"/>
       </w:pPr>
       <w:r>
-        <w:t xml:space="preserve">Every chapter ends with a Research Corner: one seminal paper, read with </w:t>
+        <w:t xml:space="preserve">Each chapter has three open *why* and *what if* questions, discussed in class in one session. After the discussion, each student chooses </w:t>
       </w:r>
       <w:r>
         <w:rPr>
           <w:b/>
           <w:bCs/>
         </w:rPr>
-        <w:t xml:space="preserve">guiding questions</w:t>
+        <w:t xml:space="preserve">one</w:t>
       </w:r>
       <w:r>
-        <w:t xml:space="preserve"> and discussed in class. The purpose is not to master every detail, but to build the habit of going back to primary sources and asking why a technique was invented.</w:t>
+        <w:t xml:space="preserve"> question and submits a written answer of 150–200 words within a week. The answers count for 4% of the grade. The task is deliberately short, so it builds the habit of questioning and justifying without overloading first-semester students.</w:t>
       </w:r>
     </w:p>
     <w:p>
@@ -6976,7 +6976,7 @@
                 <w:sz w:val="18"/>
                 <w:szCs w:val="18"/>
               </w:rPr>
-              <w:t xml:space="preserve">Research Corners; Assignments 1–2</w:t>
+              <w:t xml:space="preserve">Constructivist questions; Assignments 1–2</w:t>
             </w:r>
           </w:p>
         </w:tc>
@@ -8947,7 +8947,7 @@
                 <w:sz w:val="18"/>
                 <w:szCs w:val="18"/>
               </w:rPr>
-              <w:t xml:space="preserve">1–3; Progress test 1 in 20; review in 58</w:t>
+              <w:t xml:space="preserve">1–3; constructivist-question answer after session 3; Progress test 1 in 20; review in 58</w:t>
             </w:r>
           </w:p>
         </w:tc>
@@ -9541,7 +9541,7 @@
                 <w:sz w:val="18"/>
                 <w:szCs w:val="18"/>
               </w:rPr>
-              <w:t xml:space="preserve">Research Corners; Assignments 1–2</w:t>
+              <w:t xml:space="preserve">Constructivist questions; Assignments 1–2</w:t>
             </w:r>
           </w:p>
         </w:tc>
@@ -9570,7 +9570,7 @@
                 <w:sz w:val="18"/>
                 <w:szCs w:val="18"/>
               </w:rPr>
-              <w:t xml:space="preserve">33, 40, 46, 55–57, plus the Investigate part of every lab</w:t>
+              <w:t xml:space="preserve">10 discussion sessions (3, 8, 12, 18, 24, 31, 39, 45, 52, 54); 33, 40, 46, 55–57; Investigate part of every lab</w:t>
             </w:r>
           </w:p>
         </w:tc>
@@ -9685,7 +9685,7 @@
                 <w:sz w:val="18"/>
                 <w:szCs w:val="18"/>
               </w:rPr>
-              <w:t xml:space="preserve">Labs 10%</w:t>
+              <w:t xml:space="preserve">Labs &amp; CQ 10%</w:t>
             </w:r>
           </w:p>
         </w:tc>
@@ -9938,6 +9938,13 @@
             <w:pPr>
               <w:spacing w:after="40"/>
             </w:pPr>
+            <w:r>
+              <w:rPr>
+                <w:sz w:val="18"/>
+                <w:szCs w:val="18"/>
+              </w:rPr>
+              <w:t xml:space="preserve">✓</w:t>
+            </w:r>
           </w:p>
         </w:tc>
         <w:tc>
@@ -15206,7 +15213,7 @@
                 <w:sz w:val="18"/>
                 <w:szCs w:val="18"/>
               </w:rPr>
-              <w:t xml:space="preserve">Students apply and evaluate modern techniques (indexing, cost-based optimization) and read recent research such as learned indexes (Kraska et al., 2018).</w:t>
+              <w:t xml:space="preserve">Students apply and evaluate modern techniques (indexing, cost-based optimization) and discuss current research directions such as learned indexes.</w:t>
             </w:r>
           </w:p>
         </w:tc>
@@ -15384,7 +15391,7 @@
                 <w:sz w:val="18"/>
                 <w:szCs w:val="18"/>
               </w:rPr>
-              <w:t xml:space="preserve">Individual work (Assignment 1) and group work with contribution logs and peer evaluation (Assignment 2); self-study of primary literature.</w:t>
+              <w:t xml:space="preserve">Individual work (Assignment 1) and group work with contribution logs and peer evaluation (Assignment 2); guided self-study of the textbook.</w:t>
             </w:r>
           </w:p>
         </w:tc>
@@ -15843,7 +15850,7 @@
                 <w:sz w:val="18"/>
                 <w:szCs w:val="18"/>
               </w:rPr>
-              <w:t xml:space="preserve">Language proficiency is assessed in the English and Japanese courses. IDB201 is taught in English with English readings, which supports PLO6 indirectly without assessing it.</w:t>
+              <w:t xml:space="preserve">Language proficiency is assessed in the English and Japanese courses. IDB201 is taught in English with an English textbook, which supports PLO6 indirectly without assessing it.</w:t>
             </w:r>
           </w:p>
         </w:tc>
@@ -16148,7 +16155,7 @@
                 <w:sz w:val="18"/>
                 <w:szCs w:val="18"/>
               </w:rPr>
-              <w:t xml:space="preserve">Research labs (9)</w:t>
+              <w:t xml:space="preserve">Labs and constructivist questions</w:t>
             </w:r>
           </w:p>
         </w:tc>
@@ -16238,7 +16245,7 @@
                 <w:sz w:val="18"/>
                 <w:szCs w:val="18"/>
               </w:rPr>
-              <w:t xml:space="preserve">Lab exercises, Python implementations with tests, Investigate mini-reports</w:t>
+              <w:t xml:space="preserve">9 labs (6%): exercises, Python tasks, Investigate mini-reports; 10 short CQ answers (4%)</w:t>
             </w:r>
           </w:p>
         </w:tc>
@@ -16267,7 +16274,7 @@
                 <w:sz w:val="18"/>
                 <w:szCs w:val="18"/>
               </w:rPr>
-              <w:t xml:space="preserve">CLO2–CLO8</w:t>
+              <w:t xml:space="preserve">CLO1–CLO8</w:t>
             </w:r>
           </w:p>
         </w:tc>
@@ -17349,7 +17356,7 @@
         <w:t xml:space="preserve">40% research work</w:t>
       </w:r>
       <w:r>
-        <w:t xml:space="preserve"> (labs 10%, Assignment 1 10%, Assignment 2 20%) rewards the habits the orientation targets: reading literature, proving, implementing and experimenting.</w:t>
+        <w:t xml:space="preserve"> (labs and constructivist questions 10%, Assignment 1 10%, Assignment 2 20%) rewards the habits the orientation targets: questioning, proving, implementing and experimenting.</w:t>
       </w:r>
     </w:p>
     <w:p>
@@ -17983,7 +17990,7 @@
         <w:t xml:space="preserve">Reproduction</w:t>
       </w:r>
       <w:r>
-        <w:t xml:space="preserve"> of a result from a Research Corner paper at small scale, e.g. a simple learned index versus a B+-tree.</w:t>
+        <w:t xml:space="preserve"> at small scale of a result from a published paper that the group finds, e.g. a simple learned index versus a B+-tree.</w:t>
       </w:r>
     </w:p>
     <w:p>
@@ -18017,7 +18024,7 @@
         <w:t xml:space="preserve">30 constructivist questions</w:t>
       </w:r>
       <w:r>
-        <w:t xml:space="preserve">, three for each of 10 key sessions, one per chapter. They are open *why* and *what if* questions, for example:</w:t>
+        <w:t xml:space="preserve">, three for each of 10 key sessions, one per chapter. They are open *why* and *what if* questions. Students answer one per chapter (§3.1). Examples:</w:t>
       </w:r>
     </w:p>
     <w:p>
@@ -19440,7 +19447,7 @@
                 <w:sz w:val="18"/>
                 <w:szCs w:val="18"/>
               </w:rPr>
-              <w:t xml:space="preserve">Research papers are difficult</w:t>
+              <w:t xml:space="preserve">Workload</w:t>
             </w:r>
           </w:p>
         </w:tc>
@@ -19469,7 +19476,7 @@
                 <w:sz w:val="18"/>
                 <w:szCs w:val="18"/>
               </w:rPr>
-              <w:t xml:space="preserve">Papers are read with guiding questions and discussed in class; only selected sections are required.</w:t>
+              <w:t xml:space="preserve">Each constructivist-question answer is short (150–200 words, one per chapter); abstract sections are guided self-study with worksheets rather than extra lectures.</w:t>
             </w:r>
           </w:p>
         </w:tc>
@@ -19823,7 +19830,7 @@
           <w:bCs/>
           <w:color w:val="1F4E79"/>
         </w:rPr>
-        <w:t xml:space="preserve">Q: Are the readings accessible?</w:t>
+        <w:t xml:space="preserve">Q: Is the workload reasonable for first-semester students?</w:t>
       </w:r>
     </w:p>
     <w:p>
@@ -19831,7 +19838,7 @@
         <w:spacing w:after="120"/>
       </w:pPr>
       <w:r>
-        <w:t xml:space="preserve">A: The two textbooks are standard; the papers are classic, short and widely available through ACM and the university library.</w:t>
+        <w:t xml:space="preserve">A: Yes. Reading is at most about 15 textbook pages per session, each constructivist-question answer is 150–200 words (one per chapter), and abstract topics are self-study with worksheets.</w:t>
       </w:r>
     </w:p>
     <w:p>

--- a/docs/IDB201_Academic_Emphasis_Brief.docx
+++ b/docs/IDB201_Academic_Emphasis_Brief.docx
@@ -122,11 +122,643 @@
       </w:sdtPr>
       <w:sdtContent>
         <w:p>
+          <w:pPr>
+            <w:pStyle w:val="TOC1"/>
+            <w:tabs>
+              <w:tab w:val="right" w:pos="9026" w:leader="dot"/>
+            </w:tabs>
+          </w:pPr>
           <w:r>
             <w:fldChar w:fldCharType="begin" w:dirty="true"/>
             <w:instrText xml:space="preserve">TOC \h \o "1-2"</w:instrText>
             <w:fldChar w:fldCharType="separate"/>
           </w:r>
+          <w:hyperlink w:history="1" w:anchor="_Toc1">
+            <w:r>
+              <w:t xml:space="preserve">1. Executive summary</w:t>
+            </w:r>
+            <w:r>
+              <w:tab/>
+            </w:r>
+            <w:r>
+              <w:fldChar w:fldCharType="begin" w:dirty="true"/>
+              <w:instrText xml:space="preserve">PAGEREF _Toc1 \h</w:instrText>
+              <w:fldChar w:fldCharType="separate"/>
+              <w:fldChar w:fldCharType="end"/>
+            </w:r>
+          </w:hyperlink>
+        </w:p>
+        <w:p>
+          <w:pPr>
+            <w:pStyle w:val="TOC1"/>
+            <w:tabs>
+              <w:tab w:val="right" w:pos="9026" w:leader="dot"/>
+            </w:tabs>
+          </w:pPr>
+          <w:hyperlink w:history="1" w:anchor="_Toc2">
+            <w:r>
+              <w:t xml:space="preserve">2. What is core for Computer Science students</w:t>
+            </w:r>
+            <w:r>
+              <w:tab/>
+            </w:r>
+            <w:r>
+              <w:fldChar w:fldCharType="begin" w:dirty="true"/>
+              <w:instrText xml:space="preserve">PAGEREF _Toc2 \h</w:instrText>
+              <w:fldChar w:fldCharType="separate"/>
+              <w:fldChar w:fldCharType="end"/>
+            </w:r>
+          </w:hyperlink>
+        </w:p>
+        <w:p>
+          <w:pPr>
+            <w:pStyle w:val="TOC2"/>
+            <w:tabs>
+              <w:tab w:val="right" w:pos="9026" w:leader="dot"/>
+            </w:tabs>
+            <w:ind w:left="220"/>
+          </w:pPr>
+          <w:hyperlink w:history="1" w:anchor="_Toc3">
+            <w:r>
+              <w:t xml:space="preserve">2.1 Core content for CS (taught in depth)</w:t>
+            </w:r>
+            <w:r>
+              <w:tab/>
+            </w:r>
+            <w:r>
+              <w:fldChar w:fldCharType="begin" w:dirty="true"/>
+              <w:instrText xml:space="preserve">PAGEREF _Toc3 \h</w:instrText>
+              <w:fldChar w:fldCharType="separate"/>
+              <w:fldChar w:fldCharType="end"/>
+            </w:r>
+          </w:hyperlink>
+        </w:p>
+        <w:p>
+          <w:pPr>
+            <w:pStyle w:val="TOC2"/>
+            <w:tabs>
+              <w:tab w:val="right" w:pos="9026" w:leader="dot"/>
+            </w:tabs>
+            <w:ind w:left="220"/>
+          </w:pPr>
+          <w:hyperlink w:history="1" w:anchor="_Toc4">
+            <w:r>
+              <w:t xml:space="preserve">2.2 Content de-emphasized (application-oriented)</w:t>
+            </w:r>
+            <w:r>
+              <w:tab/>
+            </w:r>
+            <w:r>
+              <w:fldChar w:fldCharType="begin" w:dirty="true"/>
+              <w:instrText xml:space="preserve">PAGEREF _Toc4 \h</w:instrText>
+              <w:fldChar w:fldCharType="separate"/>
+              <w:fldChar w:fldCharType="end"/>
+            </w:r>
+          </w:hyperlink>
+        </w:p>
+        <w:p>
+          <w:pPr>
+            <w:pStyle w:val="TOC1"/>
+            <w:tabs>
+              <w:tab w:val="right" w:pos="9026" w:leader="dot"/>
+            </w:tabs>
+          </w:pPr>
+          <w:hyperlink w:history="1" w:anchor="_Toc5">
+            <w:r>
+              <w:t xml:space="preserve">3. Chapter-by-chapter academic highlights</w:t>
+            </w:r>
+            <w:r>
+              <w:tab/>
+            </w:r>
+            <w:r>
+              <w:fldChar w:fldCharType="begin" w:dirty="true"/>
+              <w:instrText xml:space="preserve">PAGEREF _Toc5 \h</w:instrText>
+              <w:fldChar w:fldCharType="separate"/>
+              <w:fldChar w:fldCharType="end"/>
+            </w:r>
+          </w:hyperlink>
+        </w:p>
+        <w:p>
+          <w:pPr>
+            <w:pStyle w:val="TOC2"/>
+            <w:tabs>
+              <w:tab w:val="right" w:pos="9026" w:leader="dot"/>
+            </w:tabs>
+            <w:ind w:left="220"/>
+          </w:pPr>
+          <w:hyperlink w:history="1" w:anchor="_Toc6">
+            <w:r>
+              <w:t xml:space="preserve">3.1 Constructivist questions as research practice</w:t>
+            </w:r>
+            <w:r>
+              <w:tab/>
+            </w:r>
+            <w:r>
+              <w:fldChar w:fldCharType="begin" w:dirty="true"/>
+              <w:instrText xml:space="preserve">PAGEREF _Toc6 \h</w:instrText>
+              <w:fldChar w:fldCharType="separate"/>
+              <w:fldChar w:fldCharType="end"/>
+            </w:r>
+          </w:hyperlink>
+        </w:p>
+        <w:p>
+          <w:pPr>
+            <w:pStyle w:val="TOC2"/>
+            <w:tabs>
+              <w:tab w:val="right" w:pos="9026" w:leader="dot"/>
+            </w:tabs>
+            <w:ind w:left="220"/>
+          </w:pPr>
+          <w:hyperlink w:history="1" w:anchor="_Toc7">
+            <w:r>
+              <w:t xml:space="preserve">3.2 In class versus guided self-study</w:t>
+            </w:r>
+            <w:r>
+              <w:tab/>
+            </w:r>
+            <w:r>
+              <w:fldChar w:fldCharType="begin" w:dirty="true"/>
+              <w:instrText xml:space="preserve">PAGEREF _Toc7 \h</w:instrText>
+              <w:fldChar w:fldCharType="separate"/>
+              <w:fldChar w:fldCharType="end"/>
+            </w:r>
+          </w:hyperlink>
+        </w:p>
+        <w:p>
+          <w:pPr>
+            <w:pStyle w:val="TOC2"/>
+            <w:tabs>
+              <w:tab w:val="right" w:pos="9026" w:leader="dot"/>
+            </w:tabs>
+            <w:ind w:left="220"/>
+          </w:pPr>
+          <w:hyperlink w:history="1" w:anchor="_Toc8">
+            <w:r>
+              <w:t xml:space="preserve">3.3 Links to other courses in the program</w:t>
+            </w:r>
+            <w:r>
+              <w:tab/>
+            </w:r>
+            <w:r>
+              <w:fldChar w:fldCharType="begin" w:dirty="true"/>
+              <w:instrText xml:space="preserve">PAGEREF _Toc8 \h</w:instrText>
+              <w:fldChar w:fldCharType="separate"/>
+              <w:fldChar w:fldCharType="end"/>
+            </w:r>
+          </w:hyperlink>
+        </w:p>
+        <w:p>
+          <w:pPr>
+            <w:pStyle w:val="TOC1"/>
+            <w:tabs>
+              <w:tab w:val="right" w:pos="9026" w:leader="dot"/>
+            </w:tabs>
+          </w:pPr>
+          <w:hyperlink w:history="1" w:anchor="_Toc9">
+            <w:r>
+              <w:t xml:space="preserve">4. Course learning outcomes (CLOs)</w:t>
+            </w:r>
+            <w:r>
+              <w:tab/>
+            </w:r>
+            <w:r>
+              <w:fldChar w:fldCharType="begin" w:dirty="true"/>
+              <w:instrText xml:space="preserve">PAGEREF _Toc9 \h</w:instrText>
+              <w:fldChar w:fldCharType="separate"/>
+              <w:fldChar w:fldCharType="end"/>
+            </w:r>
+          </w:hyperlink>
+        </w:p>
+        <w:p>
+          <w:pPr>
+            <w:pStyle w:val="TOC2"/>
+            <w:tabs>
+              <w:tab w:val="right" w:pos="9026" w:leader="dot"/>
+            </w:tabs>
+            <w:ind w:left="220"/>
+          </w:pPr>
+          <w:hyperlink w:history="1" w:anchor="_Toc10">
+            <w:r>
+              <w:t xml:space="preserve">4.1 CLO statements</w:t>
+            </w:r>
+            <w:r>
+              <w:tab/>
+            </w:r>
+            <w:r>
+              <w:fldChar w:fldCharType="begin" w:dirty="true"/>
+              <w:instrText xml:space="preserve">PAGEREF _Toc10 \h</w:instrText>
+              <w:fldChar w:fldCharType="separate"/>
+              <w:fldChar w:fldCharType="end"/>
+            </w:r>
+          </w:hyperlink>
+        </w:p>
+        <w:p>
+          <w:pPr>
+            <w:pStyle w:val="TOC2"/>
+            <w:tabs>
+              <w:tab w:val="right" w:pos="9026" w:leader="dot"/>
+            </w:tabs>
+            <w:ind w:left="220"/>
+          </w:pPr>
+          <w:hyperlink w:history="1" w:anchor="_Toc11">
+            <w:r>
+              <w:t xml:space="preserve">4.2 How the CLOs were derived</w:t>
+            </w:r>
+            <w:r>
+              <w:tab/>
+            </w:r>
+            <w:r>
+              <w:fldChar w:fldCharType="begin" w:dirty="true"/>
+              <w:instrText xml:space="preserve">PAGEREF _Toc11 \h</w:instrText>
+              <w:fldChar w:fldCharType="separate"/>
+              <w:fldChar w:fldCharType="end"/>
+            </w:r>
+          </w:hyperlink>
+        </w:p>
+        <w:p>
+          <w:pPr>
+            <w:pStyle w:val="TOC2"/>
+            <w:tabs>
+              <w:tab w:val="right" w:pos="9026" w:leader="dot"/>
+            </w:tabs>
+            <w:ind w:left="220"/>
+          </w:pPr>
+          <w:hyperlink w:history="1" w:anchor="_Toc12">
+            <w:r>
+              <w:t xml:space="preserve">4.3 Bloom's taxonomy distribution</w:t>
+            </w:r>
+            <w:r>
+              <w:tab/>
+            </w:r>
+            <w:r>
+              <w:fldChar w:fldCharType="begin" w:dirty="true"/>
+              <w:instrText xml:space="preserve">PAGEREF _Toc12 \h</w:instrText>
+              <w:fldChar w:fldCharType="separate"/>
+              <w:fldChar w:fldCharType="end"/>
+            </w:r>
+          </w:hyperlink>
+        </w:p>
+        <w:p>
+          <w:pPr>
+            <w:pStyle w:val="TOC2"/>
+            <w:tabs>
+              <w:tab w:val="right" w:pos="9026" w:leader="dot"/>
+            </w:tabs>
+            <w:ind w:left="220"/>
+          </w:pPr>
+          <w:hyperlink w:history="1" w:anchor="_Toc13">
+            <w:r>
+              <w:t xml:space="preserve">4.4 Alignment with the 9-semester program</w:t>
+            </w:r>
+            <w:r>
+              <w:tab/>
+            </w:r>
+            <w:r>
+              <w:fldChar w:fldCharType="begin" w:dirty="true"/>
+              <w:instrText xml:space="preserve">PAGEREF _Toc13 \h</w:instrText>
+              <w:fldChar w:fldCharType="separate"/>
+              <w:fldChar w:fldCharType="end"/>
+            </w:r>
+          </w:hyperlink>
+        </w:p>
+        <w:p>
+          <w:pPr>
+            <w:pStyle w:val="TOC2"/>
+            <w:tabs>
+              <w:tab w:val="right" w:pos="9026" w:leader="dot"/>
+            </w:tabs>
+            <w:ind w:left="220"/>
+          </w:pPr>
+          <w:hyperlink w:history="1" w:anchor="_Toc14">
+            <w:r>
+              <w:t xml:space="preserve">4.5 Coverage in the schedule</w:t>
+            </w:r>
+            <w:r>
+              <w:tab/>
+            </w:r>
+            <w:r>
+              <w:fldChar w:fldCharType="begin" w:dirty="true"/>
+              <w:instrText xml:space="preserve">PAGEREF _Toc14 \h</w:instrText>
+              <w:fldChar w:fldCharType="separate"/>
+              <w:fldChar w:fldCharType="end"/>
+            </w:r>
+          </w:hyperlink>
+        </w:p>
+        <w:p>
+          <w:pPr>
+            <w:pStyle w:val="TOC2"/>
+            <w:tabs>
+              <w:tab w:val="right" w:pos="9026" w:leader="dot"/>
+            </w:tabs>
+            <w:ind w:left="220"/>
+          </w:pPr>
+          <w:hyperlink w:history="1" w:anchor="_Toc15">
+            <w:r>
+              <w:t xml:space="preserve">4.6 CLO – assessment matrix</w:t>
+            </w:r>
+            <w:r>
+              <w:tab/>
+            </w:r>
+            <w:r>
+              <w:fldChar w:fldCharType="begin" w:dirty="true"/>
+              <w:instrText xml:space="preserve">PAGEREF _Toc15 \h</w:instrText>
+              <w:fldChar w:fldCharType="separate"/>
+              <w:fldChar w:fldCharType="end"/>
+            </w:r>
+          </w:hyperlink>
+        </w:p>
+        <w:p>
+          <w:pPr>
+            <w:pStyle w:val="TOC2"/>
+            <w:tabs>
+              <w:tab w:val="right" w:pos="9026" w:leader="dot"/>
+            </w:tabs>
+            <w:ind w:left="220"/>
+          </w:pPr>
+          <w:hyperlink w:history="1" w:anchor="_Toc16">
+            <w:r>
+              <w:t xml:space="preserve">4.7 CLO – PLO mapping (BCS_AD, 13 PLOs)</w:t>
+            </w:r>
+            <w:r>
+              <w:tab/>
+            </w:r>
+            <w:r>
+              <w:fldChar w:fldCharType="begin" w:dirty="true"/>
+              <w:instrText xml:space="preserve">PAGEREF _Toc16 \h</w:instrText>
+              <w:fldChar w:fldCharType="separate"/>
+              <w:fldChar w:fldCharType="end"/>
+            </w:r>
+          </w:hyperlink>
+        </w:p>
+        <w:p>
+          <w:pPr>
+            <w:pStyle w:val="TOC2"/>
+            <w:tabs>
+              <w:tab w:val="right" w:pos="9026" w:leader="dot"/>
+            </w:tabs>
+            <w:ind w:left="220"/>
+          </w:pPr>
+          <w:hyperlink w:history="1" w:anchor="_Toc17">
+            <w:r>
+              <w:t xml:space="preserve">4.8 Rationale for each link</w:t>
+            </w:r>
+            <w:r>
+              <w:tab/>
+            </w:r>
+            <w:r>
+              <w:fldChar w:fldCharType="begin" w:dirty="true"/>
+              <w:instrText xml:space="preserve">PAGEREF _Toc17 \h</w:instrText>
+              <w:fldChar w:fldCharType="separate"/>
+              <w:fldChar w:fldCharType="end"/>
+            </w:r>
+          </w:hyperlink>
+        </w:p>
+        <w:p>
+          <w:pPr>
+            <w:pStyle w:val="TOC2"/>
+            <w:tabs>
+              <w:tab w:val="right" w:pos="9026" w:leader="dot"/>
+            </w:tabs>
+            <w:ind w:left="220"/>
+          </w:pPr>
+          <w:hyperlink w:history="1" w:anchor="_Toc18">
+            <w:r>
+              <w:t xml:space="preserve">4.9 PLOs not mapped, and why</w:t>
+            </w:r>
+            <w:r>
+              <w:tab/>
+            </w:r>
+            <w:r>
+              <w:fldChar w:fldCharType="begin" w:dirty="true"/>
+              <w:instrText xml:space="preserve">PAGEREF _Toc18 \h</w:instrText>
+              <w:fldChar w:fldCharType="separate"/>
+              <w:fldChar w:fldCharType="end"/>
+            </w:r>
+          </w:hyperlink>
+        </w:p>
+        <w:p>
+          <w:pPr>
+            <w:pStyle w:val="TOC1"/>
+            <w:tabs>
+              <w:tab w:val="right" w:pos="9026" w:leader="dot"/>
+            </w:tabs>
+          </w:pPr>
+          <w:hyperlink w:history="1" w:anchor="_Toc19">
+            <w:r>
+              <w:t xml:space="preserve">5. Proposed assessment structure</w:t>
+            </w:r>
+            <w:r>
+              <w:tab/>
+            </w:r>
+            <w:r>
+              <w:fldChar w:fldCharType="begin" w:dirty="true"/>
+              <w:instrText xml:space="preserve">PAGEREF _Toc19 \h</w:instrText>
+              <w:fldChar w:fldCharType="separate"/>
+              <w:fldChar w:fldCharType="end"/>
+            </w:r>
+          </w:hyperlink>
+        </w:p>
+        <w:p>
+          <w:pPr>
+            <w:pStyle w:val="TOC2"/>
+            <w:tabs>
+              <w:tab w:val="right" w:pos="9026" w:leader="dot"/>
+            </w:tabs>
+            <w:ind w:left="220"/>
+          </w:pPr>
+          <w:hyperlink w:history="1" w:anchor="_Toc20">
+            <w:r>
+              <w:t xml:space="preserve">5.1 Rationale</w:t>
+            </w:r>
+            <w:r>
+              <w:tab/>
+            </w:r>
+            <w:r>
+              <w:fldChar w:fldCharType="begin" w:dirty="true"/>
+              <w:instrText xml:space="preserve">PAGEREF _Toc20 \h</w:instrText>
+              <w:fldChar w:fldCharType="separate"/>
+              <w:fldChar w:fldCharType="end"/>
+            </w:r>
+          </w:hyperlink>
+        </w:p>
+        <w:p>
+          <w:pPr>
+            <w:pStyle w:val="TOC1"/>
+            <w:tabs>
+              <w:tab w:val="right" w:pos="9026" w:leader="dot"/>
+            </w:tabs>
+          </w:pPr>
+          <w:hyperlink w:history="1" w:anchor="_Toc21">
+            <w:r>
+              <w:t xml:space="preserve">6. Research-oriented learning activities</w:t>
+            </w:r>
+            <w:r>
+              <w:tab/>
+            </w:r>
+            <w:r>
+              <w:fldChar w:fldCharType="begin" w:dirty="true"/>
+              <w:instrText xml:space="preserve">PAGEREF _Toc21 \h</w:instrText>
+              <w:fldChar w:fldCharType="separate"/>
+              <w:fldChar w:fldCharType="end"/>
+            </w:r>
+          </w:hyperlink>
+        </w:p>
+        <w:p>
+          <w:pPr>
+            <w:pStyle w:val="TOC2"/>
+            <w:tabs>
+              <w:tab w:val="right" w:pos="9026" w:leader="dot"/>
+            </w:tabs>
+            <w:ind w:left="220"/>
+          </w:pPr>
+          <w:hyperlink w:history="1" w:anchor="_Toc22">
+            <w:r>
+              <w:t xml:space="preserve">6.1 Labs with an Investigate part</w:t>
+            </w:r>
+            <w:r>
+              <w:tab/>
+            </w:r>
+            <w:r>
+              <w:fldChar w:fldCharType="begin" w:dirty="true"/>
+              <w:instrText xml:space="preserve">PAGEREF _Toc22 \h</w:instrText>
+              <w:fldChar w:fldCharType="separate"/>
+              <w:fldChar w:fldCharType="end"/>
+            </w:r>
+          </w:hyperlink>
+        </w:p>
+        <w:p>
+          <w:pPr>
+            <w:pStyle w:val="TOC2"/>
+            <w:tabs>
+              <w:tab w:val="right" w:pos="9026" w:leader="dot"/>
+            </w:tabs>
+            <w:ind w:left="220"/>
+          </w:pPr>
+          <w:hyperlink w:history="1" w:anchor="_Toc23">
+            <w:r>
+              <w:t xml:space="preserve">6.2 Assignment – group project (teams of 3–4)</w:t>
+            </w:r>
+            <w:r>
+              <w:tab/>
+            </w:r>
+            <w:r>
+              <w:fldChar w:fldCharType="begin" w:dirty="true"/>
+              <w:instrText xml:space="preserve">PAGEREF _Toc23 \h</w:instrText>
+              <w:fldChar w:fldCharType="separate"/>
+              <w:fldChar w:fldCharType="end"/>
+            </w:r>
+          </w:hyperlink>
+        </w:p>
+        <w:p>
+          <w:pPr>
+            <w:pStyle w:val="TOC2"/>
+            <w:tabs>
+              <w:tab w:val="right" w:pos="9026" w:leader="dot"/>
+            </w:tabs>
+            <w:ind w:left="220"/>
+          </w:pPr>
+          <w:hyperlink w:history="1" w:anchor="_Toc24">
+            <w:r>
+              <w:t xml:space="preserve">6.4 Constructivist questions</w:t>
+            </w:r>
+            <w:r>
+              <w:tab/>
+            </w:r>
+            <w:r>
+              <w:fldChar w:fldCharType="begin" w:dirty="true"/>
+              <w:instrText xml:space="preserve">PAGEREF _Toc24 \h</w:instrText>
+              <w:fldChar w:fldCharType="separate"/>
+              <w:fldChar w:fldCharType="end"/>
+            </w:r>
+          </w:hyperlink>
+        </w:p>
+        <w:p>
+          <w:pPr>
+            <w:pStyle w:val="TOC1"/>
+            <w:tabs>
+              <w:tab w:val="right" w:pos="9026" w:leader="dot"/>
+            </w:tabs>
+          </w:pPr>
+          <w:hyperlink w:history="1" w:anchor="_Toc25">
+            <w:r>
+              <w:t xml:space="preserve">7. Alignment with the official course description</w:t>
+            </w:r>
+            <w:r>
+              <w:tab/>
+            </w:r>
+            <w:r>
+              <w:fldChar w:fldCharType="begin" w:dirty="true"/>
+              <w:instrText xml:space="preserve">PAGEREF _Toc25 \h</w:instrText>
+              <w:fldChar w:fldCharType="separate"/>
+              <w:fldChar w:fldCharType="end"/>
+            </w:r>
+          </w:hyperlink>
+        </w:p>
+        <w:p>
+          <w:pPr>
+            <w:pStyle w:val="TOC1"/>
+            <w:tabs>
+              <w:tab w:val="right" w:pos="9026" w:leader="dot"/>
+            </w:tabs>
+          </w:pPr>
+          <w:hyperlink w:history="1" w:anchor="_Toc26">
+            <w:r>
+              <w:t xml:space="preserve">8. Feasibility for first-semester students</w:t>
+            </w:r>
+            <w:r>
+              <w:tab/>
+            </w:r>
+            <w:r>
+              <w:fldChar w:fldCharType="begin" w:dirty="true"/>
+              <w:instrText xml:space="preserve">PAGEREF _Toc26 \h</w:instrText>
+              <w:fldChar w:fldCharType="separate"/>
+              <w:fldChar w:fldCharType="end"/>
+            </w:r>
+          </w:hyperlink>
+        </w:p>
+        <w:p>
+          <w:pPr>
+            <w:pStyle w:val="TOC1"/>
+            <w:tabs>
+              <w:tab w:val="right" w:pos="9026" w:leader="dot"/>
+            </w:tabs>
+          </w:pPr>
+          <w:hyperlink w:history="1" w:anchor="_Toc27">
+            <w:r>
+              <w:t xml:space="preserve">9. Anticipated questions from the council</w:t>
+            </w:r>
+            <w:r>
+              <w:tab/>
+            </w:r>
+            <w:r>
+              <w:fldChar w:fldCharType="begin" w:dirty="true"/>
+              <w:instrText xml:space="preserve">PAGEREF _Toc27 \h</w:instrText>
+              <w:fldChar w:fldCharType="separate"/>
+              <w:fldChar w:fldCharType="end"/>
+            </w:r>
+          </w:hyperlink>
+        </w:p>
+        <w:p>
+          <w:pPr>
+            <w:pStyle w:val="TOC1"/>
+            <w:tabs>
+              <w:tab w:val="right" w:pos="9026" w:leader="dot"/>
+            </w:tabs>
+          </w:pPr>
+          <w:hyperlink w:history="1" w:anchor="_Toc28">
+            <w:r>
+              <w:t xml:space="preserve">10. Items requiring a decision</w:t>
+            </w:r>
+            <w:r>
+              <w:tab/>
+            </w:r>
+            <w:r>
+              <w:fldChar w:fldCharType="begin" w:dirty="true"/>
+              <w:instrText xml:space="preserve">PAGEREF _Toc28 \h</w:instrText>
+              <w:fldChar w:fldCharType="separate"/>
+              <w:fldChar w:fldCharType="end"/>
+            </w:r>
+          </w:hyperlink>
         </w:p>
         <w:p>
           <w:r>
@@ -144,9 +776,11 @@
       <w:pPr>
         <w:pStyle w:val="Heading1"/>
       </w:pPr>
+      <w:bookmarkStart w:name="_Toc1" w:id="1"/>
       <w:r>
         <w:t xml:space="preserve">1. Executive summary</w:t>
       </w:r>
+      <w:bookmarkEnd w:id="1"/>
     </w:p>
     <w:p>
       <w:pPr>
@@ -233,7 +867,7 @@
         <w:t xml:space="preserve">Proofs and algorithms</w:t>
       </w:r>
       <w:r>
-        <w:t xml:space="preserve">: students prove core results (Armstrong's axioms, the lossless-join test, correctness of two-phase locking) and implement the algorithms in Python, linking to PFP191.</w:t>
+        <w:t xml:space="preserve">: students prove core results (Armstrong's axioms, the lossless-join test, correctness of two-phase locking) and trace the algorithms step by step on paper; Python implementations are optional self-study for students who take PFP191.</w:t>
       </w:r>
     </w:p>
     <w:p>
@@ -275,7 +909,7 @@
         <w:t xml:space="preserve">Research practice</w:t>
       </w:r>
       <w:r>
-        <w:t xml:space="preserve">: for every chapter, students answer one constructivist (why / what-if) question in writing, labs include an Investigate part (hypothesis → experiment → evidence), and the course ends with a mini research project written as a short paper.</w:t>
+        <w:t xml:space="preserve">: for every chapter, students answer one constructivist (why / what-if) question in writing, labs include an Investigate part (hypothesis → experiment → evidence), and one group project runs through the whole course: teams design a database and answer research questions about it in an academic report.</w:t>
       </w:r>
     </w:p>
     <w:p>
@@ -296,7 +930,7 @@
         <w:t xml:space="preserve">Assessment aligned with the orientation</w:t>
       </w:r>
       <w:r>
-        <w:t xml:space="preserve">: 40% of the grade rewards research work, and the final exam includes at least 30% analysis-level items.</w:t>
+        <w:t xml:space="preserve">: 40% of the grade rewards research work, the final exam carries 50%, and it includes at least 30% analysis-level items.</w:t>
       </w:r>
     </w:p>
     <w:p>
@@ -696,7 +1330,7 @@
                 <w:sz w:val="18"/>
                 <w:szCs w:val="18"/>
               </w:rPr>
-              <w:t xml:space="preserve">; each student answers one per chapter in 150–200 words, graded as part of the research score</w:t>
+              <w:t xml:space="preserve">; each student answers one per chapter in a short written answer, graded as part of the labs and CQ score</w:t>
             </w:r>
           </w:p>
         </w:tc>
@@ -910,7 +1544,7 @@
                 <w:sz w:val="18"/>
                 <w:szCs w:val="18"/>
               </w:rPr>
-              <w:t xml:space="preserve">Labs 10% · Progress tests 20% · Assignment 1 10% · Assignment 2 (research project) 20% · Practical exam 10% · Final exam 30%</w:t>
+              <w:t xml:space="preserve">5 labs and CQ answers 10% · Progress tests 5% + 5% · Assignment (group project) 30% · Final exam 50% · no practical exam</w:t>
             </w:r>
           </w:p>
         </w:tc>
@@ -920,9 +1554,11 @@
       <w:pPr>
         <w:pStyle w:val="Heading1"/>
       </w:pPr>
+      <w:bookmarkStart w:name="_Toc2" w:id="2"/>
       <w:r>
         <w:t xml:space="preserve">2. What is core for Computer Science students</w:t>
       </w:r>
+      <w:bookmarkEnd w:id="2"/>
     </w:p>
     <w:p>
       <w:pPr>
@@ -1441,9 +2077,11 @@
       <w:pPr>
         <w:pStyle w:val="Heading2"/>
       </w:pPr>
+      <w:bookmarkStart w:name="_Toc3" w:id="3"/>
       <w:r>
         <w:t xml:space="preserve">2.1 Core content for CS (taught in depth)</w:t>
       </w:r>
+      <w:bookmarkEnd w:id="3"/>
     </w:p>
     <w:tbl>
       <w:tblPr>
@@ -1894,7 +2532,7 @@
                 <w:sz w:val="18"/>
                 <w:szCs w:val="18"/>
               </w:rPr>
-              <w:t xml:space="preserve">Semantics of SQL: bags, three-valued logic, translation to algebra</w:t>
+              <w:t xml:space="preserve">Semantics of SQL: three-valued logic, translation to algebra (bag semantics as guided self-study)</w:t>
             </w:r>
           </w:p>
         </w:tc>
@@ -2443,9 +3081,11 @@
       <w:pPr>
         <w:pStyle w:val="Heading2"/>
       </w:pPr>
+      <w:bookmarkStart w:name="_Toc4" w:id="4"/>
       <w:r>
         <w:t xml:space="preserve">2.2 Content de-emphasized (application-oriented)</w:t>
       </w:r>
+      <w:bookmarkEnd w:id="4"/>
     </w:p>
     <w:p>
       <w:pPr>
@@ -2497,6 +3137,29 @@
       </w:r>
     </w:p>
     <w:p>
+      <w:pPr>
+        <w:pStyle w:val="ListParagraph"/>
+        <w:numPr>
+          <w:ilvl w:val="0"/>
+          <w:numId w:val="2"/>
+        </w:numPr>
+        <w:spacing w:after="60"/>
+      </w:pPr>
+      <w:r>
+        <w:t xml:space="preserve">Programming in Python (database access, implementations of the algorithms): </w:t>
+      </w:r>
+      <w:r>
+        <w:rPr>
+          <w:b/>
+          <w:bCs/>
+        </w:rPr>
+        <w:t xml:space="preserve">optional self-study</w:t>
+      </w:r>
+      <w:r>
+        <w:t xml:space="preserve">, not taught in class and not required in the labs.</w:t>
+      </w:r>
+    </w:p>
+    <w:p>
       <w:r>
         <w:br w:type="page"/>
       </w:r>
@@ -2505,9 +3168,11 @@
       <w:pPr>
         <w:pStyle w:val="Heading1"/>
       </w:pPr>
+      <w:bookmarkStart w:name="_Toc5" w:id="5"/>
       <w:r>
         <w:t xml:space="preserve">3. Chapter-by-chapter academic highlights</w:t>
       </w:r>
+      <w:bookmarkEnd w:id="5"/>
     </w:p>
     <w:p>
       <w:pPr>
@@ -2524,7 +3189,7 @@
         <w:t xml:space="preserve">academic emphasis</w:t>
       </w:r>
       <w:r>
-        <w:t xml:space="preserve"> added beyond a standard course (amber column), the session in which the chapter's constructivist questions are discussed, and the main CLO. The course follows the chapter order of *Database System Concepts* (7th ed.), and every session in the syllabus cites the exact sections and pages. Sessions 55–57 are for Assignment 2, and sessions 58–60 are for review and practical-exam preparation.</w:t>
+        <w:t xml:space="preserve"> added beyond a standard course (amber column), the session in which the chapter's constructivist questions are discussed, and the main CLO. The course follows the chapter order of *Database System Concepts* (7th ed.), and every session in the syllabus cites the exact sections and pages. Session 7 introduces the group project, session 33 is its design review, sessions 55–57 are its progress meeting and final presentations, and sessions 58–60 are for review and final-exam practice.</w:t>
       </w:r>
     </w:p>
     <w:tbl>
@@ -2959,7 +3624,7 @@
                 <w:sz w:val="18"/>
                 <w:szCs w:val="18"/>
               </w:rPr>
-              <w:t xml:space="preserve">; Python algebra evaluator</w:t>
+              <w:t xml:space="preserve">; algebra exercises checked with RelaX</w:t>
             </w:r>
           </w:p>
         </w:tc>
@@ -3110,7 +3775,7 @@
                 <w:szCs w:val="18"/>
                 <w:shd w:fill="FFE699" w:color="auto" w:val="clear"/>
               </w:rPr>
-              <w:t xml:space="preserve">Formal semantics of SQL: bag semantics, three-valued logic, translation to algebra</w:t>
+              <w:t xml:space="preserve">Formal semantics of SQL: three-valued logic, translation to algebra; bag semantics as guided self-study</w:t>
             </w:r>
             <w:r>
               <w:rPr>
@@ -3605,7 +4270,7 @@
                 <w:sz w:val="18"/>
                 <w:szCs w:val="18"/>
               </w:rPr>
-              <w:t xml:space="preserve">; Python FD toolkit</w:t>
+              <w:t xml:space="preserve">; FD exercises on paper</w:t>
             </w:r>
           </w:p>
         </w:tc>
@@ -4079,7 +4744,7 @@
                 <w:sz w:val="18"/>
                 <w:szCs w:val="18"/>
               </w:rPr>
-              <w:t xml:space="preserve">; Python serializability tester</w:t>
+              <w:t xml:space="preserve">; precedence graphs of schedules observed in the lab</w:t>
             </w:r>
           </w:p>
         </w:tc>
@@ -4317,9 +4982,11 @@
       <w:pPr>
         <w:pStyle w:val="Heading2"/>
       </w:pPr>
+      <w:bookmarkStart w:name="_Toc6" w:id="6"/>
       <w:r>
         <w:t xml:space="preserve">3.1 Constructivist questions as research practice</w:t>
       </w:r>
+      <w:bookmarkEnd w:id="6"/>
     </w:p>
     <w:p>
       <w:pPr>
@@ -4336,16 +5003,18 @@
         <w:t xml:space="preserve">one</w:t>
       </w:r>
       <w:r>
-        <w:t xml:space="preserve"> question and submits a written answer of 150–200 words within a week. The answers count for 4% of the grade. The task is deliberately short, so it builds the habit of questioning and justifying without overloading first-semester students.</w:t>
+        <w:t xml:space="preserve"> question and submits a short written answer within a week. The answers count for 4% of the grade. The task is deliberately short, so it builds the habit of questioning and justifying without overloading first-semester students.</w:t>
       </w:r>
     </w:p>
     <w:p>
       <w:pPr>
         <w:pStyle w:val="Heading2"/>
       </w:pPr>
+      <w:bookmarkStart w:name="_Toc7" w:id="7"/>
       <w:r>
         <w:t xml:space="preserve">3.2 In class versus guided self-study</w:t>
       </w:r>
+      <w:bookmarkEnd w:id="7"/>
     </w:p>
     <w:p>
       <w:pPr>
@@ -4601,7 +5270,7 @@
                 <w:sz w:val="18"/>
                 <w:szCs w:val="18"/>
               </w:rPr>
-              <w:t xml:space="preserve">C4</w:t>
+              <w:t xml:space="preserve">C3</w:t>
             </w:r>
           </w:p>
         </w:tc>
@@ -4630,7 +5299,7 @@
                 <w:sz w:val="18"/>
                 <w:szCs w:val="18"/>
               </w:rPr>
-              <w:t xml:space="preserve">§4.7 Authorization; §5.5 Advanced aggregation; §9.8 Application security</w:t>
+              <w:t xml:space="preserve">Bag (multiset) semantics of SQL: duplicates, ALL vs. DISTINCT, algebraic laws that fail for bags (Ch. 3, with a worksheet)</w:t>
             </w:r>
           </w:p>
         </w:tc>
@@ -4659,7 +5328,7 @@
                 <w:sz w:val="18"/>
                 <w:szCs w:val="18"/>
               </w:rPr>
-              <w:t xml:space="preserve">Descriptive or syntax-oriented</w:t>
+              <w:t xml:space="preserve">Formal and best learned by working through examples; class time goes to three-valued logic and translation to algebra</w:t>
             </w:r>
           </w:p>
         </w:tc>
@@ -4690,7 +5359,7 @@
                 <w:sz w:val="18"/>
                 <w:szCs w:val="18"/>
               </w:rPr>
-              <w:t xml:space="preserve">C5–C6</w:t>
+              <w:t xml:space="preserve">C4</w:t>
             </w:r>
           </w:p>
         </w:tc>
@@ -4719,7 +5388,7 @@
                 <w:sz w:val="18"/>
                 <w:szCs w:val="18"/>
               </w:rPr>
-              <w:t xml:space="preserve">§6.8, §6.10–6.11; §7.7, §7.9</w:t>
+              <w:t xml:space="preserve">§4.7 Authorization; §5.5 Advanced aggregation; §9.8 Application security</w:t>
             </w:r>
           </w:p>
         </w:tc>
@@ -4748,7 +5417,7 @@
                 <w:sz w:val="18"/>
                 <w:szCs w:val="18"/>
               </w:rPr>
-              <w:t xml:space="preserve">Extensions and notations; more normal forms</w:t>
+              <w:t xml:space="preserve">Descriptive or syntax-oriented</w:t>
             </w:r>
           </w:p>
         </w:tc>
@@ -4779,7 +5448,7 @@
                 <w:sz w:val="18"/>
                 <w:szCs w:val="18"/>
               </w:rPr>
-              <w:t xml:space="preserve">C7–C8</w:t>
+              <w:t xml:space="preserve">C5–C6</w:t>
             </w:r>
           </w:p>
         </w:tc>
@@ -4808,7 +5477,7 @@
                 <w:sz w:val="18"/>
                 <w:szCs w:val="18"/>
               </w:rPr>
-              <w:t xml:space="preserve">§12.1, §12.6, §13.4, §14.4; §15.6–15.7; §16.3</w:t>
+              <w:t xml:space="preserve">§6.8, §6.10–6.11; §7.7, §7.9</w:t>
             </w:r>
           </w:p>
         </w:tc>
@@ -4837,7 +5506,7 @@
                 <w:sz w:val="18"/>
                 <w:szCs w:val="18"/>
               </w:rPr>
-              <w:t xml:space="preserve">Hardware background (with ICS102); statistics estimation is abstract and hard to observe directly</w:t>
+              <w:t xml:space="preserve">Extensions and notations; more normal forms</w:t>
             </w:r>
           </w:p>
         </w:tc>
@@ -4868,7 +5537,7 @@
                 <w:sz w:val="18"/>
                 <w:szCs w:val="18"/>
               </w:rPr>
-              <w:t xml:space="preserve">C9</w:t>
+              <w:t xml:space="preserve">C7–C8</w:t>
             </w:r>
           </w:p>
         </w:tc>
@@ -4897,7 +5566,7 @@
                 <w:sz w:val="18"/>
                 <w:szCs w:val="18"/>
               </w:rPr>
-              <w:t xml:space="preserve">§18.3, §18.5, §18.7, §18.9</w:t>
+              <w:t xml:space="preserve">§12.1, §12.6, §13.4, §14.4; §15.6–15.7; §16.3</w:t>
             </w:r>
           </w:p>
         </w:tc>
@@ -4926,7 +5595,7 @@
                 <w:sz w:val="18"/>
                 <w:szCs w:val="18"/>
               </w:rPr>
-              <w:t xml:space="preserve">Alternative protocols, compared with 2PL taught in class</w:t>
+              <w:t xml:space="preserve">Hardware background (with ICS102); statistics estimation is abstract and hard to observe directly</w:t>
             </w:r>
           </w:p>
         </w:tc>
@@ -4957,6 +5626,95 @@
                 <w:sz w:val="18"/>
                 <w:szCs w:val="18"/>
               </w:rPr>
+              <w:t xml:space="preserve">C9</w:t>
+            </w:r>
+          </w:p>
+        </w:tc>
+        <w:tc>
+          <w:tcPr>
+            <w:tcW w:type="dxa" w:w="4026"/>
+            <w:tcBorders>
+              <w:top w:val="single" w:color="A6A6A6" w:sz="4"/>
+              <w:left w:val="single" w:color="A6A6A6" w:sz="4"/>
+              <w:bottom w:val="single" w:color="A6A6A6" w:sz="4"/>
+              <w:right w:val="single" w:color="A6A6A6" w:sz="4"/>
+            </w:tcBorders>
+            <w:tcMar>
+              <w:top w:type="dxa" w:w="60"/>
+              <w:left w:type="dxa" w:w="100"/>
+              <w:bottom w:type="dxa" w:w="60"/>
+              <w:right w:type="dxa" w:w="100"/>
+            </w:tcMar>
+          </w:tcPr>
+          <w:p>
+            <w:pPr>
+              <w:spacing w:after="40"/>
+            </w:pPr>
+            <w:r>
+              <w:rPr>
+                <w:sz w:val="18"/>
+                <w:szCs w:val="18"/>
+              </w:rPr>
+              <w:t xml:space="preserve">§18.3, §18.5, §18.7, §18.9</w:t>
+            </w:r>
+          </w:p>
+        </w:tc>
+        <w:tc>
+          <w:tcPr>
+            <w:tcW w:type="dxa" w:w="3900"/>
+            <w:tcBorders>
+              <w:top w:val="single" w:color="A6A6A6" w:sz="4"/>
+              <w:left w:val="single" w:color="A6A6A6" w:sz="4"/>
+              <w:bottom w:val="single" w:color="A6A6A6" w:sz="4"/>
+              <w:right w:val="single" w:color="A6A6A6" w:sz="4"/>
+            </w:tcBorders>
+            <w:tcMar>
+              <w:top w:type="dxa" w:w="60"/>
+              <w:left w:type="dxa" w:w="100"/>
+              <w:bottom w:type="dxa" w:w="60"/>
+              <w:right w:type="dxa" w:w="100"/>
+            </w:tcMar>
+          </w:tcPr>
+          <w:p>
+            <w:pPr>
+              <w:spacing w:after="40"/>
+            </w:pPr>
+            <w:r>
+              <w:rPr>
+                <w:sz w:val="18"/>
+                <w:szCs w:val="18"/>
+              </w:rPr>
+              <w:t xml:space="preserve">Alternative protocols, compared with 2PL taught in class</w:t>
+            </w:r>
+          </w:p>
+        </w:tc>
+      </w:tr>
+      <w:tr>
+        <w:tc>
+          <w:tcPr>
+            <w:tcW w:type="dxa" w:w="1100"/>
+            <w:tcBorders>
+              <w:top w:val="single" w:color="A6A6A6" w:sz="4"/>
+              <w:left w:val="single" w:color="A6A6A6" w:sz="4"/>
+              <w:bottom w:val="single" w:color="A6A6A6" w:sz="4"/>
+              <w:right w:val="single" w:color="A6A6A6" w:sz="4"/>
+            </w:tcBorders>
+            <w:tcMar>
+              <w:top w:type="dxa" w:w="60"/>
+              <w:left w:type="dxa" w:w="100"/>
+              <w:bottom w:type="dxa" w:w="60"/>
+              <w:right w:type="dxa" w:w="100"/>
+            </w:tcMar>
+          </w:tcPr>
+          <w:p>
+            <w:pPr>
+              <w:spacing w:after="40"/>
+            </w:pPr>
+            <w:r>
+              <w:rPr>
+                <w:sz w:val="18"/>
+                <w:szCs w:val="18"/>
+              </w:rPr>
               <w:t xml:space="preserve">C10</w:t>
             </w:r>
           </w:p>
@@ -5016,6 +5774,95 @@
                 <w:szCs w:val="18"/>
               </w:rPr>
               <w:t xml:space="preserve">Recovery algorithms are abstract and cannot be reproduced safely in a student lab</w:t>
+            </w:r>
+          </w:p>
+        </w:tc>
+      </w:tr>
+      <w:tr>
+        <w:tc>
+          <w:tcPr>
+            <w:tcW w:type="dxa" w:w="1100"/>
+            <w:tcBorders>
+              <w:top w:val="single" w:color="A6A6A6" w:sz="4"/>
+              <w:left w:val="single" w:color="A6A6A6" w:sz="4"/>
+              <w:bottom w:val="single" w:color="A6A6A6" w:sz="4"/>
+              <w:right w:val="single" w:color="A6A6A6" w:sz="4"/>
+            </w:tcBorders>
+            <w:tcMar>
+              <w:top w:type="dxa" w:w="60"/>
+              <w:left w:type="dxa" w:w="100"/>
+              <w:bottom w:type="dxa" w:w="60"/>
+              <w:right w:type="dxa" w:w="100"/>
+            </w:tcMar>
+          </w:tcPr>
+          <w:p>
+            <w:pPr>
+              <w:spacing w:after="40"/>
+            </w:pPr>
+            <w:r>
+              <w:rPr>
+                <w:sz w:val="18"/>
+                <w:szCs w:val="18"/>
+              </w:rPr>
+              <w:t xml:space="preserve">C4, C6</w:t>
+            </w:r>
+          </w:p>
+        </w:tc>
+        <w:tc>
+          <w:tcPr>
+            <w:tcW w:type="dxa" w:w="4026"/>
+            <w:tcBorders>
+              <w:top w:val="single" w:color="A6A6A6" w:sz="4"/>
+              <w:left w:val="single" w:color="A6A6A6" w:sz="4"/>
+              <w:bottom w:val="single" w:color="A6A6A6" w:sz="4"/>
+              <w:right w:val="single" w:color="A6A6A6" w:sz="4"/>
+            </w:tcBorders>
+            <w:tcMar>
+              <w:top w:type="dxa" w:w="60"/>
+              <w:left w:type="dxa" w:w="100"/>
+              <w:bottom w:type="dxa" w:w="60"/>
+              <w:right w:type="dxa" w:w="100"/>
+            </w:tcMar>
+          </w:tcPr>
+          <w:p>
+            <w:pPr>
+              <w:spacing w:after="40"/>
+            </w:pPr>
+            <w:r>
+              <w:rPr>
+                <w:sz w:val="18"/>
+                <w:szCs w:val="18"/>
+              </w:rPr>
+              <w:t xml:space="preserve">Python: accessing SQL Server with pyodbc and pandas; Python versions of the FD algorithms (optional)</w:t>
+            </w:r>
+          </w:p>
+        </w:tc>
+        <w:tc>
+          <w:tcPr>
+            <w:tcW w:type="dxa" w:w="3900"/>
+            <w:tcBorders>
+              <w:top w:val="single" w:color="A6A6A6" w:sz="4"/>
+              <w:left w:val="single" w:color="A6A6A6" w:sz="4"/>
+              <w:bottom w:val="single" w:color="A6A6A6" w:sz="4"/>
+              <w:right w:val="single" w:color="A6A6A6" w:sz="4"/>
+            </w:tcBorders>
+            <w:tcMar>
+              <w:top w:type="dxa" w:w="60"/>
+              <w:left w:type="dxa" w:w="100"/>
+              <w:bottom w:type="dxa" w:w="60"/>
+              <w:right w:type="dxa" w:w="100"/>
+            </w:tcMar>
+          </w:tcPr>
+          <w:p>
+            <w:pPr>
+              <w:spacing w:after="40"/>
+            </w:pPr>
+            <w:r>
+              <w:rPr>
+                <w:sz w:val="18"/>
+                <w:szCs w:val="18"/>
+              </w:rPr>
+              <w:t xml:space="preserve">Programming is not the focus of the course; students who take PFP191 can practise it on their own</w:t>
             </w:r>
           </w:p>
         </w:tc>
@@ -5030,9 +5877,11 @@
       <w:pPr>
         <w:pStyle w:val="Heading2"/>
       </w:pPr>
+      <w:bookmarkStart w:name="_Toc8" w:id="8"/>
       <w:r>
         <w:t xml:space="preserve">3.3 Links to other courses in the program</w:t>
       </w:r>
+      <w:bookmarkEnd w:id="8"/>
     </w:p>
     <w:tbl>
       <w:tblPr>
@@ -5328,7 +6177,7 @@
                 <w:sz w:val="18"/>
                 <w:szCs w:val="18"/>
               </w:rPr>
-              <w:t xml:space="preserve">Python implementations of algebra, FD algorithms and serializability tests</w:t>
+              <w:t xml:space="preserve">Optional self-study: Python access to SQL Server and Python versions of the FD algorithms</w:t>
             </w:r>
           </w:p>
         </w:tc>
@@ -5788,9 +6637,11 @@
       <w:pPr>
         <w:pStyle w:val="Heading1"/>
       </w:pPr>
+      <w:bookmarkStart w:name="_Toc9" w:id="9"/>
       <w:r>
         <w:t xml:space="preserve">4. Course learning outcomes (CLOs)</w:t>
       </w:r>
+      <w:bookmarkEnd w:id="9"/>
     </w:p>
     <w:p>
       <w:pPr>
@@ -5854,9 +6705,11 @@
       <w:pPr>
         <w:pStyle w:val="Heading2"/>
       </w:pPr>
+      <w:bookmarkStart w:name="_Toc10" w:id="10"/>
       <w:r>
         <w:t xml:space="preserve">4.1 CLO statements</w:t>
       </w:r>
+      <w:bookmarkEnd w:id="10"/>
     </w:p>
     <w:tbl>
       <w:tblPr>
@@ -6430,7 +7283,7 @@
                 <w:sz w:val="18"/>
                 <w:szCs w:val="18"/>
               </w:rPr>
-              <w:t xml:space="preserve">Use SQL to define, populate, modify and query relational databases (joins, aggregation, subqueries, views, access from Python) and explain query results through SQL semantics (bag semantics, three-valued logic).</w:t>
+              <w:t xml:space="preserve">Use SQL to define, populate, modify and query relational databases (joins, aggregation, subqueries, views, parameterized queries) and explain query results through SQL semantics (three-valued logic; bag semantics through guided self-study).</w:t>
             </w:r>
           </w:p>
         </w:tc>
@@ -6550,7 +7403,7 @@
                 <w:sz w:val="18"/>
                 <w:szCs w:val="18"/>
               </w:rPr>
-              <w:t xml:space="preserve">Analyze and improve relational schemas with functional dependency theory: compute closures, candidate keys and minimal covers, prove basic properties, decompose to 3NF/BCNF with lossless-join and dependency-preservation guarantees, and implement these algorithms in Python.</w:t>
+              <w:t xml:space="preserve">Analyze and improve relational schemas with functional dependency theory: compute closures, candidate keys and minimal covers, prove basic properties, decompose to 3NF/BCNF with lossless-join and dependency-preservation guarantees.</w:t>
             </w:r>
           </w:p>
         </w:tc>
@@ -6916,7 +7769,7 @@
                 <w:sz w:val="18"/>
                 <w:szCs w:val="18"/>
               </w:rPr>
-              <w:t xml:space="preserve">Conduct a small, reproducible research study on a database topic: review primary literature, formulate a research question or hypothesis, design and carry out an experiment or implementation, and report the results in an academic paper and presentation.</w:t>
+              <w:t xml:space="preserve">Conduct a small, reproducible research study on a database topic: review primary literature, formulate a research question or hypothesis, design and carry out an experiment or implementation, and report the results in an academic report and presentation.</w:t>
             </w:r>
           </w:p>
         </w:tc>
@@ -6976,7 +7829,7 @@
                 <w:sz w:val="18"/>
                 <w:szCs w:val="18"/>
               </w:rPr>
-              <w:t xml:space="preserve">Constructivist questions; Assignments 1–2</w:t>
+              <w:t xml:space="preserve">Constructivist questions; group project</w:t>
             </w:r>
           </w:p>
         </w:tc>
@@ -6991,9 +7844,11 @@
       <w:pPr>
         <w:pStyle w:val="Heading2"/>
       </w:pPr>
+      <w:bookmarkStart w:name="_Toc11" w:id="11"/>
       <w:r>
         <w:t xml:space="preserve">4.2 How the CLOs were derived</w:t>
       </w:r>
+      <w:bookmarkEnd w:id="11"/>
     </w:p>
     <w:p>
       <w:pPr>
@@ -7080,7 +7935,7 @@
           <w:bCs/>
           <w:shd w:fill="FFE699" w:color="auto" w:val="clear"/>
         </w:rPr>
-        <w:t xml:space="preserve">Formal reasoning (CLO3), proofs and algorithm implementation (CLO5), experimental evaluation (CLO6), correctness arguments (CLO7) and a full research cycle (CLO8)</w:t>
+        <w:t xml:space="preserve">Formal reasoning (CLO3), proofs and algorithms (CLO5), experimental evaluation (CLO6), correctness arguments (CLO7) and a full research cycle (CLO8)</w:t>
       </w:r>
       <w:r>
         <w:t xml:space="preserve"> raise the level above a standard, application-oriented course.</w:t>
@@ -7110,9 +7965,11 @@
       <w:pPr>
         <w:pStyle w:val="Heading2"/>
       </w:pPr>
+      <w:bookmarkStart w:name="_Toc12" w:id="12"/>
       <w:r>
         <w:t xml:space="preserve">4.3 Bloom's taxonomy distribution</w:t>
       </w:r>
+      <w:bookmarkEnd w:id="12"/>
     </w:p>
     <w:tbl>
       <w:tblPr>
@@ -7883,9 +8740,11 @@
       <w:pPr>
         <w:pStyle w:val="Heading2"/>
       </w:pPr>
+      <w:bookmarkStart w:name="_Toc13" w:id="13"/>
       <w:r>
         <w:t xml:space="preserve">4.4 Alignment with the 9-semester program</w:t>
       </w:r>
+      <w:bookmarkEnd w:id="13"/>
     </w:p>
     <w:p>
       <w:pPr>
@@ -8738,9 +9597,11 @@
       <w:pPr>
         <w:pStyle w:val="Heading2"/>
       </w:pPr>
+      <w:bookmarkStart w:name="_Toc14" w:id="14"/>
       <w:r>
         <w:t xml:space="preserve">4.5 Coverage in the schedule</w:t>
       </w:r>
+      <w:bookmarkEnd w:id="14"/>
     </w:p>
     <w:tbl>
       <w:tblPr>
@@ -9036,7 +9897,7 @@
                 <w:sz w:val="18"/>
                 <w:szCs w:val="18"/>
               </w:rPr>
-              <w:t xml:space="preserve">4, 16, 19, 21–25; Assignment 1 defense in 33; Progress test 2 in 34</w:t>
+              <w:t xml:space="preserve">4, 16, 19, 21–25; project design review in 33; Progress test 2 in 34; project presentations in 56–57</w:t>
             </w:r>
           </w:p>
         </w:tc>
@@ -9125,7 +9986,7 @@
                 <w:sz w:val="18"/>
                 <w:szCs w:val="18"/>
               </w:rPr>
-              <w:t xml:space="preserve">4–8, 12, 14, 17; Assignment 1 defense in 33</w:t>
+              <w:t xml:space="preserve">4–8, 12, 14, 17; Progress test 1 in 20</w:t>
             </w:r>
           </w:p>
         </w:tc>
@@ -9214,7 +10075,7 @@
                 <w:sz w:val="18"/>
                 <w:szCs w:val="18"/>
               </w:rPr>
-              <w:t xml:space="preserve">9–19; practical-exam preparation in 60</w:t>
+              <w:t xml:space="preserve">9–19 (Labs 1–2 in 13, 14, 19); Progress test 1 in 20</w:t>
             </w:r>
           </w:p>
         </w:tc>
@@ -9303,7 +10164,7 @@
                 <w:sz w:val="18"/>
                 <w:szCs w:val="18"/>
               </w:rPr>
-              <w:t xml:space="preserve">26–32; Progress test 2 in 34; Assignment 2 in 56–57</w:t>
+              <w:t xml:space="preserve">26–32; project design review in 33; Progress test 2 in 34; project presentations in 56–57</w:t>
             </w:r>
           </w:p>
         </w:tc>
@@ -9392,7 +10253,7 @@
                 <w:sz w:val="18"/>
                 <w:szCs w:val="18"/>
               </w:rPr>
-              <w:t xml:space="preserve">35–46; Assignment 2 in 56–57</w:t>
+              <w:t xml:space="preserve">35–46 (Lab 4 in 40, 46); project in 55–57</w:t>
             </w:r>
           </w:p>
         </w:tc>
@@ -9481,7 +10342,7 @@
                 <w:sz w:val="18"/>
                 <w:szCs w:val="18"/>
               </w:rPr>
-              <w:t xml:space="preserve">47–54; Assignment 2 in 56–57</w:t>
+              <w:t xml:space="preserve">47–54 (Lab 5 in 53); project in 55–57</w:t>
             </w:r>
           </w:p>
         </w:tc>
@@ -9541,7 +10402,7 @@
                 <w:sz w:val="18"/>
                 <w:szCs w:val="18"/>
               </w:rPr>
-              <w:t xml:space="preserve">Constructivist questions; Assignments 1–2</w:t>
+              <w:t xml:space="preserve">Constructivist questions; group project</w:t>
             </w:r>
           </w:p>
         </w:tc>
@@ -9570,7 +10431,7 @@
                 <w:sz w:val="18"/>
                 <w:szCs w:val="18"/>
               </w:rPr>
-              <w:t xml:space="preserve">10 discussion sessions (3, 8, 12, 18, 24, 31, 39, 45, 52, 54); 33, 40, 46, 55–57; Investigate part of every lab</w:t>
+              <w:t xml:space="preserve">10 discussion sessions (3, 8, 12, 18, 24, 31, 39, 45, 52, 54); project in 7, 33, 55–57; Investigate part of every lab</w:t>
             </w:r>
           </w:p>
         </w:tc>
@@ -9585,9 +10446,11 @@
       <w:pPr>
         <w:pStyle w:val="Heading2"/>
       </w:pPr>
+      <w:bookmarkStart w:name="_Toc15" w:id="15"/>
       <w:r>
         <w:t xml:space="preserve">4.6 CLO – assessment matrix</w:t>
       </w:r>
+      <w:bookmarkEnd w:id="15"/>
     </w:p>
     <w:p>
       <w:pPr>
@@ -9611,13 +10474,11 @@
       </w:tblPr>
       <w:tblGrid>
         <w:gridCol w:w="1026"/>
-        <w:gridCol w:w="1100"/>
-        <w:gridCol w:w="1100"/>
-        <w:gridCol w:w="1100"/>
-        <w:gridCol w:w="1200"/>
-        <w:gridCol w:w="1200"/>
-        <w:gridCol w:w="1100"/>
-        <w:gridCol w:w="1200"/>
+        <w:gridCol w:w="1500"/>
+        <w:gridCol w:w="1300"/>
+        <w:gridCol w:w="1300"/>
+        <w:gridCol w:w="2400"/>
+        <w:gridCol w:w="1500"/>
       </w:tblGrid>
       <w:tr>
         <w:trPr>
@@ -9658,7 +10519,7 @@
         </w:tc>
         <w:tc>
           <w:tcPr>
-            <w:tcW w:type="dxa" w:w="1100"/>
+            <w:tcW w:type="dxa" w:w="1500"/>
             <w:tcBorders>
               <w:top w:val="single" w:color="A6A6A6" w:sz="4"/>
               <w:left w:val="single" w:color="A6A6A6" w:sz="4"/>
@@ -9691,7 +10552,7 @@
         </w:tc>
         <w:tc>
           <w:tcPr>
-            <w:tcW w:type="dxa" w:w="1100"/>
+            <w:tcW w:type="dxa" w:w="1300"/>
             <w:tcBorders>
               <w:top w:val="single" w:color="A6A6A6" w:sz="4"/>
               <w:left w:val="single" w:color="A6A6A6" w:sz="4"/>
@@ -9718,13 +10579,13 @@
                 <w:sz w:val="18"/>
                 <w:szCs w:val="18"/>
               </w:rPr>
-              <w:t xml:space="preserve">PT1 10%</w:t>
-            </w:r>
-          </w:p>
-        </w:tc>
-        <w:tc>
-          <w:tcPr>
-            <w:tcW w:type="dxa" w:w="1100"/>
+              <w:t xml:space="preserve">PT1 5%</w:t>
+            </w:r>
+          </w:p>
+        </w:tc>
+        <w:tc>
+          <w:tcPr>
+            <w:tcW w:type="dxa" w:w="1300"/>
             <w:tcBorders>
               <w:top w:val="single" w:color="A6A6A6" w:sz="4"/>
               <w:left w:val="single" w:color="A6A6A6" w:sz="4"/>
@@ -9751,13 +10612,13 @@
                 <w:sz w:val="18"/>
                 <w:szCs w:val="18"/>
               </w:rPr>
-              <w:t xml:space="preserve">PT2 10%</w:t>
-            </w:r>
-          </w:p>
-        </w:tc>
-        <w:tc>
-          <w:tcPr>
-            <w:tcW w:type="dxa" w:w="1200"/>
+              <w:t xml:space="preserve">PT2 5%</w:t>
+            </w:r>
+          </w:p>
+        </w:tc>
+        <w:tc>
+          <w:tcPr>
+            <w:tcW w:type="dxa" w:w="2400"/>
             <w:tcBorders>
               <w:top w:val="single" w:color="A6A6A6" w:sz="4"/>
               <w:left w:val="single" w:color="A6A6A6" w:sz="4"/>
@@ -9784,13 +10645,13 @@
                 <w:sz w:val="18"/>
                 <w:szCs w:val="18"/>
               </w:rPr>
-              <w:t xml:space="preserve">Asm 1 10%</w:t>
-            </w:r>
-          </w:p>
-        </w:tc>
-        <w:tc>
-          <w:tcPr>
-            <w:tcW w:type="dxa" w:w="1200"/>
+              <w:t xml:space="preserve">Assignment (group project) 30%</w:t>
+            </w:r>
+          </w:p>
+        </w:tc>
+        <w:tc>
+          <w:tcPr>
+            <w:tcW w:type="dxa" w:w="1500"/>
             <w:tcBorders>
               <w:top w:val="single" w:color="A6A6A6" w:sz="4"/>
               <w:left w:val="single" w:color="A6A6A6" w:sz="4"/>
@@ -9817,73 +10678,7 @@
                 <w:sz w:val="18"/>
                 <w:szCs w:val="18"/>
               </w:rPr>
-              <w:t xml:space="preserve">Asm 2 20%</w:t>
-            </w:r>
-          </w:p>
-        </w:tc>
-        <w:tc>
-          <w:tcPr>
-            <w:tcW w:type="dxa" w:w="1100"/>
-            <w:tcBorders>
-              <w:top w:val="single" w:color="A6A6A6" w:sz="4"/>
-              <w:left w:val="single" w:color="A6A6A6" w:sz="4"/>
-              <w:bottom w:val="single" w:color="A6A6A6" w:sz="4"/>
-              <w:right w:val="single" w:color="A6A6A6" w:sz="4"/>
-            </w:tcBorders>
-            <w:shd w:fill="1F4E79" w:color="auto" w:val="clear"/>
-            <w:tcMar>
-              <w:top w:type="dxa" w:w="60"/>
-              <w:left w:type="dxa" w:w="100"/>
-              <w:bottom w:type="dxa" w:w="60"/>
-              <w:right w:type="dxa" w:w="100"/>
-            </w:tcMar>
-          </w:tcPr>
-          <w:p>
-            <w:pPr>
-              <w:spacing w:after="40"/>
-            </w:pPr>
-            <w:r>
-              <w:rPr>
-                <w:b/>
-                <w:bCs/>
-                <w:color w:val="FFFFFF"/>
-                <w:sz w:val="18"/>
-                <w:szCs w:val="18"/>
-              </w:rPr>
-              <w:t xml:space="preserve">PE 10%</w:t>
-            </w:r>
-          </w:p>
-        </w:tc>
-        <w:tc>
-          <w:tcPr>
-            <w:tcW w:type="dxa" w:w="1200"/>
-            <w:tcBorders>
-              <w:top w:val="single" w:color="A6A6A6" w:sz="4"/>
-              <w:left w:val="single" w:color="A6A6A6" w:sz="4"/>
-              <w:bottom w:val="single" w:color="A6A6A6" w:sz="4"/>
-              <w:right w:val="single" w:color="A6A6A6" w:sz="4"/>
-            </w:tcBorders>
-            <w:shd w:fill="1F4E79" w:color="auto" w:val="clear"/>
-            <w:tcMar>
-              <w:top w:type="dxa" w:w="60"/>
-              <w:left w:type="dxa" w:w="100"/>
-              <w:bottom w:type="dxa" w:w="60"/>
-              <w:right w:type="dxa" w:w="100"/>
-            </w:tcMar>
-          </w:tcPr>
-          <w:p>
-            <w:pPr>
-              <w:spacing w:after="40"/>
-            </w:pPr>
-            <w:r>
-              <w:rPr>
-                <w:b/>
-                <w:bCs/>
-                <w:color w:val="FFFFFF"/>
-                <w:sz w:val="18"/>
-                <w:szCs w:val="18"/>
-              </w:rPr>
-              <w:t xml:space="preserve">FE 30%</w:t>
+              <w:t xml:space="preserve">FE 50%</w:t>
             </w:r>
           </w:p>
         </w:tc>
@@ -9920,7 +10715,7 @@
         </w:tc>
         <w:tc>
           <w:tcPr>
-            <w:tcW w:type="dxa" w:w="1100"/>
+            <w:tcW w:type="dxa" w:w="1500"/>
             <w:tcBorders>
               <w:top w:val="single" w:color="A6A6A6" w:sz="4"/>
               <w:left w:val="single" w:color="A6A6A6" w:sz="4"/>
@@ -9949,7 +10744,7 @@
         </w:tc>
         <w:tc>
           <w:tcPr>
-            <w:tcW w:type="dxa" w:w="1100"/>
+            <w:tcW w:type="dxa" w:w="1300"/>
             <w:tcBorders>
               <w:top w:val="single" w:color="A6A6A6" w:sz="4"/>
               <w:left w:val="single" w:color="A6A6A6" w:sz="4"/>
@@ -9978,95 +10773,51 @@
         </w:tc>
         <w:tc>
           <w:tcPr>
-            <w:tcW w:type="dxa" w:w="1100"/>
-            <w:tcBorders>
-              <w:top w:val="single" w:color="A6A6A6" w:sz="4"/>
-              <w:left w:val="single" w:color="A6A6A6" w:sz="4"/>
-              <w:bottom w:val="single" w:color="A6A6A6" w:sz="4"/>
-              <w:right w:val="single" w:color="A6A6A6" w:sz="4"/>
-            </w:tcBorders>
-            <w:tcMar>
-              <w:top w:type="dxa" w:w="60"/>
-              <w:left w:type="dxa" w:w="100"/>
-              <w:bottom w:type="dxa" w:w="60"/>
-              <w:right w:type="dxa" w:w="100"/>
-            </w:tcMar>
-          </w:tcPr>
-          <w:p>
-            <w:pPr>
-              <w:spacing w:after="40"/>
-            </w:pPr>
-          </w:p>
-        </w:tc>
-        <w:tc>
-          <w:tcPr>
-            <w:tcW w:type="dxa" w:w="1200"/>
-            <w:tcBorders>
-              <w:top w:val="single" w:color="A6A6A6" w:sz="4"/>
-              <w:left w:val="single" w:color="A6A6A6" w:sz="4"/>
-              <w:bottom w:val="single" w:color="A6A6A6" w:sz="4"/>
-              <w:right w:val="single" w:color="A6A6A6" w:sz="4"/>
-            </w:tcBorders>
-            <w:tcMar>
-              <w:top w:type="dxa" w:w="60"/>
-              <w:left w:type="dxa" w:w="100"/>
-              <w:bottom w:type="dxa" w:w="60"/>
-              <w:right w:type="dxa" w:w="100"/>
-            </w:tcMar>
-          </w:tcPr>
-          <w:p>
-            <w:pPr>
-              <w:spacing w:after="40"/>
-            </w:pPr>
-          </w:p>
-        </w:tc>
-        <w:tc>
-          <w:tcPr>
-            <w:tcW w:type="dxa" w:w="1200"/>
-            <w:tcBorders>
-              <w:top w:val="single" w:color="A6A6A6" w:sz="4"/>
-              <w:left w:val="single" w:color="A6A6A6" w:sz="4"/>
-              <w:bottom w:val="single" w:color="A6A6A6" w:sz="4"/>
-              <w:right w:val="single" w:color="A6A6A6" w:sz="4"/>
-            </w:tcBorders>
-            <w:tcMar>
-              <w:top w:type="dxa" w:w="60"/>
-              <w:left w:type="dxa" w:w="100"/>
-              <w:bottom w:type="dxa" w:w="60"/>
-              <w:right w:type="dxa" w:w="100"/>
-            </w:tcMar>
-          </w:tcPr>
-          <w:p>
-            <w:pPr>
-              <w:spacing w:after="40"/>
-            </w:pPr>
-          </w:p>
-        </w:tc>
-        <w:tc>
-          <w:tcPr>
-            <w:tcW w:type="dxa" w:w="1100"/>
-            <w:tcBorders>
-              <w:top w:val="single" w:color="A6A6A6" w:sz="4"/>
-              <w:left w:val="single" w:color="A6A6A6" w:sz="4"/>
-              <w:bottom w:val="single" w:color="A6A6A6" w:sz="4"/>
-              <w:right w:val="single" w:color="A6A6A6" w:sz="4"/>
-            </w:tcBorders>
-            <w:tcMar>
-              <w:top w:type="dxa" w:w="60"/>
-              <w:left w:type="dxa" w:w="100"/>
-              <w:bottom w:type="dxa" w:w="60"/>
-              <w:right w:type="dxa" w:w="100"/>
-            </w:tcMar>
-          </w:tcPr>
-          <w:p>
-            <w:pPr>
-              <w:spacing w:after="40"/>
-            </w:pPr>
-          </w:p>
-        </w:tc>
-        <w:tc>
-          <w:tcPr>
-            <w:tcW w:type="dxa" w:w="1200"/>
+            <w:tcW w:type="dxa" w:w="1300"/>
+            <w:tcBorders>
+              <w:top w:val="single" w:color="A6A6A6" w:sz="4"/>
+              <w:left w:val="single" w:color="A6A6A6" w:sz="4"/>
+              <w:bottom w:val="single" w:color="A6A6A6" w:sz="4"/>
+              <w:right w:val="single" w:color="A6A6A6" w:sz="4"/>
+            </w:tcBorders>
+            <w:tcMar>
+              <w:top w:type="dxa" w:w="60"/>
+              <w:left w:type="dxa" w:w="100"/>
+              <w:bottom w:type="dxa" w:w="60"/>
+              <w:right w:type="dxa" w:w="100"/>
+            </w:tcMar>
+          </w:tcPr>
+          <w:p>
+            <w:pPr>
+              <w:spacing w:after="40"/>
+            </w:pPr>
+          </w:p>
+        </w:tc>
+        <w:tc>
+          <w:tcPr>
+            <w:tcW w:type="dxa" w:w="2400"/>
+            <w:tcBorders>
+              <w:top w:val="single" w:color="A6A6A6" w:sz="4"/>
+              <w:left w:val="single" w:color="A6A6A6" w:sz="4"/>
+              <w:bottom w:val="single" w:color="A6A6A6" w:sz="4"/>
+              <w:right w:val="single" w:color="A6A6A6" w:sz="4"/>
+            </w:tcBorders>
+            <w:tcMar>
+              <w:top w:type="dxa" w:w="60"/>
+              <w:left w:type="dxa" w:w="100"/>
+              <w:bottom w:type="dxa" w:w="60"/>
+              <w:right w:type="dxa" w:w="100"/>
+            </w:tcMar>
+          </w:tcPr>
+          <w:p>
+            <w:pPr>
+              <w:spacing w:after="40"/>
+            </w:pPr>
+          </w:p>
+        </w:tc>
+        <w:tc>
+          <w:tcPr>
+            <w:tcW w:type="dxa" w:w="1500"/>
             <w:tcBorders>
               <w:top w:val="single" w:color="A6A6A6" w:sz="4"/>
               <w:left w:val="single" w:color="A6A6A6" w:sz="4"/>
@@ -10126,7 +10877,7 @@
         </w:tc>
         <w:tc>
           <w:tcPr>
-            <w:tcW w:type="dxa" w:w="1100"/>
+            <w:tcW w:type="dxa" w:w="1500"/>
             <w:tcBorders>
               <w:top w:val="single" w:color="A6A6A6" w:sz="4"/>
               <w:left w:val="single" w:color="A6A6A6" w:sz="4"/>
@@ -10155,7 +10906,7 @@
         </w:tc>
         <w:tc>
           <w:tcPr>
-            <w:tcW w:type="dxa" w:w="1100"/>
+            <w:tcW w:type="dxa" w:w="1300"/>
             <w:tcBorders>
               <w:top w:val="single" w:color="A6A6A6" w:sz="4"/>
               <w:left w:val="single" w:color="A6A6A6" w:sz="4"/>
@@ -10184,7 +10935,7 @@
         </w:tc>
         <w:tc>
           <w:tcPr>
-            <w:tcW w:type="dxa" w:w="1100"/>
+            <w:tcW w:type="dxa" w:w="1300"/>
             <w:tcBorders>
               <w:top w:val="single" w:color="A6A6A6" w:sz="4"/>
               <w:left w:val="single" w:color="A6A6A6" w:sz="4"/>
@@ -10213,7 +10964,7 @@
         </w:tc>
         <w:tc>
           <w:tcPr>
-            <w:tcW w:type="dxa" w:w="1200"/>
+            <w:tcW w:type="dxa" w:w="2400"/>
             <w:tcBorders>
               <w:top w:val="single" w:color="A6A6A6" w:sz="4"/>
               <w:left w:val="single" w:color="A6A6A6" w:sz="4"/>
@@ -10242,51 +10993,7 @@
         </w:tc>
         <w:tc>
           <w:tcPr>
-            <w:tcW w:type="dxa" w:w="1200"/>
-            <w:tcBorders>
-              <w:top w:val="single" w:color="A6A6A6" w:sz="4"/>
-              <w:left w:val="single" w:color="A6A6A6" w:sz="4"/>
-              <w:bottom w:val="single" w:color="A6A6A6" w:sz="4"/>
-              <w:right w:val="single" w:color="A6A6A6" w:sz="4"/>
-            </w:tcBorders>
-            <w:tcMar>
-              <w:top w:type="dxa" w:w="60"/>
-              <w:left w:type="dxa" w:w="100"/>
-              <w:bottom w:type="dxa" w:w="60"/>
-              <w:right w:type="dxa" w:w="100"/>
-            </w:tcMar>
-          </w:tcPr>
-          <w:p>
-            <w:pPr>
-              <w:spacing w:after="40"/>
-            </w:pPr>
-          </w:p>
-        </w:tc>
-        <w:tc>
-          <w:tcPr>
-            <w:tcW w:type="dxa" w:w="1100"/>
-            <w:tcBorders>
-              <w:top w:val="single" w:color="A6A6A6" w:sz="4"/>
-              <w:left w:val="single" w:color="A6A6A6" w:sz="4"/>
-              <w:bottom w:val="single" w:color="A6A6A6" w:sz="4"/>
-              <w:right w:val="single" w:color="A6A6A6" w:sz="4"/>
-            </w:tcBorders>
-            <w:tcMar>
-              <w:top w:type="dxa" w:w="60"/>
-              <w:left w:type="dxa" w:w="100"/>
-              <w:bottom w:type="dxa" w:w="60"/>
-              <w:right w:type="dxa" w:w="100"/>
-            </w:tcMar>
-          </w:tcPr>
-          <w:p>
-            <w:pPr>
-              <w:spacing w:after="40"/>
-            </w:pPr>
-          </w:p>
-        </w:tc>
-        <w:tc>
-          <w:tcPr>
-            <w:tcW w:type="dxa" w:w="1200"/>
+            <w:tcW w:type="dxa" w:w="1500"/>
             <w:tcBorders>
               <w:top w:val="single" w:color="A6A6A6" w:sz="4"/>
               <w:left w:val="single" w:color="A6A6A6" w:sz="4"/>
@@ -10346,7 +11053,7 @@
         </w:tc>
         <w:tc>
           <w:tcPr>
-            <w:tcW w:type="dxa" w:w="1100"/>
+            <w:tcW w:type="dxa" w:w="1500"/>
             <w:tcBorders>
               <w:top w:val="single" w:color="A6A6A6" w:sz="4"/>
               <w:left w:val="single" w:color="A6A6A6" w:sz="4"/>
@@ -10375,7 +11082,7 @@
         </w:tc>
         <w:tc>
           <w:tcPr>
-            <w:tcW w:type="dxa" w:w="1100"/>
+            <w:tcW w:type="dxa" w:w="1300"/>
             <w:tcBorders>
               <w:top w:val="single" w:color="A6A6A6" w:sz="4"/>
               <w:left w:val="single" w:color="A6A6A6" w:sz="4"/>
@@ -10404,29 +11111,29 @@
         </w:tc>
         <w:tc>
           <w:tcPr>
-            <w:tcW w:type="dxa" w:w="1100"/>
-            <w:tcBorders>
-              <w:top w:val="single" w:color="A6A6A6" w:sz="4"/>
-              <w:left w:val="single" w:color="A6A6A6" w:sz="4"/>
-              <w:bottom w:val="single" w:color="A6A6A6" w:sz="4"/>
-              <w:right w:val="single" w:color="A6A6A6" w:sz="4"/>
-            </w:tcBorders>
-            <w:tcMar>
-              <w:top w:type="dxa" w:w="60"/>
-              <w:left w:type="dxa" w:w="100"/>
-              <w:bottom w:type="dxa" w:w="60"/>
-              <w:right w:type="dxa" w:w="100"/>
-            </w:tcMar>
-          </w:tcPr>
-          <w:p>
-            <w:pPr>
-              <w:spacing w:after="40"/>
-            </w:pPr>
-          </w:p>
-        </w:tc>
-        <w:tc>
-          <w:tcPr>
-            <w:tcW w:type="dxa" w:w="1200"/>
+            <w:tcW w:type="dxa" w:w="1300"/>
+            <w:tcBorders>
+              <w:top w:val="single" w:color="A6A6A6" w:sz="4"/>
+              <w:left w:val="single" w:color="A6A6A6" w:sz="4"/>
+              <w:bottom w:val="single" w:color="A6A6A6" w:sz="4"/>
+              <w:right w:val="single" w:color="A6A6A6" w:sz="4"/>
+            </w:tcBorders>
+            <w:tcMar>
+              <w:top w:type="dxa" w:w="60"/>
+              <w:left w:type="dxa" w:w="100"/>
+              <w:bottom w:type="dxa" w:w="60"/>
+              <w:right w:type="dxa" w:w="100"/>
+            </w:tcMar>
+          </w:tcPr>
+          <w:p>
+            <w:pPr>
+              <w:spacing w:after="40"/>
+            </w:pPr>
+          </w:p>
+        </w:tc>
+        <w:tc>
+          <w:tcPr>
+            <w:tcW w:type="dxa" w:w="2400"/>
             <w:tcBorders>
               <w:top w:val="single" w:color="A6A6A6" w:sz="4"/>
               <w:left w:val="single" w:color="A6A6A6" w:sz="4"/>
@@ -10455,51 +11162,7 @@
         </w:tc>
         <w:tc>
           <w:tcPr>
-            <w:tcW w:type="dxa" w:w="1200"/>
-            <w:tcBorders>
-              <w:top w:val="single" w:color="A6A6A6" w:sz="4"/>
-              <w:left w:val="single" w:color="A6A6A6" w:sz="4"/>
-              <w:bottom w:val="single" w:color="A6A6A6" w:sz="4"/>
-              <w:right w:val="single" w:color="A6A6A6" w:sz="4"/>
-            </w:tcBorders>
-            <w:tcMar>
-              <w:top w:type="dxa" w:w="60"/>
-              <w:left w:type="dxa" w:w="100"/>
-              <w:bottom w:type="dxa" w:w="60"/>
-              <w:right w:type="dxa" w:w="100"/>
-            </w:tcMar>
-          </w:tcPr>
-          <w:p>
-            <w:pPr>
-              <w:spacing w:after="40"/>
-            </w:pPr>
-          </w:p>
-        </w:tc>
-        <w:tc>
-          <w:tcPr>
-            <w:tcW w:type="dxa" w:w="1100"/>
-            <w:tcBorders>
-              <w:top w:val="single" w:color="A6A6A6" w:sz="4"/>
-              <w:left w:val="single" w:color="A6A6A6" w:sz="4"/>
-              <w:bottom w:val="single" w:color="A6A6A6" w:sz="4"/>
-              <w:right w:val="single" w:color="A6A6A6" w:sz="4"/>
-            </w:tcBorders>
-            <w:tcMar>
-              <w:top w:type="dxa" w:w="60"/>
-              <w:left w:type="dxa" w:w="100"/>
-              <w:bottom w:type="dxa" w:w="60"/>
-              <w:right w:type="dxa" w:w="100"/>
-            </w:tcMar>
-          </w:tcPr>
-          <w:p>
-            <w:pPr>
-              <w:spacing w:after="40"/>
-            </w:pPr>
-          </w:p>
-        </w:tc>
-        <w:tc>
-          <w:tcPr>
-            <w:tcW w:type="dxa" w:w="1200"/>
+            <w:tcW w:type="dxa" w:w="1500"/>
             <w:tcBorders>
               <w:top w:val="single" w:color="A6A6A6" w:sz="4"/>
               <w:left w:val="single" w:color="A6A6A6" w:sz="4"/>
@@ -10559,7 +11222,7 @@
         </w:tc>
         <w:tc>
           <w:tcPr>
-            <w:tcW w:type="dxa" w:w="1100"/>
+            <w:tcW w:type="dxa" w:w="1500"/>
             <w:tcBorders>
               <w:top w:val="single" w:color="A6A6A6" w:sz="4"/>
               <w:left w:val="single" w:color="A6A6A6" w:sz="4"/>
@@ -10588,7 +11251,7 @@
         </w:tc>
         <w:tc>
           <w:tcPr>
-            <w:tcW w:type="dxa" w:w="1100"/>
+            <w:tcW w:type="dxa" w:w="1300"/>
             <w:tcBorders>
               <w:top w:val="single" w:color="A6A6A6" w:sz="4"/>
               <w:left w:val="single" w:color="A6A6A6" w:sz="4"/>
@@ -10617,102 +11280,51 @@
         </w:tc>
         <w:tc>
           <w:tcPr>
-            <w:tcW w:type="dxa" w:w="1100"/>
-            <w:tcBorders>
-              <w:top w:val="single" w:color="A6A6A6" w:sz="4"/>
-              <w:left w:val="single" w:color="A6A6A6" w:sz="4"/>
-              <w:bottom w:val="single" w:color="A6A6A6" w:sz="4"/>
-              <w:right w:val="single" w:color="A6A6A6" w:sz="4"/>
-            </w:tcBorders>
-            <w:tcMar>
-              <w:top w:type="dxa" w:w="60"/>
-              <w:left w:type="dxa" w:w="100"/>
-              <w:bottom w:type="dxa" w:w="60"/>
-              <w:right w:type="dxa" w:w="100"/>
-            </w:tcMar>
-          </w:tcPr>
-          <w:p>
-            <w:pPr>
-              <w:spacing w:after="40"/>
-            </w:pPr>
-          </w:p>
-        </w:tc>
-        <w:tc>
-          <w:tcPr>
-            <w:tcW w:type="dxa" w:w="1200"/>
-            <w:tcBorders>
-              <w:top w:val="single" w:color="A6A6A6" w:sz="4"/>
-              <w:left w:val="single" w:color="A6A6A6" w:sz="4"/>
-              <w:bottom w:val="single" w:color="A6A6A6" w:sz="4"/>
-              <w:right w:val="single" w:color="A6A6A6" w:sz="4"/>
-            </w:tcBorders>
-            <w:tcMar>
-              <w:top w:type="dxa" w:w="60"/>
-              <w:left w:type="dxa" w:w="100"/>
-              <w:bottom w:type="dxa" w:w="60"/>
-              <w:right w:type="dxa" w:w="100"/>
-            </w:tcMar>
-          </w:tcPr>
-          <w:p>
-            <w:pPr>
-              <w:spacing w:after="40"/>
-            </w:pPr>
-          </w:p>
-        </w:tc>
-        <w:tc>
-          <w:tcPr>
-            <w:tcW w:type="dxa" w:w="1200"/>
-            <w:tcBorders>
-              <w:top w:val="single" w:color="A6A6A6" w:sz="4"/>
-              <w:left w:val="single" w:color="A6A6A6" w:sz="4"/>
-              <w:bottom w:val="single" w:color="A6A6A6" w:sz="4"/>
-              <w:right w:val="single" w:color="A6A6A6" w:sz="4"/>
-            </w:tcBorders>
-            <w:tcMar>
-              <w:top w:type="dxa" w:w="60"/>
-              <w:left w:type="dxa" w:w="100"/>
-              <w:bottom w:type="dxa" w:w="60"/>
-              <w:right w:type="dxa" w:w="100"/>
-            </w:tcMar>
-          </w:tcPr>
-          <w:p>
-            <w:pPr>
-              <w:spacing w:after="40"/>
-            </w:pPr>
-          </w:p>
-        </w:tc>
-        <w:tc>
-          <w:tcPr>
-            <w:tcW w:type="dxa" w:w="1100"/>
-            <w:tcBorders>
-              <w:top w:val="single" w:color="A6A6A6" w:sz="4"/>
-              <w:left w:val="single" w:color="A6A6A6" w:sz="4"/>
-              <w:bottom w:val="single" w:color="A6A6A6" w:sz="4"/>
-              <w:right w:val="single" w:color="A6A6A6" w:sz="4"/>
-            </w:tcBorders>
-            <w:tcMar>
-              <w:top w:type="dxa" w:w="60"/>
-              <w:left w:type="dxa" w:w="100"/>
-              <w:bottom w:type="dxa" w:w="60"/>
-              <w:right w:type="dxa" w:w="100"/>
-            </w:tcMar>
-          </w:tcPr>
-          <w:p>
-            <w:pPr>
-              <w:spacing w:after="40"/>
-            </w:pPr>
-            <w:r>
-              <w:rPr>
-                <w:sz w:val="18"/>
-                <w:szCs w:val="18"/>
-              </w:rPr>
-              <w:t xml:space="preserve">✓</w:t>
-            </w:r>
-          </w:p>
-        </w:tc>
-        <w:tc>
-          <w:tcPr>
-            <w:tcW w:type="dxa" w:w="1200"/>
+            <w:tcW w:type="dxa" w:w="1300"/>
+            <w:tcBorders>
+              <w:top w:val="single" w:color="A6A6A6" w:sz="4"/>
+              <w:left w:val="single" w:color="A6A6A6" w:sz="4"/>
+              <w:bottom w:val="single" w:color="A6A6A6" w:sz="4"/>
+              <w:right w:val="single" w:color="A6A6A6" w:sz="4"/>
+            </w:tcBorders>
+            <w:tcMar>
+              <w:top w:type="dxa" w:w="60"/>
+              <w:left w:type="dxa" w:w="100"/>
+              <w:bottom w:type="dxa" w:w="60"/>
+              <w:right w:type="dxa" w:w="100"/>
+            </w:tcMar>
+          </w:tcPr>
+          <w:p>
+            <w:pPr>
+              <w:spacing w:after="40"/>
+            </w:pPr>
+          </w:p>
+        </w:tc>
+        <w:tc>
+          <w:tcPr>
+            <w:tcW w:type="dxa" w:w="2400"/>
+            <w:tcBorders>
+              <w:top w:val="single" w:color="A6A6A6" w:sz="4"/>
+              <w:left w:val="single" w:color="A6A6A6" w:sz="4"/>
+              <w:bottom w:val="single" w:color="A6A6A6" w:sz="4"/>
+              <w:right w:val="single" w:color="A6A6A6" w:sz="4"/>
+            </w:tcBorders>
+            <w:tcMar>
+              <w:top w:type="dxa" w:w="60"/>
+              <w:left w:type="dxa" w:w="100"/>
+              <w:bottom w:type="dxa" w:w="60"/>
+              <w:right w:type="dxa" w:w="100"/>
+            </w:tcMar>
+          </w:tcPr>
+          <w:p>
+            <w:pPr>
+              <w:spacing w:after="40"/>
+            </w:pPr>
+          </w:p>
+        </w:tc>
+        <w:tc>
+          <w:tcPr>
+            <w:tcW w:type="dxa" w:w="1500"/>
             <w:tcBorders>
               <w:top w:val="single" w:color="A6A6A6" w:sz="4"/>
               <w:left w:val="single" w:color="A6A6A6" w:sz="4"/>
@@ -10772,7 +11384,7 @@
         </w:tc>
         <w:tc>
           <w:tcPr>
-            <w:tcW w:type="dxa" w:w="1100"/>
+            <w:tcW w:type="dxa" w:w="1500"/>
             <w:tcBorders>
               <w:top w:val="single" w:color="A6A6A6" w:sz="4"/>
               <w:left w:val="single" w:color="A6A6A6" w:sz="4"/>
@@ -10801,29 +11413,29 @@
         </w:tc>
         <w:tc>
           <w:tcPr>
-            <w:tcW w:type="dxa" w:w="1100"/>
-            <w:tcBorders>
-              <w:top w:val="single" w:color="A6A6A6" w:sz="4"/>
-              <w:left w:val="single" w:color="A6A6A6" w:sz="4"/>
-              <w:bottom w:val="single" w:color="A6A6A6" w:sz="4"/>
-              <w:right w:val="single" w:color="A6A6A6" w:sz="4"/>
-            </w:tcBorders>
-            <w:tcMar>
-              <w:top w:type="dxa" w:w="60"/>
-              <w:left w:type="dxa" w:w="100"/>
-              <w:bottom w:type="dxa" w:w="60"/>
-              <w:right w:type="dxa" w:w="100"/>
-            </w:tcMar>
-          </w:tcPr>
-          <w:p>
-            <w:pPr>
-              <w:spacing w:after="40"/>
-            </w:pPr>
-          </w:p>
-        </w:tc>
-        <w:tc>
-          <w:tcPr>
-            <w:tcW w:type="dxa" w:w="1100"/>
+            <w:tcW w:type="dxa" w:w="1300"/>
+            <w:tcBorders>
+              <w:top w:val="single" w:color="A6A6A6" w:sz="4"/>
+              <w:left w:val="single" w:color="A6A6A6" w:sz="4"/>
+              <w:bottom w:val="single" w:color="A6A6A6" w:sz="4"/>
+              <w:right w:val="single" w:color="A6A6A6" w:sz="4"/>
+            </w:tcBorders>
+            <w:tcMar>
+              <w:top w:type="dxa" w:w="60"/>
+              <w:left w:type="dxa" w:w="100"/>
+              <w:bottom w:type="dxa" w:w="60"/>
+              <w:right w:type="dxa" w:w="100"/>
+            </w:tcMar>
+          </w:tcPr>
+          <w:p>
+            <w:pPr>
+              <w:spacing w:after="40"/>
+            </w:pPr>
+          </w:p>
+        </w:tc>
+        <w:tc>
+          <w:tcPr>
+            <w:tcW w:type="dxa" w:w="1300"/>
             <w:tcBorders>
               <w:top w:val="single" w:color="A6A6A6" w:sz="4"/>
               <w:left w:val="single" w:color="A6A6A6" w:sz="4"/>
@@ -10852,29 +11464,7 @@
         </w:tc>
         <w:tc>
           <w:tcPr>
-            <w:tcW w:type="dxa" w:w="1200"/>
-            <w:tcBorders>
-              <w:top w:val="single" w:color="A6A6A6" w:sz="4"/>
-              <w:left w:val="single" w:color="A6A6A6" w:sz="4"/>
-              <w:bottom w:val="single" w:color="A6A6A6" w:sz="4"/>
-              <w:right w:val="single" w:color="A6A6A6" w:sz="4"/>
-            </w:tcBorders>
-            <w:tcMar>
-              <w:top w:type="dxa" w:w="60"/>
-              <w:left w:type="dxa" w:w="100"/>
-              <w:bottom w:type="dxa" w:w="60"/>
-              <w:right w:type="dxa" w:w="100"/>
-            </w:tcMar>
-          </w:tcPr>
-          <w:p>
-            <w:pPr>
-              <w:spacing w:after="40"/>
-            </w:pPr>
-          </w:p>
-        </w:tc>
-        <w:tc>
-          <w:tcPr>
-            <w:tcW w:type="dxa" w:w="1200"/>
+            <w:tcW w:type="dxa" w:w="2400"/>
             <w:tcBorders>
               <w:top w:val="single" w:color="A6A6A6" w:sz="4"/>
               <w:left w:val="single" w:color="A6A6A6" w:sz="4"/>
@@ -10903,29 +11493,7 @@
         </w:tc>
         <w:tc>
           <w:tcPr>
-            <w:tcW w:type="dxa" w:w="1100"/>
-            <w:tcBorders>
-              <w:top w:val="single" w:color="A6A6A6" w:sz="4"/>
-              <w:left w:val="single" w:color="A6A6A6" w:sz="4"/>
-              <w:bottom w:val="single" w:color="A6A6A6" w:sz="4"/>
-              <w:right w:val="single" w:color="A6A6A6" w:sz="4"/>
-            </w:tcBorders>
-            <w:tcMar>
-              <w:top w:type="dxa" w:w="60"/>
-              <w:left w:type="dxa" w:w="100"/>
-              <w:bottom w:type="dxa" w:w="60"/>
-              <w:right w:type="dxa" w:w="100"/>
-            </w:tcMar>
-          </w:tcPr>
-          <w:p>
-            <w:pPr>
-              <w:spacing w:after="40"/>
-            </w:pPr>
-          </w:p>
-        </w:tc>
-        <w:tc>
-          <w:tcPr>
-            <w:tcW w:type="dxa" w:w="1200"/>
+            <w:tcW w:type="dxa" w:w="1500"/>
             <w:tcBorders>
               <w:top w:val="single" w:color="A6A6A6" w:sz="4"/>
               <w:left w:val="single" w:color="A6A6A6" w:sz="4"/>
@@ -10985,7 +11553,7 @@
         </w:tc>
         <w:tc>
           <w:tcPr>
-            <w:tcW w:type="dxa" w:w="1100"/>
+            <w:tcW w:type="dxa" w:w="1500"/>
             <w:tcBorders>
               <w:top w:val="single" w:color="A6A6A6" w:sz="4"/>
               <w:left w:val="single" w:color="A6A6A6" w:sz="4"/>
@@ -11014,73 +11582,51 @@
         </w:tc>
         <w:tc>
           <w:tcPr>
-            <w:tcW w:type="dxa" w:w="1100"/>
-            <w:tcBorders>
-              <w:top w:val="single" w:color="A6A6A6" w:sz="4"/>
-              <w:left w:val="single" w:color="A6A6A6" w:sz="4"/>
-              <w:bottom w:val="single" w:color="A6A6A6" w:sz="4"/>
-              <w:right w:val="single" w:color="A6A6A6" w:sz="4"/>
-            </w:tcBorders>
-            <w:tcMar>
-              <w:top w:type="dxa" w:w="60"/>
-              <w:left w:type="dxa" w:w="100"/>
-              <w:bottom w:type="dxa" w:w="60"/>
-              <w:right w:type="dxa" w:w="100"/>
-            </w:tcMar>
-          </w:tcPr>
-          <w:p>
-            <w:pPr>
-              <w:spacing w:after="40"/>
-            </w:pPr>
-          </w:p>
-        </w:tc>
-        <w:tc>
-          <w:tcPr>
-            <w:tcW w:type="dxa" w:w="1100"/>
-            <w:tcBorders>
-              <w:top w:val="single" w:color="A6A6A6" w:sz="4"/>
-              <w:left w:val="single" w:color="A6A6A6" w:sz="4"/>
-              <w:bottom w:val="single" w:color="A6A6A6" w:sz="4"/>
-              <w:right w:val="single" w:color="A6A6A6" w:sz="4"/>
-            </w:tcBorders>
-            <w:tcMar>
-              <w:top w:type="dxa" w:w="60"/>
-              <w:left w:type="dxa" w:w="100"/>
-              <w:bottom w:type="dxa" w:w="60"/>
-              <w:right w:type="dxa" w:w="100"/>
-            </w:tcMar>
-          </w:tcPr>
-          <w:p>
-            <w:pPr>
-              <w:spacing w:after="40"/>
-            </w:pPr>
-          </w:p>
-        </w:tc>
-        <w:tc>
-          <w:tcPr>
-            <w:tcW w:type="dxa" w:w="1200"/>
-            <w:tcBorders>
-              <w:top w:val="single" w:color="A6A6A6" w:sz="4"/>
-              <w:left w:val="single" w:color="A6A6A6" w:sz="4"/>
-              <w:bottom w:val="single" w:color="A6A6A6" w:sz="4"/>
-              <w:right w:val="single" w:color="A6A6A6" w:sz="4"/>
-            </w:tcBorders>
-            <w:tcMar>
-              <w:top w:type="dxa" w:w="60"/>
-              <w:left w:type="dxa" w:w="100"/>
-              <w:bottom w:type="dxa" w:w="60"/>
-              <w:right w:type="dxa" w:w="100"/>
-            </w:tcMar>
-          </w:tcPr>
-          <w:p>
-            <w:pPr>
-              <w:spacing w:after="40"/>
-            </w:pPr>
-          </w:p>
-        </w:tc>
-        <w:tc>
-          <w:tcPr>
-            <w:tcW w:type="dxa" w:w="1200"/>
+            <w:tcW w:type="dxa" w:w="1300"/>
+            <w:tcBorders>
+              <w:top w:val="single" w:color="A6A6A6" w:sz="4"/>
+              <w:left w:val="single" w:color="A6A6A6" w:sz="4"/>
+              <w:bottom w:val="single" w:color="A6A6A6" w:sz="4"/>
+              <w:right w:val="single" w:color="A6A6A6" w:sz="4"/>
+            </w:tcBorders>
+            <w:tcMar>
+              <w:top w:type="dxa" w:w="60"/>
+              <w:left w:type="dxa" w:w="100"/>
+              <w:bottom w:type="dxa" w:w="60"/>
+              <w:right w:type="dxa" w:w="100"/>
+            </w:tcMar>
+          </w:tcPr>
+          <w:p>
+            <w:pPr>
+              <w:spacing w:after="40"/>
+            </w:pPr>
+          </w:p>
+        </w:tc>
+        <w:tc>
+          <w:tcPr>
+            <w:tcW w:type="dxa" w:w="1300"/>
+            <w:tcBorders>
+              <w:top w:val="single" w:color="A6A6A6" w:sz="4"/>
+              <w:left w:val="single" w:color="A6A6A6" w:sz="4"/>
+              <w:bottom w:val="single" w:color="A6A6A6" w:sz="4"/>
+              <w:right w:val="single" w:color="A6A6A6" w:sz="4"/>
+            </w:tcBorders>
+            <w:tcMar>
+              <w:top w:type="dxa" w:w="60"/>
+              <w:left w:type="dxa" w:w="100"/>
+              <w:bottom w:type="dxa" w:w="60"/>
+              <w:right w:type="dxa" w:w="100"/>
+            </w:tcMar>
+          </w:tcPr>
+          <w:p>
+            <w:pPr>
+              <w:spacing w:after="40"/>
+            </w:pPr>
+          </w:p>
+        </w:tc>
+        <w:tc>
+          <w:tcPr>
+            <w:tcW w:type="dxa" w:w="2400"/>
             <w:tcBorders>
               <w:top w:val="single" w:color="A6A6A6" w:sz="4"/>
               <w:left w:val="single" w:color="A6A6A6" w:sz="4"/>
@@ -11109,29 +11655,7 @@
         </w:tc>
         <w:tc>
           <w:tcPr>
-            <w:tcW w:type="dxa" w:w="1100"/>
-            <w:tcBorders>
-              <w:top w:val="single" w:color="A6A6A6" w:sz="4"/>
-              <w:left w:val="single" w:color="A6A6A6" w:sz="4"/>
-              <w:bottom w:val="single" w:color="A6A6A6" w:sz="4"/>
-              <w:right w:val="single" w:color="A6A6A6" w:sz="4"/>
-            </w:tcBorders>
-            <w:tcMar>
-              <w:top w:type="dxa" w:w="60"/>
-              <w:left w:type="dxa" w:w="100"/>
-              <w:bottom w:type="dxa" w:w="60"/>
-              <w:right w:type="dxa" w:w="100"/>
-            </w:tcMar>
-          </w:tcPr>
-          <w:p>
-            <w:pPr>
-              <w:spacing w:after="40"/>
-            </w:pPr>
-          </w:p>
-        </w:tc>
-        <w:tc>
-          <w:tcPr>
-            <w:tcW w:type="dxa" w:w="1200"/>
+            <w:tcW w:type="dxa" w:w="1500"/>
             <w:tcBorders>
               <w:top w:val="single" w:color="A6A6A6" w:sz="4"/>
               <w:left w:val="single" w:color="A6A6A6" w:sz="4"/>
@@ -11191,7 +11715,7 @@
         </w:tc>
         <w:tc>
           <w:tcPr>
-            <w:tcW w:type="dxa" w:w="1100"/>
+            <w:tcW w:type="dxa" w:w="1500"/>
             <w:tcBorders>
               <w:top w:val="single" w:color="A6A6A6" w:sz="4"/>
               <w:left w:val="single" w:color="A6A6A6" w:sz="4"/>
@@ -11220,73 +11744,51 @@
         </w:tc>
         <w:tc>
           <w:tcPr>
-            <w:tcW w:type="dxa" w:w="1100"/>
-            <w:tcBorders>
-              <w:top w:val="single" w:color="A6A6A6" w:sz="4"/>
-              <w:left w:val="single" w:color="A6A6A6" w:sz="4"/>
-              <w:bottom w:val="single" w:color="A6A6A6" w:sz="4"/>
-              <w:right w:val="single" w:color="A6A6A6" w:sz="4"/>
-            </w:tcBorders>
-            <w:tcMar>
-              <w:top w:type="dxa" w:w="60"/>
-              <w:left w:type="dxa" w:w="100"/>
-              <w:bottom w:type="dxa" w:w="60"/>
-              <w:right w:type="dxa" w:w="100"/>
-            </w:tcMar>
-          </w:tcPr>
-          <w:p>
-            <w:pPr>
-              <w:spacing w:after="40"/>
-            </w:pPr>
-          </w:p>
-        </w:tc>
-        <w:tc>
-          <w:tcPr>
-            <w:tcW w:type="dxa" w:w="1100"/>
-            <w:tcBorders>
-              <w:top w:val="single" w:color="A6A6A6" w:sz="4"/>
-              <w:left w:val="single" w:color="A6A6A6" w:sz="4"/>
-              <w:bottom w:val="single" w:color="A6A6A6" w:sz="4"/>
-              <w:right w:val="single" w:color="A6A6A6" w:sz="4"/>
-            </w:tcBorders>
-            <w:tcMar>
-              <w:top w:type="dxa" w:w="60"/>
-              <w:left w:type="dxa" w:w="100"/>
-              <w:bottom w:type="dxa" w:w="60"/>
-              <w:right w:type="dxa" w:w="100"/>
-            </w:tcMar>
-          </w:tcPr>
-          <w:p>
-            <w:pPr>
-              <w:spacing w:after="40"/>
-            </w:pPr>
-          </w:p>
-        </w:tc>
-        <w:tc>
-          <w:tcPr>
-            <w:tcW w:type="dxa" w:w="1200"/>
-            <w:tcBorders>
-              <w:top w:val="single" w:color="A6A6A6" w:sz="4"/>
-              <w:left w:val="single" w:color="A6A6A6" w:sz="4"/>
-              <w:bottom w:val="single" w:color="A6A6A6" w:sz="4"/>
-              <w:right w:val="single" w:color="A6A6A6" w:sz="4"/>
-            </w:tcBorders>
-            <w:tcMar>
-              <w:top w:type="dxa" w:w="60"/>
-              <w:left w:type="dxa" w:w="100"/>
-              <w:bottom w:type="dxa" w:w="60"/>
-              <w:right w:type="dxa" w:w="100"/>
-            </w:tcMar>
-          </w:tcPr>
-          <w:p>
-            <w:pPr>
-              <w:spacing w:after="40"/>
-            </w:pPr>
-          </w:p>
-        </w:tc>
-        <w:tc>
-          <w:tcPr>
-            <w:tcW w:type="dxa" w:w="1200"/>
+            <w:tcW w:type="dxa" w:w="1300"/>
+            <w:tcBorders>
+              <w:top w:val="single" w:color="A6A6A6" w:sz="4"/>
+              <w:left w:val="single" w:color="A6A6A6" w:sz="4"/>
+              <w:bottom w:val="single" w:color="A6A6A6" w:sz="4"/>
+              <w:right w:val="single" w:color="A6A6A6" w:sz="4"/>
+            </w:tcBorders>
+            <w:tcMar>
+              <w:top w:type="dxa" w:w="60"/>
+              <w:left w:type="dxa" w:w="100"/>
+              <w:bottom w:type="dxa" w:w="60"/>
+              <w:right w:type="dxa" w:w="100"/>
+            </w:tcMar>
+          </w:tcPr>
+          <w:p>
+            <w:pPr>
+              <w:spacing w:after="40"/>
+            </w:pPr>
+          </w:p>
+        </w:tc>
+        <w:tc>
+          <w:tcPr>
+            <w:tcW w:type="dxa" w:w="1300"/>
+            <w:tcBorders>
+              <w:top w:val="single" w:color="A6A6A6" w:sz="4"/>
+              <w:left w:val="single" w:color="A6A6A6" w:sz="4"/>
+              <w:bottom w:val="single" w:color="A6A6A6" w:sz="4"/>
+              <w:right w:val="single" w:color="A6A6A6" w:sz="4"/>
+            </w:tcBorders>
+            <w:tcMar>
+              <w:top w:type="dxa" w:w="60"/>
+              <w:left w:type="dxa" w:w="100"/>
+              <w:bottom w:type="dxa" w:w="60"/>
+              <w:right w:type="dxa" w:w="100"/>
+            </w:tcMar>
+          </w:tcPr>
+          <w:p>
+            <w:pPr>
+              <w:spacing w:after="40"/>
+            </w:pPr>
+          </w:p>
+        </w:tc>
+        <w:tc>
+          <w:tcPr>
+            <w:tcW w:type="dxa" w:w="2400"/>
             <w:tcBorders>
               <w:top w:val="single" w:color="A6A6A6" w:sz="4"/>
               <w:left w:val="single" w:color="A6A6A6" w:sz="4"/>
@@ -11315,29 +11817,7 @@
         </w:tc>
         <w:tc>
           <w:tcPr>
-            <w:tcW w:type="dxa" w:w="1100"/>
-            <w:tcBorders>
-              <w:top w:val="single" w:color="A6A6A6" w:sz="4"/>
-              <w:left w:val="single" w:color="A6A6A6" w:sz="4"/>
-              <w:bottom w:val="single" w:color="A6A6A6" w:sz="4"/>
-              <w:right w:val="single" w:color="A6A6A6" w:sz="4"/>
-            </w:tcBorders>
-            <w:tcMar>
-              <w:top w:type="dxa" w:w="60"/>
-              <w:left w:type="dxa" w:w="100"/>
-              <w:bottom w:type="dxa" w:w="60"/>
-              <w:right w:type="dxa" w:w="100"/>
-            </w:tcMar>
-          </w:tcPr>
-          <w:p>
-            <w:pPr>
-              <w:spacing w:after="40"/>
-            </w:pPr>
-          </w:p>
-        </w:tc>
-        <w:tc>
-          <w:tcPr>
-            <w:tcW w:type="dxa" w:w="1200"/>
+            <w:tcW w:type="dxa" w:w="1500"/>
             <w:tcBorders>
               <w:top w:val="single" w:color="A6A6A6" w:sz="4"/>
               <w:left w:val="single" w:color="A6A6A6" w:sz="4"/>
@@ -11397,7 +11877,7 @@
         </w:tc>
         <w:tc>
           <w:tcPr>
-            <w:tcW w:type="dxa" w:w="1100"/>
+            <w:tcW w:type="dxa" w:w="1500"/>
             <w:tcBorders>
               <w:top w:val="single" w:color="A6A6A6" w:sz="4"/>
               <w:left w:val="single" w:color="A6A6A6" w:sz="4"/>
@@ -11426,51 +11906,51 @@
         </w:tc>
         <w:tc>
           <w:tcPr>
-            <w:tcW w:type="dxa" w:w="1100"/>
-            <w:tcBorders>
-              <w:top w:val="single" w:color="A6A6A6" w:sz="4"/>
-              <w:left w:val="single" w:color="A6A6A6" w:sz="4"/>
-              <w:bottom w:val="single" w:color="A6A6A6" w:sz="4"/>
-              <w:right w:val="single" w:color="A6A6A6" w:sz="4"/>
-            </w:tcBorders>
-            <w:tcMar>
-              <w:top w:type="dxa" w:w="60"/>
-              <w:left w:type="dxa" w:w="100"/>
-              <w:bottom w:type="dxa" w:w="60"/>
-              <w:right w:type="dxa" w:w="100"/>
-            </w:tcMar>
-          </w:tcPr>
-          <w:p>
-            <w:pPr>
-              <w:spacing w:after="40"/>
-            </w:pPr>
-          </w:p>
-        </w:tc>
-        <w:tc>
-          <w:tcPr>
-            <w:tcW w:type="dxa" w:w="1100"/>
-            <w:tcBorders>
-              <w:top w:val="single" w:color="A6A6A6" w:sz="4"/>
-              <w:left w:val="single" w:color="A6A6A6" w:sz="4"/>
-              <w:bottom w:val="single" w:color="A6A6A6" w:sz="4"/>
-              <w:right w:val="single" w:color="A6A6A6" w:sz="4"/>
-            </w:tcBorders>
-            <w:tcMar>
-              <w:top w:type="dxa" w:w="60"/>
-              <w:left w:type="dxa" w:w="100"/>
-              <w:bottom w:type="dxa" w:w="60"/>
-              <w:right w:type="dxa" w:w="100"/>
-            </w:tcMar>
-          </w:tcPr>
-          <w:p>
-            <w:pPr>
-              <w:spacing w:after="40"/>
-            </w:pPr>
-          </w:p>
-        </w:tc>
-        <w:tc>
-          <w:tcPr>
-            <w:tcW w:type="dxa" w:w="1200"/>
+            <w:tcW w:type="dxa" w:w="1300"/>
+            <w:tcBorders>
+              <w:top w:val="single" w:color="A6A6A6" w:sz="4"/>
+              <w:left w:val="single" w:color="A6A6A6" w:sz="4"/>
+              <w:bottom w:val="single" w:color="A6A6A6" w:sz="4"/>
+              <w:right w:val="single" w:color="A6A6A6" w:sz="4"/>
+            </w:tcBorders>
+            <w:tcMar>
+              <w:top w:type="dxa" w:w="60"/>
+              <w:left w:type="dxa" w:w="100"/>
+              <w:bottom w:type="dxa" w:w="60"/>
+              <w:right w:type="dxa" w:w="100"/>
+            </w:tcMar>
+          </w:tcPr>
+          <w:p>
+            <w:pPr>
+              <w:spacing w:after="40"/>
+            </w:pPr>
+          </w:p>
+        </w:tc>
+        <w:tc>
+          <w:tcPr>
+            <w:tcW w:type="dxa" w:w="1300"/>
+            <w:tcBorders>
+              <w:top w:val="single" w:color="A6A6A6" w:sz="4"/>
+              <w:left w:val="single" w:color="A6A6A6" w:sz="4"/>
+              <w:bottom w:val="single" w:color="A6A6A6" w:sz="4"/>
+              <w:right w:val="single" w:color="A6A6A6" w:sz="4"/>
+            </w:tcBorders>
+            <w:tcMar>
+              <w:top w:type="dxa" w:w="60"/>
+              <w:left w:type="dxa" w:w="100"/>
+              <w:bottom w:type="dxa" w:w="60"/>
+              <w:right w:type="dxa" w:w="100"/>
+            </w:tcMar>
+          </w:tcPr>
+          <w:p>
+            <w:pPr>
+              <w:spacing w:after="40"/>
+            </w:pPr>
+          </w:p>
+        </w:tc>
+        <w:tc>
+          <w:tcPr>
+            <w:tcW w:type="dxa" w:w="2400"/>
             <w:tcBorders>
               <w:top w:val="single" w:color="A6A6A6" w:sz="4"/>
               <w:left w:val="single" w:color="A6A6A6" w:sz="4"/>
@@ -11499,58 +11979,7 @@
         </w:tc>
         <w:tc>
           <w:tcPr>
-            <w:tcW w:type="dxa" w:w="1200"/>
-            <w:tcBorders>
-              <w:top w:val="single" w:color="A6A6A6" w:sz="4"/>
-              <w:left w:val="single" w:color="A6A6A6" w:sz="4"/>
-              <w:bottom w:val="single" w:color="A6A6A6" w:sz="4"/>
-              <w:right w:val="single" w:color="A6A6A6" w:sz="4"/>
-            </w:tcBorders>
-            <w:tcMar>
-              <w:top w:type="dxa" w:w="60"/>
-              <w:left w:type="dxa" w:w="100"/>
-              <w:bottom w:type="dxa" w:w="60"/>
-              <w:right w:type="dxa" w:w="100"/>
-            </w:tcMar>
-          </w:tcPr>
-          <w:p>
-            <w:pPr>
-              <w:spacing w:after="40"/>
-            </w:pPr>
-            <w:r>
-              <w:rPr>
-                <w:sz w:val="18"/>
-                <w:szCs w:val="18"/>
-              </w:rPr>
-              <w:t xml:space="preserve">✓</w:t>
-            </w:r>
-          </w:p>
-        </w:tc>
-        <w:tc>
-          <w:tcPr>
-            <w:tcW w:type="dxa" w:w="1100"/>
-            <w:tcBorders>
-              <w:top w:val="single" w:color="A6A6A6" w:sz="4"/>
-              <w:left w:val="single" w:color="A6A6A6" w:sz="4"/>
-              <w:bottom w:val="single" w:color="A6A6A6" w:sz="4"/>
-              <w:right w:val="single" w:color="A6A6A6" w:sz="4"/>
-            </w:tcBorders>
-            <w:tcMar>
-              <w:top w:type="dxa" w:w="60"/>
-              <w:left w:type="dxa" w:w="100"/>
-              <w:bottom w:type="dxa" w:w="60"/>
-              <w:right w:type="dxa" w:w="100"/>
-            </w:tcMar>
-          </w:tcPr>
-          <w:p>
-            <w:pPr>
-              <w:spacing w:after="40"/>
-            </w:pPr>
-          </w:p>
-        </w:tc>
-        <w:tc>
-          <w:tcPr>
-            <w:tcW w:type="dxa" w:w="1200"/>
+            <w:tcW w:type="dxa" w:w="1500"/>
             <w:tcBorders>
               <w:top w:val="single" w:color="A6A6A6" w:sz="4"/>
               <w:left w:val="single" w:color="A6A6A6" w:sz="4"/>
@@ -11581,9 +12010,11 @@
       <w:pPr>
         <w:pStyle w:val="Heading2"/>
       </w:pPr>
+      <w:bookmarkStart w:name="_Toc16" w:id="16"/>
       <w:r>
         <w:t xml:space="preserve">4.7 CLO – PLO mapping (BCS_AD, 13 PLOs)</w:t>
       </w:r>
+      <w:bookmarkEnd w:id="16"/>
     </w:p>
     <w:p>
       <w:pPr>
@@ -14667,9 +15098,11 @@
       <w:pPr>
         <w:pStyle w:val="Heading2"/>
       </w:pPr>
+      <w:bookmarkStart w:name="_Toc17" w:id="17"/>
       <w:r>
         <w:t xml:space="preserve">4.8 Rationale for each link</w:t>
       </w:r>
+      <w:bookmarkEnd w:id="17"/>
     </w:p>
     <w:tbl>
       <w:tblPr>
@@ -14876,7 +15309,7 @@
                 <w:sz w:val="18"/>
                 <w:szCs w:val="18"/>
               </w:rPr>
-              <w:t xml:space="preserve">Progress tests, final exam, practical exam</w:t>
+              <w:t xml:space="preserve">Progress tests, final exam</w:t>
             </w:r>
           </w:p>
         </w:tc>
@@ -14975,7 +15408,7 @@
                 <w:sz w:val="18"/>
                 <w:szCs w:val="18"/>
               </w:rPr>
-              <w:t xml:space="preserve">Written reasoning items, Assignment 1, Investigate parts of the labs</w:t>
+              <w:t xml:space="preserve">Written reasoning items, project design review, Investigate parts of the labs</w:t>
             </w:r>
           </w:p>
         </w:tc>
@@ -15064,7 +15497,7 @@
                 <w:sz w:val="18"/>
                 <w:szCs w:val="18"/>
               </w:rPr>
-              <w:t xml:space="preserve">Assignment 2 paper</w:t>
+              <w:t xml:space="preserve">Group project report</w:t>
             </w:r>
           </w:p>
         </w:tc>
@@ -15124,7 +15557,7 @@
                 <w:sz w:val="18"/>
                 <w:szCs w:val="18"/>
               </w:rPr>
-              <w:t xml:space="preserve">Proficient use of SQL and of a DBMS; Python access to databases (CLO4) and Python implementations of FD algorithms (CLO5).</w:t>
+              <w:t xml:space="preserve">Proficient use of SQL and of a DBMS (CLO4); FD algorithms applied to normalize a real design (CLO5).</w:t>
             </w:r>
           </w:p>
         </w:tc>
@@ -15153,7 +15586,7 @@
                 <w:sz w:val="18"/>
                 <w:szCs w:val="18"/>
               </w:rPr>
-              <w:t xml:space="preserve">Labs 3, 4 and 6, practical exam, unit-tested Python tasks</w:t>
+              <w:t xml:space="preserve">Labs 1–3, Progress tests 1–2, project design review</w:t>
             </w:r>
           </w:p>
         </w:tc>
@@ -15242,7 +15675,7 @@
                 <w:sz w:val="18"/>
                 <w:szCs w:val="18"/>
               </w:rPr>
-              <w:t xml:space="preserve">Labs 7–8, Assignment 2</w:t>
+              <w:t xml:space="preserve">Lab 4, group project</w:t>
             </w:r>
           </w:p>
         </w:tc>
@@ -15302,7 +15735,7 @@
                 <w:sz w:val="18"/>
                 <w:szCs w:val="18"/>
               </w:rPr>
-              <w:t xml:space="preserve">Research results are communicated as an IEEE-style paper and a 15-minute presentation with Q&amp;A.</w:t>
+              <w:t xml:space="preserve">Research results are communicated as an academic report and a 15-minute presentation with Q&amp;A.</w:t>
             </w:r>
           </w:p>
         </w:tc>
@@ -15331,7 +15764,7 @@
                 <w:sz w:val="18"/>
                 <w:szCs w:val="18"/>
               </w:rPr>
-              <w:t xml:space="preserve">Assignment 2 paper and presentation; Assignment 1 oral defense</w:t>
+              <w:t xml:space="preserve">Project report, design review and final presentation</w:t>
             </w:r>
           </w:p>
         </w:tc>
@@ -15391,7 +15824,7 @@
                 <w:sz w:val="18"/>
                 <w:szCs w:val="18"/>
               </w:rPr>
-              <w:t xml:space="preserve">Individual work (Assignment 1) and group work with contribution logs and peer evaluation (Assignment 2); guided self-study of the textbook.</w:t>
+              <w:t xml:space="preserve">Individual work (labs, constructivist-question answers) and team work with contribution logs and peer evaluation (group project); guided self-study of the textbook.</w:t>
             </w:r>
           </w:p>
         </w:tc>
@@ -15420,7 +15853,7 @@
                 <w:sz w:val="18"/>
                 <w:szCs w:val="18"/>
               </w:rPr>
-              <w:t xml:space="preserve">Assignment 1, Assignment 2 peer evaluation</w:t>
+              <w:t xml:space="preserve">Project peer evaluation, CQ answers</w:t>
             </w:r>
           </w:p>
         </w:tc>
@@ -15509,7 +15942,7 @@
                 <w:sz w:val="18"/>
                 <w:szCs w:val="18"/>
               </w:rPr>
-              <w:t xml:space="preserve">Assignment 2 reproducibility criterion (20%)</w:t>
+              <w:t xml:space="preserve">Project reproducibility criterion (10%)</w:t>
             </w:r>
           </w:p>
         </w:tc>
@@ -15524,9 +15957,11 @@
       <w:pPr>
         <w:pStyle w:val="Heading2"/>
       </w:pPr>
+      <w:bookmarkStart w:name="_Toc18" w:id="18"/>
       <w:r>
         <w:t xml:space="preserve">4.9 PLOs not mapped, and why</w:t>
       </w:r>
+      <w:bookmarkEnd w:id="18"/>
     </w:p>
     <w:tbl>
       <w:tblPr>
@@ -15928,16 +16363,40 @@
       <w:pPr>
         <w:pStyle w:val="Heading1"/>
       </w:pPr>
+      <w:bookmarkStart w:name="_Toc19" w:id="19"/>
       <w:r>
         <w:t xml:space="preserve">5. Proposed assessment structure</w:t>
       </w:r>
+      <w:bookmarkEnd w:id="19"/>
     </w:p>
     <w:p>
       <w:pPr>
         <w:spacing w:after="120"/>
       </w:pPr>
       <w:r>
-        <w:t xml:space="preserve">The weights follow the component types of the university template (labs, progress tests, assignments, practical exam, final exam) and keep the completion criteria unchanged. The balance is shifted from the applied practical exam towards research work.</w:t>
+        <w:t xml:space="preserve">The weights follow the component types of the university template. The final exam carries </w:t>
+      </w:r>
+      <w:r>
+        <w:rPr>
+          <w:b/>
+          <w:bCs/>
+          <w:shd w:fill="FFE699" w:color="auto" w:val="clear"/>
+        </w:rPr>
+        <w:t xml:space="preserve">50%</w:t>
+      </w:r>
+      <w:r>
+        <w:t xml:space="preserve">, and the on-going components (labs, progress tests, assignment) carry the other 50%. There is </w:t>
+      </w:r>
+      <w:r>
+        <w:rPr>
+          <w:b/>
+          <w:bCs/>
+          <w:shd w:fill="FFE699" w:color="auto" w:val="clear"/>
+        </w:rPr>
+        <w:t xml:space="preserve">no practical exam</w:t>
+      </w:r>
+      <w:r>
+        <w:t xml:space="preserve">: SQL skills are assessed in the labs, the progress tests and the group project.</w:t>
       </w:r>
     </w:p>
     <w:tbl>
@@ -16245,7 +16704,7 @@
                 <w:sz w:val="18"/>
                 <w:szCs w:val="18"/>
               </w:rPr>
-              <w:t xml:space="preserve">9 labs (6%): exercises, Python tasks, Investigate mini-reports; 10 short CQ answers (4%)</w:t>
+              <w:t xml:space="preserve">5 labs (6%): SQL exercises and Investigate mini-reports; 10 short CQ answers (4%)</w:t>
             </w:r>
           </w:p>
         </w:tc>
@@ -16360,10 +16819,13 @@
             </w:pPr>
             <w:r>
               <w:rPr>
-                <w:sz w:val="18"/>
-                <w:szCs w:val="18"/>
-              </w:rPr>
-              <w:t xml:space="preserve">10%</w:t>
+                <w:b/>
+                <w:bCs/>
+                <w:sz w:val="18"/>
+                <w:szCs w:val="18"/>
+                <w:shd w:fill="FFE699" w:color="auto" w:val="clear"/>
+              </w:rPr>
+              <w:t xml:space="preserve">5%</w:t>
             </w:r>
           </w:p>
         </w:tc>
@@ -16507,10 +16969,13 @@
             </w:pPr>
             <w:r>
               <w:rPr>
-                <w:sz w:val="18"/>
-                <w:szCs w:val="18"/>
-              </w:rPr>
-              <w:t xml:space="preserve">10%</w:t>
+                <w:b/>
+                <w:bCs/>
+                <w:sz w:val="18"/>
+                <w:szCs w:val="18"/>
+                <w:shd w:fill="FFE699" w:color="auto" w:val="clear"/>
+              </w:rPr>
+              <w:t xml:space="preserve">5%</w:t>
             </w:r>
           </w:p>
         </w:tc>
@@ -16599,7 +17064,7 @@
                 <w:sz w:val="18"/>
                 <w:szCs w:val="18"/>
               </w:rPr>
-              <w:t xml:space="preserve">Assignment 1</w:t>
+              <w:t xml:space="preserve">Assignment (group project)</w:t>
             </w:r>
           </w:p>
         </w:tc>
@@ -16628,7 +17093,7 @@
                 <w:sz w:val="18"/>
                 <w:szCs w:val="18"/>
               </w:rPr>
-              <w:t xml:space="preserve">10%</w:t>
+              <w:t xml:space="preserve">20%</w:t>
             </w:r>
           </w:p>
         </w:tc>
@@ -16654,10 +17119,13 @@
             </w:pPr>
             <w:r>
               <w:rPr>
-                <w:sz w:val="18"/>
-                <w:szCs w:val="18"/>
-              </w:rPr>
-              <w:t xml:space="preserve">10%</w:t>
+                <w:b/>
+                <w:bCs/>
+                <w:sz w:val="18"/>
+                <w:szCs w:val="18"/>
+                <w:shd w:fill="FFE699" w:color="auto" w:val="clear"/>
+              </w:rPr>
+              <w:t xml:space="preserve">30%</w:t>
             </w:r>
           </w:p>
         </w:tc>
@@ -16686,7 +17154,7 @@
                 <w:sz w:val="18"/>
                 <w:szCs w:val="18"/>
               </w:rPr>
-              <w:t xml:space="preserve">Individual technical report (4–6 pages) + oral defense</w:t>
+              <w:t xml:space="preserve">One project for the whole course (teams of 3–4): design review, academic report, reproducible SQL scripts, presentation</w:t>
             </w:r>
           </w:p>
         </w:tc>
@@ -16715,7 +17183,7 @@
                 <w:sz w:val="18"/>
                 <w:szCs w:val="18"/>
               </w:rPr>
-              <w:t xml:space="preserve">CLO2, CLO3, CLO8</w:t>
+              <w:t xml:space="preserve">CLO2, CLO3, CLO5–CLO8</w:t>
             </w:r>
           </w:p>
         </w:tc>
@@ -16746,7 +17214,7 @@
                 <w:sz w:val="18"/>
                 <w:szCs w:val="18"/>
               </w:rPr>
-              <w:t xml:space="preserve">Assignment 2</w:t>
+              <w:t xml:space="preserve">Practical exam</w:t>
             </w:r>
           </w:p>
         </w:tc>
@@ -16775,7 +17243,7 @@
                 <w:sz w:val="18"/>
                 <w:szCs w:val="18"/>
               </w:rPr>
-              <w:t xml:space="preserve">10%</w:t>
+              <w:t xml:space="preserve">30%</w:t>
             </w:r>
           </w:p>
         </w:tc>
@@ -16807,7 +17275,7 @@
                 <w:szCs w:val="18"/>
                 <w:shd w:fill="FFE699" w:color="auto" w:val="clear"/>
               </w:rPr>
-              <w:t xml:space="preserve">20%</w:t>
+              <w:t xml:space="preserve">removed</w:t>
             </w:r>
           </w:p>
         </w:tc>
@@ -16836,7 +17304,7 @@
                 <w:sz w:val="18"/>
                 <w:szCs w:val="18"/>
               </w:rPr>
-              <w:t xml:space="preserve">Group mini research project: short paper (IEEE), reproducible code, presentation</w:t>
+              <w:t xml:space="preserve">–</w:t>
             </w:r>
           </w:p>
         </w:tc>
@@ -16865,7 +17333,7 @@
                 <w:sz w:val="18"/>
                 <w:szCs w:val="18"/>
               </w:rPr>
-              <w:t xml:space="preserve">CLO5–CLO8</w:t>
+              <w:t xml:space="preserve">–</w:t>
             </w:r>
           </w:p>
         </w:tc>
@@ -16896,7 +17364,7 @@
                 <w:sz w:val="18"/>
                 <w:szCs w:val="18"/>
               </w:rPr>
-              <w:t xml:space="preserve">Practical exam</w:t>
+              <w:t xml:space="preserve">Final exam</w:t>
             </w:r>
           </w:p>
         </w:tc>
@@ -16957,154 +17425,7 @@
                 <w:szCs w:val="18"/>
                 <w:shd w:fill="FFE699" w:color="auto" w:val="clear"/>
               </w:rPr>
-              <w:t xml:space="preserve">10%</w:t>
-            </w:r>
-          </w:p>
-        </w:tc>
-        <w:tc>
-          <w:tcPr>
-            <w:tcW w:type="dxa" w:w="3726"/>
-            <w:tcBorders>
-              <w:top w:val="single" w:color="A6A6A6" w:sz="4"/>
-              <w:left w:val="single" w:color="A6A6A6" w:sz="4"/>
-              <w:bottom w:val="single" w:color="A6A6A6" w:sz="4"/>
-              <w:right w:val="single" w:color="A6A6A6" w:sz="4"/>
-            </w:tcBorders>
-            <w:tcMar>
-              <w:top w:type="dxa" w:w="60"/>
-              <w:left w:type="dxa" w:w="100"/>
-              <w:bottom w:type="dxa" w:w="60"/>
-              <w:right w:type="dxa" w:w="100"/>
-            </w:tcMar>
-          </w:tcPr>
-          <w:p>
-            <w:pPr>
-              <w:spacing w:after="40"/>
-            </w:pPr>
-            <w:r>
-              <w:rPr>
-                <w:sz w:val="18"/>
-                <w:szCs w:val="18"/>
-              </w:rPr>
-              <w:t xml:space="preserve">60' SQL on computer (Chapters 3–5)</w:t>
-            </w:r>
-          </w:p>
-        </w:tc>
-        <w:tc>
-          <w:tcPr>
-            <w:tcW w:type="dxa" w:w="1300"/>
-            <w:tcBorders>
-              <w:top w:val="single" w:color="A6A6A6" w:sz="4"/>
-              <w:left w:val="single" w:color="A6A6A6" w:sz="4"/>
-              <w:bottom w:val="single" w:color="A6A6A6" w:sz="4"/>
-              <w:right w:val="single" w:color="A6A6A6" w:sz="4"/>
-            </w:tcBorders>
-            <w:tcMar>
-              <w:top w:type="dxa" w:w="60"/>
-              <w:left w:type="dxa" w:w="100"/>
-              <w:bottom w:type="dxa" w:w="60"/>
-              <w:right w:type="dxa" w:w="100"/>
-            </w:tcMar>
-          </w:tcPr>
-          <w:p>
-            <w:pPr>
-              <w:spacing w:after="40"/>
-            </w:pPr>
-            <w:r>
-              <w:rPr>
-                <w:sz w:val="18"/>
-                <w:szCs w:val="18"/>
-              </w:rPr>
-              <w:t xml:space="preserve">CLO4</w:t>
-            </w:r>
-          </w:p>
-        </w:tc>
-      </w:tr>
-      <w:tr>
-        <w:tc>
-          <w:tcPr>
-            <w:tcW w:type="dxa" w:w="1700"/>
-            <w:tcBorders>
-              <w:top w:val="single" w:color="A6A6A6" w:sz="4"/>
-              <w:left w:val="single" w:color="A6A6A6" w:sz="4"/>
-              <w:bottom w:val="single" w:color="A6A6A6" w:sz="4"/>
-              <w:right w:val="single" w:color="A6A6A6" w:sz="4"/>
-            </w:tcBorders>
-            <w:tcMar>
-              <w:top w:type="dxa" w:w="60"/>
-              <w:left w:type="dxa" w:w="100"/>
-              <w:bottom w:type="dxa" w:w="60"/>
-              <w:right w:type="dxa" w:w="100"/>
-            </w:tcMar>
-          </w:tcPr>
-          <w:p>
-            <w:pPr>
-              <w:spacing w:after="40"/>
-            </w:pPr>
-            <w:r>
-              <w:rPr>
-                <w:sz w:val="18"/>
-                <w:szCs w:val="18"/>
-              </w:rPr>
-              <w:t xml:space="preserve">Final exam</w:t>
-            </w:r>
-          </w:p>
-        </w:tc>
-        <w:tc>
-          <w:tcPr>
-            <w:tcW w:type="dxa" w:w="1200"/>
-            <w:tcBorders>
-              <w:top w:val="single" w:color="A6A6A6" w:sz="4"/>
-              <w:left w:val="single" w:color="A6A6A6" w:sz="4"/>
-              <w:bottom w:val="single" w:color="A6A6A6" w:sz="4"/>
-              <w:right w:val="single" w:color="A6A6A6" w:sz="4"/>
-            </w:tcBorders>
-            <w:tcMar>
-              <w:top w:type="dxa" w:w="60"/>
-              <w:left w:type="dxa" w:w="100"/>
-              <w:bottom w:type="dxa" w:w="60"/>
-              <w:right w:type="dxa" w:w="100"/>
-            </w:tcMar>
-          </w:tcPr>
-          <w:p>
-            <w:pPr>
-              <w:spacing w:after="40"/>
-            </w:pPr>
-            <w:r>
-              <w:rPr>
-                <w:sz w:val="18"/>
-                <w:szCs w:val="18"/>
-              </w:rPr>
-              <w:t xml:space="preserve">30%</w:t>
-            </w:r>
-          </w:p>
-        </w:tc>
-        <w:tc>
-          <w:tcPr>
-            <w:tcW w:type="dxa" w:w="1100"/>
-            <w:tcBorders>
-              <w:top w:val="single" w:color="A6A6A6" w:sz="4"/>
-              <w:left w:val="single" w:color="A6A6A6" w:sz="4"/>
-              <w:bottom w:val="single" w:color="A6A6A6" w:sz="4"/>
-              <w:right w:val="single" w:color="A6A6A6" w:sz="4"/>
-            </w:tcBorders>
-            <w:tcMar>
-              <w:top w:type="dxa" w:w="60"/>
-              <w:left w:type="dxa" w:w="100"/>
-              <w:bottom w:type="dxa" w:w="60"/>
-              <w:right w:type="dxa" w:w="100"/>
-            </w:tcMar>
-          </w:tcPr>
-          <w:p>
-            <w:pPr>
-              <w:spacing w:after="40"/>
-            </w:pPr>
-            <w:r>
-              <w:rPr>
-                <w:sz w:val="18"/>
-                <w:szCs w:val="18"/>
-              </w:rPr>
-              <w:t xml:space="preserve">30%</w:t>
+              <w:t xml:space="preserve">50%</w:t>
             </w:r>
           </w:p>
         </w:tc>
@@ -17325,18 +17646,40 @@
           <w:b/>
           <w:bCs/>
         </w:rPr>
-        <w:t xml:space="preserve">Completion criteria (unchanged):</w:t>
+        <w:t xml:space="preserve">Completion criteria:</w:t>
       </w:r>
       <w:r>
-        <w:t xml:space="preserve"> every on-going component &gt; 0; practical exam &gt; 0; final exam ≥ 4; final result ≥ 5.</w:t>
+        <w:t xml:space="preserve"> every on-going component &gt; 0; final exam ≥ 5; final result ≥ 5.</w:t>
       </w:r>
     </w:p>
     <w:p>
       <w:pPr>
         <w:pStyle w:val="Heading2"/>
       </w:pPr>
+      <w:bookmarkStart w:name="_Toc20" w:id="20"/>
       <w:r>
         <w:t xml:space="preserve">5.1 Rationale</w:t>
+      </w:r>
+      <w:bookmarkEnd w:id="20"/>
+    </w:p>
+    <w:p>
+      <w:pPr>
+        <w:pStyle w:val="ListParagraph"/>
+        <w:numPr>
+          <w:ilvl w:val="0"/>
+          <w:numId w:val="2"/>
+        </w:numPr>
+        <w:spacing w:after="60"/>
+      </w:pPr>
+      <w:r>
+        <w:rPr>
+          <w:b/>
+          <w:bCs/>
+        </w:rPr>
+        <w:t xml:space="preserve">50% final exam</w:t>
+      </w:r>
+      <w:r>
+        <w:t xml:space="preserve"> gives a strong individual guarantee of competence, and the analysis-level items ensure that the theory is assessed, not only recalled.</w:t>
       </w:r>
     </w:p>
     <w:p>
@@ -17356,7 +17699,7 @@
         <w:t xml:space="preserve">40% research work</w:t>
       </w:r>
       <w:r>
-        <w:t xml:space="preserve"> (labs and constructivist questions 10%, Assignment 1 10%, Assignment 2 20%) rewards the habits the orientation targets: questioning, proving, implementing and experimenting.</w:t>
+        <w:t xml:space="preserve"> (labs and constructivist questions 10%, group project 30%) rewards the habits the orientation targets: questioning, proving and experimenting.</w:t>
       </w:r>
     </w:p>
     <w:p>
@@ -17373,10 +17716,10 @@
           <w:b/>
           <w:bCs/>
         </w:rPr>
-        <w:t xml:space="preserve">60% individual mastery</w:t>
+        <w:t xml:space="preserve">One group project instead of two assignments</w:t>
       </w:r>
       <w:r>
-        <w:t xml:space="preserve"> (progress tests 20%, practical exam 10%, final exam 30%) keeps the individual guarantee of competence that the university requires.</w:t>
+        <w:t xml:space="preserve"> lowers the workload and lets each team carry one database from design (E-R model, normalization) to experiments (indexes, plans, isolation levels).</w:t>
       </w:r>
     </w:p>
     <w:p>
@@ -17389,30 +17732,14 @@
         <w:spacing w:after="60"/>
       </w:pPr>
       <w:r>
-        <w:t xml:space="preserve">The practical exam is reduced from 30% to 10% but </w:t>
-      </w:r>
-      <w:r>
         <w:rPr>
           <w:b/>
           <w:bCs/>
         </w:rPr>
-        <w:t xml:space="preserve">not removed</w:t>
+        <w:t xml:space="preserve">No practical exam:</w:t>
       </w:r>
       <w:r>
-        <w:t xml:space="preserve">: later courses (DSI201, DAM311) need SQL fluency, and the labs already practise it every week.</w:t>
-      </w:r>
-    </w:p>
-    <w:p>
-      <w:pPr>
-        <w:pStyle w:val="ListParagraph"/>
-        <w:numPr>
-          <w:ilvl w:val="0"/>
-          <w:numId w:val="2"/>
-        </w:numPr>
-        <w:spacing w:after="60"/>
-      </w:pPr>
-      <w:r>
-        <w:t xml:space="preserve">Written reasoning items in the progress tests and analysis-level final-exam items ensure that the theory is assessed, not only recalled.</w:t>
+        <w:t xml:space="preserve"> SQL is practised in Labs 1–2 and used in Labs 3–5 and in the project, and it is assessed in Progress test 1.</w:t>
       </w:r>
     </w:p>
     <w:p>
@@ -17424,24 +17751,38 @@
       <w:pPr>
         <w:pStyle w:val="Heading1"/>
       </w:pPr>
+      <w:bookmarkStart w:name="_Toc21" w:id="21"/>
       <w:r>
         <w:t xml:space="preserve">6. Research-oriented learning activities</w:t>
       </w:r>
+      <w:bookmarkEnd w:id="21"/>
     </w:p>
     <w:p>
       <w:pPr>
         <w:pStyle w:val="Heading2"/>
       </w:pPr>
+      <w:bookmarkStart w:name="_Toc22" w:id="22"/>
       <w:r>
         <w:t xml:space="preserve">6.1 Labs with an Investigate part</w:t>
       </w:r>
+      <w:bookmarkEnd w:id="22"/>
     </w:p>
     <w:p>
       <w:pPr>
         <w:spacing w:after="120"/>
       </w:pPr>
       <w:r>
-        <w:t xml:space="preserve">Each of the 9 labs ends with an </w:t>
+        <w:t xml:space="preserve">The course has </w:t>
+      </w:r>
+      <w:r>
+        <w:rPr>
+          <w:b/>
+          <w:bCs/>
+        </w:rPr>
+        <w:t xml:space="preserve">5 labs</w:t>
+      </w:r>
+      <w:r>
+        <w:t xml:space="preserve"> (7 lab sessions), all in SQL Server. Relational algebra and FD theory are practised in guided exercise sessions on paper. Each lab ends with an </w:t>
       </w:r>
       <w:r>
         <w:rPr>
@@ -17451,7 +17792,7 @@
         <w:t xml:space="preserve">Investigate</w:t>
       </w:r>
       <w:r>
-        <w:t xml:space="preserve"> part in which students form a hypothesis, run an experiment and report the evidence. The Investigate part counts for at least 40% of each lab mark. Examples:</w:t>
+        <w:t xml:space="preserve"> part in which students form a hypothesis, run an experiment and report the evidence. The Investigate part counts for at least 40% of each lab mark.</w:t>
       </w:r>
     </w:p>
     <w:tbl>
@@ -17503,7 +17844,7 @@
                 <w:sz w:val="18"/>
                 <w:szCs w:val="18"/>
               </w:rPr>
-              <w:t xml:space="preserve">Lab</w:t>
+              <w:t xml:space="preserve">Lab (sessions)</w:t>
             </w:r>
           </w:p>
         </w:tc>
@@ -17536,7 +17877,7 @@
                 <w:sz w:val="18"/>
                 <w:szCs w:val="18"/>
               </w:rPr>
-              <w:t xml:space="preserve">Investigate task (example)</w:t>
+              <w:t xml:space="preserve">Content and Investigate task (example)</w:t>
             </w:r>
           </w:p>
         </w:tc>
@@ -17567,7 +17908,7 @@
                 <w:sz w:val="18"/>
                 <w:szCs w:val="18"/>
               </w:rPr>
-              <w:t xml:space="preserve">Lab 2 – Relational algebra</w:t>
+              <w:t xml:space="preserve">Lab 1 – SQL queries (13–14)</w:t>
             </w:r>
           </w:p>
         </w:tc>
@@ -17596,7 +17937,7 @@
                 <w:sz w:val="18"/>
                 <w:szCs w:val="18"/>
               </w:rPr>
-              <w:t xml:space="preserve">Implement a mini relational-algebra evaluator in Python; test algebraic equivalences on generated data</w:t>
+              <w:t xml:space="preserve">Single-table queries, joins, NULL behaviour, aggregation, subqueries; compare join, subquery and set-operation formulations of the same query: same result? same plan?</w:t>
             </w:r>
           </w:p>
         </w:tc>
@@ -17627,7 +17968,7 @@
                 <w:sz w:val="18"/>
                 <w:szCs w:val="18"/>
               </w:rPr>
-              <w:t xml:space="preserve">Lab 3 – SQL queries</w:t>
+              <w:t xml:space="preserve">Lab 2 – DDL, constraints, views (19)</w:t>
             </w:r>
           </w:p>
         </w:tc>
@@ -17656,7 +17997,7 @@
                 <w:sz w:val="18"/>
                 <w:szCs w:val="18"/>
               </w:rPr>
-              <w:t xml:space="preserve">Compare join, subquery and set-operation formulations of the same query: same result? same plan?</w:t>
+              <w:t xml:space="preserve">Declare keys, foreign keys and checks; test which violations each constraint catches; parameterized queries against SQL injection</w:t>
             </w:r>
           </w:p>
         </w:tc>
@@ -17687,7 +18028,7 @@
                 <w:sz w:val="18"/>
                 <w:szCs w:val="18"/>
               </w:rPr>
-              <w:t xml:space="preserve">Lab 6 – Relational database design</w:t>
+              <w:t xml:space="preserve">Lab 3 – E-R design (25)</w:t>
             </w:r>
           </w:p>
         </w:tc>
@@ -17716,7 +18057,7 @@
                 <w:sz w:val="18"/>
                 <w:szCs w:val="18"/>
               </w:rPr>
-              <w:t xml:space="preserve">Implement closure, candidate keys, canonical cover, BCNF decomposition and the lossless-join test; measure how the number of keys grows with the number of attributes</w:t>
+              <w:t xml:space="preserve">Model a case study, reduce it to relations and implement it in SQL Server; justify one design alternative</w:t>
             </w:r>
           </w:p>
         </w:tc>
@@ -17747,7 +18088,7 @@
                 <w:sz w:val="18"/>
                 <w:szCs w:val="18"/>
               </w:rPr>
-              <w:t xml:space="preserve">Lab 7 – Indexing</w:t>
+              <w:t xml:space="preserve">Lab 4 – Indexing and query plans (40, 46)</w:t>
             </w:r>
           </w:p>
         </w:tc>
@@ -17776,7 +18117,7 @@
                 <w:sz w:val="18"/>
                 <w:szCs w:val="18"/>
               </w:rPr>
-              <w:t xml:space="preserve">Measure logical reads with and without indexes on a 500,000-row table; find the selectivity at which an index stops paying off</w:t>
+              <w:t xml:space="preserve">Measure logical reads with and without indexes on a 500,000-row table; find the selectivity at which an index stops paying off; compare join algorithms in execution plans</w:t>
             </w:r>
           </w:p>
         </w:tc>
@@ -17807,7 +18148,7 @@
                 <w:sz w:val="18"/>
                 <w:szCs w:val="18"/>
               </w:rPr>
-              <w:t xml:space="preserve">Lab 9 – Concurrency</w:t>
+              <w:t xml:space="preserve">Lab 5 – Concurrency (53)</w:t>
             </w:r>
           </w:p>
         </w:tc>
@@ -17836,7 +18177,7 @@
                 <w:sz w:val="18"/>
                 <w:szCs w:val="18"/>
               </w:rPr>
-              <w:t xml:space="preserve">Reproduce dirty reads, phantoms and deadlocks with two sessions; implement a precedence-graph serializability tester</w:t>
+              <w:t xml:space="preserve">Reproduce dirty reads, phantoms and deadlocks with two sessions; draw the precedence graph of each observed schedule</w:t>
             </w:r>
           </w:p>
         </w:tc>
@@ -17851,86 +18192,18 @@
       <w:pPr>
         <w:pStyle w:val="Heading2"/>
       </w:pPr>
+      <w:bookmarkStart w:name="_Toc23" w:id="23"/>
       <w:r>
-        <w:t xml:space="preserve">6.2 Assignment 1 – Design and theory technical report (individual)</w:t>
+        <w:t xml:space="preserve">6.2 Assignment – group project (teams of 3–4)</w:t>
       </w:r>
-    </w:p>
-    <w:p>
-      <w:pPr>
-        <w:pStyle w:val="ListParagraph"/>
-        <w:numPr>
-          <w:ilvl w:val="0"/>
-          <w:numId w:val="2"/>
-        </w:numPr>
-        <w:spacing w:after="60"/>
-      </w:pPr>
-      <w:r>
-        <w:t xml:space="preserve">An ER model with justified design alternatives and a formal relational schema, with constraints written as logic.</w:t>
-      </w:r>
-    </w:p>
-    <w:p>
-      <w:pPr>
-        <w:pStyle w:val="ListParagraph"/>
-        <w:numPr>
-          <w:ilvl w:val="0"/>
-          <w:numId w:val="2"/>
-        </w:numPr>
-        <w:spacing w:after="60"/>
-      </w:pPr>
-      <w:r>
-        <w:t xml:space="preserve">Queries in algebra, calculus and SQL, each with an argument for its correctness.</w:t>
-      </w:r>
-    </w:p>
-    <w:p>
-      <w:pPr>
-        <w:pStyle w:val="ListParagraph"/>
-        <w:numPr>
-          <w:ilvl w:val="0"/>
-          <w:numId w:val="2"/>
-        </w:numPr>
-        <w:spacing w:after="60"/>
-      </w:pPr>
-      <w:r>
-        <w:t xml:space="preserve">One guided experiment (the design is given; the student runs it and interprets the results).</w:t>
-      </w:r>
-    </w:p>
-    <w:p>
-      <w:pPr>
-        <w:pStyle w:val="ListParagraph"/>
-        <w:numPr>
-          <w:ilvl w:val="0"/>
-          <w:numId w:val="2"/>
-        </w:numPr>
-        <w:spacing w:after="60"/>
-      </w:pPr>
-      <w:r>
-        <w:t xml:space="preserve">A 4–6 page report followed by a 5-minute oral defense.</w:t>
-      </w:r>
-    </w:p>
-    <w:p>
-      <w:pPr>
-        <w:pStyle w:val="Heading2"/>
-      </w:pPr>
-      <w:r>
-        <w:t xml:space="preserve">6.3 Assignment 2 – Mini research project (groups of 2–3)</w:t>
-      </w:r>
+      <w:bookmarkEnd w:id="23"/>
     </w:p>
     <w:p>
       <w:pPr>
         <w:spacing w:after="120"/>
       </w:pPr>
       <w:r>
-        <w:t xml:space="preserve">Students choose one of three research types and write a </w:t>
-      </w:r>
-      <w:r>
-        <w:rPr>
-          <w:b/>
-          <w:bCs/>
-        </w:rPr>
-        <w:t xml:space="preserve">short paper in IEEE format</w:t>
-      </w:r>
-      <w:r>
-        <w:t xml:space="preserve">, with reproducible code and a 15-minute presentation:</w:t>
+        <w:t xml:space="preserve">One project runs through the whole course and replaces the two assignments of the earlier draft:</w:t>
       </w:r>
     </w:p>
     <w:p>
@@ -17947,10 +18220,10 @@
           <w:b/>
           <w:bCs/>
         </w:rPr>
-        <w:t xml:space="preserve">Empirical study</w:t>
+        <w:t xml:space="preserve">Session 7 – introduction:</w:t>
       </w:r>
       <w:r>
-        <w:t xml:space="preserve">, e.g. "When does a non-clustered index stop paying off as selectivity grows?" or "How much does the isolation level cost in throughput?"</w:t>
+        <w:t xml:space="preserve"> teams choose an application domain; the brief explains how to state a research question and keep work reproducible.</w:t>
       </w:r>
     </w:p>
     <w:p>
@@ -17967,10 +18240,10 @@
           <w:b/>
           <w:bCs/>
         </w:rPr>
-        <w:t xml:space="preserve">Algorithm implementation and evaluation</w:t>
+        <w:t xml:space="preserve">Session 33 – milestone 1, design review:</w:t>
       </w:r>
       <w:r>
-        <w:t xml:space="preserve">, e.g. FD discovery on real datasets, or comparing BCNF decomposition strategies.</w:t>
+        <w:t xml:space="preserve"> E-R model with justified alternatives, normalized relational schema with constraints, SQL queries with correctness arguments, and the team's research questions.</w:t>
       </w:r>
     </w:p>
     <w:p>
@@ -17987,10 +18260,30 @@
           <w:b/>
           <w:bCs/>
         </w:rPr>
-        <w:t xml:space="preserve">Reproduction</w:t>
+        <w:t xml:space="preserve">Session 55 – milestone 2, progress meeting:</w:t>
       </w:r>
       <w:r>
-        <w:t xml:space="preserve"> at small scale of a result from a published paper that the group finds, e.g. a simple learned index versus a B+-tree.</w:t>
+        <w:t xml:space="preserve"> method and preliminary results, e.g. "When does a non-clustered index stop paying off on our data?" or "Which anomalies appear in our workload at each isolation level?"</w:t>
+      </w:r>
+    </w:p>
+    <w:p>
+      <w:pPr>
+        <w:pStyle w:val="ListParagraph"/>
+        <w:numPr>
+          <w:ilvl w:val="0"/>
+          <w:numId w:val="3"/>
+        </w:numPr>
+        <w:spacing w:after="60"/>
+      </w:pPr>
+      <w:r>
+        <w:rPr>
+          <w:b/>
+          <w:bCs/>
+        </w:rPr>
+        <w:t xml:space="preserve">Sessions 56–57 – final presentations:</w:t>
+      </w:r>
+      <w:r>
+        <w:t xml:space="preserve"> academic report, reproducible SQL scripts and data, 15-minute presentation with Q&amp;A.</w:t>
       </w:r>
     </w:p>
     <w:p>
@@ -17998,16 +18291,18 @@
         <w:spacing w:after="120"/>
       </w:pPr>
       <w:r>
-        <w:t xml:space="preserve">Grading: paper 50% (question, method, results, discussion, related work), reproducibility 20%, presentation and Q&amp;A 20%, peer evaluation 10%.</w:t>
+        <w:t xml:space="preserve">Grading: design review 25%, final report 40%, reproducibility 10%, presentation and Q&amp;A 20%, peer evaluation 5%.</w:t>
       </w:r>
     </w:p>
     <w:p>
       <w:pPr>
         <w:pStyle w:val="Heading2"/>
       </w:pPr>
+      <w:bookmarkStart w:name="_Toc24" w:id="24"/>
       <w:r>
         <w:t xml:space="preserve">6.4 Constructivist questions</w:t>
       </w:r>
+      <w:bookmarkEnd w:id="24"/>
     </w:p>
     <w:p>
       <w:pPr>
@@ -18070,9 +18365,11 @@
       <w:pPr>
         <w:pStyle w:val="Heading1"/>
       </w:pPr>
+      <w:bookmarkStart w:name="_Toc25" w:id="25"/>
       <w:r>
         <w:t xml:space="preserve">7. Alignment with the official course description</w:t>
       </w:r>
+      <w:bookmarkEnd w:id="25"/>
     </w:p>
     <w:p>
       <w:pPr>
@@ -19192,9 +19489,11 @@
       <w:pPr>
         <w:pStyle w:val="Heading1"/>
       </w:pPr>
+      <w:bookmarkStart w:name="_Toc26" w:id="26"/>
       <w:r>
         <w:t xml:space="preserve">8. Feasibility for first-semester students</w:t>
       </w:r>
+      <w:bookmarkEnd w:id="26"/>
     </w:p>
     <w:p>
       <w:pPr>
@@ -19387,7 +19686,7 @@
                 <w:sz w:val="18"/>
                 <w:szCs w:val="18"/>
               </w:rPr>
-              <w:t xml:space="preserve">Students are still learning Python</w:t>
+              <w:t xml:space="preserve">Students are still learning to program</w:t>
             </w:r>
           </w:p>
         </w:tc>
@@ -19416,7 +19715,7 @@
                 <w:sz w:val="18"/>
                 <w:szCs w:val="18"/>
               </w:rPr>
-              <w:t xml:space="preserve">Python tasks use only core features (lists, sets, dictionaries, functions) covered early in PFP191; starter code and unit tests are provided.</w:t>
+              <w:t xml:space="preserve">Programming in Python is not required: labs use SQL only, and Python is optional self-study.</w:t>
             </w:r>
           </w:p>
         </w:tc>
@@ -19476,7 +19775,7 @@
                 <w:sz w:val="18"/>
                 <w:szCs w:val="18"/>
               </w:rPr>
-              <w:t xml:space="preserve">Each constructivist-question answer is short (150–200 words, one per chapter); abstract sections are guided self-study with worksheets rather than extra lectures.</w:t>
+              <w:t xml:space="preserve">5 labs instead of 9 and one assignment instead of two; each constructivist-question answer is short (one per chapter); abstract sections are guided self-study with worksheets rather than extra lectures.</w:t>
             </w:r>
           </w:p>
         </w:tc>
@@ -19536,7 +19835,7 @@
                 <w:sz w:val="18"/>
                 <w:szCs w:val="18"/>
               </w:rPr>
-              <w:t xml:space="preserve">Assignment 1 gives the experimental design; only Assignment 2 asks students to design their own study. Every task has a minimum version and an extension for the strongest students.</w:t>
+              <w:t xml:space="preserve">The project is built in milestones with feedback at each one; the brief suggests experiment designs, and every task has a minimum version and an extension for the strongest students.</w:t>
             </w:r>
           </w:p>
         </w:tc>
@@ -19596,7 +19895,7 @@
                 <w:sz w:val="18"/>
                 <w:szCs w:val="18"/>
               </w:rPr>
-              <w:t xml:space="preserve">SQL is practised in 5 labs and still assessed by the practical exam and Progress test 2.</w:t>
+              <w:t xml:space="preserve">SQL is practised in Labs 1–2, used in Labs 3–5 and in the project, and assessed in Progress test 1 and the final exam.</w:t>
             </w:r>
           </w:p>
         </w:tc>
@@ -19606,9 +19905,11 @@
       <w:pPr>
         <w:pStyle w:val="Heading1"/>
       </w:pPr>
+      <w:bookmarkStart w:name="_Toc27" w:id="27"/>
       <w:r>
         <w:t xml:space="preserve">9. Anticipated questions from the council</w:t>
       </w:r>
+      <w:bookmarkEnd w:id="27"/>
     </w:p>
     <w:p>
       <w:pPr>
@@ -19641,7 +19942,7 @@
           <w:bCs/>
           <w:color w:val="1F4E79"/>
         </w:rPr>
-        <w:t xml:space="preserve">Q: Why reduce the practical exam from 30% to 10%?</w:t>
+        <w:t xml:space="preserve">Q: Why is there no practical exam?</w:t>
       </w:r>
     </w:p>
     <w:p>
@@ -19649,7 +19950,7 @@
         <w:spacing w:after="120"/>
       </w:pPr>
       <w:r>
-        <w:t xml:space="preserve">A: Practical SQL skill is still trained in 5 labs and assessed in labs, Progress test 2 and the practical exam. The freed weight rewards research work, which is the explicit goal of the honors track.</w:t>
+        <w:t xml:space="preserve">A: Practical SQL skill is still trained in the labs and used throughout the group project, and it is assessed in the labs, Progress test 1 and the project. The final exam (50%) remains the individual guarantee of competence.</w:t>
       </w:r>
     </w:p>
     <w:p>
@@ -19691,7 +19992,7 @@
         <w:spacing w:after="120"/>
       </w:pPr>
       <w:r>
-        <w:t xml:space="preserve">A: With published rubrics; Assignment 2 combines the paper, reproducibility, presentation and peer evaluation, and individual marks can differ based on contribution logs.</w:t>
+        <w:t xml:space="preserve">A: With published rubrics; the project combines the design review, report, reproducibility, presentation and peer evaluation, and individual marks can differ based on contribution logs.</w:t>
       </w:r>
     </w:p>
     <w:p>
@@ -19733,7 +20034,7 @@
         <w:spacing w:after="120"/>
       </w:pPr>
       <w:r>
-        <w:t xml:space="preserve">A: Yes, at a small scale. Assignment 1 gives the experimental design, and only Assignment 2 asks students to design their own study. CLO8 introduces research skills that ENW493c (S5) and the capstone (S9) develop further.</w:t>
+        <w:t xml:space="preserve">A: Yes, at a small scale. The project is staged in milestones with feedback, and the brief suggests experiment designs. CLO8 introduces research skills that ENW493c (S5) and the capstone (S9) develop further.</w:t>
       </w:r>
     </w:p>
     <w:p>
@@ -19754,7 +20055,7 @@
         <w:spacing w:after="120"/>
       </w:pPr>
       <w:r>
-        <w:t xml:space="preserve">A: They form one design process, from requirements to a relational schema, and they are assessed together in Assignment 1 and Progress test 1.</w:t>
+        <w:t xml:space="preserve">A: They form one design process, from requirements to a relational schema, and they are assessed together in Lab 3, the project design review and Progress test 2.</w:t>
       </w:r>
     </w:p>
     <w:p>
@@ -19838,16 +20139,18 @@
         <w:spacing w:after="120"/>
       </w:pPr>
       <w:r>
-        <w:t xml:space="preserve">A: Yes. Reading is at most about 15 textbook pages per session, each constructivist-question answer is 150–200 words (one per chapter), and abstract topics are self-study with worksheets.</w:t>
+        <w:t xml:space="preserve">A: Yes. Reading is at most about 15 textbook pages per session, each constructivist-question answer is short (one per chapter), and abstract topics are self-study with worksheets.</w:t>
       </w:r>
     </w:p>
     <w:p>
       <w:pPr>
         <w:pStyle w:val="Heading1"/>
       </w:pPr>
+      <w:bookmarkStart w:name="_Toc28" w:id="28"/>
       <w:r>
         <w:t xml:space="preserve">10. Items requiring a decision</w:t>
       </w:r>
+      <w:bookmarkEnd w:id="28"/>
     </w:p>
     <w:p>
       <w:pPr>
@@ -19866,7 +20169,7 @@
         <w:t xml:space="preserve">Assessment weights:</w:t>
       </w:r>
       <w:r>
-        <w:t xml:space="preserve"> approval of the proposed shift (practical exam 30% → 10%; research labs 10%; Assignment 2 20%) under the campus Course Implementation Plan.</w:t>
+        <w:t xml:space="preserve"> approval of the proposed structure (final exam 50%; labs and CQ 10%; progress tests 5% + 5%; group project 30%; no practical exam) under the campus Course Implementation Plan.</w:t>
       </w:r>
     </w:p>
     <w:p>
@@ -19890,7 +20193,7 @@
       </w:r>
     </w:p>
     <w:sectPr>
-      <w:footerReference w:type="default" r:id="rId7"/>
+      <w:footerReference w:type="default" r:id="rId6"/>
       <w:pgSz w:w="11906" w:h="16838" w:orient="portrait"/>
       <w:pgMar w:top="1440" w:right="1440" w:bottom="1440" w:left="1440" w:header="708" w:footer="708" w:gutter="0"/>
       <w:pgNumType/>
@@ -19898,10 +20201,6 @@
     </w:sectPr>
   </w:body>
 </w:document>
-</file>
-
-<file path=word/comments.xml><?xml version="1.0" encoding="utf-8"?>
-<w:comments xmlns:cx="http://schemas.microsoft.com/office/drawing/2014/chartex" xmlns:cx1="http://schemas.microsoft.com/office/drawing/2015/9/8/chartex" xmlns:cx2="http://schemas.microsoft.com/office/drawing/2015/10/21/chartex" xmlns:cx3="http://schemas.microsoft.com/office/drawing/2016/5/9/chartex" xmlns:cx4="http://schemas.microsoft.com/office/drawing/2016/5/10/chartex" xmlns:cx5="http://schemas.microsoft.com/office/drawing/2016/5/11/chartex" xmlns:cx6="http://schemas.microsoft.com/office/drawing/2016/5/12/chartex" xmlns:cx7="http://schemas.microsoft.com/office/drawing/2016/5/13/chartex" xmlns:cx8="http://schemas.microsoft.com/office/drawing/2016/5/14/chartex" xmlns:mc="http://schemas.openxmlformats.org/markup-compatibility/2006" xmlns:aink="http://schemas.microsoft.com/office/drawing/2016/ink" xmlns:am3d="http://schemas.microsoft.com/office/drawing/2017/model3d" xmlns:o="urn:schemas-microsoft-com:office:office" xmlns:r="http://schemas.openxmlformats.org/officeDocument/2006/relationships" xmlns:m="http://schemas.openxmlformats.org/officeDocument/2006/math" xmlns:v="urn:schemas-microsoft-com:vml" xmlns:wp14="http://schemas.microsoft.com/office/word/2010/wordprocessingDrawing" xmlns:wp="http://schemas.openxmlformats.org/drawingml/2006/wordprocessingDrawing" xmlns:w10="urn:schemas-microsoft-com:office:word" xmlns:w="http://schemas.openxmlformats.org/wordprocessingml/2006/main" xmlns:w14="http://schemas.microsoft.com/office/word/2010/wordml" xmlns:w15="http://schemas.microsoft.com/office/word/2012/wordml" xmlns:w16cex="http://schemas.microsoft.com/office/word/2018/wordml/cex" xmlns:w16cid="http://schemas.microsoft.com/office/word/2016/wordml/cid" xmlns:w16="http://schemas.microsoft.com/office/word/2018/wordml" xmlns:w16sdtdh="http://schemas.microsoft.com/office/word/2020/wordml/sdtdatahash" xmlns:w16se="http://schemas.microsoft.com/office/word/2015/wordml/symex" xmlns:wpg="http://schemas.microsoft.com/office/word/2010/wordprocessingGroup" xmlns:wpi="http://schemas.microsoft.com/office/word/2010/wordprocessingInk" xmlns:wne="http://schemas.microsoft.com/office/word/2006/wordml" xmlns:wps="http://schemas.microsoft.com/office/word/2010/wordprocessingShape"/>
 </file>
 
 <file path=word/endnotes.xml><?xml version="1.0" encoding="utf-8"?>
@@ -20011,7 +20310,7 @@
 <w:numbering xmlns:wpc="http://schemas.microsoft.com/office/word/2010/wordprocessingCanvas" xmlns:mc="http://schemas.openxmlformats.org/markup-compatibility/2006" xmlns:o="urn:schemas-microsoft-com:office:office" xmlns:r="http://schemas.openxmlformats.org/officeDocument/2006/relationships" xmlns:m="http://schemas.openxmlformats.org/officeDocument/2006/math" xmlns:v="urn:schemas-microsoft-com:vml" xmlns:wp14="http://schemas.microsoft.com/office/word/2010/wordprocessingDrawing" xmlns:wp="http://schemas.openxmlformats.org/drawingml/2006/wordprocessingDrawing" xmlns:w10="urn:schemas-microsoft-com:office:word" xmlns:w="http://schemas.openxmlformats.org/wordprocessingml/2006/main" xmlns:w14="http://schemas.microsoft.com/office/word/2010/wordml" xmlns:w15="http://schemas.microsoft.com/office/word/2012/wordml" xmlns:wpg="http://schemas.microsoft.com/office/word/2010/wordprocessingGroup" xmlns:wpi="http://schemas.microsoft.com/office/word/2010/wordprocessingInk" xmlns:wne="http://schemas.microsoft.com/office/word/2006/wordml" xmlns:wps="http://schemas.microsoft.com/office/word/2010/wordprocessingShape" mc:Ignorable="w14 w15 wp14">
   <w:abstractNum w:abstractNumId="1" w15:restartNumberingAfterBreak="0">
     <w:multiLevelType w:val="hybridMultilevel"/>
-    <w:lvl w:ilvl="0" w15:tentative="1">
+    <w:lvl w:ilvl="0" w:tentative="1">
       <w:start w:val="1"/>
       <w:numFmt w:val="bullet"/>
       <w:lvlText w:val="●"/>
@@ -20020,7 +20319,7 @@
         <w:ind w:left="720" w:hanging="360"/>
       </w:pPr>
     </w:lvl>
-    <w:lvl w:ilvl="1" w15:tentative="1">
+    <w:lvl w:ilvl="1" w:tentative="1">
       <w:start w:val="1"/>
       <w:numFmt w:val="bullet"/>
       <w:lvlText w:val="○"/>
@@ -20029,7 +20328,7 @@
         <w:ind w:left="1440" w:hanging="360"/>
       </w:pPr>
     </w:lvl>
-    <w:lvl w:ilvl="2" w15:tentative="1">
+    <w:lvl w:ilvl="2" w:tentative="1">
       <w:start w:val="1"/>
       <w:numFmt w:val="bullet"/>
       <w:lvlText w:val="■"/>
@@ -20038,7 +20337,7 @@
         <w:ind w:left="2160" w:hanging="360"/>
       </w:pPr>
     </w:lvl>
-    <w:lvl w:ilvl="3" w15:tentative="1">
+    <w:lvl w:ilvl="3" w:tentative="1">
       <w:start w:val="1"/>
       <w:numFmt w:val="bullet"/>
       <w:lvlText w:val="●"/>
@@ -20047,7 +20346,7 @@
         <w:ind w:left="2880" w:hanging="360"/>
       </w:pPr>
     </w:lvl>
-    <w:lvl w:ilvl="4" w15:tentative="1">
+    <w:lvl w:ilvl="4" w:tentative="1">
       <w:start w:val="1"/>
       <w:numFmt w:val="bullet"/>
       <w:lvlText w:val="○"/>
@@ -20056,7 +20355,7 @@
         <w:ind w:left="3600" w:hanging="360"/>
       </w:pPr>
     </w:lvl>
-    <w:lvl w:ilvl="5" w15:tentative="1">
+    <w:lvl w:ilvl="5" w:tentative="1">
       <w:start w:val="1"/>
       <w:numFmt w:val="bullet"/>
       <w:lvlText w:val="■"/>
@@ -20065,7 +20364,7 @@
         <w:ind w:left="4320" w:hanging="360"/>
       </w:pPr>
     </w:lvl>
-    <w:lvl w:ilvl="6" w15:tentative="1">
+    <w:lvl w:ilvl="6" w:tentative="1">
       <w:start w:val="1"/>
       <w:numFmt w:val="bullet"/>
       <w:lvlText w:val="●"/>
@@ -20074,7 +20373,7 @@
         <w:ind w:left="5040" w:hanging="360"/>
       </w:pPr>
     </w:lvl>
-    <w:lvl w:ilvl="7" w15:tentative="1">
+    <w:lvl w:ilvl="7" w:tentative="1">
       <w:start w:val="1"/>
       <w:numFmt w:val="bullet"/>
       <w:lvlText w:val="●"/>
@@ -20083,7 +20382,7 @@
         <w:ind w:left="5760" w:hanging="360"/>
       </w:pPr>
     </w:lvl>
-    <w:lvl w:ilvl="8" w15:tentative="1">
+    <w:lvl w:ilvl="8" w:tentative="1">
       <w:start w:val="1"/>
       <w:numFmt w:val="bullet"/>
       <w:lvlText w:val="●"/>
@@ -20095,7 +20394,7 @@
   </w:abstractNum>
   <w:abstractNum w:abstractNumId="2" w15:restartNumberingAfterBreak="0">
     <w:multiLevelType w:val="hybridMultilevel"/>
-    <w:lvl w:ilvl="0" w15:tentative="1">
+    <w:lvl w:ilvl="0" w:tentative="1">
       <w:start w:val="1"/>
       <w:numFmt w:val="bullet"/>
       <w:lvlText w:val="•"/>
@@ -20107,7 +20406,7 @@
   </w:abstractNum>
   <w:abstractNum w:abstractNumId="3" w15:restartNumberingAfterBreak="0">
     <w:multiLevelType w:val="hybridMultilevel"/>
-    <w:lvl w:ilvl="0" w15:tentative="1">
+    <w:lvl w:ilvl="0" w:tentative="1">
       <w:start w:val="1"/>
       <w:numFmt w:val="decimal"/>
       <w:lvlText w:val="%1."/>
@@ -20150,6 +20449,25 @@
     </w:rPrDefault>
     <w:pPrDefault/>
   </w:docDefaults>
+  <w:style w:type="paragraph" w:styleId="Normal" w:default="1">
+    <w:name w:val="Normal"/>
+    <w:qFormat/>
+  </w:style>
+  <w:style w:type="table" w:styleId="TableNormal" w:default="true">
+    <w:name w:val="Normal Table"/>
+    <w:uiPriority w:val="99"/>
+    <w:semiHidden/>
+    <w:unhideWhenUsed/>
+    <w:tblPr>
+      <w:tblInd w:type="dxa" w:w="0"/>
+      <w:tblCellMar>
+        <w:top w:type="dxa" w:w="0"/>
+        <w:left w:type="dxa" w:w="108"/>
+        <w:bottom w:type="dxa" w:w="0"/>
+        <w:right w:type="dxa" w:w="108"/>
+      </w:tblCellMar>
+    </w:tblPr>
+  </w:style>
   <w:style w:type="paragraph" w:styleId="Title">
     <w:name w:val="Title"/>
     <w:basedOn w:val="Normal"/>
@@ -20158,28 +20476,6 @@
     <w:rPr>
       <w:sz w:val="56"/>
       <w:szCs w:val="56"/>
-    </w:rPr>
-  </w:style>
-  <w:style w:type="paragraph" w:styleId="Heading1">
-    <w:name w:val="Heading 1"/>
-    <w:basedOn w:val="Normal"/>
-    <w:next w:val="Normal"/>
-    <w:qFormat/>
-    <w:rPr>
-      <w:color w:val="2E74B5"/>
-      <w:sz w:val="32"/>
-      <w:szCs w:val="32"/>
-    </w:rPr>
-  </w:style>
-  <w:style w:type="paragraph" w:styleId="Heading2">
-    <w:name w:val="Heading 2"/>
-    <w:basedOn w:val="Normal"/>
-    <w:next w:val="Normal"/>
-    <w:qFormat/>
-    <w:rPr>
-      <w:color w:val="2E74B5"/>
-      <w:sz w:val="26"/>
-      <w:szCs w:val="26"/>
     </w:rPr>
   </w:style>
   <w:style w:type="paragraph" w:styleId="Heading3">
@@ -20361,4 +20657,294 @@
     </w:rPr>
   </w:style>
 </w:styles>
+</file>
+
+<file path=word/theme/theme1.xml><?xml version="1.0" encoding="utf-8"?>
+<a:theme xmlns:a="http://schemas.openxmlformats.org/drawingml/2006/main" name="Office Theme">
+  <a:themeElements>
+    <a:clrScheme name="Office">
+      <a:dk1>
+        <a:sysClr val="windowText" lastClr="000000"/>
+      </a:dk1>
+      <a:lt1>
+        <a:sysClr val="window" lastClr="FFFFFF"/>
+      </a:lt1>
+      <a:dk2>
+        <a:srgbClr val="44546A"/>
+      </a:dk2>
+      <a:lt2>
+        <a:srgbClr val="E7E6E6"/>
+      </a:lt2>
+      <a:accent1>
+        <a:srgbClr val="4472C4"/>
+      </a:accent1>
+      <a:accent2>
+        <a:srgbClr val="ED7D31"/>
+      </a:accent2>
+      <a:accent3>
+        <a:srgbClr val="A5A5A5"/>
+      </a:accent3>
+      <a:accent4>
+        <a:srgbClr val="FFC000"/>
+      </a:accent4>
+      <a:accent5>
+        <a:srgbClr val="5B9BD5"/>
+      </a:accent5>
+      <a:accent6>
+        <a:srgbClr val="70AD47"/>
+      </a:accent6>
+      <a:hlink>
+        <a:srgbClr val="0563C1"/>
+      </a:hlink>
+      <a:folHlink>
+        <a:srgbClr val="954F72"/>
+      </a:folHlink>
+    </a:clrScheme>
+    <a:fontScheme name="Office">
+      <a:majorFont>
+        <a:latin typeface="Calibri Light" panose="020F0302020204030204"/>
+        <a:ea typeface=""/>
+        <a:cs typeface=""/>
+        <a:font script="Jpan" typeface="游ゴシック Light"/>
+        <a:font script="Hang" typeface="맑은 고딕"/>
+        <a:font script="Hans" typeface="等线 Light"/>
+        <a:font script="Hant" typeface="新細明體"/>
+        <a:font script="Arab" typeface="Times New Roman"/>
+        <a:font script="Hebr" typeface="Times New Roman"/>
+        <a:font script="Thai" typeface="Angsana New"/>
+        <a:font script="Ethi" typeface="Nyala"/>
+        <a:font script="Beng" typeface="Vrinda"/>
+        <a:font script="Gujr" typeface="Shruti"/>
+        <a:font script="Khmr" typeface="MoolBoran"/>
+        <a:font script="Knda" typeface="Tunga"/>
+        <a:font script="Guru" typeface="Raavi"/>
+        <a:font script="Cans" typeface="Euphemia"/>
+        <a:font script="Cher" typeface="Plantagenet Cherokee"/>
+        <a:font script="Yiii" typeface="Microsoft Yi Baiti"/>
+        <a:font script="Tibt" typeface="Microsoft Himalaya"/>
+        <a:font script="Thaa" typeface="MV Boli"/>
+        <a:font script="Deva" typeface="Mangal"/>
+        <a:font script="Telu" typeface="Gautami"/>
+        <a:font script="Taml" typeface="Latha"/>
+        <a:font script="Syrc" typeface="Estrangelo Edessa"/>
+        <a:font script="Orya" typeface="Kalinga"/>
+        <a:font script="Mlym" typeface="Kartika"/>
+        <a:font script="Laoo" typeface="DokChampa"/>
+        <a:font script="Sinh" typeface="Iskoola Pota"/>
+        <a:font script="Mong" typeface="Mongolian Baiti"/>
+        <a:font script="Viet" typeface="Times New Roman"/>
+        <a:font script="Uigh" typeface="Microsoft Uighur"/>
+        <a:font script="Geor" typeface="Sylfaen"/>
+        <a:font script="Armn" typeface="Arial"/>
+        <a:font script="Bugi" typeface="Leelawadee UI"/>
+        <a:font script="Bopo" typeface="Microsoft JhengHei"/>
+        <a:font script="Java" typeface="Javanese Text"/>
+        <a:font script="Lisu" typeface="Segoe UI"/>
+        <a:font script="Mymr" typeface="Myanmar Text"/>
+        <a:font script="Nkoo" typeface="Ebrima"/>
+        <a:font script="Olck" typeface="Nirmala UI"/>
+        <a:font script="Osma" typeface="Ebrima"/>
+        <a:font script="Phag" typeface="Phagspa"/>
+        <a:font script="Syrn" typeface="Estrangelo Edessa"/>
+        <a:font script="Syrj" typeface="Estrangelo Edessa"/>
+        <a:font script="Syre" typeface="Estrangelo Edessa"/>
+        <a:font script="Sora" typeface="Nirmala UI"/>
+        <a:font script="Tale" typeface="Microsoft Tai Le"/>
+        <a:font script="Talu" typeface="Microsoft New Tai Lue"/>
+        <a:font script="Tfng" typeface="Ebrima"/>
+      </a:majorFont>
+      <a:minorFont>
+        <a:latin typeface="Calibri" panose="020F0502020204030204"/>
+        <a:ea typeface=""/>
+        <a:cs typeface=""/>
+        <a:font script="Jpan" typeface="游明朝"/>
+        <a:font script="Hang" typeface="맑은 고딕"/>
+        <a:font script="Hans" typeface="等线"/>
+        <a:font script="Hant" typeface="新細明體"/>
+        <a:font script="Arab" typeface="Arial"/>
+        <a:font script="Hebr" typeface="Arial"/>
+        <a:font script="Thai" typeface="Cordia New"/>
+        <a:font script="Ethi" typeface="Nyala"/>
+        <a:font script="Beng" typeface="Vrinda"/>
+        <a:font script="Gujr" typeface="Shruti"/>
+        <a:font script="Khmr" typeface="DaunPenh"/>
+        <a:font script="Knda" typeface="Tunga"/>
+        <a:font script="Guru" typeface="Raavi"/>
+        <a:font script="Cans" typeface="Euphemia"/>
+        <a:font script="Cher" typeface="Plantagenet Cherokee"/>
+        <a:font script="Yiii" typeface="Microsoft Yi Baiti"/>
+        <a:font script="Tibt" typeface="Microsoft Himalaya"/>
+        <a:font script="Thaa" typeface="MV Boli"/>
+        <a:font script="Deva" typeface="Mangal"/>
+        <a:font script="Telu" typeface="Gautami"/>
+        <a:font script="Taml" typeface="Latha"/>
+        <a:font script="Syrc" typeface="Estrangelo Edessa"/>
+        <a:font script="Orya" typeface="Kalinga"/>
+        <a:font script="Mlym" typeface="Kartika"/>
+        <a:font script="Laoo" typeface="DokChampa"/>
+        <a:font script="Sinh" typeface="Iskoola Pota"/>
+        <a:font script="Mong" typeface="Mongolian Baiti"/>
+        <a:font script="Viet" typeface="Arial"/>
+        <a:font script="Uigh" typeface="Microsoft Uighur"/>
+        <a:font script="Geor" typeface="Sylfaen"/>
+        <a:font script="Armn" typeface="Arial"/>
+        <a:font script="Bugi" typeface="Leelawadee UI"/>
+        <a:font script="Bopo" typeface="Microsoft JhengHei"/>
+        <a:font script="Java" typeface="Javanese Text"/>
+        <a:font script="Lisu" typeface="Segoe UI"/>
+        <a:font script="Mymr" typeface="Myanmar Text"/>
+        <a:font script="Nkoo" typeface="Ebrima"/>
+        <a:font script="Olck" typeface="Nirmala UI"/>
+        <a:font script="Osma" typeface="Ebrima"/>
+        <a:font script="Phag" typeface="Phagspa"/>
+        <a:font script="Syrn" typeface="Estrangelo Edessa"/>
+        <a:font script="Syrj" typeface="Estrangelo Edessa"/>
+        <a:font script="Syre" typeface="Estrangelo Edessa"/>
+        <a:font script="Sora" typeface="Nirmala UI"/>
+        <a:font script="Tale" typeface="Microsoft Tai Le"/>
+        <a:font script="Talu" typeface="Microsoft New Tai Lue"/>
+        <a:font script="Tfng" typeface="Ebrima"/>
+      </a:minorFont>
+    </a:fontScheme>
+    <a:fmtScheme name="Office">
+      <a:fillStyleLst>
+        <a:solidFill>
+          <a:schemeClr val="phClr"/>
+        </a:solidFill>
+        <a:gradFill rotWithShape="true">
+          <a:gsLst>
+            <a:gs pos="0">
+              <a:schemeClr val="phClr">
+                <a:lumMod val="110000"/>
+                <a:satMod val="105000"/>
+                <a:tint val="67000"/>
+              </a:schemeClr>
+            </a:gs>
+            <a:gs pos="50000">
+              <a:schemeClr val="phClr">
+                <a:lumMod val="105000"/>
+                <a:satMod val="103000"/>
+                <a:tint val="73000"/>
+              </a:schemeClr>
+            </a:gs>
+            <a:gs pos="100000">
+              <a:schemeClr val="phClr">
+                <a:lumMod val="105000"/>
+                <a:satMod val="109000"/>
+                <a:tint val="81000"/>
+              </a:schemeClr>
+            </a:gs>
+          </a:gsLst>
+          <a:lin ang="5400000" scaled="false"/>
+        </a:gradFill>
+        <a:gradFill rotWithShape="true">
+          <a:gsLst>
+            <a:gs pos="0">
+              <a:schemeClr val="phClr">
+                <a:satMod val="103000"/>
+                <a:lumMod val="102000"/>
+                <a:tint val="94000"/>
+              </a:schemeClr>
+            </a:gs>
+            <a:gs pos="50000">
+              <a:schemeClr val="phClr">
+                <a:satMod val="110000"/>
+                <a:lumMod val="100000"/>
+                <a:shade val="100000"/>
+              </a:schemeClr>
+            </a:gs>
+            <a:gs pos="100000">
+              <a:schemeClr val="phClr">
+                <a:lumMod val="99000"/>
+                <a:satMod val="120000"/>
+                <a:shade val="78000"/>
+              </a:schemeClr>
+            </a:gs>
+          </a:gsLst>
+          <a:lin ang="5400000" scaled="false"/>
+        </a:gradFill>
+      </a:fillStyleLst>
+      <a:lnStyleLst>
+        <a:ln w="6350" cap="flat" cmpd="sng" algn="ctr">
+          <a:solidFill>
+            <a:schemeClr val="phClr"/>
+          </a:solidFill>
+          <a:prstDash val="solid"/>
+          <a:miter lim="800000"/>
+        </a:ln>
+        <a:ln w="12700" cap="flat" cmpd="sng" algn="ctr">
+          <a:solidFill>
+            <a:schemeClr val="phClr"/>
+          </a:solidFill>
+          <a:prstDash val="solid"/>
+          <a:miter lim="800000"/>
+        </a:ln>
+        <a:ln w="19050" cap="flat" cmpd="sng" algn="ctr">
+          <a:solidFill>
+            <a:schemeClr val="phClr"/>
+          </a:solidFill>
+          <a:prstDash val="solid"/>
+          <a:miter lim="800000"/>
+        </a:ln>
+      </a:lnStyleLst>
+      <a:effectStyleLst>
+        <a:effectStyle>
+          <a:effectLst/>
+        </a:effectStyle>
+        <a:effectStyle>
+          <a:effectLst/>
+        </a:effectStyle>
+        <a:effectStyle>
+          <a:effectLst>
+            <a:outerShdw blurRad="57150" dist="19050" dir="5400000" algn="ctr" rotWithShape="false">
+              <a:srgbClr val="000000">
+                <a:alpha val="63000"/>
+              </a:srgbClr>
+            </a:outerShdw>
+          </a:effectLst>
+        </a:effectStyle>
+      </a:effectStyleLst>
+      <a:bgFillStyleLst>
+        <a:solidFill>
+          <a:schemeClr val="phClr"/>
+        </a:solidFill>
+        <a:solidFill>
+          <a:schemeClr val="phClr">
+            <a:tint val="95000"/>
+            <a:satMod val="170000"/>
+          </a:schemeClr>
+        </a:solidFill>
+        <a:gradFill rotWithShape="true">
+          <a:gsLst>
+            <a:gs pos="0">
+              <a:schemeClr val="phClr">
+                <a:tint val="93000"/>
+                <a:satMod val="150000"/>
+                <a:shade val="98000"/>
+                <a:lumMod val="102000"/>
+              </a:schemeClr>
+            </a:gs>
+            <a:gs pos="50000">
+              <a:schemeClr val="phClr">
+                <a:tint val="98000"/>
+                <a:satMod val="130000"/>
+                <a:shade val="90000"/>
+                <a:lumMod val="103000"/>
+              </a:schemeClr>
+            </a:gs>
+            <a:gs pos="100000">
+              <a:schemeClr val="phClr">
+                <a:shade val="63000"/>
+                <a:satMod val="120000"/>
+              </a:schemeClr>
+            </a:gs>
+          </a:gsLst>
+          <a:lin ang="5400000" scaled="false"/>
+        </a:gradFill>
+      </a:bgFillStyleLst>
+    </a:fmtScheme>
+  </a:themeElements>
+  <a:objectDefaults/>
+  <a:extraClrSchemeLst/>
+</a:theme>
 </file>
--- a/docs/IDB201_Academic_Emphasis_Brief.docx
+++ b/docs/IDB201_Academic_Emphasis_Brief.docx
@@ -203,7 +203,7 @@
           </w:pPr>
           <w:hyperlink w:history="1" w:anchor="_Toc4">
             <w:r>
-              <w:t xml:space="preserve">2.2 Content de-emphasized (application-oriented)</w:t>
+              <w:t xml:space="preserve">2.2 Programming the database server (T-SQL)</w:t>
             </w:r>
             <w:r>
               <w:tab/>
@@ -211,28 +211,6 @@
             <w:r>
               <w:fldChar w:fldCharType="begin" w:dirty="true"/>
               <w:instrText xml:space="preserve">PAGEREF _Toc4 \h</w:instrText>
-              <w:fldChar w:fldCharType="separate"/>
-              <w:fldChar w:fldCharType="end"/>
-            </w:r>
-          </w:hyperlink>
-        </w:p>
-        <w:p>
-          <w:pPr>
-            <w:pStyle w:val="TOC1"/>
-            <w:tabs>
-              <w:tab w:val="right" w:pos="9026" w:leader="dot"/>
-            </w:tabs>
-          </w:pPr>
-          <w:hyperlink w:history="1" w:anchor="_Toc5">
-            <w:r>
-              <w:t xml:space="preserve">3. Chapter-by-chapter academic highlights</w:t>
-            </w:r>
-            <w:r>
-              <w:tab/>
-            </w:r>
-            <w:r>
-              <w:fldChar w:fldCharType="begin" w:dirty="true"/>
-              <w:instrText xml:space="preserve">PAGEREF _Toc5 \h</w:instrText>
               <w:fldChar w:fldCharType="separate"/>
               <w:fldChar w:fldCharType="end"/>
             </w:r>
@@ -246,9 +224,31 @@
             </w:tabs>
             <w:ind w:left="220"/>
           </w:pPr>
+          <w:hyperlink w:history="1" w:anchor="_Toc5">
+            <w:r>
+              <w:t xml:space="preserve">2.3 Content de-emphasized (application-oriented)</w:t>
+            </w:r>
+            <w:r>
+              <w:tab/>
+            </w:r>
+            <w:r>
+              <w:fldChar w:fldCharType="begin" w:dirty="true"/>
+              <w:instrText xml:space="preserve">PAGEREF _Toc5 \h</w:instrText>
+              <w:fldChar w:fldCharType="separate"/>
+              <w:fldChar w:fldCharType="end"/>
+            </w:r>
+          </w:hyperlink>
+        </w:p>
+        <w:p>
+          <w:pPr>
+            <w:pStyle w:val="TOC1"/>
+            <w:tabs>
+              <w:tab w:val="right" w:pos="9026" w:leader="dot"/>
+            </w:tabs>
+          </w:pPr>
           <w:hyperlink w:history="1" w:anchor="_Toc6">
             <w:r>
-              <w:t xml:space="preserve">3.1 Constructivist questions as research practice</w:t>
+              <w:t xml:space="preserve">3. Chapter-by-chapter academic highlights</w:t>
             </w:r>
             <w:r>
               <w:tab/>
@@ -271,7 +271,7 @@
           </w:pPr>
           <w:hyperlink w:history="1" w:anchor="_Toc7">
             <w:r>
-              <w:t xml:space="preserve">3.2 In class versus guided self-study</w:t>
+              <w:t xml:space="preserve">3.1 Constructivist questions as research practice</w:t>
             </w:r>
             <w:r>
               <w:tab/>
@@ -294,7 +294,7 @@
           </w:pPr>
           <w:hyperlink w:history="1" w:anchor="_Toc8">
             <w:r>
-              <w:t xml:space="preserve">3.3 Links to other courses in the program</w:t>
+              <w:t xml:space="preserve">3.2 In class versus guided self-study</w:t>
             </w:r>
             <w:r>
               <w:tab/>
@@ -302,28 +302,6 @@
             <w:r>
               <w:fldChar w:fldCharType="begin" w:dirty="true"/>
               <w:instrText xml:space="preserve">PAGEREF _Toc8 \h</w:instrText>
-              <w:fldChar w:fldCharType="separate"/>
-              <w:fldChar w:fldCharType="end"/>
-            </w:r>
-          </w:hyperlink>
-        </w:p>
-        <w:p>
-          <w:pPr>
-            <w:pStyle w:val="TOC1"/>
-            <w:tabs>
-              <w:tab w:val="right" w:pos="9026" w:leader="dot"/>
-            </w:tabs>
-          </w:pPr>
-          <w:hyperlink w:history="1" w:anchor="_Toc9">
-            <w:r>
-              <w:t xml:space="preserve">4. Course learning outcomes (CLOs)</w:t>
-            </w:r>
-            <w:r>
-              <w:tab/>
-            </w:r>
-            <w:r>
-              <w:fldChar w:fldCharType="begin" w:dirty="true"/>
-              <w:instrText xml:space="preserve">PAGEREF _Toc9 \h</w:instrText>
               <w:fldChar w:fldCharType="separate"/>
               <w:fldChar w:fldCharType="end"/>
             </w:r>
@@ -337,9 +315,31 @@
             </w:tabs>
             <w:ind w:left="220"/>
           </w:pPr>
+          <w:hyperlink w:history="1" w:anchor="_Toc9">
+            <w:r>
+              <w:t xml:space="preserve">3.3 Links to other courses in the program</w:t>
+            </w:r>
+            <w:r>
+              <w:tab/>
+            </w:r>
+            <w:r>
+              <w:fldChar w:fldCharType="begin" w:dirty="true"/>
+              <w:instrText xml:space="preserve">PAGEREF _Toc9 \h</w:instrText>
+              <w:fldChar w:fldCharType="separate"/>
+              <w:fldChar w:fldCharType="end"/>
+            </w:r>
+          </w:hyperlink>
+        </w:p>
+        <w:p>
+          <w:pPr>
+            <w:pStyle w:val="TOC1"/>
+            <w:tabs>
+              <w:tab w:val="right" w:pos="9026" w:leader="dot"/>
+            </w:tabs>
+          </w:pPr>
           <w:hyperlink w:history="1" w:anchor="_Toc10">
             <w:r>
-              <w:t xml:space="preserve">4.1 CLO statements</w:t>
+              <w:t xml:space="preserve">4. Course learning outcomes (CLOs)</w:t>
             </w:r>
             <w:r>
               <w:tab/>
@@ -362,7 +362,7 @@
           </w:pPr>
           <w:hyperlink w:history="1" w:anchor="_Toc11">
             <w:r>
-              <w:t xml:space="preserve">4.2 How the CLOs were derived</w:t>
+              <w:t xml:space="preserve">4.1 CLO statements</w:t>
             </w:r>
             <w:r>
               <w:tab/>
@@ -385,7 +385,7 @@
           </w:pPr>
           <w:hyperlink w:history="1" w:anchor="_Toc12">
             <w:r>
-              <w:t xml:space="preserve">4.3 Bloom's taxonomy distribution</w:t>
+              <w:t xml:space="preserve">4.2 How the CLOs were derived</w:t>
             </w:r>
             <w:r>
               <w:tab/>
@@ -408,7 +408,7 @@
           </w:pPr>
           <w:hyperlink w:history="1" w:anchor="_Toc13">
             <w:r>
-              <w:t xml:space="preserve">4.4 Alignment with the 9-semester program</w:t>
+              <w:t xml:space="preserve">4.3 Bloom's taxonomy distribution</w:t>
             </w:r>
             <w:r>
               <w:tab/>
@@ -431,7 +431,7 @@
           </w:pPr>
           <w:hyperlink w:history="1" w:anchor="_Toc14">
             <w:r>
-              <w:t xml:space="preserve">4.5 Coverage in the schedule</w:t>
+              <w:t xml:space="preserve">4.4 Alignment with the 9-semester program</w:t>
             </w:r>
             <w:r>
               <w:tab/>
@@ -454,7 +454,7 @@
           </w:pPr>
           <w:hyperlink w:history="1" w:anchor="_Toc15">
             <w:r>
-              <w:t xml:space="preserve">4.6 CLO – assessment matrix</w:t>
+              <w:t xml:space="preserve">4.5 Coverage in the schedule</w:t>
             </w:r>
             <w:r>
               <w:tab/>
@@ -477,7 +477,7 @@
           </w:pPr>
           <w:hyperlink w:history="1" w:anchor="_Toc16">
             <w:r>
-              <w:t xml:space="preserve">4.7 CLO – PLO mapping (BCS_AD, 13 PLOs)</w:t>
+              <w:t xml:space="preserve">4.6 CLO – assessment matrix</w:t>
             </w:r>
             <w:r>
               <w:tab/>
@@ -500,7 +500,7 @@
           </w:pPr>
           <w:hyperlink w:history="1" w:anchor="_Toc17">
             <w:r>
-              <w:t xml:space="preserve">4.8 Rationale for each link</w:t>
+              <w:t xml:space="preserve">4.7 CLO – PLO mapping (BCS_AD, 13 PLOs)</w:t>
             </w:r>
             <w:r>
               <w:tab/>
@@ -523,7 +523,7 @@
           </w:pPr>
           <w:hyperlink w:history="1" w:anchor="_Toc18">
             <w:r>
-              <w:t xml:space="preserve">4.9 PLOs not mapped, and why</w:t>
+              <w:t xml:space="preserve">4.8 Rationale for each link</w:t>
             </w:r>
             <w:r>
               <w:tab/>
@@ -531,28 +531,6 @@
             <w:r>
               <w:fldChar w:fldCharType="begin" w:dirty="true"/>
               <w:instrText xml:space="preserve">PAGEREF _Toc18 \h</w:instrText>
-              <w:fldChar w:fldCharType="separate"/>
-              <w:fldChar w:fldCharType="end"/>
-            </w:r>
-          </w:hyperlink>
-        </w:p>
-        <w:p>
-          <w:pPr>
-            <w:pStyle w:val="TOC1"/>
-            <w:tabs>
-              <w:tab w:val="right" w:pos="9026" w:leader="dot"/>
-            </w:tabs>
-          </w:pPr>
-          <w:hyperlink w:history="1" w:anchor="_Toc19">
-            <w:r>
-              <w:t xml:space="preserve">5. Proposed assessment structure</w:t>
-            </w:r>
-            <w:r>
-              <w:tab/>
-            </w:r>
-            <w:r>
-              <w:fldChar w:fldCharType="begin" w:dirty="true"/>
-              <w:instrText xml:space="preserve">PAGEREF _Toc19 \h</w:instrText>
               <w:fldChar w:fldCharType="separate"/>
               <w:fldChar w:fldCharType="end"/>
             </w:r>
@@ -566,16 +544,16 @@
             </w:tabs>
             <w:ind w:left="220"/>
           </w:pPr>
-          <w:hyperlink w:history="1" w:anchor="_Toc20">
-            <w:r>
-              <w:t xml:space="preserve">5.1 Rationale</w:t>
+          <w:hyperlink w:history="1" w:anchor="_Toc19">
+            <w:r>
+              <w:t xml:space="preserve">4.9 PLOs not mapped, and why</w:t>
             </w:r>
             <w:r>
               <w:tab/>
             </w:r>
             <w:r>
               <w:fldChar w:fldCharType="begin" w:dirty="true"/>
-              <w:instrText xml:space="preserve">PAGEREF _Toc20 \h</w:instrText>
+              <w:instrText xml:space="preserve">PAGEREF _Toc19 \h</w:instrText>
               <w:fldChar w:fldCharType="separate"/>
               <w:fldChar w:fldCharType="end"/>
             </w:r>
@@ -588,16 +566,16 @@
               <w:tab w:val="right" w:pos="9026" w:leader="dot"/>
             </w:tabs>
           </w:pPr>
-          <w:hyperlink w:history="1" w:anchor="_Toc21">
-            <w:r>
-              <w:t xml:space="preserve">6. Research-oriented learning activities</w:t>
+          <w:hyperlink w:history="1" w:anchor="_Toc20">
+            <w:r>
+              <w:t xml:space="preserve">5. Proposed assessment structure</w:t>
             </w:r>
             <w:r>
               <w:tab/>
             </w:r>
             <w:r>
               <w:fldChar w:fldCharType="begin" w:dirty="true"/>
-              <w:instrText xml:space="preserve">PAGEREF _Toc21 \h</w:instrText>
+              <w:instrText xml:space="preserve">PAGEREF _Toc20 \h</w:instrText>
               <w:fldChar w:fldCharType="separate"/>
               <w:fldChar w:fldCharType="end"/>
             </w:r>
@@ -611,9 +589,31 @@
             </w:tabs>
             <w:ind w:left="220"/>
           </w:pPr>
+          <w:hyperlink w:history="1" w:anchor="_Toc21">
+            <w:r>
+              <w:t xml:space="preserve">5.1 Rationale</w:t>
+            </w:r>
+            <w:r>
+              <w:tab/>
+            </w:r>
+            <w:r>
+              <w:fldChar w:fldCharType="begin" w:dirty="true"/>
+              <w:instrText xml:space="preserve">PAGEREF _Toc21 \h</w:instrText>
+              <w:fldChar w:fldCharType="separate"/>
+              <w:fldChar w:fldCharType="end"/>
+            </w:r>
+          </w:hyperlink>
+        </w:p>
+        <w:p>
+          <w:pPr>
+            <w:pStyle w:val="TOC1"/>
+            <w:tabs>
+              <w:tab w:val="right" w:pos="9026" w:leader="dot"/>
+            </w:tabs>
+          </w:pPr>
           <w:hyperlink w:history="1" w:anchor="_Toc22">
             <w:r>
-              <w:t xml:space="preserve">6.1 Labs with an Investigate part</w:t>
+              <w:t xml:space="preserve">6. Research-oriented learning activities</w:t>
             </w:r>
             <w:r>
               <w:tab/>
@@ -636,7 +636,7 @@
           </w:pPr>
           <w:hyperlink w:history="1" w:anchor="_Toc23">
             <w:r>
-              <w:t xml:space="preserve">6.2 Assignment – group project (teams of 3–4)</w:t>
+              <w:t xml:space="preserve">6.1 Labs with an Investigate part</w:t>
             </w:r>
             <w:r>
               <w:tab/>
@@ -659,7 +659,7 @@
           </w:pPr>
           <w:hyperlink w:history="1" w:anchor="_Toc24">
             <w:r>
-              <w:t xml:space="preserve">6.4 Constructivist questions</w:t>
+              <w:t xml:space="preserve">6.2 Assignment – group project (teams of 3–4)</w:t>
             </w:r>
             <w:r>
               <w:tab/>
@@ -674,14 +674,15 @@
         </w:p>
         <w:p>
           <w:pPr>
-            <w:pStyle w:val="TOC1"/>
+            <w:pStyle w:val="TOC2"/>
             <w:tabs>
               <w:tab w:val="right" w:pos="9026" w:leader="dot"/>
             </w:tabs>
+            <w:ind w:left="220"/>
           </w:pPr>
           <w:hyperlink w:history="1" w:anchor="_Toc25">
             <w:r>
-              <w:t xml:space="preserve">7. Alignment with the official course description</w:t>
+              <w:t xml:space="preserve">6.4 Constructivist questions</w:t>
             </w:r>
             <w:r>
               <w:tab/>
@@ -703,7 +704,7 @@
           </w:pPr>
           <w:hyperlink w:history="1" w:anchor="_Toc26">
             <w:r>
-              <w:t xml:space="preserve">8. Feasibility for first-semester students</w:t>
+              <w:t xml:space="preserve">7. Alignment with the official course description</w:t>
             </w:r>
             <w:r>
               <w:tab/>
@@ -725,7 +726,7 @@
           </w:pPr>
           <w:hyperlink w:history="1" w:anchor="_Toc27">
             <w:r>
-              <w:t xml:space="preserve">9. Anticipated questions from the council</w:t>
+              <w:t xml:space="preserve">8. Feasibility for first-semester students</w:t>
             </w:r>
             <w:r>
               <w:tab/>
@@ -747,7 +748,7 @@
           </w:pPr>
           <w:hyperlink w:history="1" w:anchor="_Toc28">
             <w:r>
-              <w:t xml:space="preserve">10. Items requiring a decision</w:t>
+              <w:t xml:space="preserve">9. Anticipated questions from the council</w:t>
             </w:r>
             <w:r>
               <w:tab/>
@@ -755,6 +756,28 @@
             <w:r>
               <w:fldChar w:fldCharType="begin" w:dirty="true"/>
               <w:instrText xml:space="preserve">PAGEREF _Toc28 \h</w:instrText>
+              <w:fldChar w:fldCharType="separate"/>
+              <w:fldChar w:fldCharType="end"/>
+            </w:r>
+          </w:hyperlink>
+        </w:p>
+        <w:p>
+          <w:pPr>
+            <w:pStyle w:val="TOC1"/>
+            <w:tabs>
+              <w:tab w:val="right" w:pos="9026" w:leader="dot"/>
+            </w:tabs>
+          </w:pPr>
+          <w:hyperlink w:history="1" w:anchor="_Toc29">
+            <w:r>
+              <w:t xml:space="preserve">10. Items requiring a decision</w:t>
+            </w:r>
+            <w:r>
+              <w:tab/>
+            </w:r>
+            <w:r>
+              <w:fldChar w:fldCharType="begin" w:dirty="true"/>
+              <w:instrText xml:space="preserve">PAGEREF _Toc29 \h</w:instrText>
               <w:fldChar w:fldCharType="separate"/>
               <w:fldChar w:fldCharType="end"/>
             </w:r>
@@ -888,7 +911,28 @@
         <w:t xml:space="preserve">System internals</w:t>
       </w:r>
       <w:r>
-        <w:t xml:space="preserve">: storage, indexing, query optimization and transaction theory analyzed with cost models, as the official description requires.</w:t>
+        <w:t xml:space="preserve">: storage, indexing, query optimization and transaction theory analyzed with cost models, as the official description requires; the depth is set for first-semester students, who have not yet taken Data Structures and Algorithms.</w:t>
+      </w:r>
+    </w:p>
+    <w:p>
+      <w:pPr>
+        <w:pStyle w:val="ListParagraph"/>
+        <w:numPr>
+          <w:ilvl w:val="0"/>
+          <w:numId w:val="2"/>
+        </w:numPr>
+        <w:spacing w:after="60"/>
+      </w:pPr>
+      <w:r>
+        <w:rPr>
+          <w:b/>
+          <w:bCs/>
+          <w:shd w:fill="FFE699" w:color="auto" w:val="clear"/>
+        </w:rPr>
+        <w:t xml:space="preserve">Programming the database server</w:t>
+      </w:r>
+      <w:r>
+        <w:t xml:space="preserve">: one chapter (6 sessions) on T-SQL user-defined functions, stored procedures, triggers and cursors, studied with a research angle (declarative constraints versus triggers; row-by-row versus set-based processing).</w:t>
       </w:r>
     </w:p>
     <w:p>
@@ -2709,7 +2753,7 @@
                 <w:sz w:val="18"/>
                 <w:szCs w:val="18"/>
               </w:rPr>
-              <w:t xml:space="preserve">C6</w:t>
+              <w:t xml:space="preserve">C7</w:t>
             </w:r>
           </w:p>
         </w:tc>
@@ -2828,7 +2872,7 @@
                 <w:sz w:val="18"/>
                 <w:szCs w:val="18"/>
               </w:rPr>
-              <w:t xml:space="preserve">C7</w:t>
+              <w:t xml:space="preserve">C8</w:t>
             </w:r>
           </w:p>
         </w:tc>
@@ -2947,7 +2991,7 @@
                 <w:sz w:val="18"/>
                 <w:szCs w:val="18"/>
               </w:rPr>
-              <w:t xml:space="preserve">C8</w:t>
+              <w:t xml:space="preserve">C9</w:t>
             </w:r>
           </w:p>
         </w:tc>
@@ -3037,7 +3081,7 @@
                 <w:sz w:val="18"/>
                 <w:szCs w:val="18"/>
               </w:rPr>
-              <w:t xml:space="preserve">Concurrency and correctness with proofs</w:t>
+              <w:t xml:space="preserve">Concurrency and correctness</w:t>
             </w:r>
           </w:p>
         </w:tc>
@@ -3066,7 +3110,7 @@
                 <w:sz w:val="18"/>
                 <w:szCs w:val="18"/>
               </w:rPr>
-              <w:t xml:space="preserve">C9, C10</w:t>
+              <w:t xml:space="preserve">C10</w:t>
             </w:r>
           </w:p>
         </w:tc>
@@ -3083,32 +3127,27 @@
       </w:pPr>
       <w:bookmarkStart w:name="_Toc4" w:id="4"/>
       <w:r>
-        <w:t xml:space="preserve">2.2 Content de-emphasized (application-oriented)</w:t>
+        <w:t xml:space="preserve">2.2 Programming the database server (T-SQL)</w:t>
       </w:r>
       <w:bookmarkEnd w:id="4"/>
     </w:p>
     <w:p>
       <w:pPr>
-        <w:pStyle w:val="ListParagraph"/>
-        <w:numPr>
-          <w:ilvl w:val="0"/>
-          <w:numId w:val="2"/>
-        </w:numPr>
-        <w:spacing w:after="60"/>
+        <w:spacing w:after="120"/>
       </w:pPr>
       <w:r>
-        <w:t xml:space="preserve">Stored procedures, functions and triggers (DSC §5.2–5.3): </w:t>
+        <w:t xml:space="preserve">User-defined functions, stored procedures, triggers and cursors (DSC §5.2–5.3 and the T-SQL reference) form chapter C5 (sessions 20–25, including Lab 3). They give students the server-side programming skills that later courses and internships expect, and they are taught with a CS angle: when a trigger is needed because a constraint cannot express a rule, whether a set of triggers terminates, and why set-based SQL usually beats a cursor. Time for C5 comes from trimming the system-internals chapters (C8–C10) to the depth suitable for students who have not yet taken CSD203.</w:t>
       </w:r>
+    </w:p>
+    <w:p>
+      <w:pPr>
+        <w:pStyle w:val="Heading2"/>
+      </w:pPr>
+      <w:bookmarkStart w:name="_Toc5" w:id="5"/>
       <w:r>
-        <w:rPr>
-          <w:b/>
-          <w:bCs/>
-        </w:rPr>
-        <w:t xml:space="preserve">optional reading</w:t>
+        <w:t xml:space="preserve">2.3 Content de-emphasized (application-oriented)</w:t>
       </w:r>
-      <w:r>
-        <w:t xml:space="preserve">, not assessed.</w:t>
-      </w:r>
+      <w:bookmarkEnd w:id="5"/>
     </w:p>
     <w:p>
       <w:pPr>
@@ -3168,11 +3207,11 @@
       <w:pPr>
         <w:pStyle w:val="Heading1"/>
       </w:pPr>
-      <w:bookmarkStart w:name="_Toc5" w:id="5"/>
+      <w:bookmarkStart w:name="_Toc6" w:id="6"/>
       <w:r>
         <w:t xml:space="preserve">3. Chapter-by-chapter academic highlights</w:t>
       </w:r>
-      <w:bookmarkEnd w:id="5"/>
+      <w:bookmarkEnd w:id="6"/>
     </w:p>
     <w:p>
       <w:pPr>
@@ -3189,7 +3228,7 @@
         <w:t xml:space="preserve">academic emphasis</w:t>
       </w:r>
       <w:r>
-        <w:t xml:space="preserve"> added beyond a standard course (amber column), the session in which the chapter's constructivist questions are discussed, and the main CLO. The course follows the chapter order of *Database System Concepts* (7th ed.), and every session in the syllabus cites the exact sections and pages. Session 7 introduces the group project, session 33 is its design review, sessions 55–57 are its progress meeting and final presentations, and sessions 58–60 are for review and final-exam practice.</w:t>
+        <w:t xml:space="preserve"> added beyond a standard course (amber column), the session in which the chapter's constructivist questions are discussed, and the main CLO. The course follows the chapter order of *Database System Concepts* (7th ed.), and every session in the syllabus cites the exact sections and pages. Session 7 introduces the group project, session 39 is its design review, sessions 55–57 are its progress meeting and final presentations, and sessions 58–60 are for review and final-exam practice.</w:t>
       </w:r>
     </w:p>
     <w:tbl>
@@ -3900,7 +3939,7 @@
                 <w:sz w:val="18"/>
                 <w:szCs w:val="18"/>
               </w:rPr>
-              <w:t xml:space="preserve">15–20</w:t>
+              <w:t xml:space="preserve">15–19</w:t>
             </w:r>
           </w:p>
         </w:tc>
@@ -4036,7 +4075,7 @@
                 <w:sz w:val="18"/>
                 <w:szCs w:val="18"/>
               </w:rPr>
-              <w:t xml:space="preserve">C5 Database design with the E-R model (DSC 6)</w:t>
+              <w:t xml:space="preserve">C5 Programming the database server in T-SQL (DSC §5.2–5.3; T-SQL reference)</w:t>
             </w:r>
           </w:p>
         </w:tc>
@@ -4065,7 +4104,7 @@
                 <w:sz w:val="18"/>
                 <w:szCs w:val="18"/>
               </w:rPr>
-              <w:t xml:space="preserve">21–25</w:t>
+              <w:t xml:space="preserve">20–25</w:t>
             </w:r>
           </w:p>
         </w:tc>
@@ -4095,7 +4134,7 @@
                 <w:sz w:val="18"/>
                 <w:szCs w:val="18"/>
               </w:rPr>
-              <w:t xml:space="preserve">Design alternatives with justification; </w:t>
+              <w:t xml:space="preserve">Functions, stored procedures, triggers and cursors; </w:t>
             </w:r>
             <w:r>
               <w:rPr>
@@ -4105,14 +4144,7 @@
                 <w:szCs w:val="18"/>
                 <w:shd w:fill="FFE699" w:color="auto" w:val="clear"/>
               </w:rPr>
-              <w:t xml:space="preserve">limits of the E-R model</w:t>
-            </w:r>
-            <w:r>
-              <w:rPr>
-                <w:sz w:val="18"/>
-                <w:szCs w:val="18"/>
-              </w:rPr>
-              <w:t xml:space="preserve"> (constraints it cannot express)</w:t>
+              <w:t xml:space="preserve">declarative constraints versus triggers; termination of cascading triggers; row-by-row versus set-based processing measured in the lab</w:t>
             </w:r>
           </w:p>
         </w:tc>
@@ -4141,7 +4173,7 @@
                 <w:sz w:val="18"/>
                 <w:szCs w:val="18"/>
               </w:rPr>
-              <w:t xml:space="preserve">Session 24</w:t>
+              <w:t xml:space="preserve">Session 23</w:t>
             </w:r>
           </w:p>
         </w:tc>
@@ -4170,7 +4202,7 @@
                 <w:sz w:val="18"/>
                 <w:szCs w:val="18"/>
               </w:rPr>
-              <w:t xml:space="preserve">CLO2</w:t>
+              <w:t xml:space="preserve">CLO2, CLO4</w:t>
             </w:r>
           </w:p>
         </w:tc>
@@ -4201,7 +4233,7 @@
                 <w:sz w:val="18"/>
                 <w:szCs w:val="18"/>
               </w:rPr>
-              <w:t xml:space="preserve">C6 Relational database design (DSC 7)</w:t>
+              <w:t xml:space="preserve">C6 Database design with the E-R model (DSC 6)</w:t>
             </w:r>
           </w:p>
         </w:tc>
@@ -4230,7 +4262,7 @@
                 <w:sz w:val="18"/>
                 <w:szCs w:val="18"/>
               </w:rPr>
-              <w:t xml:space="preserve">26–34</w:t>
+              <w:t xml:space="preserve">27–31</w:t>
             </w:r>
           </w:p>
         </w:tc>
@@ -4255,6 +4287,13 @@
             <w:pPr>
               <w:spacing w:after="40"/>
             </w:pPr>
+            <w:r>
+              <w:rPr>
+                <w:sz w:val="18"/>
+                <w:szCs w:val="18"/>
+              </w:rPr>
+              <w:t xml:space="preserve">Design alternatives with justification; </w:t>
+            </w:r>
             <w:r>
               <w:rPr>
                 <w:b/>
@@ -4263,14 +4302,14 @@
                 <w:szCs w:val="18"/>
                 <w:shd w:fill="FFE699" w:color="auto" w:val="clear"/>
               </w:rPr>
-              <w:t xml:space="preserve">Functional-dependency theory with proofs (Armstrong's axioms, closure, canonical cover, lossless join); decomposition algorithms; MVDs and 4NF</w:t>
-            </w:r>
-            <w:r>
-              <w:rPr>
-                <w:sz w:val="18"/>
-                <w:szCs w:val="18"/>
-              </w:rPr>
-              <w:t xml:space="preserve">; FD exercises on paper</w:t>
+              <w:t xml:space="preserve">limits of the E-R model</w:t>
+            </w:r>
+            <w:r>
+              <w:rPr>
+                <w:sz w:val="18"/>
+                <w:szCs w:val="18"/>
+              </w:rPr>
+              <w:t xml:space="preserve"> (constraints it cannot express)</w:t>
             </w:r>
           </w:p>
         </w:tc>
@@ -4299,7 +4338,7 @@
                 <w:sz w:val="18"/>
                 <w:szCs w:val="18"/>
               </w:rPr>
-              <w:t xml:space="preserve">Session 31</w:t>
+              <w:t xml:space="preserve">Session 30</w:t>
             </w:r>
           </w:p>
         </w:tc>
@@ -4328,7 +4367,7 @@
                 <w:sz w:val="18"/>
                 <w:szCs w:val="18"/>
               </w:rPr>
-              <w:t xml:space="preserve">CLO5</w:t>
+              <w:t xml:space="preserve">CLO2</w:t>
             </w:r>
           </w:p>
         </w:tc>
@@ -4359,7 +4398,7 @@
                 <w:sz w:val="18"/>
                 <w:szCs w:val="18"/>
               </w:rPr>
-              <w:t xml:space="preserve">C7 Storage and indexing (DSC 12–14)</w:t>
+              <w:t xml:space="preserve">C7 Relational database design (DSC 7)</w:t>
             </w:r>
           </w:p>
         </w:tc>
@@ -4388,7 +4427,7 @@
                 <w:sz w:val="18"/>
                 <w:szCs w:val="18"/>
               </w:rPr>
-              <w:t xml:space="preserve">35–40</w:t>
+              <w:t xml:space="preserve">32–38</w:t>
             </w:r>
           </w:p>
         </w:tc>
@@ -4421,14 +4460,14 @@
                 <w:szCs w:val="18"/>
                 <w:shd w:fill="FFE699" w:color="auto" w:val="clear"/>
               </w:rPr>
-              <w:t xml:space="preserve">I/O cost model; B+-tree height analysis; cost of index lookups versus scans; learned indexes</w:t>
-            </w:r>
-            <w:r>
-              <w:rPr>
-                <w:sz w:val="18"/>
-                <w:szCs w:val="18"/>
-              </w:rPr>
-              <w:t xml:space="preserve">; controlled experiments on a large table</w:t>
+              <w:t xml:space="preserve">Functional-dependency theory with proofs (Armstrong's axioms, closure, canonical cover, lossless join); decomposition algorithms; MVDs and 4NF</w:t>
+            </w:r>
+            <w:r>
+              <w:rPr>
+                <w:sz w:val="18"/>
+                <w:szCs w:val="18"/>
+              </w:rPr>
+              <w:t xml:space="preserve">; FD exercises on paper</w:t>
             </w:r>
           </w:p>
         </w:tc>
@@ -4457,7 +4496,7 @@
                 <w:sz w:val="18"/>
                 <w:szCs w:val="18"/>
               </w:rPr>
-              <w:t xml:space="preserve">Session 39</w:t>
+              <w:t xml:space="preserve">Session 37</w:t>
             </w:r>
           </w:p>
         </w:tc>
@@ -4486,7 +4525,7 @@
                 <w:sz w:val="18"/>
                 <w:szCs w:val="18"/>
               </w:rPr>
-              <w:t xml:space="preserve">CLO6</w:t>
+              <w:t xml:space="preserve">CLO5</w:t>
             </w:r>
           </w:p>
         </w:tc>
@@ -4517,7 +4556,7 @@
                 <w:sz w:val="18"/>
                 <w:szCs w:val="18"/>
               </w:rPr>
-              <w:t xml:space="preserve">C8 Query processing and optimization (DSC 15–16)</w:t>
+              <w:t xml:space="preserve">C8 Storage and indexing (DSC 12–14)</w:t>
             </w:r>
           </w:p>
         </w:tc>
@@ -4546,7 +4585,7 @@
                 <w:sz w:val="18"/>
                 <w:szCs w:val="18"/>
               </w:rPr>
-              <w:t xml:space="preserve">41–46</w:t>
+              <w:t xml:space="preserve">41–44</w:t>
             </w:r>
           </w:p>
         </w:tc>
@@ -4579,14 +4618,14 @@
                 <w:szCs w:val="18"/>
                 <w:shd w:fill="FFE699" w:color="auto" w:val="clear"/>
               </w:rPr>
-              <w:t xml:space="preserve">Cost of sorting and join algorithms; equivalence rules; dynamic programming for join order</w:t>
-            </w:r>
-            <w:r>
-              <w:rPr>
-                <w:sz w:val="18"/>
-                <w:szCs w:val="18"/>
-              </w:rPr>
-              <w:t xml:space="preserve">; reading execution plans</w:t>
+              <w:t xml:space="preserve">I/O cost model; B+-tree height analysis; cost of index lookups versus scans; learned indexes</w:t>
+            </w:r>
+            <w:r>
+              <w:rPr>
+                <w:sz w:val="18"/>
+                <w:szCs w:val="18"/>
+              </w:rPr>
+              <w:t xml:space="preserve">; B+-tree deletion and multiple-key access as self-study</w:t>
             </w:r>
           </w:p>
         </w:tc>
@@ -4615,7 +4654,7 @@
                 <w:sz w:val="18"/>
                 <w:szCs w:val="18"/>
               </w:rPr>
-              <w:t xml:space="preserve">Session 45</w:t>
+              <w:t xml:space="preserve">Session 44</w:t>
             </w:r>
           </w:p>
         </w:tc>
@@ -4675,7 +4714,7 @@
                 <w:sz w:val="18"/>
                 <w:szCs w:val="18"/>
               </w:rPr>
-              <w:t xml:space="preserve">C9 Transactions and concurrency control (DSC 17–18)</w:t>
+              <w:t xml:space="preserve">C9 Query processing and optimization (DSC 15–16)</w:t>
             </w:r>
           </w:p>
         </w:tc>
@@ -4704,7 +4743,7 @@
                 <w:sz w:val="18"/>
                 <w:szCs w:val="18"/>
               </w:rPr>
-              <w:t xml:space="preserve">47–53</w:t>
+              <w:t xml:space="preserve">45–48</w:t>
             </w:r>
           </w:p>
         </w:tc>
@@ -4737,14 +4776,14 @@
                 <w:szCs w:val="18"/>
                 <w:shd w:fill="FFE699" w:color="auto" w:val="clear"/>
               </w:rPr>
-              <w:t xml:space="preserve">Conflict serializability and precedence graphs; proof that 2PL is correct; recoverability; snapshot isolation and write skew</w:t>
-            </w:r>
-            <w:r>
-              <w:rPr>
-                <w:sz w:val="18"/>
-                <w:szCs w:val="18"/>
-              </w:rPr>
-              <w:t xml:space="preserve">; precedence graphs of schedules observed in the lab</w:t>
+              <w:t xml:space="preserve">Cost of sorting and join algorithms; equivalence rules</w:t>
+            </w:r>
+            <w:r>
+              <w:rPr>
+                <w:sz w:val="18"/>
+                <w:szCs w:val="18"/>
+              </w:rPr>
+              <w:t xml:space="preserve">; reading execution plans; dynamic programming for join order as optional self-study</w:t>
             </w:r>
           </w:p>
         </w:tc>
@@ -4773,7 +4812,7 @@
                 <w:sz w:val="18"/>
                 <w:szCs w:val="18"/>
               </w:rPr>
-              <w:t xml:space="preserve">Session 52</w:t>
+              <w:t xml:space="preserve">Session 47</w:t>
             </w:r>
           </w:p>
         </w:tc>
@@ -4802,7 +4841,7 @@
                 <w:sz w:val="18"/>
                 <w:szCs w:val="18"/>
               </w:rPr>
-              <w:t xml:space="preserve">CLO7</w:t>
+              <w:t xml:space="preserve">CLO6</w:t>
             </w:r>
           </w:p>
         </w:tc>
@@ -4833,7 +4872,7 @@
                 <w:sz w:val="18"/>
                 <w:szCs w:val="18"/>
               </w:rPr>
-              <w:t xml:space="preserve">C10 Recovery system (DSC 19, mainly self-study)</w:t>
+              <w:t xml:space="preserve">C10 Transactions, concurrency control and recovery (DSC 17–19)</w:t>
             </w:r>
           </w:p>
         </w:tc>
@@ -4862,7 +4901,7 @@
                 <w:sz w:val="18"/>
                 <w:szCs w:val="18"/>
               </w:rPr>
-              <w:t xml:space="preserve">54</w:t>
+              <w:t xml:space="preserve">49–54</w:t>
             </w:r>
           </w:p>
         </w:tc>
@@ -4887,13 +4926,6 @@
             <w:pPr>
               <w:spacing w:after="40"/>
             </w:pPr>
-            <w:r>
-              <w:rPr>
-                <w:sz w:val="18"/>
-                <w:szCs w:val="18"/>
-              </w:rPr>
-              <w:t xml:space="preserve">Write-ahead logging and the recovery algorithm: </w:t>
-            </w:r>
             <w:r>
               <w:rPr>
                 <w:b/>
@@ -4902,14 +4934,14 @@
                 <w:szCs w:val="18"/>
                 <w:shd w:fill="FFE699" w:color="auto" w:val="clear"/>
               </w:rPr>
-              <w:t xml:space="preserve">one overview session, the rest guided self-study</w:t>
-            </w:r>
-            <w:r>
-              <w:rPr>
-                <w:sz w:val="18"/>
-                <w:szCs w:val="18"/>
-              </w:rPr>
-              <w:t xml:space="preserve"> because recovery is abstract and hard to reproduce in a lab</w:t>
+              <w:t xml:space="preserve">Conflict serializability and precedence graphs; two-phase locking and the lock point; recoverability</w:t>
+            </w:r>
+            <w:r>
+              <w:rPr>
+                <w:sz w:val="18"/>
+                <w:szCs w:val="18"/>
+              </w:rPr>
+              <w:t xml:space="preserve">; snapshot isolation as an overview; recovery in one overview session, the rest guided self-study</w:t>
             </w:r>
           </w:p>
         </w:tc>
@@ -4982,11 +5014,11 @@
       <w:pPr>
         <w:pStyle w:val="Heading2"/>
       </w:pPr>
-      <w:bookmarkStart w:name="_Toc6" w:id="6"/>
+      <w:bookmarkStart w:name="_Toc7" w:id="7"/>
       <w:r>
         <w:t xml:space="preserve">3.1 Constructivist questions as research practice</w:t>
       </w:r>
-      <w:bookmarkEnd w:id="6"/>
+      <w:bookmarkEnd w:id="7"/>
     </w:p>
     <w:p>
       <w:pPr>
@@ -5010,11 +5042,11 @@
       <w:pPr>
         <w:pStyle w:val="Heading2"/>
       </w:pPr>
-      <w:bookmarkStart w:name="_Toc7" w:id="7"/>
+      <w:bookmarkStart w:name="_Toc8" w:id="8"/>
       <w:r>
         <w:t xml:space="preserve">3.2 In class versus guided self-study</w:t>
       </w:r>
-      <w:bookmarkEnd w:id="7"/>
+      <w:bookmarkEnd w:id="8"/>
     </w:p>
     <w:p>
       <w:pPr>
@@ -5448,7 +5480,7 @@
                 <w:sz w:val="18"/>
                 <w:szCs w:val="18"/>
               </w:rPr>
-              <w:t xml:space="preserve">C5–C6</w:t>
+              <w:t xml:space="preserve">C5</w:t>
             </w:r>
           </w:p>
         </w:tc>
@@ -5477,7 +5509,7 @@
                 <w:sz w:val="18"/>
                 <w:szCs w:val="18"/>
               </w:rPr>
-              <w:t xml:space="preserve">§6.8, §6.10–6.11; §7.7, §7.9</w:t>
+              <w:t xml:space="preserve">T-SQL reference: dynamic SQL with sp_executesql</w:t>
             </w:r>
           </w:p>
         </w:tc>
@@ -5506,7 +5538,7 @@
                 <w:sz w:val="18"/>
                 <w:szCs w:val="18"/>
               </w:rPr>
-              <w:t xml:space="preserve">Extensions and notations; more normal forms</w:t>
+              <w:t xml:space="preserve">Extends the SQL-injection discussion of C4 to code inside procedures</w:t>
             </w:r>
           </w:p>
         </w:tc>
@@ -5537,7 +5569,7 @@
                 <w:sz w:val="18"/>
                 <w:szCs w:val="18"/>
               </w:rPr>
-              <w:t xml:space="preserve">C7–C8</w:t>
+              <w:t xml:space="preserve">C6–C7</w:t>
             </w:r>
           </w:p>
         </w:tc>
@@ -5566,7 +5598,7 @@
                 <w:sz w:val="18"/>
                 <w:szCs w:val="18"/>
               </w:rPr>
-              <w:t xml:space="preserve">§12.1, §12.6, §13.4, §14.4; §15.6–15.7; §16.3</w:t>
+              <w:t xml:space="preserve">§6.8, §6.10–6.11; §7.7, §7.9</w:t>
             </w:r>
           </w:p>
         </w:tc>
@@ -5595,7 +5627,7 @@
                 <w:sz w:val="18"/>
                 <w:szCs w:val="18"/>
               </w:rPr>
-              <w:t xml:space="preserve">Hardware background (with ICS102); statistics estimation is abstract and hard to observe directly</w:t>
+              <w:t xml:space="preserve">Extensions and notations; more normal forms</w:t>
             </w:r>
           </w:p>
         </w:tc>
@@ -5626,7 +5658,7 @@
                 <w:sz w:val="18"/>
                 <w:szCs w:val="18"/>
               </w:rPr>
-              <w:t xml:space="preserve">C9</w:t>
+              <w:t xml:space="preserve">C8–C9</w:t>
             </w:r>
           </w:p>
         </w:tc>
@@ -5655,7 +5687,7 @@
                 <w:sz w:val="18"/>
                 <w:szCs w:val="18"/>
               </w:rPr>
-              <w:t xml:space="preserve">§18.3, §18.5, §18.7, §18.9</w:t>
+              <w:t xml:space="preserve">§12.1, §12.6, §13.4, §14.4, §14.6; §15.6–15.7; §16.3; §16.4 (optional)</w:t>
             </w:r>
           </w:p>
         </w:tc>
@@ -5684,7 +5716,7 @@
                 <w:sz w:val="18"/>
                 <w:szCs w:val="18"/>
               </w:rPr>
-              <w:t xml:space="preserve">Alternative protocols, compared with 2PL taught in class</w:t>
+              <w:t xml:space="preserve">Hardware background (with ICS102); statistics estimation is abstract and hard to observe directly; join ordering by dynamic programming needs CSD203</w:t>
             </w:r>
           </w:p>
         </w:tc>
@@ -5744,7 +5776,7 @@
                 <w:sz w:val="18"/>
                 <w:szCs w:val="18"/>
               </w:rPr>
-              <w:t xml:space="preserve">Ch. 19 except the overview (§19.2, §19.4–19.6)</w:t>
+              <w:t xml:space="preserve">§18.3, §18.5, §18.7, §18.9; Ch. 19 except the overview (§19.2, §19.4–19.6)</w:t>
             </w:r>
           </w:p>
         </w:tc>
@@ -5773,7 +5805,7 @@
                 <w:sz w:val="18"/>
                 <w:szCs w:val="18"/>
               </w:rPr>
-              <w:t xml:space="preserve">Recovery algorithms are abstract and cannot be reproduced safely in a student lab</w:t>
+              <w:t xml:space="preserve">Alternative protocols, compared with 2PL taught in class; recovery algorithms are abstract and cannot be reproduced safely in a student lab</w:t>
             </w:r>
           </w:p>
         </w:tc>
@@ -5804,7 +5836,7 @@
                 <w:sz w:val="18"/>
                 <w:szCs w:val="18"/>
               </w:rPr>
-              <w:t xml:space="preserve">C4, C6</w:t>
+              <w:t xml:space="preserve">C4, C7</w:t>
             </w:r>
           </w:p>
         </w:tc>
@@ -5877,11 +5909,11 @@
       <w:pPr>
         <w:pStyle w:val="Heading2"/>
       </w:pPr>
-      <w:bookmarkStart w:name="_Toc8" w:id="8"/>
+      <w:bookmarkStart w:name="_Toc9" w:id="9"/>
       <w:r>
         <w:t xml:space="preserve">3.3 Links to other courses in the program</w:t>
       </w:r>
-      <w:bookmarkEnd w:id="8"/>
+      <w:bookmarkEnd w:id="9"/>
     </w:p>
     <w:tbl>
       <w:tblPr>
@@ -6088,7 +6120,7 @@
                 <w:sz w:val="18"/>
                 <w:szCs w:val="18"/>
               </w:rPr>
-              <w:t xml:space="preserve">Sets, relations, logic and proof techniques → C2, C6</w:t>
+              <w:t xml:space="preserve">Sets, relations, logic and proof techniques → C2, C7</w:t>
             </w:r>
           </w:p>
         </w:tc>
@@ -6266,7 +6298,7 @@
                 <w:sz w:val="18"/>
                 <w:szCs w:val="18"/>
               </w:rPr>
-              <w:t xml:space="preserve">Memory hierarchy → I/O cost model (C7)</w:t>
+              <w:t xml:space="preserve">Memory hierarchy → I/O cost model (C8)</w:t>
             </w:r>
           </w:p>
         </w:tc>
@@ -6622,7 +6654,7 @@
                 <w:sz w:val="18"/>
                 <w:szCs w:val="18"/>
               </w:rPr>
-              <w:t xml:space="preserve">Learned indexes and learned query optimization (C7, C8)</w:t>
+              <w:t xml:space="preserve">Learned indexes and learned query optimization (C8, C9)</w:t>
             </w:r>
           </w:p>
         </w:tc>
@@ -6637,11 +6669,11 @@
       <w:pPr>
         <w:pStyle w:val="Heading1"/>
       </w:pPr>
-      <w:bookmarkStart w:name="_Toc9" w:id="9"/>
+      <w:bookmarkStart w:name="_Toc10" w:id="10"/>
       <w:r>
         <w:t xml:space="preserve">4. Course learning outcomes (CLOs)</w:t>
       </w:r>
-      <w:bookmarkEnd w:id="9"/>
+      <w:bookmarkEnd w:id="10"/>
     </w:p>
     <w:p>
       <w:pPr>
@@ -6705,11 +6737,11 @@
       <w:pPr>
         <w:pStyle w:val="Heading2"/>
       </w:pPr>
-      <w:bookmarkStart w:name="_Toc10" w:id="10"/>
+      <w:bookmarkStart w:name="_Toc11" w:id="11"/>
       <w:r>
         <w:t xml:space="preserve">4.1 CLO statements</w:t>
       </w:r>
-      <w:bookmarkEnd w:id="10"/>
+      <w:bookmarkEnd w:id="11"/>
     </w:p>
     <w:tbl>
       <w:tblPr>
@@ -7101,7 +7133,7 @@
                 <w:sz w:val="18"/>
                 <w:szCs w:val="18"/>
               </w:rPr>
-              <w:t xml:space="preserve">C2, C4, C5</w:t>
+              <w:t xml:space="preserve">C2, C4, C5, C6</w:t>
             </w:r>
           </w:p>
         </w:tc>
@@ -7283,7 +7315,7 @@
                 <w:sz w:val="18"/>
                 <w:szCs w:val="18"/>
               </w:rPr>
-              <w:t xml:space="preserve">Use SQL to define, populate, modify and query relational databases (joins, aggregation, subqueries, views, parameterized queries) and explain query results through SQL semantics (three-valued logic; bag semantics through guided self-study).</w:t>
+              <w:t xml:space="preserve">Use SQL to define, populate, modify and query relational databases (joins, aggregation, subqueries, views, parameterized queries), program the database server in T-SQL (user-defined functions, stored procedures, triggers, cursors), and explain query results through SQL semantics (three-valued logic; bag semantics through guided self-study).</w:t>
             </w:r>
           </w:p>
         </w:tc>
@@ -7341,7 +7373,7 @@
                 <w:sz w:val="18"/>
                 <w:szCs w:val="18"/>
               </w:rPr>
-              <w:t xml:space="preserve">C3, C4</w:t>
+              <w:t xml:space="preserve">C3, C4, C5</w:t>
             </w:r>
           </w:p>
         </w:tc>
@@ -7463,7 +7495,7 @@
                 <w:sz w:val="18"/>
                 <w:szCs w:val="18"/>
               </w:rPr>
-              <w:t xml:space="preserve">C6</w:t>
+              <w:t xml:space="preserve">C7</w:t>
             </w:r>
           </w:p>
         </w:tc>
@@ -7585,7 +7617,7 @@
                 <w:sz w:val="18"/>
                 <w:szCs w:val="18"/>
               </w:rPr>
-              <w:t xml:space="preserve">C7, C8</w:t>
+              <w:t xml:space="preserve">C8, C9</w:t>
             </w:r>
           </w:p>
         </w:tc>
@@ -7707,7 +7739,7 @@
                 <w:sz w:val="18"/>
                 <w:szCs w:val="18"/>
               </w:rPr>
-              <w:t xml:space="preserve">C9, C10</w:t>
+              <w:t xml:space="preserve">C10</w:t>
             </w:r>
           </w:p>
         </w:tc>
@@ -7844,11 +7876,11 @@
       <w:pPr>
         <w:pStyle w:val="Heading2"/>
       </w:pPr>
-      <w:bookmarkStart w:name="_Toc11" w:id="11"/>
+      <w:bookmarkStart w:name="_Toc12" w:id="12"/>
       <w:r>
         <w:t xml:space="preserve">4.2 How the CLOs were derived</w:t>
       </w:r>
-      <w:bookmarkEnd w:id="11"/>
+      <w:bookmarkEnd w:id="12"/>
     </w:p>
     <w:p>
       <w:pPr>
@@ -7965,11 +7997,11 @@
       <w:pPr>
         <w:pStyle w:val="Heading2"/>
       </w:pPr>
-      <w:bookmarkStart w:name="_Toc12" w:id="12"/>
+      <w:bookmarkStart w:name="_Toc13" w:id="13"/>
       <w:r>
         <w:t xml:space="preserve">4.3 Bloom's taxonomy distribution</w:t>
       </w:r>
-      <w:bookmarkEnd w:id="12"/>
+      <w:bookmarkEnd w:id="13"/>
     </w:p>
     <w:tbl>
       <w:tblPr>
@@ -8740,11 +8772,11 @@
       <w:pPr>
         <w:pStyle w:val="Heading2"/>
       </w:pPr>
-      <w:bookmarkStart w:name="_Toc13" w:id="13"/>
+      <w:bookmarkStart w:name="_Toc14" w:id="14"/>
       <w:r>
         <w:t xml:space="preserve">4.4 Alignment with the 9-semester program</w:t>
       </w:r>
-      <w:bookmarkEnd w:id="13"/>
+      <w:bookmarkEnd w:id="14"/>
     </w:p>
     <w:p>
       <w:pPr>
@@ -9597,11 +9629,11 @@
       <w:pPr>
         <w:pStyle w:val="Heading2"/>
       </w:pPr>
-      <w:bookmarkStart w:name="_Toc14" w:id="14"/>
+      <w:bookmarkStart w:name="_Toc15" w:id="15"/>
       <w:r>
         <w:t xml:space="preserve">4.5 Coverage in the schedule</w:t>
       </w:r>
-      <w:bookmarkEnd w:id="14"/>
+      <w:bookmarkEnd w:id="15"/>
     </w:p>
     <w:tbl>
       <w:tblPr>
@@ -9808,7 +9840,7 @@
                 <w:sz w:val="18"/>
                 <w:szCs w:val="18"/>
               </w:rPr>
-              <w:t xml:space="preserve">1–3; constructivist-question answer after session 3; Progress test 1 in 20; review in 58</w:t>
+              <w:t xml:space="preserve">1–3; constructivist-question answer after session 3; Progress test 1 in 26; review in 58</w:t>
             </w:r>
           </w:p>
         </w:tc>
@@ -9868,7 +9900,7 @@
                 <w:sz w:val="18"/>
                 <w:szCs w:val="18"/>
               </w:rPr>
-              <w:t xml:space="preserve">C2, C4, C5</w:t>
+              <w:t xml:space="preserve">C2, C4, C5, C6</w:t>
             </w:r>
           </w:p>
         </w:tc>
@@ -9897,7 +9929,7 @@
                 <w:sz w:val="18"/>
                 <w:szCs w:val="18"/>
               </w:rPr>
-              <w:t xml:space="preserve">4, 16, 19, 21–25; project design review in 33; Progress test 2 in 34; project presentations in 56–57</w:t>
+              <w:t xml:space="preserve">4, 16, 19, 22, 25, 27–31; project design review in 39; Progress test 2 in 40; project presentations in 56–57</w:t>
             </w:r>
           </w:p>
         </w:tc>
@@ -9986,7 +10018,7 @@
                 <w:sz w:val="18"/>
                 <w:szCs w:val="18"/>
               </w:rPr>
-              <w:t xml:space="preserve">4–8, 12, 14, 17; Progress test 1 in 20</w:t>
+              <w:t xml:space="preserve">4–8, 12, 14, 17; Progress test 1 in 26</w:t>
             </w:r>
           </w:p>
         </w:tc>
@@ -10046,7 +10078,7 @@
                 <w:sz w:val="18"/>
                 <w:szCs w:val="18"/>
               </w:rPr>
-              <w:t xml:space="preserve">C3, C4</w:t>
+              <w:t xml:space="preserve">C3, C4, C5</w:t>
             </w:r>
           </w:p>
         </w:tc>
@@ -10075,7 +10107,7 @@
                 <w:sz w:val="18"/>
                 <w:szCs w:val="18"/>
               </w:rPr>
-              <w:t xml:space="preserve">9–19 (Labs 1–2 in 13, 14, 19); Progress test 1 in 20</w:t>
+              <w:t xml:space="preserve">9–25 (Labs 1–3 in 13, 14, 19, 24, 25); Progress test 1 in 26; project presentations in 56–57</w:t>
             </w:r>
           </w:p>
         </w:tc>
@@ -10135,7 +10167,7 @@
                 <w:sz w:val="18"/>
                 <w:szCs w:val="18"/>
               </w:rPr>
-              <w:t xml:space="preserve">C6</w:t>
+              <w:t xml:space="preserve">C7</w:t>
             </w:r>
           </w:p>
         </w:tc>
@@ -10164,7 +10196,7 @@
                 <w:sz w:val="18"/>
                 <w:szCs w:val="18"/>
               </w:rPr>
-              <w:t xml:space="preserve">26–32; project design review in 33; Progress test 2 in 34; project presentations in 56–57</w:t>
+              <w:t xml:space="preserve">32–38; project design review in 39; Progress test 2 in 40; project presentations in 56–57</w:t>
             </w:r>
           </w:p>
         </w:tc>
@@ -10224,7 +10256,7 @@
                 <w:sz w:val="18"/>
                 <w:szCs w:val="18"/>
               </w:rPr>
-              <w:t xml:space="preserve">C7, C8</w:t>
+              <w:t xml:space="preserve">C8, C9</w:t>
             </w:r>
           </w:p>
         </w:tc>
@@ -10253,7 +10285,7 @@
                 <w:sz w:val="18"/>
                 <w:szCs w:val="18"/>
               </w:rPr>
-              <w:t xml:space="preserve">35–46 (Lab 4 in 40, 46); project in 55–57</w:t>
+              <w:t xml:space="preserve">41–48 (Lab 5 part 1 in 48); project in 55–57</w:t>
             </w:r>
           </w:p>
         </w:tc>
@@ -10313,7 +10345,7 @@
                 <w:sz w:val="18"/>
                 <w:szCs w:val="18"/>
               </w:rPr>
-              <w:t xml:space="preserve">C9, C10</w:t>
+              <w:t xml:space="preserve">C10</w:t>
             </w:r>
           </w:p>
         </w:tc>
@@ -10342,7 +10374,7 @@
                 <w:sz w:val="18"/>
                 <w:szCs w:val="18"/>
               </w:rPr>
-              <w:t xml:space="preserve">47–54 (Lab 5 in 53); project in 55–57</w:t>
+              <w:t xml:space="preserve">49–54 (Lab 5 part 2 in 53); project in 55–57</w:t>
             </w:r>
           </w:p>
         </w:tc>
@@ -10431,7 +10463,7 @@
                 <w:sz w:val="18"/>
                 <w:szCs w:val="18"/>
               </w:rPr>
-              <w:t xml:space="preserve">10 discussion sessions (3, 8, 12, 18, 24, 31, 39, 45, 52, 54); project in 7, 33, 55–57; Investigate part of every lab</w:t>
+              <w:t xml:space="preserve">10 discussion sessions (3, 8, 12, 18, 23, 30, 37, 44, 47, 54); project in 7, 39, 55–57; Investigate part of every lab</w:t>
             </w:r>
           </w:p>
         </w:tc>
@@ -10446,11 +10478,11 @@
       <w:pPr>
         <w:pStyle w:val="Heading2"/>
       </w:pPr>
-      <w:bookmarkStart w:name="_Toc15" w:id="15"/>
+      <w:bookmarkStart w:name="_Toc16" w:id="16"/>
       <w:r>
         <w:t xml:space="preserve">4.6 CLO – assessment matrix</w:t>
       </w:r>
-      <w:bookmarkEnd w:id="15"/>
+      <w:bookmarkEnd w:id="16"/>
     </w:p>
     <w:p>
       <w:pPr>
@@ -11320,6 +11352,13 @@
             <w:pPr>
               <w:spacing w:after="40"/>
             </w:pPr>
+            <w:r>
+              <w:rPr>
+                <w:sz w:val="18"/>
+                <w:szCs w:val="18"/>
+              </w:rPr>
+              <w:t xml:space="preserve">✓</w:t>
+            </w:r>
           </w:p>
         </w:tc>
         <w:tc>
@@ -12010,11 +12049,11 @@
       <w:pPr>
         <w:pStyle w:val="Heading2"/>
       </w:pPr>
-      <w:bookmarkStart w:name="_Toc16" w:id="16"/>
+      <w:bookmarkStart w:name="_Toc17" w:id="17"/>
       <w:r>
         <w:t xml:space="preserve">4.7 CLO – PLO mapping (BCS_AD, 13 PLOs)</w:t>
       </w:r>
-      <w:bookmarkEnd w:id="16"/>
+      <w:bookmarkEnd w:id="17"/>
     </w:p>
     <w:p>
       <w:pPr>
@@ -15098,11 +15137,11 @@
       <w:pPr>
         <w:pStyle w:val="Heading2"/>
       </w:pPr>
-      <w:bookmarkStart w:name="_Toc17" w:id="17"/>
+      <w:bookmarkStart w:name="_Toc18" w:id="18"/>
       <w:r>
         <w:t xml:space="preserve">4.8 Rationale for each link</w:t>
       </w:r>
-      <w:bookmarkEnd w:id="17"/>
+      <w:bookmarkEnd w:id="18"/>
     </w:p>
     <w:tbl>
       <w:tblPr>
@@ -15675,7 +15714,7 @@
                 <w:sz w:val="18"/>
                 <w:szCs w:val="18"/>
               </w:rPr>
-              <w:t xml:space="preserve">Lab 4, group project</w:t>
+              <w:t xml:space="preserve">Lab 5 (part 1), group project</w:t>
             </w:r>
           </w:p>
         </w:tc>
@@ -15957,11 +15996,11 @@
       <w:pPr>
         <w:pStyle w:val="Heading2"/>
       </w:pPr>
-      <w:bookmarkStart w:name="_Toc18" w:id="18"/>
+      <w:bookmarkStart w:name="_Toc19" w:id="19"/>
       <w:r>
         <w:t xml:space="preserve">4.9 PLOs not mapped, and why</w:t>
       </w:r>
-      <w:bookmarkEnd w:id="18"/>
+      <w:bookmarkEnd w:id="19"/>
     </w:p>
     <w:tbl>
       <w:tblPr>
@@ -16363,11 +16402,11 @@
       <w:pPr>
         <w:pStyle w:val="Heading1"/>
       </w:pPr>
-      <w:bookmarkStart w:name="_Toc19" w:id="19"/>
+      <w:bookmarkStart w:name="_Toc20" w:id="20"/>
       <w:r>
         <w:t xml:space="preserve">5. Proposed assessment structure</w:t>
       </w:r>
-      <w:bookmarkEnd w:id="19"/>
+      <w:bookmarkEnd w:id="20"/>
     </w:p>
     <w:p>
       <w:pPr>
@@ -16704,7 +16743,7 @@
                 <w:sz w:val="18"/>
                 <w:szCs w:val="18"/>
               </w:rPr>
-              <w:t xml:space="preserve">5 labs (6%): SQL exercises and Investigate mini-reports; 10 short CQ answers (4%)</w:t>
+              <w:t xml:space="preserve">5 labs (6%): SQL and T-SQL exercises and Investigate mini-reports; 10 short CQ answers (4%)</w:t>
             </w:r>
           </w:p>
         </w:tc>
@@ -16854,7 +16893,7 @@
                 <w:sz w:val="18"/>
                 <w:szCs w:val="18"/>
               </w:rPr>
-              <w:t xml:space="preserve">30': 20 MCQ + 2 written reasoning items (Chapters 1–4)</w:t>
+              <w:t xml:space="preserve">30': 20 MCQ + 2 written reasoning items (Chapters 1–5)</w:t>
             </w:r>
           </w:p>
         </w:tc>
@@ -17004,7 +17043,7 @@
                 <w:sz w:val="18"/>
                 <w:szCs w:val="18"/>
               </w:rPr>
-              <w:t xml:space="preserve">30': 20 MCQ + 2 written reasoning items (Chapters 5–6)</w:t>
+              <w:t xml:space="preserve">30': 20 MCQ + 2 written reasoning items (Chapters 6–7)</w:t>
             </w:r>
           </w:p>
         </w:tc>
@@ -17183,7 +17222,7 @@
                 <w:sz w:val="18"/>
                 <w:szCs w:val="18"/>
               </w:rPr>
-              <w:t xml:space="preserve">CLO2, CLO3, CLO5–CLO8</w:t>
+              <w:t xml:space="preserve">CLO2–CLO8</w:t>
             </w:r>
           </w:p>
         </w:tc>
@@ -17656,11 +17695,11 @@
       <w:pPr>
         <w:pStyle w:val="Heading2"/>
       </w:pPr>
-      <w:bookmarkStart w:name="_Toc20" w:id="20"/>
+      <w:bookmarkStart w:name="_Toc21" w:id="21"/>
       <w:r>
         <w:t xml:space="preserve">5.1 Rationale</w:t>
       </w:r>
-      <w:bookmarkEnd w:id="20"/>
+      <w:bookmarkEnd w:id="21"/>
     </w:p>
     <w:p>
       <w:pPr>
@@ -17719,7 +17758,7 @@
         <w:t xml:space="preserve">One group project instead of two assignments</w:t>
       </w:r>
       <w:r>
-        <w:t xml:space="preserve"> lowers the workload and lets each team carry one database from design (E-R model, normalization) to experiments (indexes, plans, isolation levels).</w:t>
+        <w:t xml:space="preserve"> lowers the workload and lets each team carry one database from design (E-R model, normalization) through T-SQL business rules to experiments (triggers versus constraints, indexes, plans, isolation levels).</w:t>
       </w:r>
     </w:p>
     <w:p>
@@ -17739,7 +17778,7 @@
         <w:t xml:space="preserve">No practical exam:</w:t>
       </w:r>
       <w:r>
-        <w:t xml:space="preserve"> SQL is practised in Labs 1–2 and used in Labs 3–5 and in the project, and it is assessed in Progress test 1.</w:t>
+        <w:t xml:space="preserve"> SQL is practised in Labs 1–2, T-SQL programming in Lab 3, and both are used in Labs 4–5 and in the project; they are assessed in Progress test 1.</w:t>
       </w:r>
     </w:p>
     <w:p>
@@ -17751,21 +17790,21 @@
       <w:pPr>
         <w:pStyle w:val="Heading1"/>
       </w:pPr>
-      <w:bookmarkStart w:name="_Toc21" w:id="21"/>
+      <w:bookmarkStart w:name="_Toc22" w:id="22"/>
       <w:r>
         <w:t xml:space="preserve">6. Research-oriented learning activities</w:t>
       </w:r>
-      <w:bookmarkEnd w:id="21"/>
+      <w:bookmarkEnd w:id="22"/>
     </w:p>
     <w:p>
       <w:pPr>
         <w:pStyle w:val="Heading2"/>
       </w:pPr>
-      <w:bookmarkStart w:name="_Toc22" w:id="22"/>
+      <w:bookmarkStart w:name="_Toc23" w:id="23"/>
       <w:r>
         <w:t xml:space="preserve">6.1 Labs with an Investigate part</w:t>
       </w:r>
-      <w:bookmarkEnd w:id="22"/>
+      <w:bookmarkEnd w:id="23"/>
     </w:p>
     <w:p>
       <w:pPr>
@@ -17782,7 +17821,7 @@
         <w:t xml:space="preserve">5 labs</w:t>
       </w:r>
       <w:r>
-        <w:t xml:space="preserve"> (7 lab sessions), all in SQL Server. Relational algebra and FD theory are practised in guided exercise sessions on paper. Each lab ends with an </w:t>
+        <w:t xml:space="preserve"> (8 lab sessions), all in SQL Server. Relational algebra and FD theory are practised in guided exercise sessions on paper. Each lab ends with an </w:t>
       </w:r>
       <w:r>
         <w:rPr>
@@ -18028,7 +18067,7 @@
                 <w:sz w:val="18"/>
                 <w:szCs w:val="18"/>
               </w:rPr>
-              <w:t xml:space="preserve">Lab 3 – E-R design (25)</w:t>
+              <w:t xml:space="preserve">Lab 3 – T-SQL programming (24–25)</w:t>
             </w:r>
           </w:p>
         </w:tc>
@@ -18057,7 +18096,7 @@
                 <w:sz w:val="18"/>
                 <w:szCs w:val="18"/>
               </w:rPr>
-              <w:t xml:space="preserve">Model a case study, reduce it to relations and implement it in SQL Server; justify one design alternative</w:t>
+              <w:t xml:space="preserve">Functions and stored procedures with error handling; triggers for business rules and audit logs; solve one task with a cursor and with set-based SQL and measure the difference as the data grows</w:t>
             </w:r>
           </w:p>
         </w:tc>
@@ -18088,7 +18127,7 @@
                 <w:sz w:val="18"/>
                 <w:szCs w:val="18"/>
               </w:rPr>
-              <w:t xml:space="preserve">Lab 4 – Indexing and query plans (40, 46)</w:t>
+              <w:t xml:space="preserve">Lab 4 – E-R design (31)</w:t>
             </w:r>
           </w:p>
         </w:tc>
@@ -18117,7 +18156,7 @@
                 <w:sz w:val="18"/>
                 <w:szCs w:val="18"/>
               </w:rPr>
-              <w:t xml:space="preserve">Measure logical reads with and without indexes on a 500,000-row table; find the selectivity at which an index stops paying off; compare join algorithms in execution plans</w:t>
+              <w:t xml:space="preserve">Model a case study, reduce it to relations and implement it in SQL Server; justify one design alternative</w:t>
             </w:r>
           </w:p>
         </w:tc>
@@ -18148,7 +18187,7 @@
                 <w:sz w:val="18"/>
                 <w:szCs w:val="18"/>
               </w:rPr>
-              <w:t xml:space="preserve">Lab 5 – Concurrency (53)</w:t>
+              <w:t xml:space="preserve">Lab 5 – Indexing, query plans and concurrency (48, 53)</w:t>
             </w:r>
           </w:p>
         </w:tc>
@@ -18177,7 +18216,7 @@
                 <w:sz w:val="18"/>
                 <w:szCs w:val="18"/>
               </w:rPr>
-              <w:t xml:space="preserve">Reproduce dirty reads, phantoms and deadlocks with two sessions; draw the precedence graph of each observed schedule</w:t>
+              <w:t xml:space="preserve">Part 1: measure logical reads with and without indexes on a large table; find the selectivity at which an index stops paying off; compare join algorithms in execution plans. Part 2: reproduce dirty reads, phantoms and deadlocks with two sessions; draw the precedence graph of each observed schedule</w:t>
             </w:r>
           </w:p>
         </w:tc>
@@ -18192,11 +18231,11 @@
       <w:pPr>
         <w:pStyle w:val="Heading2"/>
       </w:pPr>
-      <w:bookmarkStart w:name="_Toc23" w:id="23"/>
+      <w:bookmarkStart w:name="_Toc24" w:id="24"/>
       <w:r>
         <w:t xml:space="preserve">6.2 Assignment – group project (teams of 3–4)</w:t>
       </w:r>
-      <w:bookmarkEnd w:id="23"/>
+      <w:bookmarkEnd w:id="24"/>
     </w:p>
     <w:p>
       <w:pPr>
@@ -18240,10 +18279,10 @@
           <w:b/>
           <w:bCs/>
         </w:rPr>
-        <w:t xml:space="preserve">Session 33 – milestone 1, design review:</w:t>
+        <w:t xml:space="preserve">Session 39 – milestone 1, design review:</w:t>
       </w:r>
       <w:r>
-        <w:t xml:space="preserve"> E-R model with justified alternatives, normalized relational schema with constraints, SQL queries with correctness arguments, and the team's research questions.</w:t>
+        <w:t xml:space="preserve"> E-R model with justified alternatives, normalized relational schema with constraints, SQL queries with correctness arguments, T-SQL procedures and triggers for the business rules, and the team's research questions.</w:t>
       </w:r>
     </w:p>
     <w:p>
@@ -18263,7 +18302,7 @@
         <w:t xml:space="preserve">Session 55 – milestone 2, progress meeting:</w:t>
       </w:r>
       <w:r>
-        <w:t xml:space="preserve"> method and preliminary results, e.g. "When does a non-clustered index stop paying off on our data?" or "Which anomalies appear in our workload at each isolation level?"</w:t>
+        <w:t xml:space="preserve"> method and preliminary results, e.g. "When does a non-clustered index stop paying off on our data?", "How much does a trigger slow down inserts compared with a CHECK constraint?" or "Which anomalies appear in our workload at each isolation level?"</w:t>
       </w:r>
     </w:p>
     <w:p>
@@ -18298,11 +18337,11 @@
       <w:pPr>
         <w:pStyle w:val="Heading2"/>
       </w:pPr>
-      <w:bookmarkStart w:name="_Toc24" w:id="24"/>
+      <w:bookmarkStart w:name="_Toc25" w:id="25"/>
       <w:r>
         <w:t xml:space="preserve">6.4 Constructivist questions</w:t>
       </w:r>
-      <w:bookmarkEnd w:id="24"/>
+      <w:bookmarkEnd w:id="25"/>
     </w:p>
     <w:p>
       <w:pPr>
@@ -18358,18 +18397,18 @@
         <w:spacing w:after="60"/>
       </w:pPr>
       <w:r>
-        <w:t xml:space="preserve">"Snapshot isolation prevents dirty reads, non-repeatable reads and phantoms. Why is it still not serializable?"</w:t>
+        <w:t xml:space="preserve">"A trigger can fire another trigger, or itself. How could you argue that a given set of triggers always terminates?"</w:t>
       </w:r>
     </w:p>
     <w:p>
       <w:pPr>
         <w:pStyle w:val="Heading1"/>
       </w:pPr>
-      <w:bookmarkStart w:name="_Toc25" w:id="25"/>
+      <w:bookmarkStart w:name="_Toc26" w:id="26"/>
       <w:r>
         <w:t xml:space="preserve">7. Alignment with the official course description</w:t>
       </w:r>
-      <w:bookmarkEnd w:id="25"/>
+      <w:bookmarkEnd w:id="26"/>
     </w:p>
     <w:p>
       <w:pPr>
@@ -18555,7 +18594,7 @@
                 <w:sz w:val="18"/>
                 <w:szCs w:val="18"/>
               </w:rPr>
-              <w:t xml:space="preserve">C5 (DSC 6)</w:t>
+              <w:t xml:space="preserve">C6 (DSC 6)</w:t>
             </w:r>
           </w:p>
         </w:tc>
@@ -18584,7 +18623,7 @@
                 <w:sz w:val="18"/>
                 <w:szCs w:val="18"/>
               </w:rPr>
-              <w:t xml:space="preserve">21–25</w:t>
+              <w:t xml:space="preserve">27–31</w:t>
             </w:r>
           </w:p>
         </w:tc>
@@ -18822,7 +18861,7 @@
                 <w:sz w:val="18"/>
                 <w:szCs w:val="18"/>
               </w:rPr>
-              <w:t xml:space="preserve">C3, C4 (DSC 3, 4, §5.1, §5.4)</w:t>
+              <w:t xml:space="preserve">C3, C4, C5 (DSC 3, 4, 5)</w:t>
             </w:r>
           </w:p>
         </w:tc>
@@ -18851,7 +18890,7 @@
                 <w:sz w:val="18"/>
                 <w:szCs w:val="18"/>
               </w:rPr>
-              <w:t xml:space="preserve">9–19</w:t>
+              <w:t xml:space="preserve">9–25</w:t>
             </w:r>
           </w:p>
         </w:tc>
@@ -18911,7 +18950,7 @@
                 <w:sz w:val="18"/>
                 <w:szCs w:val="18"/>
               </w:rPr>
-              <w:t xml:space="preserve">C6 (DSC 7)</w:t>
+              <w:t xml:space="preserve">C7 (DSC 7)</w:t>
             </w:r>
           </w:p>
         </w:tc>
@@ -18940,7 +18979,7 @@
                 <w:sz w:val="18"/>
                 <w:szCs w:val="18"/>
               </w:rPr>
-              <w:t xml:space="preserve">26–32</w:t>
+              <w:t xml:space="preserve">32–38</w:t>
             </w:r>
           </w:p>
         </w:tc>
@@ -19000,7 +19039,7 @@
                 <w:sz w:val="18"/>
                 <w:szCs w:val="18"/>
               </w:rPr>
-              <w:t xml:space="preserve">C7 (DSC 13–14)</w:t>
+              <w:t xml:space="preserve">C8 (DSC 13–14)</w:t>
             </w:r>
           </w:p>
         </w:tc>
@@ -19029,7 +19068,7 @@
                 <w:sz w:val="18"/>
                 <w:szCs w:val="18"/>
               </w:rPr>
-              <w:t xml:space="preserve">35–40</w:t>
+              <w:t xml:space="preserve">41–44, 48</w:t>
             </w:r>
           </w:p>
         </w:tc>
@@ -19089,7 +19128,7 @@
                 <w:sz w:val="18"/>
                 <w:szCs w:val="18"/>
               </w:rPr>
-              <w:t xml:space="preserve">C8 (DSC 15–16)</w:t>
+              <w:t xml:space="preserve">C9 (DSC 15–16)</w:t>
             </w:r>
           </w:p>
         </w:tc>
@@ -19118,7 +19157,7 @@
                 <w:sz w:val="18"/>
                 <w:szCs w:val="18"/>
               </w:rPr>
-              <w:t xml:space="preserve">41–46</w:t>
+              <w:t xml:space="preserve">45–48</w:t>
             </w:r>
           </w:p>
         </w:tc>
@@ -19178,7 +19217,7 @@
                 <w:sz w:val="18"/>
                 <w:szCs w:val="18"/>
               </w:rPr>
-              <w:t xml:space="preserve">C9, C10 (DSC 17–19)</w:t>
+              <w:t xml:space="preserve">C10 (DSC 17–19)</w:t>
             </w:r>
           </w:p>
         </w:tc>
@@ -19207,7 +19246,7 @@
                 <w:sz w:val="18"/>
                 <w:szCs w:val="18"/>
               </w:rPr>
-              <w:t xml:space="preserve">47–54</w:t>
+              <w:t xml:space="preserve">49–54</w:t>
             </w:r>
           </w:p>
         </w:tc>
@@ -19267,7 +19306,7 @@
                 <w:sz w:val="18"/>
                 <w:szCs w:val="18"/>
               </w:rPr>
-              <w:t xml:space="preserve">C5, C6 (CLO2, CLO5)</w:t>
+              <w:t xml:space="preserve">C6, C7 (CLO2, CLO5)</w:t>
             </w:r>
           </w:p>
         </w:tc>
@@ -19356,7 +19395,7 @@
                 <w:sz w:val="18"/>
                 <w:szCs w:val="18"/>
               </w:rPr>
-              <w:t xml:space="preserve">C3, C4 (CLO4)</w:t>
+              <w:t xml:space="preserve">C3, C4, C5 (CLO4)</w:t>
             </w:r>
           </w:p>
         </w:tc>
@@ -19445,7 +19484,7 @@
                 <w:sz w:val="18"/>
                 <w:szCs w:val="18"/>
               </w:rPr>
-              <w:t xml:space="preserve">C7–C10 (CLO6, CLO7)</w:t>
+              <w:t xml:space="preserve">C8–C10 (CLO6, CLO7)</w:t>
             </w:r>
           </w:p>
         </w:tc>
@@ -19489,11 +19528,11 @@
       <w:pPr>
         <w:pStyle w:val="Heading1"/>
       </w:pPr>
-      <w:bookmarkStart w:name="_Toc26" w:id="26"/>
+      <w:bookmarkStart w:name="_Toc27" w:id="27"/>
       <w:r>
         <w:t xml:space="preserve">8. Feasibility for first-semester students</w:t>
       </w:r>
-      <w:bookmarkEnd w:id="26"/>
+      <w:bookmarkEnd w:id="27"/>
     </w:p>
     <w:p>
       <w:pPr>
@@ -19715,7 +19754,7 @@
                 <w:sz w:val="18"/>
                 <w:szCs w:val="18"/>
               </w:rPr>
-              <w:t xml:space="preserve">Programming in Python is not required: labs use SQL only, and Python is optional self-study.</w:t>
+              <w:t xml:space="preserve">Programming in Python is not required: labs use SQL and T-SQL only, and Python is optional self-study. T-SQL control flow (IF, WHILE, variables) comes after PFP191 has introduced the same ideas in Python.</w:t>
             </w:r>
           </w:p>
         </w:tc>
@@ -19895,7 +19934,67 @@
                 <w:sz w:val="18"/>
                 <w:szCs w:val="18"/>
               </w:rPr>
-              <w:t xml:space="preserve">SQL is practised in Labs 1–2, used in Labs 3–5 and in the project, and assessed in Progress test 1 and the final exam.</w:t>
+              <w:t xml:space="preserve">SQL is practised in Labs 1–2 and T-SQL programming in Lab 3; both are used in Labs 4–5 and in the project, and assessed in Progress test 1 and the final exam.</w:t>
+            </w:r>
+          </w:p>
+        </w:tc>
+      </w:tr>
+      <w:tr>
+        <w:tc>
+          <w:tcPr>
+            <w:tcW w:type="dxa" w:w="2800"/>
+            <w:tcBorders>
+              <w:top w:val="single" w:color="A6A6A6" w:sz="4"/>
+              <w:left w:val="single" w:color="A6A6A6" w:sz="4"/>
+              <w:bottom w:val="single" w:color="A6A6A6" w:sz="4"/>
+              <w:right w:val="single" w:color="A6A6A6" w:sz="4"/>
+            </w:tcBorders>
+            <w:tcMar>
+              <w:top w:type="dxa" w:w="60"/>
+              <w:left w:type="dxa" w:w="100"/>
+              <w:bottom w:type="dxa" w:w="60"/>
+              <w:right w:type="dxa" w:w="100"/>
+            </w:tcMar>
+          </w:tcPr>
+          <w:p>
+            <w:pPr>
+              <w:spacing w:after="40"/>
+            </w:pPr>
+            <w:r>
+              <w:rPr>
+                <w:sz w:val="18"/>
+                <w:szCs w:val="18"/>
+              </w:rPr>
+              <w:t xml:space="preserve">System internals without a data-structures background</w:t>
+            </w:r>
+          </w:p>
+        </w:tc>
+        <w:tc>
+          <w:tcPr>
+            <w:tcW w:type="dxa" w:w="6226"/>
+            <w:tcBorders>
+              <w:top w:val="single" w:color="A6A6A6" w:sz="4"/>
+              <w:left w:val="single" w:color="A6A6A6" w:sz="4"/>
+              <w:bottom w:val="single" w:color="A6A6A6" w:sz="4"/>
+              <w:right w:val="single" w:color="A6A6A6" w:sz="4"/>
+            </w:tcBorders>
+            <w:tcMar>
+              <w:top w:type="dxa" w:w="60"/>
+              <w:left w:type="dxa" w:w="100"/>
+              <w:bottom w:type="dxa" w:w="60"/>
+              <w:right w:type="dxa" w:w="100"/>
+            </w:tcMar>
+          </w:tcPr>
+          <w:p>
+            <w:pPr>
+              <w:spacing w:after="40"/>
+            </w:pPr>
+            <w:r>
+              <w:rPr>
+                <w:sz w:val="18"/>
+                <w:szCs w:val="18"/>
+              </w:rPr>
+              <w:t xml:space="preserve">B+-trees, join algorithms and transactions are taught at the level of main ideas and cost formulas; B+-tree deletion, multiple-key access and dynamic programming for join order are self-study (optional where noted), to be revisited after CSD203.</w:t>
             </w:r>
           </w:p>
         </w:tc>
@@ -19905,11 +20004,11 @@
       <w:pPr>
         <w:pStyle w:val="Heading1"/>
       </w:pPr>
-      <w:bookmarkStart w:name="_Toc27" w:id="27"/>
+      <w:bookmarkStart w:name="_Toc28" w:id="28"/>
       <w:r>
         <w:t xml:space="preserve">9. Anticipated questions from the council</w:t>
       </w:r>
-      <w:bookmarkEnd w:id="27"/>
+      <w:bookmarkEnd w:id="28"/>
     </w:p>
     <w:p>
       <w:pPr>
@@ -19963,7 +20062,7 @@
           <w:bCs/>
           <w:color w:val="1F4E79"/>
         </w:rPr>
-        <w:t xml:space="preserve">Q: Why are stored procedures and triggers optional?</w:t>
+        <w:t xml:space="preserve">Q: Why does a CS course include T-SQL programming?</w:t>
       </w:r>
     </w:p>
     <w:p>
@@ -19971,7 +20070,7 @@
         <w:spacing w:after="120"/>
       </w:pPr>
       <w:r>
-        <w:t xml:space="preserve">A: They are not in the official course description and are application-oriented. They remain available as an appendix for the project.</w:t>
+        <w:t xml:space="preserve">A: Functions, stored procedures, triggers and cursors are skills that later courses, internships and the group project rely on. They are taught with a CS angle (declarative versus procedural enforcement, termination of triggers, set-based versus row-by-row cost), and the time comes from trimming internals topics that need CSD203 background.</w:t>
       </w:r>
     </w:p>
     <w:p>
@@ -20055,7 +20154,7 @@
         <w:spacing w:after="120"/>
       </w:pPr>
       <w:r>
-        <w:t xml:space="preserve">A: They form one design process, from requirements to a relational schema, and they are assessed together in Lab 3, the project design review and Progress test 2.</w:t>
+        <w:t xml:space="preserve">A: They form one design process, from requirements to a relational schema, and they are assessed together in Lab 4, the project design review and Progress test 2.</w:t>
       </w:r>
     </w:p>
     <w:p>
@@ -20146,11 +20245,11 @@
       <w:pPr>
         <w:pStyle w:val="Heading1"/>
       </w:pPr>
-      <w:bookmarkStart w:name="_Toc28" w:id="28"/>
+      <w:bookmarkStart w:name="_Toc29" w:id="29"/>
       <w:r>
         <w:t xml:space="preserve">10. Items requiring a decision</w:t>
       </w:r>
-      <w:bookmarkEnd w:id="28"/>
+      <w:bookmarkEnd w:id="29"/>
     </w:p>
     <w:p>
       <w:pPr>

--- a/docs/IDB201_Academic_Emphasis_Brief.docx
+++ b/docs/IDB201_Academic_Emphasis_Brief.docx
@@ -953,7 +953,7 @@
         <w:t xml:space="preserve">Research practice</w:t>
       </w:r>
       <w:r>
-        <w:t xml:space="preserve">: for every chapter, students answer one constructivist (why / what-if) question in writing, labs include an Investigate part (hypothesis → experiment → evidence), and one group project runs through the whole course: teams design a database and answer research questions about it in an academic report.</w:t>
+        <w:t xml:space="preserve">: for every chapter that extends the knowledge base (all except the T-SQL skills chapter), students answer one constructivist (why / what-if) question in writing, labs include an Investigate part (hypothesis → experiment → evidence), and one group project runs through the whole course: teams design a database and answer research questions about it in an academic report.</w:t>
       </w:r>
     </w:p>
     <w:p>
@@ -1367,7 +1367,7 @@
                 <w:szCs w:val="18"/>
                 <w:shd w:fill="FFE699" w:color="auto" w:val="clear"/>
               </w:rPr>
-              <w:t xml:space="preserve">30 questions (3 per chapter)</w:t>
+              <w:t xml:space="preserve">27 questions (3 per chapter, 9 chapters; none for the T-SQL skills chapter C5)</w:t>
             </w:r>
             <w:r>
               <w:rPr>
@@ -4173,7 +4173,7 @@
                 <w:sz w:val="18"/>
                 <w:szCs w:val="18"/>
               </w:rPr>
-              <w:t xml:space="preserve">Session 23</w:t>
+              <w:t xml:space="preserve">— (skills chapter; no CQs)</w:t>
             </w:r>
           </w:p>
         </w:tc>
@@ -10463,7 +10463,7 @@
                 <w:sz w:val="18"/>
                 <w:szCs w:val="18"/>
               </w:rPr>
-              <w:t xml:space="preserve">10 discussion sessions (3, 8, 12, 18, 23, 30, 37, 44, 47, 54); project in 7, 39, 55–57; Investigate part of every lab</w:t>
+              <w:t xml:space="preserve">9 discussion sessions (3, 8, 12, 18, 30, 37, 44, 47, 54); project in 7, 39, 55–57; Investigate part of every lab</w:t>
             </w:r>
           </w:p>
         </w:tc>
@@ -16743,7 +16743,7 @@
                 <w:sz w:val="18"/>
                 <w:szCs w:val="18"/>
               </w:rPr>
-              <w:t xml:space="preserve">5 labs (6%): SQL and T-SQL exercises and Investigate mini-reports; 10 short CQ answers (4%)</w:t>
+              <w:t xml:space="preserve">5 labs (6%): SQL and T-SQL exercises and Investigate mini-reports; 9 short CQ answers (4%)</w:t>
             </w:r>
           </w:p>
         </w:tc>
@@ -18355,10 +18355,10 @@
           <w:b/>
           <w:bCs/>
         </w:rPr>
-        <w:t xml:space="preserve">30 constructivist questions</w:t>
+        <w:t xml:space="preserve">27 constructivist questions</w:t>
       </w:r>
       <w:r>
-        <w:t xml:space="preserve">, three for each of 10 key sessions, one per chapter. They are open *why* and *what if* questions. Students answer one per chapter (§3.1). Examples:</w:t>
+        <w:t xml:space="preserve">, three for each of 9 key sessions, one per chapter. The T-SQL chapter (C5) has none: it is a skills chapter, and the questions are kept for the chapters that extend the conceptual knowledge. They are open *why* and *what if* questions. Students answer one per chapter (§3.1). Examples:</w:t>
       </w:r>
     </w:p>
     <w:p>
@@ -18397,7 +18397,7 @@
         <w:spacing w:after="60"/>
       </w:pPr>
       <w:r>
-        <w:t xml:space="preserve">"A trigger can fire another trigger, or itself. How could you argue that a given set of triggers always terminates?"</w:t>
+        <w:t xml:space="preserve">"Why does two-phase locking guarantee serializability? Explain the idea of the lock point."</w:t>
       </w:r>
     </w:p>
     <w:p>

--- a/docs/IDB201_Academic_Emphasis_Brief.docx
+++ b/docs/IDB201_Academic_Emphasis_Brief.docx
@@ -890,7 +890,7 @@
         <w:t xml:space="preserve">Proofs and algorithms</w:t>
       </w:r>
       <w:r>
-        <w:t xml:space="preserve">: students prove core results (Armstrong's axioms, the lossless-join test, correctness of two-phase locking) and trace the algorithms step by step on paper; Python implementations are optional self-study for students who take PFP191.</w:t>
+        <w:t xml:space="preserve">: students prove core results (Armstrong's axioms, the lossless-join test), explain why two-phase locking guarantees serializability, and trace the algorithms step by step on paper; Python implementations are optional self-study for students who take PFP191.</w:t>
       </w:r>
     </w:p>
     <w:p>
@@ -15596,7 +15596,7 @@
                 <w:sz w:val="18"/>
                 <w:szCs w:val="18"/>
               </w:rPr>
-              <w:t xml:space="preserve">Proficient use of SQL and of a DBMS (CLO4); FD algorithms applied to normalize a real design (CLO5).</w:t>
+              <w:t xml:space="preserve">Proficient use of SQL, T-SQL programming and a DBMS (CLO4); FD algorithms applied to normalize a real design (CLO5).</w:t>
             </w:r>
           </w:p>
         </w:tc>
@@ -20238,7 +20238,7 @@
         <w:spacing w:after="120"/>
       </w:pPr>
       <w:r>
-        <w:t xml:space="preserve">A: Yes. Reading is at most about 15 textbook pages per session, each constructivist-question answer is short (one per chapter), and abstract topics are self-study with worksheets.</w:t>
+        <w:t xml:space="preserve">A: Yes. Reading is about 15 textbook pages per session on average (at most about 25), each constructivist-question answer is short (one per chapter), and abstract topics are self-study with worksheets.</w:t>
       </w:r>
     </w:p>
     <w:p>
